--- a/Documents/backlog.docx
+++ b/Documents/backlog.docx
@@ -6,23 +6,57 @@
       <w:pPr>
         <w:pStyle w:val="Titre"/>
         <w:jc w:val="center"/>
+        <w:rPr>
+          <w:color w:val="EE0000"/>
+          <w:u w:val="thick"/>
+        </w:rPr>
       </w:pPr>
       <w:proofErr w:type="spellStart"/>
       <w:r>
+        <w:rPr>
+          <w:color w:val="EE0000"/>
+          <w:u w:val="thick"/>
+        </w:rPr>
         <w:t>Backlog</w:t>
       </w:r>
       <w:proofErr w:type="spellEnd"/>
       <w:r>
-        <w:t xml:space="preserve"> Projet </w:t>
+        <w:rPr>
+          <w:color w:val="EE0000"/>
+          <w:u w:val="thick"/>
+        </w:rPr>
+        <w:t xml:space="preserve"> : </w:t>
+      </w:r>
+      <w:r>
+        <w:rPr>
+          <w:color w:val="EE0000"/>
+          <w:u w:val="thick"/>
+        </w:rPr>
+        <w:t>Projet P</w:t>
       </w:r>
       <w:proofErr w:type="spellStart"/>
       <w:r>
-        <w:t>Portrait Robot</w:t>
+        <w:rPr>
+          <w:color w:val="EE0000"/>
+          <w:u w:val="thick"/>
+        </w:rPr>
+        <w:t>ortrait Robot</w:t>
       </w:r>
       <w:proofErr w:type="spellEnd"/>
     </w:p>
     <w:sdt>
       <w:sdtPr>
+        <w:rPr>
+          <w:rFonts w:asciiTheme="minorHAnsi" w:eastAsiaTheme="minorHAnsi" w:hAnsiTheme="minorHAnsi" w:cstheme="minorBidi"/>
+          <w:b w:val="0"/>
+          <w:bCs w:val="0"/>
+          <w:color w:val="auto"/>
+          <w:kern w:val="2"/>
+          <w:sz w:val="24"/>
+          <w:szCs w:val="24"/>
+          <w:lang w:eastAsia="en-US"/>
+          <w14:ligatures w14:val="standardContextual"/>
+        </w:rPr>
         <w:id w:val="-2076422840"/>
         <w:docPartObj>
           <w:docPartGallery w:val="Table of Contents"/>
@@ -31,22 +65,28 @@
       </w:sdtPr>
       <w:sdtEndPr>
         <w:rPr>
-          <w:rFonts w:asciiTheme="minorHAnsi" w:eastAsiaTheme="minorHAnsi" w:hAnsiTheme="minorHAnsi" w:cstheme="minorBidi"/>
           <w:noProof/>
-          <w:color w:val="auto"/>
-          <w:kern w:val="2"/>
-          <w:sz w:val="24"/>
-          <w:szCs w:val="24"/>
-          <w:lang w:eastAsia="en-US"/>
-          <w14:ligatures w14:val="standardContextual"/>
         </w:rPr>
       </w:sdtEndPr>
       <w:sdtContent>
         <w:p>
           <w:pPr>
             <w:pStyle w:val="En-ttedetabledesmatires"/>
+            <w:numPr>
+              <w:ilvl w:val="0"/>
+              <w:numId w:val="0"/>
+            </w:numPr>
+            <w:jc w:val="both"/>
+            <w:rPr>
+              <w:sz w:val="22"/>
+              <w:szCs w:val="22"/>
+            </w:rPr>
           </w:pPr>
           <w:r>
+            <w:rPr>
+              <w:sz w:val="22"/>
+              <w:szCs w:val="22"/>
+            </w:rPr>
             <w:t>Table des matières</w:t>
           </w:r>
         </w:p>
@@ -54,6 +94,7 @@
           <w:pPr>
             <w:pStyle w:val="TM1"/>
             <w:tabs>
+              <w:tab w:val="left" w:pos="480"/>
               <w:tab w:val="right" w:leader="dot" w:pos="9062"/>
             </w:tabs>
             <w:rPr>
@@ -63,6 +104,8 @@
               <w:i w:val="0"/>
               <w:iCs w:val="0"/>
               <w:noProof/>
+              <w:sz w:val="22"/>
+              <w:szCs w:val="22"/>
               <w:lang w:eastAsia="fr-FR"/>
             </w:rPr>
           </w:pPr>
@@ -70,24 +113,57 @@
             <w:rPr>
               <w:b w:val="0"/>
               <w:bCs w:val="0"/>
+              <w:sz w:val="22"/>
+              <w:szCs w:val="22"/>
             </w:rPr>
             <w:fldChar w:fldCharType="begin"/>
           </w:r>
           <w:r>
+            <w:rPr>
+              <w:sz w:val="22"/>
+              <w:szCs w:val="22"/>
+            </w:rPr>
             <w:instrText>TOC \o "1-3" \h \z \u</w:instrText>
           </w:r>
           <w:r>
             <w:rPr>
               <w:b w:val="0"/>
               <w:bCs w:val="0"/>
+              <w:sz w:val="22"/>
+              <w:szCs w:val="22"/>
             </w:rPr>
             <w:fldChar w:fldCharType="separate"/>
           </w:r>
-          <w:hyperlink w:anchor="_Toc227171199" w:history="1">
+          <w:hyperlink w:anchor="_Toc227403483" w:history="1">
             <w:r>
               <w:rPr>
                 <w:rStyle w:val="Lienhypertexte"/>
                 <w:noProof/>
+                <w:sz w:val="22"/>
+                <w:szCs w:val="22"/>
+              </w:rPr>
+              <w:t>I.</w:t>
+            </w:r>
+            <w:r>
+              <w:rPr>
+                <w:rFonts w:eastAsiaTheme="minorEastAsia"/>
+                <w:b w:val="0"/>
+                <w:bCs w:val="0"/>
+                <w:i w:val="0"/>
+                <w:iCs w:val="0"/>
+                <w:noProof/>
+                <w:sz w:val="22"/>
+                <w:szCs w:val="22"/>
+                <w:lang w:eastAsia="fr-FR"/>
+              </w:rPr>
+              <w:tab/>
+            </w:r>
+            <w:r>
+              <w:rPr>
+                <w:rStyle w:val="Lienhypertexte"/>
+                <w:noProof/>
+                <w:sz w:val="22"/>
+                <w:szCs w:val="22"/>
               </w:rPr>
               <w:t>Objectif principal</w:t>
             </w:r>
@@ -95,6 +171,8 @@
               <w:rPr>
                 <w:noProof/>
                 <w:webHidden/>
+                <w:sz w:val="22"/>
+                <w:szCs w:val="22"/>
               </w:rPr>
               <w:tab/>
             </w:r>
@@ -102,6 +180,8 @@
               <w:rPr>
                 <w:noProof/>
                 <w:webHidden/>
+                <w:sz w:val="22"/>
+                <w:szCs w:val="22"/>
               </w:rPr>
               <w:fldChar w:fldCharType="begin"/>
             </w:r>
@@ -109,19 +189,25 @@
               <w:rPr>
                 <w:noProof/>
                 <w:webHidden/>
-              </w:rPr>
-              <w:instrText xml:space="preserve"> PAGEREF _Toc227171199 \h </w:instrText>
-            </w:r>
-            <w:r>
-              <w:rPr>
-                <w:noProof/>
-                <w:webHidden/>
-              </w:rPr>
-            </w:r>
-            <w:r>
-              <w:rPr>
-                <w:noProof/>
-                <w:webHidden/>
+                <w:sz w:val="22"/>
+                <w:szCs w:val="22"/>
+              </w:rPr>
+              <w:instrText xml:space="preserve"> PAGEREF _Toc227403483 \h </w:instrText>
+            </w:r>
+            <w:r>
+              <w:rPr>
+                <w:noProof/>
+                <w:webHidden/>
+                <w:sz w:val="22"/>
+                <w:szCs w:val="22"/>
+              </w:rPr>
+            </w:r>
+            <w:r>
+              <w:rPr>
+                <w:noProof/>
+                <w:webHidden/>
+                <w:sz w:val="22"/>
+                <w:szCs w:val="22"/>
               </w:rPr>
               <w:fldChar w:fldCharType="separate"/>
             </w:r>
@@ -129,13 +215,17 @@
               <w:rPr>
                 <w:noProof/>
                 <w:webHidden/>
-              </w:rPr>
-              <w:t>1</w:t>
-            </w:r>
-            <w:r>
-              <w:rPr>
-                <w:noProof/>
-                <w:webHidden/>
+                <w:sz w:val="22"/>
+                <w:szCs w:val="22"/>
+              </w:rPr>
+              <w:t>2</w:t>
+            </w:r>
+            <w:r>
+              <w:rPr>
+                <w:noProof/>
+                <w:webHidden/>
+                <w:sz w:val="22"/>
+                <w:szCs w:val="22"/>
               </w:rPr>
               <w:fldChar w:fldCharType="end"/>
             </w:r>
@@ -145,6 +235,7 @@
           <w:pPr>
             <w:pStyle w:val="TM1"/>
             <w:tabs>
+              <w:tab w:val="left" w:pos="480"/>
               <w:tab w:val="right" w:leader="dot" w:pos="9062"/>
             </w:tabs>
             <w:rPr>
@@ -154,14 +245,41 @@
               <w:i w:val="0"/>
               <w:iCs w:val="0"/>
               <w:noProof/>
+              <w:sz w:val="22"/>
+              <w:szCs w:val="22"/>
               <w:lang w:eastAsia="fr-FR"/>
             </w:rPr>
           </w:pPr>
-          <w:hyperlink w:anchor="_Toc227171200" w:history="1">
+          <w:hyperlink w:anchor="_Toc227403484" w:history="1">
             <w:r>
               <w:rPr>
                 <w:rStyle w:val="Lienhypertexte"/>
                 <w:noProof/>
+                <w:sz w:val="22"/>
+                <w:szCs w:val="22"/>
+              </w:rPr>
+              <w:t>II.</w:t>
+            </w:r>
+            <w:r>
+              <w:rPr>
+                <w:rFonts w:eastAsiaTheme="minorEastAsia"/>
+                <w:b w:val="0"/>
+                <w:bCs w:val="0"/>
+                <w:i w:val="0"/>
+                <w:iCs w:val="0"/>
+                <w:noProof/>
+                <w:sz w:val="22"/>
+                <w:szCs w:val="22"/>
+                <w:lang w:eastAsia="fr-FR"/>
+              </w:rPr>
+              <w:tab/>
+            </w:r>
+            <w:r>
+              <w:rPr>
+                <w:rStyle w:val="Lienhypertexte"/>
+                <w:noProof/>
+                <w:sz w:val="22"/>
+                <w:szCs w:val="22"/>
               </w:rPr>
               <w:t>Cas d’usage narratif :</w:t>
             </w:r>
@@ -169,6 +287,8 @@
               <w:rPr>
                 <w:noProof/>
                 <w:webHidden/>
+                <w:sz w:val="22"/>
+                <w:szCs w:val="22"/>
               </w:rPr>
               <w:tab/>
             </w:r>
@@ -176,6 +296,8 @@
               <w:rPr>
                 <w:noProof/>
                 <w:webHidden/>
+                <w:sz w:val="22"/>
+                <w:szCs w:val="22"/>
               </w:rPr>
               <w:fldChar w:fldCharType="begin"/>
             </w:r>
@@ -183,19 +305,25 @@
               <w:rPr>
                 <w:noProof/>
                 <w:webHidden/>
-              </w:rPr>
-              <w:instrText xml:space="preserve"> PAGEREF _Toc227171200 \h </w:instrText>
-            </w:r>
-            <w:r>
-              <w:rPr>
-                <w:noProof/>
-                <w:webHidden/>
-              </w:rPr>
-            </w:r>
-            <w:r>
-              <w:rPr>
-                <w:noProof/>
-                <w:webHidden/>
+                <w:sz w:val="22"/>
+                <w:szCs w:val="22"/>
+              </w:rPr>
+              <w:instrText xml:space="preserve"> PAGEREF _Toc227403484 \h </w:instrText>
+            </w:r>
+            <w:r>
+              <w:rPr>
+                <w:noProof/>
+                <w:webHidden/>
+                <w:sz w:val="22"/>
+                <w:szCs w:val="22"/>
+              </w:rPr>
+            </w:r>
+            <w:r>
+              <w:rPr>
+                <w:noProof/>
+                <w:webHidden/>
+                <w:sz w:val="22"/>
+                <w:szCs w:val="22"/>
               </w:rPr>
               <w:fldChar w:fldCharType="separate"/>
             </w:r>
@@ -203,6 +331,8 @@
               <w:rPr>
                 <w:noProof/>
                 <w:webHidden/>
+                <w:sz w:val="22"/>
+                <w:szCs w:val="22"/>
               </w:rPr>
               <w:t>2</w:t>
             </w:r>
@@ -210,6 +340,8 @@
               <w:rPr>
                 <w:noProof/>
                 <w:webHidden/>
+                <w:sz w:val="22"/>
+                <w:szCs w:val="22"/>
               </w:rPr>
               <w:fldChar w:fldCharType="end"/>
             </w:r>
@@ -219,6 +351,7 @@
           <w:pPr>
             <w:pStyle w:val="TM1"/>
             <w:tabs>
+              <w:tab w:val="left" w:pos="720"/>
               <w:tab w:val="right" w:leader="dot" w:pos="9062"/>
             </w:tabs>
             <w:rPr>
@@ -228,14 +361,41 @@
               <w:i w:val="0"/>
               <w:iCs w:val="0"/>
               <w:noProof/>
+              <w:sz w:val="22"/>
+              <w:szCs w:val="22"/>
               <w:lang w:eastAsia="fr-FR"/>
             </w:rPr>
           </w:pPr>
-          <w:hyperlink w:anchor="_Toc227171201" w:history="1">
+          <w:hyperlink w:anchor="_Toc227403485" w:history="1">
             <w:r>
               <w:rPr>
                 <w:rStyle w:val="Lienhypertexte"/>
                 <w:noProof/>
+                <w:sz w:val="22"/>
+                <w:szCs w:val="22"/>
+              </w:rPr>
+              <w:t>III.</w:t>
+            </w:r>
+            <w:r>
+              <w:rPr>
+                <w:rFonts w:eastAsiaTheme="minorEastAsia"/>
+                <w:b w:val="0"/>
+                <w:bCs w:val="0"/>
+                <w:i w:val="0"/>
+                <w:iCs w:val="0"/>
+                <w:noProof/>
+                <w:sz w:val="22"/>
+                <w:szCs w:val="22"/>
+                <w:lang w:eastAsia="fr-FR"/>
+              </w:rPr>
+              <w:tab/>
+            </w:r>
+            <w:r>
+              <w:rPr>
+                <w:rStyle w:val="Lienhypertexte"/>
+                <w:noProof/>
+                <w:sz w:val="22"/>
+                <w:szCs w:val="22"/>
               </w:rPr>
               <w:t>Histoire de l’utilisateur</w:t>
             </w:r>
@@ -243,6 +403,8 @@
               <w:rPr>
                 <w:noProof/>
                 <w:webHidden/>
+                <w:sz w:val="22"/>
+                <w:szCs w:val="22"/>
               </w:rPr>
               <w:tab/>
             </w:r>
@@ -250,6 +412,8 @@
               <w:rPr>
                 <w:noProof/>
                 <w:webHidden/>
+                <w:sz w:val="22"/>
+                <w:szCs w:val="22"/>
               </w:rPr>
               <w:fldChar w:fldCharType="begin"/>
             </w:r>
@@ -257,19 +421,25 @@
               <w:rPr>
                 <w:noProof/>
                 <w:webHidden/>
-              </w:rPr>
-              <w:instrText xml:space="preserve"> PAGEREF _Toc227171201 \h </w:instrText>
-            </w:r>
-            <w:r>
-              <w:rPr>
-                <w:noProof/>
-                <w:webHidden/>
-              </w:rPr>
-            </w:r>
-            <w:r>
-              <w:rPr>
-                <w:noProof/>
-                <w:webHidden/>
+                <w:sz w:val="22"/>
+                <w:szCs w:val="22"/>
+              </w:rPr>
+              <w:instrText xml:space="preserve"> PAGEREF _Toc227403485 \h </w:instrText>
+            </w:r>
+            <w:r>
+              <w:rPr>
+                <w:noProof/>
+                <w:webHidden/>
+                <w:sz w:val="22"/>
+                <w:szCs w:val="22"/>
+              </w:rPr>
+            </w:r>
+            <w:r>
+              <w:rPr>
+                <w:noProof/>
+                <w:webHidden/>
+                <w:sz w:val="22"/>
+                <w:szCs w:val="22"/>
               </w:rPr>
               <w:fldChar w:fldCharType="separate"/>
             </w:r>
@@ -277,6 +447,8 @@
               <w:rPr>
                 <w:noProof/>
                 <w:webHidden/>
+                <w:sz w:val="22"/>
+                <w:szCs w:val="22"/>
               </w:rPr>
               <w:t>2</w:t>
             </w:r>
@@ -284,6 +456,8 @@
               <w:rPr>
                 <w:noProof/>
                 <w:webHidden/>
+                <w:sz w:val="22"/>
+                <w:szCs w:val="22"/>
               </w:rPr>
               <w:fldChar w:fldCharType="end"/>
             </w:r>
@@ -293,6 +467,7 @@
           <w:pPr>
             <w:pStyle w:val="TM1"/>
             <w:tabs>
+              <w:tab w:val="left" w:pos="720"/>
               <w:tab w:val="right" w:leader="dot" w:pos="9062"/>
             </w:tabs>
             <w:rPr>
@@ -302,14 +477,41 @@
               <w:i w:val="0"/>
               <w:iCs w:val="0"/>
               <w:noProof/>
+              <w:sz w:val="22"/>
+              <w:szCs w:val="22"/>
               <w:lang w:eastAsia="fr-FR"/>
             </w:rPr>
           </w:pPr>
-          <w:hyperlink w:anchor="_Toc227171202" w:history="1">
+          <w:hyperlink w:anchor="_Toc227403486" w:history="1">
             <w:r>
               <w:rPr>
                 <w:rStyle w:val="Lienhypertexte"/>
                 <w:noProof/>
+                <w:sz w:val="22"/>
+                <w:szCs w:val="22"/>
+              </w:rPr>
+              <w:t>IV.</w:t>
+            </w:r>
+            <w:r>
+              <w:rPr>
+                <w:rFonts w:eastAsiaTheme="minorEastAsia"/>
+                <w:b w:val="0"/>
+                <w:bCs w:val="0"/>
+                <w:i w:val="0"/>
+                <w:iCs w:val="0"/>
+                <w:noProof/>
+                <w:sz w:val="22"/>
+                <w:szCs w:val="22"/>
+                <w:lang w:eastAsia="fr-FR"/>
+              </w:rPr>
+              <w:tab/>
+            </w:r>
+            <w:r>
+              <w:rPr>
+                <w:rStyle w:val="Lienhypertexte"/>
+                <w:noProof/>
+                <w:sz w:val="22"/>
+                <w:szCs w:val="22"/>
               </w:rPr>
               <w:t>Diagramme BPMN</w:t>
             </w:r>
@@ -317,6 +519,8 @@
               <w:rPr>
                 <w:noProof/>
                 <w:webHidden/>
+                <w:sz w:val="22"/>
+                <w:szCs w:val="22"/>
               </w:rPr>
               <w:tab/>
             </w:r>
@@ -324,6 +528,8 @@
               <w:rPr>
                 <w:noProof/>
                 <w:webHidden/>
+                <w:sz w:val="22"/>
+                <w:szCs w:val="22"/>
               </w:rPr>
               <w:fldChar w:fldCharType="begin"/>
             </w:r>
@@ -331,19 +537,25 @@
               <w:rPr>
                 <w:noProof/>
                 <w:webHidden/>
-              </w:rPr>
-              <w:instrText xml:space="preserve"> PAGEREF _Toc227171202 \h </w:instrText>
-            </w:r>
-            <w:r>
-              <w:rPr>
-                <w:noProof/>
-                <w:webHidden/>
-              </w:rPr>
-            </w:r>
-            <w:r>
-              <w:rPr>
-                <w:noProof/>
-                <w:webHidden/>
+                <w:sz w:val="22"/>
+                <w:szCs w:val="22"/>
+              </w:rPr>
+              <w:instrText xml:space="preserve"> PAGEREF _Toc227403486 \h </w:instrText>
+            </w:r>
+            <w:r>
+              <w:rPr>
+                <w:noProof/>
+                <w:webHidden/>
+                <w:sz w:val="22"/>
+                <w:szCs w:val="22"/>
+              </w:rPr>
+            </w:r>
+            <w:r>
+              <w:rPr>
+                <w:noProof/>
+                <w:webHidden/>
+                <w:sz w:val="22"/>
+                <w:szCs w:val="22"/>
               </w:rPr>
               <w:fldChar w:fldCharType="separate"/>
             </w:r>
@@ -351,6 +563,8 @@
               <w:rPr>
                 <w:noProof/>
                 <w:webHidden/>
+                <w:sz w:val="22"/>
+                <w:szCs w:val="22"/>
               </w:rPr>
               <w:t>3</w:t>
             </w:r>
@@ -358,6 +572,8 @@
               <w:rPr>
                 <w:noProof/>
                 <w:webHidden/>
+                <w:sz w:val="22"/>
+                <w:szCs w:val="22"/>
               </w:rPr>
               <w:fldChar w:fldCharType="end"/>
             </w:r>
@@ -367,6 +583,7 @@
           <w:pPr>
             <w:pStyle w:val="TM1"/>
             <w:tabs>
+              <w:tab w:val="left" w:pos="480"/>
               <w:tab w:val="right" w:leader="dot" w:pos="9062"/>
             </w:tabs>
             <w:rPr>
@@ -376,14 +593,41 @@
               <w:i w:val="0"/>
               <w:iCs w:val="0"/>
               <w:noProof/>
+              <w:sz w:val="22"/>
+              <w:szCs w:val="22"/>
               <w:lang w:eastAsia="fr-FR"/>
             </w:rPr>
           </w:pPr>
-          <w:hyperlink w:anchor="_Toc227171203" w:history="1">
+          <w:hyperlink w:anchor="_Toc227403487" w:history="1">
             <w:r>
               <w:rPr>
                 <w:rStyle w:val="Lienhypertexte"/>
                 <w:noProof/>
+                <w:sz w:val="22"/>
+                <w:szCs w:val="22"/>
+              </w:rPr>
+              <w:t>V.</w:t>
+            </w:r>
+            <w:r>
+              <w:rPr>
+                <w:rFonts w:eastAsiaTheme="minorEastAsia"/>
+                <w:b w:val="0"/>
+                <w:bCs w:val="0"/>
+                <w:i w:val="0"/>
+                <w:iCs w:val="0"/>
+                <w:noProof/>
+                <w:sz w:val="22"/>
+                <w:szCs w:val="22"/>
+                <w:lang w:eastAsia="fr-FR"/>
+              </w:rPr>
+              <w:tab/>
+            </w:r>
+            <w:r>
+              <w:rPr>
+                <w:rStyle w:val="Lienhypertexte"/>
+                <w:noProof/>
+                <w:sz w:val="22"/>
+                <w:szCs w:val="22"/>
               </w:rPr>
               <w:t>MoSCoW</w:t>
             </w:r>
@@ -391,6 +635,8 @@
               <w:rPr>
                 <w:noProof/>
                 <w:webHidden/>
+                <w:sz w:val="22"/>
+                <w:szCs w:val="22"/>
               </w:rPr>
               <w:tab/>
             </w:r>
@@ -398,6 +644,8 @@
               <w:rPr>
                 <w:noProof/>
                 <w:webHidden/>
+                <w:sz w:val="22"/>
+                <w:szCs w:val="22"/>
               </w:rPr>
               <w:fldChar w:fldCharType="begin"/>
             </w:r>
@@ -405,19 +653,25 @@
               <w:rPr>
                 <w:noProof/>
                 <w:webHidden/>
-              </w:rPr>
-              <w:instrText xml:space="preserve"> PAGEREF _Toc227171203 \h </w:instrText>
-            </w:r>
-            <w:r>
-              <w:rPr>
-                <w:noProof/>
-                <w:webHidden/>
-              </w:rPr>
-            </w:r>
-            <w:r>
-              <w:rPr>
-                <w:noProof/>
-                <w:webHidden/>
+                <w:sz w:val="22"/>
+                <w:szCs w:val="22"/>
+              </w:rPr>
+              <w:instrText xml:space="preserve"> PAGEREF _Toc227403487 \h </w:instrText>
+            </w:r>
+            <w:r>
+              <w:rPr>
+                <w:noProof/>
+                <w:webHidden/>
+                <w:sz w:val="22"/>
+                <w:szCs w:val="22"/>
+              </w:rPr>
+            </w:r>
+            <w:r>
+              <w:rPr>
+                <w:noProof/>
+                <w:webHidden/>
+                <w:sz w:val="22"/>
+                <w:szCs w:val="22"/>
               </w:rPr>
               <w:fldChar w:fldCharType="separate"/>
             </w:r>
@@ -425,6 +679,8 @@
               <w:rPr>
                 <w:noProof/>
                 <w:webHidden/>
+                <w:sz w:val="22"/>
+                <w:szCs w:val="22"/>
               </w:rPr>
               <w:t>3</w:t>
             </w:r>
@@ -432,6 +688,8 @@
               <w:rPr>
                 <w:noProof/>
                 <w:webHidden/>
+                <w:sz w:val="22"/>
+                <w:szCs w:val="22"/>
               </w:rPr>
               <w:fldChar w:fldCharType="end"/>
             </w:r>
@@ -441,6 +699,7 @@
           <w:pPr>
             <w:pStyle w:val="TM1"/>
             <w:tabs>
+              <w:tab w:val="left" w:pos="720"/>
               <w:tab w:val="right" w:leader="dot" w:pos="9062"/>
             </w:tabs>
             <w:rPr>
@@ -450,14 +709,41 @@
               <w:i w:val="0"/>
               <w:iCs w:val="0"/>
               <w:noProof/>
+              <w:sz w:val="22"/>
+              <w:szCs w:val="22"/>
               <w:lang w:eastAsia="fr-FR"/>
             </w:rPr>
           </w:pPr>
-          <w:hyperlink w:anchor="_Toc227171204" w:history="1">
+          <w:hyperlink w:anchor="_Toc227403488" w:history="1">
             <w:r>
               <w:rPr>
                 <w:rStyle w:val="Lienhypertexte"/>
                 <w:noProof/>
+                <w:sz w:val="22"/>
+                <w:szCs w:val="22"/>
+              </w:rPr>
+              <w:t>VI.</w:t>
+            </w:r>
+            <w:r>
+              <w:rPr>
+                <w:rFonts w:eastAsiaTheme="minorEastAsia"/>
+                <w:b w:val="0"/>
+                <w:bCs w:val="0"/>
+                <w:i w:val="0"/>
+                <w:iCs w:val="0"/>
+                <w:noProof/>
+                <w:sz w:val="22"/>
+                <w:szCs w:val="22"/>
+                <w:lang w:eastAsia="fr-FR"/>
+              </w:rPr>
+              <w:tab/>
+            </w:r>
+            <w:r>
+              <w:rPr>
+                <w:rStyle w:val="Lienhypertexte"/>
+                <w:noProof/>
+                <w:sz w:val="22"/>
+                <w:szCs w:val="22"/>
               </w:rPr>
               <w:t>Les Sprints</w:t>
             </w:r>
@@ -465,6 +751,8 @@
               <w:rPr>
                 <w:noProof/>
                 <w:webHidden/>
+                <w:sz w:val="22"/>
+                <w:szCs w:val="22"/>
               </w:rPr>
               <w:tab/>
             </w:r>
@@ -472,6 +760,8 @@
               <w:rPr>
                 <w:noProof/>
                 <w:webHidden/>
+                <w:sz w:val="22"/>
+                <w:szCs w:val="22"/>
               </w:rPr>
               <w:fldChar w:fldCharType="begin"/>
             </w:r>
@@ -479,19 +769,25 @@
               <w:rPr>
                 <w:noProof/>
                 <w:webHidden/>
-              </w:rPr>
-              <w:instrText xml:space="preserve"> PAGEREF _Toc227171204 \h </w:instrText>
-            </w:r>
-            <w:r>
-              <w:rPr>
-                <w:noProof/>
-                <w:webHidden/>
-              </w:rPr>
-            </w:r>
-            <w:r>
-              <w:rPr>
-                <w:noProof/>
-                <w:webHidden/>
+                <w:sz w:val="22"/>
+                <w:szCs w:val="22"/>
+              </w:rPr>
+              <w:instrText xml:space="preserve"> PAGEREF _Toc227403488 \h </w:instrText>
+            </w:r>
+            <w:r>
+              <w:rPr>
+                <w:noProof/>
+                <w:webHidden/>
+                <w:sz w:val="22"/>
+                <w:szCs w:val="22"/>
+              </w:rPr>
+            </w:r>
+            <w:r>
+              <w:rPr>
+                <w:noProof/>
+                <w:webHidden/>
+                <w:sz w:val="22"/>
+                <w:szCs w:val="22"/>
               </w:rPr>
               <w:fldChar w:fldCharType="separate"/>
             </w:r>
@@ -499,6 +795,8 @@
               <w:rPr>
                 <w:noProof/>
                 <w:webHidden/>
+                <w:sz w:val="22"/>
+                <w:szCs w:val="22"/>
               </w:rPr>
               <w:t>4</w:t>
             </w:r>
@@ -506,6 +804,8 @@
               <w:rPr>
                 <w:noProof/>
                 <w:webHidden/>
+                <w:sz w:val="22"/>
+                <w:szCs w:val="22"/>
               </w:rPr>
               <w:fldChar w:fldCharType="end"/>
             </w:r>
@@ -515,6 +815,7 @@
           <w:pPr>
             <w:pStyle w:val="TM2"/>
             <w:tabs>
+              <w:tab w:val="left" w:pos="720"/>
               <w:tab w:val="right" w:leader="dot" w:pos="9062"/>
             </w:tabs>
             <w:rPr>
@@ -522,17 +823,32 @@
               <w:b w:val="0"/>
               <w:bCs w:val="0"/>
               <w:noProof/>
-              <w:sz w:val="24"/>
-              <w:szCs w:val="24"/>
               <w:lang w:eastAsia="fr-FR"/>
             </w:rPr>
           </w:pPr>
-          <w:hyperlink w:anchor="_Toc227171205" w:history="1">
+          <w:hyperlink w:anchor="_Toc227403489" w:history="1">
             <w:r>
               <w:rPr>
                 <w:rStyle w:val="Lienhypertexte"/>
                 <w:noProof/>
               </w:rPr>
+              <w:t>1.</w:t>
+            </w:r>
+            <w:r>
+              <w:rPr>
+                <w:rFonts w:eastAsiaTheme="minorEastAsia"/>
+                <w:b w:val="0"/>
+                <w:bCs w:val="0"/>
+                <w:noProof/>
+                <w:lang w:eastAsia="fr-FR"/>
+              </w:rPr>
+              <w:tab/>
+            </w:r>
+            <w:r>
+              <w:rPr>
+                <w:rStyle w:val="Lienhypertexte"/>
+                <w:noProof/>
+              </w:rPr>
               <w:t>Diagramme de Gantt</w:t>
             </w:r>
             <w:r>
@@ -554,7 +870,7 @@
                 <w:noProof/>
                 <w:webHidden/>
               </w:rPr>
-              <w:instrText xml:space="preserve"> PAGEREF _Toc227171205 \h </w:instrText>
+              <w:instrText xml:space="preserve"> PAGEREF _Toc227403489 \h </w:instrText>
             </w:r>
             <w:r>
               <w:rPr>
@@ -589,6 +905,7 @@
           <w:pPr>
             <w:pStyle w:val="TM2"/>
             <w:tabs>
+              <w:tab w:val="left" w:pos="720"/>
               <w:tab w:val="right" w:leader="dot" w:pos="9062"/>
             </w:tabs>
             <w:rPr>
@@ -596,17 +913,122 @@
               <w:b w:val="0"/>
               <w:bCs w:val="0"/>
               <w:noProof/>
-              <w:sz w:val="24"/>
-              <w:szCs w:val="24"/>
               <w:lang w:eastAsia="fr-FR"/>
             </w:rPr>
           </w:pPr>
-          <w:hyperlink w:anchor="_Toc227171206" w:history="1">
+          <w:hyperlink w:anchor="_Toc227403490" w:history="1">
             <w:r>
               <w:rPr>
                 <w:rStyle w:val="Lienhypertexte"/>
                 <w:noProof/>
               </w:rPr>
+              <w:t>2.</w:t>
+            </w:r>
+            <w:r>
+              <w:rPr>
+                <w:rFonts w:eastAsiaTheme="minorEastAsia"/>
+                <w:b w:val="0"/>
+                <w:bCs w:val="0"/>
+                <w:noProof/>
+                <w:lang w:eastAsia="fr-FR"/>
+              </w:rPr>
+              <w:tab/>
+            </w:r>
+            <w:r>
+              <w:rPr>
+                <w:rStyle w:val="Lienhypertexte"/>
+                <w:noProof/>
+              </w:rPr>
+              <w:t>Premier Sprint</w:t>
+            </w:r>
+            <w:r>
+              <w:rPr>
+                <w:noProof/>
+                <w:webHidden/>
+              </w:rPr>
+              <w:tab/>
+            </w:r>
+            <w:r>
+              <w:rPr>
+                <w:noProof/>
+                <w:webHidden/>
+              </w:rPr>
+              <w:fldChar w:fldCharType="begin"/>
+            </w:r>
+            <w:r>
+              <w:rPr>
+                <w:noProof/>
+                <w:webHidden/>
+              </w:rPr>
+              <w:instrText xml:space="preserve"> PAGEREF _Toc227403490 \h </w:instrText>
+            </w:r>
+            <w:r>
+              <w:rPr>
+                <w:noProof/>
+                <w:webHidden/>
+              </w:rPr>
+            </w:r>
+            <w:r>
+              <w:rPr>
+                <w:noProof/>
+                <w:webHidden/>
+              </w:rPr>
+              <w:fldChar w:fldCharType="separate"/>
+            </w:r>
+            <w:r>
+              <w:rPr>
+                <w:noProof/>
+                <w:webHidden/>
+              </w:rPr>
+              <w:t>4</w:t>
+            </w:r>
+            <w:r>
+              <w:rPr>
+                <w:noProof/>
+                <w:webHidden/>
+              </w:rPr>
+              <w:fldChar w:fldCharType="end"/>
+            </w:r>
+          </w:hyperlink>
+        </w:p>
+        <w:p>
+          <w:pPr>
+            <w:pStyle w:val="TM2"/>
+            <w:tabs>
+              <w:tab w:val="left" w:pos="720"/>
+              <w:tab w:val="right" w:leader="dot" w:pos="9062"/>
+            </w:tabs>
+            <w:rPr>
+              <w:rFonts w:eastAsiaTheme="minorEastAsia"/>
+              <w:b w:val="0"/>
+              <w:bCs w:val="0"/>
+              <w:noProof/>
+              <w:lang w:eastAsia="fr-FR"/>
+            </w:rPr>
+          </w:pPr>
+          <w:hyperlink w:anchor="_Toc227403491" w:history="1">
+            <w:r>
+              <w:rPr>
+                <w:rStyle w:val="Lienhypertexte"/>
+                <w:noProof/>
+              </w:rPr>
+              <w:t>3.</w:t>
+            </w:r>
+            <w:r>
+              <w:rPr>
+                <w:rFonts w:eastAsiaTheme="minorEastAsia"/>
+                <w:b w:val="0"/>
+                <w:bCs w:val="0"/>
+                <w:noProof/>
+                <w:lang w:eastAsia="fr-FR"/>
+              </w:rPr>
+              <w:tab/>
+            </w:r>
+            <w:r>
+              <w:rPr>
+                <w:rStyle w:val="Lienhypertexte"/>
+                <w:noProof/>
+              </w:rPr>
               <w:t>Deuxième Sprint</w:t>
             </w:r>
             <w:r>
@@ -628,7 +1050,7 @@
                 <w:noProof/>
                 <w:webHidden/>
               </w:rPr>
-              <w:instrText xml:space="preserve"> PAGEREF _Toc227171206 \h </w:instrText>
+              <w:instrText xml:space="preserve"> PAGEREF _Toc227403491 \h </w:instrText>
             </w:r>
             <w:r>
               <w:rPr>
@@ -648,7 +1070,7 @@
                 <w:noProof/>
                 <w:webHidden/>
               </w:rPr>
-              <w:t>5</w:t>
+              <w:t>4</w:t>
             </w:r>
             <w:r>
               <w:rPr>
@@ -663,6 +1085,7 @@
           <w:pPr>
             <w:pStyle w:val="TM1"/>
             <w:tabs>
+              <w:tab w:val="left" w:pos="720"/>
               <w:tab w:val="right" w:leader="dot" w:pos="9062"/>
             </w:tabs>
             <w:rPr>
@@ -672,14 +1095,41 @@
               <w:i w:val="0"/>
               <w:iCs w:val="0"/>
               <w:noProof/>
+              <w:sz w:val="22"/>
+              <w:szCs w:val="22"/>
               <w:lang w:eastAsia="fr-FR"/>
             </w:rPr>
           </w:pPr>
-          <w:hyperlink w:anchor="_Toc227171207" w:history="1">
+          <w:hyperlink w:anchor="_Toc227403492" w:history="1">
             <w:r>
               <w:rPr>
                 <w:rStyle w:val="Lienhypertexte"/>
                 <w:noProof/>
+                <w:sz w:val="22"/>
+                <w:szCs w:val="22"/>
+              </w:rPr>
+              <w:t>VII.</w:t>
+            </w:r>
+            <w:r>
+              <w:rPr>
+                <w:rFonts w:eastAsiaTheme="minorEastAsia"/>
+                <w:b w:val="0"/>
+                <w:bCs w:val="0"/>
+                <w:i w:val="0"/>
+                <w:iCs w:val="0"/>
+                <w:noProof/>
+                <w:sz w:val="22"/>
+                <w:szCs w:val="22"/>
+                <w:lang w:eastAsia="fr-FR"/>
+              </w:rPr>
+              <w:tab/>
+            </w:r>
+            <w:r>
+              <w:rPr>
+                <w:rStyle w:val="Lienhypertexte"/>
+                <w:noProof/>
+                <w:sz w:val="22"/>
+                <w:szCs w:val="22"/>
               </w:rPr>
               <w:t>Prétraitement des données</w:t>
             </w:r>
@@ -687,6 +1137,8 @@
               <w:rPr>
                 <w:noProof/>
                 <w:webHidden/>
+                <w:sz w:val="22"/>
+                <w:szCs w:val="22"/>
               </w:rPr>
               <w:tab/>
             </w:r>
@@ -694,6 +1146,8 @@
               <w:rPr>
                 <w:noProof/>
                 <w:webHidden/>
+                <w:sz w:val="22"/>
+                <w:szCs w:val="22"/>
               </w:rPr>
               <w:fldChar w:fldCharType="begin"/>
             </w:r>
@@ -701,19 +1155,25 @@
               <w:rPr>
                 <w:noProof/>
                 <w:webHidden/>
-              </w:rPr>
-              <w:instrText xml:space="preserve"> PAGEREF _Toc227171207 \h </w:instrText>
-            </w:r>
-            <w:r>
-              <w:rPr>
-                <w:noProof/>
-                <w:webHidden/>
-              </w:rPr>
-            </w:r>
-            <w:r>
-              <w:rPr>
-                <w:noProof/>
-                <w:webHidden/>
+                <w:sz w:val="22"/>
+                <w:szCs w:val="22"/>
+              </w:rPr>
+              <w:instrText xml:space="preserve"> PAGEREF _Toc227403492 \h </w:instrText>
+            </w:r>
+            <w:r>
+              <w:rPr>
+                <w:noProof/>
+                <w:webHidden/>
+                <w:sz w:val="22"/>
+                <w:szCs w:val="22"/>
+              </w:rPr>
+            </w:r>
+            <w:r>
+              <w:rPr>
+                <w:noProof/>
+                <w:webHidden/>
+                <w:sz w:val="22"/>
+                <w:szCs w:val="22"/>
               </w:rPr>
               <w:fldChar w:fldCharType="separate"/>
             </w:r>
@@ -721,6 +1181,8 @@
               <w:rPr>
                 <w:noProof/>
                 <w:webHidden/>
+                <w:sz w:val="22"/>
+                <w:szCs w:val="22"/>
               </w:rPr>
               <w:t>5</w:t>
             </w:r>
@@ -728,6 +1190,8 @@
               <w:rPr>
                 <w:noProof/>
                 <w:webHidden/>
+                <w:sz w:val="22"/>
+                <w:szCs w:val="22"/>
               </w:rPr>
               <w:fldChar w:fldCharType="end"/>
             </w:r>
@@ -737,6 +1201,7 @@
           <w:pPr>
             <w:pStyle w:val="TM2"/>
             <w:tabs>
+              <w:tab w:val="left" w:pos="720"/>
               <w:tab w:val="right" w:leader="dot" w:pos="9062"/>
             </w:tabs>
             <w:rPr>
@@ -744,17 +1209,32 @@
               <w:b w:val="0"/>
               <w:bCs w:val="0"/>
               <w:noProof/>
-              <w:sz w:val="24"/>
-              <w:szCs w:val="24"/>
               <w:lang w:eastAsia="fr-FR"/>
             </w:rPr>
           </w:pPr>
-          <w:hyperlink w:anchor="_Toc227171208" w:history="1">
+          <w:hyperlink w:anchor="_Toc227403493" w:history="1">
             <w:r>
               <w:rPr>
                 <w:rStyle w:val="Lienhypertexte"/>
                 <w:noProof/>
               </w:rPr>
+              <w:t>1.</w:t>
+            </w:r>
+            <w:r>
+              <w:rPr>
+                <w:rFonts w:eastAsiaTheme="minorEastAsia"/>
+                <w:b w:val="0"/>
+                <w:bCs w:val="0"/>
+                <w:noProof/>
+                <w:lang w:eastAsia="fr-FR"/>
+              </w:rPr>
+              <w:tab/>
+            </w:r>
+            <w:r>
+              <w:rPr>
+                <w:rStyle w:val="Lienhypertexte"/>
+                <w:noProof/>
+              </w:rPr>
               <w:t>Objectif : préparer les images pour qu’elles soient toutes dans un format exploitable par le modèle</w:t>
             </w:r>
             <w:r>
@@ -776,7 +1256,7 @@
                 <w:noProof/>
                 <w:webHidden/>
               </w:rPr>
-              <w:instrText xml:space="preserve"> PAGEREF _Toc227171208 \h </w:instrText>
+              <w:instrText xml:space="preserve"> PAGEREF _Toc227403493 \h </w:instrText>
             </w:r>
             <w:r>
               <w:rPr>
@@ -811,6 +1291,7 @@
           <w:pPr>
             <w:pStyle w:val="TM1"/>
             <w:tabs>
+              <w:tab w:val="left" w:pos="720"/>
               <w:tab w:val="right" w:leader="dot" w:pos="9062"/>
             </w:tabs>
             <w:rPr>
@@ -820,14 +1301,41 @@
               <w:i w:val="0"/>
               <w:iCs w:val="0"/>
               <w:noProof/>
+              <w:sz w:val="22"/>
+              <w:szCs w:val="22"/>
               <w:lang w:eastAsia="fr-FR"/>
             </w:rPr>
           </w:pPr>
-          <w:hyperlink w:anchor="_Toc227171209" w:history="1">
+          <w:hyperlink w:anchor="_Toc227403494" w:history="1">
             <w:r>
               <w:rPr>
                 <w:rStyle w:val="Lienhypertexte"/>
                 <w:noProof/>
+                <w:sz w:val="22"/>
+                <w:szCs w:val="22"/>
+              </w:rPr>
+              <w:t>VIII.</w:t>
+            </w:r>
+            <w:r>
+              <w:rPr>
+                <w:rFonts w:eastAsiaTheme="minorEastAsia"/>
+                <w:b w:val="0"/>
+                <w:bCs w:val="0"/>
+                <w:i w:val="0"/>
+                <w:iCs w:val="0"/>
+                <w:noProof/>
+                <w:sz w:val="22"/>
+                <w:szCs w:val="22"/>
+                <w:lang w:eastAsia="fr-FR"/>
+              </w:rPr>
+              <w:tab/>
+            </w:r>
+            <w:r>
+              <w:rPr>
+                <w:rStyle w:val="Lienhypertexte"/>
+                <w:noProof/>
+                <w:sz w:val="22"/>
+                <w:szCs w:val="22"/>
               </w:rPr>
               <w:t>Modèle Auto encodeur : VAE</w:t>
             </w:r>
@@ -835,6 +1343,8 @@
               <w:rPr>
                 <w:noProof/>
                 <w:webHidden/>
+                <w:sz w:val="22"/>
+                <w:szCs w:val="22"/>
               </w:rPr>
               <w:tab/>
             </w:r>
@@ -842,6 +1352,8 @@
               <w:rPr>
                 <w:noProof/>
                 <w:webHidden/>
+                <w:sz w:val="22"/>
+                <w:szCs w:val="22"/>
               </w:rPr>
               <w:fldChar w:fldCharType="begin"/>
             </w:r>
@@ -849,19 +1361,25 @@
               <w:rPr>
                 <w:noProof/>
                 <w:webHidden/>
-              </w:rPr>
-              <w:instrText xml:space="preserve"> PAGEREF _Toc227171209 \h </w:instrText>
-            </w:r>
-            <w:r>
-              <w:rPr>
-                <w:noProof/>
-                <w:webHidden/>
-              </w:rPr>
-            </w:r>
-            <w:r>
-              <w:rPr>
-                <w:noProof/>
-                <w:webHidden/>
+                <w:sz w:val="22"/>
+                <w:szCs w:val="22"/>
+              </w:rPr>
+              <w:instrText xml:space="preserve"> PAGEREF _Toc227403494 \h </w:instrText>
+            </w:r>
+            <w:r>
+              <w:rPr>
+                <w:noProof/>
+                <w:webHidden/>
+                <w:sz w:val="22"/>
+                <w:szCs w:val="22"/>
+              </w:rPr>
+            </w:r>
+            <w:r>
+              <w:rPr>
+                <w:noProof/>
+                <w:webHidden/>
+                <w:sz w:val="22"/>
+                <w:szCs w:val="22"/>
               </w:rPr>
               <w:fldChar w:fldCharType="separate"/>
             </w:r>
@@ -869,6 +1387,8 @@
               <w:rPr>
                 <w:noProof/>
                 <w:webHidden/>
+                <w:sz w:val="22"/>
+                <w:szCs w:val="22"/>
               </w:rPr>
               <w:t>5</w:t>
             </w:r>
@@ -876,6 +1396,8 @@
               <w:rPr>
                 <w:noProof/>
                 <w:webHidden/>
+                <w:sz w:val="22"/>
+                <w:szCs w:val="22"/>
               </w:rPr>
               <w:fldChar w:fldCharType="end"/>
             </w:r>
@@ -885,6 +1407,7 @@
           <w:pPr>
             <w:pStyle w:val="TM2"/>
             <w:tabs>
+              <w:tab w:val="left" w:pos="720"/>
               <w:tab w:val="right" w:leader="dot" w:pos="9062"/>
             </w:tabs>
             <w:rPr>
@@ -892,17 +1415,32 @@
               <w:b w:val="0"/>
               <w:bCs w:val="0"/>
               <w:noProof/>
-              <w:sz w:val="24"/>
-              <w:szCs w:val="24"/>
               <w:lang w:eastAsia="fr-FR"/>
             </w:rPr>
           </w:pPr>
-          <w:hyperlink w:anchor="_Toc227171210" w:history="1">
+          <w:hyperlink w:anchor="_Toc227403495" w:history="1">
             <w:r>
               <w:rPr>
                 <w:rStyle w:val="Lienhypertexte"/>
                 <w:noProof/>
               </w:rPr>
+              <w:t>1.</w:t>
+            </w:r>
+            <w:r>
+              <w:rPr>
+                <w:rFonts w:eastAsiaTheme="minorEastAsia"/>
+                <w:b w:val="0"/>
+                <w:bCs w:val="0"/>
+                <w:noProof/>
+                <w:lang w:eastAsia="fr-FR"/>
+              </w:rPr>
+              <w:tab/>
+            </w:r>
+            <w:r>
+              <w:rPr>
+                <w:rStyle w:val="Lienhypertexte"/>
+                <w:noProof/>
+              </w:rPr>
               <w:t>Objectif : Construire le VAE qui prend en entrée une image, la compresse dans un espace latent puis la reconstruit.</w:t>
             </w:r>
             <w:r>
@@ -924,7 +1462,7 @@
                 <w:noProof/>
                 <w:webHidden/>
               </w:rPr>
-              <w:instrText xml:space="preserve"> PAGEREF _Toc227171210 \h </w:instrText>
+              <w:instrText xml:space="preserve"> PAGEREF _Toc227403495 \h </w:instrText>
             </w:r>
             <w:r>
               <w:rPr>
@@ -959,6 +1497,7 @@
           <w:pPr>
             <w:pStyle w:val="TM1"/>
             <w:tabs>
+              <w:tab w:val="left" w:pos="720"/>
               <w:tab w:val="right" w:leader="dot" w:pos="9062"/>
             </w:tabs>
             <w:rPr>
@@ -968,14 +1507,41 @@
               <w:i w:val="0"/>
               <w:iCs w:val="0"/>
               <w:noProof/>
+              <w:sz w:val="22"/>
+              <w:szCs w:val="22"/>
               <w:lang w:eastAsia="fr-FR"/>
             </w:rPr>
           </w:pPr>
-          <w:hyperlink w:anchor="_Toc227171211" w:history="1">
+          <w:hyperlink w:anchor="_Toc227403496" w:history="1">
             <w:r>
               <w:rPr>
                 <w:rStyle w:val="Lienhypertexte"/>
                 <w:noProof/>
+                <w:sz w:val="22"/>
+                <w:szCs w:val="22"/>
+              </w:rPr>
+              <w:t>IX.</w:t>
+            </w:r>
+            <w:r>
+              <w:rPr>
+                <w:rFonts w:eastAsiaTheme="minorEastAsia"/>
+                <w:b w:val="0"/>
+                <w:bCs w:val="0"/>
+                <w:i w:val="0"/>
+                <w:iCs w:val="0"/>
+                <w:noProof/>
+                <w:sz w:val="22"/>
+                <w:szCs w:val="22"/>
+                <w:lang w:eastAsia="fr-FR"/>
+              </w:rPr>
+              <w:tab/>
+            </w:r>
+            <w:r>
+              <w:rPr>
+                <w:rStyle w:val="Lienhypertexte"/>
+                <w:noProof/>
+                <w:sz w:val="22"/>
+                <w:szCs w:val="22"/>
               </w:rPr>
               <w:t>Entrainement du modèle</w:t>
             </w:r>
@@ -983,6 +1549,8 @@
               <w:rPr>
                 <w:noProof/>
                 <w:webHidden/>
+                <w:sz w:val="22"/>
+                <w:szCs w:val="22"/>
               </w:rPr>
               <w:tab/>
             </w:r>
@@ -990,6 +1558,8 @@
               <w:rPr>
                 <w:noProof/>
                 <w:webHidden/>
+                <w:sz w:val="22"/>
+                <w:szCs w:val="22"/>
               </w:rPr>
               <w:fldChar w:fldCharType="begin"/>
             </w:r>
@@ -997,19 +1567,25 @@
               <w:rPr>
                 <w:noProof/>
                 <w:webHidden/>
-              </w:rPr>
-              <w:instrText xml:space="preserve"> PAGEREF _Toc227171211 \h </w:instrText>
-            </w:r>
-            <w:r>
-              <w:rPr>
-                <w:noProof/>
-                <w:webHidden/>
-              </w:rPr>
-            </w:r>
-            <w:r>
-              <w:rPr>
-                <w:noProof/>
-                <w:webHidden/>
+                <w:sz w:val="22"/>
+                <w:szCs w:val="22"/>
+              </w:rPr>
+              <w:instrText xml:space="preserve"> PAGEREF _Toc227403496 \h </w:instrText>
+            </w:r>
+            <w:r>
+              <w:rPr>
+                <w:noProof/>
+                <w:webHidden/>
+                <w:sz w:val="22"/>
+                <w:szCs w:val="22"/>
+              </w:rPr>
+            </w:r>
+            <w:r>
+              <w:rPr>
+                <w:noProof/>
+                <w:webHidden/>
+                <w:sz w:val="22"/>
+                <w:szCs w:val="22"/>
               </w:rPr>
               <w:fldChar w:fldCharType="separate"/>
             </w:r>
@@ -1017,13 +1593,17 @@
               <w:rPr>
                 <w:noProof/>
                 <w:webHidden/>
-              </w:rPr>
-              <w:t>6</w:t>
-            </w:r>
-            <w:r>
-              <w:rPr>
-                <w:noProof/>
-                <w:webHidden/>
+                <w:sz w:val="22"/>
+                <w:szCs w:val="22"/>
+              </w:rPr>
+              <w:t>5</w:t>
+            </w:r>
+            <w:r>
+              <w:rPr>
+                <w:noProof/>
+                <w:webHidden/>
+                <w:sz w:val="22"/>
+                <w:szCs w:val="22"/>
               </w:rPr>
               <w:fldChar w:fldCharType="end"/>
             </w:r>
@@ -1033,6 +1613,7 @@
           <w:pPr>
             <w:pStyle w:val="TM2"/>
             <w:tabs>
+              <w:tab w:val="left" w:pos="720"/>
               <w:tab w:val="right" w:leader="dot" w:pos="9062"/>
             </w:tabs>
             <w:rPr>
@@ -1040,28 +1621,43 @@
               <w:b w:val="0"/>
               <w:bCs w:val="0"/>
               <w:noProof/>
-              <w:sz w:val="24"/>
-              <w:szCs w:val="24"/>
               <w:lang w:eastAsia="fr-FR"/>
             </w:rPr>
           </w:pPr>
-          <w:hyperlink w:anchor="_Toc227171212" w:history="1">
+          <w:hyperlink w:anchor="_Toc227403497" w:history="1">
             <w:r>
               <w:rPr>
                 <w:rStyle w:val="Lienhypertexte"/>
                 <w:noProof/>
               </w:rPr>
-              <w:t>Objectif : Faire apprendre le VAE à reconstruire correctement les images tout en ayant un espace latent qui soit exploitable pour les modifications génétiques</w:t>
-            </w:r>
-            <w:r>
-              <w:rPr>
-                <w:noProof/>
-                <w:webHidden/>
+              <w:t>1.</w:t>
+            </w:r>
+            <w:r>
+              <w:rPr>
+                <w:rFonts w:eastAsiaTheme="minorEastAsia"/>
+                <w:b w:val="0"/>
+                <w:bCs w:val="0"/>
+                <w:noProof/>
+                <w:lang w:eastAsia="fr-FR"/>
               </w:rPr>
               <w:tab/>
             </w:r>
             <w:r>
               <w:rPr>
+                <w:rStyle w:val="Lienhypertexte"/>
+                <w:noProof/>
+              </w:rPr>
+              <w:t>Objectif :</w:t>
+            </w:r>
+            <w:r>
+              <w:rPr>
+                <w:noProof/>
+                <w:webHidden/>
+              </w:rPr>
+              <w:tab/>
+            </w:r>
+            <w:r>
+              <w:rPr>
                 <w:noProof/>
                 <w:webHidden/>
               </w:rPr>
@@ -1072,7 +1668,7 @@
                 <w:noProof/>
                 <w:webHidden/>
               </w:rPr>
-              <w:instrText xml:space="preserve"> PAGEREF _Toc227171212 \h </w:instrText>
+              <w:instrText xml:space="preserve"> PAGEREF _Toc227403497 \h </w:instrText>
             </w:r>
             <w:r>
               <w:rPr>
@@ -1092,7 +1688,97 @@
                 <w:noProof/>
                 <w:webHidden/>
               </w:rPr>
-              <w:t>6</w:t>
+              <w:t>5</w:t>
+            </w:r>
+            <w:r>
+              <w:rPr>
+                <w:noProof/>
+                <w:webHidden/>
+              </w:rPr>
+              <w:fldChar w:fldCharType="end"/>
+            </w:r>
+          </w:hyperlink>
+        </w:p>
+        <w:p>
+          <w:pPr>
+            <w:pStyle w:val="TM2"/>
+            <w:tabs>
+              <w:tab w:val="left" w:pos="720"/>
+              <w:tab w:val="right" w:leader="dot" w:pos="9062"/>
+            </w:tabs>
+            <w:rPr>
+              <w:rFonts w:eastAsiaTheme="minorEastAsia"/>
+              <w:b w:val="0"/>
+              <w:bCs w:val="0"/>
+              <w:noProof/>
+              <w:lang w:eastAsia="fr-FR"/>
+            </w:rPr>
+          </w:pPr>
+          <w:hyperlink w:anchor="_Toc227403498" w:history="1">
+            <w:r>
+              <w:rPr>
+                <w:rStyle w:val="Lienhypertexte"/>
+                <w:noProof/>
+              </w:rPr>
+              <w:t>2.</w:t>
+            </w:r>
+            <w:r>
+              <w:rPr>
+                <w:rFonts w:eastAsiaTheme="minorEastAsia"/>
+                <w:b w:val="0"/>
+                <w:bCs w:val="0"/>
+                <w:noProof/>
+                <w:lang w:eastAsia="fr-FR"/>
+              </w:rPr>
+              <w:tab/>
+            </w:r>
+            <w:r>
+              <w:rPr>
+                <w:rStyle w:val="Lienhypertexte"/>
+                <w:noProof/>
+              </w:rPr>
+              <w:t>Fonctions :</w:t>
+            </w:r>
+            <w:r>
+              <w:rPr>
+                <w:noProof/>
+                <w:webHidden/>
+              </w:rPr>
+              <w:tab/>
+            </w:r>
+            <w:r>
+              <w:rPr>
+                <w:noProof/>
+                <w:webHidden/>
+              </w:rPr>
+              <w:fldChar w:fldCharType="begin"/>
+            </w:r>
+            <w:r>
+              <w:rPr>
+                <w:noProof/>
+                <w:webHidden/>
+              </w:rPr>
+              <w:instrText xml:space="preserve"> PAGEREF _Toc227403498 \h </w:instrText>
+            </w:r>
+            <w:r>
+              <w:rPr>
+                <w:noProof/>
+                <w:webHidden/>
+              </w:rPr>
+            </w:r>
+            <w:r>
+              <w:rPr>
+                <w:noProof/>
+                <w:webHidden/>
+              </w:rPr>
+              <w:fldChar w:fldCharType="separate"/>
+            </w:r>
+            <w:r>
+              <w:rPr>
+                <w:noProof/>
+                <w:webHidden/>
+              </w:rPr>
+              <w:t>5</w:t>
             </w:r>
             <w:r>
               <w:rPr>
@@ -1107,6 +1793,7 @@
           <w:pPr>
             <w:pStyle w:val="TM1"/>
             <w:tabs>
+              <w:tab w:val="left" w:pos="480"/>
               <w:tab w:val="right" w:leader="dot" w:pos="9062"/>
             </w:tabs>
             <w:rPr>
@@ -1116,14 +1803,41 @@
               <w:i w:val="0"/>
               <w:iCs w:val="0"/>
               <w:noProof/>
+              <w:sz w:val="22"/>
+              <w:szCs w:val="22"/>
               <w:lang w:eastAsia="fr-FR"/>
             </w:rPr>
           </w:pPr>
-          <w:hyperlink w:anchor="_Toc227171213" w:history="1">
+          <w:hyperlink w:anchor="_Toc227403499" w:history="1">
             <w:r>
               <w:rPr>
                 <w:rStyle w:val="Lienhypertexte"/>
                 <w:noProof/>
+                <w:sz w:val="22"/>
+                <w:szCs w:val="22"/>
+              </w:rPr>
+              <w:t>X.</w:t>
+            </w:r>
+            <w:r>
+              <w:rPr>
+                <w:rFonts w:eastAsiaTheme="minorEastAsia"/>
+                <w:b w:val="0"/>
+                <w:bCs w:val="0"/>
+                <w:i w:val="0"/>
+                <w:iCs w:val="0"/>
+                <w:noProof/>
+                <w:sz w:val="22"/>
+                <w:szCs w:val="22"/>
+                <w:lang w:eastAsia="fr-FR"/>
+              </w:rPr>
+              <w:tab/>
+            </w:r>
+            <w:r>
+              <w:rPr>
+                <w:rStyle w:val="Lienhypertexte"/>
+                <w:noProof/>
+                <w:sz w:val="22"/>
+                <w:szCs w:val="22"/>
               </w:rPr>
               <w:t>Interface graphique (Salomé et Inass)</w:t>
             </w:r>
@@ -1131,6 +1845,8 @@
               <w:rPr>
                 <w:noProof/>
                 <w:webHidden/>
+                <w:sz w:val="22"/>
+                <w:szCs w:val="22"/>
               </w:rPr>
               <w:tab/>
             </w:r>
@@ -1138,6 +1854,8 @@
               <w:rPr>
                 <w:noProof/>
                 <w:webHidden/>
+                <w:sz w:val="22"/>
+                <w:szCs w:val="22"/>
               </w:rPr>
               <w:fldChar w:fldCharType="begin"/>
             </w:r>
@@ -1145,19 +1863,25 @@
               <w:rPr>
                 <w:noProof/>
                 <w:webHidden/>
-              </w:rPr>
-              <w:instrText xml:space="preserve"> PAGEREF _Toc227171213 \h </w:instrText>
-            </w:r>
-            <w:r>
-              <w:rPr>
-                <w:noProof/>
-                <w:webHidden/>
-              </w:rPr>
-            </w:r>
-            <w:r>
-              <w:rPr>
-                <w:noProof/>
-                <w:webHidden/>
+                <w:sz w:val="22"/>
+                <w:szCs w:val="22"/>
+              </w:rPr>
+              <w:instrText xml:space="preserve"> PAGEREF _Toc227403499 \h </w:instrText>
+            </w:r>
+            <w:r>
+              <w:rPr>
+                <w:noProof/>
+                <w:webHidden/>
+                <w:sz w:val="22"/>
+                <w:szCs w:val="22"/>
+              </w:rPr>
+            </w:r>
+            <w:r>
+              <w:rPr>
+                <w:noProof/>
+                <w:webHidden/>
+                <w:sz w:val="22"/>
+                <w:szCs w:val="22"/>
               </w:rPr>
               <w:fldChar w:fldCharType="separate"/>
             </w:r>
@@ -1165,8 +1889,462 @@
               <w:rPr>
                 <w:noProof/>
                 <w:webHidden/>
+                <w:sz w:val="22"/>
+                <w:szCs w:val="22"/>
               </w:rPr>
               <w:t>6</w:t>
+            </w:r>
+            <w:r>
+              <w:rPr>
+                <w:noProof/>
+                <w:webHidden/>
+                <w:sz w:val="22"/>
+                <w:szCs w:val="22"/>
+              </w:rPr>
+              <w:fldChar w:fldCharType="end"/>
+            </w:r>
+          </w:hyperlink>
+        </w:p>
+        <w:p>
+          <w:pPr>
+            <w:pStyle w:val="TM2"/>
+            <w:tabs>
+              <w:tab w:val="left" w:pos="720"/>
+              <w:tab w:val="right" w:leader="dot" w:pos="9062"/>
+            </w:tabs>
+            <w:rPr>
+              <w:rFonts w:eastAsiaTheme="minorEastAsia"/>
+              <w:b w:val="0"/>
+              <w:bCs w:val="0"/>
+              <w:noProof/>
+              <w:lang w:eastAsia="fr-FR"/>
+            </w:rPr>
+          </w:pPr>
+          <w:hyperlink w:anchor="_Toc227403500" w:history="1">
+            <w:r>
+              <w:rPr>
+                <w:rStyle w:val="Lienhypertexte"/>
+                <w:noProof/>
+              </w:rPr>
+              <w:t>1.</w:t>
+            </w:r>
+            <w:r>
+              <w:rPr>
+                <w:rFonts w:eastAsiaTheme="minorEastAsia"/>
+                <w:b w:val="0"/>
+                <w:bCs w:val="0"/>
+                <w:noProof/>
+                <w:lang w:eastAsia="fr-FR"/>
+              </w:rPr>
+              <w:tab/>
+            </w:r>
+            <w:r>
+              <w:rPr>
+                <w:rStyle w:val="Lienhypertexte"/>
+                <w:noProof/>
+              </w:rPr>
+              <w:t>Objectif :</w:t>
+            </w:r>
+            <w:r>
+              <w:rPr>
+                <w:noProof/>
+                <w:webHidden/>
+              </w:rPr>
+              <w:tab/>
+            </w:r>
+            <w:r>
+              <w:rPr>
+                <w:noProof/>
+                <w:webHidden/>
+              </w:rPr>
+              <w:fldChar w:fldCharType="begin"/>
+            </w:r>
+            <w:r>
+              <w:rPr>
+                <w:noProof/>
+                <w:webHidden/>
+              </w:rPr>
+              <w:instrText xml:space="preserve"> PAGEREF _Toc227403500 \h </w:instrText>
+            </w:r>
+            <w:r>
+              <w:rPr>
+                <w:noProof/>
+                <w:webHidden/>
+              </w:rPr>
+            </w:r>
+            <w:r>
+              <w:rPr>
+                <w:noProof/>
+                <w:webHidden/>
+              </w:rPr>
+              <w:fldChar w:fldCharType="separate"/>
+            </w:r>
+            <w:r>
+              <w:rPr>
+                <w:noProof/>
+                <w:webHidden/>
+              </w:rPr>
+              <w:t>6</w:t>
+            </w:r>
+            <w:r>
+              <w:rPr>
+                <w:noProof/>
+                <w:webHidden/>
+              </w:rPr>
+              <w:fldChar w:fldCharType="end"/>
+            </w:r>
+          </w:hyperlink>
+        </w:p>
+        <w:p>
+          <w:pPr>
+            <w:pStyle w:val="TM2"/>
+            <w:tabs>
+              <w:tab w:val="left" w:pos="720"/>
+              <w:tab w:val="right" w:leader="dot" w:pos="9062"/>
+            </w:tabs>
+            <w:rPr>
+              <w:rFonts w:eastAsiaTheme="minorEastAsia"/>
+              <w:b w:val="0"/>
+              <w:bCs w:val="0"/>
+              <w:noProof/>
+              <w:lang w:eastAsia="fr-FR"/>
+            </w:rPr>
+          </w:pPr>
+          <w:hyperlink w:anchor="_Toc227403501" w:history="1">
+            <w:r>
+              <w:rPr>
+                <w:rStyle w:val="Lienhypertexte"/>
+                <w:noProof/>
+              </w:rPr>
+              <w:t>2.</w:t>
+            </w:r>
+            <w:r>
+              <w:rPr>
+                <w:rFonts w:eastAsiaTheme="minorEastAsia"/>
+                <w:b w:val="0"/>
+                <w:bCs w:val="0"/>
+                <w:noProof/>
+                <w:lang w:eastAsia="fr-FR"/>
+              </w:rPr>
+              <w:tab/>
+            </w:r>
+            <w:r>
+              <w:rPr>
+                <w:rStyle w:val="Lienhypertexte"/>
+                <w:noProof/>
+              </w:rPr>
+              <w:t>Première version de l’interface :</w:t>
+            </w:r>
+            <w:r>
+              <w:rPr>
+                <w:noProof/>
+                <w:webHidden/>
+              </w:rPr>
+              <w:tab/>
+            </w:r>
+            <w:r>
+              <w:rPr>
+                <w:noProof/>
+                <w:webHidden/>
+              </w:rPr>
+              <w:fldChar w:fldCharType="begin"/>
+            </w:r>
+            <w:r>
+              <w:rPr>
+                <w:noProof/>
+                <w:webHidden/>
+              </w:rPr>
+              <w:instrText xml:space="preserve"> PAGEREF _Toc227403501 \h </w:instrText>
+            </w:r>
+            <w:r>
+              <w:rPr>
+                <w:noProof/>
+                <w:webHidden/>
+              </w:rPr>
+            </w:r>
+            <w:r>
+              <w:rPr>
+                <w:noProof/>
+                <w:webHidden/>
+              </w:rPr>
+              <w:fldChar w:fldCharType="separate"/>
+            </w:r>
+            <w:r>
+              <w:rPr>
+                <w:noProof/>
+                <w:webHidden/>
+              </w:rPr>
+              <w:t>6</w:t>
+            </w:r>
+            <w:r>
+              <w:rPr>
+                <w:noProof/>
+                <w:webHidden/>
+              </w:rPr>
+              <w:fldChar w:fldCharType="end"/>
+            </w:r>
+          </w:hyperlink>
+        </w:p>
+        <w:p>
+          <w:pPr>
+            <w:pStyle w:val="TM2"/>
+            <w:tabs>
+              <w:tab w:val="left" w:pos="720"/>
+              <w:tab w:val="right" w:leader="dot" w:pos="9062"/>
+            </w:tabs>
+            <w:rPr>
+              <w:rFonts w:eastAsiaTheme="minorEastAsia"/>
+              <w:b w:val="0"/>
+              <w:bCs w:val="0"/>
+              <w:noProof/>
+              <w:lang w:eastAsia="fr-FR"/>
+            </w:rPr>
+          </w:pPr>
+          <w:hyperlink w:anchor="_Toc227403502" w:history="1">
+            <w:r>
+              <w:rPr>
+                <w:rStyle w:val="Lienhypertexte"/>
+                <w:noProof/>
+              </w:rPr>
+              <w:t>3.</w:t>
+            </w:r>
+            <w:r>
+              <w:rPr>
+                <w:rFonts w:eastAsiaTheme="minorEastAsia"/>
+                <w:b w:val="0"/>
+                <w:bCs w:val="0"/>
+                <w:noProof/>
+                <w:lang w:eastAsia="fr-FR"/>
+              </w:rPr>
+              <w:tab/>
+            </w:r>
+            <w:r>
+              <w:rPr>
+                <w:rStyle w:val="Lienhypertexte"/>
+                <w:noProof/>
+              </w:rPr>
+              <w:t>Deuxième version de l’interface :</w:t>
+            </w:r>
+            <w:r>
+              <w:rPr>
+                <w:noProof/>
+                <w:webHidden/>
+              </w:rPr>
+              <w:tab/>
+            </w:r>
+            <w:r>
+              <w:rPr>
+                <w:noProof/>
+                <w:webHidden/>
+              </w:rPr>
+              <w:fldChar w:fldCharType="begin"/>
+            </w:r>
+            <w:r>
+              <w:rPr>
+                <w:noProof/>
+                <w:webHidden/>
+              </w:rPr>
+              <w:instrText xml:space="preserve"> PAGEREF _Toc227403502 \h </w:instrText>
+            </w:r>
+            <w:r>
+              <w:rPr>
+                <w:noProof/>
+                <w:webHidden/>
+              </w:rPr>
+            </w:r>
+            <w:r>
+              <w:rPr>
+                <w:noProof/>
+                <w:webHidden/>
+              </w:rPr>
+              <w:fldChar w:fldCharType="separate"/>
+            </w:r>
+            <w:r>
+              <w:rPr>
+                <w:noProof/>
+                <w:webHidden/>
+              </w:rPr>
+              <w:t>6</w:t>
+            </w:r>
+            <w:r>
+              <w:rPr>
+                <w:noProof/>
+                <w:webHidden/>
+              </w:rPr>
+              <w:fldChar w:fldCharType="end"/>
+            </w:r>
+          </w:hyperlink>
+        </w:p>
+        <w:p>
+          <w:pPr>
+            <w:pStyle w:val="TM2"/>
+            <w:tabs>
+              <w:tab w:val="left" w:pos="720"/>
+              <w:tab w:val="right" w:leader="dot" w:pos="9062"/>
+            </w:tabs>
+            <w:rPr>
+              <w:rFonts w:eastAsiaTheme="minorEastAsia"/>
+              <w:b w:val="0"/>
+              <w:bCs w:val="0"/>
+              <w:noProof/>
+              <w:lang w:eastAsia="fr-FR"/>
+            </w:rPr>
+          </w:pPr>
+          <w:hyperlink w:anchor="_Toc227403503" w:history="1">
+            <w:r>
+              <w:rPr>
+                <w:rStyle w:val="Lienhypertexte"/>
+                <w:noProof/>
+              </w:rPr>
+              <w:t>4.</w:t>
+            </w:r>
+            <w:r>
+              <w:rPr>
+                <w:rFonts w:eastAsiaTheme="minorEastAsia"/>
+                <w:b w:val="0"/>
+                <w:bCs w:val="0"/>
+                <w:noProof/>
+                <w:lang w:eastAsia="fr-FR"/>
+              </w:rPr>
+              <w:tab/>
+            </w:r>
+            <w:r>
+              <w:rPr>
+                <w:rStyle w:val="Lienhypertexte"/>
+                <w:noProof/>
+              </w:rPr>
+              <w:t>Fonctions attendues par l’interface :</w:t>
+            </w:r>
+            <w:r>
+              <w:rPr>
+                <w:noProof/>
+                <w:webHidden/>
+              </w:rPr>
+              <w:tab/>
+            </w:r>
+            <w:r>
+              <w:rPr>
+                <w:noProof/>
+                <w:webHidden/>
+              </w:rPr>
+              <w:fldChar w:fldCharType="begin"/>
+            </w:r>
+            <w:r>
+              <w:rPr>
+                <w:noProof/>
+                <w:webHidden/>
+              </w:rPr>
+              <w:instrText xml:space="preserve"> PAGEREF _Toc227403503 \h </w:instrText>
+            </w:r>
+            <w:r>
+              <w:rPr>
+                <w:noProof/>
+                <w:webHidden/>
+              </w:rPr>
+            </w:r>
+            <w:r>
+              <w:rPr>
+                <w:noProof/>
+                <w:webHidden/>
+              </w:rPr>
+              <w:fldChar w:fldCharType="separate"/>
+            </w:r>
+            <w:r>
+              <w:rPr>
+                <w:noProof/>
+                <w:webHidden/>
+              </w:rPr>
+              <w:t>7</w:t>
+            </w:r>
+            <w:r>
+              <w:rPr>
+                <w:noProof/>
+                <w:webHidden/>
+              </w:rPr>
+              <w:fldChar w:fldCharType="end"/>
+            </w:r>
+          </w:hyperlink>
+        </w:p>
+        <w:p>
+          <w:pPr>
+            <w:pStyle w:val="TM2"/>
+            <w:tabs>
+              <w:tab w:val="left" w:pos="720"/>
+              <w:tab w:val="right" w:leader="dot" w:pos="9062"/>
+            </w:tabs>
+            <w:rPr>
+              <w:rFonts w:eastAsiaTheme="minorEastAsia"/>
+              <w:b w:val="0"/>
+              <w:bCs w:val="0"/>
+              <w:noProof/>
+              <w:lang w:eastAsia="fr-FR"/>
+            </w:rPr>
+          </w:pPr>
+          <w:hyperlink w:anchor="_Toc227403504" w:history="1">
+            <w:r>
+              <w:rPr>
+                <w:rStyle w:val="Lienhypertexte"/>
+                <w:noProof/>
+              </w:rPr>
+              <w:t>5.</w:t>
+            </w:r>
+            <w:r>
+              <w:rPr>
+                <w:rFonts w:eastAsiaTheme="minorEastAsia"/>
+                <w:b w:val="0"/>
+                <w:bCs w:val="0"/>
+                <w:noProof/>
+                <w:lang w:eastAsia="fr-FR"/>
+              </w:rPr>
+              <w:tab/>
+            </w:r>
+            <w:r>
+              <w:rPr>
+                <w:rStyle w:val="Lienhypertexte"/>
+                <w:noProof/>
+              </w:rPr>
+              <w:t>Tâches à faire :</w:t>
+            </w:r>
+            <w:r>
+              <w:rPr>
+                <w:noProof/>
+                <w:webHidden/>
+              </w:rPr>
+              <w:tab/>
+            </w:r>
+            <w:r>
+              <w:rPr>
+                <w:noProof/>
+                <w:webHidden/>
+              </w:rPr>
+              <w:fldChar w:fldCharType="begin"/>
+            </w:r>
+            <w:r>
+              <w:rPr>
+                <w:noProof/>
+                <w:webHidden/>
+              </w:rPr>
+              <w:instrText xml:space="preserve"> PAGEREF _Toc227403504 \h </w:instrText>
+            </w:r>
+            <w:r>
+              <w:rPr>
+                <w:noProof/>
+                <w:webHidden/>
+              </w:rPr>
+            </w:r>
+            <w:r>
+              <w:rPr>
+                <w:noProof/>
+                <w:webHidden/>
+              </w:rPr>
+              <w:fldChar w:fldCharType="separate"/>
+            </w:r>
+            <w:r>
+              <w:rPr>
+                <w:noProof/>
+                <w:webHidden/>
+              </w:rPr>
+              <w:t>7</w:t>
             </w:r>
             <w:r>
               <w:rPr>
@@ -1181,6 +2359,7 @@
           <w:pPr>
             <w:pStyle w:val="TM1"/>
             <w:tabs>
+              <w:tab w:val="left" w:pos="720"/>
               <w:tab w:val="right" w:leader="dot" w:pos="9062"/>
             </w:tabs>
             <w:rPr>
@@ -1190,14 +2369,41 @@
               <w:i w:val="0"/>
               <w:iCs w:val="0"/>
               <w:noProof/>
+              <w:sz w:val="22"/>
+              <w:szCs w:val="22"/>
               <w:lang w:eastAsia="fr-FR"/>
             </w:rPr>
           </w:pPr>
-          <w:hyperlink w:anchor="_Toc227171214" w:history="1">
+          <w:hyperlink w:anchor="_Toc227403505" w:history="1">
             <w:r>
               <w:rPr>
                 <w:rStyle w:val="Lienhypertexte"/>
                 <w:noProof/>
+                <w:sz w:val="22"/>
+                <w:szCs w:val="22"/>
+              </w:rPr>
+              <w:t>XI.</w:t>
+            </w:r>
+            <w:r>
+              <w:rPr>
+                <w:rFonts w:eastAsiaTheme="minorEastAsia"/>
+                <w:b w:val="0"/>
+                <w:bCs w:val="0"/>
+                <w:i w:val="0"/>
+                <w:iCs w:val="0"/>
+                <w:noProof/>
+                <w:sz w:val="22"/>
+                <w:szCs w:val="22"/>
+                <w:lang w:eastAsia="fr-FR"/>
+              </w:rPr>
+              <w:tab/>
+            </w:r>
+            <w:r>
+              <w:rPr>
+                <w:rStyle w:val="Lienhypertexte"/>
+                <w:noProof/>
+                <w:sz w:val="22"/>
+                <w:szCs w:val="22"/>
               </w:rPr>
               <w:t>Espace Latent (Miranda)</w:t>
             </w:r>
@@ -1205,6 +2411,8 @@
               <w:rPr>
                 <w:noProof/>
                 <w:webHidden/>
+                <w:sz w:val="22"/>
+                <w:szCs w:val="22"/>
               </w:rPr>
               <w:tab/>
             </w:r>
@@ -1212,6 +2420,8 @@
               <w:rPr>
                 <w:noProof/>
                 <w:webHidden/>
+                <w:sz w:val="22"/>
+                <w:szCs w:val="22"/>
               </w:rPr>
               <w:fldChar w:fldCharType="begin"/>
             </w:r>
@@ -1219,19 +2429,25 @@
               <w:rPr>
                 <w:noProof/>
                 <w:webHidden/>
-              </w:rPr>
-              <w:instrText xml:space="preserve"> PAGEREF _Toc227171214 \h </w:instrText>
-            </w:r>
-            <w:r>
-              <w:rPr>
-                <w:noProof/>
-                <w:webHidden/>
-              </w:rPr>
-            </w:r>
-            <w:r>
-              <w:rPr>
-                <w:noProof/>
-                <w:webHidden/>
+                <w:sz w:val="22"/>
+                <w:szCs w:val="22"/>
+              </w:rPr>
+              <w:instrText xml:space="preserve"> PAGEREF _Toc227403505 \h </w:instrText>
+            </w:r>
+            <w:r>
+              <w:rPr>
+                <w:noProof/>
+                <w:webHidden/>
+                <w:sz w:val="22"/>
+                <w:szCs w:val="22"/>
+              </w:rPr>
+            </w:r>
+            <w:r>
+              <w:rPr>
+                <w:noProof/>
+                <w:webHidden/>
+                <w:sz w:val="22"/>
+                <w:szCs w:val="22"/>
               </w:rPr>
               <w:fldChar w:fldCharType="separate"/>
             </w:r>
@@ -1239,13 +2455,17 @@
               <w:rPr>
                 <w:noProof/>
                 <w:webHidden/>
-              </w:rPr>
-              <w:t>6</w:t>
-            </w:r>
-            <w:r>
-              <w:rPr>
-                <w:noProof/>
-                <w:webHidden/>
+                <w:sz w:val="22"/>
+                <w:szCs w:val="22"/>
+              </w:rPr>
+              <w:t>7</w:t>
+            </w:r>
+            <w:r>
+              <w:rPr>
+                <w:noProof/>
+                <w:webHidden/>
+                <w:sz w:val="22"/>
+                <w:szCs w:val="22"/>
               </w:rPr>
               <w:fldChar w:fldCharType="end"/>
             </w:r>
@@ -1255,6 +2475,7 @@
           <w:pPr>
             <w:pStyle w:val="TM1"/>
             <w:tabs>
+              <w:tab w:val="left" w:pos="720"/>
               <w:tab w:val="right" w:leader="dot" w:pos="9062"/>
             </w:tabs>
             <w:rPr>
@@ -1264,14 +2485,41 @@
               <w:i w:val="0"/>
               <w:iCs w:val="0"/>
               <w:noProof/>
+              <w:sz w:val="22"/>
+              <w:szCs w:val="22"/>
               <w:lang w:eastAsia="fr-FR"/>
             </w:rPr>
           </w:pPr>
-          <w:hyperlink w:anchor="_Toc227171215" w:history="1">
+          <w:hyperlink w:anchor="_Toc227403506" w:history="1">
             <w:r>
               <w:rPr>
                 <w:rStyle w:val="Lienhypertexte"/>
                 <w:noProof/>
+                <w:sz w:val="22"/>
+                <w:szCs w:val="22"/>
+              </w:rPr>
+              <w:t>XII.</w:t>
+            </w:r>
+            <w:r>
+              <w:rPr>
+                <w:rFonts w:eastAsiaTheme="minorEastAsia"/>
+                <w:b w:val="0"/>
+                <w:bCs w:val="0"/>
+                <w:i w:val="0"/>
+                <w:iCs w:val="0"/>
+                <w:noProof/>
+                <w:sz w:val="22"/>
+                <w:szCs w:val="22"/>
+                <w:lang w:eastAsia="fr-FR"/>
+              </w:rPr>
+              <w:tab/>
+            </w:r>
+            <w:r>
+              <w:rPr>
+                <w:rStyle w:val="Lienhypertexte"/>
+                <w:noProof/>
+                <w:sz w:val="22"/>
+                <w:szCs w:val="22"/>
               </w:rPr>
               <w:t>Déploiement et installation</w:t>
             </w:r>
@@ -1279,6 +2527,8 @@
               <w:rPr>
                 <w:noProof/>
                 <w:webHidden/>
+                <w:sz w:val="22"/>
+                <w:szCs w:val="22"/>
               </w:rPr>
               <w:tab/>
             </w:r>
@@ -1286,6 +2536,8 @@
               <w:rPr>
                 <w:noProof/>
                 <w:webHidden/>
+                <w:sz w:val="22"/>
+                <w:szCs w:val="22"/>
               </w:rPr>
               <w:fldChar w:fldCharType="begin"/>
             </w:r>
@@ -1293,19 +2545,25 @@
               <w:rPr>
                 <w:noProof/>
                 <w:webHidden/>
-              </w:rPr>
-              <w:instrText xml:space="preserve"> PAGEREF _Toc227171215 \h </w:instrText>
-            </w:r>
-            <w:r>
-              <w:rPr>
-                <w:noProof/>
-                <w:webHidden/>
-              </w:rPr>
-            </w:r>
-            <w:r>
-              <w:rPr>
-                <w:noProof/>
-                <w:webHidden/>
+                <w:sz w:val="22"/>
+                <w:szCs w:val="22"/>
+              </w:rPr>
+              <w:instrText xml:space="preserve"> PAGEREF _Toc227403506 \h </w:instrText>
+            </w:r>
+            <w:r>
+              <w:rPr>
+                <w:noProof/>
+                <w:webHidden/>
+                <w:sz w:val="22"/>
+                <w:szCs w:val="22"/>
+              </w:rPr>
+            </w:r>
+            <w:r>
+              <w:rPr>
+                <w:noProof/>
+                <w:webHidden/>
+                <w:sz w:val="22"/>
+                <w:szCs w:val="22"/>
               </w:rPr>
               <w:fldChar w:fldCharType="separate"/>
             </w:r>
@@ -1313,13 +2571,17 @@
               <w:rPr>
                 <w:noProof/>
                 <w:webHidden/>
-              </w:rPr>
-              <w:t>6</w:t>
-            </w:r>
-            <w:r>
-              <w:rPr>
-                <w:noProof/>
-                <w:webHidden/>
+                <w:sz w:val="22"/>
+                <w:szCs w:val="22"/>
+              </w:rPr>
+              <w:t>7</w:t>
+            </w:r>
+            <w:r>
+              <w:rPr>
+                <w:noProof/>
+                <w:webHidden/>
+                <w:sz w:val="22"/>
+                <w:szCs w:val="22"/>
               </w:rPr>
               <w:fldChar w:fldCharType="end"/>
             </w:r>
@@ -1329,6 +2591,7 @@
           <w:pPr>
             <w:pStyle w:val="TM2"/>
             <w:tabs>
+              <w:tab w:val="left" w:pos="720"/>
               <w:tab w:val="right" w:leader="dot" w:pos="9062"/>
             </w:tabs>
             <w:rPr>
@@ -1336,31 +2599,43 @@
               <w:b w:val="0"/>
               <w:bCs w:val="0"/>
               <w:noProof/>
-              <w:sz w:val="24"/>
-              <w:szCs w:val="24"/>
               <w:lang w:eastAsia="fr-FR"/>
             </w:rPr>
           </w:pPr>
-          <w:hyperlink w:anchor="_Toc227171216" w:history="1">
+          <w:hyperlink w:anchor="_Toc227403507" w:history="1">
             <w:r>
               <w:rPr>
                 <w:rStyle w:val="Lienhypertexte"/>
                 <w:noProof/>
-                <w:kern w:val="0"/>
+              </w:rPr>
+              <w:t>1.</w:t>
+            </w:r>
+            <w:r>
+              <w:rPr>
+                <w:rFonts w:eastAsiaTheme="minorEastAsia"/>
+                <w:b w:val="0"/>
+                <w:bCs w:val="0"/>
+                <w:noProof/>
                 <w:lang w:eastAsia="fr-FR"/>
-                <w14:ligatures w14:val="none"/>
-              </w:rPr>
-              <w:t>Objectif :</w:t>
-            </w:r>
-            <w:r>
-              <w:rPr>
-                <w:noProof/>
-                <w:webHidden/>
               </w:rPr>
               <w:tab/>
             </w:r>
             <w:r>
               <w:rPr>
+                <w:rStyle w:val="Lienhypertexte"/>
+                <w:noProof/>
+              </w:rPr>
+              <w:t>Objectif :</w:t>
+            </w:r>
+            <w:r>
+              <w:rPr>
+                <w:noProof/>
+                <w:webHidden/>
+              </w:rPr>
+              <w:tab/>
+            </w:r>
+            <w:r>
+              <w:rPr>
                 <w:noProof/>
                 <w:webHidden/>
               </w:rPr>
@@ -1371,7 +2646,7 @@
                 <w:noProof/>
                 <w:webHidden/>
               </w:rPr>
-              <w:instrText xml:space="preserve"> PAGEREF _Toc227171216 \h </w:instrText>
+              <w:instrText xml:space="preserve"> PAGEREF _Toc227403507 \h </w:instrText>
             </w:r>
             <w:r>
               <w:rPr>
@@ -1391,7 +2666,7 @@
                 <w:noProof/>
                 <w:webHidden/>
               </w:rPr>
-              <w:t>6</w:t>
+              <w:t>7</w:t>
             </w:r>
             <w:r>
               <w:rPr>
@@ -1406,6 +2681,7 @@
           <w:pPr>
             <w:pStyle w:val="TM2"/>
             <w:tabs>
+              <w:tab w:val="left" w:pos="720"/>
               <w:tab w:val="right" w:leader="dot" w:pos="9062"/>
             </w:tabs>
             <w:rPr>
@@ -1413,12 +2689,27 @@
               <w:b w:val="0"/>
               <w:bCs w:val="0"/>
               <w:noProof/>
-              <w:sz w:val="24"/>
-              <w:szCs w:val="24"/>
               <w:lang w:eastAsia="fr-FR"/>
             </w:rPr>
           </w:pPr>
-          <w:hyperlink w:anchor="_Toc227171217" w:history="1">
+          <w:hyperlink w:anchor="_Toc227403508" w:history="1">
+            <w:r>
+              <w:rPr>
+                <w:rStyle w:val="Lienhypertexte"/>
+                <w:noProof/>
+              </w:rPr>
+              <w:t>2.</w:t>
+            </w:r>
+            <w:r>
+              <w:rPr>
+                <w:rFonts w:eastAsiaTheme="minorEastAsia"/>
+                <w:b w:val="0"/>
+                <w:bCs w:val="0"/>
+                <w:noProof/>
+                <w:lang w:eastAsia="fr-FR"/>
+              </w:rPr>
+              <w:tab/>
+            </w:r>
             <w:r>
               <w:rPr>
                 <w:rStyle w:val="Lienhypertexte"/>
@@ -1460,7 +2751,7 @@
                 <w:noProof/>
                 <w:webHidden/>
               </w:rPr>
-              <w:instrText xml:space="preserve"> PAGEREF _Toc227171217 \h </w:instrText>
+              <w:instrText xml:space="preserve"> PAGEREF _Toc227403508 \h </w:instrText>
             </w:r>
             <w:r>
               <w:rPr>
@@ -1480,7 +2771,7 @@
                 <w:noProof/>
                 <w:webHidden/>
               </w:rPr>
-              <w:t>6</w:t>
+              <w:t>8</w:t>
             </w:r>
             <w:r>
               <w:rPr>
@@ -1492,31 +2783,40 @@
           </w:hyperlink>
         </w:p>
         <w:p>
+          <w:pPr>
+            <w:jc w:val="both"/>
+          </w:pPr>
           <w:r>
             <w:rPr>
               <w:b/>
               <w:bCs/>
               <w:noProof/>
+              <w:sz w:val="22"/>
+              <w:szCs w:val="22"/>
             </w:rPr>
             <w:fldChar w:fldCharType="end"/>
           </w:r>
         </w:p>
       </w:sdtContent>
     </w:sdt>
-    <w:p/>
     <w:p>
       <w:pPr>
         <w:pStyle w:val="Titre1"/>
+        <w:jc w:val="both"/>
       </w:pPr>
       <w:bookmarkStart w:id="0" w:name="_Toc227168401"/>
-      <w:bookmarkStart w:id="1" w:name="_Toc227171199"/>
-      <w:r>
+      <w:bookmarkStart w:id="1" w:name="_Toc227403483"/>
+      <w:r>
+        <w:lastRenderedPageBreak/>
         <w:t>Objectif principal</w:t>
       </w:r>
       <w:bookmarkEnd w:id="0"/>
       <w:bookmarkEnd w:id="1"/>
     </w:p>
     <w:p>
+      <w:pPr>
+        <w:jc w:val="both"/>
+      </w:pPr>
       <w:r>
         <w:t>Élaborer, suivant les requêtes du client un logiciel permettant de générer des portraits robots.</w:t>
       </w:r>
@@ -1524,11 +2824,11 @@
     <w:p>
       <w:pPr>
         <w:pStyle w:val="Titre1"/>
+        <w:jc w:val="both"/>
       </w:pPr>
       <w:bookmarkStart w:id="2" w:name="_Toc227168402"/>
-      <w:bookmarkStart w:id="3" w:name="_Toc227171200"/>
-      <w:r>
-        <w:lastRenderedPageBreak/>
+      <w:bookmarkStart w:id="3" w:name="_Toc227403484"/>
+      <w:r>
         <w:t>Cas d’usage narratif :</w:t>
       </w:r>
       <w:bookmarkEnd w:id="2"/>
@@ -1538,11 +2838,17 @@
       </w:r>
     </w:p>
     <w:p>
+      <w:pPr>
+        <w:jc w:val="both"/>
+      </w:pPr>
       <w:r>
         <w:t>1 – Le client envoie une sollicitation pour créer un autoportrait.</w:t>
       </w:r>
     </w:p>
     <w:p>
+      <w:pPr>
+        <w:jc w:val="both"/>
+      </w:pPr>
       <w:r>
         <w:t xml:space="preserve">2 – Le logiciel </w:t>
       </w:r>
@@ -1554,27 +2860,42 @@
       </w:r>
     </w:p>
     <w:p>
+      <w:pPr>
+        <w:jc w:val="both"/>
+      </w:pPr>
       <w:r>
         <w:t>3 – Le client coche les attributs du personnage</w:t>
       </w:r>
     </w:p>
     <w:p>
+      <w:pPr>
+        <w:jc w:val="both"/>
+      </w:pPr>
       <w:r>
         <w:t>4 – Le client clique sur valider</w:t>
       </w:r>
     </w:p>
     <w:p>
+      <w:pPr>
+        <w:jc w:val="both"/>
+      </w:pPr>
       <w:r>
         <w:t>5 – le logiciel génère 1 autoportrait</w:t>
       </w:r>
     </w:p>
     <w:p>
+      <w:pPr>
+        <w:jc w:val="both"/>
+      </w:pPr>
       <w:r>
         <w:tab/>
         <w:t>5 – a – Le client n’est pas satisfait de l’autoportrait généré</w:t>
       </w:r>
     </w:p>
     <w:p>
+      <w:pPr>
+        <w:jc w:val="both"/>
+      </w:pPr>
       <w:r>
         <w:tab/>
       </w:r>
@@ -1593,6 +2914,9 @@
       </w:r>
     </w:p>
     <w:p>
+      <w:pPr>
+        <w:jc w:val="both"/>
+      </w:pPr>
       <w:r>
         <w:tab/>
       </w:r>
@@ -1602,6 +2926,9 @@
       </w:r>
     </w:p>
     <w:p>
+      <w:pPr>
+        <w:jc w:val="both"/>
+      </w:pPr>
       <w:r>
         <w:tab/>
       </w:r>
@@ -1611,6 +2938,9 @@
       </w:r>
     </w:p>
     <w:p>
+      <w:pPr>
+        <w:jc w:val="both"/>
+      </w:pPr>
       <w:r>
         <w:tab/>
       </w:r>
@@ -1629,11 +2959,17 @@
       </w:r>
     </w:p>
     <w:p>
+      <w:pPr>
+        <w:jc w:val="both"/>
+      </w:pPr>
       <w:r>
         <w:t xml:space="preserve">6 – Le client valide l’autoportrait </w:t>
       </w:r>
     </w:p>
     <w:p>
+      <w:pPr>
+        <w:jc w:val="both"/>
+      </w:pPr>
       <w:r>
         <w:t xml:space="preserve">7 – L’autoportrait est automatiquement téléchargé sur le </w:t>
       </w:r>
@@ -1644,13 +2980,13 @@
         <w:t>de l’ordinateur</w:t>
       </w:r>
     </w:p>
-    <w:p/>
     <w:p>
       <w:pPr>
         <w:pStyle w:val="Titre1"/>
+        <w:jc w:val="both"/>
       </w:pPr>
       <w:bookmarkStart w:id="4" w:name="_Toc227168403"/>
-      <w:bookmarkStart w:id="5" w:name="_Toc227171201"/>
+      <w:bookmarkStart w:id="5" w:name="_Toc227403485"/>
       <w:r>
         <w:t>Histoire de l’utilisateur</w:t>
       </w:r>
@@ -1681,7 +3017,18 @@
             <w:tcW w:w="3020" w:type="dxa"/>
           </w:tcPr>
           <w:p>
-            <w:r>
+            <w:pPr>
+              <w:jc w:val="both"/>
+              <w:rPr>
+                <w:sz w:val="20"/>
+                <w:szCs w:val="20"/>
+              </w:rPr>
+            </w:pPr>
+            <w:r>
+              <w:rPr>
+                <w:sz w:val="20"/>
+                <w:szCs w:val="20"/>
+              </w:rPr>
               <w:t>En tant que …</w:t>
             </w:r>
           </w:p>
@@ -1692,9 +3039,18 @@
           </w:tcPr>
           <w:p>
             <w:pPr>
+              <w:jc w:val="both"/>
               <w:cnfStyle w:val="100000000000" w:firstRow="1" w:lastRow="0" w:firstColumn="0" w:lastColumn="0" w:oddVBand="0" w:evenVBand="0" w:oddHBand="0" w:evenHBand="0" w:firstRowFirstColumn="0" w:firstRowLastColumn="0" w:lastRowFirstColumn="0" w:lastRowLastColumn="0"/>
+              <w:rPr>
+                <w:sz w:val="20"/>
+                <w:szCs w:val="20"/>
+              </w:rPr>
             </w:pPr>
             <w:r>
+              <w:rPr>
+                <w:sz w:val="20"/>
+                <w:szCs w:val="20"/>
+              </w:rPr>
               <w:t>Je veux …</w:t>
             </w:r>
           </w:p>
@@ -1705,9 +3061,18 @@
           </w:tcPr>
           <w:p>
             <w:pPr>
+              <w:jc w:val="both"/>
               <w:cnfStyle w:val="100000000000" w:firstRow="1" w:lastRow="0" w:firstColumn="0" w:lastColumn="0" w:oddVBand="0" w:evenVBand="0" w:oddHBand="0" w:evenHBand="0" w:firstRowFirstColumn="0" w:firstRowLastColumn="0" w:lastRowFirstColumn="0" w:lastRowLastColumn="0"/>
+              <w:rPr>
+                <w:sz w:val="20"/>
+                <w:szCs w:val="20"/>
+              </w:rPr>
             </w:pPr>
             <w:r>
+              <w:rPr>
+                <w:sz w:val="20"/>
+                <w:szCs w:val="20"/>
+              </w:rPr>
               <w:t>Afin de …</w:t>
             </w:r>
           </w:p>
@@ -1724,15 +3089,20 @@
           </w:tcPr>
           <w:p>
             <w:pPr>
+              <w:jc w:val="both"/>
               <w:rPr>
                 <w:b w:val="0"/>
                 <w:bCs w:val="0"/>
+                <w:sz w:val="20"/>
+                <w:szCs w:val="20"/>
               </w:rPr>
             </w:pPr>
             <w:r>
               <w:rPr>
                 <w:b w:val="0"/>
                 <w:bCs w:val="0"/>
+                <w:sz w:val="20"/>
+                <w:szCs w:val="20"/>
               </w:rPr>
               <w:t>Développeur</w:t>
             </w:r>
@@ -1745,18 +3115,19 @@
           <w:p>
             <w:pPr>
               <w:pStyle w:val="p1"/>
+              <w:jc w:val="both"/>
               <w:cnfStyle w:val="000000100000" w:firstRow="0" w:lastRow="0" w:firstColumn="0" w:lastColumn="0" w:oddVBand="0" w:evenVBand="0" w:oddHBand="1" w:evenHBand="0" w:firstRowFirstColumn="0" w:firstRowLastColumn="0" w:lastRowFirstColumn="0" w:lastRowLastColumn="0"/>
               <w:rPr>
                 <w:rFonts w:asciiTheme="majorHAnsi" w:hAnsiTheme="majorHAnsi"/>
-                <w:sz w:val="24"/>
-                <w:szCs w:val="24"/>
+                <w:sz w:val="20"/>
+                <w:szCs w:val="20"/>
               </w:rPr>
             </w:pPr>
             <w:r>
               <w:rPr>
                 <w:rFonts w:asciiTheme="majorHAnsi" w:hAnsiTheme="majorHAnsi"/>
-                <w:sz w:val="24"/>
-                <w:szCs w:val="24"/>
+                <w:sz w:val="20"/>
+                <w:szCs w:val="20"/>
               </w:rPr>
               <w:t>Que le robot crée un visage</w:t>
             </w:r>
@@ -1764,59 +3135,41 @@
           <w:p>
             <w:pPr>
               <w:pStyle w:val="p1"/>
+              <w:jc w:val="both"/>
               <w:cnfStyle w:val="000000100000" w:firstRow="0" w:lastRow="0" w:firstColumn="0" w:lastColumn="0" w:oddVBand="0" w:evenVBand="0" w:oddHBand="1" w:evenHBand="0" w:firstRowFirstColumn="0" w:firstRowLastColumn="0" w:lastRowFirstColumn="0" w:lastRowLastColumn="0"/>
               <w:rPr>
                 <w:rFonts w:asciiTheme="majorHAnsi" w:hAnsiTheme="majorHAnsi"/>
-                <w:sz w:val="24"/>
-                <w:szCs w:val="24"/>
+                <w:sz w:val="20"/>
+                <w:szCs w:val="20"/>
               </w:rPr>
             </w:pPr>
-            <w:proofErr w:type="gramStart"/>
             <w:r>
               <w:rPr>
                 <w:rFonts w:asciiTheme="majorHAnsi" w:hAnsiTheme="majorHAnsi"/>
-                <w:sz w:val="24"/>
-                <w:szCs w:val="24"/>
-              </w:rPr>
-              <w:t>humain</w:t>
-            </w:r>
-            <w:proofErr w:type="gramEnd"/>
-            <w:r>
-              <w:rPr>
-                <w:rFonts w:asciiTheme="majorHAnsi" w:hAnsiTheme="majorHAnsi"/>
-                <w:sz w:val="24"/>
-                <w:szCs w:val="24"/>
-              </w:rPr>
-              <w:t xml:space="preserve"> à partir des</w:t>
+                <w:sz w:val="20"/>
+                <w:szCs w:val="20"/>
+              </w:rPr>
+              <w:t>humain à partir des</w:t>
             </w:r>
           </w:p>
           <w:p>
             <w:pPr>
               <w:pStyle w:val="p1"/>
+              <w:jc w:val="both"/>
               <w:cnfStyle w:val="000000100000" w:firstRow="0" w:lastRow="0" w:firstColumn="0" w:lastColumn="0" w:oddVBand="0" w:evenVBand="0" w:oddHBand="1" w:evenHBand="0" w:firstRowFirstColumn="0" w:firstRowLastColumn="0" w:lastRowFirstColumn="0" w:lastRowLastColumn="0"/>
               <w:rPr>
                 <w:rFonts w:asciiTheme="majorHAnsi" w:hAnsiTheme="majorHAnsi"/>
-                <w:sz w:val="24"/>
-                <w:szCs w:val="24"/>
+                <w:sz w:val="20"/>
+                <w:szCs w:val="20"/>
               </w:rPr>
             </w:pPr>
-            <w:proofErr w:type="gramStart"/>
             <w:r>
               <w:rPr>
                 <w:rFonts w:asciiTheme="majorHAnsi" w:hAnsiTheme="majorHAnsi"/>
-                <w:sz w:val="24"/>
-                <w:szCs w:val="24"/>
-              </w:rPr>
-              <w:t>indications</w:t>
-            </w:r>
-            <w:proofErr w:type="gramEnd"/>
-            <w:r>
-              <w:rPr>
-                <w:rFonts w:asciiTheme="majorHAnsi" w:hAnsiTheme="majorHAnsi"/>
-                <w:sz w:val="24"/>
-                <w:szCs w:val="24"/>
-              </w:rPr>
-              <w:t xml:space="preserve"> fournies</w:t>
+                <w:sz w:val="20"/>
+                <w:szCs w:val="20"/>
+              </w:rPr>
+              <w:t>indications fournies</w:t>
             </w:r>
           </w:p>
         </w:tc>
@@ -1827,18 +3180,19 @@
           <w:p>
             <w:pPr>
               <w:pStyle w:val="p1"/>
+              <w:jc w:val="both"/>
               <w:cnfStyle w:val="000000100000" w:firstRow="0" w:lastRow="0" w:firstColumn="0" w:lastColumn="0" w:oddVBand="0" w:evenVBand="0" w:oddHBand="1" w:evenHBand="0" w:firstRowFirstColumn="0" w:firstRowLastColumn="0" w:lastRowFirstColumn="0" w:lastRowLastColumn="0"/>
               <w:rPr>
                 <w:rFonts w:asciiTheme="majorHAnsi" w:hAnsiTheme="majorHAnsi"/>
-                <w:sz w:val="24"/>
-                <w:szCs w:val="24"/>
+                <w:sz w:val="20"/>
+                <w:szCs w:val="20"/>
               </w:rPr>
             </w:pPr>
             <w:r>
               <w:rPr>
                 <w:rFonts w:asciiTheme="majorHAnsi" w:hAnsiTheme="majorHAnsi"/>
-                <w:sz w:val="24"/>
-                <w:szCs w:val="24"/>
+                <w:sz w:val="20"/>
+                <w:szCs w:val="20"/>
               </w:rPr>
               <w:t>Tester et améliorer</w:t>
             </w:r>
@@ -1846,30 +3200,21 @@
           <w:p>
             <w:pPr>
               <w:pStyle w:val="p1"/>
+              <w:jc w:val="both"/>
               <w:cnfStyle w:val="000000100000" w:firstRow="0" w:lastRow="0" w:firstColumn="0" w:lastColumn="0" w:oddVBand="0" w:evenVBand="0" w:oddHBand="1" w:evenHBand="0" w:firstRowFirstColumn="0" w:firstRowLastColumn="0" w:lastRowFirstColumn="0" w:lastRowLastColumn="0"/>
               <w:rPr>
                 <w:rFonts w:asciiTheme="majorHAnsi" w:hAnsiTheme="majorHAnsi"/>
-                <w:sz w:val="24"/>
-                <w:szCs w:val="24"/>
+                <w:sz w:val="20"/>
+                <w:szCs w:val="20"/>
               </w:rPr>
             </w:pPr>
-            <w:proofErr w:type="gramStart"/>
             <w:r>
               <w:rPr>
                 <w:rFonts w:asciiTheme="majorHAnsi" w:hAnsiTheme="majorHAnsi"/>
-                <w:sz w:val="24"/>
-                <w:szCs w:val="24"/>
-              </w:rPr>
-              <w:t>l’algorithme</w:t>
-            </w:r>
-            <w:proofErr w:type="gramEnd"/>
-            <w:r>
-              <w:rPr>
-                <w:rFonts w:asciiTheme="majorHAnsi" w:hAnsiTheme="majorHAnsi"/>
-                <w:sz w:val="24"/>
-                <w:szCs w:val="24"/>
-              </w:rPr>
-              <w:t xml:space="preserve"> facilement</w:t>
+                <w:sz w:val="20"/>
+                <w:szCs w:val="20"/>
+              </w:rPr>
+              <w:t>l’algorithme facilement</w:t>
             </w:r>
           </w:p>
         </w:tc>
@@ -1882,15 +3227,20 @@
           </w:tcPr>
           <w:p>
             <w:pPr>
+              <w:jc w:val="both"/>
               <w:rPr>
                 <w:b w:val="0"/>
                 <w:bCs w:val="0"/>
+                <w:sz w:val="20"/>
+                <w:szCs w:val="20"/>
               </w:rPr>
             </w:pPr>
             <w:r>
               <w:rPr>
                 <w:b w:val="0"/>
                 <w:bCs w:val="0"/>
+                <w:sz w:val="20"/>
+                <w:szCs w:val="20"/>
               </w:rPr>
               <w:t>Développeur</w:t>
             </w:r>
@@ -1903,18 +3253,19 @@
           <w:p>
             <w:pPr>
               <w:pStyle w:val="p1"/>
+              <w:jc w:val="both"/>
               <w:cnfStyle w:val="000000000000" w:firstRow="0" w:lastRow="0" w:firstColumn="0" w:lastColumn="0" w:oddVBand="0" w:evenVBand="0" w:oddHBand="0" w:evenHBand="0" w:firstRowFirstColumn="0" w:firstRowLastColumn="0" w:lastRowFirstColumn="0" w:lastRowLastColumn="0"/>
               <w:rPr>
                 <w:rFonts w:asciiTheme="majorHAnsi" w:hAnsiTheme="majorHAnsi"/>
-                <w:sz w:val="24"/>
-                <w:szCs w:val="24"/>
+                <w:sz w:val="20"/>
+                <w:szCs w:val="20"/>
               </w:rPr>
             </w:pPr>
             <w:r>
               <w:rPr>
                 <w:rFonts w:asciiTheme="majorHAnsi" w:hAnsiTheme="majorHAnsi"/>
-                <w:sz w:val="24"/>
-                <w:szCs w:val="24"/>
+                <w:sz w:val="20"/>
+                <w:szCs w:val="20"/>
               </w:rPr>
               <w:t>Installer des mises à jour de</w:t>
             </w:r>
@@ -1922,23 +3273,22 @@
           <w:p>
             <w:pPr>
               <w:pStyle w:val="p1"/>
+              <w:jc w:val="both"/>
               <w:cnfStyle w:val="000000000000" w:firstRow="0" w:lastRow="0" w:firstColumn="0" w:lastColumn="0" w:oddVBand="0" w:evenVBand="0" w:oddHBand="0" w:evenHBand="0" w:firstRowFirstColumn="0" w:firstRowLastColumn="0" w:lastRowFirstColumn="0" w:lastRowLastColumn="0"/>
               <w:rPr>
                 <w:rFonts w:asciiTheme="majorHAnsi" w:hAnsiTheme="majorHAnsi"/>
-                <w:sz w:val="24"/>
-                <w:szCs w:val="24"/>
+                <w:sz w:val="20"/>
+                <w:szCs w:val="20"/>
               </w:rPr>
             </w:pPr>
-            <w:proofErr w:type="gramStart"/>
             <w:r>
               <w:rPr>
                 <w:rFonts w:asciiTheme="majorHAnsi" w:hAnsiTheme="majorHAnsi"/>
-                <w:sz w:val="24"/>
-                <w:szCs w:val="24"/>
+                <w:sz w:val="20"/>
+                <w:szCs w:val="20"/>
               </w:rPr>
               <w:t>l’application</w:t>
             </w:r>
-            <w:proofErr w:type="gramEnd"/>
           </w:p>
         </w:tc>
         <w:tc>
@@ -1948,18 +3298,19 @@
           <w:p>
             <w:pPr>
               <w:pStyle w:val="p1"/>
+              <w:jc w:val="both"/>
               <w:cnfStyle w:val="000000000000" w:firstRow="0" w:lastRow="0" w:firstColumn="0" w:lastColumn="0" w:oddVBand="0" w:evenVBand="0" w:oddHBand="0" w:evenHBand="0" w:firstRowFirstColumn="0" w:firstRowLastColumn="0" w:lastRowFirstColumn="0" w:lastRowLastColumn="0"/>
               <w:rPr>
                 <w:rFonts w:asciiTheme="majorHAnsi" w:hAnsiTheme="majorHAnsi"/>
-                <w:sz w:val="24"/>
-                <w:szCs w:val="24"/>
+                <w:sz w:val="20"/>
+                <w:szCs w:val="20"/>
               </w:rPr>
             </w:pPr>
             <w:r>
               <w:rPr>
                 <w:rFonts w:asciiTheme="majorHAnsi" w:hAnsiTheme="majorHAnsi"/>
-                <w:sz w:val="24"/>
-                <w:szCs w:val="24"/>
+                <w:sz w:val="20"/>
+                <w:szCs w:val="20"/>
               </w:rPr>
               <w:t>Avoir une amélioration</w:t>
             </w:r>
@@ -1967,30 +3318,21 @@
           <w:p>
             <w:pPr>
               <w:pStyle w:val="p1"/>
+              <w:jc w:val="both"/>
               <w:cnfStyle w:val="000000000000" w:firstRow="0" w:lastRow="0" w:firstColumn="0" w:lastColumn="0" w:oddVBand="0" w:evenVBand="0" w:oddHBand="0" w:evenHBand="0" w:firstRowFirstColumn="0" w:firstRowLastColumn="0" w:lastRowFirstColumn="0" w:lastRowLastColumn="0"/>
               <w:rPr>
                 <w:rFonts w:asciiTheme="majorHAnsi" w:hAnsiTheme="majorHAnsi"/>
-                <w:sz w:val="24"/>
-                <w:szCs w:val="24"/>
+                <w:sz w:val="20"/>
+                <w:szCs w:val="20"/>
               </w:rPr>
             </w:pPr>
-            <w:proofErr w:type="gramStart"/>
             <w:r>
               <w:rPr>
                 <w:rFonts w:asciiTheme="majorHAnsi" w:hAnsiTheme="majorHAnsi"/>
-                <w:sz w:val="24"/>
-                <w:szCs w:val="24"/>
-              </w:rPr>
-              <w:t>constante</w:t>
-            </w:r>
-            <w:proofErr w:type="gramEnd"/>
-            <w:r>
-              <w:rPr>
-                <w:rFonts w:asciiTheme="majorHAnsi" w:hAnsiTheme="majorHAnsi"/>
-                <w:sz w:val="24"/>
-                <w:szCs w:val="24"/>
-              </w:rPr>
-              <w:t xml:space="preserve"> du logiciel</w:t>
+                <w:sz w:val="20"/>
+                <w:szCs w:val="20"/>
+              </w:rPr>
+              <w:t>constante du logiciel</w:t>
             </w:r>
           </w:p>
         </w:tc>
@@ -2006,15 +3348,20 @@
           </w:tcPr>
           <w:p>
             <w:pPr>
+              <w:jc w:val="both"/>
               <w:rPr>
                 <w:b w:val="0"/>
                 <w:bCs w:val="0"/>
+                <w:sz w:val="20"/>
+                <w:szCs w:val="20"/>
               </w:rPr>
             </w:pPr>
             <w:r>
               <w:rPr>
                 <w:b w:val="0"/>
                 <w:bCs w:val="0"/>
+                <w:sz w:val="20"/>
+                <w:szCs w:val="20"/>
               </w:rPr>
               <w:t>Développeur</w:t>
             </w:r>
@@ -2027,18 +3374,19 @@
           <w:p>
             <w:pPr>
               <w:pStyle w:val="p1"/>
+              <w:jc w:val="both"/>
               <w:cnfStyle w:val="000000100000" w:firstRow="0" w:lastRow="0" w:firstColumn="0" w:lastColumn="0" w:oddVBand="0" w:evenVBand="0" w:oddHBand="1" w:evenHBand="0" w:firstRowFirstColumn="0" w:firstRowLastColumn="0" w:lastRowFirstColumn="0" w:lastRowLastColumn="0"/>
               <w:rPr>
                 <w:rFonts w:asciiTheme="majorHAnsi" w:hAnsiTheme="majorHAnsi"/>
-                <w:sz w:val="24"/>
-                <w:szCs w:val="24"/>
+                <w:sz w:val="20"/>
+                <w:szCs w:val="20"/>
               </w:rPr>
             </w:pPr>
             <w:r>
               <w:rPr>
                 <w:rFonts w:asciiTheme="majorHAnsi" w:hAnsiTheme="majorHAnsi"/>
-                <w:sz w:val="24"/>
-                <w:szCs w:val="24"/>
+                <w:sz w:val="20"/>
+                <w:szCs w:val="20"/>
               </w:rPr>
               <w:t>Utiliser une grande base de</w:t>
             </w:r>
@@ -2046,23 +3394,22 @@
           <w:p>
             <w:pPr>
               <w:pStyle w:val="p1"/>
+              <w:jc w:val="both"/>
               <w:cnfStyle w:val="000000100000" w:firstRow="0" w:lastRow="0" w:firstColumn="0" w:lastColumn="0" w:oddVBand="0" w:evenVBand="0" w:oddHBand="1" w:evenHBand="0" w:firstRowFirstColumn="0" w:firstRowLastColumn="0" w:lastRowFirstColumn="0" w:lastRowLastColumn="0"/>
               <w:rPr>
                 <w:rFonts w:asciiTheme="majorHAnsi" w:hAnsiTheme="majorHAnsi"/>
-                <w:sz w:val="24"/>
-                <w:szCs w:val="24"/>
+                <w:sz w:val="20"/>
+                <w:szCs w:val="20"/>
               </w:rPr>
             </w:pPr>
-            <w:proofErr w:type="gramStart"/>
             <w:r>
               <w:rPr>
                 <w:rFonts w:asciiTheme="majorHAnsi" w:hAnsiTheme="majorHAnsi"/>
-                <w:sz w:val="24"/>
-                <w:szCs w:val="24"/>
+                <w:sz w:val="20"/>
+                <w:szCs w:val="20"/>
               </w:rPr>
               <w:t>données</w:t>
             </w:r>
-            <w:proofErr w:type="gramEnd"/>
           </w:p>
         </w:tc>
         <w:tc>
@@ -2072,18 +3419,19 @@
           <w:p>
             <w:pPr>
               <w:pStyle w:val="p1"/>
+              <w:jc w:val="both"/>
               <w:cnfStyle w:val="000000100000" w:firstRow="0" w:lastRow="0" w:firstColumn="0" w:lastColumn="0" w:oddVBand="0" w:evenVBand="0" w:oddHBand="1" w:evenHBand="0" w:firstRowFirstColumn="0" w:firstRowLastColumn="0" w:lastRowFirstColumn="0" w:lastRowLastColumn="0"/>
               <w:rPr>
                 <w:rFonts w:asciiTheme="majorHAnsi" w:hAnsiTheme="majorHAnsi"/>
-                <w:sz w:val="24"/>
-                <w:szCs w:val="24"/>
+                <w:sz w:val="20"/>
+                <w:szCs w:val="20"/>
               </w:rPr>
             </w:pPr>
             <w:r>
               <w:rPr>
                 <w:rFonts w:asciiTheme="majorHAnsi" w:hAnsiTheme="majorHAnsi"/>
-                <w:sz w:val="24"/>
-                <w:szCs w:val="24"/>
+                <w:sz w:val="20"/>
+                <w:szCs w:val="20"/>
               </w:rPr>
               <w:t>Entrainer correctement</w:t>
             </w:r>
@@ -2091,23 +3439,22 @@
           <w:p>
             <w:pPr>
               <w:pStyle w:val="p1"/>
+              <w:jc w:val="both"/>
               <w:cnfStyle w:val="000000100000" w:firstRow="0" w:lastRow="0" w:firstColumn="0" w:lastColumn="0" w:oddVBand="0" w:evenVBand="0" w:oddHBand="1" w:evenHBand="0" w:firstRowFirstColumn="0" w:firstRowLastColumn="0" w:lastRowFirstColumn="0" w:lastRowLastColumn="0"/>
               <w:rPr>
                 <w:rFonts w:asciiTheme="majorHAnsi" w:hAnsiTheme="majorHAnsi"/>
-                <w:sz w:val="24"/>
-                <w:szCs w:val="24"/>
+                <w:sz w:val="20"/>
+                <w:szCs w:val="20"/>
               </w:rPr>
             </w:pPr>
-            <w:proofErr w:type="gramStart"/>
             <w:r>
               <w:rPr>
                 <w:rFonts w:asciiTheme="majorHAnsi" w:hAnsiTheme="majorHAnsi"/>
-                <w:sz w:val="24"/>
-                <w:szCs w:val="24"/>
+                <w:sz w:val="20"/>
+                <w:szCs w:val="20"/>
               </w:rPr>
               <w:t>l’encodeur</w:t>
             </w:r>
-            <w:proofErr w:type="gramEnd"/>
           </w:p>
         </w:tc>
       </w:tr>
@@ -2119,15 +3466,20 @@
           </w:tcPr>
           <w:p>
             <w:pPr>
+              <w:jc w:val="both"/>
               <w:rPr>
                 <w:b w:val="0"/>
                 <w:bCs w:val="0"/>
+                <w:sz w:val="20"/>
+                <w:szCs w:val="20"/>
               </w:rPr>
             </w:pPr>
             <w:r>
               <w:rPr>
                 <w:b w:val="0"/>
                 <w:bCs w:val="0"/>
+                <w:sz w:val="20"/>
+                <w:szCs w:val="20"/>
               </w:rPr>
               <w:t>Client</w:t>
             </w:r>
@@ -2140,18 +3492,19 @@
           <w:p>
             <w:pPr>
               <w:pStyle w:val="p1"/>
+              <w:jc w:val="both"/>
               <w:cnfStyle w:val="000000000000" w:firstRow="0" w:lastRow="0" w:firstColumn="0" w:lastColumn="0" w:oddVBand="0" w:evenVBand="0" w:oddHBand="0" w:evenHBand="0" w:firstRowFirstColumn="0" w:firstRowLastColumn="0" w:lastRowFirstColumn="0" w:lastRowLastColumn="0"/>
               <w:rPr>
                 <w:rFonts w:asciiTheme="majorHAnsi" w:hAnsiTheme="majorHAnsi"/>
-                <w:sz w:val="24"/>
-                <w:szCs w:val="24"/>
+                <w:sz w:val="20"/>
+                <w:szCs w:val="20"/>
               </w:rPr>
             </w:pPr>
             <w:r>
               <w:rPr>
                 <w:rFonts w:asciiTheme="majorHAnsi" w:hAnsiTheme="majorHAnsi"/>
-                <w:sz w:val="24"/>
-                <w:szCs w:val="24"/>
+                <w:sz w:val="20"/>
+                <w:szCs w:val="20"/>
               </w:rPr>
               <w:t>Pouvoir modifier les attributs</w:t>
             </w:r>
@@ -2159,37 +3512,28 @@
           <w:p>
             <w:pPr>
               <w:pStyle w:val="p1"/>
+              <w:jc w:val="both"/>
               <w:cnfStyle w:val="000000000000" w:firstRow="0" w:lastRow="0" w:firstColumn="0" w:lastColumn="0" w:oddVBand="0" w:evenVBand="0" w:oddHBand="0" w:evenHBand="0" w:firstRowFirstColumn="0" w:firstRowLastColumn="0" w:lastRowFirstColumn="0" w:lastRowLastColumn="0"/>
               <w:rPr>
                 <w:rFonts w:asciiTheme="majorHAnsi" w:hAnsiTheme="majorHAnsi"/>
-                <w:sz w:val="24"/>
-                <w:szCs w:val="24"/>
+                <w:sz w:val="20"/>
+                <w:szCs w:val="20"/>
               </w:rPr>
             </w:pPr>
-            <w:proofErr w:type="gramStart"/>
             <w:r>
               <w:rPr>
                 <w:rFonts w:asciiTheme="majorHAnsi" w:hAnsiTheme="majorHAnsi"/>
-                <w:sz w:val="24"/>
-                <w:szCs w:val="24"/>
-              </w:rPr>
-              <w:t>du</w:t>
-            </w:r>
-            <w:proofErr w:type="gramEnd"/>
+                <w:sz w:val="20"/>
+                <w:szCs w:val="20"/>
+              </w:rPr>
+              <w:t xml:space="preserve">du </w:t>
+            </w:r>
+            <w:proofErr w:type="spellStart"/>
             <w:r>
               <w:rPr>
                 <w:rFonts w:asciiTheme="majorHAnsi" w:hAnsiTheme="majorHAnsi"/>
-                <w:sz w:val="24"/>
-                <w:szCs w:val="24"/>
-              </w:rPr>
-              <w:t xml:space="preserve"> </w:t>
-            </w:r>
-            <w:proofErr w:type="spellStart"/>
-            <w:r>
-              <w:rPr>
-                <w:rFonts w:asciiTheme="majorHAnsi" w:hAnsiTheme="majorHAnsi"/>
-                <w:sz w:val="24"/>
-                <w:szCs w:val="24"/>
+                <w:sz w:val="20"/>
+                <w:szCs w:val="20"/>
               </w:rPr>
               <w:t>portrait robot</w:t>
             </w:r>
@@ -2203,18 +3547,19 @@
           <w:p>
             <w:pPr>
               <w:pStyle w:val="p1"/>
+              <w:jc w:val="both"/>
               <w:cnfStyle w:val="000000000000" w:firstRow="0" w:lastRow="0" w:firstColumn="0" w:lastColumn="0" w:oddVBand="0" w:evenVBand="0" w:oddHBand="0" w:evenHBand="0" w:firstRowFirstColumn="0" w:firstRowLastColumn="0" w:lastRowFirstColumn="0" w:lastRowLastColumn="0"/>
               <w:rPr>
                 <w:rFonts w:asciiTheme="majorHAnsi" w:hAnsiTheme="majorHAnsi"/>
-                <w:sz w:val="24"/>
-                <w:szCs w:val="24"/>
+                <w:sz w:val="20"/>
+                <w:szCs w:val="20"/>
               </w:rPr>
             </w:pPr>
             <w:r>
               <w:rPr>
                 <w:rFonts w:asciiTheme="majorHAnsi" w:hAnsiTheme="majorHAnsi"/>
-                <w:sz w:val="24"/>
-                <w:szCs w:val="24"/>
+                <w:sz w:val="20"/>
+                <w:szCs w:val="20"/>
               </w:rPr>
               <w:t>Que le portrait soit le</w:t>
             </w:r>
@@ -2222,59 +3567,41 @@
           <w:p>
             <w:pPr>
               <w:pStyle w:val="p1"/>
+              <w:jc w:val="both"/>
               <w:cnfStyle w:val="000000000000" w:firstRow="0" w:lastRow="0" w:firstColumn="0" w:lastColumn="0" w:oddVBand="0" w:evenVBand="0" w:oddHBand="0" w:evenHBand="0" w:firstRowFirstColumn="0" w:firstRowLastColumn="0" w:lastRowFirstColumn="0" w:lastRowLastColumn="0"/>
               <w:rPr>
                 <w:rFonts w:asciiTheme="majorHAnsi" w:hAnsiTheme="majorHAnsi"/>
-                <w:sz w:val="24"/>
-                <w:szCs w:val="24"/>
+                <w:sz w:val="20"/>
+                <w:szCs w:val="20"/>
               </w:rPr>
             </w:pPr>
-            <w:proofErr w:type="gramStart"/>
             <w:r>
               <w:rPr>
                 <w:rFonts w:asciiTheme="majorHAnsi" w:hAnsiTheme="majorHAnsi"/>
-                <w:sz w:val="24"/>
-                <w:szCs w:val="24"/>
-              </w:rPr>
-              <w:t>plus</w:t>
-            </w:r>
-            <w:proofErr w:type="gramEnd"/>
-            <w:r>
-              <w:rPr>
-                <w:rFonts w:asciiTheme="majorHAnsi" w:hAnsiTheme="majorHAnsi"/>
-                <w:sz w:val="24"/>
-                <w:szCs w:val="24"/>
-              </w:rPr>
-              <w:t xml:space="preserve"> similaire possible</w:t>
+                <w:sz w:val="20"/>
+                <w:szCs w:val="20"/>
+              </w:rPr>
+              <w:t>plus similaire possible</w:t>
             </w:r>
           </w:p>
           <w:p>
             <w:pPr>
               <w:pStyle w:val="p1"/>
+              <w:jc w:val="both"/>
               <w:cnfStyle w:val="000000000000" w:firstRow="0" w:lastRow="0" w:firstColumn="0" w:lastColumn="0" w:oddVBand="0" w:evenVBand="0" w:oddHBand="0" w:evenHBand="0" w:firstRowFirstColumn="0" w:firstRowLastColumn="0" w:lastRowFirstColumn="0" w:lastRowLastColumn="0"/>
               <w:rPr>
                 <w:rFonts w:asciiTheme="majorHAnsi" w:hAnsiTheme="majorHAnsi"/>
-                <w:sz w:val="24"/>
-                <w:szCs w:val="24"/>
+                <w:sz w:val="20"/>
+                <w:szCs w:val="20"/>
               </w:rPr>
             </w:pPr>
-            <w:proofErr w:type="gramStart"/>
             <w:r>
               <w:rPr>
                 <w:rFonts w:asciiTheme="majorHAnsi" w:hAnsiTheme="majorHAnsi"/>
-                <w:sz w:val="24"/>
-                <w:szCs w:val="24"/>
-              </w:rPr>
-              <w:t>avec</w:t>
-            </w:r>
-            <w:proofErr w:type="gramEnd"/>
-            <w:r>
-              <w:rPr>
-                <w:rFonts w:asciiTheme="majorHAnsi" w:hAnsiTheme="majorHAnsi"/>
-                <w:sz w:val="24"/>
-                <w:szCs w:val="24"/>
-              </w:rPr>
-              <w:t xml:space="preserve"> la version réelle</w:t>
+                <w:sz w:val="20"/>
+                <w:szCs w:val="20"/>
+              </w:rPr>
+              <w:t>avec la version réelle</w:t>
             </w:r>
           </w:p>
         </w:tc>
@@ -2290,15 +3617,20 @@
           </w:tcPr>
           <w:p>
             <w:pPr>
+              <w:jc w:val="both"/>
               <w:rPr>
                 <w:b w:val="0"/>
                 <w:bCs w:val="0"/>
+                <w:sz w:val="20"/>
+                <w:szCs w:val="20"/>
               </w:rPr>
             </w:pPr>
             <w:r>
               <w:rPr>
                 <w:b w:val="0"/>
                 <w:bCs w:val="0"/>
+                <w:sz w:val="20"/>
+                <w:szCs w:val="20"/>
               </w:rPr>
               <w:t xml:space="preserve">Client </w:t>
             </w:r>
@@ -2311,18 +3643,19 @@
           <w:p>
             <w:pPr>
               <w:pStyle w:val="p1"/>
+              <w:jc w:val="both"/>
               <w:cnfStyle w:val="000000100000" w:firstRow="0" w:lastRow="0" w:firstColumn="0" w:lastColumn="0" w:oddVBand="0" w:evenVBand="0" w:oddHBand="1" w:evenHBand="0" w:firstRowFirstColumn="0" w:firstRowLastColumn="0" w:lastRowFirstColumn="0" w:lastRowLastColumn="0"/>
               <w:rPr>
                 <w:rFonts w:asciiTheme="majorHAnsi" w:hAnsiTheme="majorHAnsi"/>
-                <w:sz w:val="24"/>
-                <w:szCs w:val="24"/>
+                <w:sz w:val="20"/>
+                <w:szCs w:val="20"/>
               </w:rPr>
             </w:pPr>
             <w:r>
               <w:rPr>
                 <w:rFonts w:asciiTheme="majorHAnsi" w:hAnsiTheme="majorHAnsi"/>
-                <w:sz w:val="24"/>
-                <w:szCs w:val="24"/>
+                <w:sz w:val="20"/>
+                <w:szCs w:val="20"/>
               </w:rPr>
               <w:t>Pouvoir valider ou non le</w:t>
             </w:r>
@@ -2330,30 +3663,21 @@
           <w:p>
             <w:pPr>
               <w:pStyle w:val="p1"/>
+              <w:jc w:val="both"/>
               <w:cnfStyle w:val="000000100000" w:firstRow="0" w:lastRow="0" w:firstColumn="0" w:lastColumn="0" w:oddVBand="0" w:evenVBand="0" w:oddHBand="1" w:evenHBand="0" w:firstRowFirstColumn="0" w:firstRowLastColumn="0" w:lastRowFirstColumn="0" w:lastRowLastColumn="0"/>
               <w:rPr>
                 <w:rFonts w:asciiTheme="majorHAnsi" w:hAnsiTheme="majorHAnsi"/>
-                <w:sz w:val="24"/>
-                <w:szCs w:val="24"/>
+                <w:sz w:val="20"/>
+                <w:szCs w:val="20"/>
               </w:rPr>
             </w:pPr>
-            <w:proofErr w:type="gramStart"/>
             <w:r>
               <w:rPr>
                 <w:rFonts w:asciiTheme="majorHAnsi" w:hAnsiTheme="majorHAnsi"/>
-                <w:sz w:val="24"/>
-                <w:szCs w:val="24"/>
-              </w:rPr>
-              <w:t>portrait</w:t>
-            </w:r>
-            <w:proofErr w:type="gramEnd"/>
-            <w:r>
-              <w:rPr>
-                <w:rFonts w:asciiTheme="majorHAnsi" w:hAnsiTheme="majorHAnsi"/>
-                <w:sz w:val="24"/>
-                <w:szCs w:val="24"/>
-              </w:rPr>
-              <w:t xml:space="preserve"> généré</w:t>
+                <w:sz w:val="20"/>
+                <w:szCs w:val="20"/>
+              </w:rPr>
+              <w:t>portrait généré</w:t>
             </w:r>
           </w:p>
         </w:tc>
@@ -2364,18 +3688,19 @@
           <w:p>
             <w:pPr>
               <w:pStyle w:val="p1"/>
+              <w:jc w:val="both"/>
               <w:cnfStyle w:val="000000100000" w:firstRow="0" w:lastRow="0" w:firstColumn="0" w:lastColumn="0" w:oddVBand="0" w:evenVBand="0" w:oddHBand="1" w:evenHBand="0" w:firstRowFirstColumn="0" w:firstRowLastColumn="0" w:lastRowFirstColumn="0" w:lastRowLastColumn="0"/>
               <w:rPr>
                 <w:rFonts w:asciiTheme="majorHAnsi" w:hAnsiTheme="majorHAnsi"/>
-                <w:sz w:val="24"/>
-                <w:szCs w:val="24"/>
+                <w:sz w:val="20"/>
+                <w:szCs w:val="20"/>
               </w:rPr>
             </w:pPr>
             <w:r>
               <w:rPr>
                 <w:rFonts w:asciiTheme="majorHAnsi" w:hAnsiTheme="majorHAnsi"/>
-                <w:sz w:val="24"/>
-                <w:szCs w:val="24"/>
+                <w:sz w:val="20"/>
+                <w:szCs w:val="20"/>
               </w:rPr>
               <w:t>Qu’il soit en accord avec</w:t>
             </w:r>
@@ -2383,30 +3708,21 @@
           <w:p>
             <w:pPr>
               <w:pStyle w:val="p1"/>
+              <w:jc w:val="both"/>
               <w:cnfStyle w:val="000000100000" w:firstRow="0" w:lastRow="0" w:firstColumn="0" w:lastColumn="0" w:oddVBand="0" w:evenVBand="0" w:oddHBand="1" w:evenHBand="0" w:firstRowFirstColumn="0" w:firstRowLastColumn="0" w:lastRowFirstColumn="0" w:lastRowLastColumn="0"/>
               <w:rPr>
                 <w:rFonts w:asciiTheme="majorHAnsi" w:hAnsiTheme="majorHAnsi"/>
-                <w:sz w:val="24"/>
-                <w:szCs w:val="24"/>
+                <w:sz w:val="20"/>
+                <w:szCs w:val="20"/>
               </w:rPr>
             </w:pPr>
-            <w:proofErr w:type="gramStart"/>
             <w:r>
               <w:rPr>
                 <w:rFonts w:asciiTheme="majorHAnsi" w:hAnsiTheme="majorHAnsi"/>
-                <w:sz w:val="24"/>
-                <w:szCs w:val="24"/>
-              </w:rPr>
-              <w:t>mon</w:t>
-            </w:r>
-            <w:proofErr w:type="gramEnd"/>
-            <w:r>
-              <w:rPr>
-                <w:rFonts w:asciiTheme="majorHAnsi" w:hAnsiTheme="majorHAnsi"/>
-                <w:sz w:val="24"/>
-                <w:szCs w:val="24"/>
-              </w:rPr>
-              <w:t xml:space="preserve"> niveau d’exigence</w:t>
+                <w:sz w:val="20"/>
+                <w:szCs w:val="20"/>
+              </w:rPr>
+              <w:t>mon niveau d’exigence</w:t>
             </w:r>
           </w:p>
         </w:tc>
@@ -2419,15 +3735,20 @@
           </w:tcPr>
           <w:p>
             <w:pPr>
+              <w:jc w:val="both"/>
               <w:rPr>
                 <w:b w:val="0"/>
                 <w:bCs w:val="0"/>
+                <w:sz w:val="20"/>
+                <w:szCs w:val="20"/>
               </w:rPr>
             </w:pPr>
             <w:r>
               <w:rPr>
                 <w:b w:val="0"/>
                 <w:bCs w:val="0"/>
+                <w:sz w:val="20"/>
+                <w:szCs w:val="20"/>
               </w:rPr>
               <w:t>Client</w:t>
             </w:r>
@@ -2440,18 +3761,19 @@
           <w:p>
             <w:pPr>
               <w:pStyle w:val="p1"/>
+              <w:jc w:val="both"/>
               <w:cnfStyle w:val="000000000000" w:firstRow="0" w:lastRow="0" w:firstColumn="0" w:lastColumn="0" w:oddVBand="0" w:evenVBand="0" w:oddHBand="0" w:evenHBand="0" w:firstRowFirstColumn="0" w:firstRowLastColumn="0" w:lastRowFirstColumn="0" w:lastRowLastColumn="0"/>
               <w:rPr>
                 <w:rFonts w:asciiTheme="majorHAnsi" w:hAnsiTheme="majorHAnsi"/>
-                <w:sz w:val="24"/>
-                <w:szCs w:val="24"/>
+                <w:sz w:val="20"/>
+                <w:szCs w:val="20"/>
               </w:rPr>
             </w:pPr>
             <w:r>
               <w:rPr>
                 <w:rFonts w:asciiTheme="majorHAnsi" w:hAnsiTheme="majorHAnsi"/>
-                <w:sz w:val="24"/>
-                <w:szCs w:val="24"/>
+                <w:sz w:val="20"/>
+                <w:szCs w:val="20"/>
               </w:rPr>
               <w:t>Générer autant de portraits</w:t>
             </w:r>
@@ -2459,30 +3781,21 @@
           <w:p>
             <w:pPr>
               <w:pStyle w:val="p1"/>
+              <w:jc w:val="both"/>
               <w:cnfStyle w:val="000000000000" w:firstRow="0" w:lastRow="0" w:firstColumn="0" w:lastColumn="0" w:oddVBand="0" w:evenVBand="0" w:oddHBand="0" w:evenHBand="0" w:firstRowFirstColumn="0" w:firstRowLastColumn="0" w:lastRowFirstColumn="0" w:lastRowLastColumn="0"/>
               <w:rPr>
                 <w:rFonts w:asciiTheme="majorHAnsi" w:hAnsiTheme="majorHAnsi"/>
-                <w:sz w:val="24"/>
-                <w:szCs w:val="24"/>
+                <w:sz w:val="20"/>
+                <w:szCs w:val="20"/>
               </w:rPr>
             </w:pPr>
-            <w:proofErr w:type="gramStart"/>
             <w:r>
               <w:rPr>
                 <w:rFonts w:asciiTheme="majorHAnsi" w:hAnsiTheme="majorHAnsi"/>
-                <w:sz w:val="24"/>
-                <w:szCs w:val="24"/>
-              </w:rPr>
-              <w:t>que</w:t>
-            </w:r>
-            <w:proofErr w:type="gramEnd"/>
-            <w:r>
-              <w:rPr>
-                <w:rFonts w:asciiTheme="majorHAnsi" w:hAnsiTheme="majorHAnsi"/>
-                <w:sz w:val="24"/>
-                <w:szCs w:val="24"/>
-              </w:rPr>
-              <w:t xml:space="preserve"> je veux</w:t>
+                <w:sz w:val="20"/>
+                <w:szCs w:val="20"/>
+              </w:rPr>
+              <w:t>que je veux</w:t>
             </w:r>
           </w:p>
         </w:tc>
@@ -2493,18 +3806,19 @@
           <w:p>
             <w:pPr>
               <w:pStyle w:val="p1"/>
+              <w:jc w:val="both"/>
               <w:cnfStyle w:val="000000000000" w:firstRow="0" w:lastRow="0" w:firstColumn="0" w:lastColumn="0" w:oddVBand="0" w:evenVBand="0" w:oddHBand="0" w:evenHBand="0" w:firstRowFirstColumn="0" w:firstRowLastColumn="0" w:lastRowFirstColumn="0" w:lastRowLastColumn="0"/>
               <w:rPr>
                 <w:rFonts w:asciiTheme="majorHAnsi" w:hAnsiTheme="majorHAnsi"/>
-                <w:sz w:val="24"/>
-                <w:szCs w:val="24"/>
+                <w:sz w:val="20"/>
+                <w:szCs w:val="20"/>
               </w:rPr>
             </w:pPr>
             <w:r>
               <w:rPr>
                 <w:rFonts w:asciiTheme="majorHAnsi" w:hAnsiTheme="majorHAnsi"/>
-                <w:sz w:val="24"/>
-                <w:szCs w:val="24"/>
+                <w:sz w:val="20"/>
+                <w:szCs w:val="20"/>
               </w:rPr>
               <w:t>Trouver l’image la plus</w:t>
             </w:r>
@@ -2512,23 +3826,22 @@
           <w:p>
             <w:pPr>
               <w:pStyle w:val="p1"/>
+              <w:jc w:val="both"/>
               <w:cnfStyle w:val="000000000000" w:firstRow="0" w:lastRow="0" w:firstColumn="0" w:lastColumn="0" w:oddVBand="0" w:evenVBand="0" w:oddHBand="0" w:evenHBand="0" w:firstRowFirstColumn="0" w:firstRowLastColumn="0" w:lastRowFirstColumn="0" w:lastRowLastColumn="0"/>
               <w:rPr>
                 <w:rFonts w:asciiTheme="majorHAnsi" w:hAnsiTheme="majorHAnsi"/>
-                <w:sz w:val="24"/>
-                <w:szCs w:val="24"/>
+                <w:sz w:val="20"/>
+                <w:szCs w:val="20"/>
               </w:rPr>
             </w:pPr>
-            <w:proofErr w:type="gramStart"/>
             <w:r>
               <w:rPr>
                 <w:rFonts w:asciiTheme="majorHAnsi" w:hAnsiTheme="majorHAnsi"/>
-                <w:sz w:val="24"/>
-                <w:szCs w:val="24"/>
+                <w:sz w:val="20"/>
+                <w:szCs w:val="20"/>
               </w:rPr>
               <w:t>ressemblante</w:t>
             </w:r>
-            <w:proofErr w:type="gramEnd"/>
           </w:p>
         </w:tc>
       </w:tr>
@@ -2543,15 +3856,20 @@
           </w:tcPr>
           <w:p>
             <w:pPr>
+              <w:jc w:val="both"/>
               <w:rPr>
                 <w:b w:val="0"/>
                 <w:bCs w:val="0"/>
+                <w:sz w:val="20"/>
+                <w:szCs w:val="20"/>
               </w:rPr>
             </w:pPr>
             <w:r>
               <w:rPr>
                 <w:b w:val="0"/>
                 <w:bCs w:val="0"/>
+                <w:sz w:val="20"/>
+                <w:szCs w:val="20"/>
               </w:rPr>
               <w:t>Client</w:t>
             </w:r>
@@ -2564,18 +3882,19 @@
           <w:p>
             <w:pPr>
               <w:pStyle w:val="p1"/>
+              <w:jc w:val="both"/>
               <w:cnfStyle w:val="000000100000" w:firstRow="0" w:lastRow="0" w:firstColumn="0" w:lastColumn="0" w:oddVBand="0" w:evenVBand="0" w:oddHBand="1" w:evenHBand="0" w:firstRowFirstColumn="0" w:firstRowLastColumn="0" w:lastRowFirstColumn="0" w:lastRowLastColumn="0"/>
               <w:rPr>
                 <w:rFonts w:asciiTheme="majorHAnsi" w:hAnsiTheme="majorHAnsi"/>
-                <w:sz w:val="24"/>
-                <w:szCs w:val="24"/>
+                <w:sz w:val="20"/>
+                <w:szCs w:val="20"/>
               </w:rPr>
             </w:pPr>
             <w:r>
               <w:rPr>
                 <w:rFonts w:asciiTheme="majorHAnsi" w:hAnsiTheme="majorHAnsi"/>
-                <w:sz w:val="24"/>
-                <w:szCs w:val="24"/>
+                <w:sz w:val="20"/>
+                <w:szCs w:val="20"/>
               </w:rPr>
               <w:t>Télécharger mon image</w:t>
             </w:r>
@@ -2588,18 +3907,19 @@
           <w:p>
             <w:pPr>
               <w:pStyle w:val="p1"/>
+              <w:jc w:val="both"/>
               <w:cnfStyle w:val="000000100000" w:firstRow="0" w:lastRow="0" w:firstColumn="0" w:lastColumn="0" w:oddVBand="0" w:evenVBand="0" w:oddHBand="1" w:evenHBand="0" w:firstRowFirstColumn="0" w:firstRowLastColumn="0" w:lastRowFirstColumn="0" w:lastRowLastColumn="0"/>
               <w:rPr>
                 <w:rFonts w:asciiTheme="majorHAnsi" w:hAnsiTheme="majorHAnsi"/>
-                <w:sz w:val="24"/>
-                <w:szCs w:val="24"/>
+                <w:sz w:val="20"/>
+                <w:szCs w:val="20"/>
               </w:rPr>
             </w:pPr>
             <w:r>
               <w:rPr>
                 <w:rFonts w:asciiTheme="majorHAnsi" w:hAnsiTheme="majorHAnsi"/>
-                <w:sz w:val="24"/>
-                <w:szCs w:val="24"/>
+                <w:sz w:val="20"/>
+                <w:szCs w:val="20"/>
               </w:rPr>
               <w:t>Pouvoir la garder</w:t>
             </w:r>
@@ -2607,13 +3927,18 @@
         </w:tc>
       </w:tr>
     </w:tbl>
-    <w:p/>
+    <w:p>
+      <w:pPr>
+        <w:jc w:val="both"/>
+      </w:pPr>
+    </w:p>
     <w:p>
       <w:pPr>
         <w:pStyle w:val="Titre1"/>
+        <w:jc w:val="both"/>
       </w:pPr>
       <w:bookmarkStart w:id="6" w:name="_Toc227168404"/>
-      <w:bookmarkStart w:id="7" w:name="_Toc227171202"/>
+      <w:bookmarkStart w:id="7" w:name="_Toc227403486"/>
       <w:r>
         <w:lastRenderedPageBreak/>
         <w:t>Diagramme BPMN</w:t>
@@ -2622,14 +3947,17 @@
       <w:bookmarkEnd w:id="7"/>
     </w:p>
     <w:p>
+      <w:pPr>
+        <w:jc w:val="both"/>
+      </w:pPr>
       <w:r>
         <w:rPr>
           <w:noProof/>
         </w:rPr>
         <w:drawing>
-          <wp:inline distT="0" distB="0" distL="0" distR="0" wp14:anchorId="30A05EEB" wp14:editId="627EBC64">
-            <wp:extent cx="5760720" cy="988695"/>
-            <wp:effectExtent l="0" t="0" r="5080" b="1905"/>
+          <wp:inline distT="0" distB="0" distL="0" distR="0" wp14:anchorId="30A05EEB" wp14:editId="603AFD7B">
+            <wp:extent cx="5993813" cy="1028700"/>
+            <wp:effectExtent l="0" t="0" r="6985" b="0"/>
             <wp:docPr id="963403704" name="Graphique 1"/>
             <wp:cNvGraphicFramePr>
               <a:graphicFrameLocks xmlns:a="http://schemas.openxmlformats.org/drawingml/2006/main" noChangeAspect="1"/>
@@ -2656,7 +3984,7 @@
                   <pic:spPr>
                     <a:xfrm>
                       <a:off x="0" y="0"/>
-                      <a:ext cx="5760720" cy="988695"/>
+                      <a:ext cx="5996752" cy="1029204"/>
                     </a:xfrm>
                     <a:prstGeom prst="rect">
                       <a:avLst/>
@@ -2669,13 +3997,13 @@
         </w:drawing>
       </w:r>
     </w:p>
-    <w:p/>
     <w:p>
       <w:pPr>
         <w:pStyle w:val="Titre1"/>
+        <w:jc w:val="both"/>
       </w:pPr>
       <w:bookmarkStart w:id="8" w:name="_Toc227168405"/>
-      <w:bookmarkStart w:id="9" w:name="_Toc227171203"/>
+      <w:bookmarkStart w:id="9" w:name="_Toc227403487"/>
       <w:proofErr w:type="spellStart"/>
       <w:r>
         <w:t>MoSCoW</w:t>
@@ -2691,10 +4019,10 @@
         <w:tblLook w:val="04A0" w:firstRow="1" w:lastRow="0" w:firstColumn="1" w:lastColumn="0" w:noHBand="0" w:noVBand="1"/>
       </w:tblPr>
       <w:tblGrid>
-        <w:gridCol w:w="2204"/>
-        <w:gridCol w:w="2169"/>
-        <w:gridCol w:w="2073"/>
-        <w:gridCol w:w="2616"/>
+        <w:gridCol w:w="2249"/>
+        <w:gridCol w:w="2244"/>
+        <w:gridCol w:w="2233"/>
+        <w:gridCol w:w="2336"/>
       </w:tblGrid>
       <w:tr>
         <w:trPr>
@@ -2702,19 +4030,24 @@
         </w:trPr>
         <w:tc>
           <w:tcPr>
-            <w:tcW w:w="2265" w:type="dxa"/>
+            <w:tcW w:w="2249" w:type="dxa"/>
           </w:tcPr>
           <w:p>
             <w:pPr>
+              <w:jc w:val="both"/>
               <w:rPr>
                 <w:b/>
                 <w:bCs/>
+                <w:sz w:val="20"/>
+                <w:szCs w:val="20"/>
               </w:rPr>
             </w:pPr>
             <w:r>
               <w:rPr>
                 <w:b/>
                 <w:bCs/>
+                <w:sz w:val="20"/>
+                <w:szCs w:val="20"/>
               </w:rPr>
               <w:t xml:space="preserve">Élément du </w:t>
             </w:r>
@@ -2723,6 +4056,8 @@
               <w:rPr>
                 <w:b/>
                 <w:bCs/>
+                <w:sz w:val="20"/>
+                <w:szCs w:val="20"/>
               </w:rPr>
               <w:t>backlog</w:t>
             </w:r>
@@ -2731,19 +4066,24 @@
         </w:tc>
         <w:tc>
           <w:tcPr>
-            <w:tcW w:w="2265" w:type="dxa"/>
+            <w:tcW w:w="2244" w:type="dxa"/>
           </w:tcPr>
           <w:p>
             <w:pPr>
+              <w:jc w:val="both"/>
               <w:rPr>
                 <w:b/>
                 <w:bCs/>
+                <w:sz w:val="20"/>
+                <w:szCs w:val="20"/>
               </w:rPr>
             </w:pPr>
             <w:r>
               <w:rPr>
                 <w:b/>
                 <w:bCs/>
+                <w:sz w:val="20"/>
+                <w:szCs w:val="20"/>
               </w:rPr>
               <w:t>Description</w:t>
             </w:r>
@@ -2751,19 +4091,24 @@
         </w:tc>
         <w:tc>
           <w:tcPr>
-            <w:tcW w:w="2266" w:type="dxa"/>
+            <w:tcW w:w="2233" w:type="dxa"/>
           </w:tcPr>
           <w:p>
             <w:pPr>
+              <w:jc w:val="both"/>
               <w:rPr>
                 <w:b/>
                 <w:bCs/>
+                <w:sz w:val="20"/>
+                <w:szCs w:val="20"/>
               </w:rPr>
             </w:pPr>
             <w:r>
               <w:rPr>
                 <w:b/>
                 <w:bCs/>
+                <w:sz w:val="20"/>
+                <w:szCs w:val="20"/>
               </w:rPr>
               <w:t xml:space="preserve">Priorité </w:t>
             </w:r>
@@ -2771,19 +4116,24 @@
         </w:tc>
         <w:tc>
           <w:tcPr>
-            <w:tcW w:w="2266" w:type="dxa"/>
+            <w:tcW w:w="2336" w:type="dxa"/>
           </w:tcPr>
           <w:p>
             <w:pPr>
+              <w:jc w:val="both"/>
               <w:rPr>
                 <w:b/>
                 <w:bCs/>
+                <w:sz w:val="20"/>
+                <w:szCs w:val="20"/>
               </w:rPr>
             </w:pPr>
             <w:r>
               <w:rPr>
                 <w:b/>
                 <w:bCs/>
+                <w:sz w:val="20"/>
+                <w:szCs w:val="20"/>
               </w:rPr>
               <w:t>Tâches associées</w:t>
             </w:r>
@@ -2793,37 +4143,70 @@
       <w:tr>
         <w:tc>
           <w:tcPr>
-            <w:tcW w:w="2265" w:type="dxa"/>
+            <w:tcW w:w="2249" w:type="dxa"/>
           </w:tcPr>
           <w:p>
-            <w:r>
+            <w:pPr>
+              <w:jc w:val="both"/>
+              <w:rPr>
+                <w:sz w:val="20"/>
+                <w:szCs w:val="20"/>
+              </w:rPr>
+            </w:pPr>
+            <w:r>
+              <w:rPr>
+                <w:sz w:val="20"/>
+                <w:szCs w:val="20"/>
+              </w:rPr>
               <w:t>Interface graphique</w:t>
             </w:r>
           </w:p>
         </w:tc>
         <w:tc>
           <w:tcPr>
-            <w:tcW w:w="2265" w:type="dxa"/>
+            <w:tcW w:w="2244" w:type="dxa"/>
           </w:tcPr>
           <w:p>
-            <w:r>
+            <w:pPr>
+              <w:jc w:val="both"/>
+              <w:rPr>
+                <w:sz w:val="20"/>
+                <w:szCs w:val="20"/>
+              </w:rPr>
+            </w:pPr>
+            <w:r>
+              <w:rPr>
+                <w:sz w:val="20"/>
+                <w:szCs w:val="20"/>
+              </w:rPr>
               <w:t>Permet au client d’utiliser le logiciel facilement</w:t>
             </w:r>
           </w:p>
         </w:tc>
         <w:tc>
           <w:tcPr>
-            <w:tcW w:w="2266" w:type="dxa"/>
+            <w:tcW w:w="2233" w:type="dxa"/>
           </w:tcPr>
           <w:p>
-            <w:r>
+            <w:pPr>
+              <w:jc w:val="both"/>
+              <w:rPr>
+                <w:sz w:val="20"/>
+                <w:szCs w:val="20"/>
+              </w:rPr>
+            </w:pPr>
+            <w:r>
+              <w:rPr>
+                <w:sz w:val="20"/>
+                <w:szCs w:val="20"/>
+              </w:rPr>
               <w:t>Must</w:t>
             </w:r>
           </w:p>
         </w:tc>
         <w:tc>
           <w:tcPr>
-            <w:tcW w:w="2266" w:type="dxa"/>
+            <w:tcW w:w="2336" w:type="dxa"/>
           </w:tcPr>
           <w:p>
             <w:pPr>
@@ -2832,8 +4215,17 @@
                 <w:ilvl w:val="0"/>
                 <w:numId w:val="2"/>
               </w:numPr>
+              <w:jc w:val="both"/>
+              <w:rPr>
+                <w:sz w:val="20"/>
+                <w:szCs w:val="20"/>
+              </w:rPr>
             </w:pPr>
             <w:r>
+              <w:rPr>
+                <w:sz w:val="20"/>
+                <w:szCs w:val="20"/>
+              </w:rPr>
               <w:t>Création du code de l’interface</w:t>
             </w:r>
           </w:p>
@@ -2844,8 +4236,17 @@
                 <w:ilvl w:val="0"/>
                 <w:numId w:val="2"/>
               </w:numPr>
+              <w:jc w:val="both"/>
+              <w:rPr>
+                <w:sz w:val="20"/>
+                <w:szCs w:val="20"/>
+              </w:rPr>
             </w:pPr>
             <w:r>
+              <w:rPr>
+                <w:sz w:val="20"/>
+                <w:szCs w:val="20"/>
+              </w:rPr>
               <w:t>Liaison entre le programme qui génère les portraits et l’interface</w:t>
             </w:r>
           </w:p>
@@ -2854,31 +4255,64 @@
       <w:tr>
         <w:tc>
           <w:tcPr>
-            <w:tcW w:w="2265" w:type="dxa"/>
+            <w:tcW w:w="2249" w:type="dxa"/>
           </w:tcPr>
           <w:p>
-            <w:r>
+            <w:pPr>
+              <w:jc w:val="both"/>
+              <w:rPr>
+                <w:sz w:val="20"/>
+                <w:szCs w:val="20"/>
+              </w:rPr>
+            </w:pPr>
+            <w:r>
+              <w:rPr>
+                <w:sz w:val="20"/>
+                <w:szCs w:val="20"/>
+              </w:rPr>
               <w:t xml:space="preserve">Questionnaire </w:t>
             </w:r>
           </w:p>
         </w:tc>
         <w:tc>
           <w:tcPr>
-            <w:tcW w:w="2265" w:type="dxa"/>
+            <w:tcW w:w="2244" w:type="dxa"/>
           </w:tcPr>
           <w:p>
-            <w:r>
+            <w:pPr>
+              <w:jc w:val="both"/>
+              <w:rPr>
+                <w:sz w:val="20"/>
+                <w:szCs w:val="20"/>
+              </w:rPr>
+            </w:pPr>
+            <w:r>
+              <w:rPr>
+                <w:sz w:val="20"/>
+                <w:szCs w:val="20"/>
+              </w:rPr>
               <w:t>Permet au client de cibler le portrait désiré</w:t>
             </w:r>
           </w:p>
         </w:tc>
         <w:tc>
           <w:tcPr>
-            <w:tcW w:w="2266" w:type="dxa"/>
+            <w:tcW w:w="2233" w:type="dxa"/>
           </w:tcPr>
           <w:p>
+            <w:pPr>
+              <w:jc w:val="both"/>
+              <w:rPr>
+                <w:sz w:val="20"/>
+                <w:szCs w:val="20"/>
+              </w:rPr>
+            </w:pPr>
             <w:proofErr w:type="spellStart"/>
             <w:r>
+              <w:rPr>
+                <w:sz w:val="20"/>
+                <w:szCs w:val="20"/>
+              </w:rPr>
               <w:t>Could</w:t>
             </w:r>
             <w:proofErr w:type="spellEnd"/>
@@ -2886,7 +4320,7 @@
         </w:tc>
         <w:tc>
           <w:tcPr>
-            <w:tcW w:w="2266" w:type="dxa"/>
+            <w:tcW w:w="2336" w:type="dxa"/>
           </w:tcPr>
           <w:p>
             <w:pPr>
@@ -2895,8 +4329,17 @@
                 <w:ilvl w:val="0"/>
                 <w:numId w:val="2"/>
               </w:numPr>
+              <w:jc w:val="both"/>
+              <w:rPr>
+                <w:sz w:val="20"/>
+                <w:szCs w:val="20"/>
+              </w:rPr>
             </w:pPr>
             <w:r>
+              <w:rPr>
+                <w:sz w:val="20"/>
+                <w:szCs w:val="20"/>
+              </w:rPr>
               <w:t xml:space="preserve">Cibler les questions au début du questionnaire </w:t>
             </w:r>
           </w:p>
@@ -2907,8 +4350,17 @@
                 <w:ilvl w:val="0"/>
                 <w:numId w:val="2"/>
               </w:numPr>
+              <w:jc w:val="both"/>
+              <w:rPr>
+                <w:sz w:val="20"/>
+                <w:szCs w:val="20"/>
+              </w:rPr>
             </w:pPr>
             <w:r>
+              <w:rPr>
+                <w:sz w:val="20"/>
+                <w:szCs w:val="20"/>
+              </w:rPr>
               <w:t>Cibler les questions pour améliorer le portrait</w:t>
             </w:r>
           </w:p>
@@ -2919,8 +4371,17 @@
                 <w:ilvl w:val="0"/>
                 <w:numId w:val="2"/>
               </w:numPr>
+              <w:jc w:val="both"/>
+              <w:rPr>
+                <w:sz w:val="20"/>
+                <w:szCs w:val="20"/>
+              </w:rPr>
             </w:pPr>
             <w:r>
+              <w:rPr>
+                <w:sz w:val="20"/>
+                <w:szCs w:val="20"/>
+              </w:rPr>
               <w:t>Qualifié les images de l’entrainement suivant les caractéristiques</w:t>
             </w:r>
           </w:p>
@@ -2929,37 +4390,70 @@
       <w:tr>
         <w:tc>
           <w:tcPr>
-            <w:tcW w:w="2265" w:type="dxa"/>
+            <w:tcW w:w="2249" w:type="dxa"/>
           </w:tcPr>
           <w:p>
-            <w:r>
+            <w:pPr>
+              <w:jc w:val="both"/>
+              <w:rPr>
+                <w:sz w:val="20"/>
+                <w:szCs w:val="20"/>
+              </w:rPr>
+            </w:pPr>
+            <w:r>
+              <w:rPr>
+                <w:sz w:val="20"/>
+                <w:szCs w:val="20"/>
+              </w:rPr>
               <w:t>VAE</w:t>
             </w:r>
           </w:p>
         </w:tc>
         <w:tc>
           <w:tcPr>
-            <w:tcW w:w="2265" w:type="dxa"/>
+            <w:tcW w:w="2244" w:type="dxa"/>
           </w:tcPr>
           <w:p>
-            <w:r>
+            <w:pPr>
+              <w:jc w:val="both"/>
+              <w:rPr>
+                <w:sz w:val="20"/>
+                <w:szCs w:val="20"/>
+              </w:rPr>
+            </w:pPr>
+            <w:r>
+              <w:rPr>
+                <w:sz w:val="20"/>
+                <w:szCs w:val="20"/>
+              </w:rPr>
               <w:t>Construire un VAE afin de pouvoir générer des images</w:t>
             </w:r>
           </w:p>
         </w:tc>
         <w:tc>
           <w:tcPr>
-            <w:tcW w:w="2266" w:type="dxa"/>
+            <w:tcW w:w="2233" w:type="dxa"/>
           </w:tcPr>
           <w:p>
-            <w:r>
+            <w:pPr>
+              <w:jc w:val="both"/>
+              <w:rPr>
+                <w:sz w:val="20"/>
+                <w:szCs w:val="20"/>
+              </w:rPr>
+            </w:pPr>
+            <w:r>
+              <w:rPr>
+                <w:sz w:val="20"/>
+                <w:szCs w:val="20"/>
+              </w:rPr>
               <w:t>Must</w:t>
             </w:r>
           </w:p>
         </w:tc>
         <w:tc>
           <w:tcPr>
-            <w:tcW w:w="2266" w:type="dxa"/>
+            <w:tcW w:w="2336" w:type="dxa"/>
           </w:tcPr>
           <w:p>
             <w:pPr>
@@ -2968,8 +4462,17 @@
                 <w:ilvl w:val="0"/>
                 <w:numId w:val="2"/>
               </w:numPr>
+              <w:jc w:val="both"/>
+              <w:rPr>
+                <w:sz w:val="20"/>
+                <w:szCs w:val="20"/>
+              </w:rPr>
             </w:pPr>
             <w:r>
+              <w:rPr>
+                <w:sz w:val="20"/>
+                <w:szCs w:val="20"/>
+              </w:rPr>
               <w:t>Coder le VAE</w:t>
             </w:r>
           </w:p>
@@ -2980,8 +4483,17 @@
                 <w:ilvl w:val="0"/>
                 <w:numId w:val="2"/>
               </w:numPr>
+              <w:jc w:val="both"/>
+              <w:rPr>
+                <w:sz w:val="20"/>
+                <w:szCs w:val="20"/>
+              </w:rPr>
             </w:pPr>
             <w:r>
+              <w:rPr>
+                <w:sz w:val="20"/>
+                <w:szCs w:val="20"/>
+              </w:rPr>
               <w:t>Entraîner le VAE sur notre base de données</w:t>
             </w:r>
           </w:p>
@@ -2992,8 +4504,17 @@
                 <w:ilvl w:val="0"/>
                 <w:numId w:val="2"/>
               </w:numPr>
+              <w:jc w:val="both"/>
+              <w:rPr>
+                <w:sz w:val="20"/>
+                <w:szCs w:val="20"/>
+              </w:rPr>
             </w:pPr>
             <w:r>
+              <w:rPr>
+                <w:sz w:val="20"/>
+                <w:szCs w:val="20"/>
+              </w:rPr>
               <w:t>Enregistrer les poids</w:t>
             </w:r>
           </w:p>
@@ -3002,14 +4523,29 @@
       <w:tr>
         <w:tc>
           <w:tcPr>
-            <w:tcW w:w="2265" w:type="dxa"/>
+            <w:tcW w:w="2249" w:type="dxa"/>
           </w:tcPr>
           <w:p>
-            <w:r>
+            <w:pPr>
+              <w:jc w:val="both"/>
+              <w:rPr>
+                <w:sz w:val="20"/>
+                <w:szCs w:val="20"/>
+              </w:rPr>
+            </w:pPr>
+            <w:r>
+              <w:rPr>
+                <w:sz w:val="20"/>
+                <w:szCs w:val="20"/>
+              </w:rPr>
               <w:t xml:space="preserve">Génération </w:t>
             </w:r>
             <w:proofErr w:type="spellStart"/>
             <w:r>
+              <w:rPr>
+                <w:sz w:val="20"/>
+                <w:szCs w:val="20"/>
+              </w:rPr>
               <w:t>portrait robot</w:t>
             </w:r>
             <w:proofErr w:type="spellEnd"/>
@@ -3017,35 +4553,65 @@
         </w:tc>
         <w:tc>
           <w:tcPr>
-            <w:tcW w:w="2265" w:type="dxa"/>
+            <w:tcW w:w="2244" w:type="dxa"/>
           </w:tcPr>
           <w:p>
-            <w:r>
+            <w:pPr>
+              <w:jc w:val="both"/>
+              <w:rPr>
+                <w:sz w:val="20"/>
+                <w:szCs w:val="20"/>
+              </w:rPr>
+            </w:pPr>
+            <w:r>
+              <w:rPr>
+                <w:sz w:val="20"/>
+                <w:szCs w:val="20"/>
+              </w:rPr>
               <w:t xml:space="preserve">Générer un </w:t>
             </w:r>
             <w:proofErr w:type="spellStart"/>
             <w:r>
+              <w:rPr>
+                <w:sz w:val="20"/>
+                <w:szCs w:val="20"/>
+              </w:rPr>
               <w:t>portrait robot</w:t>
             </w:r>
             <w:proofErr w:type="spellEnd"/>
             <w:r>
+              <w:rPr>
+                <w:sz w:val="20"/>
+                <w:szCs w:val="20"/>
+              </w:rPr>
               <w:t xml:space="preserve"> à partir des réponses au questionnaire</w:t>
             </w:r>
           </w:p>
         </w:tc>
         <w:tc>
           <w:tcPr>
-            <w:tcW w:w="2266" w:type="dxa"/>
+            <w:tcW w:w="2233" w:type="dxa"/>
           </w:tcPr>
           <w:p>
-            <w:r>
+            <w:pPr>
+              <w:jc w:val="both"/>
+              <w:rPr>
+                <w:sz w:val="20"/>
+                <w:szCs w:val="20"/>
+              </w:rPr>
+            </w:pPr>
+            <w:r>
+              <w:rPr>
+                <w:sz w:val="20"/>
+                <w:szCs w:val="20"/>
+              </w:rPr>
               <w:t xml:space="preserve">Must </w:t>
             </w:r>
           </w:p>
         </w:tc>
         <w:tc>
           <w:tcPr>
-            <w:tcW w:w="2266" w:type="dxa"/>
+            <w:tcW w:w="2336" w:type="dxa"/>
           </w:tcPr>
           <w:p>
             <w:pPr>
@@ -3054,12 +4620,25 @@
                 <w:ilvl w:val="0"/>
                 <w:numId w:val="2"/>
               </w:numPr>
+              <w:jc w:val="both"/>
+              <w:rPr>
+                <w:sz w:val="20"/>
+                <w:szCs w:val="20"/>
+              </w:rPr>
             </w:pPr>
             <w:r>
+              <w:rPr>
+                <w:sz w:val="20"/>
+                <w:szCs w:val="20"/>
+              </w:rPr>
               <w:t xml:space="preserve">Récupérer les données </w:t>
             </w:r>
             <w:proofErr w:type="gramStart"/>
             <w:r>
+              <w:rPr>
+                <w:sz w:val="20"/>
+                <w:szCs w:val="20"/>
+              </w:rPr>
               <w:t>du questionnaires</w:t>
             </w:r>
             <w:proofErr w:type="gramEnd"/>
@@ -3071,9 +4650,17 @@
                 <w:ilvl w:val="0"/>
                 <w:numId w:val="2"/>
               </w:numPr>
+              <w:jc w:val="both"/>
+              <w:rPr>
+                <w:sz w:val="20"/>
+                <w:szCs w:val="20"/>
+              </w:rPr>
             </w:pPr>
             <w:r>
-              <w:lastRenderedPageBreak/>
+              <w:rPr>
+                <w:sz w:val="20"/>
+                <w:szCs w:val="20"/>
+              </w:rPr>
               <w:t>Générer les images grâce au décodeur</w:t>
             </w:r>
           </w:p>
@@ -3082,32 +4669,64 @@
       <w:tr>
         <w:tc>
           <w:tcPr>
-            <w:tcW w:w="2265" w:type="dxa"/>
+            <w:tcW w:w="2249" w:type="dxa"/>
           </w:tcPr>
           <w:p>
-            <w:r>
-              <w:lastRenderedPageBreak/>
+            <w:pPr>
+              <w:jc w:val="both"/>
+              <w:rPr>
+                <w:sz w:val="20"/>
+                <w:szCs w:val="20"/>
+              </w:rPr>
+            </w:pPr>
+            <w:r>
+              <w:rPr>
+                <w:sz w:val="20"/>
+                <w:szCs w:val="20"/>
+              </w:rPr>
               <w:t>Téléchargement autoportrait</w:t>
             </w:r>
           </w:p>
         </w:tc>
         <w:tc>
           <w:tcPr>
-            <w:tcW w:w="2265" w:type="dxa"/>
+            <w:tcW w:w="2244" w:type="dxa"/>
           </w:tcPr>
           <w:p>
-            <w:r>
+            <w:pPr>
+              <w:jc w:val="both"/>
+              <w:rPr>
+                <w:sz w:val="20"/>
+                <w:szCs w:val="20"/>
+              </w:rPr>
+            </w:pPr>
+            <w:r>
+              <w:rPr>
+                <w:sz w:val="20"/>
+                <w:szCs w:val="20"/>
+              </w:rPr>
               <w:t>Une fois validée, le portrait sera téléchargé</w:t>
             </w:r>
           </w:p>
         </w:tc>
         <w:tc>
           <w:tcPr>
-            <w:tcW w:w="2266" w:type="dxa"/>
+            <w:tcW w:w="2233" w:type="dxa"/>
           </w:tcPr>
           <w:p>
+            <w:pPr>
+              <w:jc w:val="both"/>
+              <w:rPr>
+                <w:sz w:val="20"/>
+                <w:szCs w:val="20"/>
+              </w:rPr>
+            </w:pPr>
             <w:proofErr w:type="spellStart"/>
             <w:r>
+              <w:rPr>
+                <w:sz w:val="20"/>
+                <w:szCs w:val="20"/>
+              </w:rPr>
               <w:t>Should</w:t>
             </w:r>
             <w:proofErr w:type="spellEnd"/>
@@ -3115,7 +4734,7 @@
         </w:tc>
         <w:tc>
           <w:tcPr>
-            <w:tcW w:w="2266" w:type="dxa"/>
+            <w:tcW w:w="2336" w:type="dxa"/>
           </w:tcPr>
           <w:p>
             <w:pPr>
@@ -3124,8 +4743,17 @@
                 <w:ilvl w:val="0"/>
                 <w:numId w:val="2"/>
               </w:numPr>
+              <w:jc w:val="both"/>
+              <w:rPr>
+                <w:sz w:val="20"/>
+                <w:szCs w:val="20"/>
+              </w:rPr>
             </w:pPr>
             <w:r>
+              <w:rPr>
+                <w:sz w:val="20"/>
+                <w:szCs w:val="20"/>
+              </w:rPr>
               <w:t>Nécessite d’ajouter une case de validation finale sur l’interface</w:t>
             </w:r>
           </w:p>
@@ -3136,52 +4764,48 @@
                 <w:ilvl w:val="0"/>
                 <w:numId w:val="2"/>
               </w:numPr>
+              <w:jc w:val="both"/>
+              <w:rPr>
+                <w:sz w:val="20"/>
+                <w:szCs w:val="20"/>
+              </w:rPr>
             </w:pPr>
             <w:r>
-              <w:t xml:space="preserve">Doit avoir accès au bureau de l’utilisateur pour télécharger le </w:t>
+              <w:rPr>
+                <w:sz w:val="20"/>
+                <w:szCs w:val="20"/>
+              </w:rPr>
+              <w:t xml:space="preserve">Doit avoir accès au bureau de l’utilisateur pour </w:t>
+            </w:r>
+            <w:r>
+              <w:rPr>
+                <w:sz w:val="20"/>
+                <w:szCs w:val="20"/>
+              </w:rPr>
+              <w:lastRenderedPageBreak/>
+              <w:t xml:space="preserve">télécharger le </w:t>
             </w:r>
             <w:proofErr w:type="spellStart"/>
             <w:r>
+              <w:rPr>
+                <w:sz w:val="20"/>
+                <w:szCs w:val="20"/>
+              </w:rPr>
               <w:t>portrait robot</w:t>
             </w:r>
             <w:proofErr w:type="spellEnd"/>
           </w:p>
         </w:tc>
       </w:tr>
-      <w:tr>
-        <w:tc>
-          <w:tcPr>
-            <w:tcW w:w="2265" w:type="dxa"/>
-          </w:tcPr>
-          <w:p/>
-        </w:tc>
-        <w:tc>
-          <w:tcPr>
-            <w:tcW w:w="2265" w:type="dxa"/>
-          </w:tcPr>
-          <w:p/>
-        </w:tc>
-        <w:tc>
-          <w:tcPr>
-            <w:tcW w:w="2266" w:type="dxa"/>
-          </w:tcPr>
-          <w:p/>
-        </w:tc>
-        <w:tc>
-          <w:tcPr>
-            <w:tcW w:w="2266" w:type="dxa"/>
-          </w:tcPr>
-          <w:p/>
-        </w:tc>
-      </w:tr>
     </w:tbl>
-    <w:p/>
     <w:p>
       <w:pPr>
         <w:pStyle w:val="Titre1"/>
-      </w:pPr>
-      <w:bookmarkStart w:id="10" w:name="_Toc227171204"/>
-      <w:r>
+        <w:jc w:val="both"/>
+      </w:pPr>
+      <w:bookmarkStart w:id="10" w:name="_Toc227403488"/>
+      <w:r>
+        <w:lastRenderedPageBreak/>
         <w:t>Les Sprints</w:t>
       </w:r>
       <w:bookmarkEnd w:id="10"/>
@@ -3189,8 +4813,9 @@
     <w:p>
       <w:pPr>
         <w:pStyle w:val="Titre2"/>
-      </w:pPr>
-      <w:bookmarkStart w:id="11" w:name="_Toc227171205"/>
+        <w:jc w:val="both"/>
+      </w:pPr>
+      <w:bookmarkStart w:id="11" w:name="_Toc227403489"/>
       <w:r>
         <w:t>Diagramme de Gantt</w:t>
       </w:r>
@@ -3198,6 +4823,7 @@
     </w:p>
     <w:p>
       <w:pPr>
+        <w:pStyle w:val="Sansinterligne"/>
         <w:rPr>
           <w:rStyle w:val="Titre2Car"/>
         </w:rPr>
@@ -3207,9 +4833,9 @@
           <w:noProof/>
         </w:rPr>
         <w:drawing>
-          <wp:inline distT="0" distB="0" distL="0" distR="0" wp14:anchorId="394B75AD" wp14:editId="7112D70F">
-            <wp:extent cx="5760720" cy="2922494"/>
-            <wp:effectExtent l="0" t="0" r="5080" b="0"/>
+          <wp:inline distT="0" distB="0" distL="0" distR="0" wp14:anchorId="394B75AD" wp14:editId="2AD3DC6A">
+            <wp:extent cx="6179901" cy="2468880"/>
+            <wp:effectExtent l="0" t="0" r="0" b="7620"/>
             <wp:docPr id="1204706397" name="Image 3"/>
             <wp:cNvGraphicFramePr>
               <a:graphicFrameLocks xmlns:a="http://schemas.openxmlformats.org/drawingml/2006/main" noChangeAspect="1"/>
@@ -3221,20 +4847,29 @@
                     <pic:cNvPr id="1204706397" name="Image 1204706397"/>
                     <pic:cNvPicPr/>
                   </pic:nvPicPr>
-                  <pic:blipFill>
+                  <pic:blipFill rotWithShape="1">
                     <a:blip r:embed="rId10"/>
+                    <a:srcRect b="21251"/>
                     <a:stretch>
                       <a:fillRect/>
                     </a:stretch>
                   </pic:blipFill>
-                  <pic:spPr>
+                  <pic:spPr bwMode="auto">
                     <a:xfrm>
                       <a:off x="0" y="0"/>
-                      <a:ext cx="5789211" cy="2936948"/>
+                      <a:ext cx="6212540" cy="2481920"/>
                     </a:xfrm>
                     <a:prstGeom prst="rect">
                       <a:avLst/>
                     </a:prstGeom>
+                    <a:ln>
+                      <a:noFill/>
+                    </a:ln>
+                    <a:extLst>
+                      <a:ext uri="{53640926-AAD7-44D8-BBD7-CCE9431645EC}">
+                        <a14:shadowObscured xmlns:a14="http://schemas.microsoft.com/office/drawing/2010/main"/>
+                      </a:ext>
+                    </a:extLst>
                   </pic:spPr>
                 </pic:pic>
               </a:graphicData>
@@ -3242,22 +4877,24 @@
           </wp:inline>
         </w:drawing>
       </w:r>
-      <w:r>
-        <w:rPr>
-          <w:rStyle w:val="Titre2Car"/>
-        </w:rPr>
-        <w:t>Premier Sprint</w:t>
-      </w:r>
-    </w:p>
-    <w:p>
-      <w:pPr>
-        <w:rPr>
-          <w:rStyle w:val="Titre2Car"/>
-          <w:rFonts w:asciiTheme="minorHAnsi" w:eastAsiaTheme="minorHAnsi" w:hAnsiTheme="minorHAnsi" w:cstheme="minorBidi"/>
-          <w:color w:val="auto"/>
-          <w:sz w:val="24"/>
-          <w:szCs w:val="24"/>
-        </w:rPr>
+    </w:p>
+    <w:p>
+      <w:pPr>
+        <w:pStyle w:val="Titre2"/>
+        <w:jc w:val="both"/>
+      </w:pPr>
+      <w:bookmarkStart w:id="12" w:name="_Toc227403490"/>
+      <w:r>
+        <w:t>Premier</w:t>
+      </w:r>
+      <w:r>
+        <w:t xml:space="preserve"> Sprint</w:t>
+      </w:r>
+      <w:bookmarkEnd w:id="12"/>
+    </w:p>
+    <w:p>
+      <w:pPr>
+        <w:jc w:val="both"/>
       </w:pPr>
       <w:r>
         <w:t>Comme indiqué ci-dessus, le premier sprint consiste à d’une part collecter le cahier des charges du client puis d’entamer l’interface graphique et le développement du VAE puis de l’entraîner. Pour plus d’informations sur chaque mission, vous trouverez ci-dessous le détail.</w:t>
@@ -3267,14 +4904,19 @@
       <w:pPr>
         <w:pStyle w:val="Titre2"/>
       </w:pPr>
-      <w:bookmarkStart w:id="12" w:name="_Toc227171206"/>
-      <w:r>
-        <w:lastRenderedPageBreak/>
+      <w:bookmarkStart w:id="13" w:name="_Toc227403491"/>
+      <w:r>
         <w:t>Deuxième Sprint</w:t>
       </w:r>
-      <w:bookmarkEnd w:id="12"/>
-    </w:p>
-    <w:p>
+      <w:bookmarkEnd w:id="13"/>
+      <w:r>
+        <w:t xml:space="preserve"> </w:t>
+      </w:r>
+    </w:p>
+    <w:p>
+      <w:pPr>
+        <w:jc w:val="both"/>
+      </w:pPr>
       <w:r>
         <w:t xml:space="preserve">Comme indiqué ci-dessus, le </w:t>
       </w:r>
@@ -3302,21 +4944,27 @@
     <w:p>
       <w:pPr>
         <w:pStyle w:val="Titre1"/>
-      </w:pPr>
-      <w:bookmarkStart w:id="13" w:name="_Toc227168406"/>
-      <w:bookmarkStart w:id="14" w:name="_Toc227171207"/>
+        <w:jc w:val="both"/>
+      </w:pPr>
+      <w:bookmarkStart w:id="14" w:name="_Toc227168406"/>
+      <w:bookmarkStart w:id="15" w:name="_Toc227403492"/>
       <w:r>
         <w:t>Prétraitement des données</w:t>
       </w:r>
-      <w:bookmarkEnd w:id="13"/>
       <w:bookmarkEnd w:id="14"/>
+      <w:bookmarkEnd w:id="15"/>
     </w:p>
     <w:p>
       <w:pPr>
         <w:pStyle w:val="Titre2"/>
-      </w:pPr>
-      <w:bookmarkStart w:id="15" w:name="_Toc227168407"/>
-      <w:bookmarkStart w:id="16" w:name="_Toc227171208"/>
+        <w:numPr>
+          <w:ilvl w:val="0"/>
+          <w:numId w:val="6"/>
+        </w:numPr>
+        <w:jc w:val="both"/>
+      </w:pPr>
+      <w:bookmarkStart w:id="16" w:name="_Toc227168407"/>
+      <w:bookmarkStart w:id="17" w:name="_Toc227403493"/>
       <w:r>
         <w:t>Objectif : prépare</w:t>
       </w:r>
@@ -3326,12 +4974,13 @@
       <w:r>
         <w:t xml:space="preserve"> les images pour qu’elles soient toutes dans un format exploitable par le modèle</w:t>
       </w:r>
-      <w:bookmarkEnd w:id="15"/>
       <w:bookmarkEnd w:id="16"/>
+      <w:bookmarkEnd w:id="17"/>
     </w:p>
     <w:p>
       <w:pPr>
         <w:pStyle w:val="p1"/>
+        <w:jc w:val="both"/>
         <w:rPr>
           <w:rFonts w:asciiTheme="minorHAnsi" w:hAnsiTheme="minorHAnsi"/>
           <w:sz w:val="24"/>
@@ -3352,18 +5001,8 @@
           <w:sz w:val="24"/>
           <w:szCs w:val="24"/>
         </w:rPr>
-        <w:t xml:space="preserve">VAE a besoin d’entrées de même taille, même type de valeur, même </w:t>
-      </w:r>
-      <w:proofErr w:type="gramStart"/>
-      <w:r>
-        <w:rPr>
-          <w:rFonts w:asciiTheme="minorHAnsi" w:hAnsiTheme="minorHAnsi"/>
-          <w:sz w:val="24"/>
-          <w:szCs w:val="24"/>
-        </w:rPr>
-        <w:t>format,…</w:t>
-      </w:r>
-      <w:proofErr w:type="gramEnd"/>
+        <w:t>VAE a besoin d’entrées de même taille, même type de valeur, même format,…</w:t>
+      </w:r>
       <w:r>
         <w:rPr>
           <w:rFonts w:asciiTheme="minorHAnsi" w:hAnsiTheme="minorHAnsi"/>
@@ -3376,6 +5015,7 @@
     <w:p>
       <w:pPr>
         <w:pStyle w:val="p1"/>
+        <w:jc w:val="both"/>
         <w:rPr>
           <w:rFonts w:asciiTheme="minorHAnsi" w:hAnsiTheme="minorHAnsi"/>
           <w:sz w:val="24"/>
@@ -3394,6 +5034,7 @@
     <w:p>
       <w:pPr>
         <w:pStyle w:val="p1"/>
+        <w:jc w:val="both"/>
         <w:rPr>
           <w:rFonts w:asciiTheme="minorHAnsi" w:hAnsiTheme="minorHAnsi"/>
           <w:sz w:val="24"/>
@@ -3404,6 +5045,7 @@
     <w:p>
       <w:pPr>
         <w:pStyle w:val="p1"/>
+        <w:jc w:val="both"/>
         <w:rPr>
           <w:rFonts w:asciiTheme="minorHAnsi" w:hAnsiTheme="minorHAnsi"/>
           <w:sz w:val="24"/>
@@ -3447,6 +5089,7 @@
     <w:p>
       <w:pPr>
         <w:pStyle w:val="p1"/>
+        <w:jc w:val="both"/>
         <w:rPr>
           <w:rFonts w:asciiTheme="minorHAnsi" w:hAnsiTheme="minorHAnsi"/>
           <w:sz w:val="24"/>
@@ -3482,6 +5125,7 @@
     <w:p>
       <w:pPr>
         <w:pStyle w:val="p1"/>
+        <w:jc w:val="both"/>
         <w:rPr>
           <w:rFonts w:asciiTheme="minorHAnsi" w:hAnsiTheme="minorHAnsi"/>
           <w:sz w:val="24"/>
@@ -3517,18 +5161,20 @@
     <w:p>
       <w:pPr>
         <w:pStyle w:val="p1"/>
-        <w:rPr>
-          <w:rFonts w:asciiTheme="minorHAnsi" w:hAnsiTheme="minorHAnsi"/>
-          <w:sz w:val="24"/>
-          <w:szCs w:val="24"/>
-        </w:rPr>
-      </w:pPr>
-      <w:r>
-        <w:rPr>
-          <w:rFonts w:asciiTheme="minorHAnsi" w:hAnsiTheme="minorHAnsi"/>
-          <w:sz w:val="24"/>
-          <w:szCs w:val="24"/>
-        </w:rPr>
+        <w:jc w:val="both"/>
+        <w:rPr>
+          <w:rFonts w:asciiTheme="minorHAnsi" w:hAnsiTheme="minorHAnsi"/>
+          <w:sz w:val="24"/>
+          <w:szCs w:val="24"/>
+        </w:rPr>
+      </w:pPr>
+      <w:r>
+        <w:rPr>
+          <w:rFonts w:asciiTheme="minorHAnsi" w:hAnsiTheme="minorHAnsi"/>
+          <w:sz w:val="24"/>
+          <w:szCs w:val="24"/>
+        </w:rPr>
+        <w:lastRenderedPageBreak/>
         <w:t>-</w:t>
       </w:r>
       <w:r>
@@ -3552,6 +5198,7 @@
     <w:p>
       <w:pPr>
         <w:pStyle w:val="p1"/>
+        <w:jc w:val="both"/>
         <w:rPr>
           <w:rFonts w:asciiTheme="minorHAnsi" w:hAnsiTheme="minorHAnsi"/>
           <w:sz w:val="24"/>
@@ -3587,6 +5234,7 @@
     <w:p>
       <w:pPr>
         <w:pStyle w:val="p1"/>
+        <w:jc w:val="both"/>
         <w:rPr>
           <w:rFonts w:asciiTheme="minorHAnsi" w:hAnsiTheme="minorHAnsi"/>
           <w:sz w:val="24"/>
@@ -3616,30 +5264,13 @@
           <w:sz w:val="24"/>
           <w:szCs w:val="24"/>
         </w:rPr>
-        <w:t>Faire en sorte qu’elles soient toutes cadrées de la même façon ? (</w:t>
-      </w:r>
-      <w:proofErr w:type="gramStart"/>
-      <w:r>
-        <w:rPr>
-          <w:rFonts w:asciiTheme="minorHAnsi" w:hAnsiTheme="minorHAnsi"/>
-          <w:sz w:val="24"/>
-          <w:szCs w:val="24"/>
-        </w:rPr>
-        <w:t>centrage</w:t>
-      </w:r>
-      <w:proofErr w:type="gramEnd"/>
-      <w:r>
-        <w:rPr>
-          <w:rFonts w:asciiTheme="minorHAnsi" w:hAnsiTheme="minorHAnsi"/>
-          <w:sz w:val="24"/>
-          <w:szCs w:val="24"/>
-        </w:rPr>
-        <w:t xml:space="preserve"> visage,</w:t>
+        <w:t>Faire en sorte qu’elles soient toutes cadrées de la même façon ? (centrage visage,</w:t>
       </w:r>
     </w:p>
     <w:p>
       <w:pPr>
         <w:pStyle w:val="p1"/>
+        <w:jc w:val="both"/>
         <w:rPr>
           <w:rFonts w:asciiTheme="minorHAnsi" w:hAnsiTheme="minorHAnsi"/>
           <w:sz w:val="24"/>
@@ -3647,7 +5278,6 @@
         </w:rPr>
       </w:pPr>
       <w:proofErr w:type="spellStart"/>
-      <w:proofErr w:type="gramStart"/>
       <w:r>
         <w:rPr>
           <w:rFonts w:asciiTheme="minorHAnsi" w:hAnsiTheme="minorHAnsi"/>
@@ -3657,7 +5287,6 @@
         <w:t>recadrage,ect</w:t>
       </w:r>
       <w:proofErr w:type="spellEnd"/>
-      <w:proofErr w:type="gramEnd"/>
       <w:r>
         <w:rPr>
           <w:rFonts w:asciiTheme="minorHAnsi" w:hAnsiTheme="minorHAnsi"/>
@@ -3670,6 +5299,7 @@
     <w:p>
       <w:pPr>
         <w:pStyle w:val="p1"/>
+        <w:jc w:val="both"/>
         <w:rPr>
           <w:rFonts w:asciiTheme="minorHAnsi" w:hAnsiTheme="minorHAnsi"/>
           <w:sz w:val="24"/>
@@ -3680,44 +5310,37 @@
     <w:p>
       <w:pPr>
         <w:pStyle w:val="Titre1"/>
-      </w:pPr>
-      <w:bookmarkStart w:id="17" w:name="_Toc227168408"/>
-      <w:bookmarkStart w:id="18" w:name="_Toc227171209"/>
-      <w:r>
-        <w:t xml:space="preserve">Modèle </w:t>
-      </w:r>
-      <w:proofErr w:type="gramStart"/>
-      <w:r>
-        <w:t>Auto encodeur</w:t>
-      </w:r>
-      <w:proofErr w:type="gramEnd"/>
-      <w:r>
-        <w:t xml:space="preserve"> : VAE</w:t>
-      </w:r>
-      <w:bookmarkEnd w:id="17"/>
+        <w:jc w:val="both"/>
+      </w:pPr>
+      <w:bookmarkStart w:id="18" w:name="_Toc227168408"/>
+      <w:bookmarkStart w:id="19" w:name="_Toc227403494"/>
+      <w:r>
+        <w:t>Modèle Auto encodeur : VAE</w:t>
+      </w:r>
       <w:bookmarkEnd w:id="18"/>
+      <w:bookmarkEnd w:id="19"/>
     </w:p>
     <w:p>
       <w:pPr>
         <w:pStyle w:val="Titre2"/>
-      </w:pPr>
-      <w:bookmarkStart w:id="19" w:name="_Toc227168409"/>
-      <w:bookmarkStart w:id="20" w:name="_Toc227171210"/>
-      <w:r>
-        <w:t>Objectif : Construire le VAE qui prend en entrée une image, la compresse dans un espace latent puis</w:t>
-      </w:r>
-      <w:r>
-        <w:t xml:space="preserve"> </w:t>
-      </w:r>
-      <w:r>
-        <w:t>la reconstruit.</w:t>
-      </w:r>
-      <w:bookmarkEnd w:id="19"/>
+        <w:numPr>
+          <w:ilvl w:val="0"/>
+          <w:numId w:val="7"/>
+        </w:numPr>
+        <w:jc w:val="both"/>
+      </w:pPr>
+      <w:bookmarkStart w:id="20" w:name="_Toc227168409"/>
+      <w:bookmarkStart w:id="21" w:name="_Toc227403495"/>
+      <w:r>
+        <w:t>Objectif : Construire le VAE qui prend en entrée une image, la compresse dans un espace latent puis la reconstruit.</w:t>
+      </w:r>
       <w:bookmarkEnd w:id="20"/>
+      <w:bookmarkEnd w:id="21"/>
     </w:p>
     <w:p>
       <w:pPr>
         <w:pStyle w:val="p1"/>
+        <w:jc w:val="both"/>
         <w:rPr>
           <w:rFonts w:asciiTheme="minorHAnsi" w:hAnsiTheme="minorHAnsi"/>
           <w:sz w:val="24"/>
@@ -3736,6 +5359,7 @@
     <w:p>
       <w:pPr>
         <w:pStyle w:val="p1"/>
+        <w:jc w:val="both"/>
         <w:rPr>
           <w:rFonts w:asciiTheme="minorHAnsi" w:hAnsiTheme="minorHAnsi"/>
           <w:sz w:val="24"/>
@@ -3807,13 +5431,13 @@
     <w:p>
       <w:pPr>
         <w:pStyle w:val="p1"/>
-        <w:rPr>
-          <w:rFonts w:asciiTheme="minorHAnsi" w:hAnsiTheme="minorHAnsi"/>
-          <w:sz w:val="24"/>
-          <w:szCs w:val="24"/>
-        </w:rPr>
-      </w:pPr>
-      <w:proofErr w:type="gramStart"/>
+        <w:jc w:val="both"/>
+        <w:rPr>
+          <w:rFonts w:asciiTheme="minorHAnsi" w:hAnsiTheme="minorHAnsi"/>
+          <w:sz w:val="24"/>
+          <w:szCs w:val="24"/>
+        </w:rPr>
+      </w:pPr>
       <w:r>
         <w:rPr>
           <w:rFonts w:asciiTheme="minorHAnsi" w:hAnsiTheme="minorHAnsi"/>
@@ -3830,11 +5454,11 @@
         </w:rPr>
         <w:t>lement</w:t>
       </w:r>
-      <w:proofErr w:type="gramEnd"/>
     </w:p>
     <w:p>
       <w:pPr>
         <w:pStyle w:val="p1"/>
+        <w:jc w:val="both"/>
         <w:rPr>
           <w:rFonts w:asciiTheme="minorHAnsi" w:hAnsiTheme="minorHAnsi"/>
           <w:sz w:val="24"/>
@@ -3870,34 +5494,26 @@
     <w:p>
       <w:pPr>
         <w:pStyle w:val="p1"/>
-        <w:rPr>
-          <w:rFonts w:asciiTheme="minorHAnsi" w:hAnsiTheme="minorHAnsi"/>
-          <w:sz w:val="24"/>
-          <w:szCs w:val="24"/>
-        </w:rPr>
-      </w:pPr>
-      <w:proofErr w:type="gramStart"/>
-      <w:r>
-        <w:rPr>
-          <w:rFonts w:asciiTheme="minorHAnsi" w:hAnsiTheme="minorHAnsi"/>
-          <w:sz w:val="24"/>
-          <w:szCs w:val="24"/>
-        </w:rPr>
-        <w:t>dimension</w:t>
-      </w:r>
-      <w:proofErr w:type="gramEnd"/>
-      <w:r>
-        <w:rPr>
-          <w:rFonts w:asciiTheme="minorHAnsi" w:hAnsiTheme="minorHAnsi"/>
-          <w:sz w:val="24"/>
-          <w:szCs w:val="24"/>
-        </w:rPr>
-        <w:t xml:space="preserve"> de l’espace latent</w:t>
+        <w:jc w:val="both"/>
+        <w:rPr>
+          <w:rFonts w:asciiTheme="minorHAnsi" w:hAnsiTheme="minorHAnsi"/>
+          <w:sz w:val="24"/>
+          <w:szCs w:val="24"/>
+        </w:rPr>
+      </w:pPr>
+      <w:r>
+        <w:rPr>
+          <w:rFonts w:asciiTheme="minorHAnsi" w:hAnsiTheme="minorHAnsi"/>
+          <w:sz w:val="24"/>
+          <w:szCs w:val="24"/>
+        </w:rPr>
+        <w:t>dimension de l’espace latent</w:t>
       </w:r>
     </w:p>
     <w:p>
       <w:pPr>
         <w:pStyle w:val="p1"/>
+        <w:jc w:val="both"/>
         <w:rPr>
           <w:rFonts w:asciiTheme="minorHAnsi" w:hAnsiTheme="minorHAnsi"/>
           <w:sz w:val="24"/>
@@ -3951,42 +5567,26 @@
     <w:p>
       <w:pPr>
         <w:pStyle w:val="p1"/>
-        <w:rPr>
-          <w:rFonts w:asciiTheme="minorHAnsi" w:hAnsiTheme="minorHAnsi"/>
-          <w:sz w:val="24"/>
-          <w:szCs w:val="24"/>
-        </w:rPr>
-      </w:pPr>
-      <w:r>
-        <w:rPr>
-          <w:rFonts w:asciiTheme="minorHAnsi" w:hAnsiTheme="minorHAnsi"/>
-          <w:sz w:val="24"/>
-          <w:szCs w:val="24"/>
-        </w:rPr>
-        <w:t>(</w:t>
-      </w:r>
-      <w:proofErr w:type="gramStart"/>
-      <w:r>
-        <w:rPr>
-          <w:rFonts w:asciiTheme="minorHAnsi" w:hAnsiTheme="minorHAnsi"/>
-          <w:sz w:val="24"/>
-          <w:szCs w:val="24"/>
-        </w:rPr>
-        <w:t>attention</w:t>
-      </w:r>
-      <w:proofErr w:type="gramEnd"/>
-      <w:r>
-        <w:rPr>
-          <w:rFonts w:asciiTheme="minorHAnsi" w:hAnsiTheme="minorHAnsi"/>
-          <w:sz w:val="24"/>
-          <w:szCs w:val="24"/>
-        </w:rPr>
-        <w:t xml:space="preserve"> si on a normalisé les images avant)</w:t>
+        <w:jc w:val="both"/>
+        <w:rPr>
+          <w:rFonts w:asciiTheme="minorHAnsi" w:hAnsiTheme="minorHAnsi"/>
+          <w:sz w:val="24"/>
+          <w:szCs w:val="24"/>
+        </w:rPr>
+      </w:pPr>
+      <w:r>
+        <w:rPr>
+          <w:rFonts w:asciiTheme="minorHAnsi" w:hAnsiTheme="minorHAnsi"/>
+          <w:sz w:val="24"/>
+          <w:szCs w:val="24"/>
+        </w:rPr>
+        <w:t>(attention si on a normalisé les images avant)</w:t>
       </w:r>
     </w:p>
     <w:p>
       <w:pPr>
         <w:pStyle w:val="p1"/>
+        <w:jc w:val="both"/>
         <w:rPr>
           <w:rFonts w:asciiTheme="minorHAnsi" w:hAnsiTheme="minorHAnsi"/>
           <w:sz w:val="24"/>
@@ -4022,6 +5622,7 @@
     <w:p>
       <w:pPr>
         <w:pStyle w:val="p1"/>
+        <w:jc w:val="both"/>
         <w:rPr>
           <w:rFonts w:asciiTheme="minorHAnsi" w:hAnsiTheme="minorHAnsi"/>
           <w:sz w:val="24"/>
@@ -4032,71 +5633,55 @@
     <w:p>
       <w:pPr>
         <w:pStyle w:val="Titre1"/>
-      </w:pPr>
-      <w:bookmarkStart w:id="21" w:name="_Toc227168410"/>
-      <w:bookmarkStart w:id="22" w:name="_Toc227171211"/>
-      <w:r>
-        <w:lastRenderedPageBreak/>
+        <w:jc w:val="both"/>
+      </w:pPr>
+      <w:bookmarkStart w:id="22" w:name="_Toc227168410"/>
+      <w:bookmarkStart w:id="23" w:name="_Toc227403496"/>
+      <w:r>
         <w:t>Entrainement du modèle</w:t>
       </w:r>
-      <w:bookmarkEnd w:id="21"/>
       <w:bookmarkEnd w:id="22"/>
+      <w:bookmarkEnd w:id="23"/>
     </w:p>
     <w:p>
       <w:pPr>
         <w:pStyle w:val="Titre2"/>
-      </w:pPr>
-      <w:bookmarkStart w:id="23" w:name="_Toc227168411"/>
-      <w:bookmarkStart w:id="24" w:name="_Toc227171212"/>
-      <w:r>
-        <w:t>Objectif : Faire apprendre le VAE à reconstruire correctement les images tout en ayant un espace</w:t>
-      </w:r>
+        <w:numPr>
+          <w:ilvl w:val="0"/>
+          <w:numId w:val="8"/>
+        </w:numPr>
+        <w:jc w:val="both"/>
+      </w:pPr>
+      <w:bookmarkStart w:id="24" w:name="_Toc227168411"/>
+      <w:bookmarkStart w:id="25" w:name="_Toc227403497"/>
+      <w:r>
+        <w:t>Objectif :</w:t>
+      </w:r>
+      <w:bookmarkEnd w:id="25"/>
       <w:r>
         <w:t xml:space="preserve"> </w:t>
       </w:r>
-      <w:r>
-        <w:t xml:space="preserve">latent qui soit exploitable pour </w:t>
-      </w:r>
-      <w:r>
-        <w:t xml:space="preserve">les </w:t>
-      </w:r>
-      <w:r>
-        <w:t>modifications génétiques</w:t>
-      </w:r>
-      <w:bookmarkEnd w:id="23"/>
+    </w:p>
+    <w:p>
+      <w:r>
+        <w:t>Faire apprendre le VAE à reconstruire correctement les images tout en ayant un espace latent qui soit exploitable pour les modifications génétiques</w:t>
+      </w:r>
       <w:bookmarkEnd w:id="24"/>
     </w:p>
     <w:p>
       <w:pPr>
+        <w:pStyle w:val="Titre2"/>
+      </w:pPr>
+      <w:bookmarkStart w:id="26" w:name="_Toc227403498"/>
+      <w:r>
+        <w:t>Fonctions :</w:t>
+      </w:r>
+      <w:bookmarkEnd w:id="26"/>
+    </w:p>
+    <w:p>
+      <w:pPr>
         <w:pStyle w:val="p1"/>
-        <w:rPr>
-          <w:rFonts w:asciiTheme="minorHAnsi" w:hAnsiTheme="minorHAnsi"/>
-          <w:sz w:val="24"/>
-          <w:szCs w:val="24"/>
-        </w:rPr>
-      </w:pPr>
-      <w:r>
-        <w:rPr>
-          <w:rFonts w:asciiTheme="minorHAnsi" w:hAnsiTheme="minorHAnsi"/>
-          <w:sz w:val="24"/>
-          <w:szCs w:val="24"/>
-        </w:rPr>
-        <w:t>Fonctions :</w:t>
-      </w:r>
-    </w:p>
-    <w:p>
-      <w:pPr>
-        <w:pStyle w:val="p1"/>
-        <w:rPr>
-          <w:rFonts w:asciiTheme="minorHAnsi" w:hAnsiTheme="minorHAnsi"/>
-          <w:sz w:val="24"/>
-          <w:szCs w:val="24"/>
-        </w:rPr>
-      </w:pPr>
-    </w:p>
-    <w:p>
-      <w:pPr>
-        <w:pStyle w:val="p1"/>
+        <w:jc w:val="both"/>
         <w:rPr>
           <w:rFonts w:asciiTheme="minorHAnsi" w:hAnsiTheme="minorHAnsi"/>
           <w:sz w:val="24"/>
@@ -4132,6 +5717,7 @@
     <w:p>
       <w:pPr>
         <w:pStyle w:val="p1"/>
+        <w:jc w:val="both"/>
         <w:rPr>
           <w:rFonts w:asciiTheme="minorHAnsi" w:hAnsiTheme="minorHAnsi"/>
           <w:sz w:val="24"/>
@@ -4167,6 +5753,7 @@
     <w:p>
       <w:pPr>
         <w:pStyle w:val="p1"/>
+        <w:jc w:val="both"/>
         <w:rPr>
           <w:rFonts w:asciiTheme="minorHAnsi" w:hAnsiTheme="minorHAnsi"/>
           <w:sz w:val="24"/>
@@ -4202,6 +5789,7 @@
     <w:p>
       <w:pPr>
         <w:pStyle w:val="p1"/>
+        <w:jc w:val="both"/>
         <w:rPr>
           <w:rFonts w:asciiTheme="minorHAnsi" w:hAnsiTheme="minorHAnsi"/>
           <w:sz w:val="24"/>
@@ -4237,6 +5825,7 @@
     <w:p>
       <w:pPr>
         <w:pStyle w:val="p1"/>
+        <w:jc w:val="both"/>
         <w:rPr>
           <w:rFonts w:asciiTheme="minorHAnsi" w:hAnsiTheme="minorHAnsi"/>
           <w:sz w:val="24"/>
@@ -4269,7 +5858,6 @@
         <w:t xml:space="preserve">Suivre évolution de l’apprentissage (graphes, courbes de </w:t>
       </w:r>
       <w:proofErr w:type="spellStart"/>
-      <w:proofErr w:type="gramStart"/>
       <w:r>
         <w:rPr>
           <w:rFonts w:asciiTheme="minorHAnsi" w:hAnsiTheme="minorHAnsi"/>
@@ -4285,16 +5873,7 @@
           <w:sz w:val="24"/>
           <w:szCs w:val="24"/>
         </w:rPr>
-        <w:t>,…</w:t>
-      </w:r>
-      <w:proofErr w:type="gramEnd"/>
-      <w:r>
-        <w:rPr>
-          <w:rFonts w:asciiTheme="minorHAnsi" w:hAnsiTheme="minorHAnsi"/>
-          <w:sz w:val="24"/>
-          <w:szCs w:val="24"/>
-        </w:rPr>
-        <w:t>), éviter l’</w:t>
+        <w:t>,…), éviter l’</w:t>
       </w:r>
       <w:proofErr w:type="spellStart"/>
       <w:r>
@@ -4318,34 +5897,26 @@
     <w:p>
       <w:pPr>
         <w:pStyle w:val="p1"/>
-        <w:rPr>
-          <w:rFonts w:asciiTheme="minorHAnsi" w:hAnsiTheme="minorHAnsi"/>
-          <w:sz w:val="24"/>
-          <w:szCs w:val="24"/>
-        </w:rPr>
-      </w:pPr>
-      <w:proofErr w:type="gramStart"/>
-      <w:r>
-        <w:rPr>
-          <w:rFonts w:asciiTheme="minorHAnsi" w:hAnsiTheme="minorHAnsi"/>
-          <w:sz w:val="24"/>
-          <w:szCs w:val="24"/>
-        </w:rPr>
-        <w:t>garder</w:t>
-      </w:r>
-      <w:proofErr w:type="gramEnd"/>
-      <w:r>
-        <w:rPr>
-          <w:rFonts w:asciiTheme="minorHAnsi" w:hAnsiTheme="minorHAnsi"/>
-          <w:sz w:val="24"/>
-          <w:szCs w:val="24"/>
-        </w:rPr>
-        <w:t xml:space="preserve"> les meilleurs poids</w:t>
+        <w:jc w:val="both"/>
+        <w:rPr>
+          <w:rFonts w:asciiTheme="minorHAnsi" w:hAnsiTheme="minorHAnsi"/>
+          <w:sz w:val="24"/>
+          <w:szCs w:val="24"/>
+        </w:rPr>
+      </w:pPr>
+      <w:r>
+        <w:rPr>
+          <w:rFonts w:asciiTheme="minorHAnsi" w:hAnsiTheme="minorHAnsi"/>
+          <w:sz w:val="24"/>
+          <w:szCs w:val="24"/>
+        </w:rPr>
+        <w:t>garder les meilleurs poids</w:t>
       </w:r>
     </w:p>
     <w:p>
       <w:pPr>
         <w:pStyle w:val="p1"/>
+        <w:jc w:val="both"/>
         <w:rPr>
           <w:rFonts w:asciiTheme="minorHAnsi" w:hAnsiTheme="minorHAnsi"/>
           <w:sz w:val="24"/>
@@ -4364,108 +5935,64 @@
     <w:p>
       <w:pPr>
         <w:pStyle w:val="p1"/>
-        <w:rPr>
-          <w:rFonts w:asciiTheme="minorHAnsi" w:hAnsiTheme="minorHAnsi"/>
-          <w:sz w:val="24"/>
-          <w:szCs w:val="24"/>
-        </w:rPr>
-      </w:pPr>
-      <w:proofErr w:type="gramStart"/>
-      <w:r>
-        <w:rPr>
-          <w:rFonts w:asciiTheme="minorHAnsi" w:hAnsiTheme="minorHAnsi"/>
-          <w:sz w:val="24"/>
-          <w:szCs w:val="24"/>
-        </w:rPr>
-        <w:t>prendre</w:t>
-      </w:r>
-      <w:proofErr w:type="gramEnd"/>
-      <w:r>
-        <w:rPr>
-          <w:rFonts w:asciiTheme="minorHAnsi" w:hAnsiTheme="minorHAnsi"/>
-          <w:sz w:val="24"/>
-          <w:szCs w:val="24"/>
-        </w:rPr>
-        <w:t xml:space="preserve"> beaucoup de temps (GPU sert à faire des opérations en parallèle sur plusieurs milliers de</w:t>
+        <w:jc w:val="both"/>
+        <w:rPr>
+          <w:rFonts w:asciiTheme="minorHAnsi" w:hAnsiTheme="minorHAnsi"/>
+          <w:sz w:val="24"/>
+          <w:szCs w:val="24"/>
+        </w:rPr>
+      </w:pPr>
+      <w:r>
+        <w:rPr>
+          <w:rFonts w:asciiTheme="minorHAnsi" w:hAnsiTheme="minorHAnsi"/>
+          <w:sz w:val="24"/>
+          <w:szCs w:val="24"/>
+        </w:rPr>
+        <w:t>prendre beaucoup de temps (GPU sert à faire des opérations en parallèle sur plusieurs milliers de</w:t>
       </w:r>
     </w:p>
     <w:p>
       <w:pPr>
         <w:pStyle w:val="p1"/>
-        <w:rPr>
-          <w:rFonts w:asciiTheme="minorHAnsi" w:hAnsiTheme="minorHAnsi"/>
-          <w:sz w:val="24"/>
-          <w:szCs w:val="24"/>
-        </w:rPr>
-      </w:pPr>
-      <w:proofErr w:type="gramStart"/>
-      <w:r>
-        <w:rPr>
-          <w:rFonts w:asciiTheme="minorHAnsi" w:hAnsiTheme="minorHAnsi"/>
-          <w:sz w:val="24"/>
-          <w:szCs w:val="24"/>
-        </w:rPr>
-        <w:t>cœurs</w:t>
-      </w:r>
-      <w:proofErr w:type="gramEnd"/>
-      <w:r>
-        <w:rPr>
-          <w:rFonts w:asciiTheme="minorHAnsi" w:hAnsiTheme="minorHAnsi"/>
-          <w:sz w:val="24"/>
-          <w:szCs w:val="24"/>
-        </w:rPr>
-        <w:t xml:space="preserve"> alors que CPU ne possède pas beaucoup de cœur donc prend plus de temps à faire les calculs,</w:t>
+        <w:jc w:val="both"/>
+        <w:rPr>
+          <w:rFonts w:asciiTheme="minorHAnsi" w:hAnsiTheme="minorHAnsi"/>
+          <w:sz w:val="24"/>
+          <w:szCs w:val="24"/>
+        </w:rPr>
+      </w:pPr>
+      <w:r>
+        <w:rPr>
+          <w:rFonts w:asciiTheme="minorHAnsi" w:hAnsiTheme="minorHAnsi"/>
+          <w:sz w:val="24"/>
+          <w:szCs w:val="24"/>
+        </w:rPr>
+        <w:t>cœurs alors que CPU ne possède pas beaucoup de cœur donc prend plus de temps à faire les calculs,</w:t>
       </w:r>
     </w:p>
     <w:p>
       <w:pPr>
         <w:pStyle w:val="p1"/>
-        <w:rPr>
-          <w:rFonts w:asciiTheme="minorHAnsi" w:hAnsiTheme="minorHAnsi"/>
-          <w:sz w:val="24"/>
-          <w:szCs w:val="24"/>
-        </w:rPr>
-      </w:pPr>
-      <w:proofErr w:type="gramStart"/>
-      <w:r>
-        <w:rPr>
-          <w:rFonts w:asciiTheme="minorHAnsi" w:hAnsiTheme="minorHAnsi"/>
-          <w:sz w:val="24"/>
-          <w:szCs w:val="24"/>
-        </w:rPr>
-        <w:t>ici</w:t>
-      </w:r>
-      <w:proofErr w:type="gramEnd"/>
-      <w:r>
-        <w:rPr>
-          <w:rFonts w:asciiTheme="minorHAnsi" w:hAnsiTheme="minorHAnsi"/>
-          <w:sz w:val="24"/>
-          <w:szCs w:val="24"/>
-        </w:rPr>
-        <w:t xml:space="preserve"> vu qu’on fait une VAE : bcp d’opérations de </w:t>
-      </w:r>
-      <w:proofErr w:type="gramStart"/>
-      <w:r>
-        <w:rPr>
-          <w:rFonts w:asciiTheme="minorHAnsi" w:hAnsiTheme="minorHAnsi"/>
-          <w:sz w:val="24"/>
-          <w:szCs w:val="24"/>
-        </w:rPr>
-        <w:t>matrices,…</w:t>
-      </w:r>
-      <w:proofErr w:type="gramEnd"/>
-      <w:r>
-        <w:rPr>
-          <w:rFonts w:asciiTheme="minorHAnsi" w:hAnsiTheme="minorHAnsi"/>
-          <w:sz w:val="24"/>
-          <w:szCs w:val="24"/>
-        </w:rPr>
-        <w:t>)</w:t>
+        <w:jc w:val="both"/>
+        <w:rPr>
+          <w:rFonts w:asciiTheme="minorHAnsi" w:hAnsiTheme="minorHAnsi"/>
+          <w:sz w:val="24"/>
+          <w:szCs w:val="24"/>
+        </w:rPr>
+      </w:pPr>
+      <w:r>
+        <w:rPr>
+          <w:rFonts w:asciiTheme="minorHAnsi" w:hAnsiTheme="minorHAnsi"/>
+          <w:sz w:val="24"/>
+          <w:szCs w:val="24"/>
+        </w:rPr>
+        <w:t>ici vu qu’on fait une VAE : bcp d’opérations de matrices,…)</w:t>
       </w:r>
     </w:p>
     <w:p>
       <w:pPr>
         <w:pStyle w:val="p1"/>
+        <w:jc w:val="both"/>
         <w:rPr>
           <w:rFonts w:asciiTheme="minorHAnsi" w:hAnsiTheme="minorHAnsi"/>
           <w:sz w:val="24"/>
@@ -4476,68 +6003,1020 @@
     <w:p>
       <w:pPr>
         <w:pStyle w:val="Titre1"/>
-      </w:pPr>
-      <w:bookmarkStart w:id="25" w:name="_Toc227168412"/>
-      <w:bookmarkStart w:id="26" w:name="_Toc227171213"/>
-      <w:r>
+        <w:jc w:val="both"/>
+      </w:pPr>
+      <w:bookmarkStart w:id="27" w:name="_Toc227168412"/>
+      <w:bookmarkStart w:id="28" w:name="_Toc227403499"/>
+      <w:r>
+        <w:lastRenderedPageBreak/>
         <w:t>Interface graphique (Salomé et Inass)</w:t>
-      </w:r>
-      <w:bookmarkEnd w:id="25"/>
-      <w:bookmarkEnd w:id="26"/>
-    </w:p>
-    <w:p>
-      <w:pPr>
-        <w:pStyle w:val="p1"/>
-        <w:rPr>
-          <w:rFonts w:asciiTheme="minorHAnsi" w:hAnsiTheme="minorHAnsi"/>
-          <w:sz w:val="24"/>
-          <w:szCs w:val="24"/>
-        </w:rPr>
-      </w:pPr>
-    </w:p>
-    <w:p>
-      <w:pPr>
-        <w:pStyle w:val="Titre1"/>
-      </w:pPr>
-      <w:bookmarkStart w:id="27" w:name="_Toc227168413"/>
-      <w:bookmarkStart w:id="28" w:name="_Toc227171214"/>
-      <w:r>
-        <w:t>Espace Latent (Miranda)</w:t>
       </w:r>
       <w:bookmarkEnd w:id="27"/>
       <w:bookmarkEnd w:id="28"/>
     </w:p>
     <w:p>
       <w:pPr>
+        <w:pStyle w:val="Titre2"/>
+        <w:numPr>
+          <w:ilvl w:val="0"/>
+          <w:numId w:val="10"/>
+        </w:numPr>
+      </w:pPr>
+      <w:bookmarkStart w:id="29" w:name="_Toc227403500"/>
+      <w:r>
+        <w:rPr>
+          <w:rStyle w:val="Titre2Car"/>
+        </w:rPr>
+        <w:t>Objectif</w:t>
+      </w:r>
+      <w:r>
+        <w:rPr>
+          <w:rStyle w:val="Titre2Car"/>
+        </w:rPr>
+        <w:t> :</w:t>
+      </w:r>
+      <w:bookmarkEnd w:id="29"/>
+      <w:r>
+        <w:rPr>
+          <w:rStyle w:val="Titre2Car"/>
+        </w:rPr>
+        <w:t xml:space="preserve"> </w:t>
+      </w:r>
+    </w:p>
+    <w:p>
+      <w:pPr>
+        <w:pStyle w:val="p1"/>
+        <w:jc w:val="both"/>
+        <w:rPr>
+          <w:rFonts w:asciiTheme="minorHAnsi" w:hAnsiTheme="minorHAnsi"/>
+          <w:sz w:val="24"/>
+          <w:szCs w:val="24"/>
+        </w:rPr>
+      </w:pPr>
+      <w:r>
+        <w:rPr>
+          <w:rFonts w:asciiTheme="minorHAnsi" w:hAnsiTheme="minorHAnsi"/>
+          <w:sz w:val="24"/>
+          <w:szCs w:val="24"/>
+        </w:rPr>
+        <w:t xml:space="preserve">Permettre à l’utilisateur d’interagir simplement avec le logiciel afin de générer, visualiser, sélectionner puis modifier un </w:t>
+      </w:r>
+      <w:proofErr w:type="spellStart"/>
+      <w:r>
+        <w:rPr>
+          <w:rFonts w:asciiTheme="minorHAnsi" w:hAnsiTheme="minorHAnsi"/>
+          <w:sz w:val="24"/>
+          <w:szCs w:val="24"/>
+        </w:rPr>
+        <w:t>portrait robot</w:t>
+      </w:r>
+      <w:proofErr w:type="spellEnd"/>
+      <w:r>
+        <w:rPr>
+          <w:rFonts w:asciiTheme="minorHAnsi" w:hAnsiTheme="minorHAnsi"/>
+          <w:sz w:val="24"/>
+          <w:szCs w:val="24"/>
+        </w:rPr>
+        <w:t xml:space="preserve"> sans avoir à manipuler directement le code ou le modèle.</w:t>
+      </w:r>
+    </w:p>
+    <w:p>
+      <w:pPr>
+        <w:pStyle w:val="p1"/>
+        <w:jc w:val="both"/>
+        <w:rPr>
+          <w:rFonts w:asciiTheme="minorHAnsi" w:hAnsiTheme="minorHAnsi"/>
+          <w:sz w:val="24"/>
+          <w:szCs w:val="24"/>
+        </w:rPr>
+      </w:pPr>
+    </w:p>
+    <w:p>
+      <w:pPr>
+        <w:pStyle w:val="Titre2"/>
+      </w:pPr>
+      <w:bookmarkStart w:id="30" w:name="_Toc227403501"/>
+      <w:r>
+        <w:t>Première version de l’interface :</w:t>
+      </w:r>
+      <w:bookmarkEnd w:id="30"/>
+      <w:r>
+        <w:t xml:space="preserve"> </w:t>
+      </w:r>
+    </w:p>
+    <w:p>
+      <w:pPr>
+        <w:pStyle w:val="p1"/>
+        <w:jc w:val="both"/>
+        <w:rPr>
+          <w:rFonts w:asciiTheme="minorHAnsi" w:hAnsiTheme="minorHAnsi"/>
+          <w:sz w:val="24"/>
+          <w:szCs w:val="24"/>
+        </w:rPr>
+      </w:pPr>
+      <w:r>
+        <w:rPr>
+          <w:rFonts w:asciiTheme="minorHAnsi" w:hAnsiTheme="minorHAnsi"/>
+          <w:sz w:val="24"/>
+          <w:szCs w:val="24"/>
+        </w:rPr>
+        <w:t xml:space="preserve">Une première version de l’interface graphique a été développée afin de mettre en place les bases du projet. Cette version permet d’afficher un questionnaire initial et de guider l’utilisateur dans les premières étapes de génération du </w:t>
+      </w:r>
+      <w:proofErr w:type="spellStart"/>
+      <w:r>
+        <w:rPr>
+          <w:rFonts w:asciiTheme="minorHAnsi" w:hAnsiTheme="minorHAnsi"/>
+          <w:sz w:val="24"/>
+          <w:szCs w:val="24"/>
+        </w:rPr>
+        <w:t>portrait robot</w:t>
+      </w:r>
+      <w:proofErr w:type="spellEnd"/>
+      <w:r>
+        <w:rPr>
+          <w:rFonts w:asciiTheme="minorHAnsi" w:hAnsiTheme="minorHAnsi"/>
+          <w:sz w:val="24"/>
+          <w:szCs w:val="24"/>
+        </w:rPr>
+        <w:t>.</w:t>
+      </w:r>
+    </w:p>
+    <w:p>
+      <w:pPr>
+        <w:pStyle w:val="p1"/>
+        <w:jc w:val="both"/>
+        <w:rPr>
+          <w:rFonts w:asciiTheme="minorHAnsi" w:hAnsiTheme="minorHAnsi"/>
+          <w:sz w:val="24"/>
+          <w:szCs w:val="24"/>
+        </w:rPr>
+      </w:pPr>
+      <w:r>
+        <w:rPr>
+          <w:rFonts w:asciiTheme="minorHAnsi" w:hAnsiTheme="minorHAnsi"/>
+          <w:sz w:val="24"/>
+          <w:szCs w:val="24"/>
+        </w:rPr>
+        <w:t>Le questionnaire initial comportait au départ un grand nombre de caractéristiques physiques à sélectionner. L’objectif était de cibler au maximum le portrait recherché. Cependant, cette approche s’est révélée trop restrictive : certaines combinaisons de réponses ne correspondaient à aucune image exploitable dans la base de données, ce qui empêchait parfois de proposer des résultats pertinents.</w:t>
+      </w:r>
+    </w:p>
+    <w:p>
+      <w:pPr>
+        <w:pStyle w:val="p1"/>
+        <w:jc w:val="both"/>
+        <w:rPr>
+          <w:rFonts w:asciiTheme="minorHAnsi" w:hAnsiTheme="minorHAnsi"/>
+          <w:sz w:val="24"/>
+          <w:szCs w:val="24"/>
+        </w:rPr>
+      </w:pPr>
+      <w:r>
+        <w:rPr>
+          <w:rFonts w:asciiTheme="minorHAnsi" w:hAnsiTheme="minorHAnsi"/>
+          <w:sz w:val="24"/>
+          <w:szCs w:val="24"/>
+        </w:rPr>
+        <w:t>Cette première version a néanmoins permis de tester la structure générale de l’interface, les transitions entre les étapes, ainsi que la communication avec les premiers modules du projet.</w:t>
+      </w:r>
+    </w:p>
+    <w:p>
+      <w:pPr>
+        <w:pStyle w:val="p1"/>
+        <w:jc w:val="both"/>
+        <w:rPr>
+          <w:rFonts w:asciiTheme="minorHAnsi" w:hAnsiTheme="minorHAnsi"/>
+          <w:sz w:val="24"/>
+          <w:szCs w:val="24"/>
+        </w:rPr>
+      </w:pPr>
+    </w:p>
+    <w:p>
+      <w:pPr>
+        <w:pStyle w:val="Titre2"/>
+      </w:pPr>
+      <w:bookmarkStart w:id="31" w:name="_Toc227403502"/>
+      <w:r>
+        <w:t>Deuxième</w:t>
+      </w:r>
+      <w:r>
+        <w:t xml:space="preserve"> version de l’interface :</w:t>
+      </w:r>
+      <w:bookmarkEnd w:id="31"/>
+      <w:r>
+        <w:t xml:space="preserve"> </w:t>
+      </w:r>
+    </w:p>
+    <w:p>
+      <w:pPr>
+        <w:pStyle w:val="p1"/>
+        <w:jc w:val="both"/>
+        <w:rPr>
+          <w:rFonts w:asciiTheme="minorHAnsi" w:hAnsiTheme="minorHAnsi"/>
+          <w:sz w:val="24"/>
+          <w:szCs w:val="24"/>
+        </w:rPr>
+      </w:pPr>
+      <w:r>
+        <w:rPr>
+          <w:rFonts w:asciiTheme="minorHAnsi" w:hAnsiTheme="minorHAnsi"/>
+          <w:sz w:val="24"/>
+          <w:szCs w:val="24"/>
+        </w:rPr>
+        <w:t>U</w:t>
+      </w:r>
+      <w:r>
+        <w:rPr>
+          <w:rFonts w:asciiTheme="minorHAnsi" w:hAnsiTheme="minorHAnsi"/>
+          <w:sz w:val="24"/>
+          <w:szCs w:val="24"/>
+        </w:rPr>
+        <w:t>ne deuxième version de l’interface a été envisagée afin d’améliorer l’expérience utilisateur et la robustesse du système.</w:t>
+      </w:r>
+    </w:p>
+    <w:p>
+      <w:pPr>
+        <w:pStyle w:val="p1"/>
+        <w:jc w:val="both"/>
+        <w:rPr>
+          <w:rFonts w:asciiTheme="minorHAnsi" w:hAnsiTheme="minorHAnsi"/>
+          <w:sz w:val="24"/>
+          <w:szCs w:val="24"/>
+        </w:rPr>
+      </w:pPr>
+      <w:r>
+        <w:rPr>
+          <w:rFonts w:asciiTheme="minorHAnsi" w:hAnsiTheme="minorHAnsi"/>
+          <w:sz w:val="24"/>
+          <w:szCs w:val="24"/>
+        </w:rPr>
+        <w:t>Le questionnaire initial a été simplifié en ne conservant que les caractéristiques essentielles. Cette modification permet d’augmenter le nombre de combinaisons compatibles avec la base de données et d’obtenir plus facilement des propositions d’images pertinentes.</w:t>
+      </w:r>
+    </w:p>
+    <w:p>
+      <w:pPr>
+        <w:pStyle w:val="p1"/>
+        <w:jc w:val="both"/>
+        <w:rPr>
+          <w:rFonts w:asciiTheme="minorHAnsi" w:hAnsiTheme="minorHAnsi"/>
+          <w:sz w:val="24"/>
+          <w:szCs w:val="24"/>
+        </w:rPr>
+      </w:pPr>
+      <w:r>
+        <w:rPr>
+          <w:rFonts w:asciiTheme="minorHAnsi" w:hAnsiTheme="minorHAnsi"/>
+          <w:sz w:val="24"/>
+          <w:szCs w:val="24"/>
+        </w:rPr>
+        <w:t>Par ailleurs, une nouvelle fonctionnalité doit être ajoutée : si l’utilisateur choisit l’option « mutation », un second questionnaire apparaîtra afin de lui demander précisément quelle caractéristique il souhaite modifier (cheveux, visage, accessoires, etc.).</w:t>
+      </w:r>
+    </w:p>
+    <w:p>
+      <w:pPr>
+        <w:pStyle w:val="p1"/>
+        <w:jc w:val="both"/>
+        <w:rPr>
+          <w:rFonts w:asciiTheme="minorHAnsi" w:hAnsiTheme="minorHAnsi"/>
+          <w:sz w:val="24"/>
+          <w:szCs w:val="24"/>
+        </w:rPr>
+      </w:pPr>
+      <w:r>
+        <w:rPr>
+          <w:rFonts w:asciiTheme="minorHAnsi" w:hAnsiTheme="minorHAnsi"/>
+          <w:sz w:val="24"/>
+          <w:szCs w:val="24"/>
+        </w:rPr>
+        <w:t>Cette seconde version devra également intégrer la liaison complète entre l’interface graphique et les opérations réalisées dans l’espace latent, afin d’afficher directement les résultats modifiés après transformation de l’image sélectionnée.</w:t>
+      </w:r>
+    </w:p>
+    <w:p>
+      <w:pPr>
+        <w:pStyle w:val="p1"/>
+        <w:jc w:val="both"/>
+        <w:rPr>
+          <w:rFonts w:asciiTheme="minorHAnsi" w:hAnsiTheme="minorHAnsi"/>
+          <w:sz w:val="24"/>
+          <w:szCs w:val="24"/>
+        </w:rPr>
+      </w:pPr>
+    </w:p>
+    <w:p>
+      <w:pPr>
+        <w:pStyle w:val="Titre2"/>
+      </w:pPr>
+      <w:bookmarkStart w:id="32" w:name="_Toc227403503"/>
+      <w:r>
+        <w:t>Fonctions attendues par l’interface</w:t>
+      </w:r>
+      <w:r>
+        <w:t> :</w:t>
+      </w:r>
+      <w:bookmarkEnd w:id="32"/>
+      <w:r>
+        <w:t xml:space="preserve"> </w:t>
+      </w:r>
+    </w:p>
+    <w:p>
+      <w:pPr>
+        <w:pStyle w:val="p1"/>
+        <w:numPr>
+          <w:ilvl w:val="0"/>
+          <w:numId w:val="3"/>
+        </w:numPr>
+        <w:jc w:val="both"/>
+        <w:rPr>
+          <w:rFonts w:asciiTheme="minorHAnsi" w:hAnsiTheme="minorHAnsi"/>
+          <w:sz w:val="24"/>
+          <w:szCs w:val="24"/>
+        </w:rPr>
+      </w:pPr>
+      <w:r>
+        <w:rPr>
+          <w:rFonts w:asciiTheme="minorHAnsi" w:hAnsiTheme="minorHAnsi"/>
+          <w:sz w:val="24"/>
+          <w:szCs w:val="24"/>
+        </w:rPr>
+        <w:t xml:space="preserve">Afficher un questionnaire initial simple et compréhensible </w:t>
+      </w:r>
+    </w:p>
+    <w:p>
+      <w:pPr>
+        <w:pStyle w:val="p1"/>
+        <w:numPr>
+          <w:ilvl w:val="0"/>
+          <w:numId w:val="3"/>
+        </w:numPr>
+        <w:jc w:val="both"/>
+        <w:rPr>
+          <w:rFonts w:asciiTheme="minorHAnsi" w:hAnsiTheme="minorHAnsi"/>
+          <w:sz w:val="24"/>
+          <w:szCs w:val="24"/>
+        </w:rPr>
+      </w:pPr>
+      <w:r>
+        <w:rPr>
+          <w:rFonts w:asciiTheme="minorHAnsi" w:hAnsiTheme="minorHAnsi"/>
+          <w:sz w:val="24"/>
+          <w:szCs w:val="24"/>
+        </w:rPr>
+        <w:t xml:space="preserve">Récupérer les réponses de l’utilisateur </w:t>
+      </w:r>
+    </w:p>
+    <w:p>
+      <w:pPr>
+        <w:pStyle w:val="p1"/>
+        <w:numPr>
+          <w:ilvl w:val="0"/>
+          <w:numId w:val="3"/>
+        </w:numPr>
+        <w:jc w:val="both"/>
+        <w:rPr>
+          <w:rFonts w:asciiTheme="minorHAnsi" w:hAnsiTheme="minorHAnsi"/>
+          <w:sz w:val="24"/>
+          <w:szCs w:val="24"/>
+        </w:rPr>
+      </w:pPr>
+      <w:r>
+        <w:rPr>
+          <w:rFonts w:asciiTheme="minorHAnsi" w:hAnsiTheme="minorHAnsi"/>
+          <w:sz w:val="24"/>
+          <w:szCs w:val="24"/>
+        </w:rPr>
+        <w:t xml:space="preserve">Transmettre ces réponses au programme de sélection </w:t>
+      </w:r>
+      <w:r>
+        <w:rPr>
+          <w:rFonts w:asciiTheme="minorHAnsi" w:hAnsiTheme="minorHAnsi"/>
+          <w:sz w:val="24"/>
+          <w:szCs w:val="24"/>
+        </w:rPr>
+        <w:t>d’images</w:t>
+      </w:r>
+    </w:p>
+    <w:p>
+      <w:pPr>
+        <w:pStyle w:val="p1"/>
+        <w:numPr>
+          <w:ilvl w:val="0"/>
+          <w:numId w:val="3"/>
+        </w:numPr>
+        <w:jc w:val="both"/>
+        <w:rPr>
+          <w:rFonts w:asciiTheme="minorHAnsi" w:hAnsiTheme="minorHAnsi"/>
+          <w:sz w:val="24"/>
+          <w:szCs w:val="24"/>
+        </w:rPr>
+      </w:pPr>
+      <w:r>
+        <w:rPr>
+          <w:rFonts w:asciiTheme="minorHAnsi" w:hAnsiTheme="minorHAnsi"/>
+          <w:sz w:val="24"/>
+          <w:szCs w:val="24"/>
+        </w:rPr>
+        <w:t xml:space="preserve">Afficher les images proposées à l’utilisateur </w:t>
+      </w:r>
+    </w:p>
+    <w:p>
+      <w:pPr>
+        <w:pStyle w:val="p1"/>
+        <w:numPr>
+          <w:ilvl w:val="0"/>
+          <w:numId w:val="3"/>
+        </w:numPr>
+        <w:jc w:val="both"/>
+        <w:rPr>
+          <w:rFonts w:asciiTheme="minorHAnsi" w:hAnsiTheme="minorHAnsi"/>
+          <w:sz w:val="24"/>
+          <w:szCs w:val="24"/>
+        </w:rPr>
+      </w:pPr>
+      <w:r>
+        <w:rPr>
+          <w:rFonts w:asciiTheme="minorHAnsi" w:hAnsiTheme="minorHAnsi"/>
+          <w:sz w:val="24"/>
+          <w:szCs w:val="24"/>
+        </w:rPr>
+        <w:t xml:space="preserve">Permettre </w:t>
+      </w:r>
+      <w:r>
+        <w:rPr>
+          <w:rFonts w:asciiTheme="minorHAnsi" w:hAnsiTheme="minorHAnsi"/>
+          <w:sz w:val="24"/>
+          <w:szCs w:val="24"/>
+        </w:rPr>
+        <w:t>à l’utilisateur de choisir une ou plusieurs images affichées pour modification</w:t>
+      </w:r>
+      <w:r>
+        <w:rPr>
+          <w:rFonts w:asciiTheme="minorHAnsi" w:hAnsiTheme="minorHAnsi"/>
+          <w:sz w:val="24"/>
+          <w:szCs w:val="24"/>
+        </w:rPr>
+        <w:t xml:space="preserve"> </w:t>
+      </w:r>
+    </w:p>
+    <w:p>
+      <w:pPr>
+        <w:pStyle w:val="p1"/>
+        <w:numPr>
+          <w:ilvl w:val="0"/>
+          <w:numId w:val="3"/>
+        </w:numPr>
+        <w:jc w:val="both"/>
+        <w:rPr>
+          <w:rFonts w:asciiTheme="minorHAnsi" w:hAnsiTheme="minorHAnsi"/>
+          <w:sz w:val="24"/>
+          <w:szCs w:val="24"/>
+        </w:rPr>
+      </w:pPr>
+      <w:r>
+        <w:rPr>
+          <w:rFonts w:asciiTheme="minorHAnsi" w:hAnsiTheme="minorHAnsi"/>
+          <w:sz w:val="24"/>
+          <w:szCs w:val="24"/>
+        </w:rPr>
+        <w:t xml:space="preserve">Proposer </w:t>
+      </w:r>
+      <w:r>
+        <w:rPr>
+          <w:rFonts w:asciiTheme="minorHAnsi" w:hAnsiTheme="minorHAnsi"/>
+          <w:sz w:val="24"/>
+          <w:szCs w:val="24"/>
+        </w:rPr>
+        <w:t xml:space="preserve">les modifications </w:t>
+      </w:r>
+      <w:r>
+        <w:rPr>
+          <w:rFonts w:asciiTheme="minorHAnsi" w:hAnsiTheme="minorHAnsi"/>
+          <w:sz w:val="24"/>
+          <w:szCs w:val="24"/>
+        </w:rPr>
+        <w:t xml:space="preserve"> </w:t>
+      </w:r>
+    </w:p>
+    <w:p>
+      <w:pPr>
+        <w:pStyle w:val="p1"/>
+        <w:numPr>
+          <w:ilvl w:val="0"/>
+          <w:numId w:val="3"/>
+        </w:numPr>
+        <w:jc w:val="both"/>
+        <w:rPr>
+          <w:rFonts w:asciiTheme="minorHAnsi" w:hAnsiTheme="minorHAnsi"/>
+          <w:sz w:val="24"/>
+          <w:szCs w:val="24"/>
+        </w:rPr>
+      </w:pPr>
+      <w:r>
+        <w:rPr>
+          <w:rFonts w:asciiTheme="minorHAnsi" w:hAnsiTheme="minorHAnsi"/>
+          <w:sz w:val="24"/>
+          <w:szCs w:val="24"/>
+        </w:rPr>
+        <w:lastRenderedPageBreak/>
+        <w:t xml:space="preserve">Intégrer par la suite les opérations de mutation liées à l’espace latent </w:t>
+      </w:r>
+    </w:p>
+    <w:p>
+      <w:pPr>
+        <w:pStyle w:val="p1"/>
+        <w:numPr>
+          <w:ilvl w:val="0"/>
+          <w:numId w:val="3"/>
+        </w:numPr>
+        <w:jc w:val="both"/>
+        <w:rPr>
+          <w:rFonts w:asciiTheme="minorHAnsi" w:hAnsiTheme="minorHAnsi"/>
+          <w:sz w:val="24"/>
+          <w:szCs w:val="24"/>
+        </w:rPr>
+      </w:pPr>
+      <w:r>
+        <w:rPr>
+          <w:rFonts w:asciiTheme="minorHAnsi" w:hAnsiTheme="minorHAnsi"/>
+          <w:sz w:val="24"/>
+          <w:szCs w:val="24"/>
+        </w:rPr>
+        <w:t>Permettre le téléchargement ou l’enregistrement du portrait final</w:t>
+      </w:r>
+      <w:bookmarkStart w:id="33" w:name="_Toc227168413"/>
+    </w:p>
+    <w:p>
+      <w:pPr>
+        <w:pStyle w:val="p1"/>
+        <w:jc w:val="both"/>
+        <w:rPr>
+          <w:rFonts w:asciiTheme="minorHAnsi" w:hAnsiTheme="minorHAnsi"/>
+          <w:sz w:val="24"/>
+          <w:szCs w:val="24"/>
+        </w:rPr>
+      </w:pPr>
+    </w:p>
+    <w:p>
+      <w:pPr>
+        <w:pStyle w:val="Titre2"/>
+      </w:pPr>
+      <w:bookmarkStart w:id="34" w:name="_Toc227403504"/>
+      <w:r>
+        <w:t>Tâches à faire :</w:t>
+      </w:r>
+      <w:bookmarkEnd w:id="34"/>
+      <w:r>
+        <w:t xml:space="preserve"> </w:t>
+      </w:r>
+    </w:p>
+    <w:p>
+      <w:pPr>
+        <w:pStyle w:val="Paragraphedeliste"/>
+        <w:numPr>
+          <w:ilvl w:val="0"/>
+          <w:numId w:val="3"/>
+        </w:numPr>
+        <w:spacing w:after="0" w:line="240" w:lineRule="auto"/>
+        <w:jc w:val="both"/>
+        <w:rPr>
+          <w:rFonts w:eastAsia="Times New Roman" w:cs="Times New Roman"/>
+          <w:kern w:val="0"/>
+          <w:lang w:eastAsia="fr-FR"/>
+          <w14:ligatures w14:val="none"/>
+        </w:rPr>
+      </w:pPr>
+      <w:r>
+        <w:rPr>
+          <w:rFonts w:eastAsia="Times New Roman" w:cs="Times New Roman"/>
+          <w:kern w:val="0"/>
+          <w:lang w:eastAsia="fr-FR"/>
+          <w14:ligatures w14:val="none"/>
+        </w:rPr>
+        <w:t xml:space="preserve">Concevoir la structure générale de l’interface </w:t>
+      </w:r>
+    </w:p>
+    <w:p>
+      <w:pPr>
+        <w:pStyle w:val="Paragraphedeliste"/>
+        <w:numPr>
+          <w:ilvl w:val="0"/>
+          <w:numId w:val="3"/>
+        </w:numPr>
+        <w:spacing w:after="0" w:line="240" w:lineRule="auto"/>
+        <w:jc w:val="both"/>
+        <w:rPr>
+          <w:rFonts w:eastAsia="Times New Roman" w:cs="Times New Roman"/>
+          <w:kern w:val="0"/>
+          <w:lang w:eastAsia="fr-FR"/>
+          <w14:ligatures w14:val="none"/>
+        </w:rPr>
+      </w:pPr>
+      <w:r>
+        <w:rPr>
+          <w:rFonts w:eastAsia="Times New Roman" w:cs="Times New Roman"/>
+          <w:kern w:val="0"/>
+          <w:lang w:eastAsia="fr-FR"/>
+          <w14:ligatures w14:val="none"/>
+        </w:rPr>
+        <w:t xml:space="preserve">Créer les différents écrans ou blocs d’interaction </w:t>
+      </w:r>
+    </w:p>
+    <w:p>
+      <w:pPr>
+        <w:pStyle w:val="Paragraphedeliste"/>
+        <w:numPr>
+          <w:ilvl w:val="0"/>
+          <w:numId w:val="3"/>
+        </w:numPr>
+        <w:spacing w:after="0" w:line="240" w:lineRule="auto"/>
+        <w:jc w:val="both"/>
+        <w:rPr>
+          <w:rFonts w:eastAsia="Times New Roman" w:cs="Times New Roman"/>
+          <w:kern w:val="0"/>
+          <w:lang w:eastAsia="fr-FR"/>
+          <w14:ligatures w14:val="none"/>
+        </w:rPr>
+      </w:pPr>
+      <w:r>
+        <w:rPr>
+          <w:rFonts w:eastAsia="Times New Roman" w:cs="Times New Roman"/>
+          <w:kern w:val="0"/>
+          <w:lang w:eastAsia="fr-FR"/>
+          <w14:ligatures w14:val="none"/>
+        </w:rPr>
+        <w:t xml:space="preserve">Mettre en place le questionnaire initial avec les caractéristiques essentielles seulement </w:t>
+      </w:r>
+    </w:p>
+    <w:p>
+      <w:pPr>
+        <w:pStyle w:val="Paragraphedeliste"/>
+        <w:numPr>
+          <w:ilvl w:val="0"/>
+          <w:numId w:val="3"/>
+        </w:numPr>
+        <w:spacing w:after="0" w:line="240" w:lineRule="auto"/>
+        <w:jc w:val="both"/>
+        <w:rPr>
+          <w:rFonts w:eastAsia="Times New Roman" w:cs="Times New Roman"/>
+          <w:kern w:val="0"/>
+          <w:lang w:eastAsia="fr-FR"/>
+          <w14:ligatures w14:val="none"/>
+        </w:rPr>
+      </w:pPr>
+      <w:r>
+        <w:rPr>
+          <w:rFonts w:eastAsia="Times New Roman" w:cs="Times New Roman"/>
+          <w:kern w:val="0"/>
+          <w:lang w:eastAsia="fr-FR"/>
+          <w14:ligatures w14:val="none"/>
+        </w:rPr>
+        <w:t xml:space="preserve">Gérer les transitions entre les différentes étapes de l’interface </w:t>
+      </w:r>
+    </w:p>
+    <w:p>
+      <w:pPr>
+        <w:pStyle w:val="Paragraphedeliste"/>
+        <w:numPr>
+          <w:ilvl w:val="0"/>
+          <w:numId w:val="3"/>
+        </w:numPr>
+        <w:spacing w:after="0" w:line="240" w:lineRule="auto"/>
+        <w:jc w:val="both"/>
+        <w:rPr>
+          <w:rFonts w:eastAsia="Times New Roman" w:cs="Times New Roman"/>
+          <w:kern w:val="0"/>
+          <w:lang w:eastAsia="fr-FR"/>
+          <w14:ligatures w14:val="none"/>
+        </w:rPr>
+      </w:pPr>
+      <w:r>
+        <w:rPr>
+          <w:rFonts w:eastAsia="Times New Roman" w:cs="Times New Roman"/>
+          <w:kern w:val="0"/>
+          <w:lang w:eastAsia="fr-FR"/>
+          <w14:ligatures w14:val="none"/>
+        </w:rPr>
+        <w:t xml:space="preserve">Relier l’interface au module de sélection d’images </w:t>
+      </w:r>
+    </w:p>
+    <w:p>
+      <w:pPr>
+        <w:pStyle w:val="Paragraphedeliste"/>
+        <w:numPr>
+          <w:ilvl w:val="0"/>
+          <w:numId w:val="3"/>
+        </w:numPr>
+        <w:spacing w:after="0" w:line="240" w:lineRule="auto"/>
+        <w:jc w:val="both"/>
+        <w:rPr>
+          <w:rFonts w:eastAsia="Times New Roman" w:cs="Times New Roman"/>
+          <w:kern w:val="0"/>
+          <w:lang w:eastAsia="fr-FR"/>
+          <w14:ligatures w14:val="none"/>
+        </w:rPr>
+      </w:pPr>
+      <w:r>
+        <w:rPr>
+          <w:rFonts w:eastAsia="Times New Roman" w:cs="Times New Roman"/>
+          <w:kern w:val="0"/>
+          <w:lang w:eastAsia="fr-FR"/>
+          <w14:ligatures w14:val="none"/>
+        </w:rPr>
+        <w:t xml:space="preserve">Ajouter l’affichage des propositions générées </w:t>
+      </w:r>
+    </w:p>
+    <w:p>
+      <w:pPr>
+        <w:pStyle w:val="Paragraphedeliste"/>
+        <w:numPr>
+          <w:ilvl w:val="0"/>
+          <w:numId w:val="3"/>
+        </w:numPr>
+        <w:spacing w:after="0" w:line="240" w:lineRule="auto"/>
+        <w:jc w:val="both"/>
+        <w:rPr>
+          <w:rFonts w:eastAsia="Times New Roman" w:cs="Times New Roman"/>
+          <w:kern w:val="0"/>
+          <w:lang w:eastAsia="fr-FR"/>
+          <w14:ligatures w14:val="none"/>
+        </w:rPr>
+      </w:pPr>
+      <w:r>
+        <w:rPr>
+          <w:rFonts w:eastAsia="Times New Roman" w:cs="Times New Roman"/>
+          <w:kern w:val="0"/>
+          <w:lang w:eastAsia="fr-FR"/>
+          <w14:ligatures w14:val="none"/>
+        </w:rPr>
+        <w:t xml:space="preserve">Ajouter les boutons d’action utilisateur </w:t>
+      </w:r>
+    </w:p>
+    <w:p>
+      <w:pPr>
+        <w:pStyle w:val="Paragraphedeliste"/>
+        <w:numPr>
+          <w:ilvl w:val="0"/>
+          <w:numId w:val="3"/>
+        </w:numPr>
+        <w:spacing w:after="0" w:line="240" w:lineRule="auto"/>
+        <w:jc w:val="both"/>
+        <w:rPr>
+          <w:rFonts w:eastAsia="Times New Roman" w:cs="Times New Roman"/>
+          <w:kern w:val="0"/>
+          <w:lang w:eastAsia="fr-FR"/>
+          <w14:ligatures w14:val="none"/>
+        </w:rPr>
+      </w:pPr>
+      <w:r>
+        <w:rPr>
+          <w:rFonts w:eastAsia="Times New Roman" w:cs="Times New Roman"/>
+          <w:kern w:val="0"/>
+          <w:lang w:eastAsia="fr-FR"/>
+          <w14:ligatures w14:val="none"/>
+        </w:rPr>
+        <w:t xml:space="preserve">Concevoir et implémenter un second questionnaire dédié au mode </w:t>
+      </w:r>
+      <w:r>
+        <w:rPr>
+          <w:rFonts w:eastAsia="Times New Roman" w:cs="Times New Roman"/>
+          <w:b/>
+          <w:bCs/>
+          <w:kern w:val="0"/>
+          <w:lang w:eastAsia="fr-FR"/>
+          <w14:ligatures w14:val="none"/>
+        </w:rPr>
+        <w:t>mutation</w:t>
+      </w:r>
+      <w:r>
+        <w:rPr>
+          <w:rFonts w:eastAsia="Times New Roman" w:cs="Times New Roman"/>
+          <w:kern w:val="0"/>
+          <w:lang w:eastAsia="fr-FR"/>
+          <w14:ligatures w14:val="none"/>
+        </w:rPr>
+        <w:t xml:space="preserve"> </w:t>
+      </w:r>
+    </w:p>
+    <w:p>
+      <w:pPr>
+        <w:pStyle w:val="Paragraphedeliste"/>
+        <w:numPr>
+          <w:ilvl w:val="0"/>
+          <w:numId w:val="3"/>
+        </w:numPr>
+        <w:spacing w:after="0" w:line="240" w:lineRule="auto"/>
+        <w:jc w:val="both"/>
+        <w:rPr>
+          <w:rFonts w:eastAsia="Times New Roman" w:cs="Times New Roman"/>
+          <w:kern w:val="0"/>
+          <w:lang w:eastAsia="fr-FR"/>
+          <w14:ligatures w14:val="none"/>
+        </w:rPr>
+      </w:pPr>
+      <w:r>
+        <w:rPr>
+          <w:rFonts w:eastAsia="Times New Roman" w:cs="Times New Roman"/>
+          <w:kern w:val="0"/>
+          <w:lang w:eastAsia="fr-FR"/>
+          <w14:ligatures w14:val="none"/>
+        </w:rPr>
+        <w:t xml:space="preserve">Relier ce second questionnaire aux opérations effectuées dans l’espace latent </w:t>
+      </w:r>
+    </w:p>
+    <w:p>
+      <w:pPr>
+        <w:pStyle w:val="Paragraphedeliste"/>
+        <w:numPr>
+          <w:ilvl w:val="0"/>
+          <w:numId w:val="3"/>
+        </w:numPr>
+        <w:spacing w:after="0" w:line="240" w:lineRule="auto"/>
+        <w:jc w:val="both"/>
+        <w:rPr>
+          <w:rFonts w:eastAsia="Times New Roman" w:cs="Times New Roman"/>
+          <w:kern w:val="0"/>
+          <w:lang w:eastAsia="fr-FR"/>
+          <w14:ligatures w14:val="none"/>
+        </w:rPr>
+      </w:pPr>
+      <w:r>
+        <w:rPr>
+          <w:rFonts w:eastAsia="Times New Roman" w:cs="Times New Roman"/>
+          <w:kern w:val="0"/>
+          <w:lang w:eastAsia="fr-FR"/>
+          <w14:ligatures w14:val="none"/>
+        </w:rPr>
+        <w:t xml:space="preserve">Améliorer la lisibilité de l’interface </w:t>
+      </w:r>
+    </w:p>
+    <w:p>
+      <w:pPr>
+        <w:pStyle w:val="p1"/>
+        <w:numPr>
+          <w:ilvl w:val="0"/>
+          <w:numId w:val="3"/>
+        </w:numPr>
+        <w:jc w:val="both"/>
+        <w:rPr>
+          <w:rFonts w:asciiTheme="minorHAnsi" w:hAnsiTheme="minorHAnsi"/>
+          <w:sz w:val="24"/>
+          <w:szCs w:val="24"/>
+        </w:rPr>
+      </w:pPr>
+      <w:r>
+        <w:rPr>
+          <w:rFonts w:asciiTheme="minorHAnsi" w:hAnsiTheme="minorHAnsi"/>
+          <w:color w:val="auto"/>
+          <w:sz w:val="24"/>
+          <w:szCs w:val="24"/>
+        </w:rPr>
+        <w:t>Prévoir l’intégration finale avec le module de déploiement</w:t>
+      </w:r>
+    </w:p>
+    <w:p>
+      <w:pPr>
         <w:pStyle w:val="Titre1"/>
-      </w:pPr>
-      <w:bookmarkStart w:id="29" w:name="_Toc227168414"/>
-      <w:bookmarkStart w:id="30" w:name="_Toc227171215"/>
+        <w:jc w:val="both"/>
+      </w:pPr>
+      <w:bookmarkStart w:id="35" w:name="_Toc227403505"/>
+      <w:r>
+        <w:t>Espace Latent (Miranda)</w:t>
+      </w:r>
+      <w:bookmarkEnd w:id="33"/>
+      <w:bookmarkEnd w:id="35"/>
+    </w:p>
+    <w:p>
+      <w:pPr>
+        <w:pStyle w:val="Titre1"/>
+        <w:jc w:val="both"/>
+      </w:pPr>
+      <w:bookmarkStart w:id="36" w:name="_Toc227168414"/>
+      <w:bookmarkStart w:id="37" w:name="_Toc227403506"/>
       <w:r>
         <w:t>Déploiement et installation</w:t>
       </w:r>
-      <w:bookmarkEnd w:id="29"/>
-      <w:bookmarkEnd w:id="30"/>
+      <w:bookmarkEnd w:id="36"/>
+      <w:bookmarkEnd w:id="37"/>
+    </w:p>
+    <w:p>
+      <w:pPr>
+        <w:pStyle w:val="Titre2"/>
+        <w:numPr>
+          <w:ilvl w:val="0"/>
+          <w:numId w:val="13"/>
+        </w:numPr>
+      </w:pPr>
+      <w:bookmarkStart w:id="38" w:name="_Toc227403507"/>
+      <w:r>
+        <w:t>Objectif</w:t>
+      </w:r>
+      <w:r>
+        <w:t> :</w:t>
+      </w:r>
+      <w:bookmarkEnd w:id="38"/>
     </w:p>
     <w:p>
       <w:pPr>
         <w:pStyle w:val="p1"/>
-        <w:rPr>
-          <w:rFonts w:asciiTheme="minorHAnsi" w:hAnsiTheme="minorHAnsi"/>
-          <w:sz w:val="24"/>
-          <w:szCs w:val="24"/>
-        </w:rPr>
-      </w:pPr>
-      <w:bookmarkStart w:id="31" w:name="_Toc227168415"/>
-      <w:bookmarkStart w:id="32" w:name="_Toc227171216"/>
-      <w:r>
-        <w:rPr>
-          <w:rStyle w:val="Titre2Car"/>
-        </w:rPr>
-        <w:t>Objectif :</w:t>
-      </w:r>
-      <w:bookmarkEnd w:id="31"/>
-      <w:bookmarkEnd w:id="32"/>
+        <w:jc w:val="both"/>
+        <w:rPr>
+          <w:rFonts w:asciiTheme="minorHAnsi" w:hAnsiTheme="minorHAnsi"/>
+          <w:sz w:val="24"/>
+          <w:szCs w:val="24"/>
+        </w:rPr>
+      </w:pPr>
+      <w:r>
+        <w:rPr>
+          <w:rFonts w:asciiTheme="minorHAnsi" w:hAnsiTheme="minorHAnsi"/>
+          <w:sz w:val="24"/>
+          <w:szCs w:val="24"/>
+        </w:rPr>
+        <w:t>R</w:t>
+      </w:r>
+      <w:r>
+        <w:rPr>
+          <w:rFonts w:asciiTheme="minorHAnsi" w:hAnsiTheme="minorHAnsi"/>
+          <w:sz w:val="24"/>
+          <w:szCs w:val="24"/>
+        </w:rPr>
+        <w:t>endre projet r</w:t>
+      </w:r>
+      <w:r>
+        <w:rPr>
+          <w:rFonts w:asciiTheme="minorHAnsi" w:hAnsiTheme="minorHAnsi" w:cs="Cambria"/>
+          <w:sz w:val="24"/>
+          <w:szCs w:val="24"/>
+        </w:rPr>
+        <w:t>é</w:t>
+      </w:r>
+      <w:r>
+        <w:rPr>
+          <w:rFonts w:asciiTheme="minorHAnsi" w:hAnsiTheme="minorHAnsi"/>
+          <w:sz w:val="24"/>
+          <w:szCs w:val="24"/>
+        </w:rPr>
+        <w:t>utilisable sur un autre ordinateur.</w:t>
+      </w:r>
+    </w:p>
+    <w:p>
+      <w:pPr>
+        <w:pStyle w:val="p1"/>
+        <w:jc w:val="both"/>
+        <w:rPr>
+          <w:rFonts w:asciiTheme="minorHAnsi" w:hAnsiTheme="minorHAnsi"/>
+          <w:sz w:val="24"/>
+          <w:szCs w:val="24"/>
+        </w:rPr>
+      </w:pPr>
+    </w:p>
+    <w:p>
+      <w:pPr>
+        <w:pStyle w:val="p1"/>
+        <w:jc w:val="both"/>
+        <w:rPr>
+          <w:rFonts w:asciiTheme="minorHAnsi" w:hAnsiTheme="minorHAnsi"/>
+          <w:sz w:val="24"/>
+          <w:szCs w:val="24"/>
+        </w:rPr>
+      </w:pPr>
+      <w:r>
+        <w:rPr>
+          <w:rFonts w:asciiTheme="minorHAnsi" w:hAnsiTheme="minorHAnsi"/>
+          <w:sz w:val="24"/>
+          <w:szCs w:val="24"/>
+        </w:rPr>
+        <w:t>On utilise Docker qui permet d’</w:t>
+      </w:r>
+      <w:r>
+        <w:rPr>
+          <w:rFonts w:asciiTheme="minorHAnsi" w:hAnsiTheme="minorHAnsi" w:cs="Cambria"/>
+          <w:sz w:val="24"/>
+          <w:szCs w:val="24"/>
+        </w:rPr>
+        <w:t>é</w:t>
+      </w:r>
+      <w:r>
+        <w:rPr>
+          <w:rFonts w:asciiTheme="minorHAnsi" w:hAnsiTheme="minorHAnsi"/>
+          <w:sz w:val="24"/>
+          <w:szCs w:val="24"/>
+        </w:rPr>
+        <w:t>viter des probl</w:t>
+      </w:r>
+      <w:r>
+        <w:rPr>
+          <w:rFonts w:asciiTheme="minorHAnsi" w:hAnsiTheme="minorHAnsi" w:cs="Cambria"/>
+          <w:sz w:val="24"/>
+          <w:szCs w:val="24"/>
+        </w:rPr>
+        <w:t>è</w:t>
+      </w:r>
+      <w:r>
+        <w:rPr>
+          <w:rFonts w:asciiTheme="minorHAnsi" w:hAnsiTheme="minorHAnsi"/>
+          <w:sz w:val="24"/>
+          <w:szCs w:val="24"/>
+        </w:rPr>
+        <w:t>mes du types : mauvaise version de Python, package</w:t>
+      </w:r>
       <w:r>
         <w:rPr>
           <w:rFonts w:asciiTheme="minorHAnsi" w:hAnsiTheme="minorHAnsi"/>
@@ -4546,41 +7025,228 @@
         </w:rPr>
         <w:t xml:space="preserve"> </w:t>
       </w:r>
+      <w:r>
+        <w:rPr>
+          <w:rFonts w:asciiTheme="minorHAnsi" w:hAnsiTheme="minorHAnsi"/>
+          <w:sz w:val="24"/>
+          <w:szCs w:val="24"/>
+        </w:rPr>
+        <w:t>manquant, incompatibilit</w:t>
+      </w:r>
+      <w:r>
+        <w:rPr>
+          <w:rFonts w:asciiTheme="minorHAnsi" w:hAnsiTheme="minorHAnsi" w:cs="Cambria"/>
+          <w:sz w:val="24"/>
+          <w:szCs w:val="24"/>
+        </w:rPr>
+        <w:t>é</w:t>
+      </w:r>
+      <w:r>
+        <w:rPr>
+          <w:rFonts w:asciiTheme="minorHAnsi" w:hAnsiTheme="minorHAnsi"/>
+          <w:sz w:val="24"/>
+          <w:szCs w:val="24"/>
+        </w:rPr>
+        <w:t xml:space="preserve"> de biblioth</w:t>
+      </w:r>
+      <w:r>
+        <w:rPr>
+          <w:rFonts w:asciiTheme="minorHAnsi" w:hAnsiTheme="minorHAnsi" w:cs="Cambria"/>
+          <w:sz w:val="24"/>
+          <w:szCs w:val="24"/>
+        </w:rPr>
+        <w:t>è</w:t>
+      </w:r>
+      <w:r>
+        <w:rPr>
+          <w:rFonts w:asciiTheme="minorHAnsi" w:hAnsiTheme="minorHAnsi"/>
+          <w:sz w:val="24"/>
+          <w:szCs w:val="24"/>
+        </w:rPr>
+        <w:t>que</w:t>
+      </w:r>
+      <w:r>
+        <w:rPr>
+          <w:rFonts w:asciiTheme="minorHAnsi" w:hAnsiTheme="minorHAnsi"/>
+          <w:sz w:val="24"/>
+          <w:szCs w:val="24"/>
+        </w:rPr>
+        <w:t>s</w:t>
+      </w:r>
+      <w:r>
+        <w:rPr>
+          <w:rFonts w:asciiTheme="minorHAnsi" w:hAnsiTheme="minorHAnsi"/>
+          <w:sz w:val="24"/>
+          <w:szCs w:val="24"/>
+        </w:rPr>
+        <w:t>,… Docker permet de cr</w:t>
+      </w:r>
+      <w:r>
+        <w:rPr>
+          <w:rFonts w:asciiTheme="minorHAnsi" w:hAnsiTheme="minorHAnsi" w:cs="Cambria"/>
+          <w:sz w:val="24"/>
+          <w:szCs w:val="24"/>
+        </w:rPr>
+        <w:t>é</w:t>
+      </w:r>
+      <w:r>
+        <w:rPr>
+          <w:rFonts w:asciiTheme="minorHAnsi" w:hAnsiTheme="minorHAnsi"/>
+          <w:sz w:val="24"/>
+          <w:szCs w:val="24"/>
+        </w:rPr>
+        <w:t>er un environnement avec : les</w:t>
+      </w:r>
+      <w:r>
+        <w:rPr>
+          <w:rFonts w:asciiTheme="minorHAnsi" w:hAnsiTheme="minorHAnsi"/>
+          <w:sz w:val="24"/>
+          <w:szCs w:val="24"/>
+        </w:rPr>
+        <w:t xml:space="preserve"> </w:t>
+      </w:r>
+      <w:r>
+        <w:rPr>
+          <w:rFonts w:asciiTheme="minorHAnsi" w:hAnsiTheme="minorHAnsi"/>
+          <w:sz w:val="24"/>
+          <w:szCs w:val="24"/>
+        </w:rPr>
+        <w:t>bonnes versions de Python, des biblioth</w:t>
+      </w:r>
+      <w:r>
+        <w:rPr>
+          <w:rFonts w:asciiTheme="minorHAnsi" w:hAnsiTheme="minorHAnsi" w:cs="Cambria"/>
+          <w:sz w:val="24"/>
+          <w:szCs w:val="24"/>
+        </w:rPr>
+        <w:t>è</w:t>
+      </w:r>
+      <w:r>
+        <w:rPr>
+          <w:rFonts w:asciiTheme="minorHAnsi" w:hAnsiTheme="minorHAnsi"/>
+          <w:sz w:val="24"/>
+          <w:szCs w:val="24"/>
+        </w:rPr>
+        <w:t>ques, …</w:t>
+      </w:r>
     </w:p>
     <w:p>
       <w:pPr>
         <w:pStyle w:val="p1"/>
-        <w:rPr>
-          <w:rFonts w:asciiTheme="minorHAnsi" w:hAnsiTheme="minorHAnsi"/>
-          <w:sz w:val="24"/>
-          <w:szCs w:val="24"/>
-        </w:rPr>
-      </w:pPr>
-    </w:p>
-    <w:p>
-      <w:pPr>
-        <w:pStyle w:val="p1"/>
-        <w:rPr>
-          <w:rFonts w:asciiTheme="minorHAnsi" w:hAnsiTheme="minorHAnsi"/>
-          <w:sz w:val="24"/>
-          <w:szCs w:val="24"/>
-        </w:rPr>
-      </w:pPr>
-      <w:r>
-        <w:rPr>
-          <w:rFonts w:asciiTheme="minorHAnsi" w:hAnsiTheme="minorHAnsi"/>
-          <w:sz w:val="24"/>
-          <w:szCs w:val="24"/>
-        </w:rPr>
-        <w:t>R</w:t>
-      </w:r>
-      <w:r>
-        <w:rPr>
-          <w:rFonts w:asciiTheme="minorHAnsi" w:hAnsiTheme="minorHAnsi"/>
-          <w:sz w:val="24"/>
-          <w:szCs w:val="24"/>
-        </w:rPr>
-        <w:t>endre projet r</w:t>
+        <w:jc w:val="both"/>
+        <w:rPr>
+          <w:rFonts w:asciiTheme="minorHAnsi" w:hAnsiTheme="minorHAnsi"/>
+          <w:sz w:val="24"/>
+          <w:szCs w:val="24"/>
+        </w:rPr>
+      </w:pPr>
+    </w:p>
+    <w:p>
+      <w:pPr>
+        <w:pStyle w:val="Titre2"/>
+        <w:jc w:val="both"/>
+      </w:pPr>
+      <w:bookmarkStart w:id="39" w:name="_Toc227168416"/>
+      <w:bookmarkStart w:id="40" w:name="_Toc227403508"/>
+      <w:r>
+        <w:t>Architecture (id</w:t>
+      </w:r>
+      <w:r>
+        <w:rPr>
+          <w:rFonts w:cs="Cambria"/>
+        </w:rPr>
+        <w:t>é</w:t>
+      </w:r>
+      <w:r>
+        <w:t>e) :</w:t>
+      </w:r>
+      <w:bookmarkEnd w:id="39"/>
+      <w:bookmarkEnd w:id="40"/>
+    </w:p>
+    <w:p>
+      <w:pPr>
+        <w:pStyle w:val="p3"/>
+        <w:jc w:val="both"/>
+        <w:rPr>
+          <w:rFonts w:asciiTheme="minorHAnsi" w:hAnsiTheme="minorHAnsi"/>
+          <w:sz w:val="24"/>
+          <w:szCs w:val="24"/>
+        </w:rPr>
+      </w:pPr>
+      <w:proofErr w:type="spellStart"/>
+      <w:r>
+        <w:rPr>
+          <w:rFonts w:asciiTheme="minorHAnsi" w:hAnsiTheme="minorHAnsi"/>
+          <w:sz w:val="24"/>
+          <w:szCs w:val="24"/>
+        </w:rPr>
+        <w:t>Projet_dev_autoportrait</w:t>
+      </w:r>
+      <w:proofErr w:type="spellEnd"/>
+      <w:r>
+        <w:rPr>
+          <w:rFonts w:asciiTheme="minorHAnsi" w:hAnsiTheme="minorHAnsi"/>
+          <w:sz w:val="24"/>
+          <w:szCs w:val="24"/>
+        </w:rPr>
+        <w:t>/</w:t>
+      </w:r>
+    </w:p>
+    <w:p>
+      <w:pPr>
+        <w:pStyle w:val="p3"/>
+        <w:jc w:val="both"/>
+        <w:rPr>
+          <w:rFonts w:asciiTheme="minorHAnsi" w:hAnsiTheme="minorHAnsi"/>
+          <w:sz w:val="24"/>
+          <w:szCs w:val="24"/>
+        </w:rPr>
+      </w:pPr>
+      <w:r>
+        <w:rPr>
+          <w:rFonts w:asciiTheme="minorHAnsi" w:hAnsiTheme="minorHAnsi"/>
+          <w:sz w:val="24"/>
+          <w:szCs w:val="24"/>
+        </w:rPr>
+        <w:t>|</w:t>
+      </w:r>
+    </w:p>
+    <w:p>
+      <w:pPr>
+        <w:pStyle w:val="p3"/>
+        <w:jc w:val="both"/>
+        <w:rPr>
+          <w:rFonts w:asciiTheme="minorHAnsi" w:hAnsiTheme="minorHAnsi"/>
+          <w:sz w:val="24"/>
+          <w:szCs w:val="24"/>
+        </w:rPr>
+      </w:pPr>
+      <w:r>
+        <w:rPr>
+          <w:rFonts w:asciiTheme="minorHAnsi" w:hAnsiTheme="minorHAnsi"/>
+          <w:sz w:val="24"/>
+          <w:szCs w:val="24"/>
+        </w:rPr>
+        <w:t>|--- README.md (explique le projet, cmt l’installer, cmt le lancer)</w:t>
+      </w:r>
+    </w:p>
+    <w:p>
+      <w:pPr>
+        <w:pStyle w:val="p3"/>
+        <w:jc w:val="both"/>
+        <w:rPr>
+          <w:rFonts w:asciiTheme="minorHAnsi" w:hAnsiTheme="minorHAnsi"/>
+          <w:sz w:val="24"/>
+          <w:szCs w:val="24"/>
+        </w:rPr>
+      </w:pPr>
+      <w:r>
+        <w:rPr>
+          <w:rFonts w:asciiTheme="minorHAnsi" w:hAnsiTheme="minorHAnsi"/>
+          <w:sz w:val="24"/>
+          <w:szCs w:val="24"/>
+        </w:rPr>
+        <w:t>|--- requirement.txt (liste des biblioth</w:t>
       </w:r>
       <w:r>
         <w:rPr>
@@ -4588,6 +7254,22 @@
           <w:sz w:val="24"/>
           <w:szCs w:val="24"/>
         </w:rPr>
+        <w:t>è</w:t>
+      </w:r>
+      <w:r>
+        <w:rPr>
+          <w:rFonts w:asciiTheme="minorHAnsi" w:hAnsiTheme="minorHAnsi"/>
+          <w:sz w:val="24"/>
+          <w:szCs w:val="24"/>
+        </w:rPr>
+        <w:t>ques utilis</w:t>
+      </w:r>
+      <w:r>
+        <w:rPr>
+          <w:rFonts w:asciiTheme="minorHAnsi" w:hAnsiTheme="minorHAnsi" w:cs="Cambria"/>
+          <w:sz w:val="24"/>
+          <w:szCs w:val="24"/>
+        </w:rPr>
         <w:t>é</w:t>
       </w:r>
       <w:r>
@@ -4596,35 +7278,7 @@
           <w:sz w:val="24"/>
           <w:szCs w:val="24"/>
         </w:rPr>
-        <w:t>utilisable sur un autre ordinateur.</w:t>
-      </w:r>
-    </w:p>
-    <w:p>
-      <w:pPr>
-        <w:pStyle w:val="p1"/>
-        <w:rPr>
-          <w:rFonts w:asciiTheme="minorHAnsi" w:hAnsiTheme="minorHAnsi"/>
-          <w:sz w:val="24"/>
-          <w:szCs w:val="24"/>
-        </w:rPr>
-      </w:pPr>
-    </w:p>
-    <w:p>
-      <w:pPr>
-        <w:pStyle w:val="p1"/>
-        <w:rPr>
-          <w:rFonts w:asciiTheme="minorHAnsi" w:hAnsiTheme="minorHAnsi"/>
-          <w:sz w:val="24"/>
-          <w:szCs w:val="24"/>
-        </w:rPr>
-      </w:pPr>
-      <w:r>
-        <w:rPr>
-          <w:rFonts w:asciiTheme="minorHAnsi" w:hAnsiTheme="minorHAnsi"/>
-          <w:sz w:val="24"/>
-          <w:szCs w:val="24"/>
-        </w:rPr>
-        <w:t>On utilise Docker qui permet d’</w:t>
+        <w:t>s dans le projet -&gt; utile pour cr</w:t>
       </w:r>
       <w:r>
         <w:rPr>
@@ -4640,7 +7294,44 @@
           <w:sz w:val="24"/>
           <w:szCs w:val="24"/>
         </w:rPr>
-        <w:t>viter des probl</w:t>
+        <w:t>er l’environnement)</w:t>
+      </w:r>
+    </w:p>
+    <w:p>
+      <w:pPr>
+        <w:pStyle w:val="p3"/>
+        <w:jc w:val="both"/>
+        <w:rPr>
+          <w:rFonts w:asciiTheme="minorHAnsi" w:hAnsiTheme="minorHAnsi"/>
+          <w:sz w:val="24"/>
+          <w:szCs w:val="24"/>
+        </w:rPr>
+      </w:pPr>
+      <w:r>
+        <w:rPr>
+          <w:rFonts w:asciiTheme="minorHAnsi" w:hAnsiTheme="minorHAnsi"/>
+          <w:sz w:val="24"/>
+          <w:szCs w:val="24"/>
+        </w:rPr>
+        <w:t xml:space="preserve">|--- </w:t>
+      </w:r>
+      <w:proofErr w:type="spellStart"/>
+      <w:r>
+        <w:rPr>
+          <w:rFonts w:asciiTheme="minorHAnsi" w:hAnsiTheme="minorHAnsi"/>
+          <w:sz w:val="24"/>
+          <w:szCs w:val="24"/>
+        </w:rPr>
+        <w:t>Dockerfile</w:t>
+      </w:r>
+      <w:proofErr w:type="spellEnd"/>
+      <w:r>
+        <w:rPr>
+          <w:rFonts w:asciiTheme="minorHAnsi" w:hAnsiTheme="minorHAnsi"/>
+          <w:sz w:val="24"/>
+          <w:szCs w:val="24"/>
+        </w:rPr>
+        <w:t xml:space="preserve"> (pour lancer le projet sur un autre ordi et </w:t>
       </w:r>
       <w:r>
         <w:rPr>
@@ -4648,6 +7339,22 @@
           <w:sz w:val="24"/>
           <w:szCs w:val="24"/>
         </w:rPr>
+        <w:t>é</w:t>
+      </w:r>
+      <w:r>
+        <w:rPr>
+          <w:rFonts w:asciiTheme="minorHAnsi" w:hAnsiTheme="minorHAnsi"/>
+          <w:sz w:val="24"/>
+          <w:szCs w:val="24"/>
+        </w:rPr>
+        <w:t>viter les probl</w:t>
+      </w:r>
+      <w:r>
+        <w:rPr>
+          <w:rFonts w:asciiTheme="minorHAnsi" w:hAnsiTheme="minorHAnsi" w:cs="Cambria"/>
+          <w:sz w:val="24"/>
+          <w:szCs w:val="24"/>
+        </w:rPr>
         <w:t>è</w:t>
       </w:r>
       <w:r>
@@ -4656,8 +7363,193 @@
           <w:sz w:val="24"/>
           <w:szCs w:val="24"/>
         </w:rPr>
-        <w:t>mes du types : mauvaise version de Python, package</w:t>
-      </w:r>
+        <w:t>mes de versions)</w:t>
+      </w:r>
+    </w:p>
+    <w:p>
+      <w:pPr>
+        <w:pStyle w:val="p3"/>
+        <w:jc w:val="both"/>
+        <w:rPr>
+          <w:rFonts w:asciiTheme="minorHAnsi" w:hAnsiTheme="minorHAnsi"/>
+          <w:sz w:val="24"/>
+          <w:szCs w:val="24"/>
+        </w:rPr>
+      </w:pPr>
+      <w:r>
+        <w:rPr>
+          <w:rFonts w:asciiTheme="minorHAnsi" w:hAnsiTheme="minorHAnsi"/>
+          <w:sz w:val="24"/>
+          <w:szCs w:val="24"/>
+        </w:rPr>
+        <w:t>|--- main.py (on peut faire un code principal ici)</w:t>
+      </w:r>
+    </w:p>
+    <w:p>
+      <w:pPr>
+        <w:pStyle w:val="p3"/>
+        <w:jc w:val="both"/>
+        <w:rPr>
+          <w:rFonts w:asciiTheme="minorHAnsi" w:hAnsiTheme="minorHAnsi"/>
+          <w:sz w:val="24"/>
+          <w:szCs w:val="24"/>
+          <w:lang w:val="en-US"/>
+        </w:rPr>
+      </w:pPr>
+      <w:r>
+        <w:rPr>
+          <w:rFonts w:asciiTheme="minorHAnsi" w:hAnsiTheme="minorHAnsi"/>
+          <w:sz w:val="24"/>
+          <w:szCs w:val="24"/>
+          <w:lang w:val="en-US"/>
+        </w:rPr>
+        <w:t>|</w:t>
+      </w:r>
+    </w:p>
+    <w:p>
+      <w:pPr>
+        <w:pStyle w:val="p3"/>
+        <w:jc w:val="both"/>
+        <w:rPr>
+          <w:rFonts w:asciiTheme="minorHAnsi" w:hAnsiTheme="minorHAnsi"/>
+          <w:sz w:val="24"/>
+          <w:szCs w:val="24"/>
+          <w:lang w:val="en-US"/>
+        </w:rPr>
+      </w:pPr>
+      <w:r>
+        <w:rPr>
+          <w:rFonts w:asciiTheme="minorHAnsi" w:hAnsiTheme="minorHAnsi"/>
+          <w:sz w:val="24"/>
+          <w:szCs w:val="24"/>
+          <w:lang w:val="en-US"/>
+        </w:rPr>
+        <w:t>|--- data/</w:t>
+      </w:r>
+    </w:p>
+    <w:p>
+      <w:pPr>
+        <w:pStyle w:val="p3"/>
+        <w:jc w:val="both"/>
+        <w:rPr>
+          <w:rFonts w:asciiTheme="minorHAnsi" w:hAnsiTheme="minorHAnsi"/>
+          <w:sz w:val="24"/>
+          <w:szCs w:val="24"/>
+          <w:lang w:val="en-US"/>
+        </w:rPr>
+      </w:pPr>
+      <w:r>
+        <w:rPr>
+          <w:rFonts w:asciiTheme="minorHAnsi" w:hAnsiTheme="minorHAnsi"/>
+          <w:sz w:val="24"/>
+          <w:szCs w:val="24"/>
+          <w:lang w:val="en-US"/>
+        </w:rPr>
+        <w:t xml:space="preserve">| |--- </w:t>
+      </w:r>
+      <w:proofErr w:type="spellStart"/>
+      <w:r>
+        <w:rPr>
+          <w:rFonts w:asciiTheme="minorHAnsi" w:hAnsiTheme="minorHAnsi"/>
+          <w:sz w:val="24"/>
+          <w:szCs w:val="24"/>
+          <w:lang w:val="en-US"/>
+        </w:rPr>
+        <w:t>raw_data</w:t>
+      </w:r>
+      <w:proofErr w:type="spellEnd"/>
+      <w:r>
+        <w:rPr>
+          <w:rFonts w:asciiTheme="minorHAnsi" w:hAnsiTheme="minorHAnsi"/>
+          <w:sz w:val="24"/>
+          <w:szCs w:val="24"/>
+          <w:lang w:val="en-US"/>
+        </w:rPr>
+        <w:t xml:space="preserve">/ (images </w:t>
+      </w:r>
+      <w:proofErr w:type="spellStart"/>
+      <w:r>
+        <w:rPr>
+          <w:rFonts w:asciiTheme="minorHAnsi" w:hAnsiTheme="minorHAnsi"/>
+          <w:sz w:val="24"/>
+          <w:szCs w:val="24"/>
+          <w:lang w:val="en-US"/>
+        </w:rPr>
+        <w:t>d’origine</w:t>
+      </w:r>
+      <w:proofErr w:type="spellEnd"/>
+      <w:r>
+        <w:rPr>
+          <w:rFonts w:asciiTheme="minorHAnsi" w:hAnsiTheme="minorHAnsi"/>
+          <w:sz w:val="24"/>
+          <w:szCs w:val="24"/>
+          <w:lang w:val="en-US"/>
+        </w:rPr>
+        <w:t xml:space="preserve"> brutes)</w:t>
+      </w:r>
+    </w:p>
+    <w:p>
+      <w:pPr>
+        <w:pStyle w:val="p3"/>
+        <w:jc w:val="both"/>
+        <w:rPr>
+          <w:rFonts w:asciiTheme="minorHAnsi" w:hAnsiTheme="minorHAnsi"/>
+          <w:sz w:val="24"/>
+          <w:szCs w:val="24"/>
+        </w:rPr>
+      </w:pPr>
+      <w:r>
+        <w:rPr>
+          <w:rFonts w:asciiTheme="minorHAnsi" w:hAnsiTheme="minorHAnsi"/>
+          <w:sz w:val="24"/>
+          <w:szCs w:val="24"/>
+        </w:rPr>
+        <w:t xml:space="preserve">| |--- </w:t>
+      </w:r>
+      <w:proofErr w:type="spellStart"/>
+      <w:r>
+        <w:rPr>
+          <w:rFonts w:asciiTheme="minorHAnsi" w:hAnsiTheme="minorHAnsi"/>
+          <w:sz w:val="24"/>
+          <w:szCs w:val="24"/>
+        </w:rPr>
+        <w:t>processed_data</w:t>
+      </w:r>
+      <w:proofErr w:type="spellEnd"/>
+      <w:r>
+        <w:rPr>
+          <w:rFonts w:asciiTheme="minorHAnsi" w:hAnsiTheme="minorHAnsi"/>
+          <w:sz w:val="24"/>
+          <w:szCs w:val="24"/>
+        </w:rPr>
+        <w:t xml:space="preserve">/ (pour </w:t>
+      </w:r>
+      <w:r>
+        <w:rPr>
+          <w:rFonts w:asciiTheme="minorHAnsi" w:hAnsiTheme="minorHAnsi" w:cs="Cambria"/>
+          <w:sz w:val="24"/>
+          <w:szCs w:val="24"/>
+        </w:rPr>
+        <w:t>é</w:t>
+      </w:r>
+      <w:r>
+        <w:rPr>
+          <w:rFonts w:asciiTheme="minorHAnsi" w:hAnsiTheme="minorHAnsi"/>
+          <w:sz w:val="24"/>
+          <w:szCs w:val="24"/>
+        </w:rPr>
+        <w:t xml:space="preserve">viter de refaire le </w:t>
+      </w:r>
+      <w:proofErr w:type="spellStart"/>
+      <w:r>
+        <w:rPr>
+          <w:rFonts w:asciiTheme="minorHAnsi" w:hAnsiTheme="minorHAnsi"/>
+          <w:sz w:val="24"/>
+          <w:szCs w:val="24"/>
+        </w:rPr>
+        <w:t>preprocessing</w:t>
+      </w:r>
+      <w:proofErr w:type="spellEnd"/>
       <w:r>
         <w:rPr>
           <w:rFonts w:asciiTheme="minorHAnsi" w:hAnsiTheme="minorHAnsi"/>
@@ -4668,18 +7560,61 @@
       </w:r>
       <w:r>
         <w:rPr>
-          <w:rFonts w:asciiTheme="minorHAnsi" w:hAnsiTheme="minorHAnsi"/>
-          <w:sz w:val="24"/>
-          <w:szCs w:val="24"/>
-        </w:rPr>
-        <w:t>manquant, incompatibilit</w:t>
-      </w:r>
-      <w:r>
-        <w:rPr>
           <w:rFonts w:asciiTheme="minorHAnsi" w:hAnsiTheme="minorHAnsi" w:cs="Cambria"/>
           <w:sz w:val="24"/>
           <w:szCs w:val="24"/>
         </w:rPr>
+        <w:t>à</w:t>
+      </w:r>
+      <w:r>
+        <w:rPr>
+          <w:rFonts w:asciiTheme="minorHAnsi" w:hAnsiTheme="minorHAnsi"/>
+          <w:sz w:val="24"/>
+          <w:szCs w:val="24"/>
+        </w:rPr>
+        <w:t xml:space="preserve"> chaque fois, les garder)</w:t>
+      </w:r>
+    </w:p>
+    <w:p>
+      <w:pPr>
+        <w:pStyle w:val="p3"/>
+        <w:jc w:val="both"/>
+        <w:rPr>
+          <w:rFonts w:asciiTheme="minorHAnsi" w:hAnsiTheme="minorHAnsi"/>
+          <w:sz w:val="24"/>
+          <w:szCs w:val="24"/>
+        </w:rPr>
+      </w:pPr>
+      <w:r>
+        <w:rPr>
+          <w:rFonts w:asciiTheme="minorHAnsi" w:hAnsiTheme="minorHAnsi"/>
+          <w:sz w:val="24"/>
+          <w:szCs w:val="24"/>
+        </w:rPr>
+        <w:t>| --- checkpoints/ (contient les poids du mod</w:t>
+      </w:r>
+      <w:r>
+        <w:rPr>
+          <w:rFonts w:asciiTheme="minorHAnsi" w:hAnsiTheme="minorHAnsi" w:cs="Cambria"/>
+          <w:sz w:val="24"/>
+          <w:szCs w:val="24"/>
+        </w:rPr>
+        <w:t>è</w:t>
+      </w:r>
+      <w:r>
+        <w:rPr>
+          <w:rFonts w:asciiTheme="minorHAnsi" w:hAnsiTheme="minorHAnsi"/>
+          <w:sz w:val="24"/>
+          <w:szCs w:val="24"/>
+        </w:rPr>
+        <w:t>le VAE sauvegard</w:t>
+      </w:r>
+      <w:r>
+        <w:rPr>
+          <w:rFonts w:asciiTheme="minorHAnsi" w:hAnsiTheme="minorHAnsi" w:cs="Cambria"/>
+          <w:sz w:val="24"/>
+          <w:szCs w:val="24"/>
+        </w:rPr>
         <w:t>é</w:t>
       </w:r>
       <w:r>
@@ -4688,16 +7623,7 @@
           <w:sz w:val="24"/>
           <w:szCs w:val="24"/>
         </w:rPr>
-        <w:t xml:space="preserve"> de </w:t>
-      </w:r>
-      <w:proofErr w:type="gramStart"/>
-      <w:r>
-        <w:rPr>
-          <w:rFonts w:asciiTheme="minorHAnsi" w:hAnsiTheme="minorHAnsi"/>
-          <w:sz w:val="24"/>
-          <w:szCs w:val="24"/>
-        </w:rPr>
-        <w:t>biblioth</w:t>
+        <w:t xml:space="preserve">s pdt entrainement, comme </w:t>
       </w:r>
       <w:r>
         <w:rPr>
@@ -4705,40 +7631,34 @@
           <w:sz w:val="24"/>
           <w:szCs w:val="24"/>
         </w:rPr>
-        <w:t>è</w:t>
-      </w:r>
-      <w:r>
-        <w:rPr>
-          <w:rFonts w:asciiTheme="minorHAnsi" w:hAnsiTheme="minorHAnsi"/>
-          <w:sz w:val="24"/>
-          <w:szCs w:val="24"/>
-        </w:rPr>
-        <w:t>que</w:t>
-      </w:r>
-      <w:r>
-        <w:rPr>
-          <w:rFonts w:asciiTheme="minorHAnsi" w:hAnsiTheme="minorHAnsi"/>
-          <w:sz w:val="24"/>
-          <w:szCs w:val="24"/>
-        </w:rPr>
-        <w:t>s</w:t>
-      </w:r>
-      <w:r>
-        <w:rPr>
-          <w:rFonts w:asciiTheme="minorHAnsi" w:hAnsiTheme="minorHAnsi"/>
-          <w:sz w:val="24"/>
-          <w:szCs w:val="24"/>
-        </w:rPr>
-        <w:t>,…</w:t>
-      </w:r>
-      <w:proofErr w:type="gramEnd"/>
-      <w:r>
-        <w:rPr>
-          <w:rFonts w:asciiTheme="minorHAnsi" w:hAnsiTheme="minorHAnsi"/>
-          <w:sz w:val="24"/>
-          <w:szCs w:val="24"/>
-        </w:rPr>
-        <w:t xml:space="preserve"> Docker permet de cr</w:t>
+        <w:t>ç</w:t>
+      </w:r>
+      <w:r>
+        <w:rPr>
+          <w:rFonts w:asciiTheme="minorHAnsi" w:hAnsiTheme="minorHAnsi"/>
+          <w:sz w:val="24"/>
+          <w:szCs w:val="24"/>
+        </w:rPr>
+        <w:t>a application pourra</w:t>
+      </w:r>
+    </w:p>
+    <w:p>
+      <w:pPr>
+        <w:pStyle w:val="p3"/>
+        <w:jc w:val="both"/>
+        <w:rPr>
+          <w:rFonts w:asciiTheme="minorHAnsi" w:hAnsiTheme="minorHAnsi"/>
+          <w:sz w:val="24"/>
+          <w:szCs w:val="24"/>
+        </w:rPr>
+      </w:pPr>
+      <w:r>
+        <w:rPr>
+          <w:rFonts w:asciiTheme="minorHAnsi" w:hAnsiTheme="minorHAnsi"/>
+          <w:sz w:val="24"/>
+          <w:szCs w:val="24"/>
+        </w:rPr>
+        <w:t>directement reprendre ces poids pour g</w:t>
       </w:r>
       <w:r>
         <w:rPr>
@@ -4754,23 +7674,7 @@
           <w:sz w:val="24"/>
           <w:szCs w:val="24"/>
         </w:rPr>
-        <w:t>er un environnement avec : les</w:t>
-      </w:r>
-      <w:r>
-        <w:rPr>
-          <w:rFonts w:asciiTheme="minorHAnsi" w:hAnsiTheme="minorHAnsi"/>
-          <w:sz w:val="24"/>
-          <w:szCs w:val="24"/>
-        </w:rPr>
-        <w:t xml:space="preserve"> </w:t>
-      </w:r>
-      <w:r>
-        <w:rPr>
-          <w:rFonts w:asciiTheme="minorHAnsi" w:hAnsiTheme="minorHAnsi"/>
-          <w:sz w:val="24"/>
-          <w:szCs w:val="24"/>
-        </w:rPr>
-        <w:t>bonnes versions de Python, des biblioth</w:t>
+        <w:t>n</w:t>
       </w:r>
       <w:r>
         <w:rPr>
@@ -4778,79 +7682,21 @@
           <w:sz w:val="24"/>
           <w:szCs w:val="24"/>
         </w:rPr>
-        <w:t>è</w:t>
-      </w:r>
-      <w:r>
-        <w:rPr>
-          <w:rFonts w:asciiTheme="minorHAnsi" w:hAnsiTheme="minorHAnsi"/>
-          <w:sz w:val="24"/>
-          <w:szCs w:val="24"/>
-        </w:rPr>
-        <w:t>ques, …</w:t>
-      </w:r>
-    </w:p>
-    <w:p>
-      <w:pPr>
-        <w:pStyle w:val="p1"/>
-        <w:rPr>
-          <w:rFonts w:asciiTheme="minorHAnsi" w:hAnsiTheme="minorHAnsi"/>
-          <w:sz w:val="24"/>
-          <w:szCs w:val="24"/>
-        </w:rPr>
-      </w:pPr>
-    </w:p>
-    <w:p>
-      <w:pPr>
-        <w:pStyle w:val="Titre2"/>
-      </w:pPr>
-      <w:bookmarkStart w:id="33" w:name="_Toc227168416"/>
-      <w:bookmarkStart w:id="34" w:name="_Toc227171217"/>
-      <w:r>
-        <w:t>Architecture (id</w:t>
-      </w:r>
-      <w:r>
-        <w:rPr>
-          <w:rFonts w:cs="Cambria"/>
-        </w:rPr>
         <w:t>é</w:t>
       </w:r>
       <w:r>
-        <w:t>e) :</w:t>
-      </w:r>
-      <w:bookmarkEnd w:id="33"/>
-      <w:bookmarkEnd w:id="34"/>
+        <w:rPr>
+          <w:rFonts w:asciiTheme="minorHAnsi" w:hAnsiTheme="minorHAnsi"/>
+          <w:sz w:val="24"/>
+          <w:szCs w:val="24"/>
+        </w:rPr>
+        <w:t>rer les images)</w:t>
+      </w:r>
     </w:p>
     <w:p>
       <w:pPr>
         <w:pStyle w:val="p3"/>
-        <w:rPr>
-          <w:rFonts w:asciiTheme="minorHAnsi" w:hAnsiTheme="minorHAnsi"/>
-          <w:sz w:val="24"/>
-          <w:szCs w:val="24"/>
-        </w:rPr>
-      </w:pPr>
-      <w:proofErr w:type="spellStart"/>
-      <w:r>
-        <w:rPr>
-          <w:rFonts w:asciiTheme="minorHAnsi" w:hAnsiTheme="minorHAnsi"/>
-          <w:sz w:val="24"/>
-          <w:szCs w:val="24"/>
-        </w:rPr>
-        <w:t>Projet_dev_autoportrait</w:t>
-      </w:r>
-      <w:proofErr w:type="spellEnd"/>
-      <w:r>
-        <w:rPr>
-          <w:rFonts w:asciiTheme="minorHAnsi" w:hAnsiTheme="minorHAnsi"/>
-          <w:sz w:val="24"/>
-          <w:szCs w:val="24"/>
-        </w:rPr>
-        <w:t>/</w:t>
-      </w:r>
-    </w:p>
-    <w:p>
-      <w:pPr>
-        <w:pStyle w:val="p3"/>
+        <w:jc w:val="both"/>
         <w:rPr>
           <w:rFonts w:asciiTheme="minorHAnsi" w:hAnsiTheme="minorHAnsi"/>
           <w:sz w:val="24"/>
@@ -4870,37 +7716,138 @@
     <w:p>
       <w:pPr>
         <w:pStyle w:val="p3"/>
-        <w:rPr>
-          <w:rFonts w:asciiTheme="minorHAnsi" w:hAnsiTheme="minorHAnsi"/>
-          <w:sz w:val="24"/>
-          <w:szCs w:val="24"/>
-        </w:rPr>
-      </w:pPr>
-      <w:r>
-        <w:rPr>
-          <w:rFonts w:asciiTheme="minorHAnsi" w:hAnsiTheme="minorHAnsi"/>
-          <w:sz w:val="24"/>
-          <w:szCs w:val="24"/>
-        </w:rPr>
-        <w:t>|--- README.md (explique le projet, cmt l’installer, cmt le lancer)</w:t>
+        <w:jc w:val="both"/>
+        <w:rPr>
+          <w:rFonts w:asciiTheme="minorHAnsi" w:hAnsiTheme="minorHAnsi"/>
+          <w:sz w:val="24"/>
+          <w:szCs w:val="24"/>
+        </w:rPr>
+      </w:pPr>
+      <w:r>
+        <w:rPr>
+          <w:rFonts w:asciiTheme="minorHAnsi" w:hAnsiTheme="minorHAnsi"/>
+          <w:sz w:val="24"/>
+          <w:szCs w:val="24"/>
+        </w:rPr>
+        <w:t>|---outputs/ (r</w:t>
+      </w:r>
+      <w:r>
+        <w:rPr>
+          <w:rFonts w:asciiTheme="minorHAnsi" w:hAnsiTheme="minorHAnsi" w:cs="Cambria"/>
+          <w:sz w:val="24"/>
+          <w:szCs w:val="24"/>
+        </w:rPr>
+        <w:t>é</w:t>
+      </w:r>
+      <w:r>
+        <w:rPr>
+          <w:rFonts w:asciiTheme="minorHAnsi" w:hAnsiTheme="minorHAnsi"/>
+          <w:sz w:val="24"/>
+          <w:szCs w:val="24"/>
+        </w:rPr>
+        <w:t>sultats g</w:t>
+      </w:r>
+      <w:r>
+        <w:rPr>
+          <w:rFonts w:asciiTheme="minorHAnsi" w:hAnsiTheme="minorHAnsi" w:cs="Cambria"/>
+          <w:sz w:val="24"/>
+          <w:szCs w:val="24"/>
+        </w:rPr>
+        <w:t>é</w:t>
+      </w:r>
+      <w:r>
+        <w:rPr>
+          <w:rFonts w:asciiTheme="minorHAnsi" w:hAnsiTheme="minorHAnsi"/>
+          <w:sz w:val="24"/>
+          <w:szCs w:val="24"/>
+        </w:rPr>
+        <w:t>n</w:t>
+      </w:r>
+      <w:r>
+        <w:rPr>
+          <w:rFonts w:asciiTheme="minorHAnsi" w:hAnsiTheme="minorHAnsi" w:cs="Cambria"/>
+          <w:sz w:val="24"/>
+          <w:szCs w:val="24"/>
+        </w:rPr>
+        <w:t>é</w:t>
+      </w:r>
+      <w:r>
+        <w:rPr>
+          <w:rFonts w:asciiTheme="minorHAnsi" w:hAnsiTheme="minorHAnsi"/>
+          <w:sz w:val="24"/>
+          <w:szCs w:val="24"/>
+        </w:rPr>
+        <w:t>r</w:t>
+      </w:r>
+      <w:r>
+        <w:rPr>
+          <w:rFonts w:asciiTheme="minorHAnsi" w:hAnsiTheme="minorHAnsi" w:cs="Cambria"/>
+          <w:sz w:val="24"/>
+          <w:szCs w:val="24"/>
+        </w:rPr>
+        <w:t>é</w:t>
+      </w:r>
+      <w:r>
+        <w:rPr>
+          <w:rFonts w:asciiTheme="minorHAnsi" w:hAnsiTheme="minorHAnsi"/>
+          <w:sz w:val="24"/>
+          <w:szCs w:val="24"/>
+        </w:rPr>
+        <w:t>s, : reconstruction, interpolation, m</w:t>
+      </w:r>
+      <w:r>
+        <w:rPr>
+          <w:rFonts w:asciiTheme="minorHAnsi" w:hAnsiTheme="minorHAnsi" w:cs="Cambria"/>
+          <w:sz w:val="24"/>
+          <w:szCs w:val="24"/>
+        </w:rPr>
+        <w:t>é</w:t>
+      </w:r>
+      <w:r>
+        <w:rPr>
+          <w:rFonts w:asciiTheme="minorHAnsi" w:hAnsiTheme="minorHAnsi"/>
+          <w:sz w:val="24"/>
+          <w:szCs w:val="24"/>
+        </w:rPr>
+        <w:t>langes,…)</w:t>
       </w:r>
     </w:p>
     <w:p>
       <w:pPr>
         <w:pStyle w:val="p3"/>
-        <w:rPr>
-          <w:rFonts w:asciiTheme="minorHAnsi" w:hAnsiTheme="minorHAnsi"/>
-          <w:sz w:val="24"/>
-          <w:szCs w:val="24"/>
-        </w:rPr>
-      </w:pPr>
-      <w:r>
-        <w:rPr>
-          <w:rFonts w:asciiTheme="minorHAnsi" w:hAnsiTheme="minorHAnsi"/>
-          <w:sz w:val="24"/>
-          <w:szCs w:val="24"/>
-        </w:rPr>
-        <w:t>|--- requirement.txt (liste des biblioth</w:t>
+        <w:jc w:val="both"/>
+        <w:rPr>
+          <w:rFonts w:asciiTheme="minorHAnsi" w:hAnsiTheme="minorHAnsi"/>
+          <w:sz w:val="24"/>
+          <w:szCs w:val="24"/>
+        </w:rPr>
+      </w:pPr>
+      <w:r>
+        <w:rPr>
+          <w:rFonts w:asciiTheme="minorHAnsi" w:hAnsiTheme="minorHAnsi"/>
+          <w:sz w:val="24"/>
+          <w:szCs w:val="24"/>
+        </w:rPr>
+        <w:t>|--- source/ (code interne, juste les fonctions)</w:t>
+      </w:r>
+    </w:p>
+    <w:p>
+      <w:pPr>
+        <w:pStyle w:val="p3"/>
+        <w:jc w:val="both"/>
+        <w:rPr>
+          <w:rFonts w:asciiTheme="minorHAnsi" w:hAnsiTheme="minorHAnsi"/>
+          <w:sz w:val="24"/>
+          <w:szCs w:val="24"/>
+        </w:rPr>
+      </w:pPr>
+      <w:r>
+        <w:rPr>
+          <w:rFonts w:asciiTheme="minorHAnsi" w:hAnsiTheme="minorHAnsi"/>
+          <w:sz w:val="24"/>
+          <w:szCs w:val="24"/>
+        </w:rPr>
+        <w:t>|--- preprocessing.py (ce qui pr</w:t>
       </w:r>
       <w:r>
         <w:rPr>
@@ -4908,15 +7855,53 @@
           <w:sz w:val="24"/>
           <w:szCs w:val="24"/>
         </w:rPr>
-        <w:t>è</w:t>
-      </w:r>
-      <w:r>
-        <w:rPr>
-          <w:rFonts w:asciiTheme="minorHAnsi" w:hAnsiTheme="minorHAnsi"/>
-          <w:sz w:val="24"/>
-          <w:szCs w:val="24"/>
-        </w:rPr>
-        <w:t>ques utilis</w:t>
+        <w:t>é</w:t>
+      </w:r>
+      <w:r>
+        <w:rPr>
+          <w:rFonts w:asciiTheme="minorHAnsi" w:hAnsiTheme="minorHAnsi"/>
+          <w:sz w:val="24"/>
+          <w:szCs w:val="24"/>
+        </w:rPr>
+        <w:t>pare les images : lecture, conversions,..)</w:t>
+      </w:r>
+    </w:p>
+    <w:p>
+      <w:pPr>
+        <w:pStyle w:val="p3"/>
+        <w:jc w:val="both"/>
+        <w:rPr>
+          <w:rFonts w:asciiTheme="minorHAnsi" w:hAnsiTheme="minorHAnsi"/>
+          <w:sz w:val="24"/>
+          <w:szCs w:val="24"/>
+        </w:rPr>
+      </w:pPr>
+      <w:r>
+        <w:rPr>
+          <w:rFonts w:asciiTheme="minorHAnsi" w:hAnsiTheme="minorHAnsi"/>
+          <w:sz w:val="24"/>
+          <w:szCs w:val="24"/>
+        </w:rPr>
+        <w:t>|--- dataset.py (</w:t>
+      </w:r>
+    </w:p>
+    <w:p>
+      <w:pPr>
+        <w:pStyle w:val="p3"/>
+        <w:jc w:val="both"/>
+        <w:rPr>
+          <w:rFonts w:asciiTheme="minorHAnsi" w:hAnsiTheme="minorHAnsi"/>
+          <w:sz w:val="24"/>
+          <w:szCs w:val="24"/>
+        </w:rPr>
+      </w:pPr>
+      <w:r>
+        <w:rPr>
+          <w:rFonts w:asciiTheme="minorHAnsi" w:hAnsiTheme="minorHAnsi"/>
+          <w:sz w:val="24"/>
+          <w:szCs w:val="24"/>
+        </w:rPr>
+        <w:t>|--- vae_model.py (contient encodeur, d</w:t>
       </w:r>
       <w:r>
         <w:rPr>
@@ -4932,7 +7917,44 @@
           <w:sz w:val="24"/>
           <w:szCs w:val="24"/>
         </w:rPr>
-        <w:t>s dans le projet -&gt; utile pour cr</w:t>
+        <w:t xml:space="preserve">codeur, </w:t>
+      </w:r>
+      <w:proofErr w:type="spellStart"/>
+      <w:r>
+        <w:rPr>
+          <w:rFonts w:asciiTheme="minorHAnsi" w:hAnsiTheme="minorHAnsi"/>
+          <w:sz w:val="24"/>
+          <w:szCs w:val="24"/>
+        </w:rPr>
+        <w:t>loss</w:t>
+      </w:r>
+      <w:proofErr w:type="spellEnd"/>
+      <w:r>
+        <w:rPr>
+          <w:rFonts w:asciiTheme="minorHAnsi" w:hAnsiTheme="minorHAnsi"/>
+          <w:sz w:val="24"/>
+          <w:szCs w:val="24"/>
+        </w:rPr>
+        <w:t>,..)</w:t>
+      </w:r>
+    </w:p>
+    <w:p>
+      <w:pPr>
+        <w:pStyle w:val="p3"/>
+        <w:jc w:val="both"/>
+        <w:rPr>
+          <w:rFonts w:asciiTheme="minorHAnsi" w:hAnsiTheme="minorHAnsi"/>
+          <w:sz w:val="24"/>
+          <w:szCs w:val="24"/>
+        </w:rPr>
+      </w:pPr>
+      <w:r>
+        <w:rPr>
+          <w:rFonts w:asciiTheme="minorHAnsi" w:hAnsiTheme="minorHAnsi"/>
+          <w:sz w:val="24"/>
+          <w:szCs w:val="24"/>
+        </w:rPr>
+        <w:t>|--- train.py (contient les boucles d’entra</w:t>
       </w:r>
       <w:r>
         <w:rPr>
@@ -4940,6 +7962,41 @@
           <w:sz w:val="24"/>
           <w:szCs w:val="24"/>
         </w:rPr>
+        <w:t>î</w:t>
+      </w:r>
+      <w:r>
+        <w:rPr>
+          <w:rFonts w:asciiTheme="minorHAnsi" w:hAnsiTheme="minorHAnsi"/>
+          <w:sz w:val="24"/>
+          <w:szCs w:val="24"/>
+        </w:rPr>
+        <w:t>nement et de validation)</w:t>
+      </w:r>
+    </w:p>
+    <w:p>
+      <w:pPr>
+        <w:pStyle w:val="p3"/>
+        <w:jc w:val="both"/>
+        <w:rPr>
+          <w:rFonts w:asciiTheme="minorHAnsi" w:hAnsiTheme="minorHAnsi"/>
+          <w:sz w:val="24"/>
+          <w:szCs w:val="24"/>
+        </w:rPr>
+      </w:pPr>
+      <w:r>
+        <w:rPr>
+          <w:rFonts w:asciiTheme="minorHAnsi" w:hAnsiTheme="minorHAnsi"/>
+          <w:sz w:val="24"/>
+          <w:szCs w:val="24"/>
+        </w:rPr>
+        <w:t>|--- latent_space.py (les op</w:t>
+      </w:r>
+      <w:r>
+        <w:rPr>
+          <w:rFonts w:asciiTheme="minorHAnsi" w:hAnsiTheme="minorHAnsi" w:cs="Cambria"/>
+          <w:sz w:val="24"/>
+          <w:szCs w:val="24"/>
+        </w:rPr>
         <w:t>é</w:t>
       </w:r>
       <w:r>
@@ -4948,43 +8005,61 @@
           <w:sz w:val="24"/>
           <w:szCs w:val="24"/>
         </w:rPr>
-        <w:t>er l’environnement)</w:t>
+        <w:t>rations dans l’espace latent : m</w:t>
+      </w:r>
+      <w:r>
+        <w:rPr>
+          <w:rFonts w:asciiTheme="minorHAnsi" w:hAnsiTheme="minorHAnsi" w:cs="Cambria"/>
+          <w:sz w:val="24"/>
+          <w:szCs w:val="24"/>
+        </w:rPr>
+        <w:t>é</w:t>
+      </w:r>
+      <w:r>
+        <w:rPr>
+          <w:rFonts w:asciiTheme="minorHAnsi" w:hAnsiTheme="minorHAnsi"/>
+          <w:sz w:val="24"/>
+          <w:szCs w:val="24"/>
+        </w:rPr>
+        <w:t>langes,…)</w:t>
       </w:r>
     </w:p>
     <w:p>
       <w:pPr>
         <w:pStyle w:val="p3"/>
-        <w:rPr>
-          <w:rFonts w:asciiTheme="minorHAnsi" w:hAnsiTheme="minorHAnsi"/>
-          <w:sz w:val="24"/>
-          <w:szCs w:val="24"/>
-        </w:rPr>
-      </w:pPr>
-      <w:r>
-        <w:rPr>
-          <w:rFonts w:asciiTheme="minorHAnsi" w:hAnsiTheme="minorHAnsi"/>
-          <w:sz w:val="24"/>
-          <w:szCs w:val="24"/>
-        </w:rPr>
-        <w:t xml:space="preserve">|--- </w:t>
-      </w:r>
-      <w:proofErr w:type="spellStart"/>
-      <w:r>
-        <w:rPr>
-          <w:rFonts w:asciiTheme="minorHAnsi" w:hAnsiTheme="minorHAnsi"/>
-          <w:sz w:val="24"/>
-          <w:szCs w:val="24"/>
-        </w:rPr>
-        <w:t>Dockerfile</w:t>
-      </w:r>
-      <w:proofErr w:type="spellEnd"/>
-      <w:r>
-        <w:rPr>
-          <w:rFonts w:asciiTheme="minorHAnsi" w:hAnsiTheme="minorHAnsi"/>
-          <w:sz w:val="24"/>
-          <w:szCs w:val="24"/>
-        </w:rPr>
-        <w:t xml:space="preserve"> (pour lancer le projet sur un autre ordi et </w:t>
+        <w:jc w:val="both"/>
+        <w:rPr>
+          <w:rFonts w:asciiTheme="minorHAnsi" w:hAnsiTheme="minorHAnsi"/>
+          <w:sz w:val="24"/>
+          <w:szCs w:val="24"/>
+        </w:rPr>
+      </w:pPr>
+      <w:r>
+        <w:rPr>
+          <w:rFonts w:asciiTheme="minorHAnsi" w:hAnsiTheme="minorHAnsi"/>
+          <w:sz w:val="24"/>
+          <w:szCs w:val="24"/>
+        </w:rPr>
+        <w:t>|--- app.py (interface graphique)</w:t>
+      </w:r>
+    </w:p>
+    <w:p>
+      <w:pPr>
+        <w:pStyle w:val="p3"/>
+        <w:jc w:val="both"/>
+        <w:rPr>
+          <w:rFonts w:asciiTheme="minorHAnsi" w:hAnsiTheme="minorHAnsi"/>
+          <w:sz w:val="24"/>
+          <w:szCs w:val="24"/>
+        </w:rPr>
+      </w:pPr>
+      <w:r>
+        <w:rPr>
+          <w:rFonts w:asciiTheme="minorHAnsi" w:hAnsiTheme="minorHAnsi"/>
+          <w:sz w:val="24"/>
+          <w:szCs w:val="24"/>
+        </w:rPr>
+        <w:t xml:space="preserve">|--- utils.py (les fonctions qui reviennent un peu partout, pour </w:t>
       </w:r>
       <w:r>
         <w:rPr>
@@ -5000,7 +8075,26 @@
           <w:sz w:val="24"/>
           <w:szCs w:val="24"/>
         </w:rPr>
-        <w:t>viter les probl</w:t>
+        <w:t>viter des mettre partout)</w:t>
+      </w:r>
+    </w:p>
+    <w:p>
+      <w:pPr>
+        <w:pStyle w:val="p3"/>
+        <w:jc w:val="both"/>
+        <w:rPr>
+          <w:rFonts w:asciiTheme="minorHAnsi" w:hAnsiTheme="minorHAnsi"/>
+          <w:sz w:val="24"/>
+          <w:szCs w:val="24"/>
+        </w:rPr>
+      </w:pPr>
+      <w:r>
+        <w:rPr>
+          <w:rFonts w:asciiTheme="minorHAnsi" w:hAnsiTheme="minorHAnsi"/>
+          <w:sz w:val="24"/>
+          <w:szCs w:val="24"/>
+        </w:rPr>
+        <w:t xml:space="preserve">|--- scripts/ (appelle les fonctions de src et fait les grandes </w:t>
       </w:r>
       <w:r>
         <w:rPr>
@@ -5008,903 +8102,127 @@
           <w:sz w:val="24"/>
           <w:szCs w:val="24"/>
         </w:rPr>
-        <w:t>è</w:t>
-      </w:r>
-      <w:r>
-        <w:rPr>
-          <w:rFonts w:asciiTheme="minorHAnsi" w:hAnsiTheme="minorHAnsi"/>
-          <w:sz w:val="24"/>
-          <w:szCs w:val="24"/>
-        </w:rPr>
-        <w:t>mes de versions)</w:t>
+        <w:t>é</w:t>
+      </w:r>
+      <w:r>
+        <w:rPr>
+          <w:rFonts w:asciiTheme="minorHAnsi" w:hAnsiTheme="minorHAnsi"/>
+          <w:sz w:val="24"/>
+          <w:szCs w:val="24"/>
+        </w:rPr>
+        <w:t>tapes)</w:t>
       </w:r>
     </w:p>
     <w:p>
       <w:pPr>
         <w:pStyle w:val="p3"/>
-        <w:rPr>
-          <w:rFonts w:asciiTheme="minorHAnsi" w:hAnsiTheme="minorHAnsi"/>
-          <w:sz w:val="24"/>
-          <w:szCs w:val="24"/>
-        </w:rPr>
-      </w:pPr>
-      <w:r>
-        <w:rPr>
-          <w:rFonts w:asciiTheme="minorHAnsi" w:hAnsiTheme="minorHAnsi"/>
-          <w:sz w:val="24"/>
-          <w:szCs w:val="24"/>
-        </w:rPr>
-        <w:t>|--- main.py (on peut faire un code principal ici)</w:t>
+        <w:jc w:val="both"/>
+        <w:rPr>
+          <w:rFonts w:asciiTheme="minorHAnsi" w:hAnsiTheme="minorHAnsi"/>
+          <w:sz w:val="24"/>
+          <w:szCs w:val="24"/>
+          <w:lang w:val="en-US"/>
+        </w:rPr>
+      </w:pPr>
+      <w:r>
+        <w:rPr>
+          <w:rFonts w:asciiTheme="minorHAnsi" w:hAnsiTheme="minorHAnsi"/>
+          <w:sz w:val="24"/>
+          <w:szCs w:val="24"/>
+          <w:lang w:val="en-US"/>
+        </w:rPr>
+        <w:t>|--- preprocess_</w:t>
       </w:r>
     </w:p>
     <w:p>
       <w:pPr>
         <w:pStyle w:val="p3"/>
-        <w:rPr>
-          <w:rFonts w:asciiTheme="minorHAnsi" w:hAnsiTheme="minorHAnsi"/>
-          <w:sz w:val="24"/>
-          <w:szCs w:val="24"/>
-        </w:rPr>
-      </w:pPr>
-      <w:r>
-        <w:rPr>
-          <w:rFonts w:asciiTheme="minorHAnsi" w:hAnsiTheme="minorHAnsi"/>
-          <w:sz w:val="24"/>
-          <w:szCs w:val="24"/>
-        </w:rPr>
-        <w:t>|</w:t>
+        <w:jc w:val="both"/>
+        <w:rPr>
+          <w:rFonts w:asciiTheme="minorHAnsi" w:hAnsiTheme="minorHAnsi"/>
+          <w:sz w:val="24"/>
+          <w:szCs w:val="24"/>
+          <w:lang w:val="en-US"/>
+        </w:rPr>
+      </w:pPr>
+      <w:r>
+        <w:rPr>
+          <w:rFonts w:asciiTheme="minorHAnsi" w:hAnsiTheme="minorHAnsi"/>
+          <w:sz w:val="24"/>
+          <w:szCs w:val="24"/>
+          <w:lang w:val="en-US"/>
+        </w:rPr>
+        <w:t>data.py (lance le preprocessing)</w:t>
       </w:r>
     </w:p>
     <w:p>
       <w:pPr>
         <w:pStyle w:val="p3"/>
-        <w:rPr>
-          <w:rFonts w:asciiTheme="minorHAnsi" w:hAnsiTheme="minorHAnsi"/>
-          <w:sz w:val="24"/>
-          <w:szCs w:val="24"/>
-        </w:rPr>
-      </w:pPr>
-      <w:r>
-        <w:rPr>
-          <w:rFonts w:asciiTheme="minorHAnsi" w:hAnsiTheme="minorHAnsi"/>
-          <w:sz w:val="24"/>
-          <w:szCs w:val="24"/>
-        </w:rPr>
-        <w:t>|--- data/</w:t>
+        <w:jc w:val="both"/>
+        <w:rPr>
+          <w:rFonts w:asciiTheme="minorHAnsi" w:hAnsiTheme="minorHAnsi"/>
+          <w:sz w:val="24"/>
+          <w:szCs w:val="24"/>
+        </w:rPr>
+      </w:pPr>
+      <w:r>
+        <w:rPr>
+          <w:rFonts w:asciiTheme="minorHAnsi" w:hAnsiTheme="minorHAnsi"/>
+          <w:sz w:val="24"/>
+          <w:szCs w:val="24"/>
+        </w:rPr>
+        <w:t>|--- train_model.py (lance entrainement)</w:t>
       </w:r>
     </w:p>
     <w:p>
       <w:pPr>
         <w:pStyle w:val="p3"/>
-        <w:rPr>
-          <w:rFonts w:asciiTheme="minorHAnsi" w:hAnsiTheme="minorHAnsi"/>
-          <w:sz w:val="24"/>
-          <w:szCs w:val="24"/>
-        </w:rPr>
-      </w:pPr>
-      <w:r>
-        <w:rPr>
-          <w:rFonts w:asciiTheme="minorHAnsi" w:hAnsiTheme="minorHAnsi"/>
-          <w:sz w:val="24"/>
-          <w:szCs w:val="24"/>
-        </w:rPr>
-        <w:t xml:space="preserve">| |--- </w:t>
-      </w:r>
-      <w:proofErr w:type="spellStart"/>
-      <w:r>
-        <w:rPr>
-          <w:rFonts w:asciiTheme="minorHAnsi" w:hAnsiTheme="minorHAnsi"/>
-          <w:sz w:val="24"/>
-          <w:szCs w:val="24"/>
-        </w:rPr>
-        <w:t>raw_data</w:t>
-      </w:r>
-      <w:proofErr w:type="spellEnd"/>
-      <w:r>
-        <w:rPr>
-          <w:rFonts w:asciiTheme="minorHAnsi" w:hAnsiTheme="minorHAnsi"/>
-          <w:sz w:val="24"/>
-          <w:szCs w:val="24"/>
-        </w:rPr>
-        <w:t>/ (images d’origine brutes)</w:t>
-      </w:r>
-    </w:p>
-    <w:p>
-      <w:pPr>
-        <w:pStyle w:val="p3"/>
-        <w:rPr>
-          <w:rFonts w:asciiTheme="minorHAnsi" w:hAnsiTheme="minorHAnsi"/>
-          <w:sz w:val="24"/>
-          <w:szCs w:val="24"/>
-        </w:rPr>
-      </w:pPr>
-      <w:r>
-        <w:rPr>
-          <w:rFonts w:asciiTheme="minorHAnsi" w:hAnsiTheme="minorHAnsi"/>
-          <w:sz w:val="24"/>
-          <w:szCs w:val="24"/>
-        </w:rPr>
-        <w:t xml:space="preserve">| |--- </w:t>
-      </w:r>
-      <w:proofErr w:type="spellStart"/>
-      <w:r>
-        <w:rPr>
-          <w:rFonts w:asciiTheme="minorHAnsi" w:hAnsiTheme="minorHAnsi"/>
-          <w:sz w:val="24"/>
-          <w:szCs w:val="24"/>
-        </w:rPr>
-        <w:t>processed_data</w:t>
-      </w:r>
-      <w:proofErr w:type="spellEnd"/>
-      <w:r>
-        <w:rPr>
-          <w:rFonts w:asciiTheme="minorHAnsi" w:hAnsiTheme="minorHAnsi"/>
-          <w:sz w:val="24"/>
-          <w:szCs w:val="24"/>
-        </w:rPr>
-        <w:t xml:space="preserve">/ (pour </w:t>
-      </w:r>
-      <w:r>
-        <w:rPr>
-          <w:rFonts w:asciiTheme="minorHAnsi" w:hAnsiTheme="minorHAnsi" w:cs="Cambria"/>
-          <w:sz w:val="24"/>
-          <w:szCs w:val="24"/>
-        </w:rPr>
-        <w:t>é</w:t>
-      </w:r>
-      <w:r>
-        <w:rPr>
-          <w:rFonts w:asciiTheme="minorHAnsi" w:hAnsiTheme="minorHAnsi"/>
-          <w:sz w:val="24"/>
-          <w:szCs w:val="24"/>
-        </w:rPr>
-        <w:t xml:space="preserve">viter de refaire le </w:t>
-      </w:r>
-      <w:proofErr w:type="spellStart"/>
-      <w:r>
-        <w:rPr>
-          <w:rFonts w:asciiTheme="minorHAnsi" w:hAnsiTheme="minorHAnsi"/>
-          <w:sz w:val="24"/>
-          <w:szCs w:val="24"/>
-        </w:rPr>
-        <w:t>preprocessing</w:t>
-      </w:r>
-      <w:proofErr w:type="spellEnd"/>
-      <w:r>
-        <w:rPr>
-          <w:rFonts w:asciiTheme="minorHAnsi" w:hAnsiTheme="minorHAnsi"/>
-          <w:sz w:val="24"/>
-          <w:szCs w:val="24"/>
-        </w:rPr>
-        <w:t xml:space="preserve"> </w:t>
-      </w:r>
-      <w:r>
-        <w:rPr>
-          <w:rFonts w:asciiTheme="minorHAnsi" w:hAnsiTheme="minorHAnsi" w:cs="Cambria"/>
-          <w:sz w:val="24"/>
-          <w:szCs w:val="24"/>
-        </w:rPr>
-        <w:t>à</w:t>
-      </w:r>
-      <w:r>
-        <w:rPr>
-          <w:rFonts w:asciiTheme="minorHAnsi" w:hAnsiTheme="minorHAnsi"/>
-          <w:sz w:val="24"/>
-          <w:szCs w:val="24"/>
-        </w:rPr>
-        <w:t xml:space="preserve"> chaque fois, les garder)</w:t>
-      </w:r>
-    </w:p>
-    <w:p>
-      <w:pPr>
-        <w:pStyle w:val="p3"/>
-        <w:rPr>
-          <w:rFonts w:asciiTheme="minorHAnsi" w:hAnsiTheme="minorHAnsi"/>
-          <w:sz w:val="24"/>
-          <w:szCs w:val="24"/>
-        </w:rPr>
-      </w:pPr>
-      <w:r>
-        <w:rPr>
-          <w:rFonts w:asciiTheme="minorHAnsi" w:hAnsiTheme="minorHAnsi"/>
-          <w:sz w:val="24"/>
-          <w:szCs w:val="24"/>
-        </w:rPr>
-        <w:t>| --- checkpoints/ (contient les poids du mod</w:t>
-      </w:r>
-      <w:r>
-        <w:rPr>
-          <w:rFonts w:asciiTheme="minorHAnsi" w:hAnsiTheme="minorHAnsi" w:cs="Cambria"/>
-          <w:sz w:val="24"/>
-          <w:szCs w:val="24"/>
-        </w:rPr>
-        <w:t>è</w:t>
-      </w:r>
-      <w:r>
-        <w:rPr>
-          <w:rFonts w:asciiTheme="minorHAnsi" w:hAnsiTheme="minorHAnsi"/>
-          <w:sz w:val="24"/>
-          <w:szCs w:val="24"/>
-        </w:rPr>
-        <w:t>le VAE sauvegard</w:t>
-      </w:r>
-      <w:r>
-        <w:rPr>
-          <w:rFonts w:asciiTheme="minorHAnsi" w:hAnsiTheme="minorHAnsi" w:cs="Cambria"/>
-          <w:sz w:val="24"/>
-          <w:szCs w:val="24"/>
-        </w:rPr>
-        <w:t>é</w:t>
-      </w:r>
-      <w:r>
-        <w:rPr>
-          <w:rFonts w:asciiTheme="minorHAnsi" w:hAnsiTheme="minorHAnsi"/>
-          <w:sz w:val="24"/>
-          <w:szCs w:val="24"/>
-        </w:rPr>
-        <w:t xml:space="preserve">s pdt entrainement, comme </w:t>
-      </w:r>
-      <w:r>
-        <w:rPr>
-          <w:rFonts w:asciiTheme="minorHAnsi" w:hAnsiTheme="minorHAnsi" w:cs="Cambria"/>
-          <w:sz w:val="24"/>
-          <w:szCs w:val="24"/>
-        </w:rPr>
-        <w:t>ç</w:t>
-      </w:r>
-      <w:r>
-        <w:rPr>
-          <w:rFonts w:asciiTheme="minorHAnsi" w:hAnsiTheme="minorHAnsi"/>
-          <w:sz w:val="24"/>
-          <w:szCs w:val="24"/>
-        </w:rPr>
-        <w:t>a application pourra</w:t>
-      </w:r>
-    </w:p>
-    <w:p>
-      <w:pPr>
-        <w:pStyle w:val="p3"/>
-        <w:rPr>
-          <w:rFonts w:asciiTheme="minorHAnsi" w:hAnsiTheme="minorHAnsi"/>
-          <w:sz w:val="24"/>
-          <w:szCs w:val="24"/>
-        </w:rPr>
-      </w:pPr>
-      <w:proofErr w:type="gramStart"/>
-      <w:r>
-        <w:rPr>
-          <w:rFonts w:asciiTheme="minorHAnsi" w:hAnsiTheme="minorHAnsi"/>
-          <w:sz w:val="24"/>
-          <w:szCs w:val="24"/>
-        </w:rPr>
-        <w:t>directement</w:t>
-      </w:r>
-      <w:proofErr w:type="gramEnd"/>
-      <w:r>
-        <w:rPr>
-          <w:rFonts w:asciiTheme="minorHAnsi" w:hAnsiTheme="minorHAnsi"/>
-          <w:sz w:val="24"/>
-          <w:szCs w:val="24"/>
-        </w:rPr>
-        <w:t xml:space="preserve"> reprendre ces poids pour g</w:t>
-      </w:r>
-      <w:r>
-        <w:rPr>
-          <w:rFonts w:asciiTheme="minorHAnsi" w:hAnsiTheme="minorHAnsi" w:cs="Cambria"/>
-          <w:sz w:val="24"/>
-          <w:szCs w:val="24"/>
-        </w:rPr>
-        <w:t>é</w:t>
-      </w:r>
-      <w:r>
-        <w:rPr>
-          <w:rFonts w:asciiTheme="minorHAnsi" w:hAnsiTheme="minorHAnsi"/>
-          <w:sz w:val="24"/>
-          <w:szCs w:val="24"/>
-        </w:rPr>
-        <w:t>n</w:t>
-      </w:r>
-      <w:r>
-        <w:rPr>
-          <w:rFonts w:asciiTheme="minorHAnsi" w:hAnsiTheme="minorHAnsi" w:cs="Cambria"/>
-          <w:sz w:val="24"/>
-          <w:szCs w:val="24"/>
-        </w:rPr>
-        <w:t>é</w:t>
-      </w:r>
-      <w:r>
-        <w:rPr>
-          <w:rFonts w:asciiTheme="minorHAnsi" w:hAnsiTheme="minorHAnsi"/>
-          <w:sz w:val="24"/>
-          <w:szCs w:val="24"/>
-        </w:rPr>
-        <w:t>rer les images)</w:t>
-      </w:r>
-    </w:p>
-    <w:p>
-      <w:pPr>
-        <w:pStyle w:val="p3"/>
-        <w:rPr>
-          <w:rFonts w:asciiTheme="minorHAnsi" w:hAnsiTheme="minorHAnsi"/>
-          <w:sz w:val="24"/>
-          <w:szCs w:val="24"/>
-        </w:rPr>
-      </w:pPr>
-      <w:r>
-        <w:rPr>
-          <w:rFonts w:asciiTheme="minorHAnsi" w:hAnsiTheme="minorHAnsi"/>
-          <w:sz w:val="24"/>
-          <w:szCs w:val="24"/>
-        </w:rPr>
-        <w:t>|</w:t>
-      </w:r>
-    </w:p>
-    <w:p>
-      <w:pPr>
-        <w:pStyle w:val="p3"/>
-        <w:rPr>
-          <w:rFonts w:asciiTheme="minorHAnsi" w:hAnsiTheme="minorHAnsi"/>
-          <w:sz w:val="24"/>
-          <w:szCs w:val="24"/>
-        </w:rPr>
-      </w:pPr>
-      <w:r>
-        <w:rPr>
-          <w:rFonts w:asciiTheme="minorHAnsi" w:hAnsiTheme="minorHAnsi"/>
-          <w:sz w:val="24"/>
-          <w:szCs w:val="24"/>
-        </w:rPr>
-        <w:t>|---outputs/ (r</w:t>
-      </w:r>
-      <w:r>
-        <w:rPr>
-          <w:rFonts w:asciiTheme="minorHAnsi" w:hAnsiTheme="minorHAnsi" w:cs="Cambria"/>
-          <w:sz w:val="24"/>
-          <w:szCs w:val="24"/>
-        </w:rPr>
-        <w:t>é</w:t>
-      </w:r>
-      <w:r>
-        <w:rPr>
-          <w:rFonts w:asciiTheme="minorHAnsi" w:hAnsiTheme="minorHAnsi"/>
-          <w:sz w:val="24"/>
-          <w:szCs w:val="24"/>
-        </w:rPr>
-        <w:t>sultats g</w:t>
-      </w:r>
-      <w:r>
-        <w:rPr>
-          <w:rFonts w:asciiTheme="minorHAnsi" w:hAnsiTheme="minorHAnsi" w:cs="Cambria"/>
-          <w:sz w:val="24"/>
-          <w:szCs w:val="24"/>
-        </w:rPr>
-        <w:t>é</w:t>
-      </w:r>
-      <w:r>
-        <w:rPr>
-          <w:rFonts w:asciiTheme="minorHAnsi" w:hAnsiTheme="minorHAnsi"/>
-          <w:sz w:val="24"/>
-          <w:szCs w:val="24"/>
-        </w:rPr>
-        <w:t>n</w:t>
-      </w:r>
-      <w:r>
-        <w:rPr>
-          <w:rFonts w:asciiTheme="minorHAnsi" w:hAnsiTheme="minorHAnsi" w:cs="Cambria"/>
-          <w:sz w:val="24"/>
-          <w:szCs w:val="24"/>
-        </w:rPr>
-        <w:t>é</w:t>
-      </w:r>
-      <w:r>
-        <w:rPr>
-          <w:rFonts w:asciiTheme="minorHAnsi" w:hAnsiTheme="minorHAnsi"/>
-          <w:sz w:val="24"/>
-          <w:szCs w:val="24"/>
-        </w:rPr>
-        <w:t>r</w:t>
-      </w:r>
-      <w:r>
-        <w:rPr>
-          <w:rFonts w:asciiTheme="minorHAnsi" w:hAnsiTheme="minorHAnsi" w:cs="Cambria"/>
-          <w:sz w:val="24"/>
-          <w:szCs w:val="24"/>
-        </w:rPr>
-        <w:t>é</w:t>
-      </w:r>
-      <w:r>
-        <w:rPr>
-          <w:rFonts w:asciiTheme="minorHAnsi" w:hAnsiTheme="minorHAnsi"/>
-          <w:sz w:val="24"/>
-          <w:szCs w:val="24"/>
-        </w:rPr>
-        <w:t xml:space="preserve">s, : reconstruction, interpolation, </w:t>
-      </w:r>
-      <w:proofErr w:type="gramStart"/>
-      <w:r>
-        <w:rPr>
-          <w:rFonts w:asciiTheme="minorHAnsi" w:hAnsiTheme="minorHAnsi"/>
-          <w:sz w:val="24"/>
-          <w:szCs w:val="24"/>
-        </w:rPr>
-        <w:t>m</w:t>
-      </w:r>
-      <w:r>
-        <w:rPr>
-          <w:rFonts w:asciiTheme="minorHAnsi" w:hAnsiTheme="minorHAnsi" w:cs="Cambria"/>
-          <w:sz w:val="24"/>
-          <w:szCs w:val="24"/>
-        </w:rPr>
-        <w:t>é</w:t>
-      </w:r>
-      <w:r>
-        <w:rPr>
-          <w:rFonts w:asciiTheme="minorHAnsi" w:hAnsiTheme="minorHAnsi"/>
-          <w:sz w:val="24"/>
-          <w:szCs w:val="24"/>
-        </w:rPr>
-        <w:t>langes,…</w:t>
-      </w:r>
-      <w:proofErr w:type="gramEnd"/>
-      <w:r>
-        <w:rPr>
-          <w:rFonts w:asciiTheme="minorHAnsi" w:hAnsiTheme="minorHAnsi"/>
-          <w:sz w:val="24"/>
-          <w:szCs w:val="24"/>
-        </w:rPr>
-        <w:t>)</w:t>
-      </w:r>
-    </w:p>
-    <w:p>
-      <w:pPr>
-        <w:pStyle w:val="p3"/>
-        <w:rPr>
-          <w:rFonts w:asciiTheme="minorHAnsi" w:hAnsiTheme="minorHAnsi"/>
-          <w:sz w:val="24"/>
-          <w:szCs w:val="24"/>
-        </w:rPr>
-      </w:pPr>
-      <w:r>
-        <w:rPr>
-          <w:rFonts w:asciiTheme="minorHAnsi" w:hAnsiTheme="minorHAnsi"/>
-          <w:sz w:val="24"/>
-          <w:szCs w:val="24"/>
-        </w:rPr>
-        <w:t>|--- source/ (code interne, juste les fonctions)</w:t>
-      </w:r>
-    </w:p>
-    <w:p>
-      <w:pPr>
-        <w:pStyle w:val="p3"/>
-        <w:rPr>
-          <w:rFonts w:asciiTheme="minorHAnsi" w:hAnsiTheme="minorHAnsi"/>
-          <w:sz w:val="24"/>
-          <w:szCs w:val="24"/>
-        </w:rPr>
-      </w:pPr>
-      <w:r>
-        <w:rPr>
-          <w:rFonts w:asciiTheme="minorHAnsi" w:hAnsiTheme="minorHAnsi"/>
-          <w:sz w:val="24"/>
-          <w:szCs w:val="24"/>
-        </w:rPr>
-        <w:t>|--- preprocessing.py (ce qui pr</w:t>
-      </w:r>
-      <w:r>
-        <w:rPr>
-          <w:rFonts w:asciiTheme="minorHAnsi" w:hAnsiTheme="minorHAnsi" w:cs="Cambria"/>
-          <w:sz w:val="24"/>
-          <w:szCs w:val="24"/>
-        </w:rPr>
-        <w:t>é</w:t>
-      </w:r>
-      <w:r>
-        <w:rPr>
-          <w:rFonts w:asciiTheme="minorHAnsi" w:hAnsiTheme="minorHAnsi"/>
-          <w:sz w:val="24"/>
-          <w:szCs w:val="24"/>
-        </w:rPr>
-        <w:t xml:space="preserve">pare les images : lecture, </w:t>
-      </w:r>
-      <w:proofErr w:type="gramStart"/>
-      <w:r>
-        <w:rPr>
-          <w:rFonts w:asciiTheme="minorHAnsi" w:hAnsiTheme="minorHAnsi"/>
-          <w:sz w:val="24"/>
-          <w:szCs w:val="24"/>
-        </w:rPr>
-        <w:t>conversions,..</w:t>
-      </w:r>
-      <w:proofErr w:type="gramEnd"/>
-      <w:r>
-        <w:rPr>
-          <w:rFonts w:asciiTheme="minorHAnsi" w:hAnsiTheme="minorHAnsi"/>
-          <w:sz w:val="24"/>
-          <w:szCs w:val="24"/>
-        </w:rPr>
-        <w:t>)</w:t>
-      </w:r>
-    </w:p>
-    <w:p>
-      <w:pPr>
-        <w:pStyle w:val="p3"/>
-        <w:rPr>
-          <w:rFonts w:asciiTheme="minorHAnsi" w:hAnsiTheme="minorHAnsi"/>
-          <w:sz w:val="24"/>
-          <w:szCs w:val="24"/>
-        </w:rPr>
-      </w:pPr>
-      <w:r>
-        <w:rPr>
-          <w:rFonts w:asciiTheme="minorHAnsi" w:hAnsiTheme="minorHAnsi"/>
-          <w:sz w:val="24"/>
-          <w:szCs w:val="24"/>
-        </w:rPr>
-        <w:t>|--- dataset.py (</w:t>
-      </w:r>
-    </w:p>
-    <w:p>
-      <w:pPr>
-        <w:pStyle w:val="p3"/>
-        <w:rPr>
-          <w:rFonts w:asciiTheme="minorHAnsi" w:hAnsiTheme="minorHAnsi"/>
-          <w:sz w:val="24"/>
-          <w:szCs w:val="24"/>
-        </w:rPr>
-      </w:pPr>
-      <w:r>
-        <w:rPr>
-          <w:rFonts w:asciiTheme="minorHAnsi" w:hAnsiTheme="minorHAnsi"/>
-          <w:sz w:val="24"/>
-          <w:szCs w:val="24"/>
-        </w:rPr>
-        <w:t>|--- vae_model.py (contient encodeur, d</w:t>
-      </w:r>
-      <w:r>
-        <w:rPr>
-          <w:rFonts w:asciiTheme="minorHAnsi" w:hAnsiTheme="minorHAnsi" w:cs="Cambria"/>
-          <w:sz w:val="24"/>
-          <w:szCs w:val="24"/>
-        </w:rPr>
-        <w:t>é</w:t>
-      </w:r>
-      <w:r>
-        <w:rPr>
-          <w:rFonts w:asciiTheme="minorHAnsi" w:hAnsiTheme="minorHAnsi"/>
-          <w:sz w:val="24"/>
-          <w:szCs w:val="24"/>
-        </w:rPr>
-        <w:t xml:space="preserve">codeur, </w:t>
-      </w:r>
-      <w:proofErr w:type="spellStart"/>
-      <w:proofErr w:type="gramStart"/>
-      <w:r>
-        <w:rPr>
-          <w:rFonts w:asciiTheme="minorHAnsi" w:hAnsiTheme="minorHAnsi"/>
-          <w:sz w:val="24"/>
-          <w:szCs w:val="24"/>
-        </w:rPr>
-        <w:t>loss</w:t>
-      </w:r>
-      <w:proofErr w:type="spellEnd"/>
-      <w:r>
-        <w:rPr>
-          <w:rFonts w:asciiTheme="minorHAnsi" w:hAnsiTheme="minorHAnsi"/>
-          <w:sz w:val="24"/>
-          <w:szCs w:val="24"/>
-        </w:rPr>
-        <w:t>,..</w:t>
-      </w:r>
-      <w:proofErr w:type="gramEnd"/>
-      <w:r>
-        <w:rPr>
-          <w:rFonts w:asciiTheme="minorHAnsi" w:hAnsiTheme="minorHAnsi"/>
-          <w:sz w:val="24"/>
-          <w:szCs w:val="24"/>
-        </w:rPr>
-        <w:t>)</w:t>
-      </w:r>
-    </w:p>
-    <w:p>
-      <w:pPr>
-        <w:pStyle w:val="p3"/>
-        <w:rPr>
-          <w:rFonts w:asciiTheme="minorHAnsi" w:hAnsiTheme="minorHAnsi"/>
-          <w:sz w:val="24"/>
-          <w:szCs w:val="24"/>
-        </w:rPr>
-      </w:pPr>
-      <w:r>
-        <w:rPr>
-          <w:rFonts w:asciiTheme="minorHAnsi" w:hAnsiTheme="minorHAnsi"/>
-          <w:sz w:val="24"/>
-          <w:szCs w:val="24"/>
-        </w:rPr>
-        <w:t>|--- train.py (contient les boucles d’entra</w:t>
-      </w:r>
-      <w:r>
-        <w:rPr>
-          <w:rFonts w:asciiTheme="minorHAnsi" w:hAnsiTheme="minorHAnsi" w:cs="Cambria"/>
-          <w:sz w:val="24"/>
-          <w:szCs w:val="24"/>
-        </w:rPr>
-        <w:t>î</w:t>
-      </w:r>
-      <w:r>
-        <w:rPr>
-          <w:rFonts w:asciiTheme="minorHAnsi" w:hAnsiTheme="minorHAnsi"/>
-          <w:sz w:val="24"/>
-          <w:szCs w:val="24"/>
-        </w:rPr>
-        <w:t>nement et de validation)</w:t>
-      </w:r>
-    </w:p>
-    <w:p>
-      <w:pPr>
-        <w:pStyle w:val="p3"/>
-        <w:rPr>
-          <w:rFonts w:asciiTheme="minorHAnsi" w:hAnsiTheme="minorHAnsi"/>
-          <w:sz w:val="24"/>
-          <w:szCs w:val="24"/>
-        </w:rPr>
-      </w:pPr>
-      <w:r>
-        <w:rPr>
-          <w:rFonts w:asciiTheme="minorHAnsi" w:hAnsiTheme="minorHAnsi"/>
-          <w:sz w:val="24"/>
-          <w:szCs w:val="24"/>
-        </w:rPr>
-        <w:t>|--- latent_space.py (les op</w:t>
-      </w:r>
-      <w:r>
-        <w:rPr>
-          <w:rFonts w:asciiTheme="minorHAnsi" w:hAnsiTheme="minorHAnsi" w:cs="Cambria"/>
-          <w:sz w:val="24"/>
-          <w:szCs w:val="24"/>
-        </w:rPr>
-        <w:t>é</w:t>
-      </w:r>
-      <w:r>
-        <w:rPr>
-          <w:rFonts w:asciiTheme="minorHAnsi" w:hAnsiTheme="minorHAnsi"/>
-          <w:sz w:val="24"/>
-          <w:szCs w:val="24"/>
-        </w:rPr>
-        <w:t xml:space="preserve">rations dans l’espace latent : </w:t>
-      </w:r>
-      <w:proofErr w:type="gramStart"/>
-      <w:r>
-        <w:rPr>
-          <w:rFonts w:asciiTheme="minorHAnsi" w:hAnsiTheme="minorHAnsi"/>
-          <w:sz w:val="24"/>
-          <w:szCs w:val="24"/>
-        </w:rPr>
-        <w:t>m</w:t>
-      </w:r>
-      <w:r>
-        <w:rPr>
-          <w:rFonts w:asciiTheme="minorHAnsi" w:hAnsiTheme="minorHAnsi" w:cs="Cambria"/>
-          <w:sz w:val="24"/>
-          <w:szCs w:val="24"/>
-        </w:rPr>
-        <w:t>é</w:t>
-      </w:r>
-      <w:r>
-        <w:rPr>
-          <w:rFonts w:asciiTheme="minorHAnsi" w:hAnsiTheme="minorHAnsi"/>
-          <w:sz w:val="24"/>
-          <w:szCs w:val="24"/>
-        </w:rPr>
-        <w:t>langes,…</w:t>
-      </w:r>
-      <w:proofErr w:type="gramEnd"/>
-      <w:r>
-        <w:rPr>
-          <w:rFonts w:asciiTheme="minorHAnsi" w:hAnsiTheme="minorHAnsi"/>
-          <w:sz w:val="24"/>
-          <w:szCs w:val="24"/>
-        </w:rPr>
-        <w:t>)</w:t>
-      </w:r>
-    </w:p>
-    <w:p>
-      <w:pPr>
-        <w:pStyle w:val="p3"/>
-        <w:rPr>
-          <w:rFonts w:asciiTheme="minorHAnsi" w:hAnsiTheme="minorHAnsi"/>
-          <w:sz w:val="24"/>
-          <w:szCs w:val="24"/>
-        </w:rPr>
-      </w:pPr>
-      <w:r>
-        <w:rPr>
-          <w:rFonts w:asciiTheme="minorHAnsi" w:hAnsiTheme="minorHAnsi"/>
-          <w:sz w:val="24"/>
-          <w:szCs w:val="24"/>
-        </w:rPr>
-        <w:t>|--- app.py (interface graphique)</w:t>
-      </w:r>
-    </w:p>
-    <w:p>
-      <w:pPr>
-        <w:pStyle w:val="p3"/>
-        <w:rPr>
-          <w:rFonts w:asciiTheme="minorHAnsi" w:hAnsiTheme="minorHAnsi"/>
-          <w:sz w:val="24"/>
-          <w:szCs w:val="24"/>
-        </w:rPr>
-      </w:pPr>
-      <w:r>
-        <w:rPr>
-          <w:rFonts w:asciiTheme="minorHAnsi" w:hAnsiTheme="minorHAnsi"/>
-          <w:sz w:val="24"/>
-          <w:szCs w:val="24"/>
-        </w:rPr>
-        <w:t xml:space="preserve">|--- utils.py (les fonctions qui reviennent un peu partout, pour </w:t>
-      </w:r>
-      <w:r>
-        <w:rPr>
-          <w:rFonts w:asciiTheme="minorHAnsi" w:hAnsiTheme="minorHAnsi" w:cs="Cambria"/>
-          <w:sz w:val="24"/>
-          <w:szCs w:val="24"/>
-        </w:rPr>
-        <w:t>é</w:t>
-      </w:r>
-      <w:r>
-        <w:rPr>
-          <w:rFonts w:asciiTheme="minorHAnsi" w:hAnsiTheme="minorHAnsi"/>
-          <w:sz w:val="24"/>
-          <w:szCs w:val="24"/>
-        </w:rPr>
-        <w:t>viter des mettre partout)</w:t>
-      </w:r>
-    </w:p>
-    <w:p>
-      <w:pPr>
-        <w:pStyle w:val="p3"/>
-        <w:rPr>
-          <w:rFonts w:asciiTheme="minorHAnsi" w:hAnsiTheme="minorHAnsi"/>
-          <w:sz w:val="24"/>
-          <w:szCs w:val="24"/>
-        </w:rPr>
-      </w:pPr>
-      <w:r>
-        <w:rPr>
-          <w:rFonts w:asciiTheme="minorHAnsi" w:hAnsiTheme="minorHAnsi"/>
-          <w:sz w:val="24"/>
-          <w:szCs w:val="24"/>
-        </w:rPr>
-        <w:t xml:space="preserve">|--- scripts/ (appelle les fonctions de src et fait les grandes </w:t>
-      </w:r>
-      <w:r>
-        <w:rPr>
-          <w:rFonts w:asciiTheme="minorHAnsi" w:hAnsiTheme="minorHAnsi" w:cs="Cambria"/>
-          <w:sz w:val="24"/>
-          <w:szCs w:val="24"/>
-        </w:rPr>
-        <w:t>é</w:t>
-      </w:r>
-      <w:r>
-        <w:rPr>
-          <w:rFonts w:asciiTheme="minorHAnsi" w:hAnsiTheme="minorHAnsi"/>
-          <w:sz w:val="24"/>
-          <w:szCs w:val="24"/>
-        </w:rPr>
-        <w:t>tapes)</w:t>
-      </w:r>
-    </w:p>
-    <w:p>
-      <w:pPr>
-        <w:pStyle w:val="p3"/>
-        <w:rPr>
-          <w:rFonts w:asciiTheme="minorHAnsi" w:hAnsiTheme="minorHAnsi"/>
-          <w:sz w:val="24"/>
-          <w:szCs w:val="24"/>
-        </w:rPr>
-      </w:pPr>
-      <w:r>
-        <w:rPr>
-          <w:rFonts w:asciiTheme="minorHAnsi" w:hAnsiTheme="minorHAnsi"/>
-          <w:sz w:val="24"/>
-          <w:szCs w:val="24"/>
-        </w:rPr>
-        <w:t xml:space="preserve">|--- </w:t>
-      </w:r>
-      <w:proofErr w:type="spellStart"/>
-      <w:r>
-        <w:rPr>
-          <w:rFonts w:asciiTheme="minorHAnsi" w:hAnsiTheme="minorHAnsi"/>
-          <w:sz w:val="24"/>
-          <w:szCs w:val="24"/>
-        </w:rPr>
-        <w:t>preprocess</w:t>
-      </w:r>
-      <w:proofErr w:type="spellEnd"/>
-      <w:r>
-        <w:rPr>
-          <w:rFonts w:asciiTheme="minorHAnsi" w:hAnsiTheme="minorHAnsi"/>
-          <w:sz w:val="24"/>
-          <w:szCs w:val="24"/>
-        </w:rPr>
-        <w:t>_</w:t>
-      </w:r>
-    </w:p>
-    <w:p>
-      <w:pPr>
-        <w:pStyle w:val="p3"/>
-        <w:rPr>
-          <w:rFonts w:asciiTheme="minorHAnsi" w:hAnsiTheme="minorHAnsi"/>
-          <w:sz w:val="24"/>
-          <w:szCs w:val="24"/>
-        </w:rPr>
-      </w:pPr>
-      <w:r>
-        <w:rPr>
-          <w:rFonts w:asciiTheme="minorHAnsi" w:hAnsiTheme="minorHAnsi"/>
-          <w:sz w:val="24"/>
-          <w:szCs w:val="24"/>
-        </w:rPr>
-        <w:t xml:space="preserve">data.py (lance le </w:t>
-      </w:r>
-      <w:proofErr w:type="spellStart"/>
-      <w:r>
-        <w:rPr>
-          <w:rFonts w:asciiTheme="minorHAnsi" w:hAnsiTheme="minorHAnsi"/>
-          <w:sz w:val="24"/>
-          <w:szCs w:val="24"/>
-        </w:rPr>
-        <w:t>preprocessing</w:t>
-      </w:r>
-      <w:proofErr w:type="spellEnd"/>
-      <w:r>
-        <w:rPr>
-          <w:rFonts w:asciiTheme="minorHAnsi" w:hAnsiTheme="minorHAnsi"/>
-          <w:sz w:val="24"/>
-          <w:szCs w:val="24"/>
-        </w:rPr>
-        <w:t>)</w:t>
-      </w:r>
-    </w:p>
-    <w:p>
-      <w:pPr>
-        <w:pStyle w:val="p3"/>
-        <w:rPr>
-          <w:rFonts w:asciiTheme="minorHAnsi" w:hAnsiTheme="minorHAnsi"/>
-          <w:sz w:val="24"/>
-          <w:szCs w:val="24"/>
-        </w:rPr>
-      </w:pPr>
-      <w:r>
-        <w:rPr>
-          <w:rFonts w:asciiTheme="minorHAnsi" w:hAnsiTheme="minorHAnsi"/>
-          <w:sz w:val="24"/>
-          <w:szCs w:val="24"/>
-        </w:rPr>
-        <w:t>|--- train_model.py (lance entrainement)</w:t>
-      </w:r>
-    </w:p>
-    <w:p>
-      <w:pPr>
-        <w:pStyle w:val="p3"/>
-        <w:rPr>
-          <w:rFonts w:asciiTheme="minorHAnsi" w:hAnsiTheme="minorHAnsi"/>
-          <w:sz w:val="24"/>
-          <w:szCs w:val="24"/>
-        </w:rPr>
-      </w:pPr>
-      <w:r>
-        <w:rPr>
-          <w:rFonts w:asciiTheme="minorHAnsi" w:hAnsiTheme="minorHAnsi"/>
-          <w:sz w:val="24"/>
-          <w:szCs w:val="24"/>
+        <w:jc w:val="both"/>
+        <w:rPr>
+          <w:rFonts w:asciiTheme="minorHAnsi" w:hAnsiTheme="minorHAnsi"/>
+          <w:sz w:val="24"/>
+          <w:szCs w:val="24"/>
+          <w:lang w:val="en-US"/>
+        </w:rPr>
+      </w:pPr>
+      <w:r>
+        <w:rPr>
+          <w:rFonts w:asciiTheme="minorHAnsi" w:hAnsiTheme="minorHAnsi"/>
+          <w:sz w:val="24"/>
+          <w:szCs w:val="24"/>
+          <w:lang w:val="en-US"/>
         </w:rPr>
         <w:t>|--- launching_app.py (lance application)</w:t>
       </w:r>
     </w:p>
-    <w:p/>
-    <w:p/>
-    <w:p/>
-    <w:p>
+    <w:p>
+      <w:pPr>
+        <w:jc w:val="both"/>
+        <w:rPr>
+          <w:lang w:val="en-US"/>
+        </w:rPr>
+      </w:pPr>
+    </w:p>
+    <w:p>
+      <w:pPr>
+        <w:jc w:val="both"/>
+        <w:rPr>
+          <w:lang w:val="en-US"/>
+        </w:rPr>
+      </w:pPr>
+    </w:p>
+    <w:p>
+      <w:pPr>
+        <w:jc w:val="both"/>
+        <w:rPr>
+          <w:lang w:val="en-US"/>
+        </w:rPr>
+      </w:pPr>
+    </w:p>
+    <w:p>
+      <w:pPr>
+        <w:jc w:val="both"/>
+      </w:pPr>
       <w:r>
         <w:t xml:space="preserve">Les choses à faire encore : </w:t>
       </w:r>
@@ -5967,6 +8285,11 @@
         <w:docPartUnique/>
       </w:docPartObj>
     </w:sdtPr>
+    <w:sdtEndPr>
+      <w:rPr>
+        <w:rStyle w:val="Numrodepage"/>
+      </w:rPr>
+    </w:sdtEndPr>
     <w:sdtContent>
       <w:p>
         <w:pPr>
@@ -6025,6 +8348,11 @@
         <w:docPartUnique/>
       </w:docPartObj>
     </w:sdtPr>
+    <w:sdtEndPr>
+      <w:rPr>
+        <w:rStyle w:val="Numrodepage"/>
+      </w:rPr>
+    </w:sdtEndPr>
     <w:sdtContent>
       <w:p>
         <w:pPr>
@@ -6105,6 +8433,118 @@
 <file path=word/numbering.xml><?xml version="1.0" encoding="utf-8"?>
 <w:numbering xmlns:wpc="http://schemas.microsoft.com/office/word/2010/wordprocessingCanvas" xmlns:cx="http://schemas.microsoft.com/office/drawing/2014/chartex" xmlns:cx1="http://schemas.microsoft.com/office/drawing/2015/9/8/chartex" xmlns:cx2="http://schemas.microsoft.com/office/drawing/2015/10/21/chartex" xmlns:cx3="http://schemas.microsoft.com/office/drawing/2016/5/9/chartex" xmlns:cx4="http://schemas.microsoft.com/office/drawing/2016/5/10/chartex" xmlns:cx5="http://schemas.microsoft.com/office/drawing/2016/5/11/chartex" xmlns:cx6="http://schemas.microsoft.com/office/drawing/2016/5/12/chartex" xmlns:cx7="http://schemas.microsoft.com/office/drawing/2016/5/13/chartex" xmlns:cx8="http://schemas.microsoft.com/office/drawing/2016/5/14/chartex" xmlns:mc="http://schemas.openxmlformats.org/markup-compatibility/2006" xmlns:aink="http://schemas.microsoft.com/office/drawing/2016/ink" xmlns:am3d="http://schemas.microsoft.com/office/drawing/2017/model3d" xmlns:o="urn:schemas-microsoft-com:office:office" xmlns:oel="http://schemas.microsoft.com/office/2019/extlst" xmlns:r="http://schemas.openxmlformats.org/officeDocument/2006/relationships" xmlns:m="http://schemas.openxmlformats.org/officeDocument/2006/math" xmlns:v="urn:schemas-microsoft-com:vml" xmlns:wp14="http://schemas.microsoft.com/office/word/2010/wordprocessingDrawing" xmlns:wp="http://schemas.openxmlformats.org/drawingml/2006/wordprocessingDrawing" xmlns:w10="urn:schemas-microsoft-com:office:word" xmlns:w="http://schemas.openxmlformats.org/wordprocessingml/2006/main" xmlns:w14="http://schemas.microsoft.com/office/word/2010/wordml" xmlns:w15="http://schemas.microsoft.com/office/word/2012/wordml" xmlns:w16cex="http://schemas.microsoft.com/office/word/2018/wordml/cex" xmlns:w16cid="http://schemas.microsoft.com/office/word/2016/wordml/cid" xmlns:w16="http://schemas.microsoft.com/office/word/2018/wordml" xmlns:w16du="http://schemas.microsoft.com/office/word/2023/wordml/word16du" xmlns:w16sdtdh="http://schemas.microsoft.com/office/word/2020/wordml/sdtdatahash" xmlns:w16sdtfl="http://schemas.microsoft.com/office/word/2024/wordml/sdtformatlock" xmlns:w16se="http://schemas.microsoft.com/office/word/2015/wordml/symex" xmlns:wpg="http://schemas.microsoft.com/office/word/2010/wordprocessingGroup" xmlns:wpi="http://schemas.microsoft.com/office/word/2010/wordprocessingInk" xmlns:wne="http://schemas.microsoft.com/office/word/2006/wordml" xmlns:wps="http://schemas.microsoft.com/office/word/2010/wordprocessingShape" mc:Ignorable="w14 w15 w16se w16cid w16 w16cex w16sdtdh w16sdtfl w16du wp14">
   <w:abstractNum w:abstractNumId="0" w15:restartNumberingAfterBreak="0">
+    <w:nsid w:val="08E616A6"/>
+    <w:multiLevelType w:val="hybridMultilevel"/>
+    <w:tmpl w:val="774E7E66"/>
+    <w:lvl w:ilvl="0" w:tplc="4D286FCC">
+      <w:numFmt w:val="bullet"/>
+      <w:lvlText w:val="-"/>
+      <w:lvlJc w:val="left"/>
+      <w:pPr>
+        <w:ind w:left="720" w:hanging="360"/>
+      </w:pPr>
+      <w:rPr>
+        <w:rFonts w:ascii="Aptos" w:eastAsia="Times New Roman" w:hAnsi="Aptos" w:cs="Times New Roman" w:hint="default"/>
+      </w:rPr>
+    </w:lvl>
+    <w:lvl w:ilvl="1" w:tplc="040C0003" w:tentative="1">
+      <w:start w:val="1"/>
+      <w:numFmt w:val="bullet"/>
+      <w:lvlText w:val="o"/>
+      <w:lvlJc w:val="left"/>
+      <w:pPr>
+        <w:ind w:left="1440" w:hanging="360"/>
+      </w:pPr>
+      <w:rPr>
+        <w:rFonts w:ascii="Courier New" w:hAnsi="Courier New" w:cs="Courier New" w:hint="default"/>
+      </w:rPr>
+    </w:lvl>
+    <w:lvl w:ilvl="2" w:tplc="040C0005" w:tentative="1">
+      <w:start w:val="1"/>
+      <w:numFmt w:val="bullet"/>
+      <w:lvlText w:val=""/>
+      <w:lvlJc w:val="left"/>
+      <w:pPr>
+        <w:ind w:left="2160" w:hanging="360"/>
+      </w:pPr>
+      <w:rPr>
+        <w:rFonts w:ascii="Wingdings" w:hAnsi="Wingdings" w:hint="default"/>
+      </w:rPr>
+    </w:lvl>
+    <w:lvl w:ilvl="3" w:tplc="040C0001" w:tentative="1">
+      <w:start w:val="1"/>
+      <w:numFmt w:val="bullet"/>
+      <w:lvlText w:val=""/>
+      <w:lvlJc w:val="left"/>
+      <w:pPr>
+        <w:ind w:left="2880" w:hanging="360"/>
+      </w:pPr>
+      <w:rPr>
+        <w:rFonts w:ascii="Symbol" w:hAnsi="Symbol" w:hint="default"/>
+      </w:rPr>
+    </w:lvl>
+    <w:lvl w:ilvl="4" w:tplc="040C0003" w:tentative="1">
+      <w:start w:val="1"/>
+      <w:numFmt w:val="bullet"/>
+      <w:lvlText w:val="o"/>
+      <w:lvlJc w:val="left"/>
+      <w:pPr>
+        <w:ind w:left="3600" w:hanging="360"/>
+      </w:pPr>
+      <w:rPr>
+        <w:rFonts w:ascii="Courier New" w:hAnsi="Courier New" w:cs="Courier New" w:hint="default"/>
+      </w:rPr>
+    </w:lvl>
+    <w:lvl w:ilvl="5" w:tplc="040C0005" w:tentative="1">
+      <w:start w:val="1"/>
+      <w:numFmt w:val="bullet"/>
+      <w:lvlText w:val=""/>
+      <w:lvlJc w:val="left"/>
+      <w:pPr>
+        <w:ind w:left="4320" w:hanging="360"/>
+      </w:pPr>
+      <w:rPr>
+        <w:rFonts w:ascii="Wingdings" w:hAnsi="Wingdings" w:hint="default"/>
+      </w:rPr>
+    </w:lvl>
+    <w:lvl w:ilvl="6" w:tplc="040C0001" w:tentative="1">
+      <w:start w:val="1"/>
+      <w:numFmt w:val="bullet"/>
+      <w:lvlText w:val=""/>
+      <w:lvlJc w:val="left"/>
+      <w:pPr>
+        <w:ind w:left="5040" w:hanging="360"/>
+      </w:pPr>
+      <w:rPr>
+        <w:rFonts w:ascii="Symbol" w:hAnsi="Symbol" w:hint="default"/>
+      </w:rPr>
+    </w:lvl>
+    <w:lvl w:ilvl="7" w:tplc="040C0003" w:tentative="1">
+      <w:start w:val="1"/>
+      <w:numFmt w:val="bullet"/>
+      <w:lvlText w:val="o"/>
+      <w:lvlJc w:val="left"/>
+      <w:pPr>
+        <w:ind w:left="5760" w:hanging="360"/>
+      </w:pPr>
+      <w:rPr>
+        <w:rFonts w:ascii="Courier New" w:hAnsi="Courier New" w:cs="Courier New" w:hint="default"/>
+      </w:rPr>
+    </w:lvl>
+    <w:lvl w:ilvl="8" w:tplc="040C0005" w:tentative="1">
+      <w:start w:val="1"/>
+      <w:numFmt w:val="bullet"/>
+      <w:lvlText w:val=""/>
+      <w:lvlJc w:val="left"/>
+      <w:pPr>
+        <w:ind w:left="6480" w:hanging="360"/>
+      </w:pPr>
+      <w:rPr>
+        <w:rFonts w:ascii="Wingdings" w:hAnsi="Wingdings" w:hint="default"/>
+      </w:rPr>
+    </w:lvl>
+  </w:abstractNum>
+  <w:abstractNum w:abstractNumId="1" w15:restartNumberingAfterBreak="0">
     <w:nsid w:val="23104585"/>
     <w:multiLevelType w:val="hybridMultilevel"/>
     <w:tmpl w:val="1722E1B2"/>
@@ -6217,7 +8657,94 @@
       </w:rPr>
     </w:lvl>
   </w:abstractNum>
-  <w:abstractNum w:abstractNumId="1" w15:restartNumberingAfterBreak="0">
+  <w:abstractNum w:abstractNumId="2" w15:restartNumberingAfterBreak="0">
+    <w:nsid w:val="437B7525"/>
+    <w:multiLevelType w:val="hybridMultilevel"/>
+    <w:tmpl w:val="C512ED28"/>
+    <w:lvl w:ilvl="0" w:tplc="FAF6361C">
+      <w:start w:val="1"/>
+      <w:numFmt w:val="upperRoman"/>
+      <w:pStyle w:val="Titre1"/>
+      <w:lvlText w:val="%1."/>
+      <w:lvlJc w:val="right"/>
+      <w:pPr>
+        <w:ind w:left="720" w:hanging="360"/>
+      </w:pPr>
+    </w:lvl>
+    <w:lvl w:ilvl="1" w:tplc="040C0019" w:tentative="1">
+      <w:start w:val="1"/>
+      <w:numFmt w:val="lowerLetter"/>
+      <w:lvlText w:val="%2."/>
+      <w:lvlJc w:val="left"/>
+      <w:pPr>
+        <w:ind w:left="1440" w:hanging="360"/>
+      </w:pPr>
+    </w:lvl>
+    <w:lvl w:ilvl="2" w:tplc="040C001B" w:tentative="1">
+      <w:start w:val="1"/>
+      <w:numFmt w:val="lowerRoman"/>
+      <w:lvlText w:val="%3."/>
+      <w:lvlJc w:val="right"/>
+      <w:pPr>
+        <w:ind w:left="2160" w:hanging="180"/>
+      </w:pPr>
+    </w:lvl>
+    <w:lvl w:ilvl="3" w:tplc="040C000F" w:tentative="1">
+      <w:start w:val="1"/>
+      <w:numFmt w:val="decimal"/>
+      <w:lvlText w:val="%4."/>
+      <w:lvlJc w:val="left"/>
+      <w:pPr>
+        <w:ind w:left="2880" w:hanging="360"/>
+      </w:pPr>
+    </w:lvl>
+    <w:lvl w:ilvl="4" w:tplc="040C0019" w:tentative="1">
+      <w:start w:val="1"/>
+      <w:numFmt w:val="lowerLetter"/>
+      <w:lvlText w:val="%5."/>
+      <w:lvlJc w:val="left"/>
+      <w:pPr>
+        <w:ind w:left="3600" w:hanging="360"/>
+      </w:pPr>
+    </w:lvl>
+    <w:lvl w:ilvl="5" w:tplc="040C001B" w:tentative="1">
+      <w:start w:val="1"/>
+      <w:numFmt w:val="lowerRoman"/>
+      <w:lvlText w:val="%6."/>
+      <w:lvlJc w:val="right"/>
+      <w:pPr>
+        <w:ind w:left="4320" w:hanging="180"/>
+      </w:pPr>
+    </w:lvl>
+    <w:lvl w:ilvl="6" w:tplc="040C000F" w:tentative="1">
+      <w:start w:val="1"/>
+      <w:numFmt w:val="decimal"/>
+      <w:lvlText w:val="%7."/>
+      <w:lvlJc w:val="left"/>
+      <w:pPr>
+        <w:ind w:left="5040" w:hanging="360"/>
+      </w:pPr>
+    </w:lvl>
+    <w:lvl w:ilvl="7" w:tplc="040C0019" w:tentative="1">
+      <w:start w:val="1"/>
+      <w:numFmt w:val="lowerLetter"/>
+      <w:lvlText w:val="%8."/>
+      <w:lvlJc w:val="left"/>
+      <w:pPr>
+        <w:ind w:left="5760" w:hanging="360"/>
+      </w:pPr>
+    </w:lvl>
+    <w:lvl w:ilvl="8" w:tplc="040C001B" w:tentative="1">
+      <w:start w:val="1"/>
+      <w:numFmt w:val="lowerRoman"/>
+      <w:lvlText w:val="%9."/>
+      <w:lvlJc w:val="right"/>
+      <w:pPr>
+        <w:ind w:left="6480" w:hanging="180"/>
+      </w:pPr>
+    </w:lvl>
+  </w:abstractNum>
+  <w:abstractNum w:abstractNumId="3" w15:restartNumberingAfterBreak="0">
     <w:nsid w:val="4D9D57F8"/>
     <w:multiLevelType w:val="hybridMultilevel"/>
     <w:tmpl w:val="9BD6ECEE"/>
@@ -6330,11 +8857,155 @@
       </w:rPr>
     </w:lvl>
   </w:abstractNum>
+  <w:abstractNum w:abstractNumId="4" w15:restartNumberingAfterBreak="0">
+    <w:nsid w:val="67E215B6"/>
+    <w:multiLevelType w:val="hybridMultilevel"/>
+    <w:tmpl w:val="19764B4A"/>
+    <w:lvl w:ilvl="0" w:tplc="F84C1AEE">
+      <w:start w:val="1"/>
+      <w:numFmt w:val="decimal"/>
+      <w:pStyle w:val="Titre2"/>
+      <w:lvlText w:val="%1."/>
+      <w:lvlJc w:val="left"/>
+      <w:pPr>
+        <w:ind w:left="720" w:hanging="360"/>
+      </w:pPr>
+    </w:lvl>
+    <w:lvl w:ilvl="1" w:tplc="040C0019" w:tentative="1">
+      <w:start w:val="1"/>
+      <w:numFmt w:val="lowerLetter"/>
+      <w:lvlText w:val="%2."/>
+      <w:lvlJc w:val="left"/>
+      <w:pPr>
+        <w:ind w:left="1440" w:hanging="360"/>
+      </w:pPr>
+    </w:lvl>
+    <w:lvl w:ilvl="2" w:tplc="040C001B" w:tentative="1">
+      <w:start w:val="1"/>
+      <w:numFmt w:val="lowerRoman"/>
+      <w:lvlText w:val="%3."/>
+      <w:lvlJc w:val="right"/>
+      <w:pPr>
+        <w:ind w:left="2160" w:hanging="180"/>
+      </w:pPr>
+    </w:lvl>
+    <w:lvl w:ilvl="3" w:tplc="040C000F" w:tentative="1">
+      <w:start w:val="1"/>
+      <w:numFmt w:val="decimal"/>
+      <w:lvlText w:val="%4."/>
+      <w:lvlJc w:val="left"/>
+      <w:pPr>
+        <w:ind w:left="2880" w:hanging="360"/>
+      </w:pPr>
+    </w:lvl>
+    <w:lvl w:ilvl="4" w:tplc="040C0019" w:tentative="1">
+      <w:start w:val="1"/>
+      <w:numFmt w:val="lowerLetter"/>
+      <w:lvlText w:val="%5."/>
+      <w:lvlJc w:val="left"/>
+      <w:pPr>
+        <w:ind w:left="3600" w:hanging="360"/>
+      </w:pPr>
+    </w:lvl>
+    <w:lvl w:ilvl="5" w:tplc="040C001B" w:tentative="1">
+      <w:start w:val="1"/>
+      <w:numFmt w:val="lowerRoman"/>
+      <w:lvlText w:val="%6."/>
+      <w:lvlJc w:val="right"/>
+      <w:pPr>
+        <w:ind w:left="4320" w:hanging="180"/>
+      </w:pPr>
+    </w:lvl>
+    <w:lvl w:ilvl="6" w:tplc="040C000F" w:tentative="1">
+      <w:start w:val="1"/>
+      <w:numFmt w:val="decimal"/>
+      <w:lvlText w:val="%7."/>
+      <w:lvlJc w:val="left"/>
+      <w:pPr>
+        <w:ind w:left="5040" w:hanging="360"/>
+      </w:pPr>
+    </w:lvl>
+    <w:lvl w:ilvl="7" w:tplc="040C0019" w:tentative="1">
+      <w:start w:val="1"/>
+      <w:numFmt w:val="lowerLetter"/>
+      <w:lvlText w:val="%8."/>
+      <w:lvlJc w:val="left"/>
+      <w:pPr>
+        <w:ind w:left="5760" w:hanging="360"/>
+      </w:pPr>
+    </w:lvl>
+    <w:lvl w:ilvl="8" w:tplc="040C001B" w:tentative="1">
+      <w:start w:val="1"/>
+      <w:numFmt w:val="lowerRoman"/>
+      <w:lvlText w:val="%9."/>
+      <w:lvlJc w:val="right"/>
+      <w:pPr>
+        <w:ind w:left="6480" w:hanging="180"/>
+      </w:pPr>
+    </w:lvl>
+  </w:abstractNum>
   <w:num w:numId="1" w16cid:durableId="1890410275">
+    <w:abstractNumId w:val="3"/>
+  </w:num>
+  <w:num w:numId="2" w16cid:durableId="1356345038">
     <w:abstractNumId w:val="1"/>
   </w:num>
-  <w:num w:numId="2" w16cid:durableId="1356345038">
+  <w:num w:numId="3" w16cid:durableId="1851017675">
     <w:abstractNumId w:val="0"/>
+  </w:num>
+  <w:num w:numId="4" w16cid:durableId="761995977">
+    <w:abstractNumId w:val="2"/>
+  </w:num>
+  <w:num w:numId="5" w16cid:durableId="835539308">
+    <w:abstractNumId w:val="4"/>
+  </w:num>
+  <w:num w:numId="6" w16cid:durableId="412513429">
+    <w:abstractNumId w:val="4"/>
+    <w:lvlOverride w:ilvl="0">
+      <w:startOverride w:val="1"/>
+    </w:lvlOverride>
+  </w:num>
+  <w:num w:numId="7" w16cid:durableId="888414156">
+    <w:abstractNumId w:val="4"/>
+    <w:lvlOverride w:ilvl="0">
+      <w:startOverride w:val="1"/>
+    </w:lvlOverride>
+  </w:num>
+  <w:num w:numId="8" w16cid:durableId="650139788">
+    <w:abstractNumId w:val="4"/>
+    <w:lvlOverride w:ilvl="0">
+      <w:startOverride w:val="1"/>
+    </w:lvlOverride>
+  </w:num>
+  <w:num w:numId="9" w16cid:durableId="1124347562">
+    <w:abstractNumId w:val="4"/>
+    <w:lvlOverride w:ilvl="0">
+      <w:startOverride w:val="1"/>
+    </w:lvlOverride>
+  </w:num>
+  <w:num w:numId="10" w16cid:durableId="704714221">
+    <w:abstractNumId w:val="4"/>
+    <w:lvlOverride w:ilvl="0">
+      <w:startOverride w:val="1"/>
+    </w:lvlOverride>
+  </w:num>
+  <w:num w:numId="11" w16cid:durableId="1328173741">
+    <w:abstractNumId w:val="2"/>
+    <w:lvlOverride w:ilvl="0">
+      <w:startOverride w:val="1"/>
+    </w:lvlOverride>
+  </w:num>
+  <w:num w:numId="12" w16cid:durableId="1197161875">
+    <w:abstractNumId w:val="4"/>
+    <w:lvlOverride w:ilvl="0">
+      <w:startOverride w:val="1"/>
+    </w:lvlOverride>
+  </w:num>
+  <w:num w:numId="13" w16cid:durableId="145243494">
+    <w:abstractNumId w:val="4"/>
+    <w:lvlOverride w:ilvl="0">
+      <w:startOverride w:val="1"/>
+    </w:lvlOverride>
   </w:num>
 </w:numbering>
 </file>
@@ -6747,17 +9418,20 @@
     <w:link w:val="Titre1Car"/>
     <w:uiPriority w:val="9"/>
     <w:qFormat/>
-    <w:rsid w:val="00410473"/>
+    <w:rsid w:val="005836B3"/>
     <w:pPr>
       <w:keepNext/>
       <w:keepLines/>
+      <w:numPr>
+        <w:numId w:val="4"/>
+      </w:numPr>
       <w:spacing w:before="360" w:after="80"/>
       <w:outlineLvl w:val="0"/>
     </w:pPr>
     <w:rPr>
       <w:rFonts w:asciiTheme="majorHAnsi" w:eastAsiaTheme="majorEastAsia" w:hAnsiTheme="majorHAnsi" w:cstheme="majorBidi"/>
       <w:color w:val="0F4761" w:themeColor="accent1" w:themeShade="BF"/>
-      <w:sz w:val="40"/>
+      <w:sz w:val="36"/>
       <w:szCs w:val="40"/>
     </w:rPr>
   </w:style>
@@ -6769,17 +9443,20 @@
     <w:uiPriority w:val="9"/>
     <w:unhideWhenUsed/>
     <w:qFormat/>
-    <w:rsid w:val="00410473"/>
+    <w:rsid w:val="005836B3"/>
     <w:pPr>
       <w:keepNext/>
       <w:keepLines/>
+      <w:numPr>
+        <w:numId w:val="5"/>
+      </w:numPr>
       <w:spacing w:before="160" w:after="80"/>
       <w:outlineLvl w:val="1"/>
     </w:pPr>
     <w:rPr>
       <w:rFonts w:asciiTheme="majorHAnsi" w:eastAsiaTheme="majorEastAsia" w:hAnsiTheme="majorHAnsi" w:cstheme="majorBidi"/>
-      <w:color w:val="0F4761" w:themeColor="accent1" w:themeShade="BF"/>
-      <w:sz w:val="32"/>
+      <w:color w:val="196B24" w:themeColor="accent3"/>
+      <w:sz w:val="30"/>
       <w:szCs w:val="32"/>
     </w:rPr>
   </w:style>
@@ -6969,11 +9646,11 @@
     <w:basedOn w:val="Policepardfaut"/>
     <w:link w:val="Titre1"/>
     <w:uiPriority w:val="9"/>
-    <w:rsid w:val="00410473"/>
+    <w:rsid w:val="005836B3"/>
     <w:rPr>
       <w:rFonts w:asciiTheme="majorHAnsi" w:eastAsiaTheme="majorEastAsia" w:hAnsiTheme="majorHAnsi" w:cstheme="majorBidi"/>
       <w:color w:val="0F4761" w:themeColor="accent1" w:themeShade="BF"/>
-      <w:sz w:val="40"/>
+      <w:sz w:val="36"/>
       <w:szCs w:val="40"/>
     </w:rPr>
   </w:style>
@@ -6982,11 +9659,11 @@
     <w:basedOn w:val="Policepardfaut"/>
     <w:link w:val="Titre2"/>
     <w:uiPriority w:val="9"/>
-    <w:rsid w:val="00410473"/>
+    <w:rsid w:val="005836B3"/>
     <w:rPr>
       <w:rFonts w:asciiTheme="majorHAnsi" w:eastAsiaTheme="majorEastAsia" w:hAnsiTheme="majorHAnsi" w:cstheme="majorBidi"/>
-      <w:color w:val="0F4761" w:themeColor="accent1" w:themeShade="BF"/>
-      <w:sz w:val="32"/>
+      <w:color w:val="196B24" w:themeColor="accent3"/>
+      <w:sz w:val="30"/>
       <w:szCs w:val="32"/>
     </w:rPr>
   </w:style>
@@ -7660,6 +10337,17 @@
       <w:color w:val="404040" w:themeColor="text1" w:themeTint="BF"/>
     </w:rPr>
   </w:style>
+  <w:style w:type="character" w:styleId="lev">
+    <w:name w:val="Strong"/>
+    <w:basedOn w:val="Policepardfaut"/>
+    <w:uiPriority w:val="22"/>
+    <w:qFormat/>
+    <w:rsid w:val="005836B3"/>
+    <w:rPr>
+      <w:b/>
+      <w:bCs/>
+    </w:rPr>
+  </w:style>
 </w:styles>
 </file>
 

--- a/Documents/backlog.docx
+++ b/Documents/backlog.docx
@@ -1,11 +1,11 @@
 
 <file path=word/document.xml><?xml version="1.0" encoding="utf-8"?>
-<w:document xmlns:wpc="http://schemas.microsoft.com/office/word/2010/wordprocessingCanvas" xmlns:cx="http://schemas.microsoft.com/office/drawing/2014/chartex" xmlns:cx1="http://schemas.microsoft.com/office/drawing/2015/9/8/chartex" xmlns:cx2="http://schemas.microsoft.com/office/drawing/2015/10/21/chartex" xmlns:cx3="http://schemas.microsoft.com/office/drawing/2016/5/9/chartex" xmlns:cx4="http://schemas.microsoft.com/office/drawing/2016/5/10/chartex" xmlns:cx5="http://schemas.microsoft.com/office/drawing/2016/5/11/chartex" xmlns:cx6="http://schemas.microsoft.com/office/drawing/2016/5/12/chartex" xmlns:cx7="http://schemas.microsoft.com/office/drawing/2016/5/13/chartex" xmlns:cx8="http://schemas.microsoft.com/office/drawing/2016/5/14/chartex" xmlns:mc="http://schemas.openxmlformats.org/markup-compatibility/2006" xmlns:aink="http://schemas.microsoft.com/office/drawing/2016/ink" xmlns:am3d="http://schemas.microsoft.com/office/drawing/2017/model3d" xmlns:o="urn:schemas-microsoft-com:office:office" xmlns:oel="http://schemas.microsoft.com/office/2019/extlst" xmlns:r="http://schemas.openxmlformats.org/officeDocument/2006/relationships" xmlns:m="http://schemas.openxmlformats.org/officeDocument/2006/math" xmlns:v="urn:schemas-microsoft-com:vml" xmlns:wp14="http://schemas.microsoft.com/office/word/2010/wordprocessingDrawing" xmlns:wp="http://schemas.openxmlformats.org/drawingml/2006/wordprocessingDrawing" xmlns:w10="urn:schemas-microsoft-com:office:word" xmlns:w="http://schemas.openxmlformats.org/wordprocessingml/2006/main" xmlns:w14="http://schemas.microsoft.com/office/word/2010/wordml" xmlns:w15="http://schemas.microsoft.com/office/word/2012/wordml" xmlns:w16cex="http://schemas.microsoft.com/office/word/2018/wordml/cex" xmlns:w16cid="http://schemas.microsoft.com/office/word/2016/wordml/cid" xmlns:w16="http://schemas.microsoft.com/office/word/2018/wordml" xmlns:w16du="http://schemas.microsoft.com/office/word/2023/wordml/word16du" xmlns:w16sdtdh="http://schemas.microsoft.com/office/word/2020/wordml/sdtdatahash" xmlns:w16sdtfl="http://schemas.microsoft.com/office/word/2024/wordml/sdtformatlock" xmlns:w16se="http://schemas.microsoft.com/office/word/2015/wordml/symex" xmlns:wpg="http://schemas.microsoft.com/office/word/2010/wordprocessingGroup" xmlns:wpi="http://schemas.microsoft.com/office/word/2010/wordprocessingInk" xmlns:wne="http://schemas.microsoft.com/office/word/2006/wordml" xmlns:wps="http://schemas.microsoft.com/office/word/2010/wordprocessingShape" mc:Ignorable="w14 w15 w16se w16cid w16 w16cex w16sdtdh w16sdtfl w16du wp14">
+<w:document xmlns:wpc="http://schemas.microsoft.com/office/word/2010/wordprocessingCanvas" xmlns:cx="http://schemas.microsoft.com/office/drawing/2014/chartex" xmlns:mc="http://schemas.openxmlformats.org/markup-compatibility/2006" xmlns:o="urn:schemas-microsoft-com:office:office" xmlns:r="http://schemas.openxmlformats.org/officeDocument/2006/relationships" xmlns:m="http://schemas.openxmlformats.org/officeDocument/2006/math" xmlns:v="urn:schemas-microsoft-com:vml" xmlns:wp14="http://schemas.microsoft.com/office/word/2010/wordprocessingDrawing" xmlns:wp="http://schemas.openxmlformats.org/drawingml/2006/wordprocessingDrawing" xmlns:w10="urn:schemas-microsoft-com:office:word" xmlns:w="http://schemas.openxmlformats.org/wordprocessingml/2006/main" xmlns:w14="http://schemas.microsoft.com/office/word/2010/wordml" xmlns:w15="http://schemas.microsoft.com/office/word/2012/wordml" xmlns:w16se="http://schemas.microsoft.com/office/word/2015/wordml/symex" xmlns:wpg="http://schemas.microsoft.com/office/word/2010/wordprocessingGroup" xmlns:wpi="http://schemas.microsoft.com/office/word/2010/wordprocessingInk" xmlns:wne="http://schemas.microsoft.com/office/word/2006/wordml" xmlns:wps="http://schemas.microsoft.com/office/word/2010/wordprocessingShape" mc:Ignorable="w14 w15 w16se wp14">
   <w:body>
     <w:p>
       <w:pPr>
-        <w:pStyle w:val="Titre"/>
-        <w:jc w:val="center"/>
+        <w:pStyle w:val="Titolo"/>
+        <w:jc w:val="both"/>
         <w:rPr>
           <w:color w:val="EE0000"/>
           <w:u w:val="thick"/>
@@ -32,7 +32,7 @@
           <w:color w:val="EE0000"/>
           <w:u w:val="thick"/>
         </w:rPr>
-        <w:t>Projet P</w:t>
+        <w:t xml:space="preserve">Projet </w:t>
       </w:r>
       <w:proofErr w:type="spellStart"/>
       <w:r>
@@ -40,7 +40,7 @@
           <w:color w:val="EE0000"/>
           <w:u w:val="thick"/>
         </w:rPr>
-        <w:t>ortrait Robot</w:t>
+        <w:t>Portrait Robot</w:t>
       </w:r>
       <w:proofErr w:type="spellEnd"/>
     </w:p>
@@ -71,7 +71,7 @@
       <w:sdtContent>
         <w:p>
           <w:pPr>
-            <w:pStyle w:val="En-ttedetabledesmatires"/>
+            <w:pStyle w:val="Titolosommario"/>
             <w:numPr>
               <w:ilvl w:val="0"/>
               <w:numId w:val="0"/>
@@ -92,11 +92,12 @@
         </w:p>
         <w:p>
           <w:pPr>
-            <w:pStyle w:val="TM1"/>
+            <w:pStyle w:val="Sommario1"/>
             <w:tabs>
               <w:tab w:val="left" w:pos="480"/>
               <w:tab w:val="right" w:leader="dot" w:pos="9062"/>
             </w:tabs>
+            <w:jc w:val="both"/>
             <w:rPr>
               <w:rFonts w:eastAsiaTheme="minorEastAsia"/>
               <w:b w:val="0"/>
@@ -137,7 +138,7 @@
           <w:hyperlink w:anchor="_Toc227403483" w:history="1">
             <w:r>
               <w:rPr>
-                <w:rStyle w:val="Lienhypertexte"/>
+                <w:rStyle w:val="Collegamentoipertestuale"/>
                 <w:noProof/>
                 <w:sz w:val="22"/>
                 <w:szCs w:val="22"/>
@@ -160,7 +161,7 @@
             </w:r>
             <w:r>
               <w:rPr>
-                <w:rStyle w:val="Lienhypertexte"/>
+                <w:rStyle w:val="Collegamentoipertestuale"/>
                 <w:noProof/>
                 <w:sz w:val="22"/>
                 <w:szCs w:val="22"/>
@@ -233,11 +234,12 @@
         </w:p>
         <w:p>
           <w:pPr>
-            <w:pStyle w:val="TM1"/>
+            <w:pStyle w:val="Sommario1"/>
             <w:tabs>
               <w:tab w:val="left" w:pos="480"/>
               <w:tab w:val="right" w:leader="dot" w:pos="9062"/>
             </w:tabs>
+            <w:jc w:val="both"/>
             <w:rPr>
               <w:rFonts w:eastAsiaTheme="minorEastAsia"/>
               <w:b w:val="0"/>
@@ -253,7 +255,7 @@
           <w:hyperlink w:anchor="_Toc227403484" w:history="1">
             <w:r>
               <w:rPr>
-                <w:rStyle w:val="Lienhypertexte"/>
+                <w:rStyle w:val="Collegamentoipertestuale"/>
                 <w:noProof/>
                 <w:sz w:val="22"/>
                 <w:szCs w:val="22"/>
@@ -276,7 +278,7 @@
             </w:r>
             <w:r>
               <w:rPr>
-                <w:rStyle w:val="Lienhypertexte"/>
+                <w:rStyle w:val="Collegamentoipertestuale"/>
                 <w:noProof/>
                 <w:sz w:val="22"/>
                 <w:szCs w:val="22"/>
@@ -349,11 +351,12 @@
         </w:p>
         <w:p>
           <w:pPr>
-            <w:pStyle w:val="TM1"/>
+            <w:pStyle w:val="Sommario1"/>
             <w:tabs>
               <w:tab w:val="left" w:pos="720"/>
               <w:tab w:val="right" w:leader="dot" w:pos="9062"/>
             </w:tabs>
+            <w:jc w:val="both"/>
             <w:rPr>
               <w:rFonts w:eastAsiaTheme="minorEastAsia"/>
               <w:b w:val="0"/>
@@ -369,7 +372,7 @@
           <w:hyperlink w:anchor="_Toc227403485" w:history="1">
             <w:r>
               <w:rPr>
-                <w:rStyle w:val="Lienhypertexte"/>
+                <w:rStyle w:val="Collegamentoipertestuale"/>
                 <w:noProof/>
                 <w:sz w:val="22"/>
                 <w:szCs w:val="22"/>
@@ -392,7 +395,7 @@
             </w:r>
             <w:r>
               <w:rPr>
-                <w:rStyle w:val="Lienhypertexte"/>
+                <w:rStyle w:val="Collegamentoipertestuale"/>
                 <w:noProof/>
                 <w:sz w:val="22"/>
                 <w:szCs w:val="22"/>
@@ -465,11 +468,12 @@
         </w:p>
         <w:p>
           <w:pPr>
-            <w:pStyle w:val="TM1"/>
+            <w:pStyle w:val="Sommario1"/>
             <w:tabs>
               <w:tab w:val="left" w:pos="720"/>
               <w:tab w:val="right" w:leader="dot" w:pos="9062"/>
             </w:tabs>
+            <w:jc w:val="both"/>
             <w:rPr>
               <w:rFonts w:eastAsiaTheme="minorEastAsia"/>
               <w:b w:val="0"/>
@@ -485,7 +489,7 @@
           <w:hyperlink w:anchor="_Toc227403486" w:history="1">
             <w:r>
               <w:rPr>
-                <w:rStyle w:val="Lienhypertexte"/>
+                <w:rStyle w:val="Collegamentoipertestuale"/>
                 <w:noProof/>
                 <w:sz w:val="22"/>
                 <w:szCs w:val="22"/>
@@ -508,7 +512,7 @@
             </w:r>
             <w:r>
               <w:rPr>
-                <w:rStyle w:val="Lienhypertexte"/>
+                <w:rStyle w:val="Collegamentoipertestuale"/>
                 <w:noProof/>
                 <w:sz w:val="22"/>
                 <w:szCs w:val="22"/>
@@ -581,11 +585,12 @@
         </w:p>
         <w:p>
           <w:pPr>
-            <w:pStyle w:val="TM1"/>
+            <w:pStyle w:val="Sommario1"/>
             <w:tabs>
               <w:tab w:val="left" w:pos="480"/>
               <w:tab w:val="right" w:leader="dot" w:pos="9062"/>
             </w:tabs>
+            <w:jc w:val="both"/>
             <w:rPr>
               <w:rFonts w:eastAsiaTheme="minorEastAsia"/>
               <w:b w:val="0"/>
@@ -601,7 +606,7 @@
           <w:hyperlink w:anchor="_Toc227403487" w:history="1">
             <w:r>
               <w:rPr>
-                <w:rStyle w:val="Lienhypertexte"/>
+                <w:rStyle w:val="Collegamentoipertestuale"/>
                 <w:noProof/>
                 <w:sz w:val="22"/>
                 <w:szCs w:val="22"/>
@@ -624,7 +629,7 @@
             </w:r>
             <w:r>
               <w:rPr>
-                <w:rStyle w:val="Lienhypertexte"/>
+                <w:rStyle w:val="Collegamentoipertestuale"/>
                 <w:noProof/>
                 <w:sz w:val="22"/>
                 <w:szCs w:val="22"/>
@@ -697,11 +702,12 @@
         </w:p>
         <w:p>
           <w:pPr>
-            <w:pStyle w:val="TM1"/>
+            <w:pStyle w:val="Sommario1"/>
             <w:tabs>
               <w:tab w:val="left" w:pos="720"/>
               <w:tab w:val="right" w:leader="dot" w:pos="9062"/>
             </w:tabs>
+            <w:jc w:val="both"/>
             <w:rPr>
               <w:rFonts w:eastAsiaTheme="minorEastAsia"/>
               <w:b w:val="0"/>
@@ -717,7 +723,7 @@
           <w:hyperlink w:anchor="_Toc227403488" w:history="1">
             <w:r>
               <w:rPr>
-                <w:rStyle w:val="Lienhypertexte"/>
+                <w:rStyle w:val="Collegamentoipertestuale"/>
                 <w:noProof/>
                 <w:sz w:val="22"/>
                 <w:szCs w:val="22"/>
@@ -740,7 +746,7 @@
             </w:r>
             <w:r>
               <w:rPr>
-                <w:rStyle w:val="Lienhypertexte"/>
+                <w:rStyle w:val="Collegamentoipertestuale"/>
                 <w:noProof/>
                 <w:sz w:val="22"/>
                 <w:szCs w:val="22"/>
@@ -813,11 +819,12 @@
         </w:p>
         <w:p>
           <w:pPr>
-            <w:pStyle w:val="TM2"/>
+            <w:pStyle w:val="Sommario2"/>
             <w:tabs>
               <w:tab w:val="left" w:pos="720"/>
               <w:tab w:val="right" w:leader="dot" w:pos="9062"/>
             </w:tabs>
+            <w:jc w:val="both"/>
             <w:rPr>
               <w:rFonts w:eastAsiaTheme="minorEastAsia"/>
               <w:b w:val="0"/>
@@ -829,7 +836,7 @@
           <w:hyperlink w:anchor="_Toc227403489" w:history="1">
             <w:r>
               <w:rPr>
-                <w:rStyle w:val="Lienhypertexte"/>
+                <w:rStyle w:val="Collegamentoipertestuale"/>
                 <w:noProof/>
               </w:rPr>
               <w:t>1.</w:t>
@@ -846,7 +853,7 @@
             </w:r>
             <w:r>
               <w:rPr>
-                <w:rStyle w:val="Lienhypertexte"/>
+                <w:rStyle w:val="Collegamentoipertestuale"/>
                 <w:noProof/>
               </w:rPr>
               <w:t>Diagramme de Gantt</w:t>
@@ -903,11 +910,12 @@
         </w:p>
         <w:p>
           <w:pPr>
-            <w:pStyle w:val="TM2"/>
+            <w:pStyle w:val="Sommario2"/>
             <w:tabs>
               <w:tab w:val="left" w:pos="720"/>
               <w:tab w:val="right" w:leader="dot" w:pos="9062"/>
             </w:tabs>
+            <w:jc w:val="both"/>
             <w:rPr>
               <w:rFonts w:eastAsiaTheme="minorEastAsia"/>
               <w:b w:val="0"/>
@@ -919,7 +927,7 @@
           <w:hyperlink w:anchor="_Toc227403490" w:history="1">
             <w:r>
               <w:rPr>
-                <w:rStyle w:val="Lienhypertexte"/>
+                <w:rStyle w:val="Collegamentoipertestuale"/>
                 <w:noProof/>
               </w:rPr>
               <w:t>2.</w:t>
@@ -936,7 +944,7 @@
             </w:r>
             <w:r>
               <w:rPr>
-                <w:rStyle w:val="Lienhypertexte"/>
+                <w:rStyle w:val="Collegamentoipertestuale"/>
                 <w:noProof/>
               </w:rPr>
               <w:t>Premier Sprint</w:t>
@@ -993,11 +1001,12 @@
         </w:p>
         <w:p>
           <w:pPr>
-            <w:pStyle w:val="TM2"/>
+            <w:pStyle w:val="Sommario2"/>
             <w:tabs>
               <w:tab w:val="left" w:pos="720"/>
               <w:tab w:val="right" w:leader="dot" w:pos="9062"/>
             </w:tabs>
+            <w:jc w:val="both"/>
             <w:rPr>
               <w:rFonts w:eastAsiaTheme="minorEastAsia"/>
               <w:b w:val="0"/>
@@ -1009,7 +1018,7 @@
           <w:hyperlink w:anchor="_Toc227403491" w:history="1">
             <w:r>
               <w:rPr>
-                <w:rStyle w:val="Lienhypertexte"/>
+                <w:rStyle w:val="Collegamentoipertestuale"/>
                 <w:noProof/>
               </w:rPr>
               <w:t>3.</w:t>
@@ -1026,7 +1035,7 @@
             </w:r>
             <w:r>
               <w:rPr>
-                <w:rStyle w:val="Lienhypertexte"/>
+                <w:rStyle w:val="Collegamentoipertestuale"/>
                 <w:noProof/>
               </w:rPr>
               <w:t>Deuxième Sprint</w:t>
@@ -1083,11 +1092,12 @@
         </w:p>
         <w:p>
           <w:pPr>
-            <w:pStyle w:val="TM1"/>
+            <w:pStyle w:val="Sommario1"/>
             <w:tabs>
               <w:tab w:val="left" w:pos="720"/>
               <w:tab w:val="right" w:leader="dot" w:pos="9062"/>
             </w:tabs>
+            <w:jc w:val="both"/>
             <w:rPr>
               <w:rFonts w:eastAsiaTheme="minorEastAsia"/>
               <w:b w:val="0"/>
@@ -1103,7 +1113,7 @@
           <w:hyperlink w:anchor="_Toc227403492" w:history="1">
             <w:r>
               <w:rPr>
-                <w:rStyle w:val="Lienhypertexte"/>
+                <w:rStyle w:val="Collegamentoipertestuale"/>
                 <w:noProof/>
                 <w:sz w:val="22"/>
                 <w:szCs w:val="22"/>
@@ -1126,7 +1136,7 @@
             </w:r>
             <w:r>
               <w:rPr>
-                <w:rStyle w:val="Lienhypertexte"/>
+                <w:rStyle w:val="Collegamentoipertestuale"/>
                 <w:noProof/>
                 <w:sz w:val="22"/>
                 <w:szCs w:val="22"/>
@@ -1199,11 +1209,12 @@
         </w:p>
         <w:p>
           <w:pPr>
-            <w:pStyle w:val="TM2"/>
+            <w:pStyle w:val="Sommario2"/>
             <w:tabs>
               <w:tab w:val="left" w:pos="720"/>
               <w:tab w:val="right" w:leader="dot" w:pos="9062"/>
             </w:tabs>
+            <w:jc w:val="both"/>
             <w:rPr>
               <w:rFonts w:eastAsiaTheme="minorEastAsia"/>
               <w:b w:val="0"/>
@@ -1215,7 +1226,7 @@
           <w:hyperlink w:anchor="_Toc227403493" w:history="1">
             <w:r>
               <w:rPr>
-                <w:rStyle w:val="Lienhypertexte"/>
+                <w:rStyle w:val="Collegamentoipertestuale"/>
                 <w:noProof/>
               </w:rPr>
               <w:t>1.</w:t>
@@ -1232,7 +1243,7 @@
             </w:r>
             <w:r>
               <w:rPr>
-                <w:rStyle w:val="Lienhypertexte"/>
+                <w:rStyle w:val="Collegamentoipertestuale"/>
                 <w:noProof/>
               </w:rPr>
               <w:t>Objectif : préparer les images pour qu’elles soient toutes dans un format exploitable par le modèle</w:t>
@@ -1289,11 +1300,12 @@
         </w:p>
         <w:p>
           <w:pPr>
-            <w:pStyle w:val="TM1"/>
+            <w:pStyle w:val="Sommario1"/>
             <w:tabs>
               <w:tab w:val="left" w:pos="720"/>
               <w:tab w:val="right" w:leader="dot" w:pos="9062"/>
             </w:tabs>
+            <w:jc w:val="both"/>
             <w:rPr>
               <w:rFonts w:eastAsiaTheme="minorEastAsia"/>
               <w:b w:val="0"/>
@@ -1309,7 +1321,7 @@
           <w:hyperlink w:anchor="_Toc227403494" w:history="1">
             <w:r>
               <w:rPr>
-                <w:rStyle w:val="Lienhypertexte"/>
+                <w:rStyle w:val="Collegamentoipertestuale"/>
                 <w:noProof/>
                 <w:sz w:val="22"/>
                 <w:szCs w:val="22"/>
@@ -1332,7 +1344,7 @@
             </w:r>
             <w:r>
               <w:rPr>
-                <w:rStyle w:val="Lienhypertexte"/>
+                <w:rStyle w:val="Collegamentoipertestuale"/>
                 <w:noProof/>
                 <w:sz w:val="22"/>
                 <w:szCs w:val="22"/>
@@ -1405,11 +1417,12 @@
         </w:p>
         <w:p>
           <w:pPr>
-            <w:pStyle w:val="TM2"/>
+            <w:pStyle w:val="Sommario2"/>
             <w:tabs>
               <w:tab w:val="left" w:pos="720"/>
               <w:tab w:val="right" w:leader="dot" w:pos="9062"/>
             </w:tabs>
+            <w:jc w:val="both"/>
             <w:rPr>
               <w:rFonts w:eastAsiaTheme="minorEastAsia"/>
               <w:b w:val="0"/>
@@ -1421,7 +1434,7 @@
           <w:hyperlink w:anchor="_Toc227403495" w:history="1">
             <w:r>
               <w:rPr>
-                <w:rStyle w:val="Lienhypertexte"/>
+                <w:rStyle w:val="Collegamentoipertestuale"/>
                 <w:noProof/>
               </w:rPr>
               <w:t>1.</w:t>
@@ -1438,7 +1451,7 @@
             </w:r>
             <w:r>
               <w:rPr>
-                <w:rStyle w:val="Lienhypertexte"/>
+                <w:rStyle w:val="Collegamentoipertestuale"/>
                 <w:noProof/>
               </w:rPr>
               <w:t>Objectif : Construire le VAE qui prend en entrée une image, la compresse dans un espace latent puis la reconstruit.</w:t>
@@ -1495,11 +1508,12 @@
         </w:p>
         <w:p>
           <w:pPr>
-            <w:pStyle w:val="TM1"/>
+            <w:pStyle w:val="Sommario1"/>
             <w:tabs>
               <w:tab w:val="left" w:pos="720"/>
               <w:tab w:val="right" w:leader="dot" w:pos="9062"/>
             </w:tabs>
+            <w:jc w:val="both"/>
             <w:rPr>
               <w:rFonts w:eastAsiaTheme="minorEastAsia"/>
               <w:b w:val="0"/>
@@ -1515,7 +1529,7 @@
           <w:hyperlink w:anchor="_Toc227403496" w:history="1">
             <w:r>
               <w:rPr>
-                <w:rStyle w:val="Lienhypertexte"/>
+                <w:rStyle w:val="Collegamentoipertestuale"/>
                 <w:noProof/>
                 <w:sz w:val="22"/>
                 <w:szCs w:val="22"/>
@@ -1538,7 +1552,7 @@
             </w:r>
             <w:r>
               <w:rPr>
-                <w:rStyle w:val="Lienhypertexte"/>
+                <w:rStyle w:val="Collegamentoipertestuale"/>
                 <w:noProof/>
                 <w:sz w:val="22"/>
                 <w:szCs w:val="22"/>
@@ -1611,11 +1625,12 @@
         </w:p>
         <w:p>
           <w:pPr>
-            <w:pStyle w:val="TM2"/>
+            <w:pStyle w:val="Sommario2"/>
             <w:tabs>
               <w:tab w:val="left" w:pos="720"/>
               <w:tab w:val="right" w:leader="dot" w:pos="9062"/>
             </w:tabs>
+            <w:jc w:val="both"/>
             <w:rPr>
               <w:rFonts w:eastAsiaTheme="minorEastAsia"/>
               <w:b w:val="0"/>
@@ -1627,7 +1642,7 @@
           <w:hyperlink w:anchor="_Toc227403497" w:history="1">
             <w:r>
               <w:rPr>
-                <w:rStyle w:val="Lienhypertexte"/>
+                <w:rStyle w:val="Collegamentoipertestuale"/>
                 <w:noProof/>
               </w:rPr>
               <w:t>1.</w:t>
@@ -1644,7 +1659,7 @@
             </w:r>
             <w:r>
               <w:rPr>
-                <w:rStyle w:val="Lienhypertexte"/>
+                <w:rStyle w:val="Collegamentoipertestuale"/>
                 <w:noProof/>
               </w:rPr>
               <w:t>Objectif :</w:t>
@@ -1701,11 +1716,12 @@
         </w:p>
         <w:p>
           <w:pPr>
-            <w:pStyle w:val="TM2"/>
+            <w:pStyle w:val="Sommario2"/>
             <w:tabs>
               <w:tab w:val="left" w:pos="720"/>
               <w:tab w:val="right" w:leader="dot" w:pos="9062"/>
             </w:tabs>
+            <w:jc w:val="both"/>
             <w:rPr>
               <w:rFonts w:eastAsiaTheme="minorEastAsia"/>
               <w:b w:val="0"/>
@@ -1717,7 +1733,7 @@
           <w:hyperlink w:anchor="_Toc227403498" w:history="1">
             <w:r>
               <w:rPr>
-                <w:rStyle w:val="Lienhypertexte"/>
+                <w:rStyle w:val="Collegamentoipertestuale"/>
                 <w:noProof/>
               </w:rPr>
               <w:t>2.</w:t>
@@ -1734,7 +1750,7 @@
             </w:r>
             <w:r>
               <w:rPr>
-                <w:rStyle w:val="Lienhypertexte"/>
+                <w:rStyle w:val="Collegamentoipertestuale"/>
                 <w:noProof/>
               </w:rPr>
               <w:t>Fonctions :</w:t>
@@ -1791,11 +1807,12 @@
         </w:p>
         <w:p>
           <w:pPr>
-            <w:pStyle w:val="TM1"/>
+            <w:pStyle w:val="Sommario1"/>
             <w:tabs>
               <w:tab w:val="left" w:pos="480"/>
               <w:tab w:val="right" w:leader="dot" w:pos="9062"/>
             </w:tabs>
+            <w:jc w:val="both"/>
             <w:rPr>
               <w:rFonts w:eastAsiaTheme="minorEastAsia"/>
               <w:b w:val="0"/>
@@ -1811,7 +1828,7 @@
           <w:hyperlink w:anchor="_Toc227403499" w:history="1">
             <w:r>
               <w:rPr>
-                <w:rStyle w:val="Lienhypertexte"/>
+                <w:rStyle w:val="Collegamentoipertestuale"/>
                 <w:noProof/>
                 <w:sz w:val="22"/>
                 <w:szCs w:val="22"/>
@@ -1834,7 +1851,7 @@
             </w:r>
             <w:r>
               <w:rPr>
-                <w:rStyle w:val="Lienhypertexte"/>
+                <w:rStyle w:val="Collegamentoipertestuale"/>
                 <w:noProof/>
                 <w:sz w:val="22"/>
                 <w:szCs w:val="22"/>
@@ -1907,11 +1924,12 @@
         </w:p>
         <w:p>
           <w:pPr>
-            <w:pStyle w:val="TM2"/>
+            <w:pStyle w:val="Sommario2"/>
             <w:tabs>
               <w:tab w:val="left" w:pos="720"/>
               <w:tab w:val="right" w:leader="dot" w:pos="9062"/>
             </w:tabs>
+            <w:jc w:val="both"/>
             <w:rPr>
               <w:rFonts w:eastAsiaTheme="minorEastAsia"/>
               <w:b w:val="0"/>
@@ -1923,7 +1941,7 @@
           <w:hyperlink w:anchor="_Toc227403500" w:history="1">
             <w:r>
               <w:rPr>
-                <w:rStyle w:val="Lienhypertexte"/>
+                <w:rStyle w:val="Collegamentoipertestuale"/>
                 <w:noProof/>
               </w:rPr>
               <w:t>1.</w:t>
@@ -1940,7 +1958,7 @@
             </w:r>
             <w:r>
               <w:rPr>
-                <w:rStyle w:val="Lienhypertexte"/>
+                <w:rStyle w:val="Collegamentoipertestuale"/>
                 <w:noProof/>
               </w:rPr>
               <w:t>Objectif :</w:t>
@@ -1997,11 +2015,12 @@
         </w:p>
         <w:p>
           <w:pPr>
-            <w:pStyle w:val="TM2"/>
+            <w:pStyle w:val="Sommario2"/>
             <w:tabs>
               <w:tab w:val="left" w:pos="720"/>
               <w:tab w:val="right" w:leader="dot" w:pos="9062"/>
             </w:tabs>
+            <w:jc w:val="both"/>
             <w:rPr>
               <w:rFonts w:eastAsiaTheme="minorEastAsia"/>
               <w:b w:val="0"/>
@@ -2013,7 +2032,7 @@
           <w:hyperlink w:anchor="_Toc227403501" w:history="1">
             <w:r>
               <w:rPr>
-                <w:rStyle w:val="Lienhypertexte"/>
+                <w:rStyle w:val="Collegamentoipertestuale"/>
                 <w:noProof/>
               </w:rPr>
               <w:t>2.</w:t>
@@ -2030,7 +2049,7 @@
             </w:r>
             <w:r>
               <w:rPr>
-                <w:rStyle w:val="Lienhypertexte"/>
+                <w:rStyle w:val="Collegamentoipertestuale"/>
                 <w:noProof/>
               </w:rPr>
               <w:t>Première version de l’interface :</w:t>
@@ -2087,11 +2106,12 @@
         </w:p>
         <w:p>
           <w:pPr>
-            <w:pStyle w:val="TM2"/>
+            <w:pStyle w:val="Sommario2"/>
             <w:tabs>
               <w:tab w:val="left" w:pos="720"/>
               <w:tab w:val="right" w:leader="dot" w:pos="9062"/>
             </w:tabs>
+            <w:jc w:val="both"/>
             <w:rPr>
               <w:rFonts w:eastAsiaTheme="minorEastAsia"/>
               <w:b w:val="0"/>
@@ -2103,7 +2123,7 @@
           <w:hyperlink w:anchor="_Toc227403502" w:history="1">
             <w:r>
               <w:rPr>
-                <w:rStyle w:val="Lienhypertexte"/>
+                <w:rStyle w:val="Collegamentoipertestuale"/>
                 <w:noProof/>
               </w:rPr>
               <w:t>3.</w:t>
@@ -2120,7 +2140,7 @@
             </w:r>
             <w:r>
               <w:rPr>
-                <w:rStyle w:val="Lienhypertexte"/>
+                <w:rStyle w:val="Collegamentoipertestuale"/>
                 <w:noProof/>
               </w:rPr>
               <w:t>Deuxième version de l’interface :</w:t>
@@ -2177,11 +2197,12 @@
         </w:p>
         <w:p>
           <w:pPr>
-            <w:pStyle w:val="TM2"/>
+            <w:pStyle w:val="Sommario2"/>
             <w:tabs>
               <w:tab w:val="left" w:pos="720"/>
               <w:tab w:val="right" w:leader="dot" w:pos="9062"/>
             </w:tabs>
+            <w:jc w:val="both"/>
             <w:rPr>
               <w:rFonts w:eastAsiaTheme="minorEastAsia"/>
               <w:b w:val="0"/>
@@ -2193,7 +2214,7 @@
           <w:hyperlink w:anchor="_Toc227403503" w:history="1">
             <w:r>
               <w:rPr>
-                <w:rStyle w:val="Lienhypertexte"/>
+                <w:rStyle w:val="Collegamentoipertestuale"/>
                 <w:noProof/>
               </w:rPr>
               <w:t>4.</w:t>
@@ -2210,7 +2231,7 @@
             </w:r>
             <w:r>
               <w:rPr>
-                <w:rStyle w:val="Lienhypertexte"/>
+                <w:rStyle w:val="Collegamentoipertestuale"/>
                 <w:noProof/>
               </w:rPr>
               <w:t>Fonctions attendues par l’interface :</w:t>
@@ -2267,11 +2288,12 @@
         </w:p>
         <w:p>
           <w:pPr>
-            <w:pStyle w:val="TM2"/>
+            <w:pStyle w:val="Sommario2"/>
             <w:tabs>
               <w:tab w:val="left" w:pos="720"/>
               <w:tab w:val="right" w:leader="dot" w:pos="9062"/>
             </w:tabs>
+            <w:jc w:val="both"/>
             <w:rPr>
               <w:rFonts w:eastAsiaTheme="minorEastAsia"/>
               <w:b w:val="0"/>
@@ -2283,7 +2305,7 @@
           <w:hyperlink w:anchor="_Toc227403504" w:history="1">
             <w:r>
               <w:rPr>
-                <w:rStyle w:val="Lienhypertexte"/>
+                <w:rStyle w:val="Collegamentoipertestuale"/>
                 <w:noProof/>
               </w:rPr>
               <w:t>5.</w:t>
@@ -2300,7 +2322,7 @@
             </w:r>
             <w:r>
               <w:rPr>
-                <w:rStyle w:val="Lienhypertexte"/>
+                <w:rStyle w:val="Collegamentoipertestuale"/>
                 <w:noProof/>
               </w:rPr>
               <w:t>Tâches à faire :</w:t>
@@ -2357,11 +2379,12 @@
         </w:p>
         <w:p>
           <w:pPr>
-            <w:pStyle w:val="TM1"/>
+            <w:pStyle w:val="Sommario1"/>
             <w:tabs>
               <w:tab w:val="left" w:pos="720"/>
               <w:tab w:val="right" w:leader="dot" w:pos="9062"/>
             </w:tabs>
+            <w:jc w:val="both"/>
             <w:rPr>
               <w:rFonts w:eastAsiaTheme="minorEastAsia"/>
               <w:b w:val="0"/>
@@ -2377,7 +2400,7 @@
           <w:hyperlink w:anchor="_Toc227403505" w:history="1">
             <w:r>
               <w:rPr>
-                <w:rStyle w:val="Lienhypertexte"/>
+                <w:rStyle w:val="Collegamentoipertestuale"/>
                 <w:noProof/>
                 <w:sz w:val="22"/>
                 <w:szCs w:val="22"/>
@@ -2400,7 +2423,7 @@
             </w:r>
             <w:r>
               <w:rPr>
-                <w:rStyle w:val="Lienhypertexte"/>
+                <w:rStyle w:val="Collegamentoipertestuale"/>
                 <w:noProof/>
                 <w:sz w:val="22"/>
                 <w:szCs w:val="22"/>
@@ -2473,11 +2496,12 @@
         </w:p>
         <w:p>
           <w:pPr>
-            <w:pStyle w:val="TM1"/>
+            <w:pStyle w:val="Sommario1"/>
             <w:tabs>
               <w:tab w:val="left" w:pos="720"/>
               <w:tab w:val="right" w:leader="dot" w:pos="9062"/>
             </w:tabs>
+            <w:jc w:val="both"/>
             <w:rPr>
               <w:rFonts w:eastAsiaTheme="minorEastAsia"/>
               <w:b w:val="0"/>
@@ -2493,7 +2517,7 @@
           <w:hyperlink w:anchor="_Toc227403506" w:history="1">
             <w:r>
               <w:rPr>
-                <w:rStyle w:val="Lienhypertexte"/>
+                <w:rStyle w:val="Collegamentoipertestuale"/>
                 <w:noProof/>
                 <w:sz w:val="22"/>
                 <w:szCs w:val="22"/>
@@ -2516,7 +2540,7 @@
             </w:r>
             <w:r>
               <w:rPr>
-                <w:rStyle w:val="Lienhypertexte"/>
+                <w:rStyle w:val="Collegamentoipertestuale"/>
                 <w:noProof/>
                 <w:sz w:val="22"/>
                 <w:szCs w:val="22"/>
@@ -2589,11 +2613,12 @@
         </w:p>
         <w:p>
           <w:pPr>
-            <w:pStyle w:val="TM2"/>
+            <w:pStyle w:val="Sommario2"/>
             <w:tabs>
               <w:tab w:val="left" w:pos="720"/>
               <w:tab w:val="right" w:leader="dot" w:pos="9062"/>
             </w:tabs>
+            <w:jc w:val="both"/>
             <w:rPr>
               <w:rFonts w:eastAsiaTheme="minorEastAsia"/>
               <w:b w:val="0"/>
@@ -2605,7 +2630,7 @@
           <w:hyperlink w:anchor="_Toc227403507" w:history="1">
             <w:r>
               <w:rPr>
-                <w:rStyle w:val="Lienhypertexte"/>
+                <w:rStyle w:val="Collegamentoipertestuale"/>
                 <w:noProof/>
               </w:rPr>
               <w:t>1.</w:t>
@@ -2622,7 +2647,7 @@
             </w:r>
             <w:r>
               <w:rPr>
-                <w:rStyle w:val="Lienhypertexte"/>
+                <w:rStyle w:val="Collegamentoipertestuale"/>
                 <w:noProof/>
               </w:rPr>
               <w:t>Objectif :</w:t>
@@ -2679,11 +2704,12 @@
         </w:p>
         <w:p>
           <w:pPr>
-            <w:pStyle w:val="TM2"/>
+            <w:pStyle w:val="Sommario2"/>
             <w:tabs>
               <w:tab w:val="left" w:pos="720"/>
               <w:tab w:val="right" w:leader="dot" w:pos="9062"/>
             </w:tabs>
+            <w:jc w:val="both"/>
             <w:rPr>
               <w:rFonts w:eastAsiaTheme="minorEastAsia"/>
               <w:b w:val="0"/>
@@ -2695,7 +2721,7 @@
           <w:hyperlink w:anchor="_Toc227403508" w:history="1">
             <w:r>
               <w:rPr>
-                <w:rStyle w:val="Lienhypertexte"/>
+                <w:rStyle w:val="Collegamentoipertestuale"/>
                 <w:noProof/>
               </w:rPr>
               <w:t>2.</w:t>
@@ -2712,14 +2738,14 @@
             </w:r>
             <w:r>
               <w:rPr>
-                <w:rStyle w:val="Lienhypertexte"/>
+                <w:rStyle w:val="Collegamentoipertestuale"/>
                 <w:noProof/>
               </w:rPr>
               <w:t>Architecture (id</w:t>
             </w:r>
             <w:r>
               <w:rPr>
-                <w:rStyle w:val="Lienhypertexte"/>
+                <w:rStyle w:val="Collegamentoipertestuale"/>
                 <w:rFonts w:cs="Cambria"/>
                 <w:noProof/>
               </w:rPr>
@@ -2727,7 +2753,7 @@
             </w:r>
             <w:r>
               <w:rPr>
-                <w:rStyle w:val="Lienhypertexte"/>
+                <w:rStyle w:val="Collegamentoipertestuale"/>
                 <w:noProof/>
               </w:rPr>
               <w:t>e) :</w:t>
@@ -2801,7 +2827,7 @@
     </w:sdt>
     <w:p>
       <w:pPr>
-        <w:pStyle w:val="Titre1"/>
+        <w:pStyle w:val="Titolo1"/>
         <w:jc w:val="both"/>
       </w:pPr>
       <w:bookmarkStart w:id="0" w:name="_Toc227168401"/>
@@ -2823,7 +2849,7 @@
     </w:p>
     <w:p>
       <w:pPr>
-        <w:pStyle w:val="Titre1"/>
+        <w:pStyle w:val="Titolo1"/>
         <w:jc w:val="both"/>
       </w:pPr>
       <w:bookmarkStart w:id="2" w:name="_Toc227168402"/>
@@ -2842,7 +2868,15 @@
         <w:jc w:val="both"/>
       </w:pPr>
       <w:r>
-        <w:t>1 – Le client envoie une sollicitation pour créer un autoportrait.</w:t>
+        <w:t xml:space="preserve">1 – Le client envoie une sollicitation pour créer un </w:t>
+      </w:r>
+      <w:proofErr w:type="spellStart"/>
+      <w:r>
+        <w:t>portrait robot</w:t>
+      </w:r>
+      <w:proofErr w:type="spellEnd"/>
+      <w:r>
+        <w:t>.</w:t>
       </w:r>
     </w:p>
     <w:p>
@@ -2880,7 +2914,49 @@
         <w:jc w:val="both"/>
       </w:pPr>
       <w:r>
-        <w:t>5 – le logiciel génère 1 autoportrait</w:t>
+        <w:t xml:space="preserve">5 – le logiciel </w:t>
+      </w:r>
+      <w:r>
+        <w:t xml:space="preserve">propose plusieurs portraits à partir du data base </w:t>
+      </w:r>
+    </w:p>
+    <w:p>
+      <w:pPr>
+        <w:jc w:val="both"/>
+      </w:pPr>
+      <w:r>
+        <w:t xml:space="preserve">6 – le client </w:t>
+      </w:r>
+      <w:r>
+        <w:t>sélectionne</w:t>
+      </w:r>
+      <w:r>
+        <w:t xml:space="preserve"> les images qui veut transformer (1,2 ou 3 images</w:t>
+      </w:r>
+      <w:r>
+        <w:t xml:space="preserve">) </w:t>
+      </w:r>
+      <w:r>
+        <w:t xml:space="preserve">et la fonction </w:t>
+      </w:r>
+      <w:r>
+        <w:t>de transformation souhaitée (entre Reconstruction, Interpolation et Fusion)</w:t>
+      </w:r>
+    </w:p>
+    <w:p>
+      <w:pPr>
+        <w:jc w:val="both"/>
+      </w:pPr>
+      <w:r>
+        <w:t xml:space="preserve">7 – le logiciel génère un </w:t>
+      </w:r>
+      <w:proofErr w:type="spellStart"/>
+      <w:r>
+        <w:t>portrait robot</w:t>
+      </w:r>
+      <w:proofErr w:type="spellEnd"/>
+      <w:r>
+        <w:t xml:space="preserve"> à partir des images sélectionnées  </w:t>
       </w:r>
     </w:p>
     <w:p>
@@ -2889,7 +2965,10 @@
       </w:pPr>
       <w:r>
         <w:tab/>
-        <w:t>5 – a – Le client n’est pas satisfait de l’autoportrait généré</w:t>
+        <w:t>8</w:t>
+      </w:r>
+      <w:r>
+        <w:t>– a – Le client n’est pas satisfait de l’autoportrait généré</w:t>
       </w:r>
     </w:p>
     <w:p>
@@ -2901,7 +2980,10 @@
       </w:r>
       <w:r>
         <w:tab/>
-        <w:t xml:space="preserve">5 – a – 1 </w:t>
+        <w:t>8</w:t>
+      </w:r>
+      <w:r>
+        <w:t xml:space="preserve"> – a – 1 </w:t>
       </w:r>
       <w:r>
         <w:t>–</w:t>
@@ -2922,7 +3004,10 @@
       </w:r>
       <w:r>
         <w:tab/>
-        <w:t xml:space="preserve">5 – a – 2 – Le logiciel envoie un questionnaire graphique </w:t>
+        <w:t>8</w:t>
+      </w:r>
+      <w:r>
+        <w:t xml:space="preserve"> – a – 2 – Le logiciel envoie un questionnaire graphique </w:t>
       </w:r>
     </w:p>
     <w:p>
@@ -2934,7 +3019,10 @@
       </w:r>
       <w:r>
         <w:tab/>
-        <w:t>5 – a – 3 – Le client coche les éléments à modifier</w:t>
+        <w:t>8</w:t>
+      </w:r>
+      <w:r>
+        <w:t xml:space="preserve"> – a – 3 – Le client coche les éléments à modifier</w:t>
       </w:r>
     </w:p>
     <w:p>
@@ -2946,7 +3034,10 @@
       </w:r>
       <w:r>
         <w:tab/>
-        <w:t xml:space="preserve">5 – a – 4 - </w:t>
+        <w:t>8</w:t>
+      </w:r>
+      <w:r>
+        <w:t xml:space="preserve"> – a – 4 - </w:t>
       </w:r>
       <w:r>
         <w:t xml:space="preserve"> </w:t>
@@ -2955,23 +3046,29 @@
         <w:t>R</w:t>
       </w:r>
       <w:r>
-        <w:t>etourner à l’étape 4</w:t>
-      </w:r>
-    </w:p>
-    <w:p>
-      <w:pPr>
-        <w:jc w:val="both"/>
-      </w:pPr>
-      <w:r>
-        <w:t xml:space="preserve">6 – Le client valide l’autoportrait </w:t>
-      </w:r>
-    </w:p>
-    <w:p>
-      <w:pPr>
-        <w:jc w:val="both"/>
-      </w:pPr>
-      <w:r>
-        <w:t xml:space="preserve">7 – L’autoportrait est automatiquement téléchargé sur le </w:t>
+        <w:t>etourner à l’étape 7</w:t>
+      </w:r>
+    </w:p>
+    <w:p>
+      <w:pPr>
+        <w:jc w:val="both"/>
+      </w:pPr>
+      <w:r>
+        <w:t>9</w:t>
+      </w:r>
+      <w:r>
+        <w:t xml:space="preserve"> – Le client valide l’autoportrait </w:t>
+      </w:r>
+    </w:p>
+    <w:p>
+      <w:pPr>
+        <w:jc w:val="both"/>
+      </w:pPr>
+      <w:r>
+        <w:t>10</w:t>
+      </w:r>
+      <w:r>
+        <w:t xml:space="preserve"> – L’autoportrait est automatiquement téléchargé sur le </w:t>
       </w:r>
       <w:r>
         <w:t xml:space="preserve">bureau </w:t>
@@ -2982,7 +3079,7 @@
     </w:p>
     <w:p>
       <w:pPr>
-        <w:pStyle w:val="Titre1"/>
+        <w:pStyle w:val="Titolo1"/>
         <w:jc w:val="both"/>
       </w:pPr>
       <w:bookmarkStart w:id="4" w:name="_Toc227168403"/>
@@ -2998,7 +3095,7 @@
     </w:p>
     <w:tbl>
       <w:tblPr>
-        <w:tblStyle w:val="Tableausimple2"/>
+        <w:tblStyle w:val="Tabellasemplice-2"/>
         <w:tblW w:w="0" w:type="auto"/>
         <w:tblLook w:val="04A0" w:firstRow="1" w:lastRow="0" w:firstColumn="1" w:lastColumn="0" w:noHBand="0" w:noVBand="1"/>
       </w:tblPr>
@@ -3934,13 +4031,12 @@
     </w:p>
     <w:p>
       <w:pPr>
-        <w:pStyle w:val="Titre1"/>
+        <w:pStyle w:val="Titolo1"/>
         <w:jc w:val="both"/>
       </w:pPr>
       <w:bookmarkStart w:id="6" w:name="_Toc227168404"/>
       <w:bookmarkStart w:id="7" w:name="_Toc227403486"/>
       <w:r>
-        <w:lastRenderedPageBreak/>
         <w:t>Diagramme BPMN</w:t>
       </w:r>
       <w:bookmarkEnd w:id="6"/>
@@ -3953,6 +4049,7 @@
       <w:r>
         <w:rPr>
           <w:noProof/>
+          <w:lang w:eastAsia="fr-FR"/>
         </w:rPr>
         <w:drawing>
           <wp:inline distT="0" distB="0" distL="0" distR="0" wp14:anchorId="30A05EEB" wp14:editId="603AFD7B">
@@ -3973,7 +4070,7 @@
                     <a:blip r:embed="rId8">
                       <a:extLst>
                         <a:ext uri="{96DAC541-7B7A-43D3-8B79-37D633B846F1}">
-                          <asvg:svgBlip xmlns:asvg="http://schemas.microsoft.com/office/drawing/2016/SVG/main" r:embed="rId9"/>
+                          <asvg:svgBlip xmlns:asvg="http://schemas.microsoft.com/office/drawing/2016/SVG/main" xmlns:w16sdtfl="http://schemas.microsoft.com/office/word/2024/wordml/sdtformatlock" xmlns:w16sdtdh="http://schemas.microsoft.com/office/word/2020/wordml/sdtdatahash" xmlns:w16du="http://schemas.microsoft.com/office/word/2023/wordml/word16du" xmlns:w16="http://schemas.microsoft.com/office/word/2018/wordml" xmlns:w16cid="http://schemas.microsoft.com/office/word/2016/wordml/cid" xmlns:w16cex="http://schemas.microsoft.com/office/word/2018/wordml/cex" xmlns:w="http://schemas.openxmlformats.org/wordprocessingml/2006/main" xmlns:w10="urn:schemas-microsoft-com:office:word" xmlns:v="urn:schemas-microsoft-com:vml" xmlns:oel="http://schemas.microsoft.com/office/2019/extlst" xmlns:o="urn:schemas-microsoft-com:office:office" xmlns:am3d="http://schemas.microsoft.com/office/drawing/2017/model3d" xmlns:aink="http://schemas.microsoft.com/office/drawing/2016/ink" xmlns:cx8="http://schemas.microsoft.com/office/drawing/2016/5/14/chartex" xmlns:cx7="http://schemas.microsoft.com/office/drawing/2016/5/13/chartex" xmlns:cx6="http://schemas.microsoft.com/office/drawing/2016/5/12/chartex" xmlns:cx5="http://schemas.microsoft.com/office/drawing/2016/5/11/chartex" xmlns:cx4="http://schemas.microsoft.com/office/drawing/2016/5/10/chartex" xmlns:cx3="http://schemas.microsoft.com/office/drawing/2016/5/9/chartex" xmlns:cx2="http://schemas.microsoft.com/office/drawing/2015/10/21/chartex" xmlns:cx1="http://schemas.microsoft.com/office/drawing/2015/9/8/chartex" xmlns="" r:embed="rId9"/>
                         </a:ext>
                       </a:extLst>
                     </a:blip>
@@ -3999,7 +4096,7 @@
     </w:p>
     <w:p>
       <w:pPr>
-        <w:pStyle w:val="Titre1"/>
+        <w:pStyle w:val="Titolo1"/>
         <w:jc w:val="both"/>
       </w:pPr>
       <w:bookmarkStart w:id="8" w:name="_Toc227168405"/>
@@ -4014,15 +4111,15 @@
     </w:p>
     <w:tbl>
       <w:tblPr>
-        <w:tblStyle w:val="Grilledutableau"/>
+        <w:tblStyle w:val="Grigliatabella"/>
         <w:tblW w:w="0" w:type="auto"/>
         <w:tblLook w:val="04A0" w:firstRow="1" w:lastRow="0" w:firstColumn="1" w:lastColumn="0" w:noHBand="0" w:noVBand="1"/>
       </w:tblPr>
       <w:tblGrid>
-        <w:gridCol w:w="2249"/>
+        <w:gridCol w:w="2248"/>
         <w:gridCol w:w="2244"/>
         <w:gridCol w:w="2233"/>
-        <w:gridCol w:w="2336"/>
+        <w:gridCol w:w="2337"/>
       </w:tblGrid>
       <w:tr>
         <w:trPr>
@@ -4210,7 +4307,7 @@
           </w:tcPr>
           <w:p>
             <w:pPr>
-              <w:pStyle w:val="Paragraphedeliste"/>
+              <w:pStyle w:val="Paragrafoelenco"/>
               <w:numPr>
                 <w:ilvl w:val="0"/>
                 <w:numId w:val="2"/>
@@ -4231,7 +4328,7 @@
           </w:p>
           <w:p>
             <w:pPr>
-              <w:pStyle w:val="Paragraphedeliste"/>
+              <w:pStyle w:val="Paragrafoelenco"/>
               <w:numPr>
                 <w:ilvl w:val="0"/>
                 <w:numId w:val="2"/>
@@ -4324,7 +4421,7 @@
           </w:tcPr>
           <w:p>
             <w:pPr>
-              <w:pStyle w:val="Paragraphedeliste"/>
+              <w:pStyle w:val="Paragrafoelenco"/>
               <w:numPr>
                 <w:ilvl w:val="0"/>
                 <w:numId w:val="2"/>
@@ -4345,7 +4442,7 @@
           </w:p>
           <w:p>
             <w:pPr>
-              <w:pStyle w:val="Paragraphedeliste"/>
+              <w:pStyle w:val="Paragrafoelenco"/>
               <w:numPr>
                 <w:ilvl w:val="0"/>
                 <w:numId w:val="2"/>
@@ -4366,7 +4463,7 @@
           </w:p>
           <w:p>
             <w:pPr>
-              <w:pStyle w:val="Paragraphedeliste"/>
+              <w:pStyle w:val="Paragrafoelenco"/>
               <w:numPr>
                 <w:ilvl w:val="0"/>
                 <w:numId w:val="2"/>
@@ -4457,7 +4554,7 @@
           </w:tcPr>
           <w:p>
             <w:pPr>
-              <w:pStyle w:val="Paragraphedeliste"/>
+              <w:pStyle w:val="Paragrafoelenco"/>
               <w:numPr>
                 <w:ilvl w:val="0"/>
                 <w:numId w:val="2"/>
@@ -4478,7 +4575,7 @@
           </w:p>
           <w:p>
             <w:pPr>
-              <w:pStyle w:val="Paragraphedeliste"/>
+              <w:pStyle w:val="Paragrafoelenco"/>
               <w:numPr>
                 <w:ilvl w:val="0"/>
                 <w:numId w:val="2"/>
@@ -4499,7 +4596,7 @@
           </w:p>
           <w:p>
             <w:pPr>
-              <w:pStyle w:val="Paragraphedeliste"/>
+              <w:pStyle w:val="Paragrafoelenco"/>
               <w:numPr>
                 <w:ilvl w:val="0"/>
                 <w:numId w:val="2"/>
@@ -4615,7 +4712,7 @@
           </w:tcPr>
           <w:p>
             <w:pPr>
-              <w:pStyle w:val="Paragraphedeliste"/>
+              <w:pStyle w:val="Paragrafoelenco"/>
               <w:numPr>
                 <w:ilvl w:val="0"/>
                 <w:numId w:val="2"/>
@@ -4645,7 +4742,7 @@
           </w:p>
           <w:p>
             <w:pPr>
-              <w:pStyle w:val="Paragraphedeliste"/>
+              <w:pStyle w:val="Paragrafoelenco"/>
               <w:numPr>
                 <w:ilvl w:val="0"/>
                 <w:numId w:val="2"/>
@@ -4738,7 +4835,7 @@
           </w:tcPr>
           <w:p>
             <w:pPr>
-              <w:pStyle w:val="Paragraphedeliste"/>
+              <w:pStyle w:val="Paragrafoelenco"/>
               <w:numPr>
                 <w:ilvl w:val="0"/>
                 <w:numId w:val="2"/>
@@ -4759,7 +4856,7 @@
           </w:p>
           <w:p>
             <w:pPr>
-              <w:pStyle w:val="Paragraphedeliste"/>
+              <w:pStyle w:val="Paragrafoelenco"/>
               <w:numPr>
                 <w:ilvl w:val="0"/>
                 <w:numId w:val="2"/>
@@ -4775,7 +4872,7 @@
                 <w:sz w:val="20"/>
                 <w:szCs w:val="20"/>
               </w:rPr>
-              <w:t xml:space="preserve">Doit avoir accès au bureau de l’utilisateur pour </w:t>
+              <w:t xml:space="preserve">Doit avoir accès au bureau de </w:t>
             </w:r>
             <w:r>
               <w:rPr>
@@ -4783,7 +4880,7 @@
                 <w:szCs w:val="20"/>
               </w:rPr>
               <w:lastRenderedPageBreak/>
-              <w:t xml:space="preserve">télécharger le </w:t>
+              <w:t xml:space="preserve">l’utilisateur pour télécharger le </w:t>
             </w:r>
             <w:proofErr w:type="spellStart"/>
             <w:r>
@@ -4800,7 +4897,7 @@
     </w:tbl>
     <w:p>
       <w:pPr>
-        <w:pStyle w:val="Titre1"/>
+        <w:pStyle w:val="Titolo1"/>
         <w:jc w:val="both"/>
       </w:pPr>
       <w:bookmarkStart w:id="10" w:name="_Toc227403488"/>
@@ -4812,7 +4909,7 @@
     </w:p>
     <w:p>
       <w:pPr>
-        <w:pStyle w:val="Titre2"/>
+        <w:pStyle w:val="Titolo2"/>
         <w:jc w:val="both"/>
       </w:pPr>
       <w:bookmarkStart w:id="11" w:name="_Toc227403489"/>
@@ -4823,14 +4920,16 @@
     </w:p>
     <w:p>
       <w:pPr>
-        <w:pStyle w:val="Sansinterligne"/>
-        <w:rPr>
-          <w:rStyle w:val="Titre2Car"/>
+        <w:pStyle w:val="Nessunaspaziatura"/>
+        <w:jc w:val="both"/>
+        <w:rPr>
+          <w:rStyle w:val="Titolo2Carattere"/>
         </w:rPr>
       </w:pPr>
       <w:r>
         <w:rPr>
           <w:noProof/>
+          <w:lang w:eastAsia="fr-FR"/>
         </w:rPr>
         <w:drawing>
           <wp:inline distT="0" distB="0" distL="0" distR="0" wp14:anchorId="394B75AD" wp14:editId="2AD3DC6A">
@@ -4880,7 +4979,7 @@
     </w:p>
     <w:p>
       <w:pPr>
-        <w:pStyle w:val="Titre2"/>
+        <w:pStyle w:val="Titolo2"/>
         <w:jc w:val="both"/>
       </w:pPr>
       <w:bookmarkStart w:id="12" w:name="_Toc227403490"/>
@@ -4902,7 +5001,8 @@
     </w:p>
     <w:p>
       <w:pPr>
-        <w:pStyle w:val="Titre2"/>
+        <w:pStyle w:val="Titolo2"/>
+        <w:jc w:val="both"/>
       </w:pPr>
       <w:bookmarkStart w:id="13" w:name="_Toc227403491"/>
       <w:r>
@@ -4943,7 +5043,7 @@
     </w:p>
     <w:p>
       <w:pPr>
-        <w:pStyle w:val="Titre1"/>
+        <w:pStyle w:val="Titolo1"/>
         <w:jc w:val="both"/>
       </w:pPr>
       <w:bookmarkStart w:id="14" w:name="_Toc227168406"/>
@@ -4956,7 +5056,7 @@
     </w:p>
     <w:p>
       <w:pPr>
-        <w:pStyle w:val="Titre2"/>
+        <w:pStyle w:val="Titolo2"/>
         <w:numPr>
           <w:ilvl w:val="0"/>
           <w:numId w:val="6"/>
@@ -5309,7 +5409,7 @@
     </w:p>
     <w:p>
       <w:pPr>
-        <w:pStyle w:val="Titre1"/>
+        <w:pStyle w:val="Titolo1"/>
         <w:jc w:val="both"/>
       </w:pPr>
       <w:bookmarkStart w:id="18" w:name="_Toc227168408"/>
@@ -5322,7 +5422,7 @@
     </w:p>
     <w:p>
       <w:pPr>
-        <w:pStyle w:val="Titre2"/>
+        <w:pStyle w:val="Titolo2"/>
         <w:numPr>
           <w:ilvl w:val="0"/>
           <w:numId w:val="7"/>
@@ -5425,8 +5525,18 @@
           <w:sz w:val="24"/>
           <w:szCs w:val="24"/>
         </w:rPr>
-        <w:t>/strides</w:t>
-      </w:r>
+        <w:t>/</w:t>
+      </w:r>
+      <w:proofErr w:type="spellStart"/>
+      <w:r>
+        <w:rPr>
+          <w:rFonts w:asciiTheme="minorHAnsi" w:hAnsiTheme="minorHAnsi"/>
+          <w:sz w:val="24"/>
+          <w:szCs w:val="24"/>
+        </w:rPr>
+        <w:t>strides</w:t>
+      </w:r>
+      <w:proofErr w:type="spellEnd"/>
     </w:p>
     <w:p>
       <w:pPr>
@@ -5632,7 +5742,7 @@
     </w:p>
     <w:p>
       <w:pPr>
-        <w:pStyle w:val="Titre1"/>
+        <w:pStyle w:val="Titolo1"/>
         <w:jc w:val="both"/>
       </w:pPr>
       <w:bookmarkStart w:id="22" w:name="_Toc227168410"/>
@@ -5645,32 +5755,36 @@
     </w:p>
     <w:p>
       <w:pPr>
-        <w:pStyle w:val="Titre2"/>
+        <w:pStyle w:val="Titolo2"/>
         <w:numPr>
           <w:ilvl w:val="0"/>
           <w:numId w:val="8"/>
         </w:numPr>
         <w:jc w:val="both"/>
       </w:pPr>
-      <w:bookmarkStart w:id="24" w:name="_Toc227168411"/>
-      <w:bookmarkStart w:id="25" w:name="_Toc227403497"/>
+      <w:bookmarkStart w:id="24" w:name="_Toc227403497"/>
+      <w:bookmarkStart w:id="25" w:name="_Toc227168411"/>
       <w:r>
         <w:t>Objectif :</w:t>
       </w:r>
+      <w:bookmarkEnd w:id="24"/>
+      <w:r>
+        <w:t xml:space="preserve"> </w:t>
+      </w:r>
+    </w:p>
+    <w:p>
+      <w:pPr>
+        <w:jc w:val="both"/>
+      </w:pPr>
+      <w:r>
+        <w:t>Faire apprendre le VAE à reconstruire correctement les images tout en ayant un espace latent qui soit exploitable pour les modifications génétiques</w:t>
+      </w:r>
       <w:bookmarkEnd w:id="25"/>
-      <w:r>
-        <w:t xml:space="preserve"> </w:t>
-      </w:r>
-    </w:p>
-    <w:p>
-      <w:r>
-        <w:t>Faire apprendre le VAE à reconstruire correctement les images tout en ayant un espace latent qui soit exploitable pour les modifications génétiques</w:t>
-      </w:r>
-      <w:bookmarkEnd w:id="24"/>
-    </w:p>
-    <w:p>
-      <w:pPr>
-        <w:pStyle w:val="Titre2"/>
+    </w:p>
+    <w:p>
+      <w:pPr>
+        <w:pStyle w:val="Titolo2"/>
+        <w:jc w:val="both"/>
       </w:pPr>
       <w:bookmarkStart w:id="26" w:name="_Toc227403498"/>
       <w:r>
@@ -6002,43 +6116,41 @@
     </w:p>
     <w:p>
       <w:pPr>
-        <w:pStyle w:val="Titre1"/>
+        <w:pStyle w:val="Titolo1"/>
         <w:jc w:val="both"/>
       </w:pPr>
       <w:bookmarkStart w:id="27" w:name="_Toc227168412"/>
       <w:bookmarkStart w:id="28" w:name="_Toc227403499"/>
       <w:r>
         <w:lastRenderedPageBreak/>
-        <w:t>Interface graphique (Salomé et Inass)</w:t>
+        <w:t>Interface graphiqu</w:t>
       </w:r>
       <w:bookmarkEnd w:id="27"/>
       <w:bookmarkEnd w:id="28"/>
-    </w:p>
-    <w:p>
-      <w:pPr>
-        <w:pStyle w:val="Titre2"/>
+      <w:r>
+        <w:t>e</w:t>
+      </w:r>
+    </w:p>
+    <w:p>
+      <w:pPr>
+        <w:pStyle w:val="Titolo2"/>
         <w:numPr>
           <w:ilvl w:val="0"/>
           <w:numId w:val="10"/>
         </w:numPr>
+        <w:jc w:val="both"/>
       </w:pPr>
       <w:bookmarkStart w:id="29" w:name="_Toc227403500"/>
       <w:r>
         <w:rPr>
-          <w:rStyle w:val="Titre2Car"/>
-        </w:rPr>
-        <w:t>Objectif</w:t>
-      </w:r>
-      <w:r>
-        <w:rPr>
-          <w:rStyle w:val="Titre2Car"/>
-        </w:rPr>
-        <w:t> :</w:t>
+          <w:rStyle w:val="Titolo2Carattere"/>
+        </w:rPr>
+        <w:t>Objectif :</w:t>
       </w:r>
       <w:bookmarkEnd w:id="29"/>
       <w:r>
         <w:rPr>
-          <w:rStyle w:val="Titre2Car"/>
+          <w:rStyle w:val="Titolo2Carattere"/>
         </w:rPr>
         <w:t xml:space="preserve"> </w:t>
       </w:r>
@@ -6059,7 +6171,15 @@
           <w:sz w:val="24"/>
           <w:szCs w:val="24"/>
         </w:rPr>
-        <w:t xml:space="preserve">Permettre à l’utilisateur d’interagir simplement avec le logiciel afin de générer, visualiser, sélectionner puis modifier un </w:t>
+        <w:t>Permettre à l’utilisateur d’interagir simplement avec le logiciel afin de générer, visualiser, sélecti</w:t>
+      </w:r>
+      <w:r>
+        <w:rPr>
+          <w:rFonts w:asciiTheme="minorHAnsi" w:hAnsiTheme="minorHAnsi"/>
+          <w:sz w:val="24"/>
+          <w:szCs w:val="24"/>
+        </w:rPr>
+        <w:t xml:space="preserve">onner puis modifier un </w:t>
       </w:r>
       <w:proofErr w:type="spellStart"/>
       <w:r>
@@ -6068,6 +6188,76 @@
           <w:sz w:val="24"/>
           <w:szCs w:val="24"/>
         </w:rPr>
+        <w:t>portrait</w:t>
+      </w:r>
+      <w:r>
+        <w:rPr>
+          <w:rFonts w:asciiTheme="minorHAnsi" w:hAnsiTheme="minorHAnsi"/>
+          <w:sz w:val="24"/>
+          <w:szCs w:val="24"/>
+        </w:rPr>
+        <w:t>robot</w:t>
+      </w:r>
+      <w:proofErr w:type="spellEnd"/>
+      <w:r>
+        <w:rPr>
+          <w:rFonts w:asciiTheme="minorHAnsi" w:hAnsiTheme="minorHAnsi"/>
+          <w:sz w:val="24"/>
+          <w:szCs w:val="24"/>
+        </w:rPr>
+        <w:t xml:space="preserve"> sans avoir à manipuler directement le code ou le modèle.</w:t>
+      </w:r>
+    </w:p>
+    <w:p>
+      <w:pPr>
+        <w:pStyle w:val="p1"/>
+        <w:jc w:val="both"/>
+        <w:rPr>
+          <w:rFonts w:asciiTheme="minorHAnsi" w:hAnsiTheme="minorHAnsi"/>
+          <w:sz w:val="24"/>
+          <w:szCs w:val="24"/>
+        </w:rPr>
+      </w:pPr>
+    </w:p>
+    <w:p>
+      <w:pPr>
+        <w:pStyle w:val="Titolo2"/>
+        <w:jc w:val="both"/>
+      </w:pPr>
+      <w:bookmarkStart w:id="30" w:name="_Toc227403501"/>
+      <w:r>
+        <w:t>Première version de l’interface :</w:t>
+      </w:r>
+      <w:bookmarkEnd w:id="30"/>
+      <w:r>
+        <w:t xml:space="preserve"> </w:t>
+      </w:r>
+    </w:p>
+    <w:p>
+      <w:pPr>
+        <w:pStyle w:val="p1"/>
+        <w:jc w:val="both"/>
+        <w:rPr>
+          <w:rFonts w:asciiTheme="minorHAnsi" w:hAnsiTheme="minorHAnsi"/>
+          <w:sz w:val="24"/>
+          <w:szCs w:val="24"/>
+        </w:rPr>
+      </w:pPr>
+      <w:r>
+        <w:rPr>
+          <w:rFonts w:asciiTheme="minorHAnsi" w:hAnsiTheme="minorHAnsi"/>
+          <w:sz w:val="24"/>
+          <w:szCs w:val="24"/>
+        </w:rPr>
+        <w:t xml:space="preserve">Une première version de l’interface graphique a été développée afin de mettre en place les bases du projet. Cette version permet d’afficher un questionnaire initial et de guider l’utilisateur dans les premières étapes de génération du </w:t>
+      </w:r>
+      <w:proofErr w:type="spellStart"/>
+      <w:r>
+        <w:rPr>
+          <w:rFonts w:asciiTheme="minorHAnsi" w:hAnsiTheme="minorHAnsi"/>
+          <w:sz w:val="24"/>
+          <w:szCs w:val="24"/>
+        </w:rPr>
         <w:t>portrait robot</w:t>
       </w:r>
       <w:proofErr w:type="spellEnd"/>
@@ -6077,7 +6267,7 @@
           <w:sz w:val="24"/>
           <w:szCs w:val="24"/>
         </w:rPr>
-        <w:t xml:space="preserve"> sans avoir à manipuler directement le code ou le modèle.</w:t>
+        <w:t>.</w:t>
       </w:r>
     </w:p>
     <w:p>
@@ -6090,16 +6280,58 @@
           <w:szCs w:val="24"/>
         </w:rPr>
       </w:pPr>
-    </w:p>
-    <w:p>
-      <w:pPr>
-        <w:pStyle w:val="Titre2"/>
-      </w:pPr>
-      <w:bookmarkStart w:id="30" w:name="_Toc227403501"/>
-      <w:r>
-        <w:t>Première version de l’interface :</w:t>
-      </w:r>
-      <w:bookmarkEnd w:id="30"/>
+      <w:r>
+        <w:rPr>
+          <w:rFonts w:asciiTheme="minorHAnsi" w:hAnsiTheme="minorHAnsi"/>
+          <w:sz w:val="24"/>
+          <w:szCs w:val="24"/>
+        </w:rPr>
+        <w:t>Le questionnaire initial comportait au départ un grand nombre de caractéristiques physiques à sélectionner. L’objectif était de cibler au maximum le portrait recherché. Cependant, cette approche s’est révélée trop restrictive : certaines combinaisons de réponses ne correspondaient à aucune image exploitable dans la base de données, ce qui empêchait parfois de proposer des résultats pertinents.</w:t>
+      </w:r>
+    </w:p>
+    <w:p>
+      <w:pPr>
+        <w:pStyle w:val="p1"/>
+        <w:jc w:val="both"/>
+        <w:rPr>
+          <w:rFonts w:asciiTheme="minorHAnsi" w:hAnsiTheme="minorHAnsi"/>
+          <w:sz w:val="24"/>
+          <w:szCs w:val="24"/>
+        </w:rPr>
+      </w:pPr>
+      <w:r>
+        <w:rPr>
+          <w:rFonts w:asciiTheme="minorHAnsi" w:hAnsiTheme="minorHAnsi"/>
+          <w:sz w:val="24"/>
+          <w:szCs w:val="24"/>
+        </w:rPr>
+        <w:t>Cette première version a néanmoins permis de tester la structure générale de l’interface, les transitions entre les étapes, ainsi que la communication avec les premiers modules du projet.</w:t>
+      </w:r>
+    </w:p>
+    <w:p>
+      <w:pPr>
+        <w:pStyle w:val="p1"/>
+        <w:jc w:val="both"/>
+        <w:rPr>
+          <w:rFonts w:asciiTheme="minorHAnsi" w:hAnsiTheme="minorHAnsi"/>
+          <w:sz w:val="24"/>
+          <w:szCs w:val="24"/>
+        </w:rPr>
+      </w:pPr>
+    </w:p>
+    <w:p>
+      <w:pPr>
+        <w:pStyle w:val="Titolo2"/>
+        <w:jc w:val="both"/>
+      </w:pPr>
+      <w:bookmarkStart w:id="31" w:name="_Toc227403502"/>
+      <w:r>
+        <w:t>Deuxième</w:t>
+      </w:r>
+      <w:r>
+        <w:t xml:space="preserve"> version de l’interface :</w:t>
+      </w:r>
+      <w:bookmarkEnd w:id="31"/>
       <w:r>
         <w:t xml:space="preserve"> </w:t>
       </w:r>
@@ -6120,25 +6352,7 @@
           <w:sz w:val="24"/>
           <w:szCs w:val="24"/>
         </w:rPr>
-        <w:t xml:space="preserve">Une première version de l’interface graphique a été développée afin de mettre en place les bases du projet. Cette version permet d’afficher un questionnaire initial et de guider l’utilisateur dans les premières étapes de génération du </w:t>
-      </w:r>
-      <w:proofErr w:type="spellStart"/>
-      <w:r>
-        <w:rPr>
-          <w:rFonts w:asciiTheme="minorHAnsi" w:hAnsiTheme="minorHAnsi"/>
-          <w:sz w:val="24"/>
-          <w:szCs w:val="24"/>
-        </w:rPr>
-        <w:t>portrait robot</w:t>
-      </w:r>
-      <w:proofErr w:type="spellEnd"/>
-      <w:r>
-        <w:rPr>
-          <w:rFonts w:asciiTheme="minorHAnsi" w:hAnsiTheme="minorHAnsi"/>
-          <w:sz w:val="24"/>
-          <w:szCs w:val="24"/>
-        </w:rPr>
-        <w:t>.</w:t>
+        <w:t>Une deuxième version de l’interface a été envisagée afin d’améliorer l’expérience utilisateur et la robustesse du système.</w:t>
       </w:r>
     </w:p>
     <w:p>
@@ -6157,7 +6371,7 @@
           <w:sz w:val="24"/>
           <w:szCs w:val="24"/>
         </w:rPr>
-        <w:t>Le questionnaire initial comportait au départ un grand nombre de caractéristiques physiques à sélectionner. L’objectif était de cibler au maximum le portrait recherché. Cependant, cette approche s’est révélée trop restrictive : certaines combinaisons de réponses ne correspondaient à aucune image exploitable dans la base de données, ce qui empêchait parfois de proposer des résultats pertinents.</w:t>
+        <w:t>Le questionnaire initial a été simplifié en ne conservant que les caractéristiques essentielles. Cette modification permet d’augmenter le nombre de combinaisons compatibles avec la base de données et d’obtenir plus facilement des propositions d’images pertinentes.</w:t>
       </w:r>
     </w:p>
     <w:p>
@@ -6176,7 +6390,7 @@
           <w:sz w:val="24"/>
           <w:szCs w:val="24"/>
         </w:rPr>
-        <w:t>Cette première version a néanmoins permis de tester la structure générale de l’interface, les transitions entre les étapes, ainsi que la communication avec les premiers modules du projet.</w:t>
+        <w:t>Par ailleurs, une nouvelle fonctionnalité doit être ajoutée : si l’utilisateur choisit l’option « mutation », un second questionnaire apparaîtra afin de lui demander précisément quelle caractéristique il souhaite modifier (cheveux, visage, accessoires, etc.).</w:t>
       </w:r>
     </w:p>
     <w:p>
@@ -6189,21 +6403,13 @@
           <w:szCs w:val="24"/>
         </w:rPr>
       </w:pPr>
-    </w:p>
-    <w:p>
-      <w:pPr>
-        <w:pStyle w:val="Titre2"/>
-      </w:pPr>
-      <w:bookmarkStart w:id="31" w:name="_Toc227403502"/>
-      <w:r>
-        <w:t>Deuxième</w:t>
-      </w:r>
-      <w:r>
-        <w:t xml:space="preserve"> version de l’interface :</w:t>
-      </w:r>
-      <w:bookmarkEnd w:id="31"/>
-      <w:r>
-        <w:t xml:space="preserve"> </w:t>
+      <w:r>
+        <w:rPr>
+          <w:rFonts w:asciiTheme="minorHAnsi" w:hAnsiTheme="minorHAnsi"/>
+          <w:sz w:val="24"/>
+          <w:szCs w:val="24"/>
+        </w:rPr>
+        <w:t>Cette seconde version devra également intégrer la liaison complète entre l’interface graphique et les opérations réalisées dans l’espace latent, afin d’afficher directement les résultats modifiés après transformation de l’image sélectionnée.</w:t>
       </w:r>
     </w:p>
     <w:p>
@@ -6216,94 +6422,11 @@
           <w:szCs w:val="24"/>
         </w:rPr>
       </w:pPr>
-      <w:r>
-        <w:rPr>
-          <w:rFonts w:asciiTheme="minorHAnsi" w:hAnsiTheme="minorHAnsi"/>
-          <w:sz w:val="24"/>
-          <w:szCs w:val="24"/>
-        </w:rPr>
-        <w:t>U</w:t>
-      </w:r>
-      <w:r>
-        <w:rPr>
-          <w:rFonts w:asciiTheme="minorHAnsi" w:hAnsiTheme="minorHAnsi"/>
-          <w:sz w:val="24"/>
-          <w:szCs w:val="24"/>
-        </w:rPr>
-        <w:t>ne deuxième version de l’interface a été envisagée afin d’améliorer l’expérience utilisateur et la robustesse du système.</w:t>
-      </w:r>
-    </w:p>
-    <w:p>
-      <w:pPr>
-        <w:pStyle w:val="p1"/>
-        <w:jc w:val="both"/>
-        <w:rPr>
-          <w:rFonts w:asciiTheme="minorHAnsi" w:hAnsiTheme="minorHAnsi"/>
-          <w:sz w:val="24"/>
-          <w:szCs w:val="24"/>
-        </w:rPr>
-      </w:pPr>
-      <w:r>
-        <w:rPr>
-          <w:rFonts w:asciiTheme="minorHAnsi" w:hAnsiTheme="minorHAnsi"/>
-          <w:sz w:val="24"/>
-          <w:szCs w:val="24"/>
-        </w:rPr>
-        <w:t>Le questionnaire initial a été simplifié en ne conservant que les caractéristiques essentielles. Cette modification permet d’augmenter le nombre de combinaisons compatibles avec la base de données et d’obtenir plus facilement des propositions d’images pertinentes.</w:t>
-      </w:r>
-    </w:p>
-    <w:p>
-      <w:pPr>
-        <w:pStyle w:val="p1"/>
-        <w:jc w:val="both"/>
-        <w:rPr>
-          <w:rFonts w:asciiTheme="minorHAnsi" w:hAnsiTheme="minorHAnsi"/>
-          <w:sz w:val="24"/>
-          <w:szCs w:val="24"/>
-        </w:rPr>
-      </w:pPr>
-      <w:r>
-        <w:rPr>
-          <w:rFonts w:asciiTheme="minorHAnsi" w:hAnsiTheme="minorHAnsi"/>
-          <w:sz w:val="24"/>
-          <w:szCs w:val="24"/>
-        </w:rPr>
-        <w:t>Par ailleurs, une nouvelle fonctionnalité doit être ajoutée : si l’utilisateur choisit l’option « mutation », un second questionnaire apparaîtra afin de lui demander précisément quelle caractéristique il souhaite modifier (cheveux, visage, accessoires, etc.).</w:t>
-      </w:r>
-    </w:p>
-    <w:p>
-      <w:pPr>
-        <w:pStyle w:val="p1"/>
-        <w:jc w:val="both"/>
-        <w:rPr>
-          <w:rFonts w:asciiTheme="minorHAnsi" w:hAnsiTheme="minorHAnsi"/>
-          <w:sz w:val="24"/>
-          <w:szCs w:val="24"/>
-        </w:rPr>
-      </w:pPr>
-      <w:r>
-        <w:rPr>
-          <w:rFonts w:asciiTheme="minorHAnsi" w:hAnsiTheme="minorHAnsi"/>
-          <w:sz w:val="24"/>
-          <w:szCs w:val="24"/>
-        </w:rPr>
-        <w:t>Cette seconde version devra également intégrer la liaison complète entre l’interface graphique et les opérations réalisées dans l’espace latent, afin d’afficher directement les résultats modifiés après transformation de l’image sélectionnée.</w:t>
-      </w:r>
-    </w:p>
-    <w:p>
-      <w:pPr>
-        <w:pStyle w:val="p1"/>
-        <w:jc w:val="both"/>
-        <w:rPr>
-          <w:rFonts w:asciiTheme="minorHAnsi" w:hAnsiTheme="minorHAnsi"/>
-          <w:sz w:val="24"/>
-          <w:szCs w:val="24"/>
-        </w:rPr>
-      </w:pPr>
-    </w:p>
-    <w:p>
-      <w:pPr>
-        <w:pStyle w:val="Titre2"/>
+    </w:p>
+    <w:p>
+      <w:pPr>
+        <w:pStyle w:val="Titolo2"/>
+        <w:jc w:val="both"/>
       </w:pPr>
       <w:bookmarkStart w:id="32" w:name="_Toc227403503"/>
       <w:r>
@@ -6383,15 +6506,7 @@
           <w:sz w:val="24"/>
           <w:szCs w:val="24"/>
         </w:rPr>
-        <w:t xml:space="preserve">Transmettre ces réponses au programme de sélection </w:t>
-      </w:r>
-      <w:r>
-        <w:rPr>
-          <w:rFonts w:asciiTheme="minorHAnsi" w:hAnsiTheme="minorHAnsi"/>
-          <w:sz w:val="24"/>
-          <w:szCs w:val="24"/>
-        </w:rPr>
-        <w:t>d’images</w:t>
+        <w:t>Transmettre ces réponses au programme de sélection d’images</w:t>
       </w:r>
     </w:p>
     <w:p>
@@ -6437,23 +6552,7 @@
           <w:sz w:val="24"/>
           <w:szCs w:val="24"/>
         </w:rPr>
-        <w:t xml:space="preserve">Permettre </w:t>
-      </w:r>
-      <w:r>
-        <w:rPr>
-          <w:rFonts w:asciiTheme="minorHAnsi" w:hAnsiTheme="minorHAnsi"/>
-          <w:sz w:val="24"/>
-          <w:szCs w:val="24"/>
-        </w:rPr>
-        <w:t>à l’utilisateur de choisir une ou plusieurs images affichées pour modification</w:t>
-      </w:r>
-      <w:r>
-        <w:rPr>
-          <w:rFonts w:asciiTheme="minorHAnsi" w:hAnsiTheme="minorHAnsi"/>
-          <w:sz w:val="24"/>
-          <w:szCs w:val="24"/>
-        </w:rPr>
-        <w:t xml:space="preserve"> </w:t>
+        <w:t xml:space="preserve">Permettre à l’utilisateur de choisir une ou plusieurs images affichées pour modification </w:t>
       </w:r>
     </w:p>
     <w:p>
@@ -6515,7 +6614,6 @@
           <w:sz w:val="24"/>
           <w:szCs w:val="24"/>
         </w:rPr>
-        <w:lastRenderedPageBreak/>
         <w:t xml:space="preserve">Intégrer par la suite les opérations de mutation liées à l’espace latent </w:t>
       </w:r>
     </w:p>
@@ -6556,10 +6654,12 @@
     </w:p>
     <w:p>
       <w:pPr>
-        <w:pStyle w:val="Titre2"/>
+        <w:pStyle w:val="Titolo2"/>
+        <w:jc w:val="both"/>
       </w:pPr>
       <w:bookmarkStart w:id="34" w:name="_Toc227403504"/>
       <w:r>
+        <w:lastRenderedPageBreak/>
         <w:t>Tâches à faire :</w:t>
       </w:r>
       <w:bookmarkEnd w:id="34"/>
@@ -6569,7 +6669,7 @@
     </w:p>
     <w:p>
       <w:pPr>
-        <w:pStyle w:val="Paragraphedeliste"/>
+        <w:pStyle w:val="Paragrafoelenco"/>
         <w:numPr>
           <w:ilvl w:val="0"/>
           <w:numId w:val="3"/>
@@ -6595,7 +6695,7 @@
     </w:p>
     <w:p>
       <w:pPr>
-        <w:pStyle w:val="Paragraphedeliste"/>
+        <w:pStyle w:val="Paragrafoelenco"/>
         <w:numPr>
           <w:ilvl w:val="0"/>
           <w:numId w:val="3"/>
@@ -6621,7 +6721,7 @@
     </w:p>
     <w:p>
       <w:pPr>
-        <w:pStyle w:val="Paragraphedeliste"/>
+        <w:pStyle w:val="Paragrafoelenco"/>
         <w:numPr>
           <w:ilvl w:val="0"/>
           <w:numId w:val="3"/>
@@ -6647,7 +6747,7 @@
     </w:p>
     <w:p>
       <w:pPr>
-        <w:pStyle w:val="Paragraphedeliste"/>
+        <w:pStyle w:val="Paragrafoelenco"/>
         <w:numPr>
           <w:ilvl w:val="0"/>
           <w:numId w:val="3"/>
@@ -6673,7 +6773,7 @@
     </w:p>
     <w:p>
       <w:pPr>
-        <w:pStyle w:val="Paragraphedeliste"/>
+        <w:pStyle w:val="Paragrafoelenco"/>
         <w:numPr>
           <w:ilvl w:val="0"/>
           <w:numId w:val="3"/>
@@ -6699,7 +6799,7 @@
     </w:p>
     <w:p>
       <w:pPr>
-        <w:pStyle w:val="Paragraphedeliste"/>
+        <w:pStyle w:val="Paragrafoelenco"/>
         <w:numPr>
           <w:ilvl w:val="0"/>
           <w:numId w:val="3"/>
@@ -6725,7 +6825,7 @@
     </w:p>
     <w:p>
       <w:pPr>
-        <w:pStyle w:val="Paragraphedeliste"/>
+        <w:pStyle w:val="Paragrafoelenco"/>
         <w:numPr>
           <w:ilvl w:val="0"/>
           <w:numId w:val="3"/>
@@ -6751,7 +6851,7 @@
     </w:p>
     <w:p>
       <w:pPr>
-        <w:pStyle w:val="Paragraphedeliste"/>
+        <w:pStyle w:val="Paragrafoelenco"/>
         <w:numPr>
           <w:ilvl w:val="0"/>
           <w:numId w:val="3"/>
@@ -6797,7 +6897,7 @@
     </w:p>
     <w:p>
       <w:pPr>
-        <w:pStyle w:val="Paragraphedeliste"/>
+        <w:pStyle w:val="Paragrafoelenco"/>
         <w:numPr>
           <w:ilvl w:val="0"/>
           <w:numId w:val="3"/>
@@ -6823,7 +6923,7 @@
     </w:p>
     <w:p>
       <w:pPr>
-        <w:pStyle w:val="Paragraphedeliste"/>
+        <w:pStyle w:val="Paragrafoelenco"/>
         <w:numPr>
           <w:ilvl w:val="0"/>
           <w:numId w:val="3"/>
@@ -6873,45 +6973,982 @@
     </w:p>
     <w:p>
       <w:pPr>
-        <w:pStyle w:val="Titre1"/>
+        <w:pStyle w:val="Titolo1"/>
         <w:jc w:val="both"/>
       </w:pPr>
       <w:bookmarkStart w:id="35" w:name="_Toc227403505"/>
       <w:r>
-        <w:t>Espace Latent (Miranda)</w:t>
+        <w:t xml:space="preserve">Espace Latent </w:t>
       </w:r>
       <w:bookmarkEnd w:id="33"/>
       <w:bookmarkEnd w:id="35"/>
     </w:p>
     <w:p>
       <w:pPr>
-        <w:pStyle w:val="Titre1"/>
-        <w:jc w:val="both"/>
-      </w:pPr>
-      <w:bookmarkStart w:id="36" w:name="_Toc227168414"/>
-      <w:bookmarkStart w:id="37" w:name="_Toc227403506"/>
+        <w:jc w:val="both"/>
+        <w:rPr>
+          <w:rFonts w:eastAsia="Times New Roman" w:cs="Times New Roman"/>
+          <w:kern w:val="0"/>
+          <w:lang w:eastAsia="fr-FR"/>
+          <w14:ligatures w14:val="none"/>
+        </w:rPr>
+      </w:pPr>
+      <w:r>
+        <w:rPr>
+          <w:rFonts w:eastAsia="Times New Roman" w:cs="Times New Roman"/>
+          <w:kern w:val="0"/>
+          <w:lang w:eastAsia="fr-FR"/>
+          <w14:ligatures w14:val="none"/>
+        </w:rPr>
+        <w:t xml:space="preserve">L'espace latent constitue la représentation vectorielle compressée générée par l'encodeur du modèle VAE. Chaque image d'entrée est convertie en une coordonnée spatiale de dimension réduite. Le module latent_space.py centralise l'exécution des opérations mathématiques (interpolations linéaires, calculs directionnels, additions vectorielles) directement sur ces vecteurs. Ce procédé génère de nouvelles coordonnées qui, une fois soumises au décodeur, permettent la synthèse d'images hybrides ou la modification d'attributs sémantiques </w:t>
+      </w:r>
+      <w:r>
+        <w:rPr>
+          <w:rFonts w:eastAsia="Times New Roman" w:cs="Times New Roman"/>
+          <w:kern w:val="0"/>
+          <w:lang w:eastAsia="fr-FR"/>
+          <w14:ligatures w14:val="none"/>
+        </w:rPr>
+        <w:t>ciblés.</w:t>
+      </w:r>
+    </w:p>
+    <w:p>
+      <w:pPr>
+        <w:numPr>
+          <w:ilvl w:val="0"/>
+          <w:numId w:val="14"/>
+        </w:numPr>
+        <w:spacing w:before="100" w:beforeAutospacing="1" w:after="100" w:afterAutospacing="1" w:line="240" w:lineRule="auto"/>
+        <w:jc w:val="both"/>
+        <w:rPr>
+          <w:rFonts w:eastAsia="Times New Roman" w:cs="Times New Roman"/>
+          <w:kern w:val="0"/>
+          <w:lang w:eastAsia="fr-FR"/>
+          <w14:ligatures w14:val="none"/>
+        </w:rPr>
+      </w:pPr>
+      <w:r>
+        <w:rPr>
+          <w:rFonts w:eastAsia="Times New Roman" w:cs="Times New Roman"/>
+          <w:kern w:val="0"/>
+          <w:lang w:eastAsia="fr-FR"/>
+          <w14:ligatures w14:val="none"/>
+        </w:rPr>
+        <w:t>Opérations fondamentales du VAE (Encodage et Décodage)</w:t>
+      </w:r>
+    </w:p>
+    <w:p>
+      <w:pPr>
+        <w:numPr>
+          <w:ilvl w:val="0"/>
+          <w:numId w:val="15"/>
+        </w:numPr>
+        <w:spacing w:before="100" w:beforeAutospacing="1" w:after="100" w:afterAutospacing="1" w:line="240" w:lineRule="auto"/>
+        <w:jc w:val="both"/>
+        <w:rPr>
+          <w:rFonts w:eastAsia="Times New Roman" w:cs="Times New Roman"/>
+          <w:kern w:val="0"/>
+          <w:lang w:eastAsia="fr-FR"/>
+          <w14:ligatures w14:val="none"/>
+        </w:rPr>
+      </w:pPr>
+      <w:proofErr w:type="gramStart"/>
+      <w:r>
+        <w:rPr>
+          <w:rFonts w:ascii="Courier New" w:eastAsia="Times New Roman" w:hAnsi="Courier New" w:cs="Courier New"/>
+          <w:kern w:val="0"/>
+          <w:lang w:eastAsia="fr-FR"/>
+          <w14:ligatures w14:val="none"/>
+        </w:rPr>
+        <w:t>encode</w:t>
+      </w:r>
+      <w:proofErr w:type="gramEnd"/>
+      <w:r>
+        <w:rPr>
+          <w:rFonts w:ascii="Courier New" w:eastAsia="Times New Roman" w:hAnsi="Courier New" w:cs="Courier New"/>
+          <w:kern w:val="0"/>
+          <w:lang w:eastAsia="fr-FR"/>
+          <w14:ligatures w14:val="none"/>
+        </w:rPr>
+        <w:t>(image)</w:t>
+      </w:r>
+      <w:r>
+        <w:rPr>
+          <w:rFonts w:ascii="Times New Roman" w:eastAsia="Times New Roman" w:hAnsi="Times New Roman" w:cs="Times New Roman"/>
+          <w:kern w:val="0"/>
+          <w:lang w:eastAsia="fr-FR"/>
+          <w14:ligatures w14:val="none"/>
+        </w:rPr>
+        <w:t xml:space="preserve"> : </w:t>
+      </w:r>
+      <w:r>
+        <w:rPr>
+          <w:rFonts w:eastAsia="Times New Roman" w:cs="Times New Roman"/>
+          <w:kern w:val="0"/>
+          <w:lang w:eastAsia="fr-FR"/>
+          <w14:ligatures w14:val="none"/>
+        </w:rPr>
+        <w:t>Prépare l'image (formatage RGB, redimensionnement à 128x128 et transformation en tenseur), puis la passe à travers l'encodeur du VAE. La fonction extrait et renvoie le vecteur de la moyenne (mu), qui représente le point précis de l'image dans l'espace latent, sans le bruit habituel de la phase d'entraînement.</w:t>
+      </w:r>
+    </w:p>
+    <w:p>
+      <w:pPr>
+        <w:numPr>
+          <w:ilvl w:val="0"/>
+          <w:numId w:val="15"/>
+        </w:numPr>
+        <w:spacing w:before="100" w:beforeAutospacing="1" w:after="100" w:afterAutospacing="1" w:line="240" w:lineRule="auto"/>
+        <w:jc w:val="both"/>
+        <w:rPr>
+          <w:rFonts w:eastAsia="Times New Roman" w:cs="Times New Roman"/>
+          <w:kern w:val="0"/>
+          <w:lang w:eastAsia="fr-FR"/>
+          <w14:ligatures w14:val="none"/>
+        </w:rPr>
+      </w:pPr>
+      <w:proofErr w:type="spellStart"/>
+      <w:proofErr w:type="gramStart"/>
+      <w:r>
+        <w:rPr>
+          <w:rFonts w:ascii="Courier New" w:eastAsia="Times New Roman" w:hAnsi="Courier New" w:cs="Courier New"/>
+          <w:kern w:val="0"/>
+          <w:lang w:eastAsia="fr-FR"/>
+          <w14:ligatures w14:val="none"/>
+        </w:rPr>
+        <w:t>decode</w:t>
+      </w:r>
+      <w:proofErr w:type="spellEnd"/>
+      <w:r>
+        <w:rPr>
+          <w:rFonts w:ascii="Courier New" w:eastAsia="Times New Roman" w:hAnsi="Courier New" w:cs="Courier New"/>
+          <w:kern w:val="0"/>
+          <w:lang w:eastAsia="fr-FR"/>
+          <w14:ligatures w14:val="none"/>
+        </w:rPr>
+        <w:t>(</w:t>
+      </w:r>
+      <w:proofErr w:type="gramEnd"/>
+      <w:r>
+        <w:rPr>
+          <w:rFonts w:ascii="Courier New" w:eastAsia="Times New Roman" w:hAnsi="Courier New" w:cs="Courier New"/>
+          <w:kern w:val="0"/>
+          <w:lang w:eastAsia="fr-FR"/>
+          <w14:ligatures w14:val="none"/>
+        </w:rPr>
+        <w:t xml:space="preserve">latent, </w:t>
+      </w:r>
+      <w:proofErr w:type="spellStart"/>
+      <w:r>
+        <w:rPr>
+          <w:rFonts w:ascii="Courier New" w:eastAsia="Times New Roman" w:hAnsi="Courier New" w:cs="Courier New"/>
+          <w:kern w:val="0"/>
+          <w:lang w:eastAsia="fr-FR"/>
+          <w14:ligatures w14:val="none"/>
+        </w:rPr>
+        <w:t>shape</w:t>
+      </w:r>
+      <w:proofErr w:type="spellEnd"/>
+      <w:r>
+        <w:rPr>
+          <w:rFonts w:ascii="Courier New" w:eastAsia="Times New Roman" w:hAnsi="Courier New" w:cs="Courier New"/>
+          <w:kern w:val="0"/>
+          <w:lang w:eastAsia="fr-FR"/>
+          <w14:ligatures w14:val="none"/>
+        </w:rPr>
+        <w:t>)</w:t>
+      </w:r>
+      <w:r>
+        <w:rPr>
+          <w:rFonts w:ascii="Times New Roman" w:eastAsia="Times New Roman" w:hAnsi="Times New Roman" w:cs="Times New Roman"/>
+          <w:kern w:val="0"/>
+          <w:lang w:eastAsia="fr-FR"/>
+          <w14:ligatures w14:val="none"/>
+        </w:rPr>
+        <w:t xml:space="preserve"> : </w:t>
+      </w:r>
+      <w:r>
+        <w:rPr>
+          <w:rFonts w:eastAsia="Times New Roman" w:cs="Times New Roman"/>
+          <w:kern w:val="0"/>
+          <w:lang w:eastAsia="fr-FR"/>
+          <w14:ligatures w14:val="none"/>
+        </w:rPr>
+        <w:t xml:space="preserve">Effectue l'opération inverse. Elle convertit un vecteur latent (tableau </w:t>
+      </w:r>
+      <w:proofErr w:type="spellStart"/>
+      <w:r>
+        <w:rPr>
+          <w:rFonts w:eastAsia="Times New Roman" w:cs="Times New Roman"/>
+          <w:kern w:val="0"/>
+          <w:lang w:eastAsia="fr-FR"/>
+          <w14:ligatures w14:val="none"/>
+        </w:rPr>
+        <w:t>NumPy</w:t>
+      </w:r>
+      <w:proofErr w:type="spellEnd"/>
+      <w:r>
+        <w:rPr>
+          <w:rFonts w:eastAsia="Times New Roman" w:cs="Times New Roman"/>
+          <w:kern w:val="0"/>
+          <w:lang w:eastAsia="fr-FR"/>
+          <w14:ligatures w14:val="none"/>
+        </w:rPr>
+        <w:t xml:space="preserve">) en tenseur </w:t>
+      </w:r>
+      <w:proofErr w:type="spellStart"/>
+      <w:r>
+        <w:rPr>
+          <w:rFonts w:eastAsia="Times New Roman" w:cs="Times New Roman"/>
+          <w:kern w:val="0"/>
+          <w:lang w:eastAsia="fr-FR"/>
+          <w14:ligatures w14:val="none"/>
+        </w:rPr>
+        <w:t>PyTorch</w:t>
+      </w:r>
+      <w:proofErr w:type="spellEnd"/>
+      <w:r>
+        <w:rPr>
+          <w:rFonts w:eastAsia="Times New Roman" w:cs="Times New Roman"/>
+          <w:kern w:val="0"/>
+          <w:lang w:eastAsia="fr-FR"/>
+          <w14:ligatures w14:val="none"/>
+        </w:rPr>
+        <w:t>, le passe dans le décodeur du modèle pour générer la structure spatiale, puis le convertit en une image visible (</w:t>
+      </w:r>
+      <w:proofErr w:type="spellStart"/>
+      <w:r>
+        <w:rPr>
+          <w:rFonts w:eastAsia="Times New Roman" w:cs="Times New Roman"/>
+          <w:kern w:val="0"/>
+          <w:lang w:eastAsia="fr-FR"/>
+          <w14:ligatures w14:val="none"/>
+        </w:rPr>
+        <w:t>pixelisée</w:t>
+      </w:r>
+      <w:proofErr w:type="spellEnd"/>
+      <w:r>
+        <w:rPr>
+          <w:rFonts w:eastAsia="Times New Roman" w:cs="Times New Roman"/>
+          <w:kern w:val="0"/>
+          <w:lang w:eastAsia="fr-FR"/>
+          <w14:ligatures w14:val="none"/>
+        </w:rPr>
+        <w:t xml:space="preserve"> entre 0 et 255) au format PIL.</w:t>
+      </w:r>
+    </w:p>
+    <w:p>
+      <w:pPr>
+        <w:numPr>
+          <w:ilvl w:val="0"/>
+          <w:numId w:val="15"/>
+        </w:numPr>
+        <w:spacing w:before="100" w:beforeAutospacing="1" w:after="100" w:afterAutospacing="1" w:line="240" w:lineRule="auto"/>
+        <w:jc w:val="both"/>
+        <w:rPr>
+          <w:rFonts w:eastAsia="Times New Roman" w:cs="Times New Roman"/>
+          <w:kern w:val="0"/>
+          <w:lang w:eastAsia="fr-FR"/>
+          <w14:ligatures w14:val="none"/>
+        </w:rPr>
+      </w:pPr>
+      <w:proofErr w:type="spellStart"/>
+      <w:proofErr w:type="gramStart"/>
+      <w:r>
+        <w:rPr>
+          <w:rFonts w:ascii="Courier New" w:eastAsia="Times New Roman" w:hAnsi="Courier New" w:cs="Courier New"/>
+          <w:kern w:val="0"/>
+          <w:lang w:eastAsia="fr-FR"/>
+          <w14:ligatures w14:val="none"/>
+        </w:rPr>
+        <w:t>reconstruct</w:t>
+      </w:r>
+      <w:proofErr w:type="gramEnd"/>
+      <w:r>
+        <w:rPr>
+          <w:rFonts w:ascii="Courier New" w:eastAsia="Times New Roman" w:hAnsi="Courier New" w:cs="Courier New"/>
+          <w:kern w:val="0"/>
+          <w:lang w:eastAsia="fr-FR"/>
+          <w14:ligatures w14:val="none"/>
+        </w:rPr>
+        <w:t>_image</w:t>
+      </w:r>
+      <w:proofErr w:type="spellEnd"/>
+      <w:r>
+        <w:rPr>
+          <w:rFonts w:ascii="Courier New" w:eastAsia="Times New Roman" w:hAnsi="Courier New" w:cs="Courier New"/>
+          <w:kern w:val="0"/>
+          <w:lang w:eastAsia="fr-FR"/>
+          <w14:ligatures w14:val="none"/>
+        </w:rPr>
+        <w:t>(image)</w:t>
+      </w:r>
+      <w:r>
+        <w:rPr>
+          <w:rFonts w:ascii="Times New Roman" w:eastAsia="Times New Roman" w:hAnsi="Times New Roman" w:cs="Times New Roman"/>
+          <w:kern w:val="0"/>
+          <w:lang w:eastAsia="fr-FR"/>
+          <w14:ligatures w14:val="none"/>
+        </w:rPr>
+        <w:t xml:space="preserve"> : </w:t>
+      </w:r>
+      <w:r>
+        <w:rPr>
+          <w:rFonts w:eastAsia="Times New Roman" w:cs="Times New Roman"/>
+          <w:kern w:val="0"/>
+          <w:lang w:eastAsia="fr-FR"/>
+          <w14:ligatures w14:val="none"/>
+        </w:rPr>
+        <w:t>Enchaîne de bout en bout l'encodage puis le décodage d'une même image pour évaluer la capacité du VAE à conserver et restituer les traits initiaux lors du passage dans le goulot d'étranglement de l'espace latent.</w:t>
+      </w:r>
+    </w:p>
+    <w:p>
+      <w:pPr>
+        <w:numPr>
+          <w:ilvl w:val="0"/>
+          <w:numId w:val="16"/>
+        </w:numPr>
+        <w:spacing w:before="100" w:beforeAutospacing="1" w:after="100" w:afterAutospacing="1" w:line="240" w:lineRule="auto"/>
+        <w:jc w:val="both"/>
+        <w:rPr>
+          <w:rFonts w:ascii="Times New Roman" w:eastAsia="Times New Roman" w:hAnsi="Times New Roman" w:cs="Times New Roman"/>
+          <w:kern w:val="0"/>
+          <w:lang w:eastAsia="fr-FR"/>
+          <w14:ligatures w14:val="none"/>
+        </w:rPr>
+      </w:pPr>
+      <w:r>
+        <w:rPr>
+          <w:rFonts w:ascii="Times New Roman" w:eastAsia="Times New Roman" w:hAnsi="Times New Roman" w:cs="Times New Roman"/>
+          <w:kern w:val="0"/>
+          <w:lang w:eastAsia="fr-FR"/>
+          <w14:ligatures w14:val="none"/>
+        </w:rPr>
+        <w:t>Interpolation et fusion visuelle</w:t>
+      </w:r>
+    </w:p>
+    <w:p>
+      <w:pPr>
+        <w:numPr>
+          <w:ilvl w:val="0"/>
+          <w:numId w:val="17"/>
+        </w:numPr>
+        <w:spacing w:before="100" w:beforeAutospacing="1" w:after="100" w:afterAutospacing="1" w:line="240" w:lineRule="auto"/>
+        <w:jc w:val="both"/>
+        <w:rPr>
+          <w:rFonts w:eastAsia="Times New Roman" w:cs="Times New Roman"/>
+          <w:kern w:val="0"/>
+          <w:lang w:eastAsia="fr-FR"/>
+          <w14:ligatures w14:val="none"/>
+        </w:rPr>
+      </w:pPr>
+      <w:proofErr w:type="spellStart"/>
+      <w:proofErr w:type="gramStart"/>
+      <w:r>
+        <w:rPr>
+          <w:rFonts w:ascii="Courier New" w:eastAsia="Times New Roman" w:hAnsi="Courier New" w:cs="Courier New"/>
+          <w:kern w:val="0"/>
+          <w:lang w:eastAsia="fr-FR"/>
+          <w14:ligatures w14:val="none"/>
+        </w:rPr>
+        <w:t>interpolate</w:t>
+      </w:r>
+      <w:proofErr w:type="gramEnd"/>
+      <w:r>
+        <w:rPr>
+          <w:rFonts w:ascii="Courier New" w:eastAsia="Times New Roman" w:hAnsi="Courier New" w:cs="Courier New"/>
+          <w:kern w:val="0"/>
+          <w:lang w:eastAsia="fr-FR"/>
+          <w14:ligatures w14:val="none"/>
+        </w:rPr>
+        <w:t>_images</w:t>
+      </w:r>
+      <w:proofErr w:type="spellEnd"/>
+      <w:r>
+        <w:rPr>
+          <w:rFonts w:ascii="Courier New" w:eastAsia="Times New Roman" w:hAnsi="Courier New" w:cs="Courier New"/>
+          <w:kern w:val="0"/>
+          <w:lang w:eastAsia="fr-FR"/>
+          <w14:ligatures w14:val="none"/>
+        </w:rPr>
+        <w:t>(img1, img2, t)</w:t>
+      </w:r>
+      <w:r>
+        <w:rPr>
+          <w:rFonts w:ascii="Times New Roman" w:eastAsia="Times New Roman" w:hAnsi="Times New Roman" w:cs="Times New Roman"/>
+          <w:kern w:val="0"/>
+          <w:lang w:eastAsia="fr-FR"/>
+          <w14:ligatures w14:val="none"/>
+        </w:rPr>
+        <w:t xml:space="preserve"> : </w:t>
+      </w:r>
+      <w:r>
+        <w:t>Réalise une interpolation linéaire entre deux visages</w:t>
+      </w:r>
+      <w:r>
+        <w:t xml:space="preserve">. </w:t>
+      </w:r>
+      <w:r>
+        <w:rPr>
+          <w:rFonts w:eastAsia="Times New Roman" w:cs="Times New Roman"/>
+          <w:kern w:val="0"/>
+          <w:lang w:eastAsia="fr-FR"/>
+          <w14:ligatures w14:val="none"/>
+        </w:rPr>
+        <w:t>Les deux images sont projetées dans l'espace latent. Leurs vecteurs subissent ensuite une interpolation linéaire calculée grâce au coefficient t (par exemple 0.5 pour la moitié exacte de la distance vectorielle). Le point résult</w:t>
+      </w:r>
+      <w:bookmarkStart w:id="36" w:name="_GoBack"/>
+      <w:bookmarkEnd w:id="36"/>
+      <w:r>
+        <w:rPr>
+          <w:rFonts w:eastAsia="Times New Roman" w:cs="Times New Roman"/>
+          <w:kern w:val="0"/>
+          <w:lang w:eastAsia="fr-FR"/>
+          <w14:ligatures w14:val="none"/>
+        </w:rPr>
+        <w:t>ant est décodé pour produire un visage hybride inédit.</w:t>
+      </w:r>
+    </w:p>
+    <w:p>
+      <w:pPr>
+        <w:numPr>
+          <w:ilvl w:val="0"/>
+          <w:numId w:val="17"/>
+        </w:numPr>
+        <w:spacing w:before="100" w:beforeAutospacing="1" w:after="100" w:afterAutospacing="1" w:line="240" w:lineRule="auto"/>
+        <w:jc w:val="both"/>
+        <w:rPr>
+          <w:rFonts w:eastAsia="Times New Roman" w:cs="Times New Roman"/>
+          <w:kern w:val="0"/>
+          <w:lang w:eastAsia="fr-FR"/>
+          <w14:ligatures w14:val="none"/>
+        </w:rPr>
+      </w:pPr>
+      <w:proofErr w:type="spellStart"/>
+      <w:proofErr w:type="gramStart"/>
+      <w:r>
+        <w:rPr>
+          <w:rFonts w:ascii="Courier New" w:eastAsia="Times New Roman" w:hAnsi="Courier New" w:cs="Courier New"/>
+          <w:kern w:val="0"/>
+          <w:lang w:eastAsia="fr-FR"/>
+          <w14:ligatures w14:val="none"/>
+        </w:rPr>
+        <w:lastRenderedPageBreak/>
+        <w:t>fusion</w:t>
+      </w:r>
+      <w:proofErr w:type="gramEnd"/>
+      <w:r>
+        <w:rPr>
+          <w:rFonts w:ascii="Courier New" w:eastAsia="Times New Roman" w:hAnsi="Courier New" w:cs="Courier New"/>
+          <w:kern w:val="0"/>
+          <w:lang w:eastAsia="fr-FR"/>
+          <w14:ligatures w14:val="none"/>
+        </w:rPr>
+        <w:t>_images</w:t>
+      </w:r>
+      <w:proofErr w:type="spellEnd"/>
+      <w:r>
+        <w:rPr>
+          <w:rFonts w:ascii="Courier New" w:eastAsia="Times New Roman" w:hAnsi="Courier New" w:cs="Courier New"/>
+          <w:kern w:val="0"/>
+          <w:lang w:eastAsia="fr-FR"/>
+          <w14:ligatures w14:val="none"/>
+        </w:rPr>
+        <w:t>(img1, img2, img3, ...)</w:t>
+      </w:r>
+      <w:r>
+        <w:rPr>
+          <w:rFonts w:ascii="Times New Roman" w:eastAsia="Times New Roman" w:hAnsi="Times New Roman" w:cs="Times New Roman"/>
+          <w:kern w:val="0"/>
+          <w:lang w:eastAsia="fr-FR"/>
+          <w14:ligatures w14:val="none"/>
+        </w:rPr>
+        <w:t xml:space="preserve"> : </w:t>
+      </w:r>
+      <w:r>
+        <w:rPr>
+          <w:rFonts w:eastAsia="Times New Roman" w:cs="Times New Roman"/>
+          <w:kern w:val="0"/>
+          <w:lang w:eastAsia="fr-FR"/>
+          <w14:ligatures w14:val="none"/>
+        </w:rPr>
+        <w:t>Étend le concept précédent en trouvant un point de convergence entre trois vecteurs latents d'images. Elle normalise d'abord les poids (w1, w2, w3) pour que leur somme soit de 100%, puis calcule le barycentre de ces trois points dans l'espace latent avant de décoder la synthèse résultante.</w:t>
+      </w:r>
+    </w:p>
+    <w:p>
+      <w:pPr>
+        <w:numPr>
+          <w:ilvl w:val="0"/>
+          <w:numId w:val="18"/>
+        </w:numPr>
+        <w:spacing w:before="100" w:beforeAutospacing="1" w:after="100" w:afterAutospacing="1" w:line="240" w:lineRule="auto"/>
+        <w:jc w:val="both"/>
+        <w:rPr>
+          <w:rFonts w:eastAsia="Times New Roman" w:cs="Times New Roman"/>
+          <w:kern w:val="0"/>
+          <w:lang w:eastAsia="fr-FR"/>
+          <w14:ligatures w14:val="none"/>
+        </w:rPr>
+      </w:pPr>
+      <w:r>
+        <w:rPr>
+          <w:rFonts w:eastAsia="Times New Roman" w:cs="Times New Roman"/>
+          <w:kern w:val="0"/>
+          <w:lang w:eastAsia="fr-FR"/>
+          <w14:ligatures w14:val="none"/>
+        </w:rPr>
+        <w:t>Modification des portraits générés (Ajout/Suppression d'attributs)</w:t>
+      </w:r>
+    </w:p>
+    <w:p>
+      <w:pPr>
+        <w:numPr>
+          <w:ilvl w:val="0"/>
+          <w:numId w:val="19"/>
+        </w:numPr>
+        <w:spacing w:before="100" w:beforeAutospacing="1" w:after="100" w:afterAutospacing="1" w:line="240" w:lineRule="auto"/>
+        <w:jc w:val="both"/>
+        <w:rPr>
+          <w:rFonts w:eastAsia="Times New Roman" w:cs="Times New Roman"/>
+          <w:kern w:val="0"/>
+          <w:lang w:eastAsia="fr-FR"/>
+          <w14:ligatures w14:val="none"/>
+        </w:rPr>
+      </w:pPr>
+      <w:proofErr w:type="spellStart"/>
+      <w:proofErr w:type="gramStart"/>
+      <w:r>
+        <w:rPr>
+          <w:rFonts w:ascii="Courier New" w:eastAsia="Times New Roman" w:hAnsi="Courier New" w:cs="Courier New"/>
+          <w:kern w:val="0"/>
+          <w:lang w:eastAsia="fr-FR"/>
+          <w14:ligatures w14:val="none"/>
+        </w:rPr>
+        <w:t>load</w:t>
+      </w:r>
+      <w:proofErr w:type="gramEnd"/>
+      <w:r>
+        <w:rPr>
+          <w:rFonts w:ascii="Courier New" w:eastAsia="Times New Roman" w:hAnsi="Courier New" w:cs="Courier New"/>
+          <w:kern w:val="0"/>
+          <w:lang w:eastAsia="fr-FR"/>
+          <w14:ligatures w14:val="none"/>
+        </w:rPr>
+        <w:t>_attributs</w:t>
+      </w:r>
+      <w:proofErr w:type="spellEnd"/>
+      <w:r>
+        <w:rPr>
+          <w:rFonts w:ascii="Courier New" w:eastAsia="Times New Roman" w:hAnsi="Courier New" w:cs="Courier New"/>
+          <w:kern w:val="0"/>
+          <w:lang w:eastAsia="fr-FR"/>
+          <w14:ligatures w14:val="none"/>
+        </w:rPr>
+        <w:t>(</w:t>
+      </w:r>
+      <w:proofErr w:type="spellStart"/>
+      <w:r>
+        <w:rPr>
+          <w:rFonts w:ascii="Courier New" w:eastAsia="Times New Roman" w:hAnsi="Courier New" w:cs="Courier New"/>
+          <w:kern w:val="0"/>
+          <w:lang w:eastAsia="fr-FR"/>
+          <w14:ligatures w14:val="none"/>
+        </w:rPr>
+        <w:t>txt_file</w:t>
+      </w:r>
+      <w:proofErr w:type="spellEnd"/>
+      <w:r>
+        <w:rPr>
+          <w:rFonts w:ascii="Courier New" w:eastAsia="Times New Roman" w:hAnsi="Courier New" w:cs="Courier New"/>
+          <w:kern w:val="0"/>
+          <w:lang w:eastAsia="fr-FR"/>
+          <w14:ligatures w14:val="none"/>
+        </w:rPr>
+        <w:t>)</w:t>
+      </w:r>
+      <w:r>
+        <w:rPr>
+          <w:rFonts w:ascii="Times New Roman" w:eastAsia="Times New Roman" w:hAnsi="Times New Roman" w:cs="Times New Roman"/>
+          <w:kern w:val="0"/>
+          <w:lang w:eastAsia="fr-FR"/>
+          <w14:ligatures w14:val="none"/>
+        </w:rPr>
+        <w:t xml:space="preserve"> : </w:t>
+      </w:r>
+      <w:r>
+        <w:rPr>
+          <w:rFonts w:eastAsia="Times New Roman" w:cs="Times New Roman"/>
+          <w:kern w:val="0"/>
+          <w:lang w:eastAsia="fr-FR"/>
+          <w14:ligatures w14:val="none"/>
+        </w:rPr>
+        <w:t xml:space="preserve">Scanne et interprète le fichier texte de labellisation du </w:t>
+      </w:r>
+      <w:proofErr w:type="spellStart"/>
+      <w:r>
+        <w:rPr>
+          <w:rFonts w:eastAsia="Times New Roman" w:cs="Times New Roman"/>
+          <w:kern w:val="0"/>
+          <w:lang w:eastAsia="fr-FR"/>
+          <w14:ligatures w14:val="none"/>
+        </w:rPr>
+        <w:t>dataset</w:t>
+      </w:r>
+      <w:proofErr w:type="spellEnd"/>
+      <w:r>
+        <w:rPr>
+          <w:rFonts w:eastAsia="Times New Roman" w:cs="Times New Roman"/>
+          <w:kern w:val="0"/>
+          <w:lang w:eastAsia="fr-FR"/>
+          <w14:ligatures w14:val="none"/>
+        </w:rPr>
+        <w:t xml:space="preserve"> (ex: </w:t>
+      </w:r>
+      <w:proofErr w:type="spellStart"/>
+      <w:r>
+        <w:rPr>
+          <w:rFonts w:eastAsia="Times New Roman" w:cs="Times New Roman"/>
+          <w:kern w:val="0"/>
+          <w:lang w:eastAsia="fr-FR"/>
+          <w14:ligatures w14:val="none"/>
+        </w:rPr>
+        <w:t>CelebA</w:t>
+      </w:r>
+      <w:proofErr w:type="spellEnd"/>
+      <w:r>
+        <w:rPr>
+          <w:rFonts w:eastAsia="Times New Roman" w:cs="Times New Roman"/>
+          <w:kern w:val="0"/>
+          <w:lang w:eastAsia="fr-FR"/>
+          <w14:ligatures w14:val="none"/>
+        </w:rPr>
+        <w:t>). Elle associe chaque ID d'image à une liste de variables binaires (-1 ou 1) désignant l'absence ou la présence d'attributs (lunettes, barbe, couleur de cheveux, etc.).</w:t>
+      </w:r>
+    </w:p>
+    <w:p>
+      <w:pPr>
+        <w:numPr>
+          <w:ilvl w:val="0"/>
+          <w:numId w:val="19"/>
+        </w:numPr>
+        <w:spacing w:before="100" w:beforeAutospacing="1" w:after="100" w:afterAutospacing="1" w:line="240" w:lineRule="auto"/>
+        <w:jc w:val="both"/>
+        <w:rPr>
+          <w:rFonts w:eastAsia="Times New Roman" w:cs="Times New Roman"/>
+          <w:kern w:val="0"/>
+          <w:lang w:eastAsia="fr-FR"/>
+          <w14:ligatures w14:val="none"/>
+        </w:rPr>
+      </w:pPr>
+      <w:proofErr w:type="spellStart"/>
+      <w:proofErr w:type="gramStart"/>
+      <w:r>
+        <w:rPr>
+          <w:rFonts w:ascii="Courier New" w:eastAsia="Times New Roman" w:hAnsi="Courier New" w:cs="Courier New"/>
+          <w:kern w:val="0"/>
+          <w:lang w:eastAsia="fr-FR"/>
+          <w14:ligatures w14:val="none"/>
+        </w:rPr>
+        <w:t>compute</w:t>
+      </w:r>
+      <w:proofErr w:type="gramEnd"/>
+      <w:r>
+        <w:rPr>
+          <w:rFonts w:ascii="Courier New" w:eastAsia="Times New Roman" w:hAnsi="Courier New" w:cs="Courier New"/>
+          <w:kern w:val="0"/>
+          <w:lang w:eastAsia="fr-FR"/>
+          <w14:ligatures w14:val="none"/>
+        </w:rPr>
+        <w:t>_directions</w:t>
+      </w:r>
+      <w:proofErr w:type="spellEnd"/>
+      <w:r>
+        <w:rPr>
+          <w:rFonts w:ascii="Courier New" w:eastAsia="Times New Roman" w:hAnsi="Courier New" w:cs="Courier New"/>
+          <w:kern w:val="0"/>
+          <w:lang w:eastAsia="fr-FR"/>
+          <w14:ligatures w14:val="none"/>
+        </w:rPr>
+        <w:t>(...)</w:t>
+      </w:r>
+      <w:r>
+        <w:rPr>
+          <w:rFonts w:ascii="Times New Roman" w:eastAsia="Times New Roman" w:hAnsi="Times New Roman" w:cs="Times New Roman"/>
+          <w:kern w:val="0"/>
+          <w:lang w:eastAsia="fr-FR"/>
+          <w14:ligatures w14:val="none"/>
+        </w:rPr>
+        <w:t xml:space="preserve"> </w:t>
+      </w:r>
+      <w:r>
+        <w:rPr>
+          <w:rFonts w:eastAsia="Times New Roman" w:cs="Times New Roman"/>
+          <w:kern w:val="0"/>
+          <w:lang w:eastAsia="fr-FR"/>
+          <w14:ligatures w14:val="none"/>
+        </w:rPr>
+        <w:t xml:space="preserve">Pour un attribut donné, elle isole tous les vecteurs latents de visages ayant </w:t>
+      </w:r>
+      <w:r>
+        <w:rPr>
+          <w:rFonts w:eastAsia="Times New Roman" w:cs="Times New Roman"/>
+          <w:kern w:val="0"/>
+          <w:lang w:eastAsia="fr-FR"/>
+          <w14:ligatures w14:val="none"/>
+        </w:rPr>
+        <w:t xml:space="preserve">l'attribut, en fait la moyenne </w:t>
+      </w:r>
+      <w:r>
+        <w:rPr>
+          <w:rFonts w:eastAsia="Times New Roman" w:cs="Times New Roman"/>
+          <w:kern w:val="0"/>
+          <w:lang w:eastAsia="fr-FR"/>
+          <w14:ligatures w14:val="none"/>
+        </w:rPr>
+        <w:t>et y soustrait la moyenne des vecteurs sans l'attribut. Le résultat est un vecteur directionnel pur, pointant par exemple vers le "concept de lunettes" dans l'espace multidimensionnel.</w:t>
+      </w:r>
+    </w:p>
+    <w:p>
+      <w:pPr>
+        <w:numPr>
+          <w:ilvl w:val="0"/>
+          <w:numId w:val="19"/>
+        </w:numPr>
+        <w:spacing w:before="100" w:beforeAutospacing="1" w:after="100" w:afterAutospacing="1" w:line="240" w:lineRule="auto"/>
+        <w:jc w:val="both"/>
+        <w:rPr>
+          <w:rFonts w:eastAsia="Times New Roman" w:cs="Times New Roman"/>
+          <w:kern w:val="0"/>
+          <w:lang w:eastAsia="fr-FR"/>
+          <w14:ligatures w14:val="none"/>
+        </w:rPr>
+      </w:pPr>
+      <w:proofErr w:type="spellStart"/>
+      <w:proofErr w:type="gramStart"/>
+      <w:r>
+        <w:rPr>
+          <w:rFonts w:ascii="Courier New" w:eastAsia="Times New Roman" w:hAnsi="Courier New" w:cs="Courier New"/>
+          <w:kern w:val="0"/>
+          <w:lang w:eastAsia="fr-FR"/>
+          <w14:ligatures w14:val="none"/>
+        </w:rPr>
+        <w:t>modif</w:t>
+      </w:r>
+      <w:proofErr w:type="gramEnd"/>
+      <w:r>
+        <w:rPr>
+          <w:rFonts w:ascii="Courier New" w:eastAsia="Times New Roman" w:hAnsi="Courier New" w:cs="Courier New"/>
+          <w:kern w:val="0"/>
+          <w:lang w:eastAsia="fr-FR"/>
+          <w14:ligatures w14:val="none"/>
+        </w:rPr>
+        <w:t>_attribut</w:t>
+      </w:r>
+      <w:proofErr w:type="spellEnd"/>
+      <w:r>
+        <w:rPr>
+          <w:rFonts w:ascii="Courier New" w:eastAsia="Times New Roman" w:hAnsi="Courier New" w:cs="Courier New"/>
+          <w:kern w:val="0"/>
+          <w:lang w:eastAsia="fr-FR"/>
+          <w14:ligatures w14:val="none"/>
+        </w:rPr>
+        <w:t>(...)</w:t>
+      </w:r>
+      <w:r>
+        <w:rPr>
+          <w:rFonts w:ascii="Times New Roman" w:eastAsia="Times New Roman" w:hAnsi="Times New Roman" w:cs="Times New Roman"/>
+          <w:kern w:val="0"/>
+          <w:lang w:eastAsia="fr-FR"/>
+          <w14:ligatures w14:val="none"/>
+        </w:rPr>
+        <w:t xml:space="preserve"> : </w:t>
+      </w:r>
+      <w:r>
+        <w:rPr>
+          <w:rFonts w:eastAsia="Times New Roman" w:cs="Times New Roman"/>
+          <w:kern w:val="0"/>
+          <w:lang w:eastAsia="fr-FR"/>
+          <w14:ligatures w14:val="none"/>
+        </w:rPr>
+        <w:t>Prend le vecteur latent d'une image, et y additionne (ou soustrait) mathématiquement le vecteur directionnel calculé, multiplié par un amplificateur d'intensité</w:t>
+      </w:r>
+      <w:r>
+        <w:rPr>
+          <w:rFonts w:ascii="Times New Roman" w:eastAsia="Times New Roman" w:hAnsi="Times New Roman" w:cs="Times New Roman"/>
+          <w:kern w:val="0"/>
+          <w:lang w:eastAsia="fr-FR"/>
+          <w14:ligatures w14:val="none"/>
+        </w:rPr>
+        <w:t xml:space="preserve"> (</w:t>
+      </w:r>
+      <w:r>
+        <w:rPr>
+          <w:rFonts w:ascii="Courier New" w:eastAsia="Times New Roman" w:hAnsi="Courier New" w:cs="Courier New"/>
+          <w:kern w:val="0"/>
+          <w:lang w:eastAsia="fr-FR"/>
+          <w14:ligatures w14:val="none"/>
+        </w:rPr>
+        <w:t>alpha</w:t>
+      </w:r>
+      <w:r>
+        <w:rPr>
+          <w:rFonts w:ascii="Times New Roman" w:eastAsia="Times New Roman" w:hAnsi="Times New Roman" w:cs="Times New Roman"/>
+          <w:kern w:val="0"/>
+          <w:lang w:eastAsia="fr-FR"/>
+          <w14:ligatures w14:val="none"/>
+        </w:rPr>
+        <w:t xml:space="preserve">), </w:t>
+      </w:r>
+      <w:r>
+        <w:rPr>
+          <w:rFonts w:eastAsia="Times New Roman" w:cs="Times New Roman"/>
+          <w:kern w:val="0"/>
+          <w:lang w:eastAsia="fr-FR"/>
+          <w14:ligatures w14:val="none"/>
+        </w:rPr>
+        <w:t>pour marquer plus ou moins le nouveau trait physique.</w:t>
+      </w:r>
+    </w:p>
+    <w:p>
+      <w:pPr>
+        <w:numPr>
+          <w:ilvl w:val="0"/>
+          <w:numId w:val="19"/>
+        </w:numPr>
+        <w:spacing w:before="100" w:beforeAutospacing="1" w:after="100" w:afterAutospacing="1" w:line="240" w:lineRule="auto"/>
+        <w:jc w:val="both"/>
+        <w:rPr>
+          <w:rFonts w:eastAsia="Times New Roman" w:cs="Times New Roman"/>
+          <w:kern w:val="0"/>
+          <w:lang w:eastAsia="fr-FR"/>
+          <w14:ligatures w14:val="none"/>
+        </w:rPr>
+      </w:pPr>
+      <w:proofErr w:type="spellStart"/>
+      <w:proofErr w:type="gramStart"/>
+      <w:r>
+        <w:rPr>
+          <w:rFonts w:ascii="Courier New" w:eastAsia="Times New Roman" w:hAnsi="Courier New" w:cs="Courier New"/>
+          <w:kern w:val="0"/>
+          <w:lang w:eastAsia="fr-FR"/>
+          <w14:ligatures w14:val="none"/>
+        </w:rPr>
+        <w:t>modify</w:t>
+      </w:r>
+      <w:proofErr w:type="gramEnd"/>
+      <w:r>
+        <w:rPr>
+          <w:rFonts w:ascii="Courier New" w:eastAsia="Times New Roman" w:hAnsi="Courier New" w:cs="Courier New"/>
+          <w:kern w:val="0"/>
+          <w:lang w:eastAsia="fr-FR"/>
+          <w14:ligatures w14:val="none"/>
+        </w:rPr>
+        <w:t>_image_attributes</w:t>
+      </w:r>
+      <w:proofErr w:type="spellEnd"/>
+      <w:r>
+        <w:rPr>
+          <w:rFonts w:ascii="Courier New" w:eastAsia="Times New Roman" w:hAnsi="Courier New" w:cs="Courier New"/>
+          <w:kern w:val="0"/>
+          <w:lang w:eastAsia="fr-FR"/>
+          <w14:ligatures w14:val="none"/>
+        </w:rPr>
+        <w:t>(...)</w:t>
+      </w:r>
+      <w:r>
+        <w:rPr>
+          <w:rFonts w:ascii="Times New Roman" w:eastAsia="Times New Roman" w:hAnsi="Times New Roman" w:cs="Times New Roman"/>
+          <w:kern w:val="0"/>
+          <w:lang w:eastAsia="fr-FR"/>
+          <w14:ligatures w14:val="none"/>
+        </w:rPr>
+        <w:t xml:space="preserve"> : </w:t>
+      </w:r>
+      <w:r>
+        <w:rPr>
+          <w:rFonts w:eastAsia="Times New Roman" w:cs="Times New Roman"/>
+          <w:kern w:val="0"/>
+          <w:lang w:eastAsia="fr-FR"/>
+          <w14:ligatures w14:val="none"/>
+        </w:rPr>
+        <w:t>Ordonnance le workflow complet de mutation sémantique. Elle encode une image de départ, itère sur une liste ordonnée de modifications à faire (ajout d'un sourire, suppression de lunettes) en appelant</w:t>
+      </w:r>
+      <w:r>
+        <w:rPr>
+          <w:rFonts w:ascii="Times New Roman" w:eastAsia="Times New Roman" w:hAnsi="Times New Roman" w:cs="Times New Roman"/>
+          <w:kern w:val="0"/>
+          <w:lang w:eastAsia="fr-FR"/>
+          <w14:ligatures w14:val="none"/>
+        </w:rPr>
+        <w:t xml:space="preserve"> </w:t>
+      </w:r>
+      <w:proofErr w:type="spellStart"/>
+      <w:r>
+        <w:rPr>
+          <w:rFonts w:ascii="Courier New" w:eastAsia="Times New Roman" w:hAnsi="Courier New" w:cs="Courier New"/>
+          <w:kern w:val="0"/>
+          <w:lang w:eastAsia="fr-FR"/>
+          <w14:ligatures w14:val="none"/>
+        </w:rPr>
+        <w:t>modif_</w:t>
+      </w:r>
+      <w:r>
+        <w:rPr>
+          <w:rFonts w:eastAsia="Times New Roman" w:cs="Times New Roman"/>
+          <w:kern w:val="0"/>
+          <w:lang w:eastAsia="fr-FR"/>
+          <w14:ligatures w14:val="none"/>
+        </w:rPr>
+        <w:t>attribut</w:t>
+      </w:r>
+      <w:proofErr w:type="spellEnd"/>
+      <w:r>
+        <w:rPr>
+          <w:rFonts w:eastAsia="Times New Roman" w:cs="Times New Roman"/>
+          <w:kern w:val="0"/>
+          <w:lang w:eastAsia="fr-FR"/>
+          <w14:ligatures w14:val="none"/>
+        </w:rPr>
+        <w:t xml:space="preserve"> autant de fois que nécessaire sur le vecteur latent, puis décode le vecteur métamorphosé en image finale.</w:t>
+      </w:r>
+    </w:p>
+    <w:p>
+      <w:pPr>
+        <w:jc w:val="both"/>
+        <w:rPr>
+          <w:lang w:val="en-GB"/>
+        </w:rPr>
+      </w:pPr>
+    </w:p>
+    <w:p>
+      <w:pPr>
+        <w:pStyle w:val="Titolo1"/>
+        <w:jc w:val="both"/>
+      </w:pPr>
+      <w:bookmarkStart w:id="37" w:name="_Toc227168414"/>
+      <w:bookmarkStart w:id="38" w:name="_Toc227403506"/>
       <w:r>
         <w:t>Déploiement et installation</w:t>
       </w:r>
-      <w:bookmarkEnd w:id="36"/>
       <w:bookmarkEnd w:id="37"/>
-    </w:p>
-    <w:p>
-      <w:pPr>
-        <w:pStyle w:val="Titre2"/>
+      <w:bookmarkEnd w:id="38"/>
+    </w:p>
+    <w:p>
+      <w:pPr>
+        <w:pStyle w:val="Titolo2"/>
         <w:numPr>
           <w:ilvl w:val="0"/>
           <w:numId w:val="13"/>
         </w:numPr>
-      </w:pPr>
-      <w:bookmarkStart w:id="38" w:name="_Toc227403507"/>
+        <w:jc w:val="both"/>
+      </w:pPr>
+      <w:bookmarkStart w:id="39" w:name="_Toc227403507"/>
       <w:r>
         <w:t>Objectif</w:t>
       </w:r>
       <w:r>
         <w:t> :</w:t>
       </w:r>
-      <w:bookmarkEnd w:id="38"/>
+      <w:bookmarkEnd w:id="39"/>
     </w:p>
     <w:p>
       <w:pPr>
@@ -7143,11 +8180,11 @@
     </w:p>
     <w:p>
       <w:pPr>
-        <w:pStyle w:val="Titre2"/>
-        <w:jc w:val="both"/>
-      </w:pPr>
-      <w:bookmarkStart w:id="39" w:name="_Toc227168416"/>
-      <w:bookmarkStart w:id="40" w:name="_Toc227403508"/>
+        <w:pStyle w:val="Titolo2"/>
+        <w:jc w:val="both"/>
+      </w:pPr>
+      <w:bookmarkStart w:id="40" w:name="_Toc227168416"/>
+      <w:bookmarkStart w:id="41" w:name="_Toc227403508"/>
       <w:r>
         <w:t>Architecture (id</w:t>
       </w:r>
@@ -7160,8 +8197,8 @@
       <w:r>
         <w:t>e) :</w:t>
       </w:r>
-      <w:bookmarkEnd w:id="39"/>
       <w:bookmarkEnd w:id="40"/>
+      <w:bookmarkEnd w:id="41"/>
     </w:p>
     <w:p>
       <w:pPr>
@@ -7402,312 +8439,6 @@
           <w:sz w:val="24"/>
           <w:szCs w:val="24"/>
           <w:lang w:val="en-US"/>
-        </w:rPr>
-        <w:t>|</w:t>
-      </w:r>
-    </w:p>
-    <w:p>
-      <w:pPr>
-        <w:pStyle w:val="p3"/>
-        <w:jc w:val="both"/>
-        <w:rPr>
-          <w:rFonts w:asciiTheme="minorHAnsi" w:hAnsiTheme="minorHAnsi"/>
-          <w:sz w:val="24"/>
-          <w:szCs w:val="24"/>
-          <w:lang w:val="en-US"/>
-        </w:rPr>
-      </w:pPr>
-      <w:r>
-        <w:rPr>
-          <w:rFonts w:asciiTheme="minorHAnsi" w:hAnsiTheme="minorHAnsi"/>
-          <w:sz w:val="24"/>
-          <w:szCs w:val="24"/>
-          <w:lang w:val="en-US"/>
-        </w:rPr>
-        <w:t>|--- data/</w:t>
-      </w:r>
-    </w:p>
-    <w:p>
-      <w:pPr>
-        <w:pStyle w:val="p3"/>
-        <w:jc w:val="both"/>
-        <w:rPr>
-          <w:rFonts w:asciiTheme="minorHAnsi" w:hAnsiTheme="minorHAnsi"/>
-          <w:sz w:val="24"/>
-          <w:szCs w:val="24"/>
-          <w:lang w:val="en-US"/>
-        </w:rPr>
-      </w:pPr>
-      <w:r>
-        <w:rPr>
-          <w:rFonts w:asciiTheme="minorHAnsi" w:hAnsiTheme="minorHAnsi"/>
-          <w:sz w:val="24"/>
-          <w:szCs w:val="24"/>
-          <w:lang w:val="en-US"/>
-        </w:rPr>
-        <w:t xml:space="preserve">| |--- </w:t>
-      </w:r>
-      <w:proofErr w:type="spellStart"/>
-      <w:r>
-        <w:rPr>
-          <w:rFonts w:asciiTheme="minorHAnsi" w:hAnsiTheme="minorHAnsi"/>
-          <w:sz w:val="24"/>
-          <w:szCs w:val="24"/>
-          <w:lang w:val="en-US"/>
-        </w:rPr>
-        <w:t>raw_data</w:t>
-      </w:r>
-      <w:proofErr w:type="spellEnd"/>
-      <w:r>
-        <w:rPr>
-          <w:rFonts w:asciiTheme="minorHAnsi" w:hAnsiTheme="minorHAnsi"/>
-          <w:sz w:val="24"/>
-          <w:szCs w:val="24"/>
-          <w:lang w:val="en-US"/>
-        </w:rPr>
-        <w:t xml:space="preserve">/ (images </w:t>
-      </w:r>
-      <w:proofErr w:type="spellStart"/>
-      <w:r>
-        <w:rPr>
-          <w:rFonts w:asciiTheme="minorHAnsi" w:hAnsiTheme="minorHAnsi"/>
-          <w:sz w:val="24"/>
-          <w:szCs w:val="24"/>
-          <w:lang w:val="en-US"/>
-        </w:rPr>
-        <w:t>d’origine</w:t>
-      </w:r>
-      <w:proofErr w:type="spellEnd"/>
-      <w:r>
-        <w:rPr>
-          <w:rFonts w:asciiTheme="minorHAnsi" w:hAnsiTheme="minorHAnsi"/>
-          <w:sz w:val="24"/>
-          <w:szCs w:val="24"/>
-          <w:lang w:val="en-US"/>
-        </w:rPr>
-        <w:t xml:space="preserve"> brutes)</w:t>
-      </w:r>
-    </w:p>
-    <w:p>
-      <w:pPr>
-        <w:pStyle w:val="p3"/>
-        <w:jc w:val="both"/>
-        <w:rPr>
-          <w:rFonts w:asciiTheme="minorHAnsi" w:hAnsiTheme="minorHAnsi"/>
-          <w:sz w:val="24"/>
-          <w:szCs w:val="24"/>
-        </w:rPr>
-      </w:pPr>
-      <w:r>
-        <w:rPr>
-          <w:rFonts w:asciiTheme="minorHAnsi" w:hAnsiTheme="minorHAnsi"/>
-          <w:sz w:val="24"/>
-          <w:szCs w:val="24"/>
-        </w:rPr>
-        <w:t xml:space="preserve">| |--- </w:t>
-      </w:r>
-      <w:proofErr w:type="spellStart"/>
-      <w:r>
-        <w:rPr>
-          <w:rFonts w:asciiTheme="minorHAnsi" w:hAnsiTheme="minorHAnsi"/>
-          <w:sz w:val="24"/>
-          <w:szCs w:val="24"/>
-        </w:rPr>
-        <w:t>processed_data</w:t>
-      </w:r>
-      <w:proofErr w:type="spellEnd"/>
-      <w:r>
-        <w:rPr>
-          <w:rFonts w:asciiTheme="minorHAnsi" w:hAnsiTheme="minorHAnsi"/>
-          <w:sz w:val="24"/>
-          <w:szCs w:val="24"/>
-        </w:rPr>
-        <w:t xml:space="preserve">/ (pour </w:t>
-      </w:r>
-      <w:r>
-        <w:rPr>
-          <w:rFonts w:asciiTheme="minorHAnsi" w:hAnsiTheme="minorHAnsi" w:cs="Cambria"/>
-          <w:sz w:val="24"/>
-          <w:szCs w:val="24"/>
-        </w:rPr>
-        <w:t>é</w:t>
-      </w:r>
-      <w:r>
-        <w:rPr>
-          <w:rFonts w:asciiTheme="minorHAnsi" w:hAnsiTheme="minorHAnsi"/>
-          <w:sz w:val="24"/>
-          <w:szCs w:val="24"/>
-        </w:rPr>
-        <w:t xml:space="preserve">viter de refaire le </w:t>
-      </w:r>
-      <w:proofErr w:type="spellStart"/>
-      <w:r>
-        <w:rPr>
-          <w:rFonts w:asciiTheme="minorHAnsi" w:hAnsiTheme="minorHAnsi"/>
-          <w:sz w:val="24"/>
-          <w:szCs w:val="24"/>
-        </w:rPr>
-        <w:t>preprocessing</w:t>
-      </w:r>
-      <w:proofErr w:type="spellEnd"/>
-      <w:r>
-        <w:rPr>
-          <w:rFonts w:asciiTheme="minorHAnsi" w:hAnsiTheme="minorHAnsi"/>
-          <w:sz w:val="24"/>
-          <w:szCs w:val="24"/>
-        </w:rPr>
-        <w:t xml:space="preserve"> </w:t>
-      </w:r>
-      <w:r>
-        <w:rPr>
-          <w:rFonts w:asciiTheme="minorHAnsi" w:hAnsiTheme="minorHAnsi" w:cs="Cambria"/>
-          <w:sz w:val="24"/>
-          <w:szCs w:val="24"/>
-        </w:rPr>
-        <w:t>à</w:t>
-      </w:r>
-      <w:r>
-        <w:rPr>
-          <w:rFonts w:asciiTheme="minorHAnsi" w:hAnsiTheme="minorHAnsi"/>
-          <w:sz w:val="24"/>
-          <w:szCs w:val="24"/>
-        </w:rPr>
-        <w:t xml:space="preserve"> chaque fois, les garder)</w:t>
-      </w:r>
-    </w:p>
-    <w:p>
-      <w:pPr>
-        <w:pStyle w:val="p3"/>
-        <w:jc w:val="both"/>
-        <w:rPr>
-          <w:rFonts w:asciiTheme="minorHAnsi" w:hAnsiTheme="minorHAnsi"/>
-          <w:sz w:val="24"/>
-          <w:szCs w:val="24"/>
-        </w:rPr>
-      </w:pPr>
-      <w:r>
-        <w:rPr>
-          <w:rFonts w:asciiTheme="minorHAnsi" w:hAnsiTheme="minorHAnsi"/>
-          <w:sz w:val="24"/>
-          <w:szCs w:val="24"/>
-        </w:rPr>
-        <w:t>| --- checkpoints/ (contient les poids du mod</w:t>
-      </w:r>
-      <w:r>
-        <w:rPr>
-          <w:rFonts w:asciiTheme="minorHAnsi" w:hAnsiTheme="minorHAnsi" w:cs="Cambria"/>
-          <w:sz w:val="24"/>
-          <w:szCs w:val="24"/>
-        </w:rPr>
-        <w:t>è</w:t>
-      </w:r>
-      <w:r>
-        <w:rPr>
-          <w:rFonts w:asciiTheme="minorHAnsi" w:hAnsiTheme="minorHAnsi"/>
-          <w:sz w:val="24"/>
-          <w:szCs w:val="24"/>
-        </w:rPr>
-        <w:t>le VAE sauvegard</w:t>
-      </w:r>
-      <w:r>
-        <w:rPr>
-          <w:rFonts w:asciiTheme="minorHAnsi" w:hAnsiTheme="minorHAnsi" w:cs="Cambria"/>
-          <w:sz w:val="24"/>
-          <w:szCs w:val="24"/>
-        </w:rPr>
-        <w:t>é</w:t>
-      </w:r>
-      <w:r>
-        <w:rPr>
-          <w:rFonts w:asciiTheme="minorHAnsi" w:hAnsiTheme="minorHAnsi"/>
-          <w:sz w:val="24"/>
-          <w:szCs w:val="24"/>
-        </w:rPr>
-        <w:t xml:space="preserve">s pdt entrainement, comme </w:t>
-      </w:r>
-      <w:r>
-        <w:rPr>
-          <w:rFonts w:asciiTheme="minorHAnsi" w:hAnsiTheme="minorHAnsi" w:cs="Cambria"/>
-          <w:sz w:val="24"/>
-          <w:szCs w:val="24"/>
-        </w:rPr>
-        <w:t>ç</w:t>
-      </w:r>
-      <w:r>
-        <w:rPr>
-          <w:rFonts w:asciiTheme="minorHAnsi" w:hAnsiTheme="minorHAnsi"/>
-          <w:sz w:val="24"/>
-          <w:szCs w:val="24"/>
-        </w:rPr>
-        <w:t>a application pourra</w:t>
-      </w:r>
-    </w:p>
-    <w:p>
-      <w:pPr>
-        <w:pStyle w:val="p3"/>
-        <w:jc w:val="both"/>
-        <w:rPr>
-          <w:rFonts w:asciiTheme="minorHAnsi" w:hAnsiTheme="minorHAnsi"/>
-          <w:sz w:val="24"/>
-          <w:szCs w:val="24"/>
-        </w:rPr>
-      </w:pPr>
-      <w:r>
-        <w:rPr>
-          <w:rFonts w:asciiTheme="minorHAnsi" w:hAnsiTheme="minorHAnsi"/>
-          <w:sz w:val="24"/>
-          <w:szCs w:val="24"/>
-        </w:rPr>
-        <w:t>directement reprendre ces poids pour g</w:t>
-      </w:r>
-      <w:r>
-        <w:rPr>
-          <w:rFonts w:asciiTheme="minorHAnsi" w:hAnsiTheme="minorHAnsi" w:cs="Cambria"/>
-          <w:sz w:val="24"/>
-          <w:szCs w:val="24"/>
-        </w:rPr>
-        <w:t>é</w:t>
-      </w:r>
-      <w:r>
-        <w:rPr>
-          <w:rFonts w:asciiTheme="minorHAnsi" w:hAnsiTheme="minorHAnsi"/>
-          <w:sz w:val="24"/>
-          <w:szCs w:val="24"/>
-        </w:rPr>
-        <w:t>n</w:t>
-      </w:r>
-      <w:r>
-        <w:rPr>
-          <w:rFonts w:asciiTheme="minorHAnsi" w:hAnsiTheme="minorHAnsi" w:cs="Cambria"/>
-          <w:sz w:val="24"/>
-          <w:szCs w:val="24"/>
-        </w:rPr>
-        <w:t>é</w:t>
-      </w:r>
-      <w:r>
-        <w:rPr>
-          <w:rFonts w:asciiTheme="minorHAnsi" w:hAnsiTheme="minorHAnsi"/>
-          <w:sz w:val="24"/>
-          <w:szCs w:val="24"/>
-        </w:rPr>
-        <w:t>rer les images)</w:t>
-      </w:r>
-    </w:p>
-    <w:p>
-      <w:pPr>
-        <w:pStyle w:val="p3"/>
-        <w:jc w:val="both"/>
-        <w:rPr>
-          <w:rFonts w:asciiTheme="minorHAnsi" w:hAnsiTheme="minorHAnsi"/>
-          <w:sz w:val="24"/>
-          <w:szCs w:val="24"/>
-        </w:rPr>
-      </w:pPr>
-      <w:r>
-        <w:rPr>
-          <w:rFonts w:asciiTheme="minorHAnsi" w:hAnsiTheme="minorHAnsi"/>
-          <w:sz w:val="24"/>
-          <w:szCs w:val="24"/>
         </w:rPr>
         <w:lastRenderedPageBreak/>
         <w:t>|</w:t>
@@ -7721,6 +8452,312 @@
           <w:rFonts w:asciiTheme="minorHAnsi" w:hAnsiTheme="minorHAnsi"/>
           <w:sz w:val="24"/>
           <w:szCs w:val="24"/>
+          <w:lang w:val="en-US"/>
+        </w:rPr>
+      </w:pPr>
+      <w:r>
+        <w:rPr>
+          <w:rFonts w:asciiTheme="minorHAnsi" w:hAnsiTheme="minorHAnsi"/>
+          <w:sz w:val="24"/>
+          <w:szCs w:val="24"/>
+          <w:lang w:val="en-US"/>
+        </w:rPr>
+        <w:t>|--- data/</w:t>
+      </w:r>
+    </w:p>
+    <w:p>
+      <w:pPr>
+        <w:pStyle w:val="p3"/>
+        <w:jc w:val="both"/>
+        <w:rPr>
+          <w:rFonts w:asciiTheme="minorHAnsi" w:hAnsiTheme="minorHAnsi"/>
+          <w:sz w:val="24"/>
+          <w:szCs w:val="24"/>
+          <w:lang w:val="en-US"/>
+        </w:rPr>
+      </w:pPr>
+      <w:r>
+        <w:rPr>
+          <w:rFonts w:asciiTheme="minorHAnsi" w:hAnsiTheme="minorHAnsi"/>
+          <w:sz w:val="24"/>
+          <w:szCs w:val="24"/>
+          <w:lang w:val="en-US"/>
+        </w:rPr>
+        <w:t xml:space="preserve">| |--- </w:t>
+      </w:r>
+      <w:proofErr w:type="spellStart"/>
+      <w:r>
+        <w:rPr>
+          <w:rFonts w:asciiTheme="minorHAnsi" w:hAnsiTheme="minorHAnsi"/>
+          <w:sz w:val="24"/>
+          <w:szCs w:val="24"/>
+          <w:lang w:val="en-US"/>
+        </w:rPr>
+        <w:t>raw_data</w:t>
+      </w:r>
+      <w:proofErr w:type="spellEnd"/>
+      <w:r>
+        <w:rPr>
+          <w:rFonts w:asciiTheme="minorHAnsi" w:hAnsiTheme="minorHAnsi"/>
+          <w:sz w:val="24"/>
+          <w:szCs w:val="24"/>
+          <w:lang w:val="en-US"/>
+        </w:rPr>
+        <w:t xml:space="preserve">/ (images </w:t>
+      </w:r>
+      <w:proofErr w:type="spellStart"/>
+      <w:r>
+        <w:rPr>
+          <w:rFonts w:asciiTheme="minorHAnsi" w:hAnsiTheme="minorHAnsi"/>
+          <w:sz w:val="24"/>
+          <w:szCs w:val="24"/>
+          <w:lang w:val="en-US"/>
+        </w:rPr>
+        <w:t>d’origine</w:t>
+      </w:r>
+      <w:proofErr w:type="spellEnd"/>
+      <w:r>
+        <w:rPr>
+          <w:rFonts w:asciiTheme="minorHAnsi" w:hAnsiTheme="minorHAnsi"/>
+          <w:sz w:val="24"/>
+          <w:szCs w:val="24"/>
+          <w:lang w:val="en-US"/>
+        </w:rPr>
+        <w:t xml:space="preserve"> brutes)</w:t>
+      </w:r>
+    </w:p>
+    <w:p>
+      <w:pPr>
+        <w:pStyle w:val="p3"/>
+        <w:jc w:val="both"/>
+        <w:rPr>
+          <w:rFonts w:asciiTheme="minorHAnsi" w:hAnsiTheme="minorHAnsi"/>
+          <w:sz w:val="24"/>
+          <w:szCs w:val="24"/>
+        </w:rPr>
+      </w:pPr>
+      <w:r>
+        <w:rPr>
+          <w:rFonts w:asciiTheme="minorHAnsi" w:hAnsiTheme="minorHAnsi"/>
+          <w:sz w:val="24"/>
+          <w:szCs w:val="24"/>
+        </w:rPr>
+        <w:t xml:space="preserve">| |--- </w:t>
+      </w:r>
+      <w:proofErr w:type="spellStart"/>
+      <w:r>
+        <w:rPr>
+          <w:rFonts w:asciiTheme="minorHAnsi" w:hAnsiTheme="minorHAnsi"/>
+          <w:sz w:val="24"/>
+          <w:szCs w:val="24"/>
+        </w:rPr>
+        <w:t>processed_data</w:t>
+      </w:r>
+      <w:proofErr w:type="spellEnd"/>
+      <w:r>
+        <w:rPr>
+          <w:rFonts w:asciiTheme="minorHAnsi" w:hAnsiTheme="minorHAnsi"/>
+          <w:sz w:val="24"/>
+          <w:szCs w:val="24"/>
+        </w:rPr>
+        <w:t xml:space="preserve">/ (pour </w:t>
+      </w:r>
+      <w:r>
+        <w:rPr>
+          <w:rFonts w:asciiTheme="minorHAnsi" w:hAnsiTheme="minorHAnsi" w:cs="Cambria"/>
+          <w:sz w:val="24"/>
+          <w:szCs w:val="24"/>
+        </w:rPr>
+        <w:t>é</w:t>
+      </w:r>
+      <w:r>
+        <w:rPr>
+          <w:rFonts w:asciiTheme="minorHAnsi" w:hAnsiTheme="minorHAnsi"/>
+          <w:sz w:val="24"/>
+          <w:szCs w:val="24"/>
+        </w:rPr>
+        <w:t xml:space="preserve">viter de refaire le </w:t>
+      </w:r>
+      <w:proofErr w:type="spellStart"/>
+      <w:r>
+        <w:rPr>
+          <w:rFonts w:asciiTheme="minorHAnsi" w:hAnsiTheme="minorHAnsi"/>
+          <w:sz w:val="24"/>
+          <w:szCs w:val="24"/>
+        </w:rPr>
+        <w:t>preprocessing</w:t>
+      </w:r>
+      <w:proofErr w:type="spellEnd"/>
+      <w:r>
+        <w:rPr>
+          <w:rFonts w:asciiTheme="minorHAnsi" w:hAnsiTheme="minorHAnsi"/>
+          <w:sz w:val="24"/>
+          <w:szCs w:val="24"/>
+        </w:rPr>
+        <w:t xml:space="preserve"> </w:t>
+      </w:r>
+      <w:r>
+        <w:rPr>
+          <w:rFonts w:asciiTheme="minorHAnsi" w:hAnsiTheme="minorHAnsi" w:cs="Cambria"/>
+          <w:sz w:val="24"/>
+          <w:szCs w:val="24"/>
+        </w:rPr>
+        <w:t>à</w:t>
+      </w:r>
+      <w:r>
+        <w:rPr>
+          <w:rFonts w:asciiTheme="minorHAnsi" w:hAnsiTheme="minorHAnsi"/>
+          <w:sz w:val="24"/>
+          <w:szCs w:val="24"/>
+        </w:rPr>
+        <w:t xml:space="preserve"> chaque fois, les garder)</w:t>
+      </w:r>
+    </w:p>
+    <w:p>
+      <w:pPr>
+        <w:pStyle w:val="p3"/>
+        <w:jc w:val="both"/>
+        <w:rPr>
+          <w:rFonts w:asciiTheme="minorHAnsi" w:hAnsiTheme="minorHAnsi"/>
+          <w:sz w:val="24"/>
+          <w:szCs w:val="24"/>
+        </w:rPr>
+      </w:pPr>
+      <w:r>
+        <w:rPr>
+          <w:rFonts w:asciiTheme="minorHAnsi" w:hAnsiTheme="minorHAnsi"/>
+          <w:sz w:val="24"/>
+          <w:szCs w:val="24"/>
+        </w:rPr>
+        <w:t>| --- checkpoints/ (contient les poids du mod</w:t>
+      </w:r>
+      <w:r>
+        <w:rPr>
+          <w:rFonts w:asciiTheme="minorHAnsi" w:hAnsiTheme="minorHAnsi" w:cs="Cambria"/>
+          <w:sz w:val="24"/>
+          <w:szCs w:val="24"/>
+        </w:rPr>
+        <w:t>è</w:t>
+      </w:r>
+      <w:r>
+        <w:rPr>
+          <w:rFonts w:asciiTheme="minorHAnsi" w:hAnsiTheme="minorHAnsi"/>
+          <w:sz w:val="24"/>
+          <w:szCs w:val="24"/>
+        </w:rPr>
+        <w:t>le VAE sauvegard</w:t>
+      </w:r>
+      <w:r>
+        <w:rPr>
+          <w:rFonts w:asciiTheme="minorHAnsi" w:hAnsiTheme="minorHAnsi" w:cs="Cambria"/>
+          <w:sz w:val="24"/>
+          <w:szCs w:val="24"/>
+        </w:rPr>
+        <w:t>é</w:t>
+      </w:r>
+      <w:r>
+        <w:rPr>
+          <w:rFonts w:asciiTheme="minorHAnsi" w:hAnsiTheme="minorHAnsi"/>
+          <w:sz w:val="24"/>
+          <w:szCs w:val="24"/>
+        </w:rPr>
+        <w:t xml:space="preserve">s pdt entrainement, comme </w:t>
+      </w:r>
+      <w:r>
+        <w:rPr>
+          <w:rFonts w:asciiTheme="minorHAnsi" w:hAnsiTheme="minorHAnsi" w:cs="Cambria"/>
+          <w:sz w:val="24"/>
+          <w:szCs w:val="24"/>
+        </w:rPr>
+        <w:t>ç</w:t>
+      </w:r>
+      <w:r>
+        <w:rPr>
+          <w:rFonts w:asciiTheme="minorHAnsi" w:hAnsiTheme="minorHAnsi"/>
+          <w:sz w:val="24"/>
+          <w:szCs w:val="24"/>
+        </w:rPr>
+        <w:t>a application pourra</w:t>
+      </w:r>
+    </w:p>
+    <w:p>
+      <w:pPr>
+        <w:pStyle w:val="p3"/>
+        <w:jc w:val="both"/>
+        <w:rPr>
+          <w:rFonts w:asciiTheme="minorHAnsi" w:hAnsiTheme="minorHAnsi"/>
+          <w:sz w:val="24"/>
+          <w:szCs w:val="24"/>
+        </w:rPr>
+      </w:pPr>
+      <w:r>
+        <w:rPr>
+          <w:rFonts w:asciiTheme="minorHAnsi" w:hAnsiTheme="minorHAnsi"/>
+          <w:sz w:val="24"/>
+          <w:szCs w:val="24"/>
+        </w:rPr>
+        <w:t>directement reprendre ces poids pour g</w:t>
+      </w:r>
+      <w:r>
+        <w:rPr>
+          <w:rFonts w:asciiTheme="minorHAnsi" w:hAnsiTheme="minorHAnsi" w:cs="Cambria"/>
+          <w:sz w:val="24"/>
+          <w:szCs w:val="24"/>
+        </w:rPr>
+        <w:t>é</w:t>
+      </w:r>
+      <w:r>
+        <w:rPr>
+          <w:rFonts w:asciiTheme="minorHAnsi" w:hAnsiTheme="minorHAnsi"/>
+          <w:sz w:val="24"/>
+          <w:szCs w:val="24"/>
+        </w:rPr>
+        <w:t>n</w:t>
+      </w:r>
+      <w:r>
+        <w:rPr>
+          <w:rFonts w:asciiTheme="minorHAnsi" w:hAnsiTheme="minorHAnsi" w:cs="Cambria"/>
+          <w:sz w:val="24"/>
+          <w:szCs w:val="24"/>
+        </w:rPr>
+        <w:t>é</w:t>
+      </w:r>
+      <w:r>
+        <w:rPr>
+          <w:rFonts w:asciiTheme="minorHAnsi" w:hAnsiTheme="minorHAnsi"/>
+          <w:sz w:val="24"/>
+          <w:szCs w:val="24"/>
+        </w:rPr>
+        <w:t>rer les images)</w:t>
+      </w:r>
+    </w:p>
+    <w:p>
+      <w:pPr>
+        <w:pStyle w:val="p3"/>
+        <w:jc w:val="both"/>
+        <w:rPr>
+          <w:rFonts w:asciiTheme="minorHAnsi" w:hAnsiTheme="minorHAnsi"/>
+          <w:sz w:val="24"/>
+          <w:szCs w:val="24"/>
+        </w:rPr>
+      </w:pPr>
+      <w:r>
+        <w:rPr>
+          <w:rFonts w:asciiTheme="minorHAnsi" w:hAnsiTheme="minorHAnsi"/>
+          <w:sz w:val="24"/>
+          <w:szCs w:val="24"/>
+        </w:rPr>
+        <w:t>|</w:t>
+      </w:r>
+    </w:p>
+    <w:p>
+      <w:pPr>
+        <w:pStyle w:val="p3"/>
+        <w:jc w:val="both"/>
+        <w:rPr>
+          <w:rFonts w:asciiTheme="minorHAnsi" w:hAnsiTheme="minorHAnsi"/>
+          <w:sz w:val="24"/>
+          <w:szCs w:val="24"/>
         </w:rPr>
       </w:pPr>
       <w:r>
@@ -8121,17 +9158,33 @@
           <w:rFonts w:asciiTheme="minorHAnsi" w:hAnsiTheme="minorHAnsi"/>
           <w:sz w:val="24"/>
           <w:szCs w:val="24"/>
-          <w:lang w:val="en-US"/>
-        </w:rPr>
-      </w:pPr>
-      <w:r>
-        <w:rPr>
-          <w:rFonts w:asciiTheme="minorHAnsi" w:hAnsiTheme="minorHAnsi"/>
-          <w:sz w:val="24"/>
-          <w:szCs w:val="24"/>
-          <w:lang w:val="en-US"/>
-        </w:rPr>
-        <w:t>|--- preprocess_</w:t>
+        </w:rPr>
+      </w:pPr>
+      <w:r>
+        <w:rPr>
+          <w:rFonts w:asciiTheme="minorHAnsi" w:hAnsiTheme="minorHAnsi"/>
+          <w:sz w:val="24"/>
+          <w:szCs w:val="24"/>
+        </w:rPr>
+        <w:t xml:space="preserve">|--- </w:t>
+      </w:r>
+      <w:proofErr w:type="spellStart"/>
+      <w:r>
+        <w:rPr>
+          <w:rFonts w:asciiTheme="minorHAnsi" w:hAnsiTheme="minorHAnsi"/>
+          <w:sz w:val="24"/>
+          <w:szCs w:val="24"/>
+        </w:rPr>
+        <w:t>preprocess</w:t>
+      </w:r>
+      <w:proofErr w:type="spellEnd"/>
+      <w:r>
+        <w:rPr>
+          <w:rFonts w:asciiTheme="minorHAnsi" w:hAnsiTheme="minorHAnsi"/>
+          <w:sz w:val="24"/>
+          <w:szCs w:val="24"/>
+        </w:rPr>
+        <w:t>_</w:t>
       </w:r>
     </w:p>
     <w:p>
@@ -8142,17 +9195,33 @@
           <w:rFonts w:asciiTheme="minorHAnsi" w:hAnsiTheme="minorHAnsi"/>
           <w:sz w:val="24"/>
           <w:szCs w:val="24"/>
-          <w:lang w:val="en-US"/>
-        </w:rPr>
-      </w:pPr>
-      <w:r>
-        <w:rPr>
-          <w:rFonts w:asciiTheme="minorHAnsi" w:hAnsiTheme="minorHAnsi"/>
-          <w:sz w:val="24"/>
-          <w:szCs w:val="24"/>
-          <w:lang w:val="en-US"/>
-        </w:rPr>
-        <w:t>data.py (lance le preprocessing)</w:t>
+        </w:rPr>
+      </w:pPr>
+      <w:r>
+        <w:rPr>
+          <w:rFonts w:asciiTheme="minorHAnsi" w:hAnsiTheme="minorHAnsi"/>
+          <w:sz w:val="24"/>
+          <w:szCs w:val="24"/>
+        </w:rPr>
+        <w:t xml:space="preserve">data.py (lance le </w:t>
+      </w:r>
+      <w:proofErr w:type="spellStart"/>
+      <w:r>
+        <w:rPr>
+          <w:rFonts w:asciiTheme="minorHAnsi" w:hAnsiTheme="minorHAnsi"/>
+          <w:sz w:val="24"/>
+          <w:szCs w:val="24"/>
+        </w:rPr>
+        <w:t>preprocessing</w:t>
+      </w:r>
+      <w:proofErr w:type="spellEnd"/>
+      <w:r>
+        <w:rPr>
+          <w:rFonts w:asciiTheme="minorHAnsi" w:hAnsiTheme="minorHAnsi"/>
+          <w:sz w:val="24"/>
+          <w:szCs w:val="24"/>
+        </w:rPr>
+        <w:t>)</w:t>
       </w:r>
     </w:p>
     <w:p>
@@ -8248,7 +9317,7 @@
 </file>
 
 <file path=word/endnotes.xml><?xml version="1.0" encoding="utf-8"?>
-<w:endnotes xmlns:wpc="http://schemas.microsoft.com/office/word/2010/wordprocessingCanvas" xmlns:cx="http://schemas.microsoft.com/office/drawing/2014/chartex" xmlns:cx1="http://schemas.microsoft.com/office/drawing/2015/9/8/chartex" xmlns:cx2="http://schemas.microsoft.com/office/drawing/2015/10/21/chartex" xmlns:cx3="http://schemas.microsoft.com/office/drawing/2016/5/9/chartex" xmlns:cx4="http://schemas.microsoft.com/office/drawing/2016/5/10/chartex" xmlns:cx5="http://schemas.microsoft.com/office/drawing/2016/5/11/chartex" xmlns:cx6="http://schemas.microsoft.com/office/drawing/2016/5/12/chartex" xmlns:cx7="http://schemas.microsoft.com/office/drawing/2016/5/13/chartex" xmlns:cx8="http://schemas.microsoft.com/office/drawing/2016/5/14/chartex" xmlns:mc="http://schemas.openxmlformats.org/markup-compatibility/2006" xmlns:aink="http://schemas.microsoft.com/office/drawing/2016/ink" xmlns:am3d="http://schemas.microsoft.com/office/drawing/2017/model3d" xmlns:o="urn:schemas-microsoft-com:office:office" xmlns:oel="http://schemas.microsoft.com/office/2019/extlst" xmlns:r="http://schemas.openxmlformats.org/officeDocument/2006/relationships" xmlns:m="http://schemas.openxmlformats.org/officeDocument/2006/math" xmlns:v="urn:schemas-microsoft-com:vml" xmlns:wp14="http://schemas.microsoft.com/office/word/2010/wordprocessingDrawing" xmlns:wp="http://schemas.openxmlformats.org/drawingml/2006/wordprocessingDrawing" xmlns:w10="urn:schemas-microsoft-com:office:word" xmlns:w="http://schemas.openxmlformats.org/wordprocessingml/2006/main" xmlns:w14="http://schemas.microsoft.com/office/word/2010/wordml" xmlns:w15="http://schemas.microsoft.com/office/word/2012/wordml" xmlns:w16cex="http://schemas.microsoft.com/office/word/2018/wordml/cex" xmlns:w16cid="http://schemas.microsoft.com/office/word/2016/wordml/cid" xmlns:w16="http://schemas.microsoft.com/office/word/2018/wordml" xmlns:w16du="http://schemas.microsoft.com/office/word/2023/wordml/word16du" xmlns:w16sdtdh="http://schemas.microsoft.com/office/word/2020/wordml/sdtdatahash" xmlns:w16sdtfl="http://schemas.microsoft.com/office/word/2024/wordml/sdtformatlock" xmlns:w16se="http://schemas.microsoft.com/office/word/2015/wordml/symex" xmlns:wpg="http://schemas.microsoft.com/office/word/2010/wordprocessingGroup" xmlns:wpi="http://schemas.microsoft.com/office/word/2010/wordprocessingInk" xmlns:wne="http://schemas.microsoft.com/office/word/2006/wordml" xmlns:wps="http://schemas.microsoft.com/office/word/2010/wordprocessingShape" mc:Ignorable="w14 w15 w16se w16cid w16 w16cex w16sdtdh w16sdtfl w16du wp14">
+<w:endnotes xmlns:wpc="http://schemas.microsoft.com/office/word/2010/wordprocessingCanvas" xmlns:cx="http://schemas.microsoft.com/office/drawing/2014/chartex" xmlns:mc="http://schemas.openxmlformats.org/markup-compatibility/2006" xmlns:o="urn:schemas-microsoft-com:office:office" xmlns:r="http://schemas.openxmlformats.org/officeDocument/2006/relationships" xmlns:m="http://schemas.openxmlformats.org/officeDocument/2006/math" xmlns:v="urn:schemas-microsoft-com:vml" xmlns:wp14="http://schemas.microsoft.com/office/word/2010/wordprocessingDrawing" xmlns:wp="http://schemas.openxmlformats.org/drawingml/2006/wordprocessingDrawing" xmlns:w10="urn:schemas-microsoft-com:office:word" xmlns:w="http://schemas.openxmlformats.org/wordprocessingml/2006/main" xmlns:w14="http://schemas.microsoft.com/office/word/2010/wordml" xmlns:w15="http://schemas.microsoft.com/office/word/2012/wordml" xmlns:w16se="http://schemas.microsoft.com/office/word/2015/wordml/symex" xmlns:wpg="http://schemas.microsoft.com/office/word/2010/wordprocessingGroup" xmlns:wpi="http://schemas.microsoft.com/office/word/2010/wordprocessingInk" xmlns:wne="http://schemas.microsoft.com/office/word/2006/wordml" xmlns:wps="http://schemas.microsoft.com/office/word/2010/wordprocessingShape" mc:Ignorable="w14 w15 w16se wp14">
   <w:endnote w:type="separator" w:id="-1">
     <w:p>
       <w:pPr>
@@ -8273,11 +9342,11 @@
 </file>
 
 <file path=word/footer1.xml><?xml version="1.0" encoding="utf-8"?>
-<w:ftr xmlns:wpc="http://schemas.microsoft.com/office/word/2010/wordprocessingCanvas" xmlns:cx="http://schemas.microsoft.com/office/drawing/2014/chartex" xmlns:cx1="http://schemas.microsoft.com/office/drawing/2015/9/8/chartex" xmlns:cx2="http://schemas.microsoft.com/office/drawing/2015/10/21/chartex" xmlns:cx3="http://schemas.microsoft.com/office/drawing/2016/5/9/chartex" xmlns:cx4="http://schemas.microsoft.com/office/drawing/2016/5/10/chartex" xmlns:cx5="http://schemas.microsoft.com/office/drawing/2016/5/11/chartex" xmlns:cx6="http://schemas.microsoft.com/office/drawing/2016/5/12/chartex" xmlns:cx7="http://schemas.microsoft.com/office/drawing/2016/5/13/chartex" xmlns:cx8="http://schemas.microsoft.com/office/drawing/2016/5/14/chartex" xmlns:mc="http://schemas.openxmlformats.org/markup-compatibility/2006" xmlns:aink="http://schemas.microsoft.com/office/drawing/2016/ink" xmlns:am3d="http://schemas.microsoft.com/office/drawing/2017/model3d" xmlns:o="urn:schemas-microsoft-com:office:office" xmlns:oel="http://schemas.microsoft.com/office/2019/extlst" xmlns:r="http://schemas.openxmlformats.org/officeDocument/2006/relationships" xmlns:m="http://schemas.openxmlformats.org/officeDocument/2006/math" xmlns:v="urn:schemas-microsoft-com:vml" xmlns:wp14="http://schemas.microsoft.com/office/word/2010/wordprocessingDrawing" xmlns:wp="http://schemas.openxmlformats.org/drawingml/2006/wordprocessingDrawing" xmlns:w10="urn:schemas-microsoft-com:office:word" xmlns:w="http://schemas.openxmlformats.org/wordprocessingml/2006/main" xmlns:w14="http://schemas.microsoft.com/office/word/2010/wordml" xmlns:w15="http://schemas.microsoft.com/office/word/2012/wordml" xmlns:w16cex="http://schemas.microsoft.com/office/word/2018/wordml/cex" xmlns:w16cid="http://schemas.microsoft.com/office/word/2016/wordml/cid" xmlns:w16="http://schemas.microsoft.com/office/word/2018/wordml" xmlns:w16du="http://schemas.microsoft.com/office/word/2023/wordml/word16du" xmlns:w16sdtdh="http://schemas.microsoft.com/office/word/2020/wordml/sdtdatahash" xmlns:w16sdtfl="http://schemas.microsoft.com/office/word/2024/wordml/sdtformatlock" xmlns:w16se="http://schemas.microsoft.com/office/word/2015/wordml/symex" xmlns:wpg="http://schemas.microsoft.com/office/word/2010/wordprocessingGroup" xmlns:wpi="http://schemas.microsoft.com/office/word/2010/wordprocessingInk" xmlns:wne="http://schemas.microsoft.com/office/word/2006/wordml" xmlns:wps="http://schemas.microsoft.com/office/word/2010/wordprocessingShape" mc:Ignorable="w14 w15 w16se w16cid w16 w16cex w16sdtdh w16sdtfl w16du wp14">
+<w:ftr xmlns:wpc="http://schemas.microsoft.com/office/word/2010/wordprocessingCanvas" xmlns:cx="http://schemas.microsoft.com/office/drawing/2014/chartex" xmlns:mc="http://schemas.openxmlformats.org/markup-compatibility/2006" xmlns:o="urn:schemas-microsoft-com:office:office" xmlns:r="http://schemas.openxmlformats.org/officeDocument/2006/relationships" xmlns:m="http://schemas.openxmlformats.org/officeDocument/2006/math" xmlns:v="urn:schemas-microsoft-com:vml" xmlns:wp14="http://schemas.microsoft.com/office/word/2010/wordprocessingDrawing" xmlns:wp="http://schemas.openxmlformats.org/drawingml/2006/wordprocessingDrawing" xmlns:w10="urn:schemas-microsoft-com:office:word" xmlns:w="http://schemas.openxmlformats.org/wordprocessingml/2006/main" xmlns:w14="http://schemas.microsoft.com/office/word/2010/wordml" xmlns:w15="http://schemas.microsoft.com/office/word/2012/wordml" xmlns:w16se="http://schemas.microsoft.com/office/word/2015/wordml/symex" xmlns:wpg="http://schemas.microsoft.com/office/word/2010/wordprocessingGroup" xmlns:wpi="http://schemas.microsoft.com/office/word/2010/wordprocessingInk" xmlns:wne="http://schemas.microsoft.com/office/word/2006/wordml" xmlns:wps="http://schemas.microsoft.com/office/word/2010/wordprocessingShape" mc:Ignorable="w14 w15 w16se wp14">
   <w:sdt>
     <w:sdtPr>
       <w:rPr>
-        <w:rStyle w:val="Numrodepage"/>
+        <w:rStyle w:val="Numeropagina"/>
       </w:rPr>
       <w:id w:val="872728623"/>
       <w:docPartObj>
@@ -8285,41 +9354,30 @@
         <w:docPartUnique/>
       </w:docPartObj>
     </w:sdtPr>
-    <w:sdtEndPr>
-      <w:rPr>
-        <w:rStyle w:val="Numrodepage"/>
-      </w:rPr>
-    </w:sdtEndPr>
     <w:sdtContent>
       <w:p>
         <w:pPr>
-          <w:pStyle w:val="Pieddepage"/>
+          <w:pStyle w:val="Pidipagina"/>
           <w:framePr w:wrap="none" w:vAnchor="text" w:hAnchor="margin" w:xAlign="right" w:y="1"/>
           <w:rPr>
-            <w:rStyle w:val="Numrodepage"/>
+            <w:rStyle w:val="Numeropagina"/>
           </w:rPr>
         </w:pPr>
         <w:r>
           <w:rPr>
-            <w:rStyle w:val="Numrodepage"/>
+            <w:rStyle w:val="Numeropagina"/>
           </w:rPr>
           <w:fldChar w:fldCharType="begin"/>
         </w:r>
         <w:r>
           <w:rPr>
-            <w:rStyle w:val="Numrodepage"/>
+            <w:rStyle w:val="Numeropagina"/>
           </w:rPr>
           <w:instrText xml:space="preserve"> PAGE </w:instrText>
         </w:r>
         <w:r>
           <w:rPr>
-            <w:rStyle w:val="Numrodepage"/>
-          </w:rPr>
-          <w:fldChar w:fldCharType="separate"/>
-        </w:r>
-        <w:r>
-          <w:rPr>
-            <w:rStyle w:val="Numrodepage"/>
+            <w:rStyle w:val="Numeropagina"/>
           </w:rPr>
           <w:fldChar w:fldCharType="end"/>
         </w:r>
@@ -8328,7 +9386,7 @@
   </w:sdt>
   <w:p>
     <w:pPr>
-      <w:pStyle w:val="Pieddepage"/>
+      <w:pStyle w:val="Pidipagina"/>
       <w:ind w:right="360"/>
     </w:pPr>
   </w:p>
@@ -8336,11 +9394,11 @@
 </file>
 
 <file path=word/footer2.xml><?xml version="1.0" encoding="utf-8"?>
-<w:ftr xmlns:wpc="http://schemas.microsoft.com/office/word/2010/wordprocessingCanvas" xmlns:cx="http://schemas.microsoft.com/office/drawing/2014/chartex" xmlns:cx1="http://schemas.microsoft.com/office/drawing/2015/9/8/chartex" xmlns:cx2="http://schemas.microsoft.com/office/drawing/2015/10/21/chartex" xmlns:cx3="http://schemas.microsoft.com/office/drawing/2016/5/9/chartex" xmlns:cx4="http://schemas.microsoft.com/office/drawing/2016/5/10/chartex" xmlns:cx5="http://schemas.microsoft.com/office/drawing/2016/5/11/chartex" xmlns:cx6="http://schemas.microsoft.com/office/drawing/2016/5/12/chartex" xmlns:cx7="http://schemas.microsoft.com/office/drawing/2016/5/13/chartex" xmlns:cx8="http://schemas.microsoft.com/office/drawing/2016/5/14/chartex" xmlns:mc="http://schemas.openxmlformats.org/markup-compatibility/2006" xmlns:aink="http://schemas.microsoft.com/office/drawing/2016/ink" xmlns:am3d="http://schemas.microsoft.com/office/drawing/2017/model3d" xmlns:o="urn:schemas-microsoft-com:office:office" xmlns:oel="http://schemas.microsoft.com/office/2019/extlst" xmlns:r="http://schemas.openxmlformats.org/officeDocument/2006/relationships" xmlns:m="http://schemas.openxmlformats.org/officeDocument/2006/math" xmlns:v="urn:schemas-microsoft-com:vml" xmlns:wp14="http://schemas.microsoft.com/office/word/2010/wordprocessingDrawing" xmlns:wp="http://schemas.openxmlformats.org/drawingml/2006/wordprocessingDrawing" xmlns:w10="urn:schemas-microsoft-com:office:word" xmlns:w="http://schemas.openxmlformats.org/wordprocessingml/2006/main" xmlns:w14="http://schemas.microsoft.com/office/word/2010/wordml" xmlns:w15="http://schemas.microsoft.com/office/word/2012/wordml" xmlns:w16cex="http://schemas.microsoft.com/office/word/2018/wordml/cex" xmlns:w16cid="http://schemas.microsoft.com/office/word/2016/wordml/cid" xmlns:w16="http://schemas.microsoft.com/office/word/2018/wordml" xmlns:w16du="http://schemas.microsoft.com/office/word/2023/wordml/word16du" xmlns:w16sdtdh="http://schemas.microsoft.com/office/word/2020/wordml/sdtdatahash" xmlns:w16sdtfl="http://schemas.microsoft.com/office/word/2024/wordml/sdtformatlock" xmlns:w16se="http://schemas.microsoft.com/office/word/2015/wordml/symex" xmlns:wpg="http://schemas.microsoft.com/office/word/2010/wordprocessingGroup" xmlns:wpi="http://schemas.microsoft.com/office/word/2010/wordprocessingInk" xmlns:wne="http://schemas.microsoft.com/office/word/2006/wordml" xmlns:wps="http://schemas.microsoft.com/office/word/2010/wordprocessingShape" mc:Ignorable="w14 w15 w16se w16cid w16 w16cex w16sdtdh w16sdtfl w16du wp14">
+<w:ftr xmlns:wpc="http://schemas.microsoft.com/office/word/2010/wordprocessingCanvas" xmlns:cx="http://schemas.microsoft.com/office/drawing/2014/chartex" xmlns:mc="http://schemas.openxmlformats.org/markup-compatibility/2006" xmlns:o="urn:schemas-microsoft-com:office:office" xmlns:r="http://schemas.openxmlformats.org/officeDocument/2006/relationships" xmlns:m="http://schemas.openxmlformats.org/officeDocument/2006/math" xmlns:v="urn:schemas-microsoft-com:vml" xmlns:wp14="http://schemas.microsoft.com/office/word/2010/wordprocessingDrawing" xmlns:wp="http://schemas.openxmlformats.org/drawingml/2006/wordprocessingDrawing" xmlns:w10="urn:schemas-microsoft-com:office:word" xmlns:w="http://schemas.openxmlformats.org/wordprocessingml/2006/main" xmlns:w14="http://schemas.microsoft.com/office/word/2010/wordml" xmlns:w15="http://schemas.microsoft.com/office/word/2012/wordml" xmlns:w16se="http://schemas.microsoft.com/office/word/2015/wordml/symex" xmlns:wpg="http://schemas.microsoft.com/office/word/2010/wordprocessingGroup" xmlns:wpi="http://schemas.microsoft.com/office/word/2010/wordprocessingInk" xmlns:wne="http://schemas.microsoft.com/office/word/2006/wordml" xmlns:wps="http://schemas.microsoft.com/office/word/2010/wordprocessingShape" mc:Ignorable="w14 w15 w16se wp14">
   <w:sdt>
     <w:sdtPr>
       <w:rPr>
-        <w:rStyle w:val="Numrodepage"/>
+        <w:rStyle w:val="Numeropagina"/>
       </w:rPr>
       <w:id w:val="1594663746"/>
       <w:docPartObj>
@@ -8348,48 +9406,43 @@
         <w:docPartUnique/>
       </w:docPartObj>
     </w:sdtPr>
-    <w:sdtEndPr>
-      <w:rPr>
-        <w:rStyle w:val="Numrodepage"/>
-      </w:rPr>
-    </w:sdtEndPr>
     <w:sdtContent>
       <w:p>
         <w:pPr>
-          <w:pStyle w:val="Pieddepage"/>
+          <w:pStyle w:val="Pidipagina"/>
           <w:framePr w:wrap="none" w:vAnchor="text" w:hAnchor="margin" w:xAlign="right" w:y="1"/>
           <w:rPr>
-            <w:rStyle w:val="Numrodepage"/>
+            <w:rStyle w:val="Numeropagina"/>
           </w:rPr>
         </w:pPr>
         <w:r>
           <w:rPr>
-            <w:rStyle w:val="Numrodepage"/>
+            <w:rStyle w:val="Numeropagina"/>
           </w:rPr>
           <w:fldChar w:fldCharType="begin"/>
         </w:r>
         <w:r>
           <w:rPr>
-            <w:rStyle w:val="Numrodepage"/>
+            <w:rStyle w:val="Numeropagina"/>
           </w:rPr>
           <w:instrText xml:space="preserve"> PAGE </w:instrText>
         </w:r>
         <w:r>
           <w:rPr>
-            <w:rStyle w:val="Numrodepage"/>
+            <w:rStyle w:val="Numeropagina"/>
           </w:rPr>
           <w:fldChar w:fldCharType="separate"/>
         </w:r>
         <w:r>
           <w:rPr>
-            <w:rStyle w:val="Numrodepage"/>
+            <w:rStyle w:val="Numeropagina"/>
             <w:noProof/>
           </w:rPr>
-          <w:t>1</w:t>
+          <w:t>9</w:t>
         </w:r>
         <w:r>
           <w:rPr>
-            <w:rStyle w:val="Numrodepage"/>
+            <w:rStyle w:val="Numeropagina"/>
           </w:rPr>
           <w:fldChar w:fldCharType="end"/>
         </w:r>
@@ -8398,7 +9451,7 @@
   </w:sdt>
   <w:p>
     <w:pPr>
-      <w:pStyle w:val="Pieddepage"/>
+      <w:pStyle w:val="Pidipagina"/>
       <w:ind w:right="360"/>
     </w:pPr>
   </w:p>
@@ -8406,7 +9459,7 @@
 </file>
 
 <file path=word/footnotes.xml><?xml version="1.0" encoding="utf-8"?>
-<w:footnotes xmlns:wpc="http://schemas.microsoft.com/office/word/2010/wordprocessingCanvas" xmlns:cx="http://schemas.microsoft.com/office/drawing/2014/chartex" xmlns:cx1="http://schemas.microsoft.com/office/drawing/2015/9/8/chartex" xmlns:cx2="http://schemas.microsoft.com/office/drawing/2015/10/21/chartex" xmlns:cx3="http://schemas.microsoft.com/office/drawing/2016/5/9/chartex" xmlns:cx4="http://schemas.microsoft.com/office/drawing/2016/5/10/chartex" xmlns:cx5="http://schemas.microsoft.com/office/drawing/2016/5/11/chartex" xmlns:cx6="http://schemas.microsoft.com/office/drawing/2016/5/12/chartex" xmlns:cx7="http://schemas.microsoft.com/office/drawing/2016/5/13/chartex" xmlns:cx8="http://schemas.microsoft.com/office/drawing/2016/5/14/chartex" xmlns:mc="http://schemas.openxmlformats.org/markup-compatibility/2006" xmlns:aink="http://schemas.microsoft.com/office/drawing/2016/ink" xmlns:am3d="http://schemas.microsoft.com/office/drawing/2017/model3d" xmlns:o="urn:schemas-microsoft-com:office:office" xmlns:oel="http://schemas.microsoft.com/office/2019/extlst" xmlns:r="http://schemas.openxmlformats.org/officeDocument/2006/relationships" xmlns:m="http://schemas.openxmlformats.org/officeDocument/2006/math" xmlns:v="urn:schemas-microsoft-com:vml" xmlns:wp14="http://schemas.microsoft.com/office/word/2010/wordprocessingDrawing" xmlns:wp="http://schemas.openxmlformats.org/drawingml/2006/wordprocessingDrawing" xmlns:w10="urn:schemas-microsoft-com:office:word" xmlns:w="http://schemas.openxmlformats.org/wordprocessingml/2006/main" xmlns:w14="http://schemas.microsoft.com/office/word/2010/wordml" xmlns:w15="http://schemas.microsoft.com/office/word/2012/wordml" xmlns:w16cex="http://schemas.microsoft.com/office/word/2018/wordml/cex" xmlns:w16cid="http://schemas.microsoft.com/office/word/2016/wordml/cid" xmlns:w16="http://schemas.microsoft.com/office/word/2018/wordml" xmlns:w16du="http://schemas.microsoft.com/office/word/2023/wordml/word16du" xmlns:w16sdtdh="http://schemas.microsoft.com/office/word/2020/wordml/sdtdatahash" xmlns:w16sdtfl="http://schemas.microsoft.com/office/word/2024/wordml/sdtformatlock" xmlns:w16se="http://schemas.microsoft.com/office/word/2015/wordml/symex" xmlns:wpg="http://schemas.microsoft.com/office/word/2010/wordprocessingGroup" xmlns:wpi="http://schemas.microsoft.com/office/word/2010/wordprocessingInk" xmlns:wne="http://schemas.microsoft.com/office/word/2006/wordml" xmlns:wps="http://schemas.microsoft.com/office/word/2010/wordprocessingShape" mc:Ignorable="w14 w15 w16se w16cid w16 w16cex w16sdtdh w16sdtfl w16du wp14">
+<w:footnotes xmlns:wpc="http://schemas.microsoft.com/office/word/2010/wordprocessingCanvas" xmlns:cx="http://schemas.microsoft.com/office/drawing/2014/chartex" xmlns:mc="http://schemas.openxmlformats.org/markup-compatibility/2006" xmlns:o="urn:schemas-microsoft-com:office:office" xmlns:r="http://schemas.openxmlformats.org/officeDocument/2006/relationships" xmlns:m="http://schemas.openxmlformats.org/officeDocument/2006/math" xmlns:v="urn:schemas-microsoft-com:vml" xmlns:wp14="http://schemas.microsoft.com/office/word/2010/wordprocessingDrawing" xmlns:wp="http://schemas.openxmlformats.org/drawingml/2006/wordprocessingDrawing" xmlns:w10="urn:schemas-microsoft-com:office:word" xmlns:w="http://schemas.openxmlformats.org/wordprocessingml/2006/main" xmlns:w14="http://schemas.microsoft.com/office/word/2010/wordml" xmlns:w15="http://schemas.microsoft.com/office/word/2012/wordml" xmlns:w16se="http://schemas.microsoft.com/office/word/2015/wordml/symex" xmlns:wpg="http://schemas.microsoft.com/office/word/2010/wordprocessingGroup" xmlns:wpi="http://schemas.microsoft.com/office/word/2010/wordprocessingInk" xmlns:wne="http://schemas.microsoft.com/office/word/2006/wordml" xmlns:wps="http://schemas.microsoft.com/office/word/2010/wordprocessingShape" mc:Ignorable="w14 w15 w16se wp14">
   <w:footnote w:type="separator" w:id="-1">
     <w:p>
       <w:pPr>
@@ -8431,7 +9484,7 @@
 </file>
 
 <file path=word/numbering.xml><?xml version="1.0" encoding="utf-8"?>
-<w:numbering xmlns:wpc="http://schemas.microsoft.com/office/word/2010/wordprocessingCanvas" xmlns:cx="http://schemas.microsoft.com/office/drawing/2014/chartex" xmlns:cx1="http://schemas.microsoft.com/office/drawing/2015/9/8/chartex" xmlns:cx2="http://schemas.microsoft.com/office/drawing/2015/10/21/chartex" xmlns:cx3="http://schemas.microsoft.com/office/drawing/2016/5/9/chartex" xmlns:cx4="http://schemas.microsoft.com/office/drawing/2016/5/10/chartex" xmlns:cx5="http://schemas.microsoft.com/office/drawing/2016/5/11/chartex" xmlns:cx6="http://schemas.microsoft.com/office/drawing/2016/5/12/chartex" xmlns:cx7="http://schemas.microsoft.com/office/drawing/2016/5/13/chartex" xmlns:cx8="http://schemas.microsoft.com/office/drawing/2016/5/14/chartex" xmlns:mc="http://schemas.openxmlformats.org/markup-compatibility/2006" xmlns:aink="http://schemas.microsoft.com/office/drawing/2016/ink" xmlns:am3d="http://schemas.microsoft.com/office/drawing/2017/model3d" xmlns:o="urn:schemas-microsoft-com:office:office" xmlns:oel="http://schemas.microsoft.com/office/2019/extlst" xmlns:r="http://schemas.openxmlformats.org/officeDocument/2006/relationships" xmlns:m="http://schemas.openxmlformats.org/officeDocument/2006/math" xmlns:v="urn:schemas-microsoft-com:vml" xmlns:wp14="http://schemas.microsoft.com/office/word/2010/wordprocessingDrawing" xmlns:wp="http://schemas.openxmlformats.org/drawingml/2006/wordprocessingDrawing" xmlns:w10="urn:schemas-microsoft-com:office:word" xmlns:w="http://schemas.openxmlformats.org/wordprocessingml/2006/main" xmlns:w14="http://schemas.microsoft.com/office/word/2010/wordml" xmlns:w15="http://schemas.microsoft.com/office/word/2012/wordml" xmlns:w16cex="http://schemas.microsoft.com/office/word/2018/wordml/cex" xmlns:w16cid="http://schemas.microsoft.com/office/word/2016/wordml/cid" xmlns:w16="http://schemas.microsoft.com/office/word/2018/wordml" xmlns:w16du="http://schemas.microsoft.com/office/word/2023/wordml/word16du" xmlns:w16sdtdh="http://schemas.microsoft.com/office/word/2020/wordml/sdtdatahash" xmlns:w16sdtfl="http://schemas.microsoft.com/office/word/2024/wordml/sdtformatlock" xmlns:w16se="http://schemas.microsoft.com/office/word/2015/wordml/symex" xmlns:wpg="http://schemas.microsoft.com/office/word/2010/wordprocessingGroup" xmlns:wpi="http://schemas.microsoft.com/office/word/2010/wordprocessingInk" xmlns:wne="http://schemas.microsoft.com/office/word/2006/wordml" xmlns:wps="http://schemas.microsoft.com/office/word/2010/wordprocessingShape" mc:Ignorable="w14 w15 w16se w16cid w16 w16cex w16sdtdh w16sdtfl w16du wp14">
+<w:numbering xmlns:wpc="http://schemas.microsoft.com/office/word/2010/wordprocessingCanvas" xmlns:cx="http://schemas.microsoft.com/office/drawing/2014/chartex" xmlns:mc="http://schemas.openxmlformats.org/markup-compatibility/2006" xmlns:o="urn:schemas-microsoft-com:office:office" xmlns:r="http://schemas.openxmlformats.org/officeDocument/2006/relationships" xmlns:m="http://schemas.openxmlformats.org/officeDocument/2006/math" xmlns:v="urn:schemas-microsoft-com:vml" xmlns:wp14="http://schemas.microsoft.com/office/word/2010/wordprocessingDrawing" xmlns:wp="http://schemas.openxmlformats.org/drawingml/2006/wordprocessingDrawing" xmlns:w10="urn:schemas-microsoft-com:office:word" xmlns:w="http://schemas.openxmlformats.org/wordprocessingml/2006/main" xmlns:w14="http://schemas.microsoft.com/office/word/2010/wordml" xmlns:w15="http://schemas.microsoft.com/office/word/2012/wordml" xmlns:w16se="http://schemas.microsoft.com/office/word/2015/wordml/symex" xmlns:wpg="http://schemas.microsoft.com/office/word/2010/wordprocessingGroup" xmlns:wpi="http://schemas.microsoft.com/office/word/2010/wordprocessingInk" xmlns:wne="http://schemas.microsoft.com/office/word/2006/wordml" xmlns:wps="http://schemas.microsoft.com/office/word/2010/wordprocessingShape" mc:Ignorable="w14 w15 w16se wp14">
   <w:abstractNum w:abstractNumId="0" w15:restartNumberingAfterBreak="0">
     <w:nsid w:val="08E616A6"/>
     <w:multiLevelType w:val="hybridMultilevel"/>
@@ -8658,13 +9711,388 @@
     </w:lvl>
   </w:abstractNum>
   <w:abstractNum w:abstractNumId="2" w15:restartNumberingAfterBreak="0">
+    <w:nsid w:val="29BC3B93"/>
+    <w:multiLevelType w:val="multilevel"/>
+    <w:tmpl w:val="5E10034E"/>
+    <w:lvl w:ilvl="0">
+      <w:start w:val="2"/>
+      <w:numFmt w:val="decimal"/>
+      <w:lvlText w:val="%1."/>
+      <w:lvlJc w:val="left"/>
+      <w:pPr>
+        <w:tabs>
+          <w:tab w:val="num" w:pos="720"/>
+        </w:tabs>
+        <w:ind w:left="720" w:hanging="360"/>
+      </w:pPr>
+    </w:lvl>
+    <w:lvl w:ilvl="1" w:tentative="1">
+      <w:start w:val="1"/>
+      <w:numFmt w:val="decimal"/>
+      <w:lvlText w:val="%2."/>
+      <w:lvlJc w:val="left"/>
+      <w:pPr>
+        <w:tabs>
+          <w:tab w:val="num" w:pos="1440"/>
+        </w:tabs>
+        <w:ind w:left="1440" w:hanging="360"/>
+      </w:pPr>
+    </w:lvl>
+    <w:lvl w:ilvl="2" w:tentative="1">
+      <w:start w:val="1"/>
+      <w:numFmt w:val="decimal"/>
+      <w:lvlText w:val="%3."/>
+      <w:lvlJc w:val="left"/>
+      <w:pPr>
+        <w:tabs>
+          <w:tab w:val="num" w:pos="2160"/>
+        </w:tabs>
+        <w:ind w:left="2160" w:hanging="360"/>
+      </w:pPr>
+    </w:lvl>
+    <w:lvl w:ilvl="3" w:tentative="1">
+      <w:start w:val="1"/>
+      <w:numFmt w:val="decimal"/>
+      <w:lvlText w:val="%4."/>
+      <w:lvlJc w:val="left"/>
+      <w:pPr>
+        <w:tabs>
+          <w:tab w:val="num" w:pos="2880"/>
+        </w:tabs>
+        <w:ind w:left="2880" w:hanging="360"/>
+      </w:pPr>
+    </w:lvl>
+    <w:lvl w:ilvl="4" w:tentative="1">
+      <w:start w:val="1"/>
+      <w:numFmt w:val="decimal"/>
+      <w:lvlText w:val="%5."/>
+      <w:lvlJc w:val="left"/>
+      <w:pPr>
+        <w:tabs>
+          <w:tab w:val="num" w:pos="3600"/>
+        </w:tabs>
+        <w:ind w:left="3600" w:hanging="360"/>
+      </w:pPr>
+    </w:lvl>
+    <w:lvl w:ilvl="5" w:tentative="1">
+      <w:start w:val="1"/>
+      <w:numFmt w:val="decimal"/>
+      <w:lvlText w:val="%6."/>
+      <w:lvlJc w:val="left"/>
+      <w:pPr>
+        <w:tabs>
+          <w:tab w:val="num" w:pos="4320"/>
+        </w:tabs>
+        <w:ind w:left="4320" w:hanging="360"/>
+      </w:pPr>
+    </w:lvl>
+    <w:lvl w:ilvl="6" w:tentative="1">
+      <w:start w:val="1"/>
+      <w:numFmt w:val="decimal"/>
+      <w:lvlText w:val="%7."/>
+      <w:lvlJc w:val="left"/>
+      <w:pPr>
+        <w:tabs>
+          <w:tab w:val="num" w:pos="5040"/>
+        </w:tabs>
+        <w:ind w:left="5040" w:hanging="360"/>
+      </w:pPr>
+    </w:lvl>
+    <w:lvl w:ilvl="7" w:tentative="1">
+      <w:start w:val="1"/>
+      <w:numFmt w:val="decimal"/>
+      <w:lvlText w:val="%8."/>
+      <w:lvlJc w:val="left"/>
+      <w:pPr>
+        <w:tabs>
+          <w:tab w:val="num" w:pos="5760"/>
+        </w:tabs>
+        <w:ind w:left="5760" w:hanging="360"/>
+      </w:pPr>
+    </w:lvl>
+    <w:lvl w:ilvl="8" w:tentative="1">
+      <w:start w:val="1"/>
+      <w:numFmt w:val="decimal"/>
+      <w:lvlText w:val="%9."/>
+      <w:lvlJc w:val="left"/>
+      <w:pPr>
+        <w:tabs>
+          <w:tab w:val="num" w:pos="6480"/>
+        </w:tabs>
+        <w:ind w:left="6480" w:hanging="360"/>
+      </w:pPr>
+    </w:lvl>
+  </w:abstractNum>
+  <w:abstractNum w:abstractNumId="3" w15:restartNumberingAfterBreak="0">
+    <w:nsid w:val="31FE09D5"/>
+    <w:multiLevelType w:val="multilevel"/>
+    <w:tmpl w:val="AC06FFE4"/>
+    <w:lvl w:ilvl="0">
+      <w:start w:val="1"/>
+      <w:numFmt w:val="bullet"/>
+      <w:lvlText w:val=""/>
+      <w:lvlJc w:val="left"/>
+      <w:pPr>
+        <w:tabs>
+          <w:tab w:val="num" w:pos="720"/>
+        </w:tabs>
+        <w:ind w:left="720" w:hanging="360"/>
+      </w:pPr>
+      <w:rPr>
+        <w:rFonts w:ascii="Symbol" w:hAnsi="Symbol" w:hint="default"/>
+        <w:sz w:val="20"/>
+      </w:rPr>
+    </w:lvl>
+    <w:lvl w:ilvl="1" w:tentative="1">
+      <w:start w:val="1"/>
+      <w:numFmt w:val="bullet"/>
+      <w:lvlText w:val="o"/>
+      <w:lvlJc w:val="left"/>
+      <w:pPr>
+        <w:tabs>
+          <w:tab w:val="num" w:pos="1440"/>
+        </w:tabs>
+        <w:ind w:left="1440" w:hanging="360"/>
+      </w:pPr>
+      <w:rPr>
+        <w:rFonts w:ascii="Courier New" w:hAnsi="Courier New" w:hint="default"/>
+        <w:sz w:val="20"/>
+      </w:rPr>
+    </w:lvl>
+    <w:lvl w:ilvl="2" w:tentative="1">
+      <w:start w:val="1"/>
+      <w:numFmt w:val="bullet"/>
+      <w:lvlText w:val=""/>
+      <w:lvlJc w:val="left"/>
+      <w:pPr>
+        <w:tabs>
+          <w:tab w:val="num" w:pos="2160"/>
+        </w:tabs>
+        <w:ind w:left="2160" w:hanging="360"/>
+      </w:pPr>
+      <w:rPr>
+        <w:rFonts w:ascii="Wingdings" w:hAnsi="Wingdings" w:hint="default"/>
+        <w:sz w:val="20"/>
+      </w:rPr>
+    </w:lvl>
+    <w:lvl w:ilvl="3" w:tentative="1">
+      <w:start w:val="1"/>
+      <w:numFmt w:val="bullet"/>
+      <w:lvlText w:val=""/>
+      <w:lvlJc w:val="left"/>
+      <w:pPr>
+        <w:tabs>
+          <w:tab w:val="num" w:pos="2880"/>
+        </w:tabs>
+        <w:ind w:left="2880" w:hanging="360"/>
+      </w:pPr>
+      <w:rPr>
+        <w:rFonts w:ascii="Wingdings" w:hAnsi="Wingdings" w:hint="default"/>
+        <w:sz w:val="20"/>
+      </w:rPr>
+    </w:lvl>
+    <w:lvl w:ilvl="4" w:tentative="1">
+      <w:start w:val="1"/>
+      <w:numFmt w:val="bullet"/>
+      <w:lvlText w:val=""/>
+      <w:lvlJc w:val="left"/>
+      <w:pPr>
+        <w:tabs>
+          <w:tab w:val="num" w:pos="3600"/>
+        </w:tabs>
+        <w:ind w:left="3600" w:hanging="360"/>
+      </w:pPr>
+      <w:rPr>
+        <w:rFonts w:ascii="Wingdings" w:hAnsi="Wingdings" w:hint="default"/>
+        <w:sz w:val="20"/>
+      </w:rPr>
+    </w:lvl>
+    <w:lvl w:ilvl="5" w:tentative="1">
+      <w:start w:val="1"/>
+      <w:numFmt w:val="bullet"/>
+      <w:lvlText w:val=""/>
+      <w:lvlJc w:val="left"/>
+      <w:pPr>
+        <w:tabs>
+          <w:tab w:val="num" w:pos="4320"/>
+        </w:tabs>
+        <w:ind w:left="4320" w:hanging="360"/>
+      </w:pPr>
+      <w:rPr>
+        <w:rFonts w:ascii="Wingdings" w:hAnsi="Wingdings" w:hint="default"/>
+        <w:sz w:val="20"/>
+      </w:rPr>
+    </w:lvl>
+    <w:lvl w:ilvl="6" w:tentative="1">
+      <w:start w:val="1"/>
+      <w:numFmt w:val="bullet"/>
+      <w:lvlText w:val=""/>
+      <w:lvlJc w:val="left"/>
+      <w:pPr>
+        <w:tabs>
+          <w:tab w:val="num" w:pos="5040"/>
+        </w:tabs>
+        <w:ind w:left="5040" w:hanging="360"/>
+      </w:pPr>
+      <w:rPr>
+        <w:rFonts w:ascii="Wingdings" w:hAnsi="Wingdings" w:hint="default"/>
+        <w:sz w:val="20"/>
+      </w:rPr>
+    </w:lvl>
+    <w:lvl w:ilvl="7" w:tentative="1">
+      <w:start w:val="1"/>
+      <w:numFmt w:val="bullet"/>
+      <w:lvlText w:val=""/>
+      <w:lvlJc w:val="left"/>
+      <w:pPr>
+        <w:tabs>
+          <w:tab w:val="num" w:pos="5760"/>
+        </w:tabs>
+        <w:ind w:left="5760" w:hanging="360"/>
+      </w:pPr>
+      <w:rPr>
+        <w:rFonts w:ascii="Wingdings" w:hAnsi="Wingdings" w:hint="default"/>
+        <w:sz w:val="20"/>
+      </w:rPr>
+    </w:lvl>
+    <w:lvl w:ilvl="8" w:tentative="1">
+      <w:start w:val="1"/>
+      <w:numFmt w:val="bullet"/>
+      <w:lvlText w:val=""/>
+      <w:lvlJc w:val="left"/>
+      <w:pPr>
+        <w:tabs>
+          <w:tab w:val="num" w:pos="6480"/>
+        </w:tabs>
+        <w:ind w:left="6480" w:hanging="360"/>
+      </w:pPr>
+      <w:rPr>
+        <w:rFonts w:ascii="Wingdings" w:hAnsi="Wingdings" w:hint="default"/>
+        <w:sz w:val="20"/>
+      </w:rPr>
+    </w:lvl>
+  </w:abstractNum>
+  <w:abstractNum w:abstractNumId="4" w15:restartNumberingAfterBreak="0">
+    <w:nsid w:val="3ADC5828"/>
+    <w:multiLevelType w:val="multilevel"/>
+    <w:tmpl w:val="8974BAD8"/>
+    <w:lvl w:ilvl="0">
+      <w:start w:val="3"/>
+      <w:numFmt w:val="decimal"/>
+      <w:lvlText w:val="%1."/>
+      <w:lvlJc w:val="left"/>
+      <w:pPr>
+        <w:tabs>
+          <w:tab w:val="num" w:pos="720"/>
+        </w:tabs>
+        <w:ind w:left="720" w:hanging="360"/>
+      </w:pPr>
+    </w:lvl>
+    <w:lvl w:ilvl="1" w:tentative="1">
+      <w:start w:val="1"/>
+      <w:numFmt w:val="decimal"/>
+      <w:lvlText w:val="%2."/>
+      <w:lvlJc w:val="left"/>
+      <w:pPr>
+        <w:tabs>
+          <w:tab w:val="num" w:pos="1440"/>
+        </w:tabs>
+        <w:ind w:left="1440" w:hanging="360"/>
+      </w:pPr>
+    </w:lvl>
+    <w:lvl w:ilvl="2" w:tentative="1">
+      <w:start w:val="1"/>
+      <w:numFmt w:val="decimal"/>
+      <w:lvlText w:val="%3."/>
+      <w:lvlJc w:val="left"/>
+      <w:pPr>
+        <w:tabs>
+          <w:tab w:val="num" w:pos="2160"/>
+        </w:tabs>
+        <w:ind w:left="2160" w:hanging="360"/>
+      </w:pPr>
+    </w:lvl>
+    <w:lvl w:ilvl="3" w:tentative="1">
+      <w:start w:val="1"/>
+      <w:numFmt w:val="decimal"/>
+      <w:lvlText w:val="%4."/>
+      <w:lvlJc w:val="left"/>
+      <w:pPr>
+        <w:tabs>
+          <w:tab w:val="num" w:pos="2880"/>
+        </w:tabs>
+        <w:ind w:left="2880" w:hanging="360"/>
+      </w:pPr>
+    </w:lvl>
+    <w:lvl w:ilvl="4" w:tentative="1">
+      <w:start w:val="1"/>
+      <w:numFmt w:val="decimal"/>
+      <w:lvlText w:val="%5."/>
+      <w:lvlJc w:val="left"/>
+      <w:pPr>
+        <w:tabs>
+          <w:tab w:val="num" w:pos="3600"/>
+        </w:tabs>
+        <w:ind w:left="3600" w:hanging="360"/>
+      </w:pPr>
+    </w:lvl>
+    <w:lvl w:ilvl="5" w:tentative="1">
+      <w:start w:val="1"/>
+      <w:numFmt w:val="decimal"/>
+      <w:lvlText w:val="%6."/>
+      <w:lvlJc w:val="left"/>
+      <w:pPr>
+        <w:tabs>
+          <w:tab w:val="num" w:pos="4320"/>
+        </w:tabs>
+        <w:ind w:left="4320" w:hanging="360"/>
+      </w:pPr>
+    </w:lvl>
+    <w:lvl w:ilvl="6" w:tentative="1">
+      <w:start w:val="1"/>
+      <w:numFmt w:val="decimal"/>
+      <w:lvlText w:val="%7."/>
+      <w:lvlJc w:val="left"/>
+      <w:pPr>
+        <w:tabs>
+          <w:tab w:val="num" w:pos="5040"/>
+        </w:tabs>
+        <w:ind w:left="5040" w:hanging="360"/>
+      </w:pPr>
+    </w:lvl>
+    <w:lvl w:ilvl="7" w:tentative="1">
+      <w:start w:val="1"/>
+      <w:numFmt w:val="decimal"/>
+      <w:lvlText w:val="%8."/>
+      <w:lvlJc w:val="left"/>
+      <w:pPr>
+        <w:tabs>
+          <w:tab w:val="num" w:pos="5760"/>
+        </w:tabs>
+        <w:ind w:left="5760" w:hanging="360"/>
+      </w:pPr>
+    </w:lvl>
+    <w:lvl w:ilvl="8" w:tentative="1">
+      <w:start w:val="1"/>
+      <w:numFmt w:val="decimal"/>
+      <w:lvlText w:val="%9."/>
+      <w:lvlJc w:val="left"/>
+      <w:pPr>
+        <w:tabs>
+          <w:tab w:val="num" w:pos="6480"/>
+        </w:tabs>
+        <w:ind w:left="6480" w:hanging="360"/>
+      </w:pPr>
+    </w:lvl>
+  </w:abstractNum>
+  <w:abstractNum w:abstractNumId="5" w15:restartNumberingAfterBreak="0">
     <w:nsid w:val="437B7525"/>
     <w:multiLevelType w:val="hybridMultilevel"/>
     <w:tmpl w:val="C512ED28"/>
     <w:lvl w:ilvl="0" w:tplc="FAF6361C">
       <w:start w:val="1"/>
       <w:numFmt w:val="upperRoman"/>
-      <w:pStyle w:val="Titre1"/>
+      <w:pStyle w:val="Titolo1"/>
       <w:lvlText w:val="%1."/>
       <w:lvlJc w:val="right"/>
       <w:pPr>
@@ -8744,7 +10172,120 @@
       </w:pPr>
     </w:lvl>
   </w:abstractNum>
-  <w:abstractNum w:abstractNumId="3" w15:restartNumberingAfterBreak="0">
+  <w:abstractNum w:abstractNumId="6" w15:restartNumberingAfterBreak="0">
+    <w:nsid w:val="49381E7D"/>
+    <w:multiLevelType w:val="multilevel"/>
+    <w:tmpl w:val="C94ADAA0"/>
+    <w:lvl w:ilvl="0">
+      <w:start w:val="1"/>
+      <w:numFmt w:val="decimal"/>
+      <w:lvlText w:val="%1."/>
+      <w:lvlJc w:val="left"/>
+      <w:pPr>
+        <w:tabs>
+          <w:tab w:val="num" w:pos="720"/>
+        </w:tabs>
+        <w:ind w:left="720" w:hanging="360"/>
+      </w:pPr>
+    </w:lvl>
+    <w:lvl w:ilvl="1" w:tentative="1">
+      <w:start w:val="1"/>
+      <w:numFmt w:val="decimal"/>
+      <w:lvlText w:val="%2."/>
+      <w:lvlJc w:val="left"/>
+      <w:pPr>
+        <w:tabs>
+          <w:tab w:val="num" w:pos="1440"/>
+        </w:tabs>
+        <w:ind w:left="1440" w:hanging="360"/>
+      </w:pPr>
+    </w:lvl>
+    <w:lvl w:ilvl="2" w:tentative="1">
+      <w:start w:val="1"/>
+      <w:numFmt w:val="decimal"/>
+      <w:lvlText w:val="%3."/>
+      <w:lvlJc w:val="left"/>
+      <w:pPr>
+        <w:tabs>
+          <w:tab w:val="num" w:pos="2160"/>
+        </w:tabs>
+        <w:ind w:left="2160" w:hanging="360"/>
+      </w:pPr>
+    </w:lvl>
+    <w:lvl w:ilvl="3" w:tentative="1">
+      <w:start w:val="1"/>
+      <w:numFmt w:val="decimal"/>
+      <w:lvlText w:val="%4."/>
+      <w:lvlJc w:val="left"/>
+      <w:pPr>
+        <w:tabs>
+          <w:tab w:val="num" w:pos="2880"/>
+        </w:tabs>
+        <w:ind w:left="2880" w:hanging="360"/>
+      </w:pPr>
+    </w:lvl>
+    <w:lvl w:ilvl="4" w:tentative="1">
+      <w:start w:val="1"/>
+      <w:numFmt w:val="decimal"/>
+      <w:lvlText w:val="%5."/>
+      <w:lvlJc w:val="left"/>
+      <w:pPr>
+        <w:tabs>
+          <w:tab w:val="num" w:pos="3600"/>
+        </w:tabs>
+        <w:ind w:left="3600" w:hanging="360"/>
+      </w:pPr>
+    </w:lvl>
+    <w:lvl w:ilvl="5" w:tentative="1">
+      <w:start w:val="1"/>
+      <w:numFmt w:val="decimal"/>
+      <w:lvlText w:val="%6."/>
+      <w:lvlJc w:val="left"/>
+      <w:pPr>
+        <w:tabs>
+          <w:tab w:val="num" w:pos="4320"/>
+        </w:tabs>
+        <w:ind w:left="4320" w:hanging="360"/>
+      </w:pPr>
+    </w:lvl>
+    <w:lvl w:ilvl="6" w:tentative="1">
+      <w:start w:val="1"/>
+      <w:numFmt w:val="decimal"/>
+      <w:lvlText w:val="%7."/>
+      <w:lvlJc w:val="left"/>
+      <w:pPr>
+        <w:tabs>
+          <w:tab w:val="num" w:pos="5040"/>
+        </w:tabs>
+        <w:ind w:left="5040" w:hanging="360"/>
+      </w:pPr>
+    </w:lvl>
+    <w:lvl w:ilvl="7" w:tentative="1">
+      <w:start w:val="1"/>
+      <w:numFmt w:val="decimal"/>
+      <w:lvlText w:val="%8."/>
+      <w:lvlJc w:val="left"/>
+      <w:pPr>
+        <w:tabs>
+          <w:tab w:val="num" w:pos="5760"/>
+        </w:tabs>
+        <w:ind w:left="5760" w:hanging="360"/>
+      </w:pPr>
+    </w:lvl>
+    <w:lvl w:ilvl="8" w:tentative="1">
+      <w:start w:val="1"/>
+      <w:numFmt w:val="decimal"/>
+      <w:lvlText w:val="%9."/>
+      <w:lvlJc w:val="left"/>
+      <w:pPr>
+        <w:tabs>
+          <w:tab w:val="num" w:pos="6480"/>
+        </w:tabs>
+        <w:ind w:left="6480" w:hanging="360"/>
+      </w:pPr>
+    </w:lvl>
+  </w:abstractNum>
+  <w:abstractNum w:abstractNumId="7" w15:restartNumberingAfterBreak="0">
     <w:nsid w:val="4D9D57F8"/>
     <w:multiLevelType w:val="hybridMultilevel"/>
     <w:tmpl w:val="9BD6ECEE"/>
@@ -8857,14 +10398,163 @@
       </w:rPr>
     </w:lvl>
   </w:abstractNum>
-  <w:abstractNum w:abstractNumId="4" w15:restartNumberingAfterBreak="0">
+  <w:abstractNum w:abstractNumId="8" w15:restartNumberingAfterBreak="0">
+    <w:nsid w:val="5684602D"/>
+    <w:multiLevelType w:val="multilevel"/>
+    <w:tmpl w:val="B536742C"/>
+    <w:lvl w:ilvl="0">
+      <w:start w:val="1"/>
+      <w:numFmt w:val="bullet"/>
+      <w:lvlText w:val=""/>
+      <w:lvlJc w:val="left"/>
+      <w:pPr>
+        <w:tabs>
+          <w:tab w:val="num" w:pos="720"/>
+        </w:tabs>
+        <w:ind w:left="720" w:hanging="360"/>
+      </w:pPr>
+      <w:rPr>
+        <w:rFonts w:ascii="Symbol" w:hAnsi="Symbol" w:hint="default"/>
+        <w:sz w:val="20"/>
+      </w:rPr>
+    </w:lvl>
+    <w:lvl w:ilvl="1" w:tentative="1">
+      <w:start w:val="1"/>
+      <w:numFmt w:val="bullet"/>
+      <w:lvlText w:val="o"/>
+      <w:lvlJc w:val="left"/>
+      <w:pPr>
+        <w:tabs>
+          <w:tab w:val="num" w:pos="1440"/>
+        </w:tabs>
+        <w:ind w:left="1440" w:hanging="360"/>
+      </w:pPr>
+      <w:rPr>
+        <w:rFonts w:ascii="Courier New" w:hAnsi="Courier New" w:hint="default"/>
+        <w:sz w:val="20"/>
+      </w:rPr>
+    </w:lvl>
+    <w:lvl w:ilvl="2" w:tentative="1">
+      <w:start w:val="1"/>
+      <w:numFmt w:val="bullet"/>
+      <w:lvlText w:val=""/>
+      <w:lvlJc w:val="left"/>
+      <w:pPr>
+        <w:tabs>
+          <w:tab w:val="num" w:pos="2160"/>
+        </w:tabs>
+        <w:ind w:left="2160" w:hanging="360"/>
+      </w:pPr>
+      <w:rPr>
+        <w:rFonts w:ascii="Wingdings" w:hAnsi="Wingdings" w:hint="default"/>
+        <w:sz w:val="20"/>
+      </w:rPr>
+    </w:lvl>
+    <w:lvl w:ilvl="3" w:tentative="1">
+      <w:start w:val="1"/>
+      <w:numFmt w:val="bullet"/>
+      <w:lvlText w:val=""/>
+      <w:lvlJc w:val="left"/>
+      <w:pPr>
+        <w:tabs>
+          <w:tab w:val="num" w:pos="2880"/>
+        </w:tabs>
+        <w:ind w:left="2880" w:hanging="360"/>
+      </w:pPr>
+      <w:rPr>
+        <w:rFonts w:ascii="Wingdings" w:hAnsi="Wingdings" w:hint="default"/>
+        <w:sz w:val="20"/>
+      </w:rPr>
+    </w:lvl>
+    <w:lvl w:ilvl="4" w:tentative="1">
+      <w:start w:val="1"/>
+      <w:numFmt w:val="bullet"/>
+      <w:lvlText w:val=""/>
+      <w:lvlJc w:val="left"/>
+      <w:pPr>
+        <w:tabs>
+          <w:tab w:val="num" w:pos="3600"/>
+        </w:tabs>
+        <w:ind w:left="3600" w:hanging="360"/>
+      </w:pPr>
+      <w:rPr>
+        <w:rFonts w:ascii="Wingdings" w:hAnsi="Wingdings" w:hint="default"/>
+        <w:sz w:val="20"/>
+      </w:rPr>
+    </w:lvl>
+    <w:lvl w:ilvl="5" w:tentative="1">
+      <w:start w:val="1"/>
+      <w:numFmt w:val="bullet"/>
+      <w:lvlText w:val=""/>
+      <w:lvlJc w:val="left"/>
+      <w:pPr>
+        <w:tabs>
+          <w:tab w:val="num" w:pos="4320"/>
+        </w:tabs>
+        <w:ind w:left="4320" w:hanging="360"/>
+      </w:pPr>
+      <w:rPr>
+        <w:rFonts w:ascii="Wingdings" w:hAnsi="Wingdings" w:hint="default"/>
+        <w:sz w:val="20"/>
+      </w:rPr>
+    </w:lvl>
+    <w:lvl w:ilvl="6" w:tentative="1">
+      <w:start w:val="1"/>
+      <w:numFmt w:val="bullet"/>
+      <w:lvlText w:val=""/>
+      <w:lvlJc w:val="left"/>
+      <w:pPr>
+        <w:tabs>
+          <w:tab w:val="num" w:pos="5040"/>
+        </w:tabs>
+        <w:ind w:left="5040" w:hanging="360"/>
+      </w:pPr>
+      <w:rPr>
+        <w:rFonts w:ascii="Wingdings" w:hAnsi="Wingdings" w:hint="default"/>
+        <w:sz w:val="20"/>
+      </w:rPr>
+    </w:lvl>
+    <w:lvl w:ilvl="7" w:tentative="1">
+      <w:start w:val="1"/>
+      <w:numFmt w:val="bullet"/>
+      <w:lvlText w:val=""/>
+      <w:lvlJc w:val="left"/>
+      <w:pPr>
+        <w:tabs>
+          <w:tab w:val="num" w:pos="5760"/>
+        </w:tabs>
+        <w:ind w:left="5760" w:hanging="360"/>
+      </w:pPr>
+      <w:rPr>
+        <w:rFonts w:ascii="Wingdings" w:hAnsi="Wingdings" w:hint="default"/>
+        <w:sz w:val="20"/>
+      </w:rPr>
+    </w:lvl>
+    <w:lvl w:ilvl="8" w:tentative="1">
+      <w:start w:val="1"/>
+      <w:numFmt w:val="bullet"/>
+      <w:lvlText w:val=""/>
+      <w:lvlJc w:val="left"/>
+      <w:pPr>
+        <w:tabs>
+          <w:tab w:val="num" w:pos="6480"/>
+        </w:tabs>
+        <w:ind w:left="6480" w:hanging="360"/>
+      </w:pPr>
+      <w:rPr>
+        <w:rFonts w:ascii="Wingdings" w:hAnsi="Wingdings" w:hint="default"/>
+        <w:sz w:val="20"/>
+      </w:rPr>
+    </w:lvl>
+  </w:abstractNum>
+  <w:abstractNum w:abstractNumId="9" w15:restartNumberingAfterBreak="0">
     <w:nsid w:val="67E215B6"/>
     <w:multiLevelType w:val="hybridMultilevel"/>
     <w:tmpl w:val="19764B4A"/>
     <w:lvl w:ilvl="0" w:tplc="F84C1AEE">
       <w:start w:val="1"/>
       <w:numFmt w:val="decimal"/>
-      <w:pStyle w:val="Titre2"/>
+      <w:pStyle w:val="Titolo2"/>
       <w:lvlText w:val="%1."/>
       <w:lvlJc w:val="left"/>
       <w:pPr>
@@ -8944,74 +10634,241 @@
       </w:pPr>
     </w:lvl>
   </w:abstractNum>
-  <w:num w:numId="1" w16cid:durableId="1890410275">
-    <w:abstractNumId w:val="3"/>
+  <w:abstractNum w:abstractNumId="10" w15:restartNumberingAfterBreak="0">
+    <w:nsid w:val="7FE124F6"/>
+    <w:multiLevelType w:val="multilevel"/>
+    <w:tmpl w:val="51FA7A12"/>
+    <w:lvl w:ilvl="0">
+      <w:start w:val="1"/>
+      <w:numFmt w:val="bullet"/>
+      <w:lvlText w:val=""/>
+      <w:lvlJc w:val="left"/>
+      <w:pPr>
+        <w:tabs>
+          <w:tab w:val="num" w:pos="720"/>
+        </w:tabs>
+        <w:ind w:left="720" w:hanging="360"/>
+      </w:pPr>
+      <w:rPr>
+        <w:rFonts w:ascii="Symbol" w:hAnsi="Symbol" w:hint="default"/>
+        <w:sz w:val="20"/>
+      </w:rPr>
+    </w:lvl>
+    <w:lvl w:ilvl="1" w:tentative="1">
+      <w:start w:val="1"/>
+      <w:numFmt w:val="bullet"/>
+      <w:lvlText w:val="o"/>
+      <w:lvlJc w:val="left"/>
+      <w:pPr>
+        <w:tabs>
+          <w:tab w:val="num" w:pos="1440"/>
+        </w:tabs>
+        <w:ind w:left="1440" w:hanging="360"/>
+      </w:pPr>
+      <w:rPr>
+        <w:rFonts w:ascii="Courier New" w:hAnsi="Courier New" w:hint="default"/>
+        <w:sz w:val="20"/>
+      </w:rPr>
+    </w:lvl>
+    <w:lvl w:ilvl="2" w:tentative="1">
+      <w:start w:val="1"/>
+      <w:numFmt w:val="bullet"/>
+      <w:lvlText w:val=""/>
+      <w:lvlJc w:val="left"/>
+      <w:pPr>
+        <w:tabs>
+          <w:tab w:val="num" w:pos="2160"/>
+        </w:tabs>
+        <w:ind w:left="2160" w:hanging="360"/>
+      </w:pPr>
+      <w:rPr>
+        <w:rFonts w:ascii="Wingdings" w:hAnsi="Wingdings" w:hint="default"/>
+        <w:sz w:val="20"/>
+      </w:rPr>
+    </w:lvl>
+    <w:lvl w:ilvl="3" w:tentative="1">
+      <w:start w:val="1"/>
+      <w:numFmt w:val="bullet"/>
+      <w:lvlText w:val=""/>
+      <w:lvlJc w:val="left"/>
+      <w:pPr>
+        <w:tabs>
+          <w:tab w:val="num" w:pos="2880"/>
+        </w:tabs>
+        <w:ind w:left="2880" w:hanging="360"/>
+      </w:pPr>
+      <w:rPr>
+        <w:rFonts w:ascii="Wingdings" w:hAnsi="Wingdings" w:hint="default"/>
+        <w:sz w:val="20"/>
+      </w:rPr>
+    </w:lvl>
+    <w:lvl w:ilvl="4" w:tentative="1">
+      <w:start w:val="1"/>
+      <w:numFmt w:val="bullet"/>
+      <w:lvlText w:val=""/>
+      <w:lvlJc w:val="left"/>
+      <w:pPr>
+        <w:tabs>
+          <w:tab w:val="num" w:pos="3600"/>
+        </w:tabs>
+        <w:ind w:left="3600" w:hanging="360"/>
+      </w:pPr>
+      <w:rPr>
+        <w:rFonts w:ascii="Wingdings" w:hAnsi="Wingdings" w:hint="default"/>
+        <w:sz w:val="20"/>
+      </w:rPr>
+    </w:lvl>
+    <w:lvl w:ilvl="5" w:tentative="1">
+      <w:start w:val="1"/>
+      <w:numFmt w:val="bullet"/>
+      <w:lvlText w:val=""/>
+      <w:lvlJc w:val="left"/>
+      <w:pPr>
+        <w:tabs>
+          <w:tab w:val="num" w:pos="4320"/>
+        </w:tabs>
+        <w:ind w:left="4320" w:hanging="360"/>
+      </w:pPr>
+      <w:rPr>
+        <w:rFonts w:ascii="Wingdings" w:hAnsi="Wingdings" w:hint="default"/>
+        <w:sz w:val="20"/>
+      </w:rPr>
+    </w:lvl>
+    <w:lvl w:ilvl="6" w:tentative="1">
+      <w:start w:val="1"/>
+      <w:numFmt w:val="bullet"/>
+      <w:lvlText w:val=""/>
+      <w:lvlJc w:val="left"/>
+      <w:pPr>
+        <w:tabs>
+          <w:tab w:val="num" w:pos="5040"/>
+        </w:tabs>
+        <w:ind w:left="5040" w:hanging="360"/>
+      </w:pPr>
+      <w:rPr>
+        <w:rFonts w:ascii="Wingdings" w:hAnsi="Wingdings" w:hint="default"/>
+        <w:sz w:val="20"/>
+      </w:rPr>
+    </w:lvl>
+    <w:lvl w:ilvl="7" w:tentative="1">
+      <w:start w:val="1"/>
+      <w:numFmt w:val="bullet"/>
+      <w:lvlText w:val=""/>
+      <w:lvlJc w:val="left"/>
+      <w:pPr>
+        <w:tabs>
+          <w:tab w:val="num" w:pos="5760"/>
+        </w:tabs>
+        <w:ind w:left="5760" w:hanging="360"/>
+      </w:pPr>
+      <w:rPr>
+        <w:rFonts w:ascii="Wingdings" w:hAnsi="Wingdings" w:hint="default"/>
+        <w:sz w:val="20"/>
+      </w:rPr>
+    </w:lvl>
+    <w:lvl w:ilvl="8" w:tentative="1">
+      <w:start w:val="1"/>
+      <w:numFmt w:val="bullet"/>
+      <w:lvlText w:val=""/>
+      <w:lvlJc w:val="left"/>
+      <w:pPr>
+        <w:tabs>
+          <w:tab w:val="num" w:pos="6480"/>
+        </w:tabs>
+        <w:ind w:left="6480" w:hanging="360"/>
+      </w:pPr>
+      <w:rPr>
+        <w:rFonts w:ascii="Wingdings" w:hAnsi="Wingdings" w:hint="default"/>
+        <w:sz w:val="20"/>
+      </w:rPr>
+    </w:lvl>
+  </w:abstractNum>
+  <w:num w:numId="1">
+    <w:abstractNumId w:val="7"/>
   </w:num>
-  <w:num w:numId="2" w16cid:durableId="1356345038">
+  <w:num w:numId="2">
     <w:abstractNumId w:val="1"/>
   </w:num>
-  <w:num w:numId="3" w16cid:durableId="1851017675">
+  <w:num w:numId="3">
     <w:abstractNumId w:val="0"/>
   </w:num>
-  <w:num w:numId="4" w16cid:durableId="761995977">
-    <w:abstractNumId w:val="2"/>
+  <w:num w:numId="4">
+    <w:abstractNumId w:val="5"/>
   </w:num>
-  <w:num w:numId="5" w16cid:durableId="835539308">
-    <w:abstractNumId w:val="4"/>
+  <w:num w:numId="5">
+    <w:abstractNumId w:val="9"/>
   </w:num>
-  <w:num w:numId="6" w16cid:durableId="412513429">
-    <w:abstractNumId w:val="4"/>
+  <w:num w:numId="6">
+    <w:abstractNumId w:val="9"/>
     <w:lvlOverride w:ilvl="0">
       <w:startOverride w:val="1"/>
     </w:lvlOverride>
   </w:num>
-  <w:num w:numId="7" w16cid:durableId="888414156">
-    <w:abstractNumId w:val="4"/>
+  <w:num w:numId="7">
+    <w:abstractNumId w:val="9"/>
     <w:lvlOverride w:ilvl="0">
       <w:startOverride w:val="1"/>
     </w:lvlOverride>
   </w:num>
-  <w:num w:numId="8" w16cid:durableId="650139788">
-    <w:abstractNumId w:val="4"/>
+  <w:num w:numId="8">
+    <w:abstractNumId w:val="9"/>
     <w:lvlOverride w:ilvl="0">
       <w:startOverride w:val="1"/>
     </w:lvlOverride>
   </w:num>
-  <w:num w:numId="9" w16cid:durableId="1124347562">
-    <w:abstractNumId w:val="4"/>
+  <w:num w:numId="9">
+    <w:abstractNumId w:val="9"/>
     <w:lvlOverride w:ilvl="0">
       <w:startOverride w:val="1"/>
     </w:lvlOverride>
   </w:num>
-  <w:num w:numId="10" w16cid:durableId="704714221">
-    <w:abstractNumId w:val="4"/>
+  <w:num w:numId="10">
+    <w:abstractNumId w:val="9"/>
     <w:lvlOverride w:ilvl="0">
       <w:startOverride w:val="1"/>
     </w:lvlOverride>
   </w:num>
-  <w:num w:numId="11" w16cid:durableId="1328173741">
-    <w:abstractNumId w:val="2"/>
+  <w:num w:numId="11">
+    <w:abstractNumId w:val="5"/>
     <w:lvlOverride w:ilvl="0">
       <w:startOverride w:val="1"/>
     </w:lvlOverride>
   </w:num>
-  <w:num w:numId="12" w16cid:durableId="1197161875">
-    <w:abstractNumId w:val="4"/>
+  <w:num w:numId="12">
+    <w:abstractNumId w:val="9"/>
     <w:lvlOverride w:ilvl="0">
       <w:startOverride w:val="1"/>
     </w:lvlOverride>
   </w:num>
-  <w:num w:numId="13" w16cid:durableId="145243494">
-    <w:abstractNumId w:val="4"/>
+  <w:num w:numId="13">
+    <w:abstractNumId w:val="9"/>
     <w:lvlOverride w:ilvl="0">
       <w:startOverride w:val="1"/>
     </w:lvlOverride>
+  </w:num>
+  <w:num w:numId="14">
+    <w:abstractNumId w:val="6"/>
+  </w:num>
+  <w:num w:numId="15">
+    <w:abstractNumId w:val="8"/>
+  </w:num>
+  <w:num w:numId="16">
+    <w:abstractNumId w:val="2"/>
+  </w:num>
+  <w:num w:numId="17">
+    <w:abstractNumId w:val="10"/>
+  </w:num>
+  <w:num w:numId="18">
+    <w:abstractNumId w:val="4"/>
+  </w:num>
+  <w:num w:numId="19">
+    <w:abstractNumId w:val="3"/>
   </w:num>
 </w:numbering>
 </file>
 
 <file path=word/styles.xml><?xml version="1.0" encoding="utf-8"?>
-<w:styles xmlns:mc="http://schemas.openxmlformats.org/markup-compatibility/2006" xmlns:r="http://schemas.openxmlformats.org/officeDocument/2006/relationships" xmlns:w="http://schemas.openxmlformats.org/wordprocessingml/2006/main" xmlns:w14="http://schemas.microsoft.com/office/word/2010/wordml" xmlns:w15="http://schemas.microsoft.com/office/word/2012/wordml" xmlns:w16cex="http://schemas.microsoft.com/office/word/2018/wordml/cex" xmlns:w16cid="http://schemas.microsoft.com/office/word/2016/wordml/cid" xmlns:w16="http://schemas.microsoft.com/office/word/2018/wordml" xmlns:w16du="http://schemas.microsoft.com/office/word/2023/wordml/word16du" xmlns:w16sdtdh="http://schemas.microsoft.com/office/word/2020/wordml/sdtdatahash" xmlns:w16sdtfl="http://schemas.microsoft.com/office/word/2024/wordml/sdtformatlock" xmlns:w16se="http://schemas.microsoft.com/office/word/2015/wordml/symex" mc:Ignorable="w14 w15 w16se w16cid w16 w16cex w16sdtdh w16sdtfl w16du">
+<w:styles xmlns:mc="http://schemas.openxmlformats.org/markup-compatibility/2006" xmlns:r="http://schemas.openxmlformats.org/officeDocument/2006/relationships" xmlns:w="http://schemas.openxmlformats.org/wordprocessingml/2006/main" xmlns:w14="http://schemas.microsoft.com/office/word/2010/wordml" xmlns:w15="http://schemas.microsoft.com/office/word/2012/wordml" xmlns:w16se="http://schemas.microsoft.com/office/word/2015/wordml/symex" mc:Ignorable="w14 w15 w16se">
   <w:docDefaults>
     <w:rPrDefault>
       <w:rPr>
@@ -9029,7 +10886,7 @@
       </w:pPr>
     </w:pPrDefault>
   </w:docDefaults>
-  <w:latentStyles w:defLockedState="0" w:defUIPriority="99" w:defSemiHidden="0" w:defUnhideWhenUsed="0" w:defQFormat="0" w:count="376">
+  <w:latentStyles w:defLockedState="0" w:defUIPriority="99" w:defSemiHidden="0" w:defUnhideWhenUsed="0" w:defQFormat="0" w:count="371">
     <w:lsdException w:name="Normal" w:uiPriority="0" w:qFormat="1"/>
     <w:lsdException w:name="heading 1" w:uiPriority="9" w:qFormat="1"/>
     <w:lsdException w:name="heading 2" w:semiHidden="1" w:uiPriority="9" w:unhideWhenUsed="1" w:qFormat="1"/>
@@ -9401,21 +11258,17 @@
     <w:lsdException w:name="List Table 5 Dark Accent 6" w:uiPriority="50"/>
     <w:lsdException w:name="List Table 6 Colorful Accent 6" w:uiPriority="51"/>
     <w:lsdException w:name="List Table 7 Colorful Accent 6" w:uiPriority="52"/>
-    <w:lsdException w:name="Mention" w:semiHidden="1" w:unhideWhenUsed="1"/>
-    <w:lsdException w:name="Smart Hyperlink" w:semiHidden="1" w:unhideWhenUsed="1"/>
-    <w:lsdException w:name="Hashtag" w:semiHidden="1" w:unhideWhenUsed="1"/>
-    <w:lsdException w:name="Unresolved Mention" w:semiHidden="1" w:unhideWhenUsed="1"/>
-    <w:lsdException w:name="Smart Link" w:semiHidden="1" w:unhideWhenUsed="1"/>
   </w:latentStyles>
-  <w:style w:type="paragraph" w:default="1" w:styleId="Normal">
+  <w:style w:type="paragraph" w:default="1" w:styleId="Normale">
     <w:name w:val="Normal"/>
     <w:qFormat/>
+    <w:rsid w:val="00381AAF"/>
   </w:style>
-  <w:style w:type="paragraph" w:styleId="Titre1">
+  <w:style w:type="paragraph" w:styleId="Titolo1">
     <w:name w:val="heading 1"/>
-    <w:basedOn w:val="Normal"/>
-    <w:next w:val="Normal"/>
-    <w:link w:val="Titre1Car"/>
+    <w:basedOn w:val="Normale"/>
+    <w:next w:val="Normale"/>
+    <w:link w:val="Titolo1Carattere"/>
     <w:uiPriority w:val="9"/>
     <w:qFormat/>
     <w:rsid w:val="005836B3"/>
@@ -9435,11 +11288,11 @@
       <w:szCs w:val="40"/>
     </w:rPr>
   </w:style>
-  <w:style w:type="paragraph" w:styleId="Titre2">
+  <w:style w:type="paragraph" w:styleId="Titolo2">
     <w:name w:val="heading 2"/>
-    <w:basedOn w:val="Normal"/>
-    <w:next w:val="Normal"/>
-    <w:link w:val="Titre2Car"/>
+    <w:basedOn w:val="Normale"/>
+    <w:next w:val="Normale"/>
+    <w:link w:val="Titolo2Carattere"/>
     <w:uiPriority w:val="9"/>
     <w:unhideWhenUsed/>
     <w:qFormat/>
@@ -9460,11 +11313,11 @@
       <w:szCs w:val="32"/>
     </w:rPr>
   </w:style>
-  <w:style w:type="paragraph" w:styleId="Titre3">
+  <w:style w:type="paragraph" w:styleId="Titolo3">
     <w:name w:val="heading 3"/>
-    <w:basedOn w:val="Normal"/>
-    <w:next w:val="Normal"/>
-    <w:link w:val="Titre3Car"/>
+    <w:basedOn w:val="Normale"/>
+    <w:next w:val="Normale"/>
+    <w:link w:val="Titolo3Carattere"/>
     <w:uiPriority w:val="9"/>
     <w:semiHidden/>
     <w:unhideWhenUsed/>
@@ -9483,11 +11336,11 @@
       <w:szCs w:val="28"/>
     </w:rPr>
   </w:style>
-  <w:style w:type="paragraph" w:styleId="Titre4">
+  <w:style w:type="paragraph" w:styleId="Titolo4">
     <w:name w:val="heading 4"/>
-    <w:basedOn w:val="Normal"/>
-    <w:next w:val="Normal"/>
-    <w:link w:val="Titre4Car"/>
+    <w:basedOn w:val="Normale"/>
+    <w:next w:val="Normale"/>
+    <w:link w:val="Titolo4Carattere"/>
     <w:uiPriority w:val="9"/>
     <w:semiHidden/>
     <w:unhideWhenUsed/>
@@ -9506,11 +11359,11 @@
       <w:color w:val="0F4761" w:themeColor="accent1" w:themeShade="BF"/>
     </w:rPr>
   </w:style>
-  <w:style w:type="paragraph" w:styleId="Titre5">
+  <w:style w:type="paragraph" w:styleId="Titolo5">
     <w:name w:val="heading 5"/>
-    <w:basedOn w:val="Normal"/>
-    <w:next w:val="Normal"/>
-    <w:link w:val="Titre5Car"/>
+    <w:basedOn w:val="Normale"/>
+    <w:next w:val="Normale"/>
+    <w:link w:val="Titolo5Carattere"/>
     <w:uiPriority w:val="9"/>
     <w:semiHidden/>
     <w:unhideWhenUsed/>
@@ -9527,11 +11380,11 @@
       <w:color w:val="0F4761" w:themeColor="accent1" w:themeShade="BF"/>
     </w:rPr>
   </w:style>
-  <w:style w:type="paragraph" w:styleId="Titre6">
+  <w:style w:type="paragraph" w:styleId="Titolo6">
     <w:name w:val="heading 6"/>
-    <w:basedOn w:val="Normal"/>
-    <w:next w:val="Normal"/>
-    <w:link w:val="Titre6Car"/>
+    <w:basedOn w:val="Normale"/>
+    <w:next w:val="Normale"/>
+    <w:link w:val="Titolo6Carattere"/>
     <w:uiPriority w:val="9"/>
     <w:semiHidden/>
     <w:unhideWhenUsed/>
@@ -9550,11 +11403,11 @@
       <w:color w:val="595959" w:themeColor="text1" w:themeTint="A6"/>
     </w:rPr>
   </w:style>
-  <w:style w:type="paragraph" w:styleId="Titre7">
+  <w:style w:type="paragraph" w:styleId="Titolo7">
     <w:name w:val="heading 7"/>
-    <w:basedOn w:val="Normal"/>
-    <w:next w:val="Normal"/>
-    <w:link w:val="Titre7Car"/>
+    <w:basedOn w:val="Normale"/>
+    <w:next w:val="Normale"/>
+    <w:link w:val="Titolo7Carattere"/>
     <w:uiPriority w:val="9"/>
     <w:semiHidden/>
     <w:unhideWhenUsed/>
@@ -9571,11 +11424,11 @@
       <w:color w:val="595959" w:themeColor="text1" w:themeTint="A6"/>
     </w:rPr>
   </w:style>
-  <w:style w:type="paragraph" w:styleId="Titre8">
+  <w:style w:type="paragraph" w:styleId="Titolo8">
     <w:name w:val="heading 8"/>
-    <w:basedOn w:val="Normal"/>
-    <w:next w:val="Normal"/>
-    <w:link w:val="Titre8Car"/>
+    <w:basedOn w:val="Normale"/>
+    <w:next w:val="Normale"/>
+    <w:link w:val="Titolo8Carattere"/>
     <w:uiPriority w:val="9"/>
     <w:semiHidden/>
     <w:unhideWhenUsed/>
@@ -9594,11 +11447,11 @@
       <w:color w:val="272727" w:themeColor="text1" w:themeTint="D8"/>
     </w:rPr>
   </w:style>
-  <w:style w:type="paragraph" w:styleId="Titre9">
+  <w:style w:type="paragraph" w:styleId="Titolo9">
     <w:name w:val="heading 9"/>
-    <w:basedOn w:val="Normal"/>
-    <w:next w:val="Normal"/>
-    <w:link w:val="Titre9Car"/>
+    <w:basedOn w:val="Normale"/>
+    <w:next w:val="Normale"/>
+    <w:link w:val="Titolo9Carattere"/>
     <w:uiPriority w:val="9"/>
     <w:semiHidden/>
     <w:unhideWhenUsed/>
@@ -9615,12 +11468,13 @@
       <w:color w:val="272727" w:themeColor="text1" w:themeTint="D8"/>
     </w:rPr>
   </w:style>
-  <w:style w:type="character" w:default="1" w:styleId="Policepardfaut">
+  <w:style w:type="character" w:default="1" w:styleId="Carpredefinitoparagrafo">
     <w:name w:val="Default Paragraph Font"/>
     <w:uiPriority w:val="1"/>
+    <w:semiHidden/>
     <w:unhideWhenUsed/>
   </w:style>
-  <w:style w:type="table" w:default="1" w:styleId="TableauNormal">
+  <w:style w:type="table" w:default="1" w:styleId="Tabellanormale">
     <w:name w:val="Normal Table"/>
     <w:uiPriority w:val="99"/>
     <w:semiHidden/>
@@ -9635,16 +11489,16 @@
       </w:tblCellMar>
     </w:tblPr>
   </w:style>
-  <w:style w:type="numbering" w:default="1" w:styleId="Aucuneliste">
+  <w:style w:type="numbering" w:default="1" w:styleId="Nessunelenco">
     <w:name w:val="No List"/>
     <w:uiPriority w:val="99"/>
     <w:semiHidden/>
     <w:unhideWhenUsed/>
   </w:style>
-  <w:style w:type="character" w:customStyle="1" w:styleId="Titre1Car">
-    <w:name w:val="Titre 1 Car"/>
-    <w:basedOn w:val="Policepardfaut"/>
-    <w:link w:val="Titre1"/>
+  <w:style w:type="character" w:customStyle="1" w:styleId="Titolo1Carattere">
+    <w:name w:val="Titolo 1 Carattere"/>
+    <w:basedOn w:val="Carpredefinitoparagrafo"/>
+    <w:link w:val="Titolo1"/>
     <w:uiPriority w:val="9"/>
     <w:rsid w:val="005836B3"/>
     <w:rPr>
@@ -9654,10 +11508,10 @@
       <w:szCs w:val="40"/>
     </w:rPr>
   </w:style>
-  <w:style w:type="character" w:customStyle="1" w:styleId="Titre2Car">
-    <w:name w:val="Titre 2 Car"/>
-    <w:basedOn w:val="Policepardfaut"/>
-    <w:link w:val="Titre2"/>
+  <w:style w:type="character" w:customStyle="1" w:styleId="Titolo2Carattere">
+    <w:name w:val="Titolo 2 Carattere"/>
+    <w:basedOn w:val="Carpredefinitoparagrafo"/>
+    <w:link w:val="Titolo2"/>
     <w:uiPriority w:val="9"/>
     <w:rsid w:val="005836B3"/>
     <w:rPr>
@@ -9667,10 +11521,10 @@
       <w:szCs w:val="32"/>
     </w:rPr>
   </w:style>
-  <w:style w:type="character" w:customStyle="1" w:styleId="Titre3Car">
-    <w:name w:val="Titre 3 Car"/>
-    <w:basedOn w:val="Policepardfaut"/>
-    <w:link w:val="Titre3"/>
+  <w:style w:type="character" w:customStyle="1" w:styleId="Titolo3Carattere">
+    <w:name w:val="Titolo 3 Carattere"/>
+    <w:basedOn w:val="Carpredefinitoparagrafo"/>
+    <w:link w:val="Titolo3"/>
     <w:uiPriority w:val="9"/>
     <w:semiHidden/>
     <w:rsid w:val="00410473"/>
@@ -9681,10 +11535,10 @@
       <w:szCs w:val="28"/>
     </w:rPr>
   </w:style>
-  <w:style w:type="character" w:customStyle="1" w:styleId="Titre4Car">
-    <w:name w:val="Titre 4 Car"/>
-    <w:basedOn w:val="Policepardfaut"/>
-    <w:link w:val="Titre4"/>
+  <w:style w:type="character" w:customStyle="1" w:styleId="Titolo4Carattere">
+    <w:name w:val="Titolo 4 Carattere"/>
+    <w:basedOn w:val="Carpredefinitoparagrafo"/>
+    <w:link w:val="Titolo4"/>
     <w:uiPriority w:val="9"/>
     <w:semiHidden/>
     <w:rsid w:val="00410473"/>
@@ -9695,10 +11549,10 @@
       <w:color w:val="0F4761" w:themeColor="accent1" w:themeShade="BF"/>
     </w:rPr>
   </w:style>
-  <w:style w:type="character" w:customStyle="1" w:styleId="Titre5Car">
-    <w:name w:val="Titre 5 Car"/>
-    <w:basedOn w:val="Policepardfaut"/>
-    <w:link w:val="Titre5"/>
+  <w:style w:type="character" w:customStyle="1" w:styleId="Titolo5Carattere">
+    <w:name w:val="Titolo 5 Carattere"/>
+    <w:basedOn w:val="Carpredefinitoparagrafo"/>
+    <w:link w:val="Titolo5"/>
     <w:uiPriority w:val="9"/>
     <w:semiHidden/>
     <w:rsid w:val="00410473"/>
@@ -9707,10 +11561,10 @@
       <w:color w:val="0F4761" w:themeColor="accent1" w:themeShade="BF"/>
     </w:rPr>
   </w:style>
-  <w:style w:type="character" w:customStyle="1" w:styleId="Titre6Car">
-    <w:name w:val="Titre 6 Car"/>
-    <w:basedOn w:val="Policepardfaut"/>
-    <w:link w:val="Titre6"/>
+  <w:style w:type="character" w:customStyle="1" w:styleId="Titolo6Carattere">
+    <w:name w:val="Titolo 6 Carattere"/>
+    <w:basedOn w:val="Carpredefinitoparagrafo"/>
+    <w:link w:val="Titolo6"/>
     <w:uiPriority w:val="9"/>
     <w:semiHidden/>
     <w:rsid w:val="00410473"/>
@@ -9721,10 +11575,10 @@
       <w:color w:val="595959" w:themeColor="text1" w:themeTint="A6"/>
     </w:rPr>
   </w:style>
-  <w:style w:type="character" w:customStyle="1" w:styleId="Titre7Car">
-    <w:name w:val="Titre 7 Car"/>
-    <w:basedOn w:val="Policepardfaut"/>
-    <w:link w:val="Titre7"/>
+  <w:style w:type="character" w:customStyle="1" w:styleId="Titolo7Carattere">
+    <w:name w:val="Titolo 7 Carattere"/>
+    <w:basedOn w:val="Carpredefinitoparagrafo"/>
+    <w:link w:val="Titolo7"/>
     <w:uiPriority w:val="9"/>
     <w:semiHidden/>
     <w:rsid w:val="00410473"/>
@@ -9733,10 +11587,10 @@
       <w:color w:val="595959" w:themeColor="text1" w:themeTint="A6"/>
     </w:rPr>
   </w:style>
-  <w:style w:type="character" w:customStyle="1" w:styleId="Titre8Car">
-    <w:name w:val="Titre 8 Car"/>
-    <w:basedOn w:val="Policepardfaut"/>
-    <w:link w:val="Titre8"/>
+  <w:style w:type="character" w:customStyle="1" w:styleId="Titolo8Carattere">
+    <w:name w:val="Titolo 8 Carattere"/>
+    <w:basedOn w:val="Carpredefinitoparagrafo"/>
+    <w:link w:val="Titolo8"/>
     <w:uiPriority w:val="9"/>
     <w:semiHidden/>
     <w:rsid w:val="00410473"/>
@@ -9747,10 +11601,10 @@
       <w:color w:val="272727" w:themeColor="text1" w:themeTint="D8"/>
     </w:rPr>
   </w:style>
-  <w:style w:type="character" w:customStyle="1" w:styleId="Titre9Car">
-    <w:name w:val="Titre 9 Car"/>
-    <w:basedOn w:val="Policepardfaut"/>
-    <w:link w:val="Titre9"/>
+  <w:style w:type="character" w:customStyle="1" w:styleId="Titolo9Carattere">
+    <w:name w:val="Titolo 9 Carattere"/>
+    <w:basedOn w:val="Carpredefinitoparagrafo"/>
+    <w:link w:val="Titolo9"/>
     <w:uiPriority w:val="9"/>
     <w:semiHidden/>
     <w:rsid w:val="00410473"/>
@@ -9759,11 +11613,11 @@
       <w:color w:val="272727" w:themeColor="text1" w:themeTint="D8"/>
     </w:rPr>
   </w:style>
-  <w:style w:type="paragraph" w:styleId="Titre">
+  <w:style w:type="paragraph" w:styleId="Titolo">
     <w:name w:val="Title"/>
-    <w:basedOn w:val="Normal"/>
-    <w:next w:val="Normal"/>
-    <w:link w:val="TitreCar"/>
+    <w:basedOn w:val="Normale"/>
+    <w:next w:val="Normale"/>
+    <w:link w:val="TitoloCarattere"/>
     <w:uiPriority w:val="10"/>
     <w:qFormat/>
     <w:rsid w:val="00410473"/>
@@ -9779,10 +11633,10 @@
       <w:szCs w:val="56"/>
     </w:rPr>
   </w:style>
-  <w:style w:type="character" w:customStyle="1" w:styleId="TitreCar">
-    <w:name w:val="Titre Car"/>
-    <w:basedOn w:val="Policepardfaut"/>
-    <w:link w:val="Titre"/>
+  <w:style w:type="character" w:customStyle="1" w:styleId="TitoloCarattere">
+    <w:name w:val="Titolo Carattere"/>
+    <w:basedOn w:val="Carpredefinitoparagrafo"/>
+    <w:link w:val="Titolo"/>
     <w:uiPriority w:val="10"/>
     <w:rsid w:val="00410473"/>
     <w:rPr>
@@ -9793,11 +11647,11 @@
       <w:szCs w:val="56"/>
     </w:rPr>
   </w:style>
-  <w:style w:type="paragraph" w:styleId="Sous-titre">
+  <w:style w:type="paragraph" w:styleId="Sottotitolo">
     <w:name w:val="Subtitle"/>
-    <w:basedOn w:val="Normal"/>
-    <w:next w:val="Normal"/>
-    <w:link w:val="Sous-titreCar"/>
+    <w:basedOn w:val="Normale"/>
+    <w:next w:val="Normale"/>
+    <w:link w:val="SottotitoloCarattere"/>
     <w:uiPriority w:val="11"/>
     <w:qFormat/>
     <w:rsid w:val="00410473"/>
@@ -9814,10 +11668,10 @@
       <w:szCs w:val="28"/>
     </w:rPr>
   </w:style>
-  <w:style w:type="character" w:customStyle="1" w:styleId="Sous-titreCar">
-    <w:name w:val="Sous-titre Car"/>
-    <w:basedOn w:val="Policepardfaut"/>
-    <w:link w:val="Sous-titre"/>
+  <w:style w:type="character" w:customStyle="1" w:styleId="SottotitoloCarattere">
+    <w:name w:val="Sottotitolo Carattere"/>
+    <w:basedOn w:val="Carpredefinitoparagrafo"/>
+    <w:link w:val="Sottotitolo"/>
     <w:uiPriority w:val="11"/>
     <w:rsid w:val="00410473"/>
     <w:rPr>
@@ -9828,11 +11682,11 @@
       <w:szCs w:val="28"/>
     </w:rPr>
   </w:style>
-  <w:style w:type="paragraph" w:styleId="Citation">
+  <w:style w:type="paragraph" w:styleId="Citazione">
     <w:name w:val="Quote"/>
-    <w:basedOn w:val="Normal"/>
-    <w:next w:val="Normal"/>
-    <w:link w:val="CitationCar"/>
+    <w:basedOn w:val="Normale"/>
+    <w:next w:val="Normale"/>
+    <w:link w:val="CitazioneCarattere"/>
     <w:uiPriority w:val="29"/>
     <w:qFormat/>
     <w:rsid w:val="00410473"/>
@@ -9846,10 +11700,10 @@
       <w:color w:val="404040" w:themeColor="text1" w:themeTint="BF"/>
     </w:rPr>
   </w:style>
-  <w:style w:type="character" w:customStyle="1" w:styleId="CitationCar">
-    <w:name w:val="Citation Car"/>
-    <w:basedOn w:val="Policepardfaut"/>
-    <w:link w:val="Citation"/>
+  <w:style w:type="character" w:customStyle="1" w:styleId="CitazioneCarattere">
+    <w:name w:val="Citazione Carattere"/>
+    <w:basedOn w:val="Carpredefinitoparagrafo"/>
+    <w:link w:val="Citazione"/>
     <w:uiPriority w:val="29"/>
     <w:rsid w:val="00410473"/>
     <w:rPr>
@@ -9858,9 +11712,9 @@
       <w:color w:val="404040" w:themeColor="text1" w:themeTint="BF"/>
     </w:rPr>
   </w:style>
-  <w:style w:type="paragraph" w:styleId="Paragraphedeliste">
+  <w:style w:type="paragraph" w:styleId="Paragrafoelenco">
     <w:name w:val="List Paragraph"/>
-    <w:basedOn w:val="Normal"/>
+    <w:basedOn w:val="Normale"/>
     <w:uiPriority w:val="34"/>
     <w:qFormat/>
     <w:rsid w:val="00410473"/>
@@ -9869,9 +11723,9 @@
       <w:contextualSpacing/>
     </w:pPr>
   </w:style>
-  <w:style w:type="character" w:styleId="Accentuationintense">
+  <w:style w:type="character" w:styleId="Enfasiintensa">
     <w:name w:val="Intense Emphasis"/>
-    <w:basedOn w:val="Policepardfaut"/>
+    <w:basedOn w:val="Carpredefinitoparagrafo"/>
     <w:uiPriority w:val="21"/>
     <w:qFormat/>
     <w:rsid w:val="00AB7B32"/>
@@ -9881,11 +11735,11 @@
       <w:color w:val="0F4761" w:themeColor="accent1" w:themeShade="BF"/>
     </w:rPr>
   </w:style>
-  <w:style w:type="paragraph" w:styleId="Citationintense">
+  <w:style w:type="paragraph" w:styleId="Citazioneintensa">
     <w:name w:val="Intense Quote"/>
-    <w:basedOn w:val="Normal"/>
-    <w:next w:val="Normal"/>
-    <w:link w:val="CitationintenseCar"/>
+    <w:basedOn w:val="Normale"/>
+    <w:next w:val="Normale"/>
+    <w:link w:val="CitazioneintensaCarattere"/>
     <w:uiPriority w:val="30"/>
     <w:qFormat/>
     <w:rsid w:val="00410473"/>
@@ -9904,10 +11758,10 @@
       <w:color w:val="0F4761" w:themeColor="accent1" w:themeShade="BF"/>
     </w:rPr>
   </w:style>
-  <w:style w:type="character" w:customStyle="1" w:styleId="CitationintenseCar">
-    <w:name w:val="Citation intense Car"/>
-    <w:basedOn w:val="Policepardfaut"/>
-    <w:link w:val="Citationintense"/>
+  <w:style w:type="character" w:customStyle="1" w:styleId="CitazioneintensaCarattere">
+    <w:name w:val="Citazione intensa Carattere"/>
+    <w:basedOn w:val="Carpredefinitoparagrafo"/>
+    <w:link w:val="Citazioneintensa"/>
     <w:uiPriority w:val="30"/>
     <w:rsid w:val="00410473"/>
     <w:rPr>
@@ -9916,9 +11770,9 @@
       <w:color w:val="0F4761" w:themeColor="accent1" w:themeShade="BF"/>
     </w:rPr>
   </w:style>
-  <w:style w:type="character" w:styleId="Rfrenceintense">
+  <w:style w:type="character" w:styleId="Riferimentointenso">
     <w:name w:val="Intense Reference"/>
-    <w:basedOn w:val="Policepardfaut"/>
+    <w:basedOn w:val="Carpredefinitoparagrafo"/>
     <w:uiPriority w:val="32"/>
     <w:qFormat/>
     <w:rsid w:val="00410473"/>
@@ -9930,9 +11784,9 @@
       <w:spacing w:val="5"/>
     </w:rPr>
   </w:style>
-  <w:style w:type="table" w:styleId="Grilledutableau">
+  <w:style w:type="table" w:styleId="Grigliatabella">
     <w:name w:val="Table Grid"/>
-    <w:basedOn w:val="TableauNormal"/>
+    <w:basedOn w:val="Tabellanormale"/>
     <w:uiPriority w:val="39"/>
     <w:rsid w:val="005D78D5"/>
     <w:pPr>
@@ -9949,9 +11803,9 @@
       </w:tblBorders>
     </w:tblPr>
   </w:style>
-  <w:style w:type="table" w:styleId="Tableausimple2">
+  <w:style w:type="table" w:styleId="Tabellasemplice-2">
     <w:name w:val="Plain Table 2"/>
-    <w:basedOn w:val="TableauNormal"/>
+    <w:basedOn w:val="Tabellanormale"/>
     <w:uiPriority w:val="42"/>
     <w:rsid w:val="005D78D5"/>
     <w:pPr>
@@ -10031,7 +11885,7 @@
   </w:style>
   <w:style w:type="paragraph" w:customStyle="1" w:styleId="p1">
     <w:name w:val="p1"/>
-    <w:basedOn w:val="Normal"/>
+    <w:basedOn w:val="Normale"/>
     <w:rsid w:val="005D78D5"/>
     <w:pPr>
       <w:spacing w:after="0" w:line="240" w:lineRule="auto"/>
@@ -10046,10 +11900,10 @@
       <w14:ligatures w14:val="none"/>
     </w:rPr>
   </w:style>
-  <w:style w:type="paragraph" w:styleId="Pieddepage">
+  <w:style w:type="paragraph" w:styleId="Pidipagina">
     <w:name w:val="footer"/>
-    <w:basedOn w:val="Normal"/>
-    <w:link w:val="PieddepageCar"/>
+    <w:basedOn w:val="Normale"/>
+    <w:link w:val="PidipaginaCarattere"/>
     <w:uiPriority w:val="99"/>
     <w:unhideWhenUsed/>
     <w:rsid w:val="005D78D5"/>
@@ -10061,16 +11915,16 @@
       <w:spacing w:after="0" w:line="240" w:lineRule="auto"/>
     </w:pPr>
   </w:style>
-  <w:style w:type="character" w:customStyle="1" w:styleId="PieddepageCar">
-    <w:name w:val="Pied de page Car"/>
-    <w:basedOn w:val="Policepardfaut"/>
-    <w:link w:val="Pieddepage"/>
+  <w:style w:type="character" w:customStyle="1" w:styleId="PidipaginaCarattere">
+    <w:name w:val="Piè di pagina Carattere"/>
+    <w:basedOn w:val="Carpredefinitoparagrafo"/>
+    <w:link w:val="Pidipagina"/>
     <w:uiPriority w:val="99"/>
     <w:rsid w:val="005D78D5"/>
   </w:style>
-  <w:style w:type="character" w:styleId="Numrodepage">
+  <w:style w:type="character" w:styleId="Numeropagina">
     <w:name w:val="page number"/>
-    <w:basedOn w:val="Policepardfaut"/>
+    <w:basedOn w:val="Carpredefinitoparagrafo"/>
     <w:uiPriority w:val="99"/>
     <w:semiHidden/>
     <w:unhideWhenUsed/>
@@ -10078,7 +11932,7 @@
   </w:style>
   <w:style w:type="paragraph" w:customStyle="1" w:styleId="p2">
     <w:name w:val="p2"/>
-    <w:basedOn w:val="Normal"/>
+    <w:basedOn w:val="Normale"/>
     <w:rsid w:val="005D78D5"/>
     <w:pPr>
       <w:spacing w:after="0" w:line="240" w:lineRule="auto"/>
@@ -10095,7 +11949,7 @@
   </w:style>
   <w:style w:type="paragraph" w:customStyle="1" w:styleId="p3">
     <w:name w:val="p3"/>
-    <w:basedOn w:val="Normal"/>
+    <w:basedOn w:val="Normale"/>
     <w:rsid w:val="005D78D5"/>
     <w:pPr>
       <w:spacing w:after="0" w:line="240" w:lineRule="auto"/>
@@ -10112,7 +11966,7 @@
   </w:style>
   <w:style w:type="character" w:customStyle="1" w:styleId="s1">
     <w:name w:val="s1"/>
-    <w:basedOn w:val="Policepardfaut"/>
+    <w:basedOn w:val="Carpredefinitoparagrafo"/>
     <w:rsid w:val="005D78D5"/>
     <w:rPr>
       <w:rFonts w:ascii="Arial" w:hAnsi="Arial" w:cs="Arial" w:hint="default"/>
@@ -10120,10 +11974,10 @@
       <w:szCs w:val="17"/>
     </w:rPr>
   </w:style>
-  <w:style w:type="paragraph" w:styleId="En-ttedetabledesmatires">
+  <w:style w:type="paragraph" w:styleId="Titolosommario">
     <w:name w:val="TOC Heading"/>
-    <w:basedOn w:val="Titre1"/>
-    <w:next w:val="Normal"/>
+    <w:basedOn w:val="Titolo1"/>
+    <w:next w:val="Normale"/>
     <w:uiPriority w:val="39"/>
     <w:unhideWhenUsed/>
     <w:qFormat/>
@@ -10142,10 +11996,10 @@
       <w14:ligatures w14:val="none"/>
     </w:rPr>
   </w:style>
-  <w:style w:type="paragraph" w:styleId="TM1">
+  <w:style w:type="paragraph" w:styleId="Sommario1">
     <w:name w:val="toc 1"/>
-    <w:basedOn w:val="Normal"/>
-    <w:next w:val="Normal"/>
+    <w:basedOn w:val="Normale"/>
+    <w:next w:val="Normale"/>
     <w:autoRedefine/>
     <w:uiPriority w:val="39"/>
     <w:unhideWhenUsed/>
@@ -10160,10 +12014,10 @@
       <w:iCs/>
     </w:rPr>
   </w:style>
-  <w:style w:type="paragraph" w:styleId="TM2">
+  <w:style w:type="paragraph" w:styleId="Sommario2">
     <w:name w:val="toc 2"/>
-    <w:basedOn w:val="Normal"/>
-    <w:next w:val="Normal"/>
+    <w:basedOn w:val="Normale"/>
+    <w:next w:val="Normale"/>
     <w:autoRedefine/>
     <w:uiPriority w:val="39"/>
     <w:unhideWhenUsed/>
@@ -10179,9 +12033,9 @@
       <w:szCs w:val="22"/>
     </w:rPr>
   </w:style>
-  <w:style w:type="character" w:styleId="Lienhypertexte">
+  <w:style w:type="character" w:styleId="Collegamentoipertestuale">
     <w:name w:val="Hyperlink"/>
-    <w:basedOn w:val="Policepardfaut"/>
+    <w:basedOn w:val="Carpredefinitoparagrafo"/>
     <w:uiPriority w:val="99"/>
     <w:unhideWhenUsed/>
     <w:rsid w:val="00AB7B32"/>
@@ -10190,10 +12044,10 @@
       <w:u w:val="single"/>
     </w:rPr>
   </w:style>
-  <w:style w:type="paragraph" w:styleId="TM3">
+  <w:style w:type="paragraph" w:styleId="Sommario3">
     <w:name w:val="toc 3"/>
-    <w:basedOn w:val="Normal"/>
-    <w:next w:val="Normal"/>
+    <w:basedOn w:val="Normale"/>
+    <w:next w:val="Normale"/>
     <w:autoRedefine/>
     <w:uiPriority w:val="39"/>
     <w:semiHidden/>
@@ -10208,10 +12062,10 @@
       <w:szCs w:val="20"/>
     </w:rPr>
   </w:style>
-  <w:style w:type="paragraph" w:styleId="TM4">
+  <w:style w:type="paragraph" w:styleId="Sommario4">
     <w:name w:val="toc 4"/>
-    <w:basedOn w:val="Normal"/>
-    <w:next w:val="Normal"/>
+    <w:basedOn w:val="Normale"/>
+    <w:next w:val="Normale"/>
     <w:autoRedefine/>
     <w:uiPriority w:val="39"/>
     <w:semiHidden/>
@@ -10226,10 +12080,10 @@
       <w:szCs w:val="20"/>
     </w:rPr>
   </w:style>
-  <w:style w:type="paragraph" w:styleId="TM5">
+  <w:style w:type="paragraph" w:styleId="Sommario5">
     <w:name w:val="toc 5"/>
-    <w:basedOn w:val="Normal"/>
-    <w:next w:val="Normal"/>
+    <w:basedOn w:val="Normale"/>
+    <w:next w:val="Normale"/>
     <w:autoRedefine/>
     <w:uiPriority w:val="39"/>
     <w:semiHidden/>
@@ -10244,10 +12098,10 @@
       <w:szCs w:val="20"/>
     </w:rPr>
   </w:style>
-  <w:style w:type="paragraph" w:styleId="TM6">
+  <w:style w:type="paragraph" w:styleId="Sommario6">
     <w:name w:val="toc 6"/>
-    <w:basedOn w:val="Normal"/>
-    <w:next w:val="Normal"/>
+    <w:basedOn w:val="Normale"/>
+    <w:next w:val="Normale"/>
     <w:autoRedefine/>
     <w:uiPriority w:val="39"/>
     <w:semiHidden/>
@@ -10262,10 +12116,10 @@
       <w:szCs w:val="20"/>
     </w:rPr>
   </w:style>
-  <w:style w:type="paragraph" w:styleId="TM7">
+  <w:style w:type="paragraph" w:styleId="Sommario7">
     <w:name w:val="toc 7"/>
-    <w:basedOn w:val="Normal"/>
-    <w:next w:val="Normal"/>
+    <w:basedOn w:val="Normale"/>
+    <w:next w:val="Normale"/>
     <w:autoRedefine/>
     <w:uiPriority w:val="39"/>
     <w:semiHidden/>
@@ -10280,10 +12134,10 @@
       <w:szCs w:val="20"/>
     </w:rPr>
   </w:style>
-  <w:style w:type="paragraph" w:styleId="TM8">
+  <w:style w:type="paragraph" w:styleId="Sommario8">
     <w:name w:val="toc 8"/>
-    <w:basedOn w:val="Normal"/>
-    <w:next w:val="Normal"/>
+    <w:basedOn w:val="Normale"/>
+    <w:next w:val="Normale"/>
     <w:autoRedefine/>
     <w:uiPriority w:val="39"/>
     <w:semiHidden/>
@@ -10298,10 +12152,10 @@
       <w:szCs w:val="20"/>
     </w:rPr>
   </w:style>
-  <w:style w:type="paragraph" w:styleId="TM9">
+  <w:style w:type="paragraph" w:styleId="Sommario9">
     <w:name w:val="toc 9"/>
-    <w:basedOn w:val="Normal"/>
-    <w:next w:val="Normal"/>
+    <w:basedOn w:val="Normale"/>
+    <w:next w:val="Normale"/>
     <w:autoRedefine/>
     <w:uiPriority w:val="39"/>
     <w:semiHidden/>
@@ -10316,7 +12170,7 @@
       <w:szCs w:val="20"/>
     </w:rPr>
   </w:style>
-  <w:style w:type="paragraph" w:styleId="Sansinterligne">
+  <w:style w:type="paragraph" w:styleId="Nessunaspaziatura">
     <w:name w:val="No Spacing"/>
     <w:uiPriority w:val="1"/>
     <w:qFormat/>
@@ -10325,9 +12179,9 @@
       <w:spacing w:after="0" w:line="240" w:lineRule="auto"/>
     </w:pPr>
   </w:style>
-  <w:style w:type="character" w:styleId="Accentuationlgre">
+  <w:style w:type="character" w:styleId="Enfasidelicata">
     <w:name w:val="Subtle Emphasis"/>
-    <w:basedOn w:val="Policepardfaut"/>
+    <w:basedOn w:val="Carpredefinitoparagrafo"/>
     <w:uiPriority w:val="19"/>
     <w:qFormat/>
     <w:rsid w:val="00AB7B32"/>
@@ -10337,15 +12191,45 @@
       <w:color w:val="404040" w:themeColor="text1" w:themeTint="BF"/>
     </w:rPr>
   </w:style>
-  <w:style w:type="character" w:styleId="lev">
+  <w:style w:type="character" w:styleId="Enfasigrassetto">
     <w:name w:val="Strong"/>
-    <w:basedOn w:val="Policepardfaut"/>
+    <w:basedOn w:val="Carpredefinitoparagrafo"/>
     <w:uiPriority w:val="22"/>
     <w:qFormat/>
     <w:rsid w:val="005836B3"/>
     <w:rPr>
       <w:b/>
       <w:bCs/>
+    </w:rPr>
+  </w:style>
+  <w:style w:type="character" w:styleId="CodiceHTML">
+    <w:name w:val="HTML Code"/>
+    <w:basedOn w:val="Carpredefinitoparagrafo"/>
+    <w:uiPriority w:val="99"/>
+    <w:semiHidden/>
+    <w:unhideWhenUsed/>
+    <w:rsid w:val="00381AAF"/>
+    <w:rPr>
+      <w:rFonts w:ascii="Courier New" w:eastAsia="Times New Roman" w:hAnsi="Courier New" w:cs="Courier New"/>
+      <w:sz w:val="20"/>
+      <w:szCs w:val="20"/>
+    </w:rPr>
+  </w:style>
+  <w:style w:type="paragraph" w:styleId="NormaleWeb">
+    <w:name w:val="Normal (Web)"/>
+    <w:basedOn w:val="Normale"/>
+    <w:uiPriority w:val="99"/>
+    <w:semiHidden/>
+    <w:unhideWhenUsed/>
+    <w:rsid w:val="00E84C3B"/>
+    <w:pPr>
+      <w:spacing w:before="100" w:beforeAutospacing="1" w:after="100" w:afterAutospacing="1" w:line="240" w:lineRule="auto"/>
+    </w:pPr>
+    <w:rPr>
+      <w:rFonts w:ascii="Times New Roman" w:eastAsia="Times New Roman" w:hAnsi="Times New Roman" w:cs="Times New Roman"/>
+      <w:kern w:val="0"/>
+      <w:lang w:eastAsia="fr-FR"/>
+      <w14:ligatures w14:val="none"/>
     </w:rPr>
   </w:style>
 </w:styles>
@@ -10651,7 +12535,7 @@
 </file>
 
 <file path=customXml/itemProps1.xml><?xml version="1.0" encoding="utf-8"?>
-<ds:datastoreItem xmlns:ds="http://schemas.openxmlformats.org/officeDocument/2006/customXml" ds:itemID="{9F000912-5B48-B149-9328-0E7545E7474D}">
+<ds:datastoreItem xmlns:ds="http://schemas.openxmlformats.org/officeDocument/2006/customXml" ds:itemID="{F202EBC3-A0F7-4367-ACFA-FEC62E7043E0}">
   <ds:schemaRefs>
     <ds:schemaRef ds:uri="http://schemas.openxmlformats.org/officeDocument/2006/bibliography"/>
   </ds:schemaRefs>

--- a/Documents/backlog.docx
+++ b/Documents/backlog.docx
@@ -11,7 +11,6 @@
           <w:u w:val="thick"/>
         </w:rPr>
       </w:pPr>
-      <w:proofErr w:type="spellStart"/>
       <w:r>
         <w:rPr>
           <w:color w:val="EE0000"/>
@@ -19,7 +18,6 @@
         </w:rPr>
         <w:t>Backlog</w:t>
       </w:r>
-      <w:proofErr w:type="spellEnd"/>
       <w:r>
         <w:rPr>
           <w:color w:val="EE0000"/>
@@ -32,17 +30,8 @@
           <w:color w:val="EE0000"/>
           <w:u w:val="thick"/>
         </w:rPr>
-        <w:t xml:space="preserve">Projet </w:t>
-      </w:r>
-      <w:proofErr w:type="spellStart"/>
-      <w:r>
-        <w:rPr>
-          <w:color w:val="EE0000"/>
-          <w:u w:val="thick"/>
-        </w:rPr>
-        <w:t>Portrait Robot</w:t>
-      </w:r>
-      <w:proofErr w:type="spellEnd"/>
+        <w:t>Projet Portrait Robot</w:t>
+      </w:r>
     </w:p>
     <w:sdt>
       <w:sdtPr>
@@ -1856,7 +1845,16 @@
                 <w:sz w:val="22"/>
                 <w:szCs w:val="22"/>
               </w:rPr>
-              <w:t>Interface graphique (Salomé et Inass)</w:t>
+              <w:t>Inter</w:t>
+            </w:r>
+            <w:r>
+              <w:rPr>
+                <w:rStyle w:val="Collegamentoipertestuale"/>
+                <w:noProof/>
+                <w:sz w:val="22"/>
+                <w:szCs w:val="22"/>
+              </w:rPr>
+              <w:t>face graphique</w:t>
             </w:r>
             <w:r>
               <w:rPr>
@@ -2428,7 +2426,16 @@
                 <w:sz w:val="22"/>
                 <w:szCs w:val="22"/>
               </w:rPr>
-              <w:t>Espace Latent (Miranda)</w:t>
+              <w:t>Espace</w:t>
+            </w:r>
+            <w:r>
+              <w:rPr>
+                <w:rStyle w:val="Collegamentoipertestuale"/>
+                <w:noProof/>
+                <w:sz w:val="22"/>
+                <w:szCs w:val="22"/>
+              </w:rPr>
+              <w:t xml:space="preserve"> Latent </w:t>
             </w:r>
             <w:r>
               <w:rPr>
@@ -2870,11 +2877,9 @@
       <w:r>
         <w:t xml:space="preserve">1 – Le client envoie une sollicitation pour créer un </w:t>
       </w:r>
-      <w:proofErr w:type="spellStart"/>
       <w:r>
         <w:t>portrait robot</w:t>
       </w:r>
-      <w:proofErr w:type="spellEnd"/>
       <w:r>
         <w:t>.</w:t>
       </w:r>
@@ -2948,15 +2953,7 @@
         <w:jc w:val="both"/>
       </w:pPr>
       <w:r>
-        <w:t xml:space="preserve">7 – le logiciel génère un </w:t>
-      </w:r>
-      <w:proofErr w:type="spellStart"/>
-      <w:r>
-        <w:t>portrait robot</w:t>
-      </w:r>
-      <w:proofErr w:type="spellEnd"/>
-      <w:r>
-        <w:t xml:space="preserve"> à partir des images sélectionnées  </w:t>
+        <w:t xml:space="preserve">7 – le logiciel génère un portrait robot à partir des images sélectionnées  </w:t>
       </w:r>
     </w:p>
     <w:p>
@@ -3623,18 +3620,8 @@
                 <w:sz w:val="20"/>
                 <w:szCs w:val="20"/>
               </w:rPr>
-              <w:t xml:space="preserve">du </w:t>
-            </w:r>
-            <w:proofErr w:type="spellStart"/>
-            <w:r>
-              <w:rPr>
-                <w:rFonts w:asciiTheme="majorHAnsi" w:hAnsiTheme="majorHAnsi"/>
-                <w:sz w:val="20"/>
-                <w:szCs w:val="20"/>
-              </w:rPr>
-              <w:t>portrait robot</w:t>
-            </w:r>
-            <w:proofErr w:type="spellEnd"/>
+              <w:t>du portrait robot</w:t>
+            </w:r>
           </w:p>
         </w:tc>
         <w:tc>
@@ -4070,7 +4057,7 @@
                     <a:blip r:embed="rId8">
                       <a:extLst>
                         <a:ext uri="{96DAC541-7B7A-43D3-8B79-37D633B846F1}">
-                          <asvg:svgBlip xmlns:asvg="http://schemas.microsoft.com/office/drawing/2016/SVG/main" xmlns:w16sdtfl="http://schemas.microsoft.com/office/word/2024/wordml/sdtformatlock" xmlns:w16sdtdh="http://schemas.microsoft.com/office/word/2020/wordml/sdtdatahash" xmlns:w16du="http://schemas.microsoft.com/office/word/2023/wordml/word16du" xmlns:w16="http://schemas.microsoft.com/office/word/2018/wordml" xmlns:w16cid="http://schemas.microsoft.com/office/word/2016/wordml/cid" xmlns:w16cex="http://schemas.microsoft.com/office/word/2018/wordml/cex" xmlns:w="http://schemas.openxmlformats.org/wordprocessingml/2006/main" xmlns:w10="urn:schemas-microsoft-com:office:word" xmlns:v="urn:schemas-microsoft-com:vml" xmlns:oel="http://schemas.microsoft.com/office/2019/extlst" xmlns:o="urn:schemas-microsoft-com:office:office" xmlns:am3d="http://schemas.microsoft.com/office/drawing/2017/model3d" xmlns:aink="http://schemas.microsoft.com/office/drawing/2016/ink" xmlns:cx8="http://schemas.microsoft.com/office/drawing/2016/5/14/chartex" xmlns:cx7="http://schemas.microsoft.com/office/drawing/2016/5/13/chartex" xmlns:cx6="http://schemas.microsoft.com/office/drawing/2016/5/12/chartex" xmlns:cx5="http://schemas.microsoft.com/office/drawing/2016/5/11/chartex" xmlns:cx4="http://schemas.microsoft.com/office/drawing/2016/5/10/chartex" xmlns:cx3="http://schemas.microsoft.com/office/drawing/2016/5/9/chartex" xmlns:cx2="http://schemas.microsoft.com/office/drawing/2015/10/21/chartex" xmlns:cx1="http://schemas.microsoft.com/office/drawing/2015/9/8/chartex" xmlns="" r:embed="rId9"/>
+                          <asvg:svgBlip xmlns="" xmlns:cx1="http://schemas.microsoft.com/office/drawing/2015/9/8/chartex" xmlns:cx2="http://schemas.microsoft.com/office/drawing/2015/10/21/chartex" xmlns:cx3="http://schemas.microsoft.com/office/drawing/2016/5/9/chartex" xmlns:cx4="http://schemas.microsoft.com/office/drawing/2016/5/10/chartex" xmlns:cx5="http://schemas.microsoft.com/office/drawing/2016/5/11/chartex" xmlns:cx6="http://schemas.microsoft.com/office/drawing/2016/5/12/chartex" xmlns:cx7="http://schemas.microsoft.com/office/drawing/2016/5/13/chartex" xmlns:cx8="http://schemas.microsoft.com/office/drawing/2016/5/14/chartex" xmlns:aink="http://schemas.microsoft.com/office/drawing/2016/ink" xmlns:am3d="http://schemas.microsoft.com/office/drawing/2017/model3d" xmlns:o="urn:schemas-microsoft-com:office:office" xmlns:oel="http://schemas.microsoft.com/office/2019/extlst" xmlns:v="urn:schemas-microsoft-com:vml" xmlns:w10="urn:schemas-microsoft-com:office:word" xmlns:w="http://schemas.openxmlformats.org/wordprocessingml/2006/main" xmlns:w16cex="http://schemas.microsoft.com/office/word/2018/wordml/cex" xmlns:w16cid="http://schemas.microsoft.com/office/word/2016/wordml/cid" xmlns:w16="http://schemas.microsoft.com/office/word/2018/wordml" xmlns:w16du="http://schemas.microsoft.com/office/word/2023/wordml/word16du" xmlns:w16sdtdh="http://schemas.microsoft.com/office/word/2020/wordml/sdtdatahash" xmlns:w16sdtfl="http://schemas.microsoft.com/office/word/2024/wordml/sdtformatlock" xmlns:asvg="http://schemas.microsoft.com/office/drawing/2016/SVG/main" r:embed="rId9"/>
                         </a:ext>
                       </a:extLst>
                     </a:blip>
@@ -4101,13 +4088,11 @@
       </w:pPr>
       <w:bookmarkStart w:id="8" w:name="_Toc227168405"/>
       <w:bookmarkStart w:id="9" w:name="_Toc227403487"/>
-      <w:proofErr w:type="spellStart"/>
       <w:r>
         <w:t>MoSCoW</w:t>
       </w:r>
       <w:bookmarkEnd w:id="8"/>
       <w:bookmarkEnd w:id="9"/>
-      <w:proofErr w:type="spellEnd"/>
     </w:p>
     <w:tbl>
       <w:tblPr>
@@ -4146,19 +4131,8 @@
                 <w:sz w:val="20"/>
                 <w:szCs w:val="20"/>
               </w:rPr>
-              <w:t xml:space="preserve">Élément du </w:t>
-            </w:r>
-            <w:proofErr w:type="spellStart"/>
-            <w:r>
-              <w:rPr>
-                <w:b/>
-                <w:bCs/>
-                <w:sz w:val="20"/>
-                <w:szCs w:val="20"/>
-              </w:rPr>
-              <w:t>backlog</w:t>
-            </w:r>
-            <w:proofErr w:type="spellEnd"/>
+              <w:t>Élément du backlog</w:t>
+            </w:r>
           </w:p>
         </w:tc>
         <w:tc>
@@ -4404,7 +4378,6 @@
                 <w:szCs w:val="20"/>
               </w:rPr>
             </w:pPr>
-            <w:proofErr w:type="spellStart"/>
             <w:r>
               <w:rPr>
                 <w:sz w:val="20"/>
@@ -4412,7 +4385,6 @@
               </w:rPr>
               <w:t>Could</w:t>
             </w:r>
-            <w:proofErr w:type="spellEnd"/>
           </w:p>
         </w:tc>
         <w:tc>
@@ -4635,17 +4607,8 @@
                 <w:sz w:val="20"/>
                 <w:szCs w:val="20"/>
               </w:rPr>
-              <w:t xml:space="preserve">Génération </w:t>
-            </w:r>
-            <w:proofErr w:type="spellStart"/>
-            <w:r>
-              <w:rPr>
-                <w:sz w:val="20"/>
-                <w:szCs w:val="20"/>
-              </w:rPr>
-              <w:t>portrait robot</w:t>
-            </w:r>
-            <w:proofErr w:type="spellEnd"/>
+              <w:t>Génération portrait robot</w:t>
+            </w:r>
           </w:p>
         </w:tc>
         <w:tc>
@@ -4665,23 +4628,7 @@
                 <w:sz w:val="20"/>
                 <w:szCs w:val="20"/>
               </w:rPr>
-              <w:t xml:space="preserve">Générer un </w:t>
-            </w:r>
-            <w:proofErr w:type="spellStart"/>
-            <w:r>
-              <w:rPr>
-                <w:sz w:val="20"/>
-                <w:szCs w:val="20"/>
-              </w:rPr>
-              <w:t>portrait robot</w:t>
-            </w:r>
-            <w:proofErr w:type="spellEnd"/>
-            <w:r>
-              <w:rPr>
-                <w:sz w:val="20"/>
-                <w:szCs w:val="20"/>
-              </w:rPr>
-              <w:t xml:space="preserve"> à partir des réponses au questionnaire</w:t>
+              <w:t>Générer un portrait robot à partir des réponses au questionnaire</w:t>
             </w:r>
           </w:p>
         </w:tc>
@@ -4728,17 +4675,8 @@
                 <w:sz w:val="20"/>
                 <w:szCs w:val="20"/>
               </w:rPr>
-              <w:t xml:space="preserve">Récupérer les données </w:t>
-            </w:r>
-            <w:proofErr w:type="gramStart"/>
-            <w:r>
-              <w:rPr>
-                <w:sz w:val="20"/>
-                <w:szCs w:val="20"/>
-              </w:rPr>
-              <w:t>du questionnaires</w:t>
-            </w:r>
-            <w:proofErr w:type="gramEnd"/>
+              <w:t>Récupérer les données du questionnaires</w:t>
+            </w:r>
           </w:p>
           <w:p>
             <w:pPr>
@@ -4818,7 +4756,6 @@
                 <w:szCs w:val="20"/>
               </w:rPr>
             </w:pPr>
-            <w:proofErr w:type="spellStart"/>
             <w:r>
               <w:rPr>
                 <w:sz w:val="20"/>
@@ -4826,7 +4763,6 @@
               </w:rPr>
               <w:t>Should</w:t>
             </w:r>
-            <w:proofErr w:type="spellEnd"/>
           </w:p>
         </w:tc>
         <w:tc>
@@ -4880,17 +4816,8 @@
                 <w:szCs w:val="20"/>
               </w:rPr>
               <w:lastRenderedPageBreak/>
-              <w:t xml:space="preserve">l’utilisateur pour télécharger le </w:t>
-            </w:r>
-            <w:proofErr w:type="spellStart"/>
-            <w:r>
-              <w:rPr>
-                <w:sz w:val="20"/>
-                <w:szCs w:val="20"/>
-              </w:rPr>
-              <w:t>portrait robot</w:t>
-            </w:r>
-            <w:proofErr w:type="spellEnd"/>
+              <w:t>l’utilisateur pour télécharger le portrait robot</w:t>
+            </w:r>
           </w:p>
         </w:tc>
       </w:tr>
@@ -5027,15 +4954,7 @@
         <w:t xml:space="preserve"> sprint consiste à </w:t>
       </w:r>
       <w:r>
-        <w:t xml:space="preserve">améliorer le VAE afin d’obtenir </w:t>
-      </w:r>
-      <w:proofErr w:type="gramStart"/>
-      <w:r>
-        <w:t>des images moins flous</w:t>
-      </w:r>
-      <w:proofErr w:type="gramEnd"/>
-      <w:r>
-        <w:t xml:space="preserve"> et de combiner nos différents programmes afin de pouvoir générer des portraits robots en interagissant avec l’interface</w:t>
+        <w:t>améliorer le VAE afin d’obtenir des images moins flous et de combiner nos différents programmes afin de pouvoir générer des portraits robots en interagissant avec l’interface</w:t>
       </w:r>
       <w:r>
         <w:t>. Pour plus d’informations sur chaque mission, vous trouverez ci-dessous le détail.</w:t>
@@ -5377,23 +5296,13 @@
           <w:szCs w:val="24"/>
         </w:rPr>
       </w:pPr>
-      <w:proofErr w:type="spellStart"/>
-      <w:r>
-        <w:rPr>
-          <w:rFonts w:asciiTheme="minorHAnsi" w:hAnsiTheme="minorHAnsi"/>
-          <w:sz w:val="24"/>
-          <w:szCs w:val="24"/>
-        </w:rPr>
-        <w:t>recadrage,ect</w:t>
-      </w:r>
-      <w:proofErr w:type="spellEnd"/>
-      <w:r>
-        <w:rPr>
-          <w:rFonts w:asciiTheme="minorHAnsi" w:hAnsiTheme="minorHAnsi"/>
-          <w:sz w:val="24"/>
-          <w:szCs w:val="24"/>
-        </w:rPr>
-        <w:t>…)</w:t>
+      <w:r>
+        <w:rPr>
+          <w:rFonts w:asciiTheme="minorHAnsi" w:hAnsiTheme="minorHAnsi"/>
+          <w:sz w:val="24"/>
+          <w:szCs w:val="24"/>
+        </w:rPr>
+        <w:t>recadrage,ect…)</w:t>
       </w:r>
     </w:p>
     <w:p>
@@ -5489,54 +5398,8 @@
           <w:sz w:val="24"/>
           <w:szCs w:val="24"/>
         </w:rPr>
-        <w:t xml:space="preserve">Encodeur </w:t>
-      </w:r>
-      <w:proofErr w:type="spellStart"/>
-      <w:r>
-        <w:rPr>
-          <w:rFonts w:asciiTheme="minorHAnsi" w:hAnsiTheme="minorHAnsi"/>
-          <w:sz w:val="24"/>
-          <w:szCs w:val="24"/>
-        </w:rPr>
-        <w:t>convolutionnel</w:t>
-      </w:r>
-      <w:proofErr w:type="spellEnd"/>
-      <w:r>
-        <w:rPr>
-          <w:rFonts w:asciiTheme="minorHAnsi" w:hAnsiTheme="minorHAnsi"/>
-          <w:sz w:val="24"/>
-          <w:szCs w:val="24"/>
-        </w:rPr>
-        <w:t xml:space="preserve"> : couches de convolutions, activations, </w:t>
-      </w:r>
-      <w:proofErr w:type="spellStart"/>
-      <w:r>
-        <w:rPr>
-          <w:rFonts w:asciiTheme="minorHAnsi" w:hAnsiTheme="minorHAnsi"/>
-          <w:sz w:val="24"/>
-          <w:szCs w:val="24"/>
-        </w:rPr>
-        <w:t>pooling</w:t>
-      </w:r>
-      <w:proofErr w:type="spellEnd"/>
-      <w:r>
-        <w:rPr>
-          <w:rFonts w:asciiTheme="minorHAnsi" w:hAnsiTheme="minorHAnsi"/>
-          <w:sz w:val="24"/>
-          <w:szCs w:val="24"/>
-        </w:rPr>
-        <w:t>/</w:t>
-      </w:r>
-      <w:proofErr w:type="spellStart"/>
-      <w:r>
-        <w:rPr>
-          <w:rFonts w:asciiTheme="minorHAnsi" w:hAnsiTheme="minorHAnsi"/>
-          <w:sz w:val="24"/>
-          <w:szCs w:val="24"/>
-        </w:rPr>
-        <w:t>strides</w:t>
-      </w:r>
-      <w:proofErr w:type="spellEnd"/>
+        <w:t>Encodeur convolutionnel : couches de convolutions, activations, pooling/strides</w:t>
+      </w:r>
     </w:p>
     <w:p>
       <w:pPr>
@@ -5653,25 +5516,7 @@
           <w:sz w:val="24"/>
           <w:szCs w:val="24"/>
         </w:rPr>
-        <w:t xml:space="preserve">Décodeur </w:t>
-      </w:r>
-      <w:proofErr w:type="spellStart"/>
-      <w:r>
-        <w:rPr>
-          <w:rFonts w:asciiTheme="minorHAnsi" w:hAnsiTheme="minorHAnsi"/>
-          <w:sz w:val="24"/>
-          <w:szCs w:val="24"/>
-        </w:rPr>
-        <w:t>convolutionnel</w:t>
-      </w:r>
-      <w:proofErr w:type="spellEnd"/>
-      <w:r>
-        <w:rPr>
-          <w:rFonts w:asciiTheme="minorHAnsi" w:hAnsiTheme="minorHAnsi"/>
-          <w:sz w:val="24"/>
-          <w:szCs w:val="24"/>
-        </w:rPr>
-        <w:t xml:space="preserve"> : couches de déconvolution, reconstruction image finale</w:t>
+        <w:t>Décodeur convolutionnel : couches de déconvolution, reconstruction image finale</w:t>
       </w:r>
     </w:p>
     <w:p>
@@ -5969,43 +5814,7 @@
           <w:sz w:val="24"/>
           <w:szCs w:val="24"/>
         </w:rPr>
-        <w:t xml:space="preserve">Suivre évolution de l’apprentissage (graphes, courbes de </w:t>
-      </w:r>
-      <w:proofErr w:type="spellStart"/>
-      <w:r>
-        <w:rPr>
-          <w:rFonts w:asciiTheme="minorHAnsi" w:hAnsiTheme="minorHAnsi"/>
-          <w:sz w:val="24"/>
-          <w:szCs w:val="24"/>
-        </w:rPr>
-        <w:t>loss</w:t>
-      </w:r>
-      <w:proofErr w:type="spellEnd"/>
-      <w:r>
-        <w:rPr>
-          <w:rFonts w:asciiTheme="minorHAnsi" w:hAnsiTheme="minorHAnsi"/>
-          <w:sz w:val="24"/>
-          <w:szCs w:val="24"/>
-        </w:rPr>
-        <w:t>,…), éviter l’</w:t>
-      </w:r>
-      <w:proofErr w:type="spellStart"/>
-      <w:r>
-        <w:rPr>
-          <w:rFonts w:asciiTheme="minorHAnsi" w:hAnsiTheme="minorHAnsi"/>
-          <w:sz w:val="24"/>
-          <w:szCs w:val="24"/>
-        </w:rPr>
-        <w:t>overfitting</w:t>
-      </w:r>
-      <w:proofErr w:type="spellEnd"/>
-      <w:r>
-        <w:rPr>
-          <w:rFonts w:asciiTheme="minorHAnsi" w:hAnsiTheme="minorHAnsi"/>
-          <w:sz w:val="24"/>
-          <w:szCs w:val="24"/>
-        </w:rPr>
-        <w:t xml:space="preserve"> et</w:t>
+        <w:t>Suivre évolution de l’apprentissage (graphes, courbes de loss,…), éviter l’overfitting et</w:t>
       </w:r>
     </w:p>
     <w:p>
@@ -6179,33 +5988,15 @@
           <w:sz w:val="24"/>
           <w:szCs w:val="24"/>
         </w:rPr>
-        <w:t xml:space="preserve">onner puis modifier un </w:t>
-      </w:r>
-      <w:proofErr w:type="spellStart"/>
-      <w:r>
-        <w:rPr>
-          <w:rFonts w:asciiTheme="minorHAnsi" w:hAnsiTheme="minorHAnsi"/>
-          <w:sz w:val="24"/>
-          <w:szCs w:val="24"/>
-        </w:rPr>
-        <w:t>portrait</w:t>
-      </w:r>
-      <w:r>
-        <w:rPr>
-          <w:rFonts w:asciiTheme="minorHAnsi" w:hAnsiTheme="minorHAnsi"/>
-          <w:sz w:val="24"/>
-          <w:szCs w:val="24"/>
-        </w:rPr>
-        <w:t>robot</w:t>
-      </w:r>
-      <w:proofErr w:type="spellEnd"/>
-      <w:r>
-        <w:rPr>
-          <w:rFonts w:asciiTheme="minorHAnsi" w:hAnsiTheme="minorHAnsi"/>
-          <w:sz w:val="24"/>
-          <w:szCs w:val="24"/>
-        </w:rPr>
-        <w:t xml:space="preserve"> sans avoir à manipuler directement le code ou le modèle.</w:t>
+        <w:t>onner puis modifier un portrait</w:t>
+      </w:r>
+      <w:r>
+        <w:rPr>
+          <w:rFonts w:asciiTheme="minorHAnsi" w:hAnsiTheme="minorHAnsi"/>
+          <w:sz w:val="24"/>
+          <w:szCs w:val="24"/>
+        </w:rPr>
+        <w:t>robot sans avoir à manipuler directement le code ou le modèle.</w:t>
       </w:r>
     </w:p>
     <w:p>
@@ -6249,25 +6040,7 @@
           <w:sz w:val="24"/>
           <w:szCs w:val="24"/>
         </w:rPr>
-        <w:t xml:space="preserve">Une première version de l’interface graphique a été développée afin de mettre en place les bases du projet. Cette version permet d’afficher un questionnaire initial et de guider l’utilisateur dans les premières étapes de génération du </w:t>
-      </w:r>
-      <w:proofErr w:type="spellStart"/>
-      <w:r>
-        <w:rPr>
-          <w:rFonts w:asciiTheme="minorHAnsi" w:hAnsiTheme="minorHAnsi"/>
-          <w:sz w:val="24"/>
-          <w:szCs w:val="24"/>
-        </w:rPr>
-        <w:t>portrait robot</w:t>
-      </w:r>
-      <w:proofErr w:type="spellEnd"/>
-      <w:r>
-        <w:rPr>
-          <w:rFonts w:asciiTheme="minorHAnsi" w:hAnsiTheme="minorHAnsi"/>
-          <w:sz w:val="24"/>
-          <w:szCs w:val="24"/>
-        </w:rPr>
-        <w:t>.</w:t>
+        <w:t>Une première version de l’interface graphique a été développée afin de mettre en place les bases du projet. Cette version permet d’afficher un questionnaire initial et de guider l’utilisateur dans les premières étapes de génération du portrait robot.</w:t>
       </w:r>
     </w:p>
     <w:p>
@@ -7052,7 +6825,6 @@
           <w14:ligatures w14:val="none"/>
         </w:rPr>
       </w:pPr>
-      <w:proofErr w:type="gramStart"/>
       <w:r>
         <w:rPr>
           <w:rFonts w:ascii="Courier New" w:eastAsia="Times New Roman" w:hAnsi="Courier New" w:cs="Courier New"/>
@@ -7060,17 +6832,7 @@
           <w:lang w:eastAsia="fr-FR"/>
           <w14:ligatures w14:val="none"/>
         </w:rPr>
-        <w:t>encode</w:t>
-      </w:r>
-      <w:proofErr w:type="gramEnd"/>
-      <w:r>
-        <w:rPr>
-          <w:rFonts w:ascii="Courier New" w:eastAsia="Times New Roman" w:hAnsi="Courier New" w:cs="Courier New"/>
-          <w:kern w:val="0"/>
-          <w:lang w:eastAsia="fr-FR"/>
-          <w14:ligatures w14:val="none"/>
-        </w:rPr>
-        <w:t>(image)</w:t>
+        <w:t>encode(image)</w:t>
       </w:r>
       <w:r>
         <w:rPr>
@@ -7106,8 +6868,6 @@
           <w14:ligatures w14:val="none"/>
         </w:rPr>
       </w:pPr>
-      <w:proofErr w:type="spellStart"/>
-      <w:proofErr w:type="gramStart"/>
       <w:r>
         <w:rPr>
           <w:rFonts w:ascii="Courier New" w:eastAsia="Times New Roman" w:hAnsi="Courier New" w:cs="Courier New"/>
@@ -7115,47 +6875,7 @@
           <w:lang w:eastAsia="fr-FR"/>
           <w14:ligatures w14:val="none"/>
         </w:rPr>
-        <w:t>decode</w:t>
-      </w:r>
-      <w:proofErr w:type="spellEnd"/>
-      <w:r>
-        <w:rPr>
-          <w:rFonts w:ascii="Courier New" w:eastAsia="Times New Roman" w:hAnsi="Courier New" w:cs="Courier New"/>
-          <w:kern w:val="0"/>
-          <w:lang w:eastAsia="fr-FR"/>
-          <w14:ligatures w14:val="none"/>
-        </w:rPr>
-        <w:t>(</w:t>
-      </w:r>
-      <w:proofErr w:type="gramEnd"/>
-      <w:r>
-        <w:rPr>
-          <w:rFonts w:ascii="Courier New" w:eastAsia="Times New Roman" w:hAnsi="Courier New" w:cs="Courier New"/>
-          <w:kern w:val="0"/>
-          <w:lang w:eastAsia="fr-FR"/>
-          <w14:ligatures w14:val="none"/>
-        </w:rPr>
-        <w:t xml:space="preserve">latent, </w:t>
-      </w:r>
-      <w:proofErr w:type="spellStart"/>
-      <w:r>
-        <w:rPr>
-          <w:rFonts w:ascii="Courier New" w:eastAsia="Times New Roman" w:hAnsi="Courier New" w:cs="Courier New"/>
-          <w:kern w:val="0"/>
-          <w:lang w:eastAsia="fr-FR"/>
-          <w14:ligatures w14:val="none"/>
-        </w:rPr>
-        <w:t>shape</w:t>
-      </w:r>
-      <w:proofErr w:type="spellEnd"/>
-      <w:r>
-        <w:rPr>
-          <w:rFonts w:ascii="Courier New" w:eastAsia="Times New Roman" w:hAnsi="Courier New" w:cs="Courier New"/>
-          <w:kern w:val="0"/>
-          <w:lang w:eastAsia="fr-FR"/>
-          <w14:ligatures w14:val="none"/>
-        </w:rPr>
-        <w:t>)</w:t>
+        <w:t>decode(latent, shape)</w:t>
       </w:r>
       <w:r>
         <w:rPr>
@@ -7173,67 +6893,7 @@
           <w:lang w:eastAsia="fr-FR"/>
           <w14:ligatures w14:val="none"/>
         </w:rPr>
-        <w:t xml:space="preserve">Effectue l'opération inverse. Elle convertit un vecteur latent (tableau </w:t>
-      </w:r>
-      <w:proofErr w:type="spellStart"/>
-      <w:r>
-        <w:rPr>
-          <w:rFonts w:eastAsia="Times New Roman" w:cs="Times New Roman"/>
-          <w:kern w:val="0"/>
-          <w:lang w:eastAsia="fr-FR"/>
-          <w14:ligatures w14:val="none"/>
-        </w:rPr>
-        <w:t>NumPy</w:t>
-      </w:r>
-      <w:proofErr w:type="spellEnd"/>
-      <w:r>
-        <w:rPr>
-          <w:rFonts w:eastAsia="Times New Roman" w:cs="Times New Roman"/>
-          <w:kern w:val="0"/>
-          <w:lang w:eastAsia="fr-FR"/>
-          <w14:ligatures w14:val="none"/>
-        </w:rPr>
-        <w:t xml:space="preserve">) en tenseur </w:t>
-      </w:r>
-      <w:proofErr w:type="spellStart"/>
-      <w:r>
-        <w:rPr>
-          <w:rFonts w:eastAsia="Times New Roman" w:cs="Times New Roman"/>
-          <w:kern w:val="0"/>
-          <w:lang w:eastAsia="fr-FR"/>
-          <w14:ligatures w14:val="none"/>
-        </w:rPr>
-        <w:t>PyTorch</w:t>
-      </w:r>
-      <w:proofErr w:type="spellEnd"/>
-      <w:r>
-        <w:rPr>
-          <w:rFonts w:eastAsia="Times New Roman" w:cs="Times New Roman"/>
-          <w:kern w:val="0"/>
-          <w:lang w:eastAsia="fr-FR"/>
-          <w14:ligatures w14:val="none"/>
-        </w:rPr>
-        <w:t>, le passe dans le décodeur du modèle pour générer la structure spatiale, puis le convertit en une image visible (</w:t>
-      </w:r>
-      <w:proofErr w:type="spellStart"/>
-      <w:r>
-        <w:rPr>
-          <w:rFonts w:eastAsia="Times New Roman" w:cs="Times New Roman"/>
-          <w:kern w:val="0"/>
-          <w:lang w:eastAsia="fr-FR"/>
-          <w14:ligatures w14:val="none"/>
-        </w:rPr>
-        <w:t>pixelisée</w:t>
-      </w:r>
-      <w:proofErr w:type="spellEnd"/>
-      <w:r>
-        <w:rPr>
-          <w:rFonts w:eastAsia="Times New Roman" w:cs="Times New Roman"/>
-          <w:kern w:val="0"/>
-          <w:lang w:eastAsia="fr-FR"/>
-          <w14:ligatures w14:val="none"/>
-        </w:rPr>
-        <w:t xml:space="preserve"> entre 0 et 255) au format PIL.</w:t>
+        <w:t>Effectue l'opération inverse. Elle convertit un vecteur latent (tableau NumPy) en tenseur PyTorch, le passe dans le décodeur du modèle pour générer la structure spatiale, puis le convertit en une image visible (pixelisée entre 0 et 255) au format PIL.</w:t>
       </w:r>
     </w:p>
     <w:p>
@@ -7251,8 +6911,6 @@
           <w14:ligatures w14:val="none"/>
         </w:rPr>
       </w:pPr>
-      <w:proofErr w:type="spellStart"/>
-      <w:proofErr w:type="gramStart"/>
       <w:r>
         <w:rPr>
           <w:rFonts w:ascii="Courier New" w:eastAsia="Times New Roman" w:hAnsi="Courier New" w:cs="Courier New"/>
@@ -7260,27 +6918,7 @@
           <w:lang w:eastAsia="fr-FR"/>
           <w14:ligatures w14:val="none"/>
         </w:rPr>
-        <w:t>reconstruct</w:t>
-      </w:r>
-      <w:proofErr w:type="gramEnd"/>
-      <w:r>
-        <w:rPr>
-          <w:rFonts w:ascii="Courier New" w:eastAsia="Times New Roman" w:hAnsi="Courier New" w:cs="Courier New"/>
-          <w:kern w:val="0"/>
-          <w:lang w:eastAsia="fr-FR"/>
-          <w14:ligatures w14:val="none"/>
-        </w:rPr>
-        <w:t>_image</w:t>
-      </w:r>
-      <w:proofErr w:type="spellEnd"/>
-      <w:r>
-        <w:rPr>
-          <w:rFonts w:ascii="Courier New" w:eastAsia="Times New Roman" w:hAnsi="Courier New" w:cs="Courier New"/>
-          <w:kern w:val="0"/>
-          <w:lang w:eastAsia="fr-FR"/>
-          <w14:ligatures w14:val="none"/>
-        </w:rPr>
-        <w:t>(image)</w:t>
+        <w:t>reconstruct_image(image)</w:t>
       </w:r>
       <w:r>
         <w:rPr>
@@ -7341,8 +6979,6 @@
           <w14:ligatures w14:val="none"/>
         </w:rPr>
       </w:pPr>
-      <w:proofErr w:type="spellStart"/>
-      <w:proofErr w:type="gramStart"/>
       <w:r>
         <w:rPr>
           <w:rFonts w:ascii="Courier New" w:eastAsia="Times New Roman" w:hAnsi="Courier New" w:cs="Courier New"/>
@@ -7350,9 +6986,8 @@
           <w:lang w:eastAsia="fr-FR"/>
           <w14:ligatures w14:val="none"/>
         </w:rPr>
-        <w:t>interpolate</w:t>
-      </w:r>
-      <w:proofErr w:type="gramEnd"/>
+        <w:t>Fusion2</w:t>
+      </w:r>
       <w:r>
         <w:rPr>
           <w:rFonts w:ascii="Courier New" w:eastAsia="Times New Roman" w:hAnsi="Courier New" w:cs="Courier New"/>
@@ -7360,17 +6995,7 @@
           <w:lang w:eastAsia="fr-FR"/>
           <w14:ligatures w14:val="none"/>
         </w:rPr>
-        <w:t>_images</w:t>
-      </w:r>
-      <w:proofErr w:type="spellEnd"/>
-      <w:r>
-        <w:rPr>
-          <w:rFonts w:ascii="Courier New" w:eastAsia="Times New Roman" w:hAnsi="Courier New" w:cs="Courier New"/>
-          <w:kern w:val="0"/>
-          <w:lang w:eastAsia="fr-FR"/>
-          <w14:ligatures w14:val="none"/>
-        </w:rPr>
-        <w:t>(img1, img2, t)</w:t>
+        <w:t>_images(img1, img2, t)</w:t>
       </w:r>
       <w:r>
         <w:rPr>
@@ -7382,10 +7007,7 @@
         <w:t xml:space="preserve"> : </w:t>
       </w:r>
       <w:r>
-        <w:t>Réalise une interpolation linéaire entre deux visages</w:t>
-      </w:r>
-      <w:r>
-        <w:t xml:space="preserve">. </w:t>
+        <w:t xml:space="preserve">Réalise une interpolation linéaire entre deux visages. </w:t>
       </w:r>
       <w:r>
         <w:rPr>
@@ -7394,18 +7016,7 @@
           <w:lang w:eastAsia="fr-FR"/>
           <w14:ligatures w14:val="none"/>
         </w:rPr>
-        <w:t>Les deux images sont projetées dans l'espace latent. Leurs vecteurs subissent ensuite une interpolation linéaire calculée grâce au coefficient t (par exemple 0.5 pour la moitié exacte de la distance vectorielle). Le point résult</w:t>
-      </w:r>
-      <w:bookmarkStart w:id="36" w:name="_GoBack"/>
-      <w:bookmarkEnd w:id="36"/>
-      <w:r>
-        <w:rPr>
-          <w:rFonts w:eastAsia="Times New Roman" w:cs="Times New Roman"/>
-          <w:kern w:val="0"/>
-          <w:lang w:eastAsia="fr-FR"/>
-          <w14:ligatures w14:val="none"/>
-        </w:rPr>
-        <w:t>ant est décodé pour produire un visage hybride inédit.</w:t>
+        <w:t>Les deux images sont projetées dans l'espace latent. Leurs vecteurs subissent ensuite une interpolation linéaire calculée grâce au coefficient t (par exemple 0.5 pour la moitié exacte de la distance vectorielle). Le point résultant est décodé pour produire un visage hybride inédit.</w:t>
       </w:r>
     </w:p>
     <w:p>
@@ -7423,8 +7034,6 @@
           <w14:ligatures w14:val="none"/>
         </w:rPr>
       </w:pPr>
-      <w:proofErr w:type="spellStart"/>
-      <w:proofErr w:type="gramStart"/>
       <w:r>
         <w:rPr>
           <w:rFonts w:ascii="Courier New" w:eastAsia="Times New Roman" w:hAnsi="Courier New" w:cs="Courier New"/>
@@ -7433,9 +7042,8 @@
           <w14:ligatures w14:val="none"/>
         </w:rPr>
         <w:lastRenderedPageBreak/>
-        <w:t>fusion</w:t>
-      </w:r>
-      <w:proofErr w:type="gramEnd"/>
+        <w:t>F</w:t>
+      </w:r>
       <w:r>
         <w:rPr>
           <w:rFonts w:ascii="Courier New" w:eastAsia="Times New Roman" w:hAnsi="Courier New" w:cs="Courier New"/>
@@ -7443,9 +7051,8 @@
           <w:lang w:eastAsia="fr-FR"/>
           <w14:ligatures w14:val="none"/>
         </w:rPr>
-        <w:t>_images</w:t>
-      </w:r>
-      <w:proofErr w:type="spellEnd"/>
+        <w:t>usion</w:t>
+      </w:r>
       <w:r>
         <w:rPr>
           <w:rFonts w:ascii="Courier New" w:eastAsia="Times New Roman" w:hAnsi="Courier New" w:cs="Courier New"/>
@@ -7453,7 +7060,16 @@
           <w:lang w:eastAsia="fr-FR"/>
           <w14:ligatures w14:val="none"/>
         </w:rPr>
-        <w:t>(img1, img2, img3, ...)</w:t>
+        <w:t>3</w:t>
+      </w:r>
+      <w:r>
+        <w:rPr>
+          <w:rFonts w:ascii="Courier New" w:eastAsia="Times New Roman" w:hAnsi="Courier New" w:cs="Courier New"/>
+          <w:kern w:val="0"/>
+          <w:lang w:eastAsia="fr-FR"/>
+          <w14:ligatures w14:val="none"/>
+        </w:rPr>
+        <w:t>_images(img1, img2, img3, ...)</w:t>
       </w:r>
       <w:r>
         <w:rPr>
@@ -7514,8 +7130,6 @@
           <w14:ligatures w14:val="none"/>
         </w:rPr>
       </w:pPr>
-      <w:proofErr w:type="spellStart"/>
-      <w:proofErr w:type="gramStart"/>
       <w:r>
         <w:rPr>
           <w:rFonts w:ascii="Courier New" w:eastAsia="Times New Roman" w:hAnsi="Courier New" w:cs="Courier New"/>
@@ -7523,47 +7137,7 @@
           <w:lang w:eastAsia="fr-FR"/>
           <w14:ligatures w14:val="none"/>
         </w:rPr>
-        <w:t>load</w:t>
-      </w:r>
-      <w:proofErr w:type="gramEnd"/>
-      <w:r>
-        <w:rPr>
-          <w:rFonts w:ascii="Courier New" w:eastAsia="Times New Roman" w:hAnsi="Courier New" w:cs="Courier New"/>
-          <w:kern w:val="0"/>
-          <w:lang w:eastAsia="fr-FR"/>
-          <w14:ligatures w14:val="none"/>
-        </w:rPr>
-        <w:t>_attributs</w:t>
-      </w:r>
-      <w:proofErr w:type="spellEnd"/>
-      <w:r>
-        <w:rPr>
-          <w:rFonts w:ascii="Courier New" w:eastAsia="Times New Roman" w:hAnsi="Courier New" w:cs="Courier New"/>
-          <w:kern w:val="0"/>
-          <w:lang w:eastAsia="fr-FR"/>
-          <w14:ligatures w14:val="none"/>
-        </w:rPr>
-        <w:t>(</w:t>
-      </w:r>
-      <w:proofErr w:type="spellStart"/>
-      <w:r>
-        <w:rPr>
-          <w:rFonts w:ascii="Courier New" w:eastAsia="Times New Roman" w:hAnsi="Courier New" w:cs="Courier New"/>
-          <w:kern w:val="0"/>
-          <w:lang w:eastAsia="fr-FR"/>
-          <w14:ligatures w14:val="none"/>
-        </w:rPr>
-        <w:t>txt_file</w:t>
-      </w:r>
-      <w:proofErr w:type="spellEnd"/>
-      <w:r>
-        <w:rPr>
-          <w:rFonts w:ascii="Courier New" w:eastAsia="Times New Roman" w:hAnsi="Courier New" w:cs="Courier New"/>
-          <w:kern w:val="0"/>
-          <w:lang w:eastAsia="fr-FR"/>
-          <w14:ligatures w14:val="none"/>
-        </w:rPr>
-        <w:t>)</w:t>
+        <w:t>load_attributs(txt_file)</w:t>
       </w:r>
       <w:r>
         <w:rPr>
@@ -7581,47 +7155,7 @@
           <w:lang w:eastAsia="fr-FR"/>
           <w14:ligatures w14:val="none"/>
         </w:rPr>
-        <w:t xml:space="preserve">Scanne et interprète le fichier texte de labellisation du </w:t>
-      </w:r>
-      <w:proofErr w:type="spellStart"/>
-      <w:r>
-        <w:rPr>
-          <w:rFonts w:eastAsia="Times New Roman" w:cs="Times New Roman"/>
-          <w:kern w:val="0"/>
-          <w:lang w:eastAsia="fr-FR"/>
-          <w14:ligatures w14:val="none"/>
-        </w:rPr>
-        <w:t>dataset</w:t>
-      </w:r>
-      <w:proofErr w:type="spellEnd"/>
-      <w:r>
-        <w:rPr>
-          <w:rFonts w:eastAsia="Times New Roman" w:cs="Times New Roman"/>
-          <w:kern w:val="0"/>
-          <w:lang w:eastAsia="fr-FR"/>
-          <w14:ligatures w14:val="none"/>
-        </w:rPr>
-        <w:t xml:space="preserve"> (ex: </w:t>
-      </w:r>
-      <w:proofErr w:type="spellStart"/>
-      <w:r>
-        <w:rPr>
-          <w:rFonts w:eastAsia="Times New Roman" w:cs="Times New Roman"/>
-          <w:kern w:val="0"/>
-          <w:lang w:eastAsia="fr-FR"/>
-          <w14:ligatures w14:val="none"/>
-        </w:rPr>
-        <w:t>CelebA</w:t>
-      </w:r>
-      <w:proofErr w:type="spellEnd"/>
-      <w:r>
-        <w:rPr>
-          <w:rFonts w:eastAsia="Times New Roman" w:cs="Times New Roman"/>
-          <w:kern w:val="0"/>
-          <w:lang w:eastAsia="fr-FR"/>
-          <w14:ligatures w14:val="none"/>
-        </w:rPr>
-        <w:t>). Elle associe chaque ID d'image à une liste de variables binaires (-1 ou 1) désignant l'absence ou la présence d'attributs (lunettes, barbe, couleur de cheveux, etc.).</w:t>
+        <w:t>Scanne et interprète le fichier texte de labellisation du dataset (ex: CelebA). Elle associe chaque ID d'image à une liste de variables binaires (-1 ou 1) désignant l'absence ou la présence d'attributs (lunettes, barbe, couleur de cheveux, etc.).</w:t>
       </w:r>
     </w:p>
     <w:p>
@@ -7639,8 +7173,6 @@
           <w14:ligatures w14:val="none"/>
         </w:rPr>
       </w:pPr>
-      <w:proofErr w:type="spellStart"/>
-      <w:proofErr w:type="gramStart"/>
       <w:r>
         <w:rPr>
           <w:rFonts w:ascii="Courier New" w:eastAsia="Times New Roman" w:hAnsi="Courier New" w:cs="Courier New"/>
@@ -7648,27 +7180,7 @@
           <w:lang w:eastAsia="fr-FR"/>
           <w14:ligatures w14:val="none"/>
         </w:rPr>
-        <w:t>compute</w:t>
-      </w:r>
-      <w:proofErr w:type="gramEnd"/>
-      <w:r>
-        <w:rPr>
-          <w:rFonts w:ascii="Courier New" w:eastAsia="Times New Roman" w:hAnsi="Courier New" w:cs="Courier New"/>
-          <w:kern w:val="0"/>
-          <w:lang w:eastAsia="fr-FR"/>
-          <w14:ligatures w14:val="none"/>
-        </w:rPr>
-        <w:t>_directions</w:t>
-      </w:r>
-      <w:proofErr w:type="spellEnd"/>
-      <w:r>
-        <w:rPr>
-          <w:rFonts w:ascii="Courier New" w:eastAsia="Times New Roman" w:hAnsi="Courier New" w:cs="Courier New"/>
-          <w:kern w:val="0"/>
-          <w:lang w:eastAsia="fr-FR"/>
-          <w14:ligatures w14:val="none"/>
-        </w:rPr>
-        <w:t>(...)</w:t>
+        <w:t>compute_directions(...)</w:t>
       </w:r>
       <w:r>
         <w:rPr>
@@ -7722,8 +7234,6 @@
           <w14:ligatures w14:val="none"/>
         </w:rPr>
       </w:pPr>
-      <w:proofErr w:type="spellStart"/>
-      <w:proofErr w:type="gramStart"/>
       <w:r>
         <w:rPr>
           <w:rFonts w:ascii="Courier New" w:eastAsia="Times New Roman" w:hAnsi="Courier New" w:cs="Courier New"/>
@@ -7731,27 +7241,7 @@
           <w:lang w:eastAsia="fr-FR"/>
           <w14:ligatures w14:val="none"/>
         </w:rPr>
-        <w:t>modif</w:t>
-      </w:r>
-      <w:proofErr w:type="gramEnd"/>
-      <w:r>
-        <w:rPr>
-          <w:rFonts w:ascii="Courier New" w:eastAsia="Times New Roman" w:hAnsi="Courier New" w:cs="Courier New"/>
-          <w:kern w:val="0"/>
-          <w:lang w:eastAsia="fr-FR"/>
-          <w14:ligatures w14:val="none"/>
-        </w:rPr>
-        <w:t>_attribut</w:t>
-      </w:r>
-      <w:proofErr w:type="spellEnd"/>
-      <w:r>
-        <w:rPr>
-          <w:rFonts w:ascii="Courier New" w:eastAsia="Times New Roman" w:hAnsi="Courier New" w:cs="Courier New"/>
-          <w:kern w:val="0"/>
-          <w:lang w:eastAsia="fr-FR"/>
-          <w14:ligatures w14:val="none"/>
-        </w:rPr>
-        <w:t>(...)</w:t>
+        <w:t>modif_attribut(...)</w:t>
       </w:r>
       <w:r>
         <w:rPr>
@@ -7823,8 +7313,6 @@
           <w14:ligatures w14:val="none"/>
         </w:rPr>
       </w:pPr>
-      <w:proofErr w:type="spellStart"/>
-      <w:proofErr w:type="gramStart"/>
       <w:r>
         <w:rPr>
           <w:rFonts w:ascii="Courier New" w:eastAsia="Times New Roman" w:hAnsi="Courier New" w:cs="Courier New"/>
@@ -7832,9 +7320,35 @@
           <w:lang w:eastAsia="fr-FR"/>
           <w14:ligatures w14:val="none"/>
         </w:rPr>
-        <w:t>modify</w:t>
-      </w:r>
-      <w:proofErr w:type="gramEnd"/>
+        <w:t>modify_image_attributes(...)</w:t>
+      </w:r>
+      <w:r>
+        <w:rPr>
+          <w:rFonts w:ascii="Times New Roman" w:eastAsia="Times New Roman" w:hAnsi="Times New Roman" w:cs="Times New Roman"/>
+          <w:kern w:val="0"/>
+          <w:lang w:eastAsia="fr-FR"/>
+          <w14:ligatures w14:val="none"/>
+        </w:rPr>
+        <w:t xml:space="preserve"> : </w:t>
+      </w:r>
+      <w:r>
+        <w:rPr>
+          <w:rFonts w:eastAsia="Times New Roman" w:cs="Times New Roman"/>
+          <w:kern w:val="0"/>
+          <w:lang w:eastAsia="fr-FR"/>
+          <w14:ligatures w14:val="none"/>
+        </w:rPr>
+        <w:t>Ordonnance le workflow complet de mutation sémantique. Elle encode une image de départ, itère sur une liste ordonnée de modifications à faire (ajout d'un sourire, suppression de lunettes) en appelant</w:t>
+      </w:r>
+      <w:r>
+        <w:rPr>
+          <w:rFonts w:ascii="Times New Roman" w:eastAsia="Times New Roman" w:hAnsi="Times New Roman" w:cs="Times New Roman"/>
+          <w:kern w:val="0"/>
+          <w:lang w:eastAsia="fr-FR"/>
+          <w14:ligatures w14:val="none"/>
+        </w:rPr>
+        <w:t xml:space="preserve"> </w:t>
+      </w:r>
       <w:r>
         <w:rPr>
           <w:rFonts w:ascii="Courier New" w:eastAsia="Times New Roman" w:hAnsi="Courier New" w:cs="Courier New"/>
@@ -7842,36 +7356,64 @@
           <w:lang w:eastAsia="fr-FR"/>
           <w14:ligatures w14:val="none"/>
         </w:rPr>
-        <w:t>_image_attributes</w:t>
-      </w:r>
-      <w:proofErr w:type="spellEnd"/>
-      <w:r>
-        <w:rPr>
-          <w:rFonts w:ascii="Courier New" w:eastAsia="Times New Roman" w:hAnsi="Courier New" w:cs="Courier New"/>
+        <w:t>modif_</w:t>
+      </w:r>
+      <w:r>
+        <w:rPr>
+          <w:rFonts w:eastAsia="Times New Roman" w:cs="Times New Roman"/>
           <w:kern w:val="0"/>
           <w:lang w:eastAsia="fr-FR"/>
           <w14:ligatures w14:val="none"/>
         </w:rPr>
-        <w:t>(...)</w:t>
-      </w:r>
-      <w:r>
+        <w:t>attribut autant de fois que nécessaire sur le vecteur latent, puis décode le vecteur métamorphosé en image finale.</w:t>
+      </w:r>
+    </w:p>
+    <w:p>
+      <w:pPr>
+        <w:jc w:val="both"/>
+      </w:pPr>
+    </w:p>
+    <w:p>
+      <w:pPr>
+        <w:pStyle w:val="Titolo1"/>
+        <w:jc w:val="both"/>
+      </w:pPr>
+      <w:r>
+        <w:t>Algorithme Génétique</w:t>
+      </w:r>
+    </w:p>
+    <w:p>
+      <w:pPr>
+        <w:spacing w:before="100" w:beforeAutospacing="1" w:after="100" w:afterAutospacing="1" w:line="240" w:lineRule="auto"/>
+        <w:jc w:val="both"/>
+        <w:rPr>
+          <w:rFonts w:asciiTheme="majorHAnsi" w:eastAsiaTheme="majorEastAsia" w:hAnsiTheme="majorHAnsi" w:cstheme="majorBidi"/>
+          <w:color w:val="196B24" w:themeColor="accent3"/>
+          <w:sz w:val="30"/>
+          <w:szCs w:val="32"/>
+        </w:rPr>
+      </w:pPr>
+      <w:r>
+        <w:rPr>
+          <w:rFonts w:asciiTheme="majorHAnsi" w:eastAsiaTheme="majorEastAsia" w:hAnsiTheme="majorHAnsi" w:cstheme="majorBidi"/>
+          <w:color w:val="196B24" w:themeColor="accent3"/>
+          <w:sz w:val="30"/>
+          <w:szCs w:val="32"/>
+        </w:rPr>
+        <w:t>Description Générale</w:t>
+      </w:r>
+    </w:p>
+    <w:p>
+      <w:pPr>
+        <w:spacing w:before="100" w:beforeAutospacing="1" w:after="100" w:afterAutospacing="1" w:line="240" w:lineRule="auto"/>
+        <w:jc w:val="both"/>
         <w:rPr>
           <w:rFonts w:ascii="Times New Roman" w:eastAsia="Times New Roman" w:hAnsi="Times New Roman" w:cs="Times New Roman"/>
           <w:kern w:val="0"/>
           <w:lang w:eastAsia="fr-FR"/>
           <w14:ligatures w14:val="none"/>
         </w:rPr>
-        <w:t xml:space="preserve"> : </w:t>
-      </w:r>
-      <w:r>
-        <w:rPr>
-          <w:rFonts w:eastAsia="Times New Roman" w:cs="Times New Roman"/>
-          <w:kern w:val="0"/>
-          <w:lang w:eastAsia="fr-FR"/>
-          <w14:ligatures w14:val="none"/>
-        </w:rPr>
-        <w:t>Ordonnance le workflow complet de mutation sémantique. Elle encode une image de départ, itère sur une liste ordonnée de modifications à faire (ajout d'un sourire, suppression de lunettes) en appelant</w:t>
-      </w:r>
+      </w:pPr>
       <w:r>
         <w:rPr>
           <w:rFonts w:ascii="Times New Roman" w:eastAsia="Times New Roman" w:hAnsi="Times New Roman" w:cs="Times New Roman"/>
@@ -7879,44 +7421,429 @@
           <w:lang w:eastAsia="fr-FR"/>
           <w14:ligatures w14:val="none"/>
         </w:rPr>
-        <w:t xml:space="preserve"> </w:t>
-      </w:r>
-      <w:proofErr w:type="spellStart"/>
+        <w:t xml:space="preserve">Ce module implémente une classe </w:t>
+      </w:r>
       <w:r>
         <w:rPr>
           <w:rFonts w:ascii="Courier New" w:eastAsia="Times New Roman" w:hAnsi="Courier New" w:cs="Courier New"/>
+          <w:kern w:val="0"/>
+          <w:sz w:val="20"/>
+          <w:szCs w:val="20"/>
+          <w:lang w:eastAsia="fr-FR"/>
+          <w14:ligatures w14:val="none"/>
+        </w:rPr>
+        <w:t>GeneticAlgorithm</w:t>
+      </w:r>
+      <w:r>
+        <w:rPr>
+          <w:rFonts w:ascii="Times New Roman" w:eastAsia="Times New Roman" w:hAnsi="Times New Roman" w:cs="Times New Roman"/>
           <w:kern w:val="0"/>
           <w:lang w:eastAsia="fr-FR"/>
           <w14:ligatures w14:val="none"/>
         </w:rPr>
-        <w:t>modif_</w:t>
-      </w:r>
-      <w:r>
-        <w:rPr>
-          <w:rFonts w:eastAsia="Times New Roman" w:cs="Times New Roman"/>
+        <w:t xml:space="preserve"> conçue pour effectuer une recherche d'optimisation dans l'espace latent du VAE. Son objectif est d'identifier un vecteur latent de 128 dimensions qui maximise une fonction de fitness donnée, généralement l'alignement avec une direction sémantique spécifique (par exemple, "Smiling", "Eyeglasses"). L'algorithme part d'une population de vecteurs latents générés aléatoirement et la fait évoluer sur plusieurs générations pour converger vers une solution optimale.</w:t>
+      </w:r>
+    </w:p>
+    <w:p>
+      <w:pPr>
+        <w:spacing w:before="100" w:beforeAutospacing="1" w:after="100" w:afterAutospacing="1" w:line="240" w:lineRule="auto"/>
+        <w:jc w:val="both"/>
+        <w:rPr>
+          <w:rFonts w:asciiTheme="majorHAnsi" w:eastAsiaTheme="majorEastAsia" w:hAnsiTheme="majorHAnsi" w:cstheme="majorBidi"/>
+          <w:color w:val="196B24" w:themeColor="accent3"/>
+          <w:sz w:val="30"/>
+          <w:szCs w:val="32"/>
+        </w:rPr>
+      </w:pPr>
+      <w:r>
+        <w:rPr>
+          <w:rFonts w:asciiTheme="majorHAnsi" w:eastAsiaTheme="majorEastAsia" w:hAnsiTheme="majorHAnsi" w:cstheme="majorBidi"/>
+          <w:color w:val="196B24" w:themeColor="accent3"/>
+          <w:sz w:val="30"/>
+          <w:szCs w:val="32"/>
+        </w:rPr>
+        <w:t xml:space="preserve">Processus d'une Génération (méthode </w:t>
+      </w:r>
+      <w:r>
+        <w:rPr>
+          <w:rFonts w:asciiTheme="majorHAnsi" w:eastAsiaTheme="majorEastAsia" w:hAnsiTheme="majorHAnsi" w:cstheme="majorBidi"/>
+          <w:color w:val="196B24" w:themeColor="accent3"/>
+          <w:sz w:val="30"/>
+          <w:szCs w:val="32"/>
+        </w:rPr>
+        <w:t>evolve</w:t>
+      </w:r>
+      <w:r>
+        <w:rPr>
+          <w:rFonts w:asciiTheme="majorHAnsi" w:eastAsiaTheme="majorEastAsia" w:hAnsiTheme="majorHAnsi" w:cstheme="majorBidi"/>
+          <w:color w:val="196B24" w:themeColor="accent3"/>
+          <w:sz w:val="30"/>
+          <w:szCs w:val="32"/>
+        </w:rPr>
+        <w:t>)</w:t>
+      </w:r>
+    </w:p>
+    <w:p>
+      <w:pPr>
+        <w:spacing w:before="100" w:beforeAutospacing="1" w:after="100" w:afterAutospacing="1" w:line="240" w:lineRule="auto"/>
+        <w:jc w:val="both"/>
+        <w:rPr>
+          <w:rFonts w:ascii="Times New Roman" w:eastAsia="Times New Roman" w:hAnsi="Times New Roman" w:cs="Times New Roman"/>
           <w:kern w:val="0"/>
           <w:lang w:eastAsia="fr-FR"/>
           <w14:ligatures w14:val="none"/>
         </w:rPr>
-        <w:t>attribut</w:t>
-      </w:r>
-      <w:proofErr w:type="spellEnd"/>
-      <w:r>
-        <w:rPr>
-          <w:rFonts w:eastAsia="Times New Roman" w:cs="Times New Roman"/>
+      </w:pPr>
+      <w:r>
+        <w:rPr>
+          <w:rFonts w:ascii="Times New Roman" w:eastAsia="Times New Roman" w:hAnsi="Times New Roman" w:cs="Times New Roman"/>
           <w:kern w:val="0"/>
           <w:lang w:eastAsia="fr-FR"/>
           <w14:ligatures w14:val="none"/>
         </w:rPr>
-        <w:t xml:space="preserve"> autant de fois que nécessaire sur le vecteur latent, puis décode le vecteur métamorphosé en image finale.</w:t>
-      </w:r>
-    </w:p>
-    <w:p>
-      <w:pPr>
-        <w:jc w:val="both"/>
-        <w:rPr>
-          <w:lang w:val="en-GB"/>
-        </w:rPr>
+        <w:t xml:space="preserve">Le cœur de l'algorithme est la méthode </w:t>
+      </w:r>
+      <w:r>
+        <w:rPr>
+          <w:rFonts w:ascii="Courier New" w:eastAsia="Times New Roman" w:hAnsi="Courier New" w:cs="Courier New"/>
+          <w:kern w:val="0"/>
+          <w:sz w:val="20"/>
+          <w:szCs w:val="20"/>
+          <w:lang w:eastAsia="fr-FR"/>
+          <w14:ligatures w14:val="none"/>
+        </w:rPr>
+        <w:t>evolve</w:t>
+      </w:r>
+      <w:r>
+        <w:rPr>
+          <w:rFonts w:ascii="Times New Roman" w:eastAsia="Times New Roman" w:hAnsi="Times New Roman" w:cs="Times New Roman"/>
+          <w:kern w:val="0"/>
+          <w:lang w:eastAsia="fr-FR"/>
+          <w14:ligatures w14:val="none"/>
+        </w:rPr>
+        <w:t>, qui exécute un cycle d'une seule génération. Ce cycle est composé de trois étapes fondamentales :</w:t>
+      </w:r>
+    </w:p>
+    <w:p>
+      <w:pPr>
+        <w:numPr>
+          <w:ilvl w:val="0"/>
+          <w:numId w:val="20"/>
+        </w:numPr>
+        <w:spacing w:before="100" w:beforeAutospacing="1" w:after="100" w:afterAutospacing="1" w:line="240" w:lineRule="auto"/>
+        <w:jc w:val="both"/>
+        <w:rPr>
+          <w:rFonts w:ascii="Times New Roman" w:eastAsia="Times New Roman" w:hAnsi="Times New Roman" w:cs="Times New Roman"/>
+          <w:kern w:val="0"/>
+          <w:lang w:eastAsia="fr-FR"/>
+          <w14:ligatures w14:val="none"/>
+        </w:rPr>
+      </w:pPr>
+      <w:r>
+        <w:rPr>
+          <w:rFonts w:ascii="Times New Roman" w:eastAsia="Times New Roman" w:hAnsi="Times New Roman" w:cs="Times New Roman"/>
+          <w:kern w:val="0"/>
+          <w:lang w:eastAsia="fr-FR"/>
+          <w14:ligatures w14:val="none"/>
+        </w:rPr>
+        <w:t xml:space="preserve">Évaluation : La fitness de chaque vecteur de la population est calculée en utilisant la fonction </w:t>
+      </w:r>
+      <w:r>
+        <w:rPr>
+          <w:rFonts w:ascii="Courier New" w:eastAsia="Times New Roman" w:hAnsi="Courier New" w:cs="Courier New"/>
+          <w:kern w:val="0"/>
+          <w:sz w:val="20"/>
+          <w:szCs w:val="20"/>
+          <w:lang w:eastAsia="fr-FR"/>
+          <w14:ligatures w14:val="none"/>
+        </w:rPr>
+        <w:t>fitness_func</w:t>
+      </w:r>
+      <w:r>
+        <w:rPr>
+          <w:rFonts w:ascii="Times New Roman" w:eastAsia="Times New Roman" w:hAnsi="Times New Roman" w:cs="Times New Roman"/>
+          <w:kern w:val="0"/>
+          <w:lang w:eastAsia="fr-FR"/>
+          <w14:ligatures w14:val="none"/>
+        </w:rPr>
+        <w:t xml:space="preserve"> fournie lors de l'initialisation. Cette fonction externe détermine le critère d'optimisation (le score de chaque individu).</w:t>
+      </w:r>
+    </w:p>
+    <w:p>
+      <w:pPr>
+        <w:numPr>
+          <w:ilvl w:val="0"/>
+          <w:numId w:val="20"/>
+        </w:numPr>
+        <w:spacing w:before="100" w:beforeAutospacing="1" w:after="100" w:afterAutospacing="1" w:line="240" w:lineRule="auto"/>
+        <w:jc w:val="both"/>
+        <w:rPr>
+          <w:rFonts w:ascii="Times New Roman" w:eastAsia="Times New Roman" w:hAnsi="Times New Roman" w:cs="Times New Roman"/>
+          <w:kern w:val="0"/>
+          <w:lang w:eastAsia="fr-FR"/>
+          <w14:ligatures w14:val="none"/>
+        </w:rPr>
+      </w:pPr>
+      <w:r>
+        <w:rPr>
+          <w:rFonts w:ascii="Times New Roman" w:eastAsia="Times New Roman" w:hAnsi="Times New Roman" w:cs="Times New Roman"/>
+          <w:kern w:val="0"/>
+          <w:lang w:eastAsia="fr-FR"/>
+          <w14:ligatures w14:val="none"/>
+        </w:rPr>
+        <w:lastRenderedPageBreak/>
+        <w:t>Sélection : Une stratégie de sélection hybride est utilisée pour former la génération suivante.</w:t>
+      </w:r>
+    </w:p>
+    <w:p>
+      <w:pPr>
+        <w:numPr>
+          <w:ilvl w:val="0"/>
+          <w:numId w:val="21"/>
+        </w:numPr>
+        <w:spacing w:before="100" w:beforeAutospacing="1" w:after="100" w:afterAutospacing="1" w:line="240" w:lineRule="auto"/>
+        <w:jc w:val="both"/>
+        <w:rPr>
+          <w:rFonts w:ascii="Times New Roman" w:eastAsia="Times New Roman" w:hAnsi="Times New Roman" w:cs="Times New Roman"/>
+          <w:kern w:val="0"/>
+          <w:lang w:eastAsia="fr-FR"/>
+          <w14:ligatures w14:val="none"/>
+        </w:rPr>
+      </w:pPr>
+      <w:r>
+        <w:rPr>
+          <w:rFonts w:ascii="Times New Roman" w:eastAsia="Times New Roman" w:hAnsi="Times New Roman" w:cs="Times New Roman"/>
+          <w:kern w:val="0"/>
+          <w:lang w:eastAsia="fr-FR"/>
+          <w14:ligatures w14:val="none"/>
+        </w:rPr>
+        <w:t>Élitisme : Les deux individus les plus performants (ceux avec le score de fitness le plus élevé) sont systématiquement et directement transférés à la nouvelle population. Cela garantit que la meilleure solution trouvée jusqu'à présent n'est jamais perdue.</w:t>
+      </w:r>
+    </w:p>
+    <w:p>
+      <w:pPr>
+        <w:numPr>
+          <w:ilvl w:val="0"/>
+          <w:numId w:val="21"/>
+        </w:numPr>
+        <w:spacing w:before="100" w:beforeAutospacing="1" w:after="100" w:afterAutospacing="1" w:line="240" w:lineRule="auto"/>
+        <w:jc w:val="both"/>
+        <w:rPr>
+          <w:rFonts w:ascii="Times New Roman" w:eastAsia="Times New Roman" w:hAnsi="Times New Roman" w:cs="Times New Roman"/>
+          <w:kern w:val="0"/>
+          <w:lang w:eastAsia="fr-FR"/>
+          <w14:ligatures w14:val="none"/>
+        </w:rPr>
+      </w:pPr>
+      <w:r>
+        <w:rPr>
+          <w:rFonts w:ascii="Times New Roman" w:eastAsia="Times New Roman" w:hAnsi="Times New Roman" w:cs="Times New Roman"/>
+          <w:kern w:val="0"/>
+          <w:lang w:eastAsia="fr-FR"/>
+          <w14:ligatures w14:val="none"/>
+        </w:rPr>
+        <w:t>Sélection par tournoi : Pour remplir le reste de la nouvelle population, des parents sont sélectionnés via un tournoi. Quatre individus sont choisis au hasard dans la population actuelle, et les deux avec les meilleurs scores de fitness dans ce sous-groupe sont désignés comme parents pour la reproduction.</w:t>
+      </w:r>
+    </w:p>
+    <w:p>
+      <w:pPr>
+        <w:numPr>
+          <w:ilvl w:val="0"/>
+          <w:numId w:val="22"/>
+        </w:numPr>
+        <w:spacing w:before="100" w:beforeAutospacing="1" w:after="100" w:afterAutospacing="1" w:line="240" w:lineRule="auto"/>
+        <w:jc w:val="both"/>
+        <w:rPr>
+          <w:rFonts w:ascii="Times New Roman" w:eastAsia="Times New Roman" w:hAnsi="Times New Roman" w:cs="Times New Roman"/>
+          <w:kern w:val="0"/>
+          <w:lang w:eastAsia="fr-FR"/>
+          <w14:ligatures w14:val="none"/>
+        </w:rPr>
+      </w:pPr>
+      <w:r>
+        <w:rPr>
+          <w:rFonts w:ascii="Times New Roman" w:eastAsia="Times New Roman" w:hAnsi="Times New Roman" w:cs="Times New Roman"/>
+          <w:kern w:val="0"/>
+          <w:lang w:eastAsia="fr-FR"/>
+          <w14:ligatures w14:val="none"/>
+        </w:rPr>
+        <w:t>Reproduction et diversification :</w:t>
+      </w:r>
+    </w:p>
+    <w:p>
+      <w:pPr>
+        <w:numPr>
+          <w:ilvl w:val="0"/>
+          <w:numId w:val="23"/>
+        </w:numPr>
+        <w:spacing w:before="100" w:beforeAutospacing="1" w:after="100" w:afterAutospacing="1" w:line="240" w:lineRule="auto"/>
+        <w:jc w:val="both"/>
+        <w:rPr>
+          <w:rFonts w:ascii="Times New Roman" w:eastAsia="Times New Roman" w:hAnsi="Times New Roman" w:cs="Times New Roman"/>
+          <w:kern w:val="0"/>
+          <w:lang w:eastAsia="fr-FR"/>
+          <w14:ligatures w14:val="none"/>
+        </w:rPr>
+      </w:pPr>
+      <w:r>
+        <w:rPr>
+          <w:rFonts w:ascii="Times New Roman" w:eastAsia="Times New Roman" w:hAnsi="Times New Roman" w:cs="Times New Roman"/>
+          <w:kern w:val="0"/>
+          <w:lang w:eastAsia="fr-FR"/>
+          <w14:ligatures w14:val="none"/>
+        </w:rPr>
+        <w:t xml:space="preserve">Croisement (crossover) : Les parents sélectionnés créent un nouvel individu (un nouveau vecteur latent) via un croisement en un point (méthode </w:t>
+      </w:r>
+      <w:r>
+        <w:rPr>
+          <w:rFonts w:ascii="Courier New" w:eastAsia="Times New Roman" w:hAnsi="Courier New" w:cs="Courier New"/>
+          <w:kern w:val="0"/>
+          <w:sz w:val="20"/>
+          <w:szCs w:val="20"/>
+          <w:lang w:eastAsia="fr-FR"/>
+          <w14:ligatures w14:val="none"/>
+        </w:rPr>
+        <w:t>_crossover</w:t>
+      </w:r>
+      <w:r>
+        <w:rPr>
+          <w:rFonts w:ascii="Times New Roman" w:eastAsia="Times New Roman" w:hAnsi="Times New Roman" w:cs="Times New Roman"/>
+          <w:kern w:val="0"/>
+          <w:lang w:eastAsia="fr-FR"/>
+          <w14:ligatures w14:val="none"/>
+        </w:rPr>
+        <w:t xml:space="preserve">). Ce processus, contrôlé par </w:t>
+      </w:r>
+      <w:r>
+        <w:rPr>
+          <w:rFonts w:ascii="Courier New" w:eastAsia="Times New Roman" w:hAnsi="Courier New" w:cs="Courier New"/>
+          <w:kern w:val="0"/>
+          <w:sz w:val="20"/>
+          <w:szCs w:val="20"/>
+          <w:lang w:eastAsia="fr-FR"/>
+          <w14:ligatures w14:val="none"/>
+        </w:rPr>
+        <w:t>crossover_rate</w:t>
+      </w:r>
+      <w:r>
+        <w:rPr>
+          <w:rFonts w:ascii="Times New Roman" w:eastAsia="Times New Roman" w:hAnsi="Times New Roman" w:cs="Times New Roman"/>
+          <w:kern w:val="0"/>
+          <w:lang w:eastAsia="fr-FR"/>
+          <w14:ligatures w14:val="none"/>
+        </w:rPr>
+        <w:t>, combine des segments des vecteurs parents pour explorer de nouvelles solutions héritant de caractéristiques performantes.</w:t>
+      </w:r>
+    </w:p>
+    <w:p>
+      <w:pPr>
+        <w:numPr>
+          <w:ilvl w:val="0"/>
+          <w:numId w:val="23"/>
+        </w:numPr>
+        <w:spacing w:before="100" w:beforeAutospacing="1" w:after="100" w:afterAutospacing="1" w:line="240" w:lineRule="auto"/>
+        <w:jc w:val="both"/>
+        <w:rPr>
+          <w:rFonts w:ascii="Times New Roman" w:eastAsia="Times New Roman" w:hAnsi="Times New Roman" w:cs="Times New Roman"/>
+          <w:kern w:val="0"/>
+          <w:lang w:eastAsia="fr-FR"/>
+          <w14:ligatures w14:val="none"/>
+        </w:rPr>
+      </w:pPr>
+      <w:r>
+        <w:rPr>
+          <w:rFonts w:ascii="Times New Roman" w:eastAsia="Times New Roman" w:hAnsi="Times New Roman" w:cs="Times New Roman"/>
+          <w:kern w:val="0"/>
+          <w:lang w:eastAsia="fr-FR"/>
+          <w14:ligatures w14:val="none"/>
+        </w:rPr>
+        <w:t xml:space="preserve">Mutation : Chaque nouvel individu subit une mutation (méthode </w:t>
+      </w:r>
+      <w:r>
+        <w:rPr>
+          <w:rFonts w:ascii="Courier New" w:eastAsia="Times New Roman" w:hAnsi="Courier New" w:cs="Courier New"/>
+          <w:kern w:val="0"/>
+          <w:sz w:val="20"/>
+          <w:szCs w:val="20"/>
+          <w:lang w:eastAsia="fr-FR"/>
+          <w14:ligatures w14:val="none"/>
+        </w:rPr>
+        <w:t>_mutate</w:t>
+      </w:r>
+      <w:r>
+        <w:rPr>
+          <w:rFonts w:ascii="Times New Roman" w:eastAsia="Times New Roman" w:hAnsi="Times New Roman" w:cs="Times New Roman"/>
+          <w:kern w:val="0"/>
+          <w:lang w:eastAsia="fr-FR"/>
+          <w14:ligatures w14:val="none"/>
+        </w:rPr>
+        <w:t>). Avec une faible probabilité (</w:t>
+      </w:r>
+      <w:r>
+        <w:rPr>
+          <w:rFonts w:ascii="Courier New" w:eastAsia="Times New Roman" w:hAnsi="Courier New" w:cs="Courier New"/>
+          <w:kern w:val="0"/>
+          <w:sz w:val="20"/>
+          <w:szCs w:val="20"/>
+          <w:lang w:eastAsia="fr-FR"/>
+          <w14:ligatures w14:val="none"/>
+        </w:rPr>
+        <w:t>mutation_rate</w:t>
+      </w:r>
+      <w:r>
+        <w:rPr>
+          <w:rFonts w:ascii="Times New Roman" w:eastAsia="Times New Roman" w:hAnsi="Times New Roman" w:cs="Times New Roman"/>
+          <w:kern w:val="0"/>
+          <w:lang w:eastAsia="fr-FR"/>
+          <w14:ligatures w14:val="none"/>
+        </w:rPr>
+        <w:t>), un léger bruit gaussien est ajouté à certaines composantes de son vecteur. Cette étape est cruciale pour maintenir la diversité génétique de la population et éviter une convergence prématurée vers des optima locaux.</w:t>
+      </w:r>
+    </w:p>
+    <w:p>
+      <w:pPr>
+        <w:spacing w:before="100" w:beforeAutospacing="1" w:after="100" w:afterAutospacing="1" w:line="240" w:lineRule="auto"/>
+        <w:jc w:val="both"/>
+        <w:rPr>
+          <w:rFonts w:ascii="Times New Roman" w:eastAsia="Times New Roman" w:hAnsi="Times New Roman" w:cs="Times New Roman"/>
+          <w:kern w:val="0"/>
+          <w:lang w:eastAsia="fr-FR"/>
+          <w14:ligatures w14:val="none"/>
+        </w:rPr>
+      </w:pPr>
+      <w:r>
+        <w:rPr>
+          <w:rFonts w:ascii="Times New Roman" w:eastAsia="Times New Roman" w:hAnsi="Times New Roman" w:cs="Times New Roman"/>
+          <w:kern w:val="0"/>
+          <w:lang w:eastAsia="fr-FR"/>
+          <w14:ligatures w14:val="none"/>
+        </w:rPr>
+        <w:t xml:space="preserve">À la fin de la méthode </w:t>
+      </w:r>
+      <w:r>
+        <w:rPr>
+          <w:rFonts w:ascii="Courier New" w:eastAsia="Times New Roman" w:hAnsi="Courier New" w:cs="Courier New"/>
+          <w:kern w:val="0"/>
+          <w:sz w:val="20"/>
+          <w:szCs w:val="20"/>
+          <w:lang w:eastAsia="fr-FR"/>
+          <w14:ligatures w14:val="none"/>
+        </w:rPr>
+        <w:t>evolve</w:t>
+      </w:r>
+      <w:r>
+        <w:rPr>
+          <w:rFonts w:ascii="Times New Roman" w:eastAsia="Times New Roman" w:hAnsi="Times New Roman" w:cs="Times New Roman"/>
+          <w:kern w:val="0"/>
+          <w:lang w:eastAsia="fr-FR"/>
+          <w14:ligatures w14:val="none"/>
+        </w:rPr>
+        <w:t>, la population actuelle est remplacée par la nouvelle population générée, et le meilleur individu de cette nouvelle génération est retourné, permettant un suivi de la progression de l'optimisation.</w:t>
+      </w:r>
+    </w:p>
+    <w:p>
+      <w:pPr>
+        <w:jc w:val="both"/>
       </w:pPr>
     </w:p>
     <w:p>
@@ -7924,13 +7851,13 @@
         <w:pStyle w:val="Titolo1"/>
         <w:jc w:val="both"/>
       </w:pPr>
-      <w:bookmarkStart w:id="37" w:name="_Toc227168414"/>
-      <w:bookmarkStart w:id="38" w:name="_Toc227403506"/>
+      <w:bookmarkStart w:id="36" w:name="_Toc227168414"/>
+      <w:bookmarkStart w:id="37" w:name="_Toc227403506"/>
       <w:r>
         <w:t>Déploiement et installation</w:t>
       </w:r>
+      <w:bookmarkEnd w:id="36"/>
       <w:bookmarkEnd w:id="37"/>
-      <w:bookmarkEnd w:id="38"/>
     </w:p>
     <w:p>
       <w:pPr>
@@ -7941,40 +7868,339 @@
         </w:numPr>
         <w:jc w:val="both"/>
       </w:pPr>
-      <w:bookmarkStart w:id="39" w:name="_Toc227403507"/>
+      <w:bookmarkStart w:id="38" w:name="_Toc227403507"/>
       <w:r>
         <w:t>Objectif</w:t>
       </w:r>
       <w:r>
         <w:t> :</w:t>
       </w:r>
+      <w:bookmarkEnd w:id="38"/>
+    </w:p>
+    <w:p>
+      <w:pPr>
+        <w:pStyle w:val="p1"/>
+        <w:jc w:val="both"/>
+        <w:rPr>
+          <w:rFonts w:asciiTheme="minorHAnsi" w:hAnsiTheme="minorHAnsi"/>
+          <w:sz w:val="24"/>
+          <w:szCs w:val="24"/>
+        </w:rPr>
+      </w:pPr>
+      <w:r>
+        <w:rPr>
+          <w:rFonts w:asciiTheme="minorHAnsi" w:hAnsiTheme="minorHAnsi"/>
+          <w:sz w:val="24"/>
+          <w:szCs w:val="24"/>
+        </w:rPr>
+        <w:t>R</w:t>
+      </w:r>
+      <w:r>
+        <w:rPr>
+          <w:rFonts w:asciiTheme="minorHAnsi" w:hAnsiTheme="minorHAnsi"/>
+          <w:sz w:val="24"/>
+          <w:szCs w:val="24"/>
+        </w:rPr>
+        <w:t>endre projet r</w:t>
+      </w:r>
+      <w:r>
+        <w:rPr>
+          <w:rFonts w:asciiTheme="minorHAnsi" w:hAnsiTheme="minorHAnsi" w:cs="Cambria"/>
+          <w:sz w:val="24"/>
+          <w:szCs w:val="24"/>
+        </w:rPr>
+        <w:t>é</w:t>
+      </w:r>
+      <w:r>
+        <w:rPr>
+          <w:rFonts w:asciiTheme="minorHAnsi" w:hAnsiTheme="minorHAnsi"/>
+          <w:sz w:val="24"/>
+          <w:szCs w:val="24"/>
+        </w:rPr>
+        <w:t>utilisable sur un autre ordinateur.</w:t>
+      </w:r>
+    </w:p>
+    <w:p>
+      <w:pPr>
+        <w:pStyle w:val="p1"/>
+        <w:jc w:val="both"/>
+        <w:rPr>
+          <w:rFonts w:asciiTheme="minorHAnsi" w:hAnsiTheme="minorHAnsi"/>
+          <w:sz w:val="24"/>
+          <w:szCs w:val="24"/>
+        </w:rPr>
+      </w:pPr>
+    </w:p>
+    <w:p>
+      <w:pPr>
+        <w:pStyle w:val="p1"/>
+        <w:jc w:val="both"/>
+        <w:rPr>
+          <w:rFonts w:asciiTheme="minorHAnsi" w:hAnsiTheme="minorHAnsi"/>
+          <w:sz w:val="24"/>
+          <w:szCs w:val="24"/>
+        </w:rPr>
+      </w:pPr>
+      <w:r>
+        <w:rPr>
+          <w:rFonts w:asciiTheme="minorHAnsi" w:hAnsiTheme="minorHAnsi"/>
+          <w:sz w:val="24"/>
+          <w:szCs w:val="24"/>
+        </w:rPr>
+        <w:t>On utilise Docker qui permet d’</w:t>
+      </w:r>
+      <w:r>
+        <w:rPr>
+          <w:rFonts w:asciiTheme="minorHAnsi" w:hAnsiTheme="minorHAnsi" w:cs="Cambria"/>
+          <w:sz w:val="24"/>
+          <w:szCs w:val="24"/>
+        </w:rPr>
+        <w:t>é</w:t>
+      </w:r>
+      <w:r>
+        <w:rPr>
+          <w:rFonts w:asciiTheme="minorHAnsi" w:hAnsiTheme="minorHAnsi"/>
+          <w:sz w:val="24"/>
+          <w:szCs w:val="24"/>
+        </w:rPr>
+        <w:t>viter des probl</w:t>
+      </w:r>
+      <w:r>
+        <w:rPr>
+          <w:rFonts w:asciiTheme="minorHAnsi" w:hAnsiTheme="minorHAnsi" w:cs="Cambria"/>
+          <w:sz w:val="24"/>
+          <w:szCs w:val="24"/>
+        </w:rPr>
+        <w:t>è</w:t>
+      </w:r>
+      <w:r>
+        <w:rPr>
+          <w:rFonts w:asciiTheme="minorHAnsi" w:hAnsiTheme="minorHAnsi"/>
+          <w:sz w:val="24"/>
+          <w:szCs w:val="24"/>
+        </w:rPr>
+        <w:t>mes du types : mauvaise version de Python, package</w:t>
+      </w:r>
+      <w:r>
+        <w:rPr>
+          <w:rFonts w:asciiTheme="minorHAnsi" w:hAnsiTheme="minorHAnsi"/>
+          <w:sz w:val="24"/>
+          <w:szCs w:val="24"/>
+        </w:rPr>
+        <w:t xml:space="preserve"> </w:t>
+      </w:r>
+      <w:r>
+        <w:rPr>
+          <w:rFonts w:asciiTheme="minorHAnsi" w:hAnsiTheme="minorHAnsi"/>
+          <w:sz w:val="24"/>
+          <w:szCs w:val="24"/>
+        </w:rPr>
+        <w:t>manquant, incompatibilit</w:t>
+      </w:r>
+      <w:r>
+        <w:rPr>
+          <w:rFonts w:asciiTheme="minorHAnsi" w:hAnsiTheme="minorHAnsi" w:cs="Cambria"/>
+          <w:sz w:val="24"/>
+          <w:szCs w:val="24"/>
+        </w:rPr>
+        <w:t>é</w:t>
+      </w:r>
+      <w:r>
+        <w:rPr>
+          <w:rFonts w:asciiTheme="minorHAnsi" w:hAnsiTheme="minorHAnsi"/>
+          <w:sz w:val="24"/>
+          <w:szCs w:val="24"/>
+        </w:rPr>
+        <w:t xml:space="preserve"> de biblioth</w:t>
+      </w:r>
+      <w:r>
+        <w:rPr>
+          <w:rFonts w:asciiTheme="minorHAnsi" w:hAnsiTheme="minorHAnsi" w:cs="Cambria"/>
+          <w:sz w:val="24"/>
+          <w:szCs w:val="24"/>
+        </w:rPr>
+        <w:t>è</w:t>
+      </w:r>
+      <w:r>
+        <w:rPr>
+          <w:rFonts w:asciiTheme="minorHAnsi" w:hAnsiTheme="minorHAnsi"/>
+          <w:sz w:val="24"/>
+          <w:szCs w:val="24"/>
+        </w:rPr>
+        <w:t>que</w:t>
+      </w:r>
+      <w:r>
+        <w:rPr>
+          <w:rFonts w:asciiTheme="minorHAnsi" w:hAnsiTheme="minorHAnsi"/>
+          <w:sz w:val="24"/>
+          <w:szCs w:val="24"/>
+        </w:rPr>
+        <w:t>s</w:t>
+      </w:r>
+      <w:r>
+        <w:rPr>
+          <w:rFonts w:asciiTheme="minorHAnsi" w:hAnsiTheme="minorHAnsi"/>
+          <w:sz w:val="24"/>
+          <w:szCs w:val="24"/>
+        </w:rPr>
+        <w:t>,… Docker permet de cr</w:t>
+      </w:r>
+      <w:r>
+        <w:rPr>
+          <w:rFonts w:asciiTheme="minorHAnsi" w:hAnsiTheme="minorHAnsi" w:cs="Cambria"/>
+          <w:sz w:val="24"/>
+          <w:szCs w:val="24"/>
+        </w:rPr>
+        <w:t>é</w:t>
+      </w:r>
+      <w:r>
+        <w:rPr>
+          <w:rFonts w:asciiTheme="minorHAnsi" w:hAnsiTheme="minorHAnsi"/>
+          <w:sz w:val="24"/>
+          <w:szCs w:val="24"/>
+        </w:rPr>
+        <w:t>er un environnement avec : les</w:t>
+      </w:r>
+      <w:r>
+        <w:rPr>
+          <w:rFonts w:asciiTheme="minorHAnsi" w:hAnsiTheme="minorHAnsi"/>
+          <w:sz w:val="24"/>
+          <w:szCs w:val="24"/>
+        </w:rPr>
+        <w:t xml:space="preserve"> </w:t>
+      </w:r>
+      <w:r>
+        <w:rPr>
+          <w:rFonts w:asciiTheme="minorHAnsi" w:hAnsiTheme="minorHAnsi"/>
+          <w:sz w:val="24"/>
+          <w:szCs w:val="24"/>
+        </w:rPr>
+        <w:t>bonnes versions de Python, des biblioth</w:t>
+      </w:r>
+      <w:r>
+        <w:rPr>
+          <w:rFonts w:asciiTheme="minorHAnsi" w:hAnsiTheme="minorHAnsi" w:cs="Cambria"/>
+          <w:sz w:val="24"/>
+          <w:szCs w:val="24"/>
+        </w:rPr>
+        <w:t>è</w:t>
+      </w:r>
+      <w:r>
+        <w:rPr>
+          <w:rFonts w:asciiTheme="minorHAnsi" w:hAnsiTheme="minorHAnsi"/>
+          <w:sz w:val="24"/>
+          <w:szCs w:val="24"/>
+        </w:rPr>
+        <w:t>ques, …</w:t>
+      </w:r>
+    </w:p>
+    <w:p>
+      <w:pPr>
+        <w:pStyle w:val="p1"/>
+        <w:jc w:val="both"/>
+        <w:rPr>
+          <w:rFonts w:asciiTheme="minorHAnsi" w:hAnsiTheme="minorHAnsi"/>
+          <w:sz w:val="24"/>
+          <w:szCs w:val="24"/>
+        </w:rPr>
+      </w:pPr>
+    </w:p>
+    <w:p>
+      <w:pPr>
+        <w:pStyle w:val="Titolo2"/>
+        <w:jc w:val="both"/>
+      </w:pPr>
+      <w:bookmarkStart w:id="39" w:name="_Toc227168416"/>
+      <w:bookmarkStart w:id="40" w:name="_Toc227403508"/>
+      <w:r>
+        <w:t>Architecture (id</w:t>
+      </w:r>
+      <w:r>
+        <w:rPr>
+          <w:rFonts w:cs="Cambria"/>
+        </w:rPr>
+        <w:t>é</w:t>
+      </w:r>
+      <w:r>
+        <w:t>e) :</w:t>
+      </w:r>
       <w:bookmarkEnd w:id="39"/>
-    </w:p>
-    <w:p>
-      <w:pPr>
-        <w:pStyle w:val="p1"/>
-        <w:jc w:val="both"/>
-        <w:rPr>
-          <w:rFonts w:asciiTheme="minorHAnsi" w:hAnsiTheme="minorHAnsi"/>
-          <w:sz w:val="24"/>
-          <w:szCs w:val="24"/>
-        </w:rPr>
-      </w:pPr>
-      <w:r>
-        <w:rPr>
-          <w:rFonts w:asciiTheme="minorHAnsi" w:hAnsiTheme="minorHAnsi"/>
-          <w:sz w:val="24"/>
-          <w:szCs w:val="24"/>
-        </w:rPr>
-        <w:t>R</w:t>
-      </w:r>
-      <w:r>
-        <w:rPr>
-          <w:rFonts w:asciiTheme="minorHAnsi" w:hAnsiTheme="minorHAnsi"/>
-          <w:sz w:val="24"/>
-          <w:szCs w:val="24"/>
-        </w:rPr>
-        <w:t>endre projet r</w:t>
+      <w:bookmarkEnd w:id="40"/>
+    </w:p>
+    <w:p>
+      <w:pPr>
+        <w:pStyle w:val="p3"/>
+        <w:jc w:val="both"/>
+        <w:rPr>
+          <w:rFonts w:asciiTheme="minorHAnsi" w:hAnsiTheme="minorHAnsi"/>
+          <w:sz w:val="24"/>
+          <w:szCs w:val="24"/>
+        </w:rPr>
+      </w:pPr>
+      <w:r>
+        <w:rPr>
+          <w:rFonts w:asciiTheme="minorHAnsi" w:hAnsiTheme="minorHAnsi"/>
+          <w:sz w:val="24"/>
+          <w:szCs w:val="24"/>
+        </w:rPr>
+        <w:t>Projet_dev_autoportrait/</w:t>
+      </w:r>
+    </w:p>
+    <w:p>
+      <w:pPr>
+        <w:pStyle w:val="p3"/>
+        <w:jc w:val="both"/>
+        <w:rPr>
+          <w:rFonts w:asciiTheme="minorHAnsi" w:hAnsiTheme="minorHAnsi"/>
+          <w:sz w:val="24"/>
+          <w:szCs w:val="24"/>
+        </w:rPr>
+      </w:pPr>
+      <w:r>
+        <w:rPr>
+          <w:rFonts w:asciiTheme="minorHAnsi" w:hAnsiTheme="minorHAnsi"/>
+          <w:sz w:val="24"/>
+          <w:szCs w:val="24"/>
+        </w:rPr>
+        <w:t>|</w:t>
+      </w:r>
+    </w:p>
+    <w:p>
+      <w:pPr>
+        <w:pStyle w:val="p3"/>
+        <w:jc w:val="both"/>
+        <w:rPr>
+          <w:rFonts w:asciiTheme="minorHAnsi" w:hAnsiTheme="minorHAnsi"/>
+          <w:sz w:val="24"/>
+          <w:szCs w:val="24"/>
+        </w:rPr>
+      </w:pPr>
+      <w:r>
+        <w:rPr>
+          <w:rFonts w:asciiTheme="minorHAnsi" w:hAnsiTheme="minorHAnsi"/>
+          <w:sz w:val="24"/>
+          <w:szCs w:val="24"/>
+        </w:rPr>
+        <w:t>|--- README.md (explique le projet, cmt l’installer, cmt le lancer)</w:t>
+      </w:r>
+    </w:p>
+    <w:p>
+      <w:pPr>
+        <w:pStyle w:val="p3"/>
+        <w:jc w:val="both"/>
+        <w:rPr>
+          <w:rFonts w:asciiTheme="minorHAnsi" w:hAnsiTheme="minorHAnsi"/>
+          <w:sz w:val="24"/>
+          <w:szCs w:val="24"/>
+        </w:rPr>
+      </w:pPr>
+      <w:r>
+        <w:rPr>
+          <w:rFonts w:asciiTheme="minorHAnsi" w:hAnsiTheme="minorHAnsi"/>
+          <w:sz w:val="24"/>
+          <w:szCs w:val="24"/>
+        </w:rPr>
+        <w:t>|--- requirement.txt (liste des biblioth</w:t>
       </w:r>
       <w:r>
         <w:rPr>
@@ -7982,6 +8208,22 @@
           <w:sz w:val="24"/>
           <w:szCs w:val="24"/>
         </w:rPr>
+        <w:t>è</w:t>
+      </w:r>
+      <w:r>
+        <w:rPr>
+          <w:rFonts w:asciiTheme="minorHAnsi" w:hAnsiTheme="minorHAnsi"/>
+          <w:sz w:val="24"/>
+          <w:szCs w:val="24"/>
+        </w:rPr>
+        <w:t>ques utilis</w:t>
+      </w:r>
+      <w:r>
+        <w:rPr>
+          <w:rFonts w:asciiTheme="minorHAnsi" w:hAnsiTheme="minorHAnsi" w:cs="Cambria"/>
+          <w:sz w:val="24"/>
+          <w:szCs w:val="24"/>
+        </w:rPr>
         <w:t>é</w:t>
       </w:r>
       <w:r>
@@ -7990,37 +8232,7 @@
           <w:sz w:val="24"/>
           <w:szCs w:val="24"/>
         </w:rPr>
-        <w:t>utilisable sur un autre ordinateur.</w:t>
-      </w:r>
-    </w:p>
-    <w:p>
-      <w:pPr>
-        <w:pStyle w:val="p1"/>
-        <w:jc w:val="both"/>
-        <w:rPr>
-          <w:rFonts w:asciiTheme="minorHAnsi" w:hAnsiTheme="minorHAnsi"/>
-          <w:sz w:val="24"/>
-          <w:szCs w:val="24"/>
-        </w:rPr>
-      </w:pPr>
-    </w:p>
-    <w:p>
-      <w:pPr>
-        <w:pStyle w:val="p1"/>
-        <w:jc w:val="both"/>
-        <w:rPr>
-          <w:rFonts w:asciiTheme="minorHAnsi" w:hAnsiTheme="minorHAnsi"/>
-          <w:sz w:val="24"/>
-          <w:szCs w:val="24"/>
-        </w:rPr>
-      </w:pPr>
-      <w:r>
-        <w:rPr>
-          <w:rFonts w:asciiTheme="minorHAnsi" w:hAnsiTheme="minorHAnsi"/>
-          <w:sz w:val="24"/>
-          <w:szCs w:val="24"/>
-        </w:rPr>
-        <w:t>On utilise Docker qui permet d’</w:t>
+        <w:t>s dans le projet -&gt; utile pour cr</w:t>
       </w:r>
       <w:r>
         <w:rPr>
@@ -8036,7 +8248,26 @@
           <w:sz w:val="24"/>
           <w:szCs w:val="24"/>
         </w:rPr>
-        <w:t>viter des probl</w:t>
+        <w:t>er l’environnement)</w:t>
+      </w:r>
+    </w:p>
+    <w:p>
+      <w:pPr>
+        <w:pStyle w:val="p3"/>
+        <w:jc w:val="both"/>
+        <w:rPr>
+          <w:rFonts w:asciiTheme="minorHAnsi" w:hAnsiTheme="minorHAnsi"/>
+          <w:sz w:val="24"/>
+          <w:szCs w:val="24"/>
+        </w:rPr>
+      </w:pPr>
+      <w:r>
+        <w:rPr>
+          <w:rFonts w:asciiTheme="minorHAnsi" w:hAnsiTheme="minorHAnsi"/>
+          <w:sz w:val="24"/>
+          <w:szCs w:val="24"/>
+        </w:rPr>
+        <w:t xml:space="preserve">|--- Dockerfile (pour lancer le projet sur un autre ordi et </w:t>
       </w:r>
       <w:r>
         <w:rPr>
@@ -8044,6 +8275,22 @@
           <w:sz w:val="24"/>
           <w:szCs w:val="24"/>
         </w:rPr>
+        <w:t>é</w:t>
+      </w:r>
+      <w:r>
+        <w:rPr>
+          <w:rFonts w:asciiTheme="minorHAnsi" w:hAnsiTheme="minorHAnsi"/>
+          <w:sz w:val="24"/>
+          <w:szCs w:val="24"/>
+        </w:rPr>
+        <w:t>viter les probl</w:t>
+      </w:r>
+      <w:r>
+        <w:rPr>
+          <w:rFonts w:asciiTheme="minorHAnsi" w:hAnsiTheme="minorHAnsi" w:cs="Cambria"/>
+          <w:sz w:val="24"/>
+          <w:szCs w:val="24"/>
+        </w:rPr>
         <w:t>è</w:t>
       </w:r>
       <w:r>
@@ -8052,23 +8299,109 @@
           <w:sz w:val="24"/>
           <w:szCs w:val="24"/>
         </w:rPr>
-        <w:t>mes du types : mauvaise version de Python, package</w:t>
-      </w:r>
-      <w:r>
-        <w:rPr>
-          <w:rFonts w:asciiTheme="minorHAnsi" w:hAnsiTheme="minorHAnsi"/>
-          <w:sz w:val="24"/>
-          <w:szCs w:val="24"/>
-        </w:rPr>
-        <w:t xml:space="preserve"> </w:t>
-      </w:r>
-      <w:r>
-        <w:rPr>
-          <w:rFonts w:asciiTheme="minorHAnsi" w:hAnsiTheme="minorHAnsi"/>
-          <w:sz w:val="24"/>
-          <w:szCs w:val="24"/>
-        </w:rPr>
-        <w:t>manquant, incompatibilit</w:t>
+        <w:t>mes de versions)</w:t>
+      </w:r>
+    </w:p>
+    <w:p>
+      <w:pPr>
+        <w:pStyle w:val="p3"/>
+        <w:jc w:val="both"/>
+        <w:rPr>
+          <w:rFonts w:asciiTheme="minorHAnsi" w:hAnsiTheme="minorHAnsi"/>
+          <w:sz w:val="24"/>
+          <w:szCs w:val="24"/>
+        </w:rPr>
+      </w:pPr>
+      <w:r>
+        <w:rPr>
+          <w:rFonts w:asciiTheme="minorHAnsi" w:hAnsiTheme="minorHAnsi"/>
+          <w:sz w:val="24"/>
+          <w:szCs w:val="24"/>
+        </w:rPr>
+        <w:t>|--- main.py (on peut faire un code principal ici)</w:t>
+      </w:r>
+    </w:p>
+    <w:p>
+      <w:pPr>
+        <w:pStyle w:val="p3"/>
+        <w:jc w:val="both"/>
+        <w:rPr>
+          <w:rFonts w:asciiTheme="minorHAnsi" w:hAnsiTheme="minorHAnsi"/>
+          <w:sz w:val="24"/>
+          <w:szCs w:val="24"/>
+          <w:lang w:val="en-US"/>
+        </w:rPr>
+      </w:pPr>
+      <w:r>
+        <w:rPr>
+          <w:rFonts w:asciiTheme="minorHAnsi" w:hAnsiTheme="minorHAnsi"/>
+          <w:sz w:val="24"/>
+          <w:szCs w:val="24"/>
+          <w:lang w:val="en-US"/>
+        </w:rPr>
+        <w:t>|</w:t>
+      </w:r>
+    </w:p>
+    <w:p>
+      <w:pPr>
+        <w:pStyle w:val="p3"/>
+        <w:jc w:val="both"/>
+        <w:rPr>
+          <w:rFonts w:asciiTheme="minorHAnsi" w:hAnsiTheme="minorHAnsi"/>
+          <w:sz w:val="24"/>
+          <w:szCs w:val="24"/>
+          <w:lang w:val="en-US"/>
+        </w:rPr>
+      </w:pPr>
+      <w:r>
+        <w:rPr>
+          <w:rFonts w:asciiTheme="minorHAnsi" w:hAnsiTheme="minorHAnsi"/>
+          <w:sz w:val="24"/>
+          <w:szCs w:val="24"/>
+          <w:lang w:val="en-US"/>
+        </w:rPr>
+        <w:lastRenderedPageBreak/>
+        <w:t>|--- data/</w:t>
+      </w:r>
+    </w:p>
+    <w:p>
+      <w:pPr>
+        <w:pStyle w:val="p3"/>
+        <w:jc w:val="both"/>
+        <w:rPr>
+          <w:rFonts w:asciiTheme="minorHAnsi" w:hAnsiTheme="minorHAnsi"/>
+          <w:sz w:val="24"/>
+          <w:szCs w:val="24"/>
+          <w:lang w:val="en-US"/>
+        </w:rPr>
+      </w:pPr>
+      <w:r>
+        <w:rPr>
+          <w:rFonts w:asciiTheme="minorHAnsi" w:hAnsiTheme="minorHAnsi"/>
+          <w:sz w:val="24"/>
+          <w:szCs w:val="24"/>
+          <w:lang w:val="en-US"/>
+        </w:rPr>
+        <w:t>| |--- raw_data/ (images d’origine brutes)</w:t>
+      </w:r>
+    </w:p>
+    <w:p>
+      <w:pPr>
+        <w:pStyle w:val="p3"/>
+        <w:jc w:val="both"/>
+        <w:rPr>
+          <w:rFonts w:asciiTheme="minorHAnsi" w:hAnsiTheme="minorHAnsi"/>
+          <w:sz w:val="24"/>
+          <w:szCs w:val="24"/>
+        </w:rPr>
+      </w:pPr>
+      <w:r>
+        <w:rPr>
+          <w:rFonts w:asciiTheme="minorHAnsi" w:hAnsiTheme="minorHAnsi"/>
+          <w:sz w:val="24"/>
+          <w:szCs w:val="24"/>
+        </w:rPr>
+        <w:t xml:space="preserve">| |--- processed_data/ (pour </w:t>
       </w:r>
       <w:r>
         <w:rPr>
@@ -8084,7 +8417,7 @@
           <w:sz w:val="24"/>
           <w:szCs w:val="24"/>
         </w:rPr>
-        <w:t xml:space="preserve"> de biblioth</w:t>
+        <w:t xml:space="preserve">viter de refaire le preprocessing </w:t>
       </w:r>
       <w:r>
         <w:rPr>
@@ -8092,6 +8425,41 @@
           <w:sz w:val="24"/>
           <w:szCs w:val="24"/>
         </w:rPr>
+        <w:t>à</w:t>
+      </w:r>
+      <w:r>
+        <w:rPr>
+          <w:rFonts w:asciiTheme="minorHAnsi" w:hAnsiTheme="minorHAnsi"/>
+          <w:sz w:val="24"/>
+          <w:szCs w:val="24"/>
+        </w:rPr>
+        <w:t xml:space="preserve"> chaque fois, les garder)</w:t>
+      </w:r>
+    </w:p>
+    <w:p>
+      <w:pPr>
+        <w:pStyle w:val="p3"/>
+        <w:jc w:val="both"/>
+        <w:rPr>
+          <w:rFonts w:asciiTheme="minorHAnsi" w:hAnsiTheme="minorHAnsi"/>
+          <w:sz w:val="24"/>
+          <w:szCs w:val="24"/>
+        </w:rPr>
+      </w:pPr>
+      <w:r>
+        <w:rPr>
+          <w:rFonts w:asciiTheme="minorHAnsi" w:hAnsiTheme="minorHAnsi"/>
+          <w:sz w:val="24"/>
+          <w:szCs w:val="24"/>
+        </w:rPr>
+        <w:t>| --- checkpoints/ (contient les poids du mod</w:t>
+      </w:r>
+      <w:r>
+        <w:rPr>
+          <w:rFonts w:asciiTheme="minorHAnsi" w:hAnsiTheme="minorHAnsi" w:cs="Cambria"/>
+          <w:sz w:val="24"/>
+          <w:szCs w:val="24"/>
+        </w:rPr>
         <w:t>è</w:t>
       </w:r>
       <w:r>
@@ -8100,23 +8468,7 @@
           <w:sz w:val="24"/>
           <w:szCs w:val="24"/>
         </w:rPr>
-        <w:t>que</w:t>
-      </w:r>
-      <w:r>
-        <w:rPr>
-          <w:rFonts w:asciiTheme="minorHAnsi" w:hAnsiTheme="minorHAnsi"/>
-          <w:sz w:val="24"/>
-          <w:szCs w:val="24"/>
-        </w:rPr>
-        <w:t>s</w:t>
-      </w:r>
-      <w:r>
-        <w:rPr>
-          <w:rFonts w:asciiTheme="minorHAnsi" w:hAnsiTheme="minorHAnsi"/>
-          <w:sz w:val="24"/>
-          <w:szCs w:val="24"/>
-        </w:rPr>
-        <w:t>,… Docker permet de cr</w:t>
+        <w:t>le VAE sauvegard</w:t>
       </w:r>
       <w:r>
         <w:rPr>
@@ -8132,23 +8484,7 @@
           <w:sz w:val="24"/>
           <w:szCs w:val="24"/>
         </w:rPr>
-        <w:t>er un environnement avec : les</w:t>
-      </w:r>
-      <w:r>
-        <w:rPr>
-          <w:rFonts w:asciiTheme="minorHAnsi" w:hAnsiTheme="minorHAnsi"/>
-          <w:sz w:val="24"/>
-          <w:szCs w:val="24"/>
-        </w:rPr>
-        <w:t xml:space="preserve"> </w:t>
-      </w:r>
-      <w:r>
-        <w:rPr>
-          <w:rFonts w:asciiTheme="minorHAnsi" w:hAnsiTheme="minorHAnsi"/>
-          <w:sz w:val="24"/>
-          <w:szCs w:val="24"/>
-        </w:rPr>
-        <w:t>bonnes versions de Python, des biblioth</w:t>
+        <w:t xml:space="preserve">s pdt entrainement, comme </w:t>
       </w:r>
       <w:r>
         <w:rPr>
@@ -8156,49 +8492,443 @@
           <w:sz w:val="24"/>
           <w:szCs w:val="24"/>
         </w:rPr>
-        <w:t>è</w:t>
-      </w:r>
-      <w:r>
-        <w:rPr>
-          <w:rFonts w:asciiTheme="minorHAnsi" w:hAnsiTheme="minorHAnsi"/>
-          <w:sz w:val="24"/>
-          <w:szCs w:val="24"/>
-        </w:rPr>
-        <w:t>ques, …</w:t>
-      </w:r>
-    </w:p>
-    <w:p>
-      <w:pPr>
-        <w:pStyle w:val="p1"/>
-        <w:jc w:val="both"/>
-        <w:rPr>
-          <w:rFonts w:asciiTheme="minorHAnsi" w:hAnsiTheme="minorHAnsi"/>
-          <w:sz w:val="24"/>
-          <w:szCs w:val="24"/>
-        </w:rPr>
-      </w:pPr>
-    </w:p>
-    <w:p>
-      <w:pPr>
-        <w:pStyle w:val="Titolo2"/>
-        <w:jc w:val="both"/>
-      </w:pPr>
-      <w:bookmarkStart w:id="40" w:name="_Toc227168416"/>
-      <w:bookmarkStart w:id="41" w:name="_Toc227403508"/>
-      <w:r>
-        <w:t>Architecture (id</w:t>
-      </w:r>
-      <w:r>
-        <w:rPr>
-          <w:rFonts w:cs="Cambria"/>
+        <w:t>ç</w:t>
+      </w:r>
+      <w:r>
+        <w:rPr>
+          <w:rFonts w:asciiTheme="minorHAnsi" w:hAnsiTheme="minorHAnsi"/>
+          <w:sz w:val="24"/>
+          <w:szCs w:val="24"/>
+        </w:rPr>
+        <w:t>a application pourra</w:t>
+      </w:r>
+    </w:p>
+    <w:p>
+      <w:pPr>
+        <w:pStyle w:val="p3"/>
+        <w:jc w:val="both"/>
+        <w:rPr>
+          <w:rFonts w:asciiTheme="minorHAnsi" w:hAnsiTheme="minorHAnsi"/>
+          <w:sz w:val="24"/>
+          <w:szCs w:val="24"/>
+        </w:rPr>
+      </w:pPr>
+      <w:r>
+        <w:rPr>
+          <w:rFonts w:asciiTheme="minorHAnsi" w:hAnsiTheme="minorHAnsi"/>
+          <w:sz w:val="24"/>
+          <w:szCs w:val="24"/>
+        </w:rPr>
+        <w:t>directement reprendre ces poids pour g</w:t>
+      </w:r>
+      <w:r>
+        <w:rPr>
+          <w:rFonts w:asciiTheme="minorHAnsi" w:hAnsiTheme="minorHAnsi" w:cs="Cambria"/>
+          <w:sz w:val="24"/>
+          <w:szCs w:val="24"/>
         </w:rPr>
         <w:t>é</w:t>
       </w:r>
       <w:r>
-        <w:t>e) :</w:t>
-      </w:r>
-      <w:bookmarkEnd w:id="40"/>
+        <w:rPr>
+          <w:rFonts w:asciiTheme="minorHAnsi" w:hAnsiTheme="minorHAnsi"/>
+          <w:sz w:val="24"/>
+          <w:szCs w:val="24"/>
+        </w:rPr>
+        <w:t>n</w:t>
+      </w:r>
+      <w:r>
+        <w:rPr>
+          <w:rFonts w:asciiTheme="minorHAnsi" w:hAnsiTheme="minorHAnsi" w:cs="Cambria"/>
+          <w:sz w:val="24"/>
+          <w:szCs w:val="24"/>
+        </w:rPr>
+        <w:t>é</w:t>
+      </w:r>
+      <w:r>
+        <w:rPr>
+          <w:rFonts w:asciiTheme="minorHAnsi" w:hAnsiTheme="minorHAnsi"/>
+          <w:sz w:val="24"/>
+          <w:szCs w:val="24"/>
+        </w:rPr>
+        <w:t>rer les images)</w:t>
+      </w:r>
+    </w:p>
+    <w:p>
+      <w:pPr>
+        <w:pStyle w:val="p3"/>
+        <w:jc w:val="both"/>
+        <w:rPr>
+          <w:rFonts w:asciiTheme="minorHAnsi" w:hAnsiTheme="minorHAnsi"/>
+          <w:sz w:val="24"/>
+          <w:szCs w:val="24"/>
+        </w:rPr>
+      </w:pPr>
+      <w:r>
+        <w:rPr>
+          <w:rFonts w:asciiTheme="minorHAnsi" w:hAnsiTheme="minorHAnsi"/>
+          <w:sz w:val="24"/>
+          <w:szCs w:val="24"/>
+        </w:rPr>
+        <w:t>|</w:t>
+      </w:r>
+    </w:p>
+    <w:p>
+      <w:pPr>
+        <w:pStyle w:val="p3"/>
+        <w:jc w:val="both"/>
+        <w:rPr>
+          <w:rFonts w:asciiTheme="minorHAnsi" w:hAnsiTheme="minorHAnsi"/>
+          <w:sz w:val="24"/>
+          <w:szCs w:val="24"/>
+        </w:rPr>
+      </w:pPr>
+      <w:r>
+        <w:rPr>
+          <w:rFonts w:asciiTheme="minorHAnsi" w:hAnsiTheme="minorHAnsi"/>
+          <w:sz w:val="24"/>
+          <w:szCs w:val="24"/>
+        </w:rPr>
+        <w:t>|---outputs/ (r</w:t>
+      </w:r>
+      <w:r>
+        <w:rPr>
+          <w:rFonts w:asciiTheme="minorHAnsi" w:hAnsiTheme="minorHAnsi" w:cs="Cambria"/>
+          <w:sz w:val="24"/>
+          <w:szCs w:val="24"/>
+        </w:rPr>
+        <w:t>é</w:t>
+      </w:r>
+      <w:r>
+        <w:rPr>
+          <w:rFonts w:asciiTheme="minorHAnsi" w:hAnsiTheme="minorHAnsi"/>
+          <w:sz w:val="24"/>
+          <w:szCs w:val="24"/>
+        </w:rPr>
+        <w:t>sultats g</w:t>
+      </w:r>
+      <w:r>
+        <w:rPr>
+          <w:rFonts w:asciiTheme="minorHAnsi" w:hAnsiTheme="minorHAnsi" w:cs="Cambria"/>
+          <w:sz w:val="24"/>
+          <w:szCs w:val="24"/>
+        </w:rPr>
+        <w:t>é</w:t>
+      </w:r>
+      <w:r>
+        <w:rPr>
+          <w:rFonts w:asciiTheme="minorHAnsi" w:hAnsiTheme="minorHAnsi"/>
+          <w:sz w:val="24"/>
+          <w:szCs w:val="24"/>
+        </w:rPr>
+        <w:t>n</w:t>
+      </w:r>
+      <w:r>
+        <w:rPr>
+          <w:rFonts w:asciiTheme="minorHAnsi" w:hAnsiTheme="minorHAnsi" w:cs="Cambria"/>
+          <w:sz w:val="24"/>
+          <w:szCs w:val="24"/>
+        </w:rPr>
+        <w:t>é</w:t>
+      </w:r>
+      <w:r>
+        <w:rPr>
+          <w:rFonts w:asciiTheme="minorHAnsi" w:hAnsiTheme="minorHAnsi"/>
+          <w:sz w:val="24"/>
+          <w:szCs w:val="24"/>
+        </w:rPr>
+        <w:t>r</w:t>
+      </w:r>
+      <w:r>
+        <w:rPr>
+          <w:rFonts w:asciiTheme="minorHAnsi" w:hAnsiTheme="minorHAnsi" w:cs="Cambria"/>
+          <w:sz w:val="24"/>
+          <w:szCs w:val="24"/>
+        </w:rPr>
+        <w:t>é</w:t>
+      </w:r>
+      <w:r>
+        <w:rPr>
+          <w:rFonts w:asciiTheme="minorHAnsi" w:hAnsiTheme="minorHAnsi"/>
+          <w:sz w:val="24"/>
+          <w:szCs w:val="24"/>
+        </w:rPr>
+        <w:t>s, : reconstruction, interpolation, m</w:t>
+      </w:r>
+      <w:r>
+        <w:rPr>
+          <w:rFonts w:asciiTheme="minorHAnsi" w:hAnsiTheme="minorHAnsi" w:cs="Cambria"/>
+          <w:sz w:val="24"/>
+          <w:szCs w:val="24"/>
+        </w:rPr>
+        <w:t>é</w:t>
+      </w:r>
+      <w:r>
+        <w:rPr>
+          <w:rFonts w:asciiTheme="minorHAnsi" w:hAnsiTheme="minorHAnsi"/>
+          <w:sz w:val="24"/>
+          <w:szCs w:val="24"/>
+        </w:rPr>
+        <w:t>langes,…)</w:t>
+      </w:r>
+    </w:p>
+    <w:p>
+      <w:pPr>
+        <w:pStyle w:val="p3"/>
+        <w:jc w:val="both"/>
+        <w:rPr>
+          <w:rFonts w:asciiTheme="minorHAnsi" w:hAnsiTheme="minorHAnsi"/>
+          <w:sz w:val="24"/>
+          <w:szCs w:val="24"/>
+        </w:rPr>
+      </w:pPr>
+      <w:r>
+        <w:rPr>
+          <w:rFonts w:asciiTheme="minorHAnsi" w:hAnsiTheme="minorHAnsi"/>
+          <w:sz w:val="24"/>
+          <w:szCs w:val="24"/>
+        </w:rPr>
+        <w:t>|--- source/ (code interne, juste les fonctions)</w:t>
+      </w:r>
+    </w:p>
+    <w:p>
+      <w:pPr>
+        <w:pStyle w:val="p3"/>
+        <w:jc w:val="both"/>
+        <w:rPr>
+          <w:rFonts w:asciiTheme="minorHAnsi" w:hAnsiTheme="minorHAnsi"/>
+          <w:sz w:val="24"/>
+          <w:szCs w:val="24"/>
+        </w:rPr>
+      </w:pPr>
+      <w:r>
+        <w:rPr>
+          <w:rFonts w:asciiTheme="minorHAnsi" w:hAnsiTheme="minorHAnsi"/>
+          <w:sz w:val="24"/>
+          <w:szCs w:val="24"/>
+        </w:rPr>
+        <w:t>|--- preprocessing.py (ce qui pr</w:t>
+      </w:r>
+      <w:r>
+        <w:rPr>
+          <w:rFonts w:asciiTheme="minorHAnsi" w:hAnsiTheme="minorHAnsi" w:cs="Cambria"/>
+          <w:sz w:val="24"/>
+          <w:szCs w:val="24"/>
+        </w:rPr>
+        <w:t>é</w:t>
+      </w:r>
+      <w:r>
+        <w:rPr>
+          <w:rFonts w:asciiTheme="minorHAnsi" w:hAnsiTheme="minorHAnsi"/>
+          <w:sz w:val="24"/>
+          <w:szCs w:val="24"/>
+        </w:rPr>
+        <w:t>pare les images : lecture, conversions,..)</w:t>
+      </w:r>
+    </w:p>
+    <w:p>
+      <w:pPr>
+        <w:pStyle w:val="p3"/>
+        <w:jc w:val="both"/>
+        <w:rPr>
+          <w:rFonts w:asciiTheme="minorHAnsi" w:hAnsiTheme="minorHAnsi"/>
+          <w:sz w:val="24"/>
+          <w:szCs w:val="24"/>
+        </w:rPr>
+      </w:pPr>
+      <w:r>
+        <w:rPr>
+          <w:rFonts w:asciiTheme="minorHAnsi" w:hAnsiTheme="minorHAnsi"/>
+          <w:sz w:val="24"/>
+          <w:szCs w:val="24"/>
+        </w:rPr>
+        <w:t>|--- dataset.py (</w:t>
+      </w:r>
+    </w:p>
+    <w:p>
+      <w:pPr>
+        <w:pStyle w:val="p3"/>
+        <w:jc w:val="both"/>
+        <w:rPr>
+          <w:rFonts w:asciiTheme="minorHAnsi" w:hAnsiTheme="minorHAnsi"/>
+          <w:sz w:val="24"/>
+          <w:szCs w:val="24"/>
+        </w:rPr>
+      </w:pPr>
+      <w:r>
+        <w:rPr>
+          <w:rFonts w:asciiTheme="minorHAnsi" w:hAnsiTheme="minorHAnsi"/>
+          <w:sz w:val="24"/>
+          <w:szCs w:val="24"/>
+        </w:rPr>
+        <w:t>|--- vae_model.py (contient encodeur, d</w:t>
+      </w:r>
+      <w:r>
+        <w:rPr>
+          <w:rFonts w:asciiTheme="minorHAnsi" w:hAnsiTheme="minorHAnsi" w:cs="Cambria"/>
+          <w:sz w:val="24"/>
+          <w:szCs w:val="24"/>
+        </w:rPr>
+        <w:t>é</w:t>
+      </w:r>
+      <w:r>
+        <w:rPr>
+          <w:rFonts w:asciiTheme="minorHAnsi" w:hAnsiTheme="minorHAnsi"/>
+          <w:sz w:val="24"/>
+          <w:szCs w:val="24"/>
+        </w:rPr>
+        <w:t>codeur, loss,..)</w:t>
+      </w:r>
+    </w:p>
+    <w:p>
+      <w:pPr>
+        <w:pStyle w:val="p3"/>
+        <w:jc w:val="both"/>
+        <w:rPr>
+          <w:rFonts w:asciiTheme="minorHAnsi" w:hAnsiTheme="minorHAnsi"/>
+          <w:sz w:val="24"/>
+          <w:szCs w:val="24"/>
+        </w:rPr>
+      </w:pPr>
+      <w:r>
+        <w:rPr>
+          <w:rFonts w:asciiTheme="minorHAnsi" w:hAnsiTheme="minorHAnsi"/>
+          <w:sz w:val="24"/>
+          <w:szCs w:val="24"/>
+        </w:rPr>
+        <w:t>|--- train.py (contient les boucles d’entra</w:t>
+      </w:r>
+      <w:r>
+        <w:rPr>
+          <w:rFonts w:asciiTheme="minorHAnsi" w:hAnsiTheme="minorHAnsi" w:cs="Cambria"/>
+          <w:sz w:val="24"/>
+          <w:szCs w:val="24"/>
+        </w:rPr>
+        <w:t>î</w:t>
+      </w:r>
+      <w:r>
+        <w:rPr>
+          <w:rFonts w:asciiTheme="minorHAnsi" w:hAnsiTheme="minorHAnsi"/>
+          <w:sz w:val="24"/>
+          <w:szCs w:val="24"/>
+        </w:rPr>
+        <w:t>nement et de validation)</w:t>
+      </w:r>
+    </w:p>
+    <w:p>
+      <w:pPr>
+        <w:pStyle w:val="p3"/>
+        <w:jc w:val="both"/>
+        <w:rPr>
+          <w:rFonts w:asciiTheme="minorHAnsi" w:hAnsiTheme="minorHAnsi"/>
+          <w:sz w:val="24"/>
+          <w:szCs w:val="24"/>
+        </w:rPr>
+      </w:pPr>
+      <w:r>
+        <w:rPr>
+          <w:rFonts w:asciiTheme="minorHAnsi" w:hAnsiTheme="minorHAnsi"/>
+          <w:sz w:val="24"/>
+          <w:szCs w:val="24"/>
+        </w:rPr>
+        <w:t>|--- latent_space.py (les op</w:t>
+      </w:r>
+      <w:r>
+        <w:rPr>
+          <w:rFonts w:asciiTheme="minorHAnsi" w:hAnsiTheme="minorHAnsi" w:cs="Cambria"/>
+          <w:sz w:val="24"/>
+          <w:szCs w:val="24"/>
+        </w:rPr>
+        <w:t>é</w:t>
+      </w:r>
+      <w:r>
+        <w:rPr>
+          <w:rFonts w:asciiTheme="minorHAnsi" w:hAnsiTheme="minorHAnsi"/>
+          <w:sz w:val="24"/>
+          <w:szCs w:val="24"/>
+        </w:rPr>
+        <w:t>rations dans l’espace latent : m</w:t>
+      </w:r>
+      <w:r>
+        <w:rPr>
+          <w:rFonts w:asciiTheme="minorHAnsi" w:hAnsiTheme="minorHAnsi" w:cs="Cambria"/>
+          <w:sz w:val="24"/>
+          <w:szCs w:val="24"/>
+        </w:rPr>
+        <w:t>é</w:t>
+      </w:r>
+      <w:r>
+        <w:rPr>
+          <w:rFonts w:asciiTheme="minorHAnsi" w:hAnsiTheme="minorHAnsi"/>
+          <w:sz w:val="24"/>
+          <w:szCs w:val="24"/>
+        </w:rPr>
+        <w:t>langes,…)</w:t>
+      </w:r>
+    </w:p>
+    <w:p>
+      <w:pPr>
+        <w:pStyle w:val="p3"/>
+        <w:jc w:val="both"/>
+        <w:rPr>
+          <w:rFonts w:asciiTheme="minorHAnsi" w:hAnsiTheme="minorHAnsi"/>
+          <w:sz w:val="24"/>
+          <w:szCs w:val="24"/>
+        </w:rPr>
+      </w:pPr>
+      <w:r>
+        <w:rPr>
+          <w:rFonts w:asciiTheme="minorHAnsi" w:hAnsiTheme="minorHAnsi"/>
+          <w:sz w:val="24"/>
+          <w:szCs w:val="24"/>
+        </w:rPr>
+        <w:t>|--- app.py (interface graphique)</w:t>
+      </w:r>
+    </w:p>
+    <w:p>
+      <w:pPr>
+        <w:pStyle w:val="p3"/>
+        <w:jc w:val="both"/>
+        <w:rPr>
+          <w:rFonts w:asciiTheme="minorHAnsi" w:hAnsiTheme="minorHAnsi"/>
+          <w:sz w:val="24"/>
+          <w:szCs w:val="24"/>
+        </w:rPr>
+      </w:pPr>
+      <w:r>
+        <w:rPr>
+          <w:rFonts w:asciiTheme="minorHAnsi" w:hAnsiTheme="minorHAnsi"/>
+          <w:sz w:val="24"/>
+          <w:szCs w:val="24"/>
+        </w:rPr>
+        <w:t>|--- utils.py (les fonctions qui reviennent un peu partout,</w:t>
+      </w:r>
+      <w:bookmarkStart w:id="41" w:name="_GoBack"/>
       <w:bookmarkEnd w:id="41"/>
+      <w:r>
+        <w:rPr>
+          <w:rFonts w:asciiTheme="minorHAnsi" w:hAnsiTheme="minorHAnsi"/>
+          <w:sz w:val="24"/>
+          <w:szCs w:val="24"/>
+        </w:rPr>
+        <w:t xml:space="preserve"> pour </w:t>
+      </w:r>
+      <w:r>
+        <w:rPr>
+          <w:rFonts w:asciiTheme="minorHAnsi" w:hAnsiTheme="minorHAnsi" w:cs="Cambria"/>
+          <w:sz w:val="24"/>
+          <w:szCs w:val="24"/>
+        </w:rPr>
+        <w:t>é</w:t>
+      </w:r>
+      <w:r>
+        <w:rPr>
+          <w:rFonts w:asciiTheme="minorHAnsi" w:hAnsiTheme="minorHAnsi"/>
+          <w:sz w:val="24"/>
+          <w:szCs w:val="24"/>
+        </w:rPr>
+        <w:t>viter des mettre partout)</w:t>
+      </w:r>
     </w:p>
     <w:p>
       <w:pPr>
@@ -8210,23 +8940,29 @@
           <w:szCs w:val="24"/>
         </w:rPr>
       </w:pPr>
-      <w:proofErr w:type="spellStart"/>
-      <w:r>
-        <w:rPr>
-          <w:rFonts w:asciiTheme="minorHAnsi" w:hAnsiTheme="minorHAnsi"/>
-          <w:sz w:val="24"/>
-          <w:szCs w:val="24"/>
-        </w:rPr>
-        <w:t>Projet_dev_autoportrait</w:t>
-      </w:r>
-      <w:proofErr w:type="spellEnd"/>
-      <w:r>
-        <w:rPr>
-          <w:rFonts w:asciiTheme="minorHAnsi" w:hAnsiTheme="minorHAnsi"/>
-          <w:sz w:val="24"/>
-          <w:szCs w:val="24"/>
-        </w:rPr>
-        <w:t>/</w:t>
+      <w:r>
+        <w:rPr>
+          <w:rFonts w:asciiTheme="minorHAnsi" w:hAnsiTheme="minorHAnsi"/>
+          <w:sz w:val="24"/>
+          <w:szCs w:val="24"/>
+        </w:rPr>
+        <w:t xml:space="preserve">|--- scripts/ (appelle les fonctions de src et fait les grandes </w:t>
+      </w:r>
+      <w:r>
+        <w:rPr>
+          <w:rFonts w:asciiTheme="minorHAnsi" w:hAnsiTheme="minorHAnsi" w:cs="Cambria"/>
+          <w:sz w:val="24"/>
+          <w:szCs w:val="24"/>
+        </w:rPr>
+        <w:t>é</w:t>
+      </w:r>
+      <w:r>
+        <w:rPr>
+          <w:rFonts w:asciiTheme="minorHAnsi" w:hAnsiTheme="minorHAnsi"/>
+          <w:sz w:val="24"/>
+          <w:szCs w:val="24"/>
+        </w:rPr>
+        <w:t>tapes)</w:t>
       </w:r>
     </w:p>
     <w:p>
@@ -8245,7 +8981,7 @@
           <w:sz w:val="24"/>
           <w:szCs w:val="24"/>
         </w:rPr>
-        <w:t>|</w:t>
+        <w:t>|--- preprocess_</w:t>
       </w:r>
     </w:p>
     <w:p>
@@ -8264,7 +9000,7 @@
           <w:sz w:val="24"/>
           <w:szCs w:val="24"/>
         </w:rPr>
-        <w:t>|--- README.md (explique le projet, cmt l’installer, cmt le lancer)</w:t>
+        <w:t>data.py (lance le preprocessing)</w:t>
       </w:r>
     </w:p>
     <w:p>
@@ -8283,55 +9019,7 @@
           <w:sz w:val="24"/>
           <w:szCs w:val="24"/>
         </w:rPr>
-        <w:t>|--- requirement.txt (liste des biblioth</w:t>
-      </w:r>
-      <w:r>
-        <w:rPr>
-          <w:rFonts w:asciiTheme="minorHAnsi" w:hAnsiTheme="minorHAnsi" w:cs="Cambria"/>
-          <w:sz w:val="24"/>
-          <w:szCs w:val="24"/>
-        </w:rPr>
-        <w:t>è</w:t>
-      </w:r>
-      <w:r>
-        <w:rPr>
-          <w:rFonts w:asciiTheme="minorHAnsi" w:hAnsiTheme="minorHAnsi"/>
-          <w:sz w:val="24"/>
-          <w:szCs w:val="24"/>
-        </w:rPr>
-        <w:t>ques utilis</w:t>
-      </w:r>
-      <w:r>
-        <w:rPr>
-          <w:rFonts w:asciiTheme="minorHAnsi" w:hAnsiTheme="minorHAnsi" w:cs="Cambria"/>
-          <w:sz w:val="24"/>
-          <w:szCs w:val="24"/>
-        </w:rPr>
-        <w:t>é</w:t>
-      </w:r>
-      <w:r>
-        <w:rPr>
-          <w:rFonts w:asciiTheme="minorHAnsi" w:hAnsiTheme="minorHAnsi"/>
-          <w:sz w:val="24"/>
-          <w:szCs w:val="24"/>
-        </w:rPr>
-        <w:t>s dans le projet -&gt; utile pour cr</w:t>
-      </w:r>
-      <w:r>
-        <w:rPr>
-          <w:rFonts w:asciiTheme="minorHAnsi" w:hAnsiTheme="minorHAnsi" w:cs="Cambria"/>
-          <w:sz w:val="24"/>
-          <w:szCs w:val="24"/>
-        </w:rPr>
-        <w:t>é</w:t>
-      </w:r>
-      <w:r>
-        <w:rPr>
-          <w:rFonts w:asciiTheme="minorHAnsi" w:hAnsiTheme="minorHAnsi"/>
-          <w:sz w:val="24"/>
-          <w:szCs w:val="24"/>
-        </w:rPr>
-        <w:t>er l’environnement)</w:t>
+        <w:t>|--- train_model.py (lance entrainement)</w:t>
       </w:r>
     </w:p>
     <w:p>
@@ -8342,94 +9030,6 @@
           <w:rFonts w:asciiTheme="minorHAnsi" w:hAnsiTheme="minorHAnsi"/>
           <w:sz w:val="24"/>
           <w:szCs w:val="24"/>
-        </w:rPr>
-      </w:pPr>
-      <w:r>
-        <w:rPr>
-          <w:rFonts w:asciiTheme="minorHAnsi" w:hAnsiTheme="minorHAnsi"/>
-          <w:sz w:val="24"/>
-          <w:szCs w:val="24"/>
-        </w:rPr>
-        <w:t xml:space="preserve">|--- </w:t>
-      </w:r>
-      <w:proofErr w:type="spellStart"/>
-      <w:r>
-        <w:rPr>
-          <w:rFonts w:asciiTheme="minorHAnsi" w:hAnsiTheme="minorHAnsi"/>
-          <w:sz w:val="24"/>
-          <w:szCs w:val="24"/>
-        </w:rPr>
-        <w:t>Dockerfile</w:t>
-      </w:r>
-      <w:proofErr w:type="spellEnd"/>
-      <w:r>
-        <w:rPr>
-          <w:rFonts w:asciiTheme="minorHAnsi" w:hAnsiTheme="minorHAnsi"/>
-          <w:sz w:val="24"/>
-          <w:szCs w:val="24"/>
-        </w:rPr>
-        <w:t xml:space="preserve"> (pour lancer le projet sur un autre ordi et </w:t>
-      </w:r>
-      <w:r>
-        <w:rPr>
-          <w:rFonts w:asciiTheme="minorHAnsi" w:hAnsiTheme="minorHAnsi" w:cs="Cambria"/>
-          <w:sz w:val="24"/>
-          <w:szCs w:val="24"/>
-        </w:rPr>
-        <w:t>é</w:t>
-      </w:r>
-      <w:r>
-        <w:rPr>
-          <w:rFonts w:asciiTheme="minorHAnsi" w:hAnsiTheme="minorHAnsi"/>
-          <w:sz w:val="24"/>
-          <w:szCs w:val="24"/>
-        </w:rPr>
-        <w:t>viter les probl</w:t>
-      </w:r>
-      <w:r>
-        <w:rPr>
-          <w:rFonts w:asciiTheme="minorHAnsi" w:hAnsiTheme="minorHAnsi" w:cs="Cambria"/>
-          <w:sz w:val="24"/>
-          <w:szCs w:val="24"/>
-        </w:rPr>
-        <w:t>è</w:t>
-      </w:r>
-      <w:r>
-        <w:rPr>
-          <w:rFonts w:asciiTheme="minorHAnsi" w:hAnsiTheme="minorHAnsi"/>
-          <w:sz w:val="24"/>
-          <w:szCs w:val="24"/>
-        </w:rPr>
-        <w:t>mes de versions)</w:t>
-      </w:r>
-    </w:p>
-    <w:p>
-      <w:pPr>
-        <w:pStyle w:val="p3"/>
-        <w:jc w:val="both"/>
-        <w:rPr>
-          <w:rFonts w:asciiTheme="minorHAnsi" w:hAnsiTheme="minorHAnsi"/>
-          <w:sz w:val="24"/>
-          <w:szCs w:val="24"/>
-        </w:rPr>
-      </w:pPr>
-      <w:r>
-        <w:rPr>
-          <w:rFonts w:asciiTheme="minorHAnsi" w:hAnsiTheme="minorHAnsi"/>
-          <w:sz w:val="24"/>
-          <w:szCs w:val="24"/>
-        </w:rPr>
-        <w:t>|--- main.py (on peut faire un code principal ici)</w:t>
-      </w:r>
-    </w:p>
-    <w:p>
-      <w:pPr>
-        <w:pStyle w:val="p3"/>
-        <w:jc w:val="both"/>
-        <w:rPr>
-          <w:rFonts w:asciiTheme="minorHAnsi" w:hAnsiTheme="minorHAnsi"/>
-          <w:sz w:val="24"/>
-          <w:szCs w:val="24"/>
           <w:lang w:val="en-US"/>
         </w:rPr>
       </w:pPr>
@@ -8440,868 +9040,39 @@
           <w:szCs w:val="24"/>
           <w:lang w:val="en-US"/>
         </w:rPr>
-        <w:lastRenderedPageBreak/>
-        <w:t>|</w:t>
-      </w:r>
-    </w:p>
-    <w:p>
-      <w:pPr>
-        <w:pStyle w:val="p3"/>
-        <w:jc w:val="both"/>
-        <w:rPr>
-          <w:rFonts w:asciiTheme="minorHAnsi" w:hAnsiTheme="minorHAnsi"/>
-          <w:sz w:val="24"/>
-          <w:szCs w:val="24"/>
+        <w:t>|--- launching_app.py (lance application)</w:t>
+      </w:r>
+    </w:p>
+    <w:p>
+      <w:pPr>
+        <w:jc w:val="both"/>
+        <w:rPr>
           <w:lang w:val="en-US"/>
         </w:rPr>
       </w:pPr>
-      <w:r>
-        <w:rPr>
-          <w:rFonts w:asciiTheme="minorHAnsi" w:hAnsiTheme="minorHAnsi"/>
-          <w:sz w:val="24"/>
-          <w:szCs w:val="24"/>
+    </w:p>
+    <w:p>
+      <w:pPr>
+        <w:jc w:val="both"/>
+        <w:rPr>
           <w:lang w:val="en-US"/>
         </w:rPr>
-        <w:t>|--- data/</w:t>
-      </w:r>
-    </w:p>
-    <w:p>
-      <w:pPr>
-        <w:pStyle w:val="p3"/>
-        <w:jc w:val="both"/>
-        <w:rPr>
-          <w:rFonts w:asciiTheme="minorHAnsi" w:hAnsiTheme="minorHAnsi"/>
-          <w:sz w:val="24"/>
-          <w:szCs w:val="24"/>
+      </w:pPr>
+    </w:p>
+    <w:p>
+      <w:pPr>
+        <w:jc w:val="both"/>
+        <w:rPr>
           <w:lang w:val="en-US"/>
         </w:rPr>
       </w:pPr>
-      <w:r>
-        <w:rPr>
-          <w:rFonts w:asciiTheme="minorHAnsi" w:hAnsiTheme="minorHAnsi"/>
-          <w:sz w:val="24"/>
-          <w:szCs w:val="24"/>
-          <w:lang w:val="en-US"/>
-        </w:rPr>
-        <w:t xml:space="preserve">| |--- </w:t>
-      </w:r>
-      <w:proofErr w:type="spellStart"/>
-      <w:r>
-        <w:rPr>
-          <w:rFonts w:asciiTheme="minorHAnsi" w:hAnsiTheme="minorHAnsi"/>
-          <w:sz w:val="24"/>
-          <w:szCs w:val="24"/>
-          <w:lang w:val="en-US"/>
-        </w:rPr>
-        <w:t>raw_data</w:t>
-      </w:r>
-      <w:proofErr w:type="spellEnd"/>
-      <w:r>
-        <w:rPr>
-          <w:rFonts w:asciiTheme="minorHAnsi" w:hAnsiTheme="minorHAnsi"/>
-          <w:sz w:val="24"/>
-          <w:szCs w:val="24"/>
-          <w:lang w:val="en-US"/>
-        </w:rPr>
-        <w:t xml:space="preserve">/ (images </w:t>
-      </w:r>
-      <w:proofErr w:type="spellStart"/>
-      <w:r>
-        <w:rPr>
-          <w:rFonts w:asciiTheme="minorHAnsi" w:hAnsiTheme="minorHAnsi"/>
-          <w:sz w:val="24"/>
-          <w:szCs w:val="24"/>
-          <w:lang w:val="en-US"/>
-        </w:rPr>
-        <w:t>d’origine</w:t>
-      </w:r>
-      <w:proofErr w:type="spellEnd"/>
-      <w:r>
-        <w:rPr>
-          <w:rFonts w:asciiTheme="minorHAnsi" w:hAnsiTheme="minorHAnsi"/>
-          <w:sz w:val="24"/>
-          <w:szCs w:val="24"/>
-          <w:lang w:val="en-US"/>
-        </w:rPr>
-        <w:t xml:space="preserve"> brutes)</w:t>
-      </w:r>
-    </w:p>
-    <w:p>
-      <w:pPr>
-        <w:pStyle w:val="p3"/>
-        <w:jc w:val="both"/>
-        <w:rPr>
-          <w:rFonts w:asciiTheme="minorHAnsi" w:hAnsiTheme="minorHAnsi"/>
-          <w:sz w:val="24"/>
-          <w:szCs w:val="24"/>
-        </w:rPr>
-      </w:pPr>
-      <w:r>
-        <w:rPr>
-          <w:rFonts w:asciiTheme="minorHAnsi" w:hAnsiTheme="minorHAnsi"/>
-          <w:sz w:val="24"/>
-          <w:szCs w:val="24"/>
-        </w:rPr>
-        <w:t xml:space="preserve">| |--- </w:t>
-      </w:r>
-      <w:proofErr w:type="spellStart"/>
-      <w:r>
-        <w:rPr>
-          <w:rFonts w:asciiTheme="minorHAnsi" w:hAnsiTheme="minorHAnsi"/>
-          <w:sz w:val="24"/>
-          <w:szCs w:val="24"/>
-        </w:rPr>
-        <w:t>processed_data</w:t>
-      </w:r>
-      <w:proofErr w:type="spellEnd"/>
-      <w:r>
-        <w:rPr>
-          <w:rFonts w:asciiTheme="minorHAnsi" w:hAnsiTheme="minorHAnsi"/>
-          <w:sz w:val="24"/>
-          <w:szCs w:val="24"/>
-        </w:rPr>
-        <w:t xml:space="preserve">/ (pour </w:t>
-      </w:r>
-      <w:r>
-        <w:rPr>
-          <w:rFonts w:asciiTheme="minorHAnsi" w:hAnsiTheme="minorHAnsi" w:cs="Cambria"/>
-          <w:sz w:val="24"/>
-          <w:szCs w:val="24"/>
-        </w:rPr>
-        <w:t>é</w:t>
-      </w:r>
-      <w:r>
-        <w:rPr>
-          <w:rFonts w:asciiTheme="minorHAnsi" w:hAnsiTheme="minorHAnsi"/>
-          <w:sz w:val="24"/>
-          <w:szCs w:val="24"/>
-        </w:rPr>
-        <w:t xml:space="preserve">viter de refaire le </w:t>
-      </w:r>
-      <w:proofErr w:type="spellStart"/>
-      <w:r>
-        <w:rPr>
-          <w:rFonts w:asciiTheme="minorHAnsi" w:hAnsiTheme="minorHAnsi"/>
-          <w:sz w:val="24"/>
-          <w:szCs w:val="24"/>
-        </w:rPr>
-        <w:t>preprocessing</w:t>
-      </w:r>
-      <w:proofErr w:type="spellEnd"/>
-      <w:r>
-        <w:rPr>
-          <w:rFonts w:asciiTheme="minorHAnsi" w:hAnsiTheme="minorHAnsi"/>
-          <w:sz w:val="24"/>
-          <w:szCs w:val="24"/>
-        </w:rPr>
-        <w:t xml:space="preserve"> </w:t>
-      </w:r>
-      <w:r>
-        <w:rPr>
-          <w:rFonts w:asciiTheme="minorHAnsi" w:hAnsiTheme="minorHAnsi" w:cs="Cambria"/>
-          <w:sz w:val="24"/>
-          <w:szCs w:val="24"/>
-        </w:rPr>
-        <w:t>à</w:t>
-      </w:r>
-      <w:r>
-        <w:rPr>
-          <w:rFonts w:asciiTheme="minorHAnsi" w:hAnsiTheme="minorHAnsi"/>
-          <w:sz w:val="24"/>
-          <w:szCs w:val="24"/>
-        </w:rPr>
-        <w:t xml:space="preserve"> chaque fois, les garder)</w:t>
-      </w:r>
-    </w:p>
-    <w:p>
-      <w:pPr>
-        <w:pStyle w:val="p3"/>
-        <w:jc w:val="both"/>
-        <w:rPr>
-          <w:rFonts w:asciiTheme="minorHAnsi" w:hAnsiTheme="minorHAnsi"/>
-          <w:sz w:val="24"/>
-          <w:szCs w:val="24"/>
-        </w:rPr>
-      </w:pPr>
-      <w:r>
-        <w:rPr>
-          <w:rFonts w:asciiTheme="minorHAnsi" w:hAnsiTheme="minorHAnsi"/>
-          <w:sz w:val="24"/>
-          <w:szCs w:val="24"/>
-        </w:rPr>
-        <w:t>| --- checkpoints/ (contient les poids du mod</w:t>
-      </w:r>
-      <w:r>
-        <w:rPr>
-          <w:rFonts w:asciiTheme="minorHAnsi" w:hAnsiTheme="minorHAnsi" w:cs="Cambria"/>
-          <w:sz w:val="24"/>
-          <w:szCs w:val="24"/>
-        </w:rPr>
-        <w:t>è</w:t>
-      </w:r>
-      <w:r>
-        <w:rPr>
-          <w:rFonts w:asciiTheme="minorHAnsi" w:hAnsiTheme="minorHAnsi"/>
-          <w:sz w:val="24"/>
-          <w:szCs w:val="24"/>
-        </w:rPr>
-        <w:t>le VAE sauvegard</w:t>
-      </w:r>
-      <w:r>
-        <w:rPr>
-          <w:rFonts w:asciiTheme="minorHAnsi" w:hAnsiTheme="minorHAnsi" w:cs="Cambria"/>
-          <w:sz w:val="24"/>
-          <w:szCs w:val="24"/>
-        </w:rPr>
-        <w:t>é</w:t>
-      </w:r>
-      <w:r>
-        <w:rPr>
-          <w:rFonts w:asciiTheme="minorHAnsi" w:hAnsiTheme="minorHAnsi"/>
-          <w:sz w:val="24"/>
-          <w:szCs w:val="24"/>
-        </w:rPr>
-        <w:t xml:space="preserve">s pdt entrainement, comme </w:t>
-      </w:r>
-      <w:r>
-        <w:rPr>
-          <w:rFonts w:asciiTheme="minorHAnsi" w:hAnsiTheme="minorHAnsi" w:cs="Cambria"/>
-          <w:sz w:val="24"/>
-          <w:szCs w:val="24"/>
-        </w:rPr>
-        <w:t>ç</w:t>
-      </w:r>
-      <w:r>
-        <w:rPr>
-          <w:rFonts w:asciiTheme="minorHAnsi" w:hAnsiTheme="minorHAnsi"/>
-          <w:sz w:val="24"/>
-          <w:szCs w:val="24"/>
-        </w:rPr>
-        <w:t>a application pourra</w:t>
-      </w:r>
-    </w:p>
-    <w:p>
-      <w:pPr>
-        <w:pStyle w:val="p3"/>
-        <w:jc w:val="both"/>
-        <w:rPr>
-          <w:rFonts w:asciiTheme="minorHAnsi" w:hAnsiTheme="minorHAnsi"/>
-          <w:sz w:val="24"/>
-          <w:szCs w:val="24"/>
-        </w:rPr>
-      </w:pPr>
-      <w:r>
-        <w:rPr>
-          <w:rFonts w:asciiTheme="minorHAnsi" w:hAnsiTheme="minorHAnsi"/>
-          <w:sz w:val="24"/>
-          <w:szCs w:val="24"/>
-        </w:rPr>
-        <w:t>directement reprendre ces poids pour g</w:t>
-      </w:r>
-      <w:r>
-        <w:rPr>
-          <w:rFonts w:asciiTheme="minorHAnsi" w:hAnsiTheme="minorHAnsi" w:cs="Cambria"/>
-          <w:sz w:val="24"/>
-          <w:szCs w:val="24"/>
-        </w:rPr>
-        <w:t>é</w:t>
-      </w:r>
-      <w:r>
-        <w:rPr>
-          <w:rFonts w:asciiTheme="minorHAnsi" w:hAnsiTheme="minorHAnsi"/>
-          <w:sz w:val="24"/>
-          <w:szCs w:val="24"/>
-        </w:rPr>
-        <w:t>n</w:t>
-      </w:r>
-      <w:r>
-        <w:rPr>
-          <w:rFonts w:asciiTheme="minorHAnsi" w:hAnsiTheme="minorHAnsi" w:cs="Cambria"/>
-          <w:sz w:val="24"/>
-          <w:szCs w:val="24"/>
-        </w:rPr>
-        <w:t>é</w:t>
-      </w:r>
-      <w:r>
-        <w:rPr>
-          <w:rFonts w:asciiTheme="minorHAnsi" w:hAnsiTheme="minorHAnsi"/>
-          <w:sz w:val="24"/>
-          <w:szCs w:val="24"/>
-        </w:rPr>
-        <w:t>rer les images)</w:t>
-      </w:r>
-    </w:p>
-    <w:p>
-      <w:pPr>
-        <w:pStyle w:val="p3"/>
-        <w:jc w:val="both"/>
-        <w:rPr>
-          <w:rFonts w:asciiTheme="minorHAnsi" w:hAnsiTheme="minorHAnsi"/>
-          <w:sz w:val="24"/>
-          <w:szCs w:val="24"/>
-        </w:rPr>
-      </w:pPr>
-      <w:r>
-        <w:rPr>
-          <w:rFonts w:asciiTheme="minorHAnsi" w:hAnsiTheme="minorHAnsi"/>
-          <w:sz w:val="24"/>
-          <w:szCs w:val="24"/>
-        </w:rPr>
-        <w:t>|</w:t>
-      </w:r>
-    </w:p>
-    <w:p>
-      <w:pPr>
-        <w:pStyle w:val="p3"/>
-        <w:jc w:val="both"/>
-        <w:rPr>
-          <w:rFonts w:asciiTheme="minorHAnsi" w:hAnsiTheme="minorHAnsi"/>
-          <w:sz w:val="24"/>
-          <w:szCs w:val="24"/>
-        </w:rPr>
-      </w:pPr>
-      <w:r>
-        <w:rPr>
-          <w:rFonts w:asciiTheme="minorHAnsi" w:hAnsiTheme="minorHAnsi"/>
-          <w:sz w:val="24"/>
-          <w:szCs w:val="24"/>
-        </w:rPr>
-        <w:t>|---outputs/ (r</w:t>
-      </w:r>
-      <w:r>
-        <w:rPr>
-          <w:rFonts w:asciiTheme="minorHAnsi" w:hAnsiTheme="minorHAnsi" w:cs="Cambria"/>
-          <w:sz w:val="24"/>
-          <w:szCs w:val="24"/>
-        </w:rPr>
-        <w:t>é</w:t>
-      </w:r>
-      <w:r>
-        <w:rPr>
-          <w:rFonts w:asciiTheme="minorHAnsi" w:hAnsiTheme="minorHAnsi"/>
-          <w:sz w:val="24"/>
-          <w:szCs w:val="24"/>
-        </w:rPr>
-        <w:t>sultats g</w:t>
-      </w:r>
-      <w:r>
-        <w:rPr>
-          <w:rFonts w:asciiTheme="minorHAnsi" w:hAnsiTheme="minorHAnsi" w:cs="Cambria"/>
-          <w:sz w:val="24"/>
-          <w:szCs w:val="24"/>
-        </w:rPr>
-        <w:t>é</w:t>
-      </w:r>
-      <w:r>
-        <w:rPr>
-          <w:rFonts w:asciiTheme="minorHAnsi" w:hAnsiTheme="minorHAnsi"/>
-          <w:sz w:val="24"/>
-          <w:szCs w:val="24"/>
-        </w:rPr>
-        <w:t>n</w:t>
-      </w:r>
-      <w:r>
-        <w:rPr>
-          <w:rFonts w:asciiTheme="minorHAnsi" w:hAnsiTheme="minorHAnsi" w:cs="Cambria"/>
-          <w:sz w:val="24"/>
-          <w:szCs w:val="24"/>
-        </w:rPr>
-        <w:t>é</w:t>
-      </w:r>
-      <w:r>
-        <w:rPr>
-          <w:rFonts w:asciiTheme="minorHAnsi" w:hAnsiTheme="minorHAnsi"/>
-          <w:sz w:val="24"/>
-          <w:szCs w:val="24"/>
-        </w:rPr>
-        <w:t>r</w:t>
-      </w:r>
-      <w:r>
-        <w:rPr>
-          <w:rFonts w:asciiTheme="minorHAnsi" w:hAnsiTheme="minorHAnsi" w:cs="Cambria"/>
-          <w:sz w:val="24"/>
-          <w:szCs w:val="24"/>
-        </w:rPr>
-        <w:t>é</w:t>
-      </w:r>
-      <w:r>
-        <w:rPr>
-          <w:rFonts w:asciiTheme="minorHAnsi" w:hAnsiTheme="minorHAnsi"/>
-          <w:sz w:val="24"/>
-          <w:szCs w:val="24"/>
-        </w:rPr>
-        <w:t>s, : reconstruction, interpolation, m</w:t>
-      </w:r>
-      <w:r>
-        <w:rPr>
-          <w:rFonts w:asciiTheme="minorHAnsi" w:hAnsiTheme="minorHAnsi" w:cs="Cambria"/>
-          <w:sz w:val="24"/>
-          <w:szCs w:val="24"/>
-        </w:rPr>
-        <w:t>é</w:t>
-      </w:r>
-      <w:r>
-        <w:rPr>
-          <w:rFonts w:asciiTheme="minorHAnsi" w:hAnsiTheme="minorHAnsi"/>
-          <w:sz w:val="24"/>
-          <w:szCs w:val="24"/>
-        </w:rPr>
-        <w:t>langes,…)</w:t>
-      </w:r>
-    </w:p>
-    <w:p>
-      <w:pPr>
-        <w:pStyle w:val="p3"/>
-        <w:jc w:val="both"/>
-        <w:rPr>
-          <w:rFonts w:asciiTheme="minorHAnsi" w:hAnsiTheme="minorHAnsi"/>
-          <w:sz w:val="24"/>
-          <w:szCs w:val="24"/>
-        </w:rPr>
-      </w:pPr>
-      <w:r>
-        <w:rPr>
-          <w:rFonts w:asciiTheme="minorHAnsi" w:hAnsiTheme="minorHAnsi"/>
-          <w:sz w:val="24"/>
-          <w:szCs w:val="24"/>
-        </w:rPr>
-        <w:t>|--- source/ (code interne, juste les fonctions)</w:t>
-      </w:r>
-    </w:p>
-    <w:p>
-      <w:pPr>
-        <w:pStyle w:val="p3"/>
-        <w:jc w:val="both"/>
-        <w:rPr>
-          <w:rFonts w:asciiTheme="minorHAnsi" w:hAnsiTheme="minorHAnsi"/>
-          <w:sz w:val="24"/>
-          <w:szCs w:val="24"/>
-        </w:rPr>
-      </w:pPr>
-      <w:r>
-        <w:rPr>
-          <w:rFonts w:asciiTheme="minorHAnsi" w:hAnsiTheme="minorHAnsi"/>
-          <w:sz w:val="24"/>
-          <w:szCs w:val="24"/>
-        </w:rPr>
-        <w:t>|--- preprocessing.py (ce qui pr</w:t>
-      </w:r>
-      <w:r>
-        <w:rPr>
-          <w:rFonts w:asciiTheme="minorHAnsi" w:hAnsiTheme="minorHAnsi" w:cs="Cambria"/>
-          <w:sz w:val="24"/>
-          <w:szCs w:val="24"/>
-        </w:rPr>
-        <w:t>é</w:t>
-      </w:r>
-      <w:r>
-        <w:rPr>
-          <w:rFonts w:asciiTheme="minorHAnsi" w:hAnsiTheme="minorHAnsi"/>
-          <w:sz w:val="24"/>
-          <w:szCs w:val="24"/>
-        </w:rPr>
-        <w:t>pare les images : lecture, conversions,..)</w:t>
-      </w:r>
-    </w:p>
-    <w:p>
-      <w:pPr>
-        <w:pStyle w:val="p3"/>
-        <w:jc w:val="both"/>
-        <w:rPr>
-          <w:rFonts w:asciiTheme="minorHAnsi" w:hAnsiTheme="minorHAnsi"/>
-          <w:sz w:val="24"/>
-          <w:szCs w:val="24"/>
-        </w:rPr>
-      </w:pPr>
-      <w:r>
-        <w:rPr>
-          <w:rFonts w:asciiTheme="minorHAnsi" w:hAnsiTheme="minorHAnsi"/>
-          <w:sz w:val="24"/>
-          <w:szCs w:val="24"/>
-        </w:rPr>
-        <w:t>|--- dataset.py (</w:t>
-      </w:r>
-    </w:p>
-    <w:p>
-      <w:pPr>
-        <w:pStyle w:val="p3"/>
-        <w:jc w:val="both"/>
-        <w:rPr>
-          <w:rFonts w:asciiTheme="minorHAnsi" w:hAnsiTheme="minorHAnsi"/>
-          <w:sz w:val="24"/>
-          <w:szCs w:val="24"/>
-        </w:rPr>
-      </w:pPr>
-      <w:r>
-        <w:rPr>
-          <w:rFonts w:asciiTheme="minorHAnsi" w:hAnsiTheme="minorHAnsi"/>
-          <w:sz w:val="24"/>
-          <w:szCs w:val="24"/>
-        </w:rPr>
-        <w:t>|--- vae_model.py (contient encodeur, d</w:t>
-      </w:r>
-      <w:r>
-        <w:rPr>
-          <w:rFonts w:asciiTheme="minorHAnsi" w:hAnsiTheme="minorHAnsi" w:cs="Cambria"/>
-          <w:sz w:val="24"/>
-          <w:szCs w:val="24"/>
-        </w:rPr>
-        <w:t>é</w:t>
-      </w:r>
-      <w:r>
-        <w:rPr>
-          <w:rFonts w:asciiTheme="minorHAnsi" w:hAnsiTheme="minorHAnsi"/>
-          <w:sz w:val="24"/>
-          <w:szCs w:val="24"/>
-        </w:rPr>
-        <w:t xml:space="preserve">codeur, </w:t>
-      </w:r>
-      <w:proofErr w:type="spellStart"/>
-      <w:r>
-        <w:rPr>
-          <w:rFonts w:asciiTheme="minorHAnsi" w:hAnsiTheme="minorHAnsi"/>
-          <w:sz w:val="24"/>
-          <w:szCs w:val="24"/>
-        </w:rPr>
-        <w:t>loss</w:t>
-      </w:r>
-      <w:proofErr w:type="spellEnd"/>
-      <w:r>
-        <w:rPr>
-          <w:rFonts w:asciiTheme="minorHAnsi" w:hAnsiTheme="minorHAnsi"/>
-          <w:sz w:val="24"/>
-          <w:szCs w:val="24"/>
-        </w:rPr>
-        <w:t>,..)</w:t>
-      </w:r>
-    </w:p>
-    <w:p>
-      <w:pPr>
-        <w:pStyle w:val="p3"/>
-        <w:jc w:val="both"/>
-        <w:rPr>
-          <w:rFonts w:asciiTheme="minorHAnsi" w:hAnsiTheme="minorHAnsi"/>
-          <w:sz w:val="24"/>
-          <w:szCs w:val="24"/>
-        </w:rPr>
-      </w:pPr>
-      <w:r>
-        <w:rPr>
-          <w:rFonts w:asciiTheme="minorHAnsi" w:hAnsiTheme="minorHAnsi"/>
-          <w:sz w:val="24"/>
-          <w:szCs w:val="24"/>
-        </w:rPr>
-        <w:t>|--- train.py (contient les boucles d’entra</w:t>
-      </w:r>
-      <w:r>
-        <w:rPr>
-          <w:rFonts w:asciiTheme="minorHAnsi" w:hAnsiTheme="minorHAnsi" w:cs="Cambria"/>
-          <w:sz w:val="24"/>
-          <w:szCs w:val="24"/>
-        </w:rPr>
-        <w:t>î</w:t>
-      </w:r>
-      <w:r>
-        <w:rPr>
-          <w:rFonts w:asciiTheme="minorHAnsi" w:hAnsiTheme="minorHAnsi"/>
-          <w:sz w:val="24"/>
-          <w:szCs w:val="24"/>
-        </w:rPr>
-        <w:t>nement et de validation)</w:t>
-      </w:r>
-    </w:p>
-    <w:p>
-      <w:pPr>
-        <w:pStyle w:val="p3"/>
-        <w:jc w:val="both"/>
-        <w:rPr>
-          <w:rFonts w:asciiTheme="minorHAnsi" w:hAnsiTheme="minorHAnsi"/>
-          <w:sz w:val="24"/>
-          <w:szCs w:val="24"/>
-        </w:rPr>
-      </w:pPr>
-      <w:r>
-        <w:rPr>
-          <w:rFonts w:asciiTheme="minorHAnsi" w:hAnsiTheme="minorHAnsi"/>
-          <w:sz w:val="24"/>
-          <w:szCs w:val="24"/>
-        </w:rPr>
-        <w:t>|--- latent_space.py (les op</w:t>
-      </w:r>
-      <w:r>
-        <w:rPr>
-          <w:rFonts w:asciiTheme="minorHAnsi" w:hAnsiTheme="minorHAnsi" w:cs="Cambria"/>
-          <w:sz w:val="24"/>
-          <w:szCs w:val="24"/>
-        </w:rPr>
-        <w:t>é</w:t>
-      </w:r>
-      <w:r>
-        <w:rPr>
-          <w:rFonts w:asciiTheme="minorHAnsi" w:hAnsiTheme="minorHAnsi"/>
-          <w:sz w:val="24"/>
-          <w:szCs w:val="24"/>
-        </w:rPr>
-        <w:t>rations dans l’espace latent : m</w:t>
-      </w:r>
-      <w:r>
-        <w:rPr>
-          <w:rFonts w:asciiTheme="minorHAnsi" w:hAnsiTheme="minorHAnsi" w:cs="Cambria"/>
-          <w:sz w:val="24"/>
-          <w:szCs w:val="24"/>
-        </w:rPr>
-        <w:t>é</w:t>
-      </w:r>
-      <w:r>
-        <w:rPr>
-          <w:rFonts w:asciiTheme="minorHAnsi" w:hAnsiTheme="minorHAnsi"/>
-          <w:sz w:val="24"/>
-          <w:szCs w:val="24"/>
-        </w:rPr>
-        <w:t>langes,…)</w:t>
-      </w:r>
-    </w:p>
-    <w:p>
-      <w:pPr>
-        <w:pStyle w:val="p3"/>
-        <w:jc w:val="both"/>
-        <w:rPr>
-          <w:rFonts w:asciiTheme="minorHAnsi" w:hAnsiTheme="minorHAnsi"/>
-          <w:sz w:val="24"/>
-          <w:szCs w:val="24"/>
-        </w:rPr>
-      </w:pPr>
-      <w:r>
-        <w:rPr>
-          <w:rFonts w:asciiTheme="minorHAnsi" w:hAnsiTheme="minorHAnsi"/>
-          <w:sz w:val="24"/>
-          <w:szCs w:val="24"/>
-        </w:rPr>
-        <w:t>|--- app.py (interface graphique)</w:t>
-      </w:r>
-    </w:p>
-    <w:p>
-      <w:pPr>
-        <w:pStyle w:val="p3"/>
-        <w:jc w:val="both"/>
-        <w:rPr>
-          <w:rFonts w:asciiTheme="minorHAnsi" w:hAnsiTheme="minorHAnsi"/>
-          <w:sz w:val="24"/>
-          <w:szCs w:val="24"/>
-        </w:rPr>
-      </w:pPr>
-      <w:r>
-        <w:rPr>
-          <w:rFonts w:asciiTheme="minorHAnsi" w:hAnsiTheme="minorHAnsi"/>
-          <w:sz w:val="24"/>
-          <w:szCs w:val="24"/>
-        </w:rPr>
-        <w:t xml:space="preserve">|--- utils.py (les fonctions qui reviennent un peu partout, pour </w:t>
-      </w:r>
-      <w:r>
-        <w:rPr>
-          <w:rFonts w:asciiTheme="minorHAnsi" w:hAnsiTheme="minorHAnsi" w:cs="Cambria"/>
-          <w:sz w:val="24"/>
-          <w:szCs w:val="24"/>
-        </w:rPr>
-        <w:t>é</w:t>
-      </w:r>
-      <w:r>
-        <w:rPr>
-          <w:rFonts w:asciiTheme="minorHAnsi" w:hAnsiTheme="minorHAnsi"/>
-          <w:sz w:val="24"/>
-          <w:szCs w:val="24"/>
-        </w:rPr>
-        <w:t>viter des mettre partout)</w:t>
-      </w:r>
-    </w:p>
-    <w:p>
-      <w:pPr>
-        <w:pStyle w:val="p3"/>
-        <w:jc w:val="both"/>
-        <w:rPr>
-          <w:rFonts w:asciiTheme="minorHAnsi" w:hAnsiTheme="minorHAnsi"/>
-          <w:sz w:val="24"/>
-          <w:szCs w:val="24"/>
-        </w:rPr>
-      </w:pPr>
-      <w:r>
-        <w:rPr>
-          <w:rFonts w:asciiTheme="minorHAnsi" w:hAnsiTheme="minorHAnsi"/>
-          <w:sz w:val="24"/>
-          <w:szCs w:val="24"/>
-        </w:rPr>
-        <w:t xml:space="preserve">|--- scripts/ (appelle les fonctions de src et fait les grandes </w:t>
-      </w:r>
-      <w:r>
-        <w:rPr>
-          <w:rFonts w:asciiTheme="minorHAnsi" w:hAnsiTheme="minorHAnsi" w:cs="Cambria"/>
-          <w:sz w:val="24"/>
-          <w:szCs w:val="24"/>
-        </w:rPr>
-        <w:t>é</w:t>
-      </w:r>
-      <w:r>
-        <w:rPr>
-          <w:rFonts w:asciiTheme="minorHAnsi" w:hAnsiTheme="minorHAnsi"/>
-          <w:sz w:val="24"/>
-          <w:szCs w:val="24"/>
-        </w:rPr>
-        <w:t>tapes)</w:t>
-      </w:r>
-    </w:p>
-    <w:p>
-      <w:pPr>
-        <w:pStyle w:val="p3"/>
-        <w:jc w:val="both"/>
-        <w:rPr>
-          <w:rFonts w:asciiTheme="minorHAnsi" w:hAnsiTheme="minorHAnsi"/>
-          <w:sz w:val="24"/>
-          <w:szCs w:val="24"/>
-        </w:rPr>
-      </w:pPr>
-      <w:r>
-        <w:rPr>
-          <w:rFonts w:asciiTheme="minorHAnsi" w:hAnsiTheme="minorHAnsi"/>
-          <w:sz w:val="24"/>
-          <w:szCs w:val="24"/>
-        </w:rPr>
-        <w:t xml:space="preserve">|--- </w:t>
-      </w:r>
-      <w:proofErr w:type="spellStart"/>
-      <w:r>
-        <w:rPr>
-          <w:rFonts w:asciiTheme="minorHAnsi" w:hAnsiTheme="minorHAnsi"/>
-          <w:sz w:val="24"/>
-          <w:szCs w:val="24"/>
-        </w:rPr>
-        <w:t>preprocess</w:t>
-      </w:r>
-      <w:proofErr w:type="spellEnd"/>
-      <w:r>
-        <w:rPr>
-          <w:rFonts w:asciiTheme="minorHAnsi" w:hAnsiTheme="minorHAnsi"/>
-          <w:sz w:val="24"/>
-          <w:szCs w:val="24"/>
-        </w:rPr>
-        <w:t>_</w:t>
-      </w:r>
-    </w:p>
-    <w:p>
-      <w:pPr>
-        <w:pStyle w:val="p3"/>
-        <w:jc w:val="both"/>
-        <w:rPr>
-          <w:rFonts w:asciiTheme="minorHAnsi" w:hAnsiTheme="minorHAnsi"/>
-          <w:sz w:val="24"/>
-          <w:szCs w:val="24"/>
-        </w:rPr>
-      </w:pPr>
-      <w:r>
-        <w:rPr>
-          <w:rFonts w:asciiTheme="minorHAnsi" w:hAnsiTheme="minorHAnsi"/>
-          <w:sz w:val="24"/>
-          <w:szCs w:val="24"/>
-        </w:rPr>
-        <w:t xml:space="preserve">data.py (lance le </w:t>
-      </w:r>
-      <w:proofErr w:type="spellStart"/>
-      <w:r>
-        <w:rPr>
-          <w:rFonts w:asciiTheme="minorHAnsi" w:hAnsiTheme="minorHAnsi"/>
-          <w:sz w:val="24"/>
-          <w:szCs w:val="24"/>
-        </w:rPr>
-        <w:t>preprocessing</w:t>
-      </w:r>
-      <w:proofErr w:type="spellEnd"/>
-      <w:r>
-        <w:rPr>
-          <w:rFonts w:asciiTheme="minorHAnsi" w:hAnsiTheme="minorHAnsi"/>
-          <w:sz w:val="24"/>
-          <w:szCs w:val="24"/>
-        </w:rPr>
-        <w:t>)</w:t>
-      </w:r>
-    </w:p>
-    <w:p>
-      <w:pPr>
-        <w:pStyle w:val="p3"/>
-        <w:jc w:val="both"/>
-        <w:rPr>
-          <w:rFonts w:asciiTheme="minorHAnsi" w:hAnsiTheme="minorHAnsi"/>
-          <w:sz w:val="24"/>
-          <w:szCs w:val="24"/>
-        </w:rPr>
-      </w:pPr>
-      <w:r>
-        <w:rPr>
-          <w:rFonts w:asciiTheme="minorHAnsi" w:hAnsiTheme="minorHAnsi"/>
-          <w:sz w:val="24"/>
-          <w:szCs w:val="24"/>
-        </w:rPr>
-        <w:t>|--- train_model.py (lance entrainement)</w:t>
-      </w:r>
-    </w:p>
-    <w:p>
-      <w:pPr>
-        <w:pStyle w:val="p3"/>
-        <w:jc w:val="both"/>
-        <w:rPr>
-          <w:rFonts w:asciiTheme="minorHAnsi" w:hAnsiTheme="minorHAnsi"/>
-          <w:sz w:val="24"/>
-          <w:szCs w:val="24"/>
-          <w:lang w:val="en-US"/>
-        </w:rPr>
-      </w:pPr>
-      <w:r>
-        <w:rPr>
-          <w:rFonts w:asciiTheme="minorHAnsi" w:hAnsiTheme="minorHAnsi"/>
-          <w:sz w:val="24"/>
-          <w:szCs w:val="24"/>
-          <w:lang w:val="en-US"/>
-        </w:rPr>
-        <w:t>|--- launching_app.py (lance application)</w:t>
-      </w:r>
-    </w:p>
-    <w:p>
-      <w:pPr>
-        <w:jc w:val="both"/>
-        <w:rPr>
-          <w:lang w:val="en-US"/>
-        </w:rPr>
-      </w:pPr>
-    </w:p>
-    <w:p>
-      <w:pPr>
-        <w:jc w:val="both"/>
-        <w:rPr>
-          <w:lang w:val="en-US"/>
-        </w:rPr>
-      </w:pPr>
-    </w:p>
-    <w:p>
-      <w:pPr>
-        <w:jc w:val="both"/>
-        <w:rPr>
-          <w:lang w:val="en-US"/>
-        </w:rPr>
-      </w:pPr>
-    </w:p>
-    <w:p>
-      <w:pPr>
-        <w:jc w:val="both"/>
-      </w:pPr>
-      <w:r>
-        <w:t xml:space="preserve">Les choses à faire encore : </w:t>
-      </w:r>
-      <w:proofErr w:type="spellStart"/>
-      <w:r>
-        <w:t>modif</w:t>
-      </w:r>
-      <w:proofErr w:type="spellEnd"/>
-      <w:r>
-        <w:t xml:space="preserve"> de l’architecture pour que la nouvelle version soit exactement l’architecture finale, inscription explication espace latent et interface graphique</w:t>
+    </w:p>
+    <w:p>
+      <w:pPr>
+        <w:jc w:val="both"/>
+      </w:pPr>
+      <w:r>
+        <w:t>Les choses à faire encore : modif de l’architecture pour que la nouvelle version soit exactement l’architecture finale, inscription explication espace latent et interface graphique</w:t>
       </w:r>
     </w:p>
     <w:sectPr>
@@ -9354,6 +9125,11 @@
         <w:docPartUnique/>
       </w:docPartObj>
     </w:sdtPr>
+    <w:sdtEndPr>
+      <w:rPr>
+        <w:rStyle w:val="Numeropagina"/>
+      </w:rPr>
+    </w:sdtEndPr>
     <w:sdtContent>
       <w:p>
         <w:pPr>
@@ -9406,6 +9182,11 @@
         <w:docPartUnique/>
       </w:docPartObj>
     </w:sdtPr>
+    <w:sdtEndPr>
+      <w:rPr>
+        <w:rStyle w:val="Numeropagina"/>
+      </w:rPr>
+    </w:sdtEndPr>
     <w:sdtContent>
       <w:p>
         <w:pPr>
@@ -9438,7 +9219,7 @@
             <w:rStyle w:val="Numeropagina"/>
             <w:noProof/>
           </w:rPr>
-          <w:t>9</w:t>
+          <w:t>10</w:t>
         </w:r>
         <w:r>
           <w:rPr>
@@ -9598,6 +9379,119 @@
     </w:lvl>
   </w:abstractNum>
   <w:abstractNum w:abstractNumId="1" w15:restartNumberingAfterBreak="0">
+    <w:nsid w:val="20B6252B"/>
+    <w:multiLevelType w:val="multilevel"/>
+    <w:tmpl w:val="53240488"/>
+    <w:lvl w:ilvl="0">
+      <w:start w:val="3"/>
+      <w:numFmt w:val="decimal"/>
+      <w:lvlText w:val="%1."/>
+      <w:lvlJc w:val="left"/>
+      <w:pPr>
+        <w:tabs>
+          <w:tab w:val="num" w:pos="720"/>
+        </w:tabs>
+        <w:ind w:left="720" w:hanging="360"/>
+      </w:pPr>
+    </w:lvl>
+    <w:lvl w:ilvl="1" w:tentative="1">
+      <w:start w:val="1"/>
+      <w:numFmt w:val="decimal"/>
+      <w:lvlText w:val="%2."/>
+      <w:lvlJc w:val="left"/>
+      <w:pPr>
+        <w:tabs>
+          <w:tab w:val="num" w:pos="1440"/>
+        </w:tabs>
+        <w:ind w:left="1440" w:hanging="360"/>
+      </w:pPr>
+    </w:lvl>
+    <w:lvl w:ilvl="2" w:tentative="1">
+      <w:start w:val="1"/>
+      <w:numFmt w:val="decimal"/>
+      <w:lvlText w:val="%3."/>
+      <w:lvlJc w:val="left"/>
+      <w:pPr>
+        <w:tabs>
+          <w:tab w:val="num" w:pos="2160"/>
+        </w:tabs>
+        <w:ind w:left="2160" w:hanging="360"/>
+      </w:pPr>
+    </w:lvl>
+    <w:lvl w:ilvl="3" w:tentative="1">
+      <w:start w:val="1"/>
+      <w:numFmt w:val="decimal"/>
+      <w:lvlText w:val="%4."/>
+      <w:lvlJc w:val="left"/>
+      <w:pPr>
+        <w:tabs>
+          <w:tab w:val="num" w:pos="2880"/>
+        </w:tabs>
+        <w:ind w:left="2880" w:hanging="360"/>
+      </w:pPr>
+    </w:lvl>
+    <w:lvl w:ilvl="4" w:tentative="1">
+      <w:start w:val="1"/>
+      <w:numFmt w:val="decimal"/>
+      <w:lvlText w:val="%5."/>
+      <w:lvlJc w:val="left"/>
+      <w:pPr>
+        <w:tabs>
+          <w:tab w:val="num" w:pos="3600"/>
+        </w:tabs>
+        <w:ind w:left="3600" w:hanging="360"/>
+      </w:pPr>
+    </w:lvl>
+    <w:lvl w:ilvl="5" w:tentative="1">
+      <w:start w:val="1"/>
+      <w:numFmt w:val="decimal"/>
+      <w:lvlText w:val="%6."/>
+      <w:lvlJc w:val="left"/>
+      <w:pPr>
+        <w:tabs>
+          <w:tab w:val="num" w:pos="4320"/>
+        </w:tabs>
+        <w:ind w:left="4320" w:hanging="360"/>
+      </w:pPr>
+    </w:lvl>
+    <w:lvl w:ilvl="6" w:tentative="1">
+      <w:start w:val="1"/>
+      <w:numFmt w:val="decimal"/>
+      <w:lvlText w:val="%7."/>
+      <w:lvlJc w:val="left"/>
+      <w:pPr>
+        <w:tabs>
+          <w:tab w:val="num" w:pos="5040"/>
+        </w:tabs>
+        <w:ind w:left="5040" w:hanging="360"/>
+      </w:pPr>
+    </w:lvl>
+    <w:lvl w:ilvl="7" w:tentative="1">
+      <w:start w:val="1"/>
+      <w:numFmt w:val="decimal"/>
+      <w:lvlText w:val="%8."/>
+      <w:lvlJc w:val="left"/>
+      <w:pPr>
+        <w:tabs>
+          <w:tab w:val="num" w:pos="5760"/>
+        </w:tabs>
+        <w:ind w:left="5760" w:hanging="360"/>
+      </w:pPr>
+    </w:lvl>
+    <w:lvl w:ilvl="8" w:tentative="1">
+      <w:start w:val="1"/>
+      <w:numFmt w:val="decimal"/>
+      <w:lvlText w:val="%9."/>
+      <w:lvlJc w:val="left"/>
+      <w:pPr>
+        <w:tabs>
+          <w:tab w:val="num" w:pos="6480"/>
+        </w:tabs>
+        <w:ind w:left="6480" w:hanging="360"/>
+      </w:pPr>
+    </w:lvl>
+  </w:abstractNum>
+  <w:abstractNum w:abstractNumId="2" w15:restartNumberingAfterBreak="0">
     <w:nsid w:val="23104585"/>
     <w:multiLevelType w:val="hybridMultilevel"/>
     <w:tmpl w:val="1722E1B2"/>
@@ -9710,7 +9604,7 @@
       </w:rPr>
     </w:lvl>
   </w:abstractNum>
-  <w:abstractNum w:abstractNumId="2" w15:restartNumberingAfterBreak="0">
+  <w:abstractNum w:abstractNumId="3" w15:restartNumberingAfterBreak="0">
     <w:nsid w:val="29BC3B93"/>
     <w:multiLevelType w:val="multilevel"/>
     <w:tmpl w:val="5E10034E"/>
@@ -9823,7 +9717,156 @@
       </w:pPr>
     </w:lvl>
   </w:abstractNum>
-  <w:abstractNum w:abstractNumId="3" w15:restartNumberingAfterBreak="0">
+  <w:abstractNum w:abstractNumId="4" w15:restartNumberingAfterBreak="0">
+    <w:nsid w:val="2C7D6EEA"/>
+    <w:multiLevelType w:val="multilevel"/>
+    <w:tmpl w:val="C974EE0C"/>
+    <w:lvl w:ilvl="0">
+      <w:start w:val="1"/>
+      <w:numFmt w:val="bullet"/>
+      <w:lvlText w:val=""/>
+      <w:lvlJc w:val="left"/>
+      <w:pPr>
+        <w:tabs>
+          <w:tab w:val="num" w:pos="720"/>
+        </w:tabs>
+        <w:ind w:left="720" w:hanging="360"/>
+      </w:pPr>
+      <w:rPr>
+        <w:rFonts w:ascii="Symbol" w:hAnsi="Symbol" w:hint="default"/>
+        <w:sz w:val="20"/>
+      </w:rPr>
+    </w:lvl>
+    <w:lvl w:ilvl="1" w:tentative="1">
+      <w:start w:val="1"/>
+      <w:numFmt w:val="bullet"/>
+      <w:lvlText w:val="o"/>
+      <w:lvlJc w:val="left"/>
+      <w:pPr>
+        <w:tabs>
+          <w:tab w:val="num" w:pos="1440"/>
+        </w:tabs>
+        <w:ind w:left="1440" w:hanging="360"/>
+      </w:pPr>
+      <w:rPr>
+        <w:rFonts w:ascii="Courier New" w:hAnsi="Courier New" w:hint="default"/>
+        <w:sz w:val="20"/>
+      </w:rPr>
+    </w:lvl>
+    <w:lvl w:ilvl="2" w:tentative="1">
+      <w:start w:val="1"/>
+      <w:numFmt w:val="bullet"/>
+      <w:lvlText w:val=""/>
+      <w:lvlJc w:val="left"/>
+      <w:pPr>
+        <w:tabs>
+          <w:tab w:val="num" w:pos="2160"/>
+        </w:tabs>
+        <w:ind w:left="2160" w:hanging="360"/>
+      </w:pPr>
+      <w:rPr>
+        <w:rFonts w:ascii="Wingdings" w:hAnsi="Wingdings" w:hint="default"/>
+        <w:sz w:val="20"/>
+      </w:rPr>
+    </w:lvl>
+    <w:lvl w:ilvl="3" w:tentative="1">
+      <w:start w:val="1"/>
+      <w:numFmt w:val="bullet"/>
+      <w:lvlText w:val=""/>
+      <w:lvlJc w:val="left"/>
+      <w:pPr>
+        <w:tabs>
+          <w:tab w:val="num" w:pos="2880"/>
+        </w:tabs>
+        <w:ind w:left="2880" w:hanging="360"/>
+      </w:pPr>
+      <w:rPr>
+        <w:rFonts w:ascii="Wingdings" w:hAnsi="Wingdings" w:hint="default"/>
+        <w:sz w:val="20"/>
+      </w:rPr>
+    </w:lvl>
+    <w:lvl w:ilvl="4" w:tentative="1">
+      <w:start w:val="1"/>
+      <w:numFmt w:val="bullet"/>
+      <w:lvlText w:val=""/>
+      <w:lvlJc w:val="left"/>
+      <w:pPr>
+        <w:tabs>
+          <w:tab w:val="num" w:pos="3600"/>
+        </w:tabs>
+        <w:ind w:left="3600" w:hanging="360"/>
+      </w:pPr>
+      <w:rPr>
+        <w:rFonts w:ascii="Wingdings" w:hAnsi="Wingdings" w:hint="default"/>
+        <w:sz w:val="20"/>
+      </w:rPr>
+    </w:lvl>
+    <w:lvl w:ilvl="5" w:tentative="1">
+      <w:start w:val="1"/>
+      <w:numFmt w:val="bullet"/>
+      <w:lvlText w:val=""/>
+      <w:lvlJc w:val="left"/>
+      <w:pPr>
+        <w:tabs>
+          <w:tab w:val="num" w:pos="4320"/>
+        </w:tabs>
+        <w:ind w:left="4320" w:hanging="360"/>
+      </w:pPr>
+      <w:rPr>
+        <w:rFonts w:ascii="Wingdings" w:hAnsi="Wingdings" w:hint="default"/>
+        <w:sz w:val="20"/>
+      </w:rPr>
+    </w:lvl>
+    <w:lvl w:ilvl="6" w:tentative="1">
+      <w:start w:val="1"/>
+      <w:numFmt w:val="bullet"/>
+      <w:lvlText w:val=""/>
+      <w:lvlJc w:val="left"/>
+      <w:pPr>
+        <w:tabs>
+          <w:tab w:val="num" w:pos="5040"/>
+        </w:tabs>
+        <w:ind w:left="5040" w:hanging="360"/>
+      </w:pPr>
+      <w:rPr>
+        <w:rFonts w:ascii="Wingdings" w:hAnsi="Wingdings" w:hint="default"/>
+        <w:sz w:val="20"/>
+      </w:rPr>
+    </w:lvl>
+    <w:lvl w:ilvl="7" w:tentative="1">
+      <w:start w:val="1"/>
+      <w:numFmt w:val="bullet"/>
+      <w:lvlText w:val=""/>
+      <w:lvlJc w:val="left"/>
+      <w:pPr>
+        <w:tabs>
+          <w:tab w:val="num" w:pos="5760"/>
+        </w:tabs>
+        <w:ind w:left="5760" w:hanging="360"/>
+      </w:pPr>
+      <w:rPr>
+        <w:rFonts w:ascii="Wingdings" w:hAnsi="Wingdings" w:hint="default"/>
+        <w:sz w:val="20"/>
+      </w:rPr>
+    </w:lvl>
+    <w:lvl w:ilvl="8" w:tentative="1">
+      <w:start w:val="1"/>
+      <w:numFmt w:val="bullet"/>
+      <w:lvlText w:val=""/>
+      <w:lvlJc w:val="left"/>
+      <w:pPr>
+        <w:tabs>
+          <w:tab w:val="num" w:pos="6480"/>
+        </w:tabs>
+        <w:ind w:left="6480" w:hanging="360"/>
+      </w:pPr>
+      <w:rPr>
+        <w:rFonts w:ascii="Wingdings" w:hAnsi="Wingdings" w:hint="default"/>
+        <w:sz w:val="20"/>
+      </w:rPr>
+    </w:lvl>
+  </w:abstractNum>
+  <w:abstractNum w:abstractNumId="5" w15:restartNumberingAfterBreak="0">
     <w:nsid w:val="31FE09D5"/>
     <w:multiLevelType w:val="multilevel"/>
     <w:tmpl w:val="AC06FFE4"/>
@@ -9972,7 +10015,7 @@
       </w:rPr>
     </w:lvl>
   </w:abstractNum>
-  <w:abstractNum w:abstractNumId="4" w15:restartNumberingAfterBreak="0">
+  <w:abstractNum w:abstractNumId="6" w15:restartNumberingAfterBreak="0">
     <w:nsid w:val="3ADC5828"/>
     <w:multiLevelType w:val="multilevel"/>
     <w:tmpl w:val="8974BAD8"/>
@@ -10085,7 +10128,156 @@
       </w:pPr>
     </w:lvl>
   </w:abstractNum>
-  <w:abstractNum w:abstractNumId="5" w15:restartNumberingAfterBreak="0">
+  <w:abstractNum w:abstractNumId="7" w15:restartNumberingAfterBreak="0">
+    <w:nsid w:val="3CFD68DF"/>
+    <w:multiLevelType w:val="multilevel"/>
+    <w:tmpl w:val="2092E290"/>
+    <w:lvl w:ilvl="0">
+      <w:start w:val="1"/>
+      <w:numFmt w:val="bullet"/>
+      <w:lvlText w:val=""/>
+      <w:lvlJc w:val="left"/>
+      <w:pPr>
+        <w:tabs>
+          <w:tab w:val="num" w:pos="720"/>
+        </w:tabs>
+        <w:ind w:left="720" w:hanging="360"/>
+      </w:pPr>
+      <w:rPr>
+        <w:rFonts w:ascii="Symbol" w:hAnsi="Symbol" w:hint="default"/>
+        <w:sz w:val="20"/>
+      </w:rPr>
+    </w:lvl>
+    <w:lvl w:ilvl="1" w:tentative="1">
+      <w:start w:val="1"/>
+      <w:numFmt w:val="bullet"/>
+      <w:lvlText w:val="o"/>
+      <w:lvlJc w:val="left"/>
+      <w:pPr>
+        <w:tabs>
+          <w:tab w:val="num" w:pos="1440"/>
+        </w:tabs>
+        <w:ind w:left="1440" w:hanging="360"/>
+      </w:pPr>
+      <w:rPr>
+        <w:rFonts w:ascii="Courier New" w:hAnsi="Courier New" w:hint="default"/>
+        <w:sz w:val="20"/>
+      </w:rPr>
+    </w:lvl>
+    <w:lvl w:ilvl="2" w:tentative="1">
+      <w:start w:val="1"/>
+      <w:numFmt w:val="bullet"/>
+      <w:lvlText w:val=""/>
+      <w:lvlJc w:val="left"/>
+      <w:pPr>
+        <w:tabs>
+          <w:tab w:val="num" w:pos="2160"/>
+        </w:tabs>
+        <w:ind w:left="2160" w:hanging="360"/>
+      </w:pPr>
+      <w:rPr>
+        <w:rFonts w:ascii="Wingdings" w:hAnsi="Wingdings" w:hint="default"/>
+        <w:sz w:val="20"/>
+      </w:rPr>
+    </w:lvl>
+    <w:lvl w:ilvl="3" w:tentative="1">
+      <w:start w:val="1"/>
+      <w:numFmt w:val="bullet"/>
+      <w:lvlText w:val=""/>
+      <w:lvlJc w:val="left"/>
+      <w:pPr>
+        <w:tabs>
+          <w:tab w:val="num" w:pos="2880"/>
+        </w:tabs>
+        <w:ind w:left="2880" w:hanging="360"/>
+      </w:pPr>
+      <w:rPr>
+        <w:rFonts w:ascii="Wingdings" w:hAnsi="Wingdings" w:hint="default"/>
+        <w:sz w:val="20"/>
+      </w:rPr>
+    </w:lvl>
+    <w:lvl w:ilvl="4" w:tentative="1">
+      <w:start w:val="1"/>
+      <w:numFmt w:val="bullet"/>
+      <w:lvlText w:val=""/>
+      <w:lvlJc w:val="left"/>
+      <w:pPr>
+        <w:tabs>
+          <w:tab w:val="num" w:pos="3600"/>
+        </w:tabs>
+        <w:ind w:left="3600" w:hanging="360"/>
+      </w:pPr>
+      <w:rPr>
+        <w:rFonts w:ascii="Wingdings" w:hAnsi="Wingdings" w:hint="default"/>
+        <w:sz w:val="20"/>
+      </w:rPr>
+    </w:lvl>
+    <w:lvl w:ilvl="5" w:tentative="1">
+      <w:start w:val="1"/>
+      <w:numFmt w:val="bullet"/>
+      <w:lvlText w:val=""/>
+      <w:lvlJc w:val="left"/>
+      <w:pPr>
+        <w:tabs>
+          <w:tab w:val="num" w:pos="4320"/>
+        </w:tabs>
+        <w:ind w:left="4320" w:hanging="360"/>
+      </w:pPr>
+      <w:rPr>
+        <w:rFonts w:ascii="Wingdings" w:hAnsi="Wingdings" w:hint="default"/>
+        <w:sz w:val="20"/>
+      </w:rPr>
+    </w:lvl>
+    <w:lvl w:ilvl="6" w:tentative="1">
+      <w:start w:val="1"/>
+      <w:numFmt w:val="bullet"/>
+      <w:lvlText w:val=""/>
+      <w:lvlJc w:val="left"/>
+      <w:pPr>
+        <w:tabs>
+          <w:tab w:val="num" w:pos="5040"/>
+        </w:tabs>
+        <w:ind w:left="5040" w:hanging="360"/>
+      </w:pPr>
+      <w:rPr>
+        <w:rFonts w:ascii="Wingdings" w:hAnsi="Wingdings" w:hint="default"/>
+        <w:sz w:val="20"/>
+      </w:rPr>
+    </w:lvl>
+    <w:lvl w:ilvl="7" w:tentative="1">
+      <w:start w:val="1"/>
+      <w:numFmt w:val="bullet"/>
+      <w:lvlText w:val=""/>
+      <w:lvlJc w:val="left"/>
+      <w:pPr>
+        <w:tabs>
+          <w:tab w:val="num" w:pos="5760"/>
+        </w:tabs>
+        <w:ind w:left="5760" w:hanging="360"/>
+      </w:pPr>
+      <w:rPr>
+        <w:rFonts w:ascii="Wingdings" w:hAnsi="Wingdings" w:hint="default"/>
+        <w:sz w:val="20"/>
+      </w:rPr>
+    </w:lvl>
+    <w:lvl w:ilvl="8" w:tentative="1">
+      <w:start w:val="1"/>
+      <w:numFmt w:val="bullet"/>
+      <w:lvlText w:val=""/>
+      <w:lvlJc w:val="left"/>
+      <w:pPr>
+        <w:tabs>
+          <w:tab w:val="num" w:pos="6480"/>
+        </w:tabs>
+        <w:ind w:left="6480" w:hanging="360"/>
+      </w:pPr>
+      <w:rPr>
+        <w:rFonts w:ascii="Wingdings" w:hAnsi="Wingdings" w:hint="default"/>
+        <w:sz w:val="20"/>
+      </w:rPr>
+    </w:lvl>
+  </w:abstractNum>
+  <w:abstractNum w:abstractNumId="8" w15:restartNumberingAfterBreak="0">
     <w:nsid w:val="437B7525"/>
     <w:multiLevelType w:val="hybridMultilevel"/>
     <w:tmpl w:val="C512ED28"/>
@@ -10096,7 +10288,7 @@
       <w:lvlText w:val="%1."/>
       <w:lvlJc w:val="right"/>
       <w:pPr>
-        <w:ind w:left="720" w:hanging="360"/>
+        <w:ind w:left="360" w:hanging="360"/>
       </w:pPr>
     </w:lvl>
     <w:lvl w:ilvl="1" w:tplc="040C0019" w:tentative="1">
@@ -10172,7 +10364,7 @@
       </w:pPr>
     </w:lvl>
   </w:abstractNum>
-  <w:abstractNum w:abstractNumId="6" w15:restartNumberingAfterBreak="0">
+  <w:abstractNum w:abstractNumId="9" w15:restartNumberingAfterBreak="0">
     <w:nsid w:val="49381E7D"/>
     <w:multiLevelType w:val="multilevel"/>
     <w:tmpl w:val="C94ADAA0"/>
@@ -10285,7 +10477,7 @@
       </w:pPr>
     </w:lvl>
   </w:abstractNum>
-  <w:abstractNum w:abstractNumId="7" w15:restartNumberingAfterBreak="0">
+  <w:abstractNum w:abstractNumId="10" w15:restartNumberingAfterBreak="0">
     <w:nsid w:val="4D9D57F8"/>
     <w:multiLevelType w:val="hybridMultilevel"/>
     <w:tmpl w:val="9BD6ECEE"/>
@@ -10398,7 +10590,7 @@
       </w:rPr>
     </w:lvl>
   </w:abstractNum>
-  <w:abstractNum w:abstractNumId="8" w15:restartNumberingAfterBreak="0">
+  <w:abstractNum w:abstractNumId="11" w15:restartNumberingAfterBreak="0">
     <w:nsid w:val="5684602D"/>
     <w:multiLevelType w:val="multilevel"/>
     <w:tmpl w:val="B536742C"/>
@@ -10547,7 +10739,7 @@
       </w:rPr>
     </w:lvl>
   </w:abstractNum>
-  <w:abstractNum w:abstractNumId="9" w15:restartNumberingAfterBreak="0">
+  <w:abstractNum w:abstractNumId="12" w15:restartNumberingAfterBreak="0">
     <w:nsid w:val="67E215B6"/>
     <w:multiLevelType w:val="hybridMultilevel"/>
     <w:tmpl w:val="19764B4A"/>
@@ -10634,7 +10826,120 @@
       </w:pPr>
     </w:lvl>
   </w:abstractNum>
-  <w:abstractNum w:abstractNumId="10" w15:restartNumberingAfterBreak="0">
+  <w:abstractNum w:abstractNumId="13" w15:restartNumberingAfterBreak="0">
+    <w:nsid w:val="772645DD"/>
+    <w:multiLevelType w:val="multilevel"/>
+    <w:tmpl w:val="CFCAEE6E"/>
+    <w:lvl w:ilvl="0">
+      <w:start w:val="1"/>
+      <w:numFmt w:val="decimal"/>
+      <w:lvlText w:val="%1."/>
+      <w:lvlJc w:val="left"/>
+      <w:pPr>
+        <w:tabs>
+          <w:tab w:val="num" w:pos="720"/>
+        </w:tabs>
+        <w:ind w:left="720" w:hanging="360"/>
+      </w:pPr>
+    </w:lvl>
+    <w:lvl w:ilvl="1" w:tentative="1">
+      <w:start w:val="1"/>
+      <w:numFmt w:val="decimal"/>
+      <w:lvlText w:val="%2."/>
+      <w:lvlJc w:val="left"/>
+      <w:pPr>
+        <w:tabs>
+          <w:tab w:val="num" w:pos="1440"/>
+        </w:tabs>
+        <w:ind w:left="1440" w:hanging="360"/>
+      </w:pPr>
+    </w:lvl>
+    <w:lvl w:ilvl="2" w:tentative="1">
+      <w:start w:val="1"/>
+      <w:numFmt w:val="decimal"/>
+      <w:lvlText w:val="%3."/>
+      <w:lvlJc w:val="left"/>
+      <w:pPr>
+        <w:tabs>
+          <w:tab w:val="num" w:pos="2160"/>
+        </w:tabs>
+        <w:ind w:left="2160" w:hanging="360"/>
+      </w:pPr>
+    </w:lvl>
+    <w:lvl w:ilvl="3" w:tentative="1">
+      <w:start w:val="1"/>
+      <w:numFmt w:val="decimal"/>
+      <w:lvlText w:val="%4."/>
+      <w:lvlJc w:val="left"/>
+      <w:pPr>
+        <w:tabs>
+          <w:tab w:val="num" w:pos="2880"/>
+        </w:tabs>
+        <w:ind w:left="2880" w:hanging="360"/>
+      </w:pPr>
+    </w:lvl>
+    <w:lvl w:ilvl="4" w:tentative="1">
+      <w:start w:val="1"/>
+      <w:numFmt w:val="decimal"/>
+      <w:lvlText w:val="%5."/>
+      <w:lvlJc w:val="left"/>
+      <w:pPr>
+        <w:tabs>
+          <w:tab w:val="num" w:pos="3600"/>
+        </w:tabs>
+        <w:ind w:left="3600" w:hanging="360"/>
+      </w:pPr>
+    </w:lvl>
+    <w:lvl w:ilvl="5" w:tentative="1">
+      <w:start w:val="1"/>
+      <w:numFmt w:val="decimal"/>
+      <w:lvlText w:val="%6."/>
+      <w:lvlJc w:val="left"/>
+      <w:pPr>
+        <w:tabs>
+          <w:tab w:val="num" w:pos="4320"/>
+        </w:tabs>
+        <w:ind w:left="4320" w:hanging="360"/>
+      </w:pPr>
+    </w:lvl>
+    <w:lvl w:ilvl="6" w:tentative="1">
+      <w:start w:val="1"/>
+      <w:numFmt w:val="decimal"/>
+      <w:lvlText w:val="%7."/>
+      <w:lvlJc w:val="left"/>
+      <w:pPr>
+        <w:tabs>
+          <w:tab w:val="num" w:pos="5040"/>
+        </w:tabs>
+        <w:ind w:left="5040" w:hanging="360"/>
+      </w:pPr>
+    </w:lvl>
+    <w:lvl w:ilvl="7" w:tentative="1">
+      <w:start w:val="1"/>
+      <w:numFmt w:val="decimal"/>
+      <w:lvlText w:val="%8."/>
+      <w:lvlJc w:val="left"/>
+      <w:pPr>
+        <w:tabs>
+          <w:tab w:val="num" w:pos="5760"/>
+        </w:tabs>
+        <w:ind w:left="5760" w:hanging="360"/>
+      </w:pPr>
+    </w:lvl>
+    <w:lvl w:ilvl="8" w:tentative="1">
+      <w:start w:val="1"/>
+      <w:numFmt w:val="decimal"/>
+      <w:lvlText w:val="%9."/>
+      <w:lvlJc w:val="left"/>
+      <w:pPr>
+        <w:tabs>
+          <w:tab w:val="num" w:pos="6480"/>
+        </w:tabs>
+        <w:ind w:left="6480" w:hanging="360"/>
+      </w:pPr>
+    </w:lvl>
+  </w:abstractNum>
+  <w:abstractNum w:abstractNumId="14" w15:restartNumberingAfterBreak="0">
     <w:nsid w:val="7FE124F6"/>
     <w:multiLevelType w:val="multilevel"/>
     <w:tmpl w:val="51FA7A12"/>
@@ -10784,85 +11089,97 @@
     </w:lvl>
   </w:abstractNum>
   <w:num w:numId="1">
-    <w:abstractNumId w:val="7"/>
+    <w:abstractNumId w:val="10"/>
   </w:num>
   <w:num w:numId="2">
-    <w:abstractNumId w:val="1"/>
+    <w:abstractNumId w:val="2"/>
   </w:num>
   <w:num w:numId="3">
     <w:abstractNumId w:val="0"/>
   </w:num>
   <w:num w:numId="4">
-    <w:abstractNumId w:val="5"/>
+    <w:abstractNumId w:val="8"/>
   </w:num>
   <w:num w:numId="5">
-    <w:abstractNumId w:val="9"/>
+    <w:abstractNumId w:val="12"/>
   </w:num>
   <w:num w:numId="6">
-    <w:abstractNumId w:val="9"/>
+    <w:abstractNumId w:val="12"/>
     <w:lvlOverride w:ilvl="0">
       <w:startOverride w:val="1"/>
     </w:lvlOverride>
   </w:num>
   <w:num w:numId="7">
-    <w:abstractNumId w:val="9"/>
+    <w:abstractNumId w:val="12"/>
     <w:lvlOverride w:ilvl="0">
       <w:startOverride w:val="1"/>
     </w:lvlOverride>
   </w:num>
   <w:num w:numId="8">
-    <w:abstractNumId w:val="9"/>
+    <w:abstractNumId w:val="12"/>
     <w:lvlOverride w:ilvl="0">
       <w:startOverride w:val="1"/>
     </w:lvlOverride>
   </w:num>
   <w:num w:numId="9">
-    <w:abstractNumId w:val="9"/>
+    <w:abstractNumId w:val="12"/>
     <w:lvlOverride w:ilvl="0">
       <w:startOverride w:val="1"/>
     </w:lvlOverride>
   </w:num>
   <w:num w:numId="10">
-    <w:abstractNumId w:val="9"/>
+    <w:abstractNumId w:val="12"/>
     <w:lvlOverride w:ilvl="0">
       <w:startOverride w:val="1"/>
     </w:lvlOverride>
   </w:num>
   <w:num w:numId="11">
-    <w:abstractNumId w:val="5"/>
+    <w:abstractNumId w:val="8"/>
     <w:lvlOverride w:ilvl="0">
       <w:startOverride w:val="1"/>
     </w:lvlOverride>
   </w:num>
   <w:num w:numId="12">
-    <w:abstractNumId w:val="9"/>
+    <w:abstractNumId w:val="12"/>
     <w:lvlOverride w:ilvl="0">
       <w:startOverride w:val="1"/>
     </w:lvlOverride>
   </w:num>
   <w:num w:numId="13">
-    <w:abstractNumId w:val="9"/>
+    <w:abstractNumId w:val="12"/>
     <w:lvlOverride w:ilvl="0">
       <w:startOverride w:val="1"/>
     </w:lvlOverride>
   </w:num>
   <w:num w:numId="14">
+    <w:abstractNumId w:val="9"/>
+  </w:num>
+  <w:num w:numId="15">
+    <w:abstractNumId w:val="11"/>
+  </w:num>
+  <w:num w:numId="16">
+    <w:abstractNumId w:val="3"/>
+  </w:num>
+  <w:num w:numId="17">
+    <w:abstractNumId w:val="14"/>
+  </w:num>
+  <w:num w:numId="18">
     <w:abstractNumId w:val="6"/>
   </w:num>
-  <w:num w:numId="15">
-    <w:abstractNumId w:val="8"/>
+  <w:num w:numId="19">
+    <w:abstractNumId w:val="5"/>
   </w:num>
-  <w:num w:numId="16">
-    <w:abstractNumId w:val="2"/>
+  <w:num w:numId="20">
+    <w:abstractNumId w:val="13"/>
   </w:num>
-  <w:num w:numId="17">
-    <w:abstractNumId w:val="10"/>
+  <w:num w:numId="21">
+    <w:abstractNumId w:val="7"/>
   </w:num>
-  <w:num w:numId="18">
+  <w:num w:numId="22">
+    <w:abstractNumId w:val="1"/>
+  </w:num>
+  <w:num w:numId="23">
     <w:abstractNumId w:val="4"/>
-  </w:num>
-  <w:num w:numId="19">
-    <w:abstractNumId w:val="3"/>
   </w:num>
 </w:numbering>
 </file>
@@ -11279,6 +11596,7 @@
         <w:numId w:val="4"/>
       </w:numPr>
       <w:spacing w:before="360" w:after="80"/>
+      <w:ind w:left="720"/>
       <w:outlineLvl w:val="0"/>
     </w:pPr>
     <w:rPr>
@@ -12535,7 +12853,7 @@
 </file>
 
 <file path=customXml/itemProps1.xml><?xml version="1.0" encoding="utf-8"?>
-<ds:datastoreItem xmlns:ds="http://schemas.openxmlformats.org/officeDocument/2006/customXml" ds:itemID="{F202EBC3-A0F7-4367-ACFA-FEC62E7043E0}">
+<ds:datastoreItem xmlns:ds="http://schemas.openxmlformats.org/officeDocument/2006/customXml" ds:itemID="{0DC7877A-9CC0-4169-8EBA-0D2FC1B0497F}">
   <ds:schemaRefs>
     <ds:schemaRef ds:uri="http://schemas.openxmlformats.org/officeDocument/2006/bibliography"/>
   </ds:schemaRefs>
